--- a/ISR_Staging_Commitment.docx
+++ b/ISR_Staging_Commitment.docx
@@ -218,7 +218,7 @@
           <w:sz w:val="24"/>
           <w:szCs w:val="24"/>
         </w:rPr>
-        <w:t>The paper makes three contributions to the IS literature. First, it moves real options from the discrete funding of projects to the continuous maintenance of a generative system, a class of digital object that is updated weekly rather than funded annually. Second, it introduces judge drift as a jump in the ruler within the observation equation, and it argues that pinning and recalibrating the judge constitutes an option in its own right rather than a matter of hygiene. Third, it specifies an inspection option, namely canaries on which a high judge score is itself suspicious, which is easily overlooked when evaluation is conceived only as a mean over a holdout sample.</w:t>
+        <w:t>The paper makes four contributions to the IS literature. First, it moves real options from the discrete funding of projects to the continuous maintenance of a generative system, a class of digital object that is updated weekly rather than funded annually. Second, it introduces judge drift as a jump in the ruler within the observation equation, and it argues that pinning and recalibrating the judge constitutes an option in its own right rather than a matter of hygiene. Third, it specifies an inspection option, namely canaries on which a high judge score is itself suspicious, which is easily overlooked when evaluation is conceived only as a mean over a holdout sample. Fourth, a stylized extension shows that when the team that searches is paid on the judge score, inspection works through deterrence as well as detection, and that the deterrence strengthens with search depth.</w:t>
       </w:r>
     </w:p>
     <w:p>
@@ -9252,7 +9252,7 @@
           <w:sz w:val="24"/>
           <w:szCs w:val="24"/>
         </w:rPr>
-        <w:t>The propositions also bear on the literature on organizational control. A control that is cheap and used as an objective is a Goodhart instrument. Real options theory supplies the decision rule that control theory alone does not: when the instrument is compromised, the organization should raise F rather than automate harder.</w:t>
+        <w:t>The propositions also bear on the literature on organizational control. A control that is cheap and used as an objective is a Goodhart instrument. Real options theory supplies the decision rule that control theory alone does not: when the instrument is compromised, the organization should raise F rather than automate harder. The extension in Appendix E adds that inspection is more than a statistical check: by lowering the payoff to gaming, it also deters gaming.</w:t>
       </w:r>
     </w:p>
     <w:p>
@@ -10301,7 +10301,7 @@
           <w:sz w:val="24"/>
           <w:szCs w:val="24"/>
         </w:rPr>
-        <w:t>The model also treats the optimizer as a single agent. In firms, search is distributed across prompt engineers, vendor updates, and fine-tunes. Multi-agent contamination of G is an open governance problem, because holdout sets deteriorate when too many teams can see them.</w:t>
+        <w:t>The model also treats the optimizer as a single agent. In firms, search is distributed across prompt engineers, vendor updates, and fine-tunes. Multi-agent contamination of G is an open governance problem, because holdout sets deteriorate when too many teams can see them. Appendix E relaxes this in a stylized way by letting one team choose how much to invest in exploits, but the multi-agent case remains open.</w:t>
       </w:r>
     </w:p>
     <w:p>
@@ -10636,6 +10636,44 @@
           <w:szCs w:val="24"/>
         </w:rPr>
         <w:t>. PMLR 202.</w:t>
+      </w:r>
+    </w:p>
+    <w:p>
+      <w:pPr>
+        <w:spacing w:after="160" w:before="0" w:line="276" w:lineRule="auto"/>
+        <w:ind w:left="720" w:hanging="720"/>
+        <w:jc w:val="left"/>
+      </w:pPr>
+      <w:r>
+        <w:rPr>
+          <w:rFonts w:ascii="Times New Roman" w:cs="Times New Roman" w:eastAsia="Times New Roman" w:hAnsi="Times New Roman"/>
+          <w:bCs w:val="false"/>
+          <w:iCs w:val="false"/>
+          <w:sz w:val="24"/>
+          <w:szCs w:val="24"/>
+        </w:rPr>
+        <w:t xml:space="preserve">Holmström B and Milgrom P (1991) Multitask principal–agent analyses: Incentive contracts, asset ownership, and job design. </w:t>
+      </w:r>
+      <w:r>
+        <w:rPr>
+          <w:rFonts w:ascii="Times New Roman" w:cs="Times New Roman" w:eastAsia="Times New Roman" w:hAnsi="Times New Roman"/>
+          <w:bCs w:val="false"/>
+          <w:i/>
+          <w:iCs w:val="false"/>
+          <w:sz w:val="24"/>
+          <w:szCs w:val="24"/>
+        </w:rPr>
+        <w:t>Journal of Law, Economics, and Organization</w:t>
+      </w:r>
+      <w:r>
+        <w:rPr>
+          <w:rFonts w:ascii="Times New Roman" w:cs="Times New Roman" w:eastAsia="Times New Roman" w:hAnsi="Times New Roman"/>
+          <w:bCs w:val="false"/>
+          <w:iCs w:val="false"/>
+          <w:sz w:val="24"/>
+          <w:szCs w:val="24"/>
+        </w:rPr>
+        <w:t xml:space="preserve"> 7(special issue):24–52.</w:t>
       </w:r>
     </w:p>
     <w:p>
@@ -16288,7 +16326,28 @@
           <w:sz w:val="24"/>
           <w:szCs w:val="24"/>
         </w:rPr>
-        <w:t>Without inspection, the shipped candidate is an exploit with probability 1 − (1 − π)^N, so expected net value is</w:t>
+        <w:t>Without inspection, the shipped candidate is an exploit with probability 1 − (1 − π)</w:t>
+      </w:r>
+      <w:r>
+        <w:rPr>
+          <w:rFonts w:ascii="Times New Roman" w:cs="Times New Roman" w:eastAsia="Times New Roman" w:hAnsi="Times New Roman"/>
+          <w:bCs w:val="false"/>
+          <w:iCs w:val="false"/>
+          <w:sz w:val="24"/>
+          <w:szCs w:val="24"/>
+          <w:vertAlign w:val="superscript"/>
+        </w:rPr>
+        <w:t>N</w:t>
+      </w:r>
+      <w:r>
+        <w:rPr>
+          <w:rFonts w:ascii="Times New Roman" w:cs="Times New Roman" w:eastAsia="Times New Roman" w:hAnsi="Times New Roman"/>
+          <w:bCs w:val="false"/>
+          <w:iCs w:val="false"/>
+          <w:sz w:val="24"/>
+          <w:szCs w:val="24"/>
+        </w:rPr>
+        <w:t>, so expected net value is</w:t>
       </w:r>
     </w:p>
     <w:p>
@@ -16339,7 +16398,28 @@
           <w:sz w:val="24"/>
           <w:szCs w:val="24"/>
         </w:rPr>
-        <w:t>)  =  (1 − π)^N ρ</w:t>
+        <w:t>)  =  (1 − π)</w:t>
+      </w:r>
+      <w:r>
+        <w:rPr>
+          <w:rFonts w:ascii="Times New Roman" w:cs="Times New Roman" w:eastAsia="Times New Roman" w:hAnsi="Times New Roman"/>
+          <w:bCs w:val="false"/>
+          <w:iCs/>
+          <w:sz w:val="24"/>
+          <w:szCs w:val="24"/>
+          <w:vertAlign w:val="superscript"/>
+        </w:rPr>
+        <w:t>N</w:t>
+      </w:r>
+      <w:r>
+        <w:rPr>
+          <w:rFonts w:ascii="Times New Roman" w:cs="Times New Roman" w:eastAsia="Times New Roman" w:hAnsi="Times New Roman"/>
+          <w:bCs w:val="false"/>
+          <w:iCs/>
+          <w:sz w:val="24"/>
+          <w:szCs w:val="24"/>
+        </w:rPr>
+        <w:t xml:space="preserve"> ρ</w:t>
       </w:r>
       <w:r>
         <w:rPr>
@@ -16393,7 +16473,28 @@
           <w:sz w:val="24"/>
           <w:szCs w:val="24"/>
         </w:rPr>
-        <w:t xml:space="preserve">  −  [1 − (1 − π)^N] </w:t>
+        <w:t xml:space="preserve">  −  [1 − (1 − π)</w:t>
+      </w:r>
+      <w:r>
+        <w:rPr>
+          <w:rFonts w:ascii="Times New Roman" w:cs="Times New Roman" w:eastAsia="Times New Roman" w:hAnsi="Times New Roman"/>
+          <w:bCs w:val="false"/>
+          <w:iCs/>
+          <w:sz w:val="24"/>
+          <w:szCs w:val="24"/>
+          <w:vertAlign w:val="superscript"/>
+        </w:rPr>
+        <w:t>N</w:t>
+      </w:r>
+      <w:r>
+        <w:rPr>
+          <w:rFonts w:ascii="Times New Roman" w:cs="Times New Roman" w:eastAsia="Times New Roman" w:hAnsi="Times New Roman"/>
+          <w:bCs w:val="false"/>
+          <w:iCs/>
+          <w:sz w:val="24"/>
+          <w:szCs w:val="24"/>
+        </w:rPr>
+        <w:t xml:space="preserve">] </w:t>
       </w:r>
       <w:r>
         <w:rPr>
@@ -16813,24 +16914,1638 @@
           <w:sz w:val="24"/>
           <w:szCs w:val="24"/>
         </w:rPr>
-        <w:t xml:space="preserve">so that judge-only shipping is optimal at low search depth and inspection becomes optimal beyond it. When π is close to zero, as the experiments of Section 4 suggest for a strong judge on verifiable problems, </w:t>
-      </w:r>
-      <w:r>
-        <w:rPr>
-          <w:rFonts w:ascii="Times New Roman" w:cs="Times New Roman" w:eastAsia="Times New Roman" w:hAnsi="Times New Roman"/>
-          <w:bCs w:val="false"/>
-          <w:i/>
-          <w:iCs w:val="false"/>
-          <w:sz w:val="24"/>
-          <w:szCs w:val="24"/>
-        </w:rPr>
-        <w:t>U</w:t>
-      </w:r>
-      <w:r>
-        <w:rPr>
-          <w:rFonts w:ascii="Times New Roman" w:cs="Times New Roman" w:eastAsia="Times New Roman" w:hAnsi="Times New Roman"/>
-          <w:bCs w:val="false"/>
-          <w:iCs w:val="false"/>
+        <w:t>so that judge-only shipping is optimal at low search depth and inspection becomes optimal beyond it. When π is close to zero, as the experiments of Section 4 suggest for a strong judge on verifiable problems, U(N) has no interior maximum within the range explored, and deeper search is limited only by its cost. The expected-value expression and the single-root property were checked numerically. The model assumes that exploits always receive the top score and that π and d are exogenous, assumptions that Appendix E relaxes.</w:t>
+      </w:r>
+    </w:p>
+    <w:p>
+      <w:pPr>
+        <w:pStyle w:val="Heading1"/>
+        <w:spacing w:after="240" w:before="360" w:line="480" w:lineRule="auto"/>
+        <w:jc w:val="center"/>
+      </w:pPr>
+      <w:r>
+        <w:rPr>
+          <w:rFonts w:ascii="Times New Roman" w:cs="Times New Roman" w:eastAsia="Times New Roman" w:hAnsi="Times New Roman"/>
+          <w:bCs/>
+          <w:iCs w:val="false"/>
+          <w:sz w:val="24"/>
+          <w:szCs w:val="24"/>
+        </w:rPr>
+        <w:t>APPENDIX E: ENDOGENOUS EXPLOITATION AND THE DETERRENCE ROLE OF INSPECTION</w:t>
+      </w:r>
+    </w:p>
+    <w:p>
+      <w:pPr>
+        <w:spacing w:after="0" w:before="0" w:line="480" w:lineRule="auto"/>
+        <w:ind w:firstLine="720"/>
+        <w:jc w:val="left"/>
+      </w:pPr>
+      <w:r>
+        <w:rPr>
+          <w:rFonts w:ascii="Times New Roman" w:cs="Times New Roman" w:eastAsia="Times New Roman" w:hAnsi="Times New Roman"/>
+          <w:bCs w:val="false"/>
+          <w:iCs w:val="false"/>
+          <w:sz w:val="24"/>
+          <w:szCs w:val="24"/>
+        </w:rPr>
+        <w:t>Appendix D treats the share of exploits as exogenous. This appendix lets the team that searches choose it. The aim is to show how the incentive to game depends on search depth, on inspection, and on the gameability of the judge. The model is deliberately stylized, and its assumptions are stated where they matter.</w:t>
+      </w:r>
+    </w:p>
+    <w:p>
+      <w:pPr>
+        <w:spacing w:after="0" w:before="0" w:line="480" w:lineRule="auto"/>
+        <w:ind w:firstLine="720"/>
+        <w:jc w:val="left"/>
+      </w:pPr>
+      <w:r>
+        <w:rPr>
+          <w:rFonts w:ascii="Times New Roman" w:cs="Times New Roman" w:eastAsia="Times New Roman" w:hAnsi="Times New Roman"/>
+          <w:bCs w:val="false"/>
+          <w:i/>
+          <w:iCs w:val="false"/>
+          <w:sz w:val="24"/>
+          <w:szCs w:val="24"/>
+        </w:rPr>
+        <w:t>Setup.</w:t>
+      </w:r>
+      <w:r>
+        <w:rPr>
+          <w:rFonts w:ascii="Times New Roman" w:cs="Times New Roman" w:eastAsia="Times New Roman" w:hAnsi="Times New Roman"/>
+          <w:bCs w:val="false"/>
+          <w:iCs w:val="false"/>
+          <w:sz w:val="24"/>
+          <w:szCs w:val="24"/>
+        </w:rPr>
+        <w:t xml:space="preserve"> At each of </w:t>
+      </w:r>
+      <w:r>
+        <w:rPr>
+          <w:rFonts w:ascii="Times New Roman" w:cs="Times New Roman" w:eastAsia="Times New Roman" w:hAnsi="Times New Roman"/>
+          <w:bCs w:val="false"/>
+          <w:i/>
+          <w:iCs w:val="false"/>
+          <w:sz w:val="24"/>
+          <w:szCs w:val="24"/>
+        </w:rPr>
+        <w:t>N</w:t>
+      </w:r>
+      <w:r>
+        <w:rPr>
+          <w:rFonts w:ascii="Times New Roman" w:cs="Times New Roman" w:eastAsia="Times New Roman" w:hAnsi="Times New Roman"/>
+          <w:bCs w:val="false"/>
+          <w:iCs w:val="false"/>
+          <w:sz w:val="24"/>
+          <w:szCs w:val="24"/>
+        </w:rPr>
+        <w:t xml:space="preserve"> search steps the team produces an honest candidate whose judge score is σ</w:t>
+      </w:r>
+      <w:r>
+        <w:rPr>
+          <w:rFonts w:ascii="Times New Roman" w:cs="Times New Roman" w:eastAsia="Times New Roman" w:hAnsi="Times New Roman"/>
+          <w:bCs w:val="false"/>
+          <w:iCs w:val="false"/>
+          <w:sz w:val="24"/>
+          <w:szCs w:val="24"/>
+          <w:vertAlign w:val="subscript"/>
+        </w:rPr>
+        <w:t>J</w:t>
+      </w:r>
+      <w:r>
+        <w:rPr>
+          <w:rFonts w:ascii="Times New Roman" w:cs="Times New Roman" w:eastAsia="Times New Roman" w:hAnsi="Times New Roman"/>
+          <w:bCs w:val="false"/>
+          <w:iCs w:val="false"/>
+          <w:sz w:val="24"/>
+          <w:szCs w:val="24"/>
+        </w:rPr>
+        <w:t xml:space="preserve"> times a standard normal draw. At the same step it can also produce an exploit candidate with probability </w:t>
+      </w:r>
+      <w:r>
+        <w:rPr>
+          <w:rFonts w:ascii="Times New Roman" w:cs="Times New Roman" w:eastAsia="Times New Roman" w:hAnsi="Times New Roman"/>
+          <w:bCs w:val="false"/>
+          <w:i/>
+          <w:iCs w:val="false"/>
+          <w:sz w:val="24"/>
+          <w:szCs w:val="24"/>
+        </w:rPr>
+        <w:t>e</w:t>
+      </w:r>
+      <w:r>
+        <w:rPr>
+          <w:rFonts w:ascii="Times New Roman" w:cs="Times New Roman" w:eastAsia="Times New Roman" w:hAnsi="Times New Roman"/>
+          <w:bCs w:val="false"/>
+          <w:iCs w:val="false"/>
+          <w:sz w:val="24"/>
+          <w:szCs w:val="24"/>
+        </w:rPr>
+        <w:t>, at cost (κ/2)</w:t>
+      </w:r>
+      <w:r>
+        <w:rPr>
+          <w:rFonts w:ascii="Times New Roman" w:cs="Times New Roman" w:eastAsia="Times New Roman" w:hAnsi="Times New Roman"/>
+          <w:bCs w:val="false"/>
+          <w:i/>
+          <w:iCs w:val="false"/>
+          <w:sz w:val="24"/>
+          <w:szCs w:val="24"/>
+        </w:rPr>
+        <w:t>e</w:t>
+      </w:r>
+      <w:r>
+        <w:rPr>
+          <w:rFonts w:ascii="Times New Roman" w:cs="Times New Roman" w:eastAsia="Times New Roman" w:hAnsi="Times New Roman"/>
+          <w:bCs w:val="false"/>
+          <w:iCs w:val="false"/>
+          <w:sz w:val="24"/>
+          <w:szCs w:val="24"/>
+        </w:rPr>
+        <w:t xml:space="preserve">² per step, so that the probability that at least one exploit exists is </w:t>
+      </w:r>
+      <w:r>
+        <w:rPr>
+          <w:rFonts w:ascii="Times New Roman" w:cs="Times New Roman" w:eastAsia="Times New Roman" w:hAnsi="Times New Roman"/>
+          <w:bCs w:val="false"/>
+          <w:i/>
+          <w:iCs w:val="false"/>
+          <w:sz w:val="24"/>
+          <w:szCs w:val="24"/>
+        </w:rPr>
+        <w:t>Q</w:t>
+      </w:r>
+      <w:r>
+        <w:rPr>
+          <w:rFonts w:ascii="Times New Roman" w:cs="Times New Roman" w:eastAsia="Times New Roman" w:hAnsi="Times New Roman"/>
+          <w:bCs w:val="false"/>
+          <w:iCs w:val="false"/>
+          <w:sz w:val="24"/>
+          <w:szCs w:val="24"/>
+        </w:rPr>
+        <w:t xml:space="preserve"> = 1 − (1 − </w:t>
+      </w:r>
+      <w:r>
+        <w:rPr>
+          <w:rFonts w:ascii="Times New Roman" w:cs="Times New Roman" w:eastAsia="Times New Roman" w:hAnsi="Times New Roman"/>
+          <w:bCs w:val="false"/>
+          <w:i/>
+          <w:iCs w:val="false"/>
+          <w:sz w:val="24"/>
+          <w:szCs w:val="24"/>
+        </w:rPr>
+        <w:t>e</w:t>
+      </w:r>
+      <w:r>
+        <w:rPr>
+          <w:rFonts w:ascii="Times New Roman" w:cs="Times New Roman" w:eastAsia="Times New Roman" w:hAnsi="Times New Roman"/>
+          <w:bCs w:val="false"/>
+          <w:iCs w:val="false"/>
+          <w:sz w:val="24"/>
+          <w:szCs w:val="24"/>
+        </w:rPr>
+        <w:t>)</w:t>
+      </w:r>
+      <w:r>
+        <w:rPr>
+          <w:rFonts w:ascii="Times New Roman" w:cs="Times New Roman" w:eastAsia="Times New Roman" w:hAnsi="Times New Roman"/>
+          <w:bCs w:val="false"/>
+          <w:iCs w:val="false"/>
+          <w:sz w:val="24"/>
+          <w:szCs w:val="24"/>
+          <w:vertAlign w:val="superscript"/>
+        </w:rPr>
+        <w:t>N</w:t>
+      </w:r>
+      <w:r>
+        <w:rPr>
+          <w:rFonts w:ascii="Times New Roman" w:cs="Times New Roman" w:eastAsia="Times New Roman" w:hAnsi="Times New Roman"/>
+          <w:bCs w:val="false"/>
+          <w:iCs w:val="false"/>
+          <w:sz w:val="24"/>
+          <w:szCs w:val="24"/>
+        </w:rPr>
+        <w:t xml:space="preserve">. An exploit outscores the best honest candidate by Δ &gt; 0. An inspection of the shipped candidate flags an exploit with probability φ, and a flagged release is blocked, so that the incumbent, whose judge score and gold value are zero, remains in place. The team is paid β times the judge score of the candidate that ships. Let </w:t>
+      </w:r>
+      <w:r>
+        <w:rPr>
+          <w:rFonts w:ascii="Times New Roman" w:cs="Times New Roman" w:eastAsia="Times New Roman" w:hAnsi="Times New Roman"/>
+          <w:bCs w:val="false"/>
+          <w:i/>
+          <w:iCs w:val="false"/>
+          <w:sz w:val="24"/>
+          <w:szCs w:val="24"/>
+        </w:rPr>
+        <w:t>m</w:t>
+      </w:r>
+      <w:r>
+        <w:rPr>
+          <w:rFonts w:ascii="Times New Roman" w:cs="Times New Roman" w:eastAsia="Times New Roman" w:hAnsi="Times New Roman"/>
+          <w:bCs w:val="false"/>
+          <w:i/>
+          <w:iCs w:val="false"/>
+          <w:sz w:val="24"/>
+          <w:szCs w:val="24"/>
+          <w:vertAlign w:val="subscript"/>
+        </w:rPr>
+        <w:t>N</w:t>
+      </w:r>
+      <w:r>
+        <w:rPr>
+          <w:rFonts w:ascii="Times New Roman" w:cs="Times New Roman" w:eastAsia="Times New Roman" w:hAnsi="Times New Roman"/>
+          <w:bCs w:val="false"/>
+          <w:iCs w:val="false"/>
+          <w:sz w:val="24"/>
+          <w:szCs w:val="24"/>
+        </w:rPr>
+        <w:t xml:space="preserve"> denote the expected maximum of </w:t>
+      </w:r>
+      <w:r>
+        <w:rPr>
+          <w:rFonts w:ascii="Times New Roman" w:cs="Times New Roman" w:eastAsia="Times New Roman" w:hAnsi="Times New Roman"/>
+          <w:bCs w:val="false"/>
+          <w:i/>
+          <w:iCs w:val="false"/>
+          <w:sz w:val="24"/>
+          <w:szCs w:val="24"/>
+        </w:rPr>
+        <w:t>N</w:t>
+      </w:r>
+      <w:r>
+        <w:rPr>
+          <w:rFonts w:ascii="Times New Roman" w:cs="Times New Roman" w:eastAsia="Times New Roman" w:hAnsi="Times New Roman"/>
+          <w:bCs w:val="false"/>
+          <w:iCs w:val="false"/>
+          <w:sz w:val="24"/>
+          <w:szCs w:val="24"/>
+        </w:rPr>
+        <w:t xml:space="preserve"> standard normal draws. The organization values the best honest candidate at ρ</w:t>
+      </w:r>
+      <w:r>
+        <w:rPr>
+          <w:rFonts w:ascii="Times New Roman" w:cs="Times New Roman" w:eastAsia="Times New Roman" w:hAnsi="Times New Roman"/>
+          <w:bCs w:val="false"/>
+          <w:i/>
+          <w:iCs w:val="false"/>
+          <w:sz w:val="24"/>
+          <w:szCs w:val="24"/>
+        </w:rPr>
+        <w:t>s</w:t>
+      </w:r>
+      <w:r>
+        <w:rPr>
+          <w:rFonts w:ascii="Times New Roman" w:cs="Times New Roman" w:eastAsia="Times New Roman" w:hAnsi="Times New Roman"/>
+          <w:bCs w:val="false"/>
+          <w:iCs w:val="false"/>
+          <w:sz w:val="24"/>
+          <w:szCs w:val="24"/>
+        </w:rPr>
+        <w:t xml:space="preserve"> </w:t>
+      </w:r>
+      <w:r>
+        <w:rPr>
+          <w:rFonts w:ascii="Times New Roman" w:cs="Times New Roman" w:eastAsia="Times New Roman" w:hAnsi="Times New Roman"/>
+          <w:bCs w:val="false"/>
+          <w:i/>
+          <w:iCs w:val="false"/>
+          <w:sz w:val="24"/>
+          <w:szCs w:val="24"/>
+        </w:rPr>
+        <w:t>m</w:t>
+      </w:r>
+      <w:r>
+        <w:rPr>
+          <w:rFonts w:ascii="Times New Roman" w:cs="Times New Roman" w:eastAsia="Times New Roman" w:hAnsi="Times New Roman"/>
+          <w:bCs w:val="false"/>
+          <w:i/>
+          <w:iCs w:val="false"/>
+          <w:sz w:val="24"/>
+          <w:szCs w:val="24"/>
+          <w:vertAlign w:val="subscript"/>
+        </w:rPr>
+        <w:t>N</w:t>
+      </w:r>
+      <w:r>
+        <w:rPr>
+          <w:rFonts w:ascii="Times New Roman" w:cs="Times New Roman" w:eastAsia="Times New Roman" w:hAnsi="Times New Roman"/>
+          <w:bCs w:val="false"/>
+          <w:iCs w:val="false"/>
+          <w:sz w:val="24"/>
+          <w:szCs w:val="24"/>
+        </w:rPr>
+        <w:t xml:space="preserve"> in gold, an undetected exploit at −</w:t>
+      </w:r>
+      <w:r>
+        <w:rPr>
+          <w:rFonts w:ascii="Times New Roman" w:cs="Times New Roman" w:eastAsia="Times New Roman" w:hAnsi="Times New Roman"/>
+          <w:bCs w:val="false"/>
+          <w:i/>
+          <w:iCs w:val="false"/>
+          <w:sz w:val="24"/>
+          <w:szCs w:val="24"/>
+        </w:rPr>
+        <w:t>d</w:t>
+      </w:r>
+      <w:r>
+        <w:rPr>
+          <w:rFonts w:ascii="Times New Roman" w:cs="Times New Roman" w:eastAsia="Times New Roman" w:hAnsi="Times New Roman"/>
+          <w:bCs w:val="false"/>
+          <w:iCs w:val="false"/>
+          <w:sz w:val="24"/>
+          <w:szCs w:val="24"/>
+        </w:rPr>
+        <w:t xml:space="preserve">, and a blocked release at zero. It chooses </w:t>
+      </w:r>
+      <w:r>
+        <w:rPr>
+          <w:rFonts w:ascii="Times New Roman" w:cs="Times New Roman" w:eastAsia="Times New Roman" w:hAnsi="Times New Roman"/>
+          <w:bCs w:val="false"/>
+          <w:i/>
+          <w:iCs w:val="false"/>
+          <w:sz w:val="24"/>
+          <w:szCs w:val="24"/>
+        </w:rPr>
+        <w:t>N</w:t>
+      </w:r>
+      <w:r>
+        <w:rPr>
+          <w:rFonts w:ascii="Times New Roman" w:cs="Times New Roman" w:eastAsia="Times New Roman" w:hAnsi="Times New Roman"/>
+          <w:bCs w:val="false"/>
+          <w:iCs w:val="false"/>
+          <w:sz w:val="24"/>
+          <w:szCs w:val="24"/>
+        </w:rPr>
+        <w:t xml:space="preserve"> and φ, and the team then chooses </w:t>
+      </w:r>
+      <w:r>
+        <w:rPr>
+          <w:rFonts w:ascii="Times New Roman" w:cs="Times New Roman" w:eastAsia="Times New Roman" w:hAnsi="Times New Roman"/>
+          <w:bCs w:val="false"/>
+          <w:i/>
+          <w:iCs w:val="false"/>
+          <w:sz w:val="24"/>
+          <w:szCs w:val="24"/>
+        </w:rPr>
+        <w:t>e</w:t>
+      </w:r>
+      <w:r>
+        <w:rPr>
+          <w:rFonts w:ascii="Times New Roman" w:cs="Times New Roman" w:eastAsia="Times New Roman" w:hAnsi="Times New Roman"/>
+          <w:bCs w:val="false"/>
+          <w:iCs w:val="false"/>
+          <w:sz w:val="24"/>
+          <w:szCs w:val="24"/>
+        </w:rPr>
+        <w:t>. We assume κ &gt; βΔ.</w:t>
+      </w:r>
+    </w:p>
+    <w:p>
+      <w:pPr>
+        <w:spacing w:after="0" w:before="0" w:line="480" w:lineRule="auto"/>
+        <w:ind w:firstLine="720"/>
+        <w:jc w:val="left"/>
+      </w:pPr>
+      <w:r>
+        <w:rPr>
+          <w:rFonts w:ascii="Times New Roman" w:cs="Times New Roman" w:eastAsia="Times New Roman" w:hAnsi="Times New Roman"/>
+          <w:bCs w:val="false"/>
+          <w:i/>
+          <w:iCs w:val="false"/>
+          <w:sz w:val="24"/>
+          <w:szCs w:val="24"/>
+        </w:rPr>
+        <w:t>Step 1: the team’s best response.</w:t>
+      </w:r>
+      <w:r>
+        <w:rPr>
+          <w:rFonts w:ascii="Times New Roman" w:cs="Times New Roman" w:eastAsia="Times New Roman" w:hAnsi="Times New Roman"/>
+          <w:bCs w:val="false"/>
+          <w:iCs w:val="false"/>
+          <w:sz w:val="24"/>
+          <w:szCs w:val="24"/>
+        </w:rPr>
+        <w:t xml:space="preserve"> A successful exploit raises the team’s expected reward by (1 − φ)(σ</w:t>
+      </w:r>
+      <w:r>
+        <w:rPr>
+          <w:rFonts w:ascii="Times New Roman" w:cs="Times New Roman" w:eastAsia="Times New Roman" w:hAnsi="Times New Roman"/>
+          <w:bCs w:val="false"/>
+          <w:iCs w:val="false"/>
+          <w:sz w:val="24"/>
+          <w:szCs w:val="24"/>
+          <w:vertAlign w:val="subscript"/>
+        </w:rPr>
+        <w:t>J</w:t>
+      </w:r>
+      <w:r>
+        <w:rPr>
+          <w:rFonts w:ascii="Times New Roman" w:cs="Times New Roman" w:eastAsia="Times New Roman" w:hAnsi="Times New Roman"/>
+          <w:bCs w:val="false"/>
+          <w:i/>
+          <w:iCs w:val="false"/>
+          <w:sz w:val="24"/>
+          <w:szCs w:val="24"/>
+        </w:rPr>
+        <w:t>m</w:t>
+      </w:r>
+      <w:r>
+        <w:rPr>
+          <w:rFonts w:ascii="Times New Roman" w:cs="Times New Roman" w:eastAsia="Times New Roman" w:hAnsi="Times New Roman"/>
+          <w:bCs w:val="false"/>
+          <w:i/>
+          <w:iCs w:val="false"/>
+          <w:sz w:val="24"/>
+          <w:szCs w:val="24"/>
+          <w:vertAlign w:val="subscript"/>
+        </w:rPr>
+        <w:t>N</w:t>
+      </w:r>
+      <w:r>
+        <w:rPr>
+          <w:rFonts w:ascii="Times New Roman" w:cs="Times New Roman" w:eastAsia="Times New Roman" w:hAnsi="Times New Roman"/>
+          <w:bCs w:val="false"/>
+          <w:iCs w:val="false"/>
+          <w:sz w:val="24"/>
+          <w:szCs w:val="24"/>
+        </w:rPr>
+        <w:t xml:space="preserve"> + Δ) when undetected and forfeits the honest score σ</w:t>
+      </w:r>
+      <w:r>
+        <w:rPr>
+          <w:rFonts w:ascii="Times New Roman" w:cs="Times New Roman" w:eastAsia="Times New Roman" w:hAnsi="Times New Roman"/>
+          <w:bCs w:val="false"/>
+          <w:iCs w:val="false"/>
+          <w:sz w:val="24"/>
+          <w:szCs w:val="24"/>
+          <w:vertAlign w:val="subscript"/>
+        </w:rPr>
+        <w:t>J</w:t>
+      </w:r>
+      <w:r>
+        <w:rPr>
+          <w:rFonts w:ascii="Times New Roman" w:cs="Times New Roman" w:eastAsia="Times New Roman" w:hAnsi="Times New Roman"/>
+          <w:bCs w:val="false"/>
+          <w:i/>
+          <w:iCs w:val="false"/>
+          <w:sz w:val="24"/>
+          <w:szCs w:val="24"/>
+        </w:rPr>
+        <w:t>m</w:t>
+      </w:r>
+      <w:r>
+        <w:rPr>
+          <w:rFonts w:ascii="Times New Roman" w:cs="Times New Roman" w:eastAsia="Times New Roman" w:hAnsi="Times New Roman"/>
+          <w:bCs w:val="false"/>
+          <w:i/>
+          <w:iCs w:val="false"/>
+          <w:sz w:val="24"/>
+          <w:szCs w:val="24"/>
+          <w:vertAlign w:val="subscript"/>
+        </w:rPr>
+        <w:t>N</w:t>
+      </w:r>
+      <w:r>
+        <w:rPr>
+          <w:rFonts w:ascii="Times New Roman" w:cs="Times New Roman" w:eastAsia="Times New Roman" w:hAnsi="Times New Roman"/>
+          <w:bCs w:val="false"/>
+          <w:iCs w:val="false"/>
+          <w:sz w:val="24"/>
+          <w:szCs w:val="24"/>
+        </w:rPr>
+        <w:t xml:space="preserve"> when flagged. Its net gain per unit of β is</w:t>
+      </w:r>
+    </w:p>
+    <w:p>
+      <w:pPr>
+        <w:tabs>
+          <w:tab w:val="right" w:pos="9360"/>
+        </w:tabs>
+        <w:spacing w:after="160" w:before="160" w:line="480" w:lineRule="auto"/>
+        <w:jc w:val="center"/>
+      </w:pPr>
+      <w:r>
+        <w:rPr>
+          <w:rFonts w:ascii="Times New Roman" w:cs="Times New Roman" w:eastAsia="Times New Roman" w:hAnsi="Times New Roman"/>
+          <w:bCs w:val="false"/>
+          <w:i/>
+          <w:iCs/>
+          <w:sz w:val="24"/>
+          <w:szCs w:val="24"/>
+        </w:rPr>
+        <w:t>G</w:t>
+      </w:r>
+      <w:r>
+        <w:rPr>
+          <w:rFonts w:ascii="Times New Roman" w:cs="Times New Roman" w:eastAsia="Times New Roman" w:hAnsi="Times New Roman"/>
+          <w:bCs w:val="false"/>
+          <w:i/>
+          <w:iCs/>
+          <w:sz w:val="24"/>
+          <w:szCs w:val="24"/>
+          <w:vertAlign w:val="subscript"/>
+        </w:rPr>
+        <w:t>N</w:t>
+      </w:r>
+      <w:r>
+        <w:rPr>
+          <w:rFonts w:ascii="Times New Roman" w:cs="Times New Roman" w:eastAsia="Times New Roman" w:hAnsi="Times New Roman"/>
+          <w:bCs w:val="false"/>
+          <w:iCs/>
+          <w:sz w:val="24"/>
+          <w:szCs w:val="24"/>
+        </w:rPr>
+        <w:t xml:space="preserve">  =  (1 − φ)Δ  −  φσ</w:t>
+      </w:r>
+      <w:r>
+        <w:rPr>
+          <w:rFonts w:ascii="Times New Roman" w:cs="Times New Roman" w:eastAsia="Times New Roman" w:hAnsi="Times New Roman"/>
+          <w:bCs w:val="false"/>
+          <w:iCs/>
+          <w:sz w:val="24"/>
+          <w:szCs w:val="24"/>
+          <w:vertAlign w:val="subscript"/>
+        </w:rPr>
+        <w:t>J</w:t>
+      </w:r>
+      <w:r>
+        <w:rPr>
+          <w:rFonts w:ascii="Times New Roman" w:cs="Times New Roman" w:eastAsia="Times New Roman" w:hAnsi="Times New Roman"/>
+          <w:bCs w:val="false"/>
+          <w:iCs/>
+          <w:sz w:val="24"/>
+          <w:szCs w:val="24"/>
+        </w:rPr>
+        <w:t xml:space="preserve"> </w:t>
+      </w:r>
+      <w:r>
+        <w:rPr>
+          <w:rFonts w:ascii="Times New Roman" w:cs="Times New Roman" w:eastAsia="Times New Roman" w:hAnsi="Times New Roman"/>
+          <w:bCs w:val="false"/>
+          <w:i/>
+          <w:iCs/>
+          <w:sz w:val="24"/>
+          <w:szCs w:val="24"/>
+        </w:rPr>
+        <w:t>m</w:t>
+      </w:r>
+      <w:r>
+        <w:rPr>
+          <w:rFonts w:ascii="Times New Roman" w:cs="Times New Roman" w:eastAsia="Times New Roman" w:hAnsi="Times New Roman"/>
+          <w:bCs w:val="false"/>
+          <w:i/>
+          <w:iCs/>
+          <w:sz w:val="24"/>
+          <w:szCs w:val="24"/>
+          <w:vertAlign w:val="subscript"/>
+        </w:rPr>
+        <w:t>N</w:t>
+      </w:r>
+      <w:r>
+        <w:rPr>
+          <w:rFonts w:ascii="Times New Roman" w:cs="Times New Roman" w:eastAsia="Times New Roman" w:hAnsi="Times New Roman"/>
+          <w:bCs w:val="false"/>
+          <w:iCs/>
+          <w:sz w:val="24"/>
+          <w:szCs w:val="24"/>
+        </w:rPr>
+        <w:tab/>
+        <w:t>(E1)</w:t>
+      </w:r>
+    </w:p>
+    <w:p>
+      <w:pPr>
+        <w:spacing w:after="0" w:before="0" w:line="480" w:lineRule="auto"/>
+        <w:ind w:firstLine="720"/>
+        <w:jc w:val="left"/>
+      </w:pPr>
+      <w:r>
+        <w:rPr>
+          <w:rFonts w:ascii="Times New Roman" w:cs="Times New Roman" w:eastAsia="Times New Roman" w:hAnsi="Times New Roman"/>
+          <w:bCs w:val="false"/>
+          <w:iCs w:val="false"/>
+          <w:sz w:val="24"/>
+          <w:szCs w:val="24"/>
+        </w:rPr>
+        <w:t xml:space="preserve">The team’s expected utility is strictly concave in </w:t>
+      </w:r>
+      <w:r>
+        <w:rPr>
+          <w:rFonts w:ascii="Times New Roman" w:cs="Times New Roman" w:eastAsia="Times New Roman" w:hAnsi="Times New Roman"/>
+          <w:bCs w:val="false"/>
+          <w:i/>
+          <w:iCs w:val="false"/>
+          <w:sz w:val="24"/>
+          <w:szCs w:val="24"/>
+        </w:rPr>
+        <w:t>e</w:t>
+      </w:r>
+      <w:r>
+        <w:rPr>
+          <w:rFonts w:ascii="Times New Roman" w:cs="Times New Roman" w:eastAsia="Times New Roman" w:hAnsi="Times New Roman"/>
+          <w:bCs w:val="false"/>
+          <w:iCs w:val="false"/>
+          <w:sz w:val="24"/>
+          <w:szCs w:val="24"/>
+        </w:rPr>
+        <w:t xml:space="preserve">, so the first-order condition is sufficient. If </w:t>
+      </w:r>
+      <w:r>
+        <w:rPr>
+          <w:rFonts w:ascii="Times New Roman" w:cs="Times New Roman" w:eastAsia="Times New Roman" w:hAnsi="Times New Roman"/>
+          <w:bCs w:val="false"/>
+          <w:i/>
+          <w:iCs w:val="false"/>
+          <w:sz w:val="24"/>
+          <w:szCs w:val="24"/>
+        </w:rPr>
+        <w:t>G</w:t>
+      </w:r>
+      <w:r>
+        <w:rPr>
+          <w:rFonts w:ascii="Times New Roman" w:cs="Times New Roman" w:eastAsia="Times New Roman" w:hAnsi="Times New Roman"/>
+          <w:bCs w:val="false"/>
+          <w:i/>
+          <w:iCs w:val="false"/>
+          <w:sz w:val="24"/>
+          <w:szCs w:val="24"/>
+          <w:vertAlign w:val="subscript"/>
+        </w:rPr>
+        <w:t>N</w:t>
+      </w:r>
+      <w:r>
+        <w:rPr>
+          <w:rFonts w:ascii="Times New Roman" w:cs="Times New Roman" w:eastAsia="Times New Roman" w:hAnsi="Times New Roman"/>
+          <w:bCs w:val="false"/>
+          <w:iCs w:val="false"/>
+          <w:sz w:val="24"/>
+          <w:szCs w:val="24"/>
+        </w:rPr>
+        <w:t xml:space="preserve"> ≤ 0, the team sets </w:t>
+      </w:r>
+      <w:r>
+        <w:rPr>
+          <w:rFonts w:ascii="Times New Roman" w:cs="Times New Roman" w:eastAsia="Times New Roman" w:hAnsi="Times New Roman"/>
+          <w:bCs w:val="false"/>
+          <w:i/>
+          <w:iCs w:val="false"/>
+          <w:sz w:val="24"/>
+          <w:szCs w:val="24"/>
+        </w:rPr>
+        <w:t>e</w:t>
+      </w:r>
+      <w:r>
+        <w:rPr>
+          <w:rFonts w:ascii="Times New Roman" w:cs="Times New Roman" w:eastAsia="Times New Roman" w:hAnsi="Times New Roman"/>
+          <w:bCs w:val="false"/>
+          <w:iCs w:val="false"/>
+          <w:sz w:val="24"/>
+          <w:szCs w:val="24"/>
+        </w:rPr>
+        <w:t xml:space="preserve"> = 0. If </w:t>
+      </w:r>
+      <w:r>
+        <w:rPr>
+          <w:rFonts w:ascii="Times New Roman" w:cs="Times New Roman" w:eastAsia="Times New Roman" w:hAnsi="Times New Roman"/>
+          <w:bCs w:val="false"/>
+          <w:i/>
+          <w:iCs w:val="false"/>
+          <w:sz w:val="24"/>
+          <w:szCs w:val="24"/>
+        </w:rPr>
+        <w:t>G</w:t>
+      </w:r>
+      <w:r>
+        <w:rPr>
+          <w:rFonts w:ascii="Times New Roman" w:cs="Times New Roman" w:eastAsia="Times New Roman" w:hAnsi="Times New Roman"/>
+          <w:bCs w:val="false"/>
+          <w:i/>
+          <w:iCs w:val="false"/>
+          <w:sz w:val="24"/>
+          <w:szCs w:val="24"/>
+          <w:vertAlign w:val="subscript"/>
+        </w:rPr>
+        <w:t>N</w:t>
+      </w:r>
+      <w:r>
+        <w:rPr>
+          <w:rFonts w:ascii="Times New Roman" w:cs="Times New Roman" w:eastAsia="Times New Roman" w:hAnsi="Times New Roman"/>
+          <w:bCs w:val="false"/>
+          <w:iCs w:val="false"/>
+          <w:sz w:val="24"/>
+          <w:szCs w:val="24"/>
+        </w:rPr>
+        <w:t xml:space="preserve"> &gt; 0, its best response is the unique root in (0, 1) of</w:t>
+      </w:r>
+    </w:p>
+    <w:p>
+      <w:pPr>
+        <w:tabs>
+          <w:tab w:val="right" w:pos="9360"/>
+        </w:tabs>
+        <w:spacing w:after="160" w:before="160" w:line="480" w:lineRule="auto"/>
+        <w:jc w:val="center"/>
+      </w:pPr>
+      <w:r>
+        <w:rPr>
+          <w:rFonts w:ascii="Times New Roman" w:cs="Times New Roman" w:eastAsia="Times New Roman" w:hAnsi="Times New Roman"/>
+          <w:bCs w:val="false"/>
+          <w:iCs/>
+          <w:sz w:val="24"/>
+          <w:szCs w:val="24"/>
+        </w:rPr>
+        <w:t>κ</w:t>
+      </w:r>
+      <w:r>
+        <w:rPr>
+          <w:rFonts w:ascii="Times New Roman" w:cs="Times New Roman" w:eastAsia="Times New Roman" w:hAnsi="Times New Roman"/>
+          <w:bCs w:val="false"/>
+          <w:i/>
+          <w:iCs/>
+          <w:sz w:val="24"/>
+          <w:szCs w:val="24"/>
+        </w:rPr>
+        <w:t>e</w:t>
+      </w:r>
+      <w:r>
+        <w:rPr>
+          <w:rFonts w:ascii="Times New Roman" w:cs="Times New Roman" w:eastAsia="Times New Roman" w:hAnsi="Times New Roman"/>
+          <w:bCs w:val="false"/>
+          <w:iCs/>
+          <w:sz w:val="24"/>
+          <w:szCs w:val="24"/>
+        </w:rPr>
+        <w:t xml:space="preserve">  =  β</w:t>
+      </w:r>
+      <w:r>
+        <w:rPr>
+          <w:rFonts w:ascii="Times New Roman" w:cs="Times New Roman" w:eastAsia="Times New Roman" w:hAnsi="Times New Roman"/>
+          <w:bCs w:val="false"/>
+          <w:i/>
+          <w:iCs/>
+          <w:sz w:val="24"/>
+          <w:szCs w:val="24"/>
+        </w:rPr>
+        <w:t>G</w:t>
+      </w:r>
+      <w:r>
+        <w:rPr>
+          <w:rFonts w:ascii="Times New Roman" w:cs="Times New Roman" w:eastAsia="Times New Roman" w:hAnsi="Times New Roman"/>
+          <w:bCs w:val="false"/>
+          <w:i/>
+          <w:iCs/>
+          <w:sz w:val="24"/>
+          <w:szCs w:val="24"/>
+          <w:vertAlign w:val="subscript"/>
+        </w:rPr>
+        <w:t>N</w:t>
+      </w:r>
+      <w:r>
+        <w:rPr>
+          <w:rFonts w:ascii="Times New Roman" w:cs="Times New Roman" w:eastAsia="Times New Roman" w:hAnsi="Times New Roman"/>
+          <w:bCs w:val="false"/>
+          <w:iCs/>
+          <w:sz w:val="24"/>
+          <w:szCs w:val="24"/>
+        </w:rPr>
+        <w:t xml:space="preserve"> (1 − </w:t>
+      </w:r>
+      <w:r>
+        <w:rPr>
+          <w:rFonts w:ascii="Times New Roman" w:cs="Times New Roman" w:eastAsia="Times New Roman" w:hAnsi="Times New Roman"/>
+          <w:bCs w:val="false"/>
+          <w:i/>
+          <w:iCs/>
+          <w:sz w:val="24"/>
+          <w:szCs w:val="24"/>
+        </w:rPr>
+        <w:t>e</w:t>
+      </w:r>
+      <w:r>
+        <w:rPr>
+          <w:rFonts w:ascii="Times New Roman" w:cs="Times New Roman" w:eastAsia="Times New Roman" w:hAnsi="Times New Roman"/>
+          <w:bCs w:val="false"/>
+          <w:iCs/>
+          <w:sz w:val="24"/>
+          <w:szCs w:val="24"/>
+        </w:rPr>
+        <w:t>)</w:t>
+      </w:r>
+      <w:r>
+        <w:rPr>
+          <w:rFonts w:ascii="Times New Roman" w:cs="Times New Roman" w:eastAsia="Times New Roman" w:hAnsi="Times New Roman"/>
+          <w:bCs w:val="false"/>
+          <w:iCs/>
+          <w:sz w:val="24"/>
+          <w:szCs w:val="24"/>
+          <w:vertAlign w:val="superscript"/>
+        </w:rPr>
+        <w:t>N−1</w:t>
+      </w:r>
+      <w:r>
+        <w:rPr>
+          <w:rFonts w:ascii="Times New Roman" w:cs="Times New Roman" w:eastAsia="Times New Roman" w:hAnsi="Times New Roman"/>
+          <w:bCs w:val="false"/>
+          <w:iCs/>
+          <w:sz w:val="24"/>
+          <w:szCs w:val="24"/>
+        </w:rPr>
+        <w:tab/>
+        <w:t>(E2)</w:t>
+      </w:r>
+    </w:p>
+    <w:p>
+      <w:pPr>
+        <w:spacing w:after="0" w:before="0" w:line="480" w:lineRule="auto"/>
+        <w:ind w:firstLine="720"/>
+        <w:jc w:val="left"/>
+      </w:pPr>
+      <w:r>
+        <w:rPr>
+          <w:rFonts w:ascii="Times New Roman" w:cs="Times New Roman" w:eastAsia="Times New Roman" w:hAnsi="Times New Roman"/>
+          <w:bCs w:val="false"/>
+          <w:i/>
+          <w:iCs w:val="false"/>
+          <w:sz w:val="24"/>
+          <w:szCs w:val="24"/>
+        </w:rPr>
+        <w:t>Step 2: comparative statics.</w:t>
+      </w:r>
+      <w:r>
+        <w:rPr>
+          <w:rFonts w:ascii="Times New Roman" w:cs="Times New Roman" w:eastAsia="Times New Roman" w:hAnsi="Times New Roman"/>
+          <w:bCs w:val="false"/>
+          <w:iCs w:val="false"/>
+          <w:sz w:val="24"/>
+          <w:szCs w:val="24"/>
+        </w:rPr>
+        <w:t xml:space="preserve"> The left side of (E2) increases in </w:t>
+      </w:r>
+      <w:r>
+        <w:rPr>
+          <w:rFonts w:ascii="Times New Roman" w:cs="Times New Roman" w:eastAsia="Times New Roman" w:hAnsi="Times New Roman"/>
+          <w:bCs w:val="false"/>
+          <w:i/>
+          <w:iCs w:val="false"/>
+          <w:sz w:val="24"/>
+          <w:szCs w:val="24"/>
+        </w:rPr>
+        <w:t>e</w:t>
+      </w:r>
+      <w:r>
+        <w:rPr>
+          <w:rFonts w:ascii="Times New Roman" w:cs="Times New Roman" w:eastAsia="Times New Roman" w:hAnsi="Times New Roman"/>
+          <w:bCs w:val="false"/>
+          <w:iCs w:val="false"/>
+          <w:sz w:val="24"/>
+          <w:szCs w:val="24"/>
+        </w:rPr>
+        <w:t xml:space="preserve"> and the right side decreases, which gives uniqueness. Applying the implicit function theorem, and treating </w:t>
+      </w:r>
+      <w:r>
+        <w:rPr>
+          <w:rFonts w:ascii="Times New Roman" w:cs="Times New Roman" w:eastAsia="Times New Roman" w:hAnsi="Times New Roman"/>
+          <w:bCs w:val="false"/>
+          <w:i/>
+          <w:iCs w:val="false"/>
+          <w:sz w:val="24"/>
+          <w:szCs w:val="24"/>
+        </w:rPr>
+        <w:t>N</w:t>
+      </w:r>
+      <w:r>
+        <w:rPr>
+          <w:rFonts w:ascii="Times New Roman" w:cs="Times New Roman" w:eastAsia="Times New Roman" w:hAnsi="Times New Roman"/>
+          <w:bCs w:val="false"/>
+          <w:iCs w:val="false"/>
+          <w:sz w:val="24"/>
+          <w:szCs w:val="24"/>
+        </w:rPr>
+        <w:t xml:space="preserve"> as continuous, shows that the root </w:t>
+      </w:r>
+      <w:r>
+        <w:rPr>
+          <w:rFonts w:ascii="Times New Roman" w:cs="Times New Roman" w:eastAsia="Times New Roman" w:hAnsi="Times New Roman"/>
+          <w:bCs w:val="false"/>
+          <w:i/>
+          <w:iCs w:val="false"/>
+          <w:sz w:val="24"/>
+          <w:szCs w:val="24"/>
+        </w:rPr>
+        <w:t>e</w:t>
+      </w:r>
+      <w:r>
+        <w:rPr>
+          <w:rFonts w:ascii="Times New Roman" w:cs="Times New Roman" w:eastAsia="Times New Roman" w:hAnsi="Times New Roman"/>
+          <w:bCs w:val="false"/>
+          <w:iCs w:val="false"/>
+          <w:sz w:val="24"/>
+          <w:szCs w:val="24"/>
+        </w:rPr>
+        <w:t xml:space="preserve">* decreases in </w:t>
+      </w:r>
+      <w:r>
+        <w:rPr>
+          <w:rFonts w:ascii="Times New Roman" w:cs="Times New Roman" w:eastAsia="Times New Roman" w:hAnsi="Times New Roman"/>
+          <w:bCs w:val="false"/>
+          <w:i/>
+          <w:iCs w:val="false"/>
+          <w:sz w:val="24"/>
+          <w:szCs w:val="24"/>
+        </w:rPr>
+        <w:t>N</w:t>
+      </w:r>
+      <w:r>
+        <w:rPr>
+          <w:rFonts w:ascii="Times New Roman" w:cs="Times New Roman" w:eastAsia="Times New Roman" w:hAnsi="Times New Roman"/>
+          <w:bCs w:val="false"/>
+          <w:iCs w:val="false"/>
+          <w:sz w:val="24"/>
+          <w:szCs w:val="24"/>
+        </w:rPr>
+        <w:t xml:space="preserve">, φ, and κ and increases in β and Δ. The decline in </w:t>
+      </w:r>
+      <w:r>
+        <w:rPr>
+          <w:rFonts w:ascii="Times New Roman" w:cs="Times New Roman" w:eastAsia="Times New Roman" w:hAnsi="Times New Roman"/>
+          <w:bCs w:val="false"/>
+          <w:i/>
+          <w:iCs w:val="false"/>
+          <w:sz w:val="24"/>
+          <w:szCs w:val="24"/>
+        </w:rPr>
+        <w:t>N</w:t>
+      </w:r>
+      <w:r>
+        <w:rPr>
+          <w:rFonts w:ascii="Times New Roman" w:cs="Times New Roman" w:eastAsia="Times New Roman" w:hAnsi="Times New Roman"/>
+          <w:bCs w:val="false"/>
+          <w:iCs w:val="false"/>
+          <w:sz w:val="24"/>
+          <w:szCs w:val="24"/>
+        </w:rPr>
+        <w:t xml:space="preserve"> has two sources: each additional step enlarges the honest score at stake, and an exploit becomes more likely to exist already. Substituting (E2) into the definition of </w:t>
+      </w:r>
+      <w:r>
+        <w:rPr>
+          <w:rFonts w:ascii="Times New Roman" w:cs="Times New Roman" w:eastAsia="Times New Roman" w:hAnsi="Times New Roman"/>
+          <w:bCs w:val="false"/>
+          <w:i/>
+          <w:iCs w:val="false"/>
+          <w:sz w:val="24"/>
+          <w:szCs w:val="24"/>
+        </w:rPr>
+        <w:t>Q</w:t>
+      </w:r>
+      <w:r>
+        <w:rPr>
+          <w:rFonts w:ascii="Times New Roman" w:cs="Times New Roman" w:eastAsia="Times New Roman" w:hAnsi="Times New Roman"/>
+          <w:bCs w:val="false"/>
+          <w:iCs w:val="false"/>
+          <w:sz w:val="24"/>
+          <w:szCs w:val="24"/>
+        </w:rPr>
+        <w:t xml:space="preserve"> gives an exact identity,</w:t>
+      </w:r>
+    </w:p>
+    <w:p>
+      <w:pPr>
+        <w:tabs>
+          <w:tab w:val="right" w:pos="9360"/>
+        </w:tabs>
+        <w:spacing w:after="160" w:before="160" w:line="480" w:lineRule="auto"/>
+        <w:jc w:val="center"/>
+      </w:pPr>
+      <w:r>
+        <w:rPr>
+          <w:rFonts w:ascii="Times New Roman" w:cs="Times New Roman" w:eastAsia="Times New Roman" w:hAnsi="Times New Roman"/>
+          <w:bCs w:val="false"/>
+          <w:iCs/>
+          <w:sz w:val="24"/>
+          <w:szCs w:val="24"/>
+        </w:rPr>
+        <w:t xml:space="preserve">1 − </w:t>
+      </w:r>
+      <w:r>
+        <w:rPr>
+          <w:rFonts w:ascii="Times New Roman" w:cs="Times New Roman" w:eastAsia="Times New Roman" w:hAnsi="Times New Roman"/>
+          <w:bCs w:val="false"/>
+          <w:i/>
+          <w:iCs/>
+          <w:sz w:val="24"/>
+          <w:szCs w:val="24"/>
+        </w:rPr>
+        <w:t>Q</w:t>
+      </w:r>
+      <w:r>
+        <w:rPr>
+          <w:rFonts w:ascii="Times New Roman" w:cs="Times New Roman" w:eastAsia="Times New Roman" w:hAnsi="Times New Roman"/>
+          <w:bCs w:val="false"/>
+          <w:iCs/>
+          <w:sz w:val="24"/>
+          <w:szCs w:val="24"/>
+        </w:rPr>
+        <w:t xml:space="preserve">  =  κ</w:t>
+      </w:r>
+      <w:r>
+        <w:rPr>
+          <w:rFonts w:ascii="Times New Roman" w:cs="Times New Roman" w:eastAsia="Times New Roman" w:hAnsi="Times New Roman"/>
+          <w:bCs w:val="false"/>
+          <w:i/>
+          <w:iCs/>
+          <w:sz w:val="24"/>
+          <w:szCs w:val="24"/>
+        </w:rPr>
+        <w:t>e</w:t>
+      </w:r>
+      <w:r>
+        <w:rPr>
+          <w:rFonts w:ascii="Times New Roman" w:cs="Times New Roman" w:eastAsia="Times New Roman" w:hAnsi="Times New Roman"/>
+          <w:bCs w:val="false"/>
+          <w:iCs/>
+          <w:sz w:val="24"/>
+          <w:szCs w:val="24"/>
+        </w:rPr>
+        <w:t xml:space="preserve">*(1 − </w:t>
+      </w:r>
+      <w:r>
+        <w:rPr>
+          <w:rFonts w:ascii="Times New Roman" w:cs="Times New Roman" w:eastAsia="Times New Roman" w:hAnsi="Times New Roman"/>
+          <w:bCs w:val="false"/>
+          <w:i/>
+          <w:iCs/>
+          <w:sz w:val="24"/>
+          <w:szCs w:val="24"/>
+        </w:rPr>
+        <w:t>e</w:t>
+      </w:r>
+      <w:r>
+        <w:rPr>
+          <w:rFonts w:ascii="Times New Roman" w:cs="Times New Roman" w:eastAsia="Times New Roman" w:hAnsi="Times New Roman"/>
+          <w:bCs w:val="false"/>
+          <w:iCs/>
+          <w:sz w:val="24"/>
+          <w:szCs w:val="24"/>
+        </w:rPr>
+        <w:t>*) / (β</w:t>
+      </w:r>
+      <w:r>
+        <w:rPr>
+          <w:rFonts w:ascii="Times New Roman" w:cs="Times New Roman" w:eastAsia="Times New Roman" w:hAnsi="Times New Roman"/>
+          <w:bCs w:val="false"/>
+          <w:i/>
+          <w:iCs/>
+          <w:sz w:val="24"/>
+          <w:szCs w:val="24"/>
+        </w:rPr>
+        <w:t>G</w:t>
+      </w:r>
+      <w:r>
+        <w:rPr>
+          <w:rFonts w:ascii="Times New Roman" w:cs="Times New Roman" w:eastAsia="Times New Roman" w:hAnsi="Times New Roman"/>
+          <w:bCs w:val="false"/>
+          <w:i/>
+          <w:iCs/>
+          <w:sz w:val="24"/>
+          <w:szCs w:val="24"/>
+          <w:vertAlign w:val="subscript"/>
+        </w:rPr>
+        <w:t>N</w:t>
+      </w:r>
+      <w:r>
+        <w:rPr>
+          <w:rFonts w:ascii="Times New Roman" w:cs="Times New Roman" w:eastAsia="Times New Roman" w:hAnsi="Times New Roman"/>
+          <w:bCs w:val="false"/>
+          <w:iCs/>
+          <w:sz w:val="24"/>
+          <w:szCs w:val="24"/>
+        </w:rPr>
+        <w:t>)</w:t>
+        <w:tab/>
+        <w:t>(E3)</w:t>
+      </w:r>
+    </w:p>
+    <w:p>
+      <w:pPr>
+        <w:spacing w:after="0" w:before="0" w:line="480" w:lineRule="auto"/>
+        <w:ind w:firstLine="720"/>
+        <w:jc w:val="left"/>
+      </w:pPr>
+      <w:r>
+        <w:rPr>
+          <w:rFonts w:ascii="Times New Roman" w:cs="Times New Roman" w:eastAsia="Times New Roman" w:hAnsi="Times New Roman"/>
+          <w:bCs w:val="false"/>
+          <w:iCs w:val="false"/>
+          <w:sz w:val="24"/>
+          <w:szCs w:val="24"/>
+        </w:rPr>
+        <w:t xml:space="preserve">so that </w:t>
+      </w:r>
+      <w:r>
+        <w:rPr>
+          <w:rFonts w:ascii="Times New Roman" w:cs="Times New Roman" w:eastAsia="Times New Roman" w:hAnsi="Times New Roman"/>
+          <w:bCs w:val="false"/>
+          <w:i/>
+          <w:iCs w:val="false"/>
+          <w:sz w:val="24"/>
+          <w:szCs w:val="24"/>
+        </w:rPr>
+        <w:t>Q</w:t>
+      </w:r>
+      <w:r>
+        <w:rPr>
+          <w:rFonts w:ascii="Times New Roman" w:cs="Times New Roman" w:eastAsia="Times New Roman" w:hAnsi="Times New Roman"/>
+          <w:bCs w:val="false"/>
+          <w:iCs w:val="false"/>
+          <w:sz w:val="24"/>
+          <w:szCs w:val="24"/>
+        </w:rPr>
+        <w:t xml:space="preserve"> approaches one as </w:t>
+      </w:r>
+      <w:r>
+        <w:rPr>
+          <w:rFonts w:ascii="Times New Roman" w:cs="Times New Roman" w:eastAsia="Times New Roman" w:hAnsi="Times New Roman"/>
+          <w:bCs w:val="false"/>
+          <w:i/>
+          <w:iCs w:val="false"/>
+          <w:sz w:val="24"/>
+          <w:szCs w:val="24"/>
+        </w:rPr>
+        <w:t>N</w:t>
+      </w:r>
+      <w:r>
+        <w:rPr>
+          <w:rFonts w:ascii="Times New Roman" w:cs="Times New Roman" w:eastAsia="Times New Roman" w:hAnsi="Times New Roman"/>
+          <w:bCs w:val="false"/>
+          <w:iCs w:val="false"/>
+          <w:sz w:val="24"/>
+          <w:szCs w:val="24"/>
+        </w:rPr>
+        <w:t xml:space="preserve"> grows whenever </w:t>
+      </w:r>
+      <w:r>
+        <w:rPr>
+          <w:rFonts w:ascii="Times New Roman" w:cs="Times New Roman" w:eastAsia="Times New Roman" w:hAnsi="Times New Roman"/>
+          <w:bCs w:val="false"/>
+          <w:i/>
+          <w:iCs w:val="false"/>
+          <w:sz w:val="24"/>
+          <w:szCs w:val="24"/>
+        </w:rPr>
+        <w:t>G</w:t>
+      </w:r>
+      <w:r>
+        <w:rPr>
+          <w:rFonts w:ascii="Times New Roman" w:cs="Times New Roman" w:eastAsia="Times New Roman" w:hAnsi="Times New Roman"/>
+          <w:bCs w:val="false"/>
+          <w:i/>
+          <w:iCs w:val="false"/>
+          <w:sz w:val="24"/>
+          <w:szCs w:val="24"/>
+          <w:vertAlign w:val="subscript"/>
+        </w:rPr>
+        <w:t>N</w:t>
+      </w:r>
+      <w:r>
+        <w:rPr>
+          <w:rFonts w:ascii="Times New Roman" w:cs="Times New Roman" w:eastAsia="Times New Roman" w:hAnsi="Times New Roman"/>
+          <w:bCs w:val="false"/>
+          <w:iCs w:val="false"/>
+          <w:sz w:val="24"/>
+          <w:szCs w:val="24"/>
+        </w:rPr>
+        <w:t xml:space="preserve"> stays positive, because </w:t>
+      </w:r>
+      <w:r>
+        <w:rPr>
+          <w:rFonts w:ascii="Times New Roman" w:cs="Times New Roman" w:eastAsia="Times New Roman" w:hAnsi="Times New Roman"/>
+          <w:bCs w:val="false"/>
+          <w:i/>
+          <w:iCs w:val="false"/>
+          <w:sz w:val="24"/>
+          <w:szCs w:val="24"/>
+        </w:rPr>
+        <w:t>e</w:t>
+      </w:r>
+      <w:r>
+        <w:rPr>
+          <w:rFonts w:ascii="Times New Roman" w:cs="Times New Roman" w:eastAsia="Times New Roman" w:hAnsi="Times New Roman"/>
+          <w:bCs w:val="false"/>
+          <w:iCs w:val="false"/>
+          <w:sz w:val="24"/>
+          <w:szCs w:val="24"/>
+        </w:rPr>
+        <w:t xml:space="preserve">* falls to zero and the right side vanishes. Without inspection (φ = 0), </w:t>
+      </w:r>
+      <w:r>
+        <w:rPr>
+          <w:rFonts w:ascii="Times New Roman" w:cs="Times New Roman" w:eastAsia="Times New Roman" w:hAnsi="Times New Roman"/>
+          <w:bCs w:val="false"/>
+          <w:i/>
+          <w:iCs w:val="false"/>
+          <w:sz w:val="24"/>
+          <w:szCs w:val="24"/>
+        </w:rPr>
+        <w:t>G</w:t>
+      </w:r>
+      <w:r>
+        <w:rPr>
+          <w:rFonts w:ascii="Times New Roman" w:cs="Times New Roman" w:eastAsia="Times New Roman" w:hAnsi="Times New Roman"/>
+          <w:bCs w:val="false"/>
+          <w:i/>
+          <w:iCs w:val="false"/>
+          <w:sz w:val="24"/>
+          <w:szCs w:val="24"/>
+          <w:vertAlign w:val="subscript"/>
+        </w:rPr>
+        <w:t>N</w:t>
+      </w:r>
+      <w:r>
+        <w:rPr>
+          <w:rFonts w:ascii="Times New Roman" w:cs="Times New Roman" w:eastAsia="Times New Roman" w:hAnsi="Times New Roman"/>
+          <w:bCs w:val="false"/>
+          <w:iCs w:val="false"/>
+          <w:sz w:val="24"/>
+          <w:szCs w:val="24"/>
+        </w:rPr>
+        <w:t xml:space="preserve"> = Δ at every depth, and exploitation becomes certain as search deepens.</w:t>
+      </w:r>
+    </w:p>
+    <w:p>
+      <w:pPr>
+        <w:spacing w:after="0" w:before="0" w:line="480" w:lineRule="auto"/>
+        <w:ind w:firstLine="720"/>
+        <w:jc w:val="left"/>
+      </w:pPr>
+      <w:r>
+        <w:rPr>
+          <w:rFonts w:ascii="Times New Roman" w:cs="Times New Roman" w:eastAsia="Times New Roman" w:hAnsi="Times New Roman"/>
+          <w:bCs w:val="false"/>
+          <w:i/>
+          <w:iCs w:val="false"/>
+          <w:sz w:val="24"/>
+          <w:szCs w:val="24"/>
+        </w:rPr>
+        <w:t>Step 3: deterrence.</w:t>
+      </w:r>
+      <w:r>
+        <w:rPr>
+          <w:rFonts w:ascii="Times New Roman" w:cs="Times New Roman" w:eastAsia="Times New Roman" w:hAnsi="Times New Roman"/>
+          <w:bCs w:val="false"/>
+          <w:iCs w:val="false"/>
+          <w:sz w:val="24"/>
+          <w:szCs w:val="24"/>
+        </w:rPr>
+        <w:t xml:space="preserve"> Because </w:t>
+      </w:r>
+      <w:r>
+        <w:rPr>
+          <w:rFonts w:ascii="Times New Roman" w:cs="Times New Roman" w:eastAsia="Times New Roman" w:hAnsi="Times New Roman"/>
+          <w:bCs w:val="false"/>
+          <w:i/>
+          <w:iCs w:val="false"/>
+          <w:sz w:val="24"/>
+          <w:szCs w:val="24"/>
+        </w:rPr>
+        <w:t>m</w:t>
+      </w:r>
+      <w:r>
+        <w:rPr>
+          <w:rFonts w:ascii="Times New Roman" w:cs="Times New Roman" w:eastAsia="Times New Roman" w:hAnsi="Times New Roman"/>
+          <w:bCs w:val="false"/>
+          <w:i/>
+          <w:iCs w:val="false"/>
+          <w:sz w:val="24"/>
+          <w:szCs w:val="24"/>
+          <w:vertAlign w:val="subscript"/>
+        </w:rPr>
+        <w:t>N</w:t>
+      </w:r>
+      <w:r>
+        <w:rPr>
+          <w:rFonts w:ascii="Times New Roman" w:cs="Times New Roman" w:eastAsia="Times New Roman" w:hAnsi="Times New Roman"/>
+          <w:bCs w:val="false"/>
+          <w:iCs w:val="false"/>
+          <w:sz w:val="24"/>
+          <w:szCs w:val="24"/>
+        </w:rPr>
+        <w:t xml:space="preserve"> grows without bound, </w:t>
+      </w:r>
+      <w:r>
+        <w:rPr>
+          <w:rFonts w:ascii="Times New Roman" w:cs="Times New Roman" w:eastAsia="Times New Roman" w:hAnsi="Times New Roman"/>
+          <w:bCs w:val="false"/>
+          <w:i/>
+          <w:iCs w:val="false"/>
+          <w:sz w:val="24"/>
+          <w:szCs w:val="24"/>
+        </w:rPr>
+        <w:t>G</w:t>
+      </w:r>
+      <w:r>
+        <w:rPr>
+          <w:rFonts w:ascii="Times New Roman" w:cs="Times New Roman" w:eastAsia="Times New Roman" w:hAnsi="Times New Roman"/>
+          <w:bCs w:val="false"/>
+          <w:i/>
+          <w:iCs w:val="false"/>
+          <w:sz w:val="24"/>
+          <w:szCs w:val="24"/>
+          <w:vertAlign w:val="subscript"/>
+        </w:rPr>
+        <w:t>N</w:t>
+      </w:r>
+      <w:r>
+        <w:rPr>
+          <w:rFonts w:ascii="Times New Roman" w:cs="Times New Roman" w:eastAsia="Times New Roman" w:hAnsi="Times New Roman"/>
+          <w:bCs w:val="false"/>
+          <w:iCs w:val="false"/>
+          <w:sz w:val="24"/>
+          <w:szCs w:val="24"/>
+        </w:rPr>
+        <w:t xml:space="preserve"> turns negative for any φ &gt; 0 once </w:t>
+      </w:r>
+      <w:r>
+        <w:rPr>
+          <w:rFonts w:ascii="Times New Roman" w:cs="Times New Roman" w:eastAsia="Times New Roman" w:hAnsi="Times New Roman"/>
+          <w:bCs w:val="false"/>
+          <w:i/>
+          <w:iCs w:val="false"/>
+          <w:sz w:val="24"/>
+          <w:szCs w:val="24"/>
+        </w:rPr>
+        <w:t>N</w:t>
+      </w:r>
+      <w:r>
+        <w:rPr>
+          <w:rFonts w:ascii="Times New Roman" w:cs="Times New Roman" w:eastAsia="Times New Roman" w:hAnsi="Times New Roman"/>
+          <w:bCs w:val="false"/>
+          <w:iCs w:val="false"/>
+          <w:sz w:val="24"/>
+          <w:szCs w:val="24"/>
+        </w:rPr>
+        <w:t xml:space="preserve"> reaches</w:t>
+      </w:r>
+    </w:p>
+    <w:p>
+      <w:pPr>
+        <w:tabs>
+          <w:tab w:val="right" w:pos="9360"/>
+        </w:tabs>
+        <w:spacing w:after="160" w:before="160" w:line="480" w:lineRule="auto"/>
+        <w:jc w:val="center"/>
+      </w:pPr>
+      <w:r>
+        <w:rPr>
+          <w:rFonts w:ascii="Times New Roman" w:cs="Times New Roman" w:eastAsia="Times New Roman" w:hAnsi="Times New Roman"/>
+          <w:bCs w:val="false"/>
+          <w:i/>
+          <w:iCs/>
+          <w:sz w:val="24"/>
+          <w:szCs w:val="24"/>
+        </w:rPr>
+        <w:t>N</w:t>
+      </w:r>
+      <w:r>
+        <w:rPr>
+          <w:rFonts w:ascii="Times New Roman" w:cs="Times New Roman" w:eastAsia="Times New Roman" w:hAnsi="Times New Roman"/>
+          <w:bCs w:val="false"/>
+          <w:i/>
+          <w:iCs/>
+          <w:sz w:val="24"/>
+          <w:szCs w:val="24"/>
+          <w:vertAlign w:val="subscript"/>
+        </w:rPr>
+        <w:t>d</w:t>
+      </w:r>
+      <w:r>
+        <w:rPr>
+          <w:rFonts w:ascii="Times New Roman" w:cs="Times New Roman" w:eastAsia="Times New Roman" w:hAnsi="Times New Roman"/>
+          <w:bCs w:val="false"/>
+          <w:iCs/>
+          <w:sz w:val="24"/>
+          <w:szCs w:val="24"/>
+        </w:rPr>
+        <w:t xml:space="preserve">(φ)  =  min{ </w:t>
+      </w:r>
+      <w:r>
+        <w:rPr>
+          <w:rFonts w:ascii="Times New Roman" w:cs="Times New Roman" w:eastAsia="Times New Roman" w:hAnsi="Times New Roman"/>
+          <w:bCs w:val="false"/>
+          <w:i/>
+          <w:iCs/>
+          <w:sz w:val="24"/>
+          <w:szCs w:val="24"/>
+        </w:rPr>
+        <w:t>N</w:t>
+      </w:r>
+      <w:r>
+        <w:rPr>
+          <w:rFonts w:ascii="Times New Roman" w:cs="Times New Roman" w:eastAsia="Times New Roman" w:hAnsi="Times New Roman"/>
+          <w:bCs w:val="false"/>
+          <w:iCs/>
+          <w:sz w:val="24"/>
+          <w:szCs w:val="24"/>
+        </w:rPr>
+        <w:t xml:space="preserve"> : σ</w:t>
+      </w:r>
+      <w:r>
+        <w:rPr>
+          <w:rFonts w:ascii="Times New Roman" w:cs="Times New Roman" w:eastAsia="Times New Roman" w:hAnsi="Times New Roman"/>
+          <w:bCs w:val="false"/>
+          <w:iCs/>
+          <w:sz w:val="24"/>
+          <w:szCs w:val="24"/>
+          <w:vertAlign w:val="subscript"/>
+        </w:rPr>
+        <w:t>J</w:t>
+      </w:r>
+      <w:r>
+        <w:rPr>
+          <w:rFonts w:ascii="Times New Roman" w:cs="Times New Roman" w:eastAsia="Times New Roman" w:hAnsi="Times New Roman"/>
+          <w:bCs w:val="false"/>
+          <w:iCs/>
+          <w:sz w:val="24"/>
+          <w:szCs w:val="24"/>
+        </w:rPr>
+        <w:t xml:space="preserve"> </w:t>
+      </w:r>
+      <w:r>
+        <w:rPr>
+          <w:rFonts w:ascii="Times New Roman" w:cs="Times New Roman" w:eastAsia="Times New Roman" w:hAnsi="Times New Roman"/>
+          <w:bCs w:val="false"/>
+          <w:i/>
+          <w:iCs/>
+          <w:sz w:val="24"/>
+          <w:szCs w:val="24"/>
+        </w:rPr>
+        <w:t>m</w:t>
+      </w:r>
+      <w:r>
+        <w:rPr>
+          <w:rFonts w:ascii="Times New Roman" w:cs="Times New Roman" w:eastAsia="Times New Roman" w:hAnsi="Times New Roman"/>
+          <w:bCs w:val="false"/>
+          <w:i/>
+          <w:iCs/>
+          <w:sz w:val="24"/>
+          <w:szCs w:val="24"/>
+          <w:vertAlign w:val="subscript"/>
+        </w:rPr>
+        <w:t>N</w:t>
+      </w:r>
+      <w:r>
+        <w:rPr>
+          <w:rFonts w:ascii="Times New Roman" w:cs="Times New Roman" w:eastAsia="Times New Roman" w:hAnsi="Times New Roman"/>
+          <w:bCs w:val="false"/>
+          <w:iCs/>
+          <w:sz w:val="24"/>
+          <w:szCs w:val="24"/>
+        </w:rPr>
+        <w:t xml:space="preserve"> ≥ (1 − φ)Δ/φ }</w:t>
+        <w:tab/>
+        <w:t>(E4)</w:t>
+      </w:r>
+    </w:p>
+    <w:p>
+      <w:pPr>
+        <w:spacing w:after="0" w:before="0" w:line="480" w:lineRule="auto"/>
+        <w:ind w:firstLine="720"/>
+        <w:jc w:val="left"/>
+      </w:pPr>
+      <w:r>
+        <w:rPr>
+          <w:rFonts w:ascii="Times New Roman" w:cs="Times New Roman" w:eastAsia="Times New Roman" w:hAnsi="Times New Roman"/>
+          <w:bCs w:val="false"/>
+          <w:iCs w:val="false"/>
+          <w:sz w:val="24"/>
+          <w:szCs w:val="24"/>
+        </w:rPr>
+        <w:t xml:space="preserve">Beyond </w:t>
+      </w:r>
+      <w:r>
+        <w:rPr>
+          <w:rFonts w:ascii="Times New Roman" w:cs="Times New Roman" w:eastAsia="Times New Roman" w:hAnsi="Times New Roman"/>
+          <w:bCs w:val="false"/>
+          <w:i/>
+          <w:iCs w:val="false"/>
+          <w:sz w:val="24"/>
+          <w:szCs w:val="24"/>
+        </w:rPr>
+        <w:t>N</w:t>
+      </w:r>
+      <w:r>
+        <w:rPr>
+          <w:rFonts w:ascii="Times New Roman" w:cs="Times New Roman" w:eastAsia="Times New Roman" w:hAnsi="Times New Roman"/>
+          <w:bCs w:val="false"/>
+          <w:i/>
+          <w:iCs w:val="false"/>
+          <w:sz w:val="24"/>
+          <w:szCs w:val="24"/>
+          <w:vertAlign w:val="subscript"/>
+        </w:rPr>
+        <w:t>d</w:t>
+      </w:r>
+      <w:r>
+        <w:rPr>
+          <w:rFonts w:ascii="Times New Roman" w:cs="Times New Roman" w:eastAsia="Times New Roman" w:hAnsi="Times New Roman"/>
+          <w:bCs w:val="false"/>
+          <w:iCs w:val="false"/>
+          <w:sz w:val="24"/>
+          <w:szCs w:val="24"/>
+        </w:rPr>
+        <w:t xml:space="preserve"> the team invests nothing in exploits and </w:t>
+      </w:r>
+      <w:r>
+        <w:rPr>
+          <w:rFonts w:ascii="Times New Roman" w:cs="Times New Roman" w:eastAsia="Times New Roman" w:hAnsi="Times New Roman"/>
+          <w:bCs w:val="false"/>
+          <w:i/>
+          <w:iCs w:val="false"/>
+          <w:sz w:val="24"/>
+          <w:szCs w:val="24"/>
+        </w:rPr>
+        <w:t>Q</w:t>
+      </w:r>
+      <w:r>
+        <w:rPr>
+          <w:rFonts w:ascii="Times New Roman" w:cs="Times New Roman" w:eastAsia="Times New Roman" w:hAnsi="Times New Roman"/>
+          <w:bCs w:val="false"/>
+          <w:iCs w:val="false"/>
+          <w:sz w:val="24"/>
+          <w:szCs w:val="24"/>
+        </w:rPr>
+        <w:t xml:space="preserve"> = 0. Inspection therefore works in two ways. It detects exploits that are made, and it deters exploits from being made, and the deterrence strengthens with search depth because a deeper search raises the honest score that a blocked release would forfeit.</w:t>
+      </w:r>
+    </w:p>
+    <w:p>
+      <w:pPr>
+        <w:spacing w:after="0" w:before="0" w:line="480" w:lineRule="auto"/>
+        <w:ind w:firstLine="720"/>
+        <w:jc w:val="left"/>
+      </w:pPr>
+      <w:r>
+        <w:rPr>
+          <w:rFonts w:ascii="Times New Roman" w:cs="Times New Roman" w:eastAsia="Times New Roman" w:hAnsi="Times New Roman"/>
+          <w:bCs w:val="false"/>
+          <w:i/>
+          <w:iCs w:val="false"/>
+          <w:sz w:val="24"/>
+          <w:szCs w:val="24"/>
+        </w:rPr>
+        <w:t>Step 4: the organization’s problem.</w:t>
+      </w:r>
+      <w:r>
+        <w:rPr>
+          <w:rFonts w:ascii="Times New Roman" w:cs="Times New Roman" w:eastAsia="Times New Roman" w:hAnsi="Times New Roman"/>
+          <w:bCs w:val="false"/>
+          <w:iCs w:val="false"/>
+          <w:sz w:val="24"/>
+          <w:szCs w:val="24"/>
+        </w:rPr>
+        <w:t xml:space="preserve"> Its expected gold value, with </w:t>
+      </w:r>
+      <w:r>
+        <w:rPr>
+          <w:rFonts w:ascii="Times New Roman" w:cs="Times New Roman" w:eastAsia="Times New Roman" w:hAnsi="Times New Roman"/>
+          <w:bCs w:val="false"/>
+          <w:i/>
+          <w:iCs w:val="false"/>
+          <w:sz w:val="24"/>
+          <w:szCs w:val="24"/>
+        </w:rPr>
+        <w:t>Q</w:t>
+      </w:r>
+      <w:r>
+        <w:rPr>
+          <w:rFonts w:ascii="Times New Roman" w:cs="Times New Roman" w:eastAsia="Times New Roman" w:hAnsi="Times New Roman"/>
+          <w:bCs w:val="false"/>
+          <w:iCs w:val="false"/>
+          <w:sz w:val="24"/>
+          <w:szCs w:val="24"/>
+        </w:rPr>
+        <w:t xml:space="preserve"> evaluated at the team’s best response, is</w:t>
+      </w:r>
+    </w:p>
+    <w:p>
+      <w:pPr>
+        <w:tabs>
+          <w:tab w:val="right" w:pos="9360"/>
+        </w:tabs>
+        <w:spacing w:after="160" w:before="160" w:line="480" w:lineRule="auto"/>
+        <w:jc w:val="center"/>
+      </w:pPr>
+      <w:r>
+        <w:rPr>
+          <w:rFonts w:ascii="Times New Roman" w:cs="Times New Roman" w:eastAsia="Times New Roman" w:hAnsi="Times New Roman"/>
+          <w:bCs w:val="false"/>
+          <w:i/>
+          <w:iCs/>
+          <w:sz w:val="24"/>
+          <w:szCs w:val="24"/>
+        </w:rPr>
+        <w:t>W</w:t>
+      </w:r>
+      <w:r>
+        <w:rPr>
+          <w:rFonts w:ascii="Times New Roman" w:cs="Times New Roman" w:eastAsia="Times New Roman" w:hAnsi="Times New Roman"/>
+          <w:bCs w:val="false"/>
+          <w:iCs/>
           <w:sz w:val="24"/>
           <w:szCs w:val="24"/>
         </w:rPr>
@@ -16841,7 +18556,7 @@
           <w:rFonts w:ascii="Times New Roman" w:cs="Times New Roman" w:eastAsia="Times New Roman" w:hAnsi="Times New Roman"/>
           <w:bCs w:val="false"/>
           <w:i/>
-          <w:iCs w:val="false"/>
+          <w:iCs/>
           <w:sz w:val="24"/>
           <w:szCs w:val="24"/>
         </w:rPr>
@@ -16851,18 +18566,114 @@
         <w:rPr>
           <w:rFonts w:ascii="Times New Roman" w:cs="Times New Roman" w:eastAsia="Times New Roman" w:hAnsi="Times New Roman"/>
           <w:bCs w:val="false"/>
-          <w:iCs w:val="false"/>
-          <w:sz w:val="24"/>
-          <w:szCs w:val="24"/>
-        </w:rPr>
-        <w:t xml:space="preserve">) has no interior maximum within the range explored, and deeper search is limited only by its cost. The expected-value expression and the single-root property were checked numerically. The model assumes that exploits always receive the top score and that π and </w:t>
-      </w:r>
-      <w:r>
-        <w:rPr>
-          <w:rFonts w:ascii="Times New Roman" w:cs="Times New Roman" w:eastAsia="Times New Roman" w:hAnsi="Times New Roman"/>
-          <w:bCs w:val="false"/>
-          <w:i/>
-          <w:iCs w:val="false"/>
+          <w:iCs/>
+          <w:sz w:val="24"/>
+          <w:szCs w:val="24"/>
+        </w:rPr>
+        <w:t xml:space="preserve">, φ)  =  (1 − </w:t>
+      </w:r>
+      <w:r>
+        <w:rPr>
+          <w:rFonts w:ascii="Times New Roman" w:cs="Times New Roman" w:eastAsia="Times New Roman" w:hAnsi="Times New Roman"/>
+          <w:bCs w:val="false"/>
+          <w:i/>
+          <w:iCs/>
+          <w:sz w:val="24"/>
+          <w:szCs w:val="24"/>
+        </w:rPr>
+        <w:t>Q</w:t>
+      </w:r>
+      <w:r>
+        <w:rPr>
+          <w:rFonts w:ascii="Times New Roman" w:cs="Times New Roman" w:eastAsia="Times New Roman" w:hAnsi="Times New Roman"/>
+          <w:bCs w:val="false"/>
+          <w:iCs/>
+          <w:sz w:val="24"/>
+          <w:szCs w:val="24"/>
+        </w:rPr>
+        <w:t>)ρ</w:t>
+      </w:r>
+      <w:r>
+        <w:rPr>
+          <w:rFonts w:ascii="Times New Roman" w:cs="Times New Roman" w:eastAsia="Times New Roman" w:hAnsi="Times New Roman"/>
+          <w:bCs w:val="false"/>
+          <w:i/>
+          <w:iCs/>
+          <w:sz w:val="24"/>
+          <w:szCs w:val="24"/>
+        </w:rPr>
+        <w:t>s</w:t>
+      </w:r>
+      <w:r>
+        <w:rPr>
+          <w:rFonts w:ascii="Times New Roman" w:cs="Times New Roman" w:eastAsia="Times New Roman" w:hAnsi="Times New Roman"/>
+          <w:bCs w:val="false"/>
+          <w:iCs/>
+          <w:sz w:val="24"/>
+          <w:szCs w:val="24"/>
+        </w:rPr>
+        <w:t xml:space="preserve"> </w:t>
+      </w:r>
+      <w:r>
+        <w:rPr>
+          <w:rFonts w:ascii="Times New Roman" w:cs="Times New Roman" w:eastAsia="Times New Roman" w:hAnsi="Times New Roman"/>
+          <w:bCs w:val="false"/>
+          <w:i/>
+          <w:iCs/>
+          <w:sz w:val="24"/>
+          <w:szCs w:val="24"/>
+        </w:rPr>
+        <w:t>m</w:t>
+      </w:r>
+      <w:r>
+        <w:rPr>
+          <w:rFonts w:ascii="Times New Roman" w:cs="Times New Roman" w:eastAsia="Times New Roman" w:hAnsi="Times New Roman"/>
+          <w:bCs w:val="false"/>
+          <w:i/>
+          <w:iCs/>
+          <w:sz w:val="24"/>
+          <w:szCs w:val="24"/>
+          <w:vertAlign w:val="subscript"/>
+        </w:rPr>
+        <w:t>N</w:t>
+      </w:r>
+      <w:r>
+        <w:rPr>
+          <w:rFonts w:ascii="Times New Roman" w:cs="Times New Roman" w:eastAsia="Times New Roman" w:hAnsi="Times New Roman"/>
+          <w:bCs w:val="false"/>
+          <w:iCs/>
+          <w:sz w:val="24"/>
+          <w:szCs w:val="24"/>
+        </w:rPr>
+        <w:t xml:space="preserve">  −  </w:t>
+      </w:r>
+      <w:r>
+        <w:rPr>
+          <w:rFonts w:ascii="Times New Roman" w:cs="Times New Roman" w:eastAsia="Times New Roman" w:hAnsi="Times New Roman"/>
+          <w:bCs w:val="false"/>
+          <w:i/>
+          <w:iCs/>
+          <w:sz w:val="24"/>
+          <w:szCs w:val="24"/>
+        </w:rPr>
+        <w:t>Q</w:t>
+      </w:r>
+      <w:r>
+        <w:rPr>
+          <w:rFonts w:ascii="Times New Roman" w:cs="Times New Roman" w:eastAsia="Times New Roman" w:hAnsi="Times New Roman"/>
+          <w:bCs w:val="false"/>
+          <w:iCs/>
+          <w:sz w:val="24"/>
+          <w:szCs w:val="24"/>
+        </w:rPr>
+        <w:t>(1 − φ)</w:t>
+      </w:r>
+      <w:r>
+        <w:rPr>
+          <w:rFonts w:ascii="Times New Roman" w:cs="Times New Roman" w:eastAsia="Times New Roman" w:hAnsi="Times New Roman"/>
+          <w:bCs w:val="false"/>
+          <w:i/>
+          <w:iCs/>
           <w:sz w:val="24"/>
           <w:szCs w:val="24"/>
         </w:rPr>
@@ -16872,11 +18683,960 @@
         <w:rPr>
           <w:rFonts w:ascii="Times New Roman" w:cs="Times New Roman" w:eastAsia="Times New Roman" w:hAnsi="Times New Roman"/>
           <w:bCs w:val="false"/>
-          <w:iCs w:val="false"/>
-          <w:sz w:val="24"/>
-          <w:szCs w:val="24"/>
-        </w:rPr>
-        <w:t xml:space="preserve"> are exogenous, assumptions that a fuller treatment would relax.</w:t>
+          <w:iCs/>
+          <w:sz w:val="24"/>
+          <w:szCs w:val="24"/>
+        </w:rPr>
+        <w:t xml:space="preserve">  −  </w:t>
+      </w:r>
+      <w:r>
+        <w:rPr>
+          <w:rFonts w:ascii="Times New Roman" w:cs="Times New Roman" w:eastAsia="Times New Roman" w:hAnsi="Times New Roman"/>
+          <w:bCs w:val="false"/>
+          <w:i/>
+          <w:iCs/>
+          <w:sz w:val="24"/>
+          <w:szCs w:val="24"/>
+        </w:rPr>
+        <w:t>c</w:t>
+      </w:r>
+      <w:r>
+        <w:rPr>
+          <w:rFonts w:ascii="Times New Roman" w:cs="Times New Roman" w:eastAsia="Times New Roman" w:hAnsi="Times New Roman"/>
+          <w:bCs w:val="false"/>
+          <w:i/>
+          <w:iCs/>
+          <w:sz w:val="24"/>
+          <w:szCs w:val="24"/>
+          <w:vertAlign w:val="subscript"/>
+        </w:rPr>
+        <w:t>s</w:t>
+      </w:r>
+      <w:r>
+        <w:rPr>
+          <w:rFonts w:ascii="Times New Roman" w:cs="Times New Roman" w:eastAsia="Times New Roman" w:hAnsi="Times New Roman"/>
+          <w:bCs w:val="false"/>
+          <w:i/>
+          <w:iCs/>
+          <w:sz w:val="24"/>
+          <w:szCs w:val="24"/>
+        </w:rPr>
+        <w:t>N</w:t>
+      </w:r>
+      <w:r>
+        <w:rPr>
+          <w:rFonts w:ascii="Times New Roman" w:cs="Times New Roman" w:eastAsia="Times New Roman" w:hAnsi="Times New Roman"/>
+          <w:bCs w:val="false"/>
+          <w:iCs/>
+          <w:sz w:val="24"/>
+          <w:szCs w:val="24"/>
+        </w:rPr>
+        <w:t xml:space="preserve">  −  </w:t>
+      </w:r>
+      <w:r>
+        <w:rPr>
+          <w:rFonts w:ascii="Times New Roman" w:cs="Times New Roman" w:eastAsia="Times New Roman" w:hAnsi="Times New Roman"/>
+          <w:bCs w:val="false"/>
+          <w:i/>
+          <w:iCs/>
+          <w:sz w:val="24"/>
+          <w:szCs w:val="24"/>
+        </w:rPr>
+        <w:t>c</w:t>
+      </w:r>
+      <w:r>
+        <w:rPr>
+          <w:rFonts w:ascii="Times New Roman" w:cs="Times New Roman" w:eastAsia="Times New Roman" w:hAnsi="Times New Roman"/>
+          <w:bCs w:val="false"/>
+          <w:i/>
+          <w:iCs/>
+          <w:sz w:val="24"/>
+          <w:szCs w:val="24"/>
+          <w:vertAlign w:val="subscript"/>
+        </w:rPr>
+        <w:t>G</w:t>
+      </w:r>
+      <w:r>
+        <w:rPr>
+          <w:rFonts w:ascii="Times New Roman" w:cs="Times New Roman" w:eastAsia="Times New Roman" w:hAnsi="Times New Roman"/>
+          <w:bCs w:val="false"/>
+          <w:iCs/>
+          <w:sz w:val="24"/>
+          <w:szCs w:val="24"/>
+        </w:rPr>
+        <w:t>·1[φ &gt; 0]</w:t>
+        <w:tab/>
+        <w:t>(E5)</w:t>
+      </w:r>
+    </w:p>
+    <w:p>
+      <w:pPr>
+        <w:spacing w:after="0" w:before="0" w:line="480" w:lineRule="auto"/>
+        <w:ind w:firstLine="720"/>
+        <w:jc w:val="left"/>
+      </w:pPr>
+      <w:r>
+        <w:rPr>
+          <w:rFonts w:ascii="Times New Roman" w:cs="Times New Roman" w:eastAsia="Times New Roman" w:hAnsi="Times New Roman"/>
+          <w:bCs w:val="false"/>
+          <w:iCs w:val="false"/>
+          <w:sz w:val="24"/>
+          <w:szCs w:val="24"/>
+        </w:rPr>
+        <w:t xml:space="preserve">For </w:t>
+      </w:r>
+      <w:r>
+        <w:rPr>
+          <w:rFonts w:ascii="Times New Roman" w:cs="Times New Roman" w:eastAsia="Times New Roman" w:hAnsi="Times New Roman"/>
+          <w:bCs w:val="false"/>
+          <w:i/>
+          <w:iCs w:val="false"/>
+          <w:sz w:val="24"/>
+          <w:szCs w:val="24"/>
+        </w:rPr>
+        <w:t>N</w:t>
+      </w:r>
+      <w:r>
+        <w:rPr>
+          <w:rFonts w:ascii="Times New Roman" w:cs="Times New Roman" w:eastAsia="Times New Roman" w:hAnsi="Times New Roman"/>
+          <w:bCs w:val="false"/>
+          <w:iCs w:val="false"/>
+          <w:sz w:val="24"/>
+          <w:szCs w:val="24"/>
+        </w:rPr>
+        <w:t xml:space="preserve"> ≥ </w:t>
+      </w:r>
+      <w:r>
+        <w:rPr>
+          <w:rFonts w:ascii="Times New Roman" w:cs="Times New Roman" w:eastAsia="Times New Roman" w:hAnsi="Times New Roman"/>
+          <w:bCs w:val="false"/>
+          <w:i/>
+          <w:iCs w:val="false"/>
+          <w:sz w:val="24"/>
+          <w:szCs w:val="24"/>
+        </w:rPr>
+        <w:t>N</w:t>
+      </w:r>
+      <w:r>
+        <w:rPr>
+          <w:rFonts w:ascii="Times New Roman" w:cs="Times New Roman" w:eastAsia="Times New Roman" w:hAnsi="Times New Roman"/>
+          <w:bCs w:val="false"/>
+          <w:i/>
+          <w:iCs w:val="false"/>
+          <w:sz w:val="24"/>
+          <w:szCs w:val="24"/>
+          <w:vertAlign w:val="subscript"/>
+        </w:rPr>
+        <w:t>d</w:t>
+      </w:r>
+      <w:r>
+        <w:rPr>
+          <w:rFonts w:ascii="Times New Roman" w:cs="Times New Roman" w:eastAsia="Times New Roman" w:hAnsi="Times New Roman"/>
+          <w:bCs w:val="false"/>
+          <w:iCs w:val="false"/>
+          <w:sz w:val="24"/>
+          <w:szCs w:val="24"/>
+        </w:rPr>
+        <w:t xml:space="preserve">(φ), </w:t>
+      </w:r>
+      <w:r>
+        <w:rPr>
+          <w:rFonts w:ascii="Times New Roman" w:cs="Times New Roman" w:eastAsia="Times New Roman" w:hAnsi="Times New Roman"/>
+          <w:bCs w:val="false"/>
+          <w:i/>
+          <w:iCs w:val="false"/>
+          <w:sz w:val="24"/>
+          <w:szCs w:val="24"/>
+        </w:rPr>
+        <w:t>W</w:t>
+      </w:r>
+      <w:r>
+        <w:rPr>
+          <w:rFonts w:ascii="Times New Roman" w:cs="Times New Roman" w:eastAsia="Times New Roman" w:hAnsi="Times New Roman"/>
+          <w:bCs w:val="false"/>
+          <w:iCs w:val="false"/>
+          <w:sz w:val="24"/>
+          <w:szCs w:val="24"/>
+        </w:rPr>
+        <w:t xml:space="preserve"> reduces to ρ</w:t>
+      </w:r>
+      <w:r>
+        <w:rPr>
+          <w:rFonts w:ascii="Times New Roman" w:cs="Times New Roman" w:eastAsia="Times New Roman" w:hAnsi="Times New Roman"/>
+          <w:bCs w:val="false"/>
+          <w:i/>
+          <w:iCs w:val="false"/>
+          <w:sz w:val="24"/>
+          <w:szCs w:val="24"/>
+        </w:rPr>
+        <w:t>s</w:t>
+      </w:r>
+      <w:r>
+        <w:rPr>
+          <w:rFonts w:ascii="Times New Roman" w:cs="Times New Roman" w:eastAsia="Times New Roman" w:hAnsi="Times New Roman"/>
+          <w:bCs w:val="false"/>
+          <w:iCs w:val="false"/>
+          <w:sz w:val="24"/>
+          <w:szCs w:val="24"/>
+        </w:rPr>
+        <w:t xml:space="preserve"> </w:t>
+      </w:r>
+      <w:r>
+        <w:rPr>
+          <w:rFonts w:ascii="Times New Roman" w:cs="Times New Roman" w:eastAsia="Times New Roman" w:hAnsi="Times New Roman"/>
+          <w:bCs w:val="false"/>
+          <w:i/>
+          <w:iCs w:val="false"/>
+          <w:sz w:val="24"/>
+          <w:szCs w:val="24"/>
+        </w:rPr>
+        <w:t>m</w:t>
+      </w:r>
+      <w:r>
+        <w:rPr>
+          <w:rFonts w:ascii="Times New Roman" w:cs="Times New Roman" w:eastAsia="Times New Roman" w:hAnsi="Times New Roman"/>
+          <w:bCs w:val="false"/>
+          <w:i/>
+          <w:iCs w:val="false"/>
+          <w:sz w:val="24"/>
+          <w:szCs w:val="24"/>
+          <w:vertAlign w:val="subscript"/>
+        </w:rPr>
+        <w:t>N</w:t>
+      </w:r>
+      <w:r>
+        <w:rPr>
+          <w:rFonts w:ascii="Times New Roman" w:cs="Times New Roman" w:eastAsia="Times New Roman" w:hAnsi="Times New Roman"/>
+          <w:bCs w:val="false"/>
+          <w:iCs w:val="false"/>
+          <w:sz w:val="24"/>
+          <w:szCs w:val="24"/>
+        </w:rPr>
+        <w:t xml:space="preserve"> − </w:t>
+      </w:r>
+      <w:r>
+        <w:rPr>
+          <w:rFonts w:ascii="Times New Roman" w:cs="Times New Roman" w:eastAsia="Times New Roman" w:hAnsi="Times New Roman"/>
+          <w:bCs w:val="false"/>
+          <w:i/>
+          <w:iCs w:val="false"/>
+          <w:sz w:val="24"/>
+          <w:szCs w:val="24"/>
+        </w:rPr>
+        <w:t>c</w:t>
+      </w:r>
+      <w:r>
+        <w:rPr>
+          <w:rFonts w:ascii="Times New Roman" w:cs="Times New Roman" w:eastAsia="Times New Roman" w:hAnsi="Times New Roman"/>
+          <w:bCs w:val="false"/>
+          <w:i/>
+          <w:iCs w:val="false"/>
+          <w:sz w:val="24"/>
+          <w:szCs w:val="24"/>
+          <w:vertAlign w:val="subscript"/>
+        </w:rPr>
+        <w:t>s</w:t>
+      </w:r>
+      <w:r>
+        <w:rPr>
+          <w:rFonts w:ascii="Times New Roman" w:cs="Times New Roman" w:eastAsia="Times New Roman" w:hAnsi="Times New Roman"/>
+          <w:bCs w:val="false"/>
+          <w:i/>
+          <w:iCs w:val="false"/>
+          <w:sz w:val="24"/>
+          <w:szCs w:val="24"/>
+        </w:rPr>
+        <w:t>N</w:t>
+      </w:r>
+      <w:r>
+        <w:rPr>
+          <w:rFonts w:ascii="Times New Roman" w:cs="Times New Roman" w:eastAsia="Times New Roman" w:hAnsi="Times New Roman"/>
+          <w:bCs w:val="false"/>
+          <w:iCs w:val="false"/>
+          <w:sz w:val="24"/>
+          <w:szCs w:val="24"/>
+        </w:rPr>
+        <w:t xml:space="preserve"> − </w:t>
+      </w:r>
+      <w:r>
+        <w:rPr>
+          <w:rFonts w:ascii="Times New Roman" w:cs="Times New Roman" w:eastAsia="Times New Roman" w:hAnsi="Times New Roman"/>
+          <w:bCs w:val="false"/>
+          <w:i/>
+          <w:iCs w:val="false"/>
+          <w:sz w:val="24"/>
+          <w:szCs w:val="24"/>
+        </w:rPr>
+        <w:t>c</w:t>
+      </w:r>
+      <w:r>
+        <w:rPr>
+          <w:rFonts w:ascii="Times New Roman" w:cs="Times New Roman" w:eastAsia="Times New Roman" w:hAnsi="Times New Roman"/>
+          <w:bCs w:val="false"/>
+          <w:i/>
+          <w:iCs w:val="false"/>
+          <w:sz w:val="24"/>
+          <w:szCs w:val="24"/>
+          <w:vertAlign w:val="subscript"/>
+        </w:rPr>
+        <w:t>G</w:t>
+      </w:r>
+      <w:r>
+        <w:rPr>
+          <w:rFonts w:ascii="Times New Roman" w:cs="Times New Roman" w:eastAsia="Times New Roman" w:hAnsi="Times New Roman"/>
+          <w:bCs w:val="false"/>
+          <w:iCs w:val="false"/>
+          <w:sz w:val="24"/>
+          <w:szCs w:val="24"/>
+        </w:rPr>
+        <w:t xml:space="preserve">, so the organization can eliminate exploitation by combining inspection with depth. Without inspection, </w:t>
+      </w:r>
+      <w:r>
+        <w:rPr>
+          <w:rFonts w:ascii="Times New Roman" w:cs="Times New Roman" w:eastAsia="Times New Roman" w:hAnsi="Times New Roman"/>
+          <w:bCs w:val="false"/>
+          <w:i/>
+          <w:iCs w:val="false"/>
+          <w:sz w:val="24"/>
+          <w:szCs w:val="24"/>
+        </w:rPr>
+        <w:t>W</w:t>
+      </w:r>
+      <w:r>
+        <w:rPr>
+          <w:rFonts w:ascii="Times New Roman" w:cs="Times New Roman" w:eastAsia="Times New Roman" w:hAnsi="Times New Roman"/>
+          <w:bCs w:val="false"/>
+          <w:iCs w:val="false"/>
+          <w:sz w:val="24"/>
+          <w:szCs w:val="24"/>
+        </w:rPr>
+        <w:t>(</w:t>
+      </w:r>
+      <w:r>
+        <w:rPr>
+          <w:rFonts w:ascii="Times New Roman" w:cs="Times New Roman" w:eastAsia="Times New Roman" w:hAnsi="Times New Roman"/>
+          <w:bCs w:val="false"/>
+          <w:i/>
+          <w:iCs w:val="false"/>
+          <w:sz w:val="24"/>
+          <w:szCs w:val="24"/>
+        </w:rPr>
+        <w:t>N</w:t>
+      </w:r>
+      <w:r>
+        <w:rPr>
+          <w:rFonts w:ascii="Times New Roman" w:cs="Times New Roman" w:eastAsia="Times New Roman" w:hAnsi="Times New Roman"/>
+          <w:bCs w:val="false"/>
+          <w:iCs w:val="false"/>
+          <w:sz w:val="24"/>
+          <w:szCs w:val="24"/>
+        </w:rPr>
+        <w:t>, 0) falls toward −</w:t>
+      </w:r>
+      <w:r>
+        <w:rPr>
+          <w:rFonts w:ascii="Times New Roman" w:cs="Times New Roman" w:eastAsia="Times New Roman" w:hAnsi="Times New Roman"/>
+          <w:bCs w:val="false"/>
+          <w:i/>
+          <w:iCs w:val="false"/>
+          <w:sz w:val="24"/>
+          <w:szCs w:val="24"/>
+        </w:rPr>
+        <w:t>d</w:t>
+      </w:r>
+      <w:r>
+        <w:rPr>
+          <w:rFonts w:ascii="Times New Roman" w:cs="Times New Roman" w:eastAsia="Times New Roman" w:hAnsi="Times New Roman"/>
+          <w:bCs w:val="false"/>
+          <w:iCs w:val="false"/>
+          <w:sz w:val="24"/>
+          <w:szCs w:val="24"/>
+        </w:rPr>
+        <w:t xml:space="preserve"> − </w:t>
+      </w:r>
+      <w:r>
+        <w:rPr>
+          <w:rFonts w:ascii="Times New Roman" w:cs="Times New Roman" w:eastAsia="Times New Roman" w:hAnsi="Times New Roman"/>
+          <w:bCs w:val="false"/>
+          <w:i/>
+          <w:iCs w:val="false"/>
+          <w:sz w:val="24"/>
+          <w:szCs w:val="24"/>
+        </w:rPr>
+        <w:t>c</w:t>
+      </w:r>
+      <w:r>
+        <w:rPr>
+          <w:rFonts w:ascii="Times New Roman" w:cs="Times New Roman" w:eastAsia="Times New Roman" w:hAnsi="Times New Roman"/>
+          <w:bCs w:val="false"/>
+          <w:i/>
+          <w:iCs w:val="false"/>
+          <w:sz w:val="24"/>
+          <w:szCs w:val="24"/>
+          <w:vertAlign w:val="subscript"/>
+        </w:rPr>
+        <w:t>s</w:t>
+      </w:r>
+      <w:r>
+        <w:rPr>
+          <w:rFonts w:ascii="Times New Roman" w:cs="Times New Roman" w:eastAsia="Times New Roman" w:hAnsi="Times New Roman"/>
+          <w:bCs w:val="false"/>
+          <w:i/>
+          <w:iCs w:val="false"/>
+          <w:sz w:val="24"/>
+          <w:szCs w:val="24"/>
+        </w:rPr>
+        <w:t>N</w:t>
+      </w:r>
+      <w:r>
+        <w:rPr>
+          <w:rFonts w:ascii="Times New Roman" w:cs="Times New Roman" w:eastAsia="Times New Roman" w:hAnsi="Times New Roman"/>
+          <w:bCs w:val="false"/>
+          <w:iCs w:val="false"/>
+          <w:sz w:val="24"/>
+          <w:szCs w:val="24"/>
+        </w:rPr>
+        <w:t xml:space="preserve"> as </w:t>
+      </w:r>
+      <w:r>
+        <w:rPr>
+          <w:rFonts w:ascii="Times New Roman" w:cs="Times New Roman" w:eastAsia="Times New Roman" w:hAnsi="Times New Roman"/>
+          <w:bCs w:val="false"/>
+          <w:i/>
+          <w:iCs w:val="false"/>
+          <w:sz w:val="24"/>
+          <w:szCs w:val="24"/>
+        </w:rPr>
+        <w:t>N</w:t>
+      </w:r>
+      <w:r>
+        <w:rPr>
+          <w:rFonts w:ascii="Times New Roman" w:cs="Times New Roman" w:eastAsia="Times New Roman" w:hAnsi="Times New Roman"/>
+          <w:bCs w:val="false"/>
+          <w:iCs w:val="false"/>
+          <w:sz w:val="24"/>
+          <w:szCs w:val="24"/>
+        </w:rPr>
+        <w:t xml:space="preserve"> grows, so only shallow search is ever worth considering.</w:t>
+      </w:r>
+    </w:p>
+    <w:p>
+      <w:pPr>
+        <w:spacing w:after="0" w:before="0" w:line="480" w:lineRule="auto"/>
+        <w:ind w:firstLine="720"/>
+        <w:jc w:val="left"/>
+      </w:pPr>
+      <w:r>
+        <w:rPr>
+          <w:rFonts w:ascii="Times New Roman" w:cs="Times New Roman" w:eastAsia="Times New Roman" w:hAnsi="Times New Roman"/>
+          <w:bCs w:val="false"/>
+          <w:i/>
+          <w:iCs w:val="false"/>
+          <w:sz w:val="24"/>
+          <w:szCs w:val="24"/>
+        </w:rPr>
+        <w:t>Illustration.</w:t>
+      </w:r>
+      <w:r>
+        <w:rPr>
+          <w:rFonts w:ascii="Times New Roman" w:cs="Times New Roman" w:eastAsia="Times New Roman" w:hAnsi="Times New Roman"/>
+          <w:bCs w:val="false"/>
+          <w:iCs w:val="false"/>
+          <w:sz w:val="24"/>
+          <w:szCs w:val="24"/>
+        </w:rPr>
+        <w:t xml:space="preserve"> Take σ</w:t>
+      </w:r>
+      <w:r>
+        <w:rPr>
+          <w:rFonts w:ascii="Times New Roman" w:cs="Times New Roman" w:eastAsia="Times New Roman" w:hAnsi="Times New Roman"/>
+          <w:bCs w:val="false"/>
+          <w:iCs w:val="false"/>
+          <w:sz w:val="24"/>
+          <w:szCs w:val="24"/>
+          <w:vertAlign w:val="subscript"/>
+        </w:rPr>
+        <w:t>J</w:t>
+      </w:r>
+      <w:r>
+        <w:rPr>
+          <w:rFonts w:ascii="Times New Roman" w:cs="Times New Roman" w:eastAsia="Times New Roman" w:hAnsi="Times New Roman"/>
+          <w:bCs w:val="false"/>
+          <w:iCs w:val="false"/>
+          <w:sz w:val="24"/>
+          <w:szCs w:val="24"/>
+        </w:rPr>
+        <w:t xml:space="preserve"> = 1, ρ</w:t>
+      </w:r>
+      <w:r>
+        <w:rPr>
+          <w:rFonts w:ascii="Times New Roman" w:cs="Times New Roman" w:eastAsia="Times New Roman" w:hAnsi="Times New Roman"/>
+          <w:bCs w:val="false"/>
+          <w:i/>
+          <w:iCs w:val="false"/>
+          <w:sz w:val="24"/>
+          <w:szCs w:val="24"/>
+        </w:rPr>
+        <w:t>s</w:t>
+      </w:r>
+      <w:r>
+        <w:rPr>
+          <w:rFonts w:ascii="Times New Roman" w:cs="Times New Roman" w:eastAsia="Times New Roman" w:hAnsi="Times New Roman"/>
+          <w:bCs w:val="false"/>
+          <w:iCs w:val="false"/>
+          <w:sz w:val="24"/>
+          <w:szCs w:val="24"/>
+        </w:rPr>
+        <w:t xml:space="preserve"> = 0.6, Δ = 1, </w:t>
+      </w:r>
+      <w:r>
+        <w:rPr>
+          <w:rFonts w:ascii="Times New Roman" w:cs="Times New Roman" w:eastAsia="Times New Roman" w:hAnsi="Times New Roman"/>
+          <w:bCs w:val="false"/>
+          <w:i/>
+          <w:iCs w:val="false"/>
+          <w:sz w:val="24"/>
+          <w:szCs w:val="24"/>
+        </w:rPr>
+        <w:t>d</w:t>
+      </w:r>
+      <w:r>
+        <w:rPr>
+          <w:rFonts w:ascii="Times New Roman" w:cs="Times New Roman" w:eastAsia="Times New Roman" w:hAnsi="Times New Roman"/>
+          <w:bCs w:val="false"/>
+          <w:iCs w:val="false"/>
+          <w:sz w:val="24"/>
+          <w:szCs w:val="24"/>
+        </w:rPr>
+        <w:t xml:space="preserve"> = 2, β = 1, κ = 4, </w:t>
+      </w:r>
+      <w:r>
+        <w:rPr>
+          <w:rFonts w:ascii="Times New Roman" w:cs="Times New Roman" w:eastAsia="Times New Roman" w:hAnsi="Times New Roman"/>
+          <w:bCs w:val="false"/>
+          <w:i/>
+          <w:iCs w:val="false"/>
+          <w:sz w:val="24"/>
+          <w:szCs w:val="24"/>
+        </w:rPr>
+        <w:t>c</w:t>
+      </w:r>
+      <w:r>
+        <w:rPr>
+          <w:rFonts w:ascii="Times New Roman" w:cs="Times New Roman" w:eastAsia="Times New Roman" w:hAnsi="Times New Roman"/>
+          <w:bCs w:val="false"/>
+          <w:i/>
+          <w:iCs w:val="false"/>
+          <w:sz w:val="24"/>
+          <w:szCs w:val="24"/>
+          <w:vertAlign w:val="subscript"/>
+        </w:rPr>
+        <w:t>s</w:t>
+      </w:r>
+      <w:r>
+        <w:rPr>
+          <w:rFonts w:ascii="Times New Roman" w:cs="Times New Roman" w:eastAsia="Times New Roman" w:hAnsi="Times New Roman"/>
+          <w:bCs w:val="false"/>
+          <w:iCs w:val="false"/>
+          <w:sz w:val="24"/>
+          <w:szCs w:val="24"/>
+        </w:rPr>
+        <w:t xml:space="preserve"> = 0.01, </w:t>
+      </w:r>
+      <w:r>
+        <w:rPr>
+          <w:rFonts w:ascii="Times New Roman" w:cs="Times New Roman" w:eastAsia="Times New Roman" w:hAnsi="Times New Roman"/>
+          <w:bCs w:val="false"/>
+          <w:i/>
+          <w:iCs w:val="false"/>
+          <w:sz w:val="24"/>
+          <w:szCs w:val="24"/>
+        </w:rPr>
+        <w:t>c</w:t>
+      </w:r>
+      <w:r>
+        <w:rPr>
+          <w:rFonts w:ascii="Times New Roman" w:cs="Times New Roman" w:eastAsia="Times New Roman" w:hAnsi="Times New Roman"/>
+          <w:bCs w:val="false"/>
+          <w:i/>
+          <w:iCs w:val="false"/>
+          <w:sz w:val="24"/>
+          <w:szCs w:val="24"/>
+          <w:vertAlign w:val="subscript"/>
+        </w:rPr>
+        <w:t>G</w:t>
+      </w:r>
+      <w:r>
+        <w:rPr>
+          <w:rFonts w:ascii="Times New Roman" w:cs="Times New Roman" w:eastAsia="Times New Roman" w:hAnsi="Times New Roman"/>
+          <w:bCs w:val="false"/>
+          <w:iCs w:val="false"/>
+          <w:sz w:val="24"/>
+          <w:szCs w:val="24"/>
+        </w:rPr>
+        <w:t xml:space="preserve"> = 0.05, and φ = 0.4, which gives </w:t>
+      </w:r>
+      <w:r>
+        <w:rPr>
+          <w:rFonts w:ascii="Times New Roman" w:cs="Times New Roman" w:eastAsia="Times New Roman" w:hAnsi="Times New Roman"/>
+          <w:bCs w:val="false"/>
+          <w:i/>
+          <w:iCs w:val="false"/>
+          <w:sz w:val="24"/>
+          <w:szCs w:val="24"/>
+        </w:rPr>
+        <w:t>N</w:t>
+      </w:r>
+      <w:r>
+        <w:rPr>
+          <w:rFonts w:ascii="Times New Roman" w:cs="Times New Roman" w:eastAsia="Times New Roman" w:hAnsi="Times New Roman"/>
+          <w:bCs w:val="false"/>
+          <w:i/>
+          <w:iCs w:val="false"/>
+          <w:sz w:val="24"/>
+          <w:szCs w:val="24"/>
+          <w:vertAlign w:val="subscript"/>
+        </w:rPr>
+        <w:t>d</w:t>
+      </w:r>
+      <w:r>
+        <w:rPr>
+          <w:rFonts w:ascii="Times New Roman" w:cs="Times New Roman" w:eastAsia="Times New Roman" w:hAnsi="Times New Roman"/>
+          <w:bCs w:val="false"/>
+          <w:iCs w:val="false"/>
+          <w:sz w:val="24"/>
+          <w:szCs w:val="24"/>
+        </w:rPr>
+        <w:t xml:space="preserve"> = 10. Without inspection, the probability that an exploit exists rises from 0.25 at </w:t>
+      </w:r>
+      <w:r>
+        <w:rPr>
+          <w:rFonts w:ascii="Times New Roman" w:cs="Times New Roman" w:eastAsia="Times New Roman" w:hAnsi="Times New Roman"/>
+          <w:bCs w:val="false"/>
+          <w:i/>
+          <w:iCs w:val="false"/>
+          <w:sz w:val="24"/>
+          <w:szCs w:val="24"/>
+        </w:rPr>
+        <w:t>N</w:t>
+      </w:r>
+      <w:r>
+        <w:rPr>
+          <w:rFonts w:ascii="Times New Roman" w:cs="Times New Roman" w:eastAsia="Times New Roman" w:hAnsi="Times New Roman"/>
+          <w:bCs w:val="false"/>
+          <w:iCs w:val="false"/>
+          <w:sz w:val="24"/>
+          <w:szCs w:val="24"/>
+        </w:rPr>
+        <w:t xml:space="preserve"> = 1 to 0.65 at </w:t>
+      </w:r>
+      <w:r>
+        <w:rPr>
+          <w:rFonts w:ascii="Times New Roman" w:cs="Times New Roman" w:eastAsia="Times New Roman" w:hAnsi="Times New Roman"/>
+          <w:bCs w:val="false"/>
+          <w:i/>
+          <w:iCs w:val="false"/>
+          <w:sz w:val="24"/>
+          <w:szCs w:val="24"/>
+        </w:rPr>
+        <w:t>N</w:t>
+      </w:r>
+      <w:r>
+        <w:rPr>
+          <w:rFonts w:ascii="Times New Roman" w:cs="Times New Roman" w:eastAsia="Times New Roman" w:hAnsi="Times New Roman"/>
+          <w:bCs w:val="false"/>
+          <w:iCs w:val="false"/>
+          <w:sz w:val="24"/>
+          <w:szCs w:val="24"/>
+        </w:rPr>
+        <w:t xml:space="preserve"> = 10 and 0.81 at </w:t>
+      </w:r>
+      <w:r>
+        <w:rPr>
+          <w:rFonts w:ascii="Times New Roman" w:cs="Times New Roman" w:eastAsia="Times New Roman" w:hAnsi="Times New Roman"/>
+          <w:bCs w:val="false"/>
+          <w:i/>
+          <w:iCs w:val="false"/>
+          <w:sz w:val="24"/>
+          <w:szCs w:val="24"/>
+        </w:rPr>
+        <w:t>N</w:t>
+      </w:r>
+      <w:r>
+        <w:rPr>
+          <w:rFonts w:ascii="Times New Roman" w:cs="Times New Roman" w:eastAsia="Times New Roman" w:hAnsi="Times New Roman"/>
+          <w:bCs w:val="false"/>
+          <w:iCs w:val="false"/>
+          <w:sz w:val="24"/>
+          <w:szCs w:val="24"/>
+        </w:rPr>
+        <w:t xml:space="preserve"> = 32, and expected gold value is negative at every depth, with a maximum of −0.51 at </w:t>
+      </w:r>
+      <w:r>
+        <w:rPr>
+          <w:rFonts w:ascii="Times New Roman" w:cs="Times New Roman" w:eastAsia="Times New Roman" w:hAnsi="Times New Roman"/>
+          <w:bCs w:val="false"/>
+          <w:i/>
+          <w:iCs w:val="false"/>
+          <w:sz w:val="24"/>
+          <w:szCs w:val="24"/>
+        </w:rPr>
+        <w:t>N</w:t>
+      </w:r>
+      <w:r>
+        <w:rPr>
+          <w:rFonts w:ascii="Times New Roman" w:cs="Times New Roman" w:eastAsia="Times New Roman" w:hAnsi="Times New Roman"/>
+          <w:bCs w:val="false"/>
+          <w:iCs w:val="false"/>
+          <w:sz w:val="24"/>
+          <w:szCs w:val="24"/>
+        </w:rPr>
+        <w:t xml:space="preserve"> = 1. With inspection, the exploit probability is zero from </w:t>
+      </w:r>
+      <w:r>
+        <w:rPr>
+          <w:rFonts w:ascii="Times New Roman" w:cs="Times New Roman" w:eastAsia="Times New Roman" w:hAnsi="Times New Roman"/>
+          <w:bCs w:val="false"/>
+          <w:i/>
+          <w:iCs w:val="false"/>
+          <w:sz w:val="24"/>
+          <w:szCs w:val="24"/>
+        </w:rPr>
+        <w:t>N</w:t>
+      </w:r>
+      <w:r>
+        <w:rPr>
+          <w:rFonts w:ascii="Times New Roman" w:cs="Times New Roman" w:eastAsia="Times New Roman" w:hAnsi="Times New Roman"/>
+          <w:bCs w:val="false"/>
+          <w:iCs w:val="false"/>
+          <w:sz w:val="24"/>
+          <w:szCs w:val="24"/>
+        </w:rPr>
+        <w:t xml:space="preserve"> = 10, expected value is positive from </w:t>
+      </w:r>
+      <w:r>
+        <w:rPr>
+          <w:rFonts w:ascii="Times New Roman" w:cs="Times New Roman" w:eastAsia="Times New Roman" w:hAnsi="Times New Roman"/>
+          <w:bCs w:val="false"/>
+          <w:i/>
+          <w:iCs w:val="false"/>
+          <w:sz w:val="24"/>
+          <w:szCs w:val="24"/>
+        </w:rPr>
+        <w:t>N</w:t>
+      </w:r>
+      <w:r>
+        <w:rPr>
+          <w:rFonts w:ascii="Times New Roman" w:cs="Times New Roman" w:eastAsia="Times New Roman" w:hAnsi="Times New Roman"/>
+          <w:bCs w:val="false"/>
+          <w:iCs w:val="false"/>
+          <w:sz w:val="24"/>
+          <w:szCs w:val="24"/>
+        </w:rPr>
+        <w:t xml:space="preserve"> = 2, and it peaks at 0.88 at </w:t>
+      </w:r>
+      <w:r>
+        <w:rPr>
+          <w:rFonts w:ascii="Times New Roman" w:cs="Times New Roman" w:eastAsia="Times New Roman" w:hAnsi="Times New Roman"/>
+          <w:bCs w:val="false"/>
+          <w:i/>
+          <w:iCs w:val="false"/>
+          <w:sz w:val="24"/>
+          <w:szCs w:val="24"/>
+        </w:rPr>
+        <w:t>N</w:t>
+      </w:r>
+      <w:r>
+        <w:rPr>
+          <w:rFonts w:ascii="Times New Roman" w:cs="Times New Roman" w:eastAsia="Times New Roman" w:hAnsi="Times New Roman"/>
+          <w:bCs w:val="false"/>
+          <w:iCs w:val="false"/>
+          <w:sz w:val="24"/>
+          <w:szCs w:val="24"/>
+        </w:rPr>
+        <w:t xml:space="preserve"> = 26. The expected-value expressions were checked by Monte Carlo simulation (at </w:t>
+      </w:r>
+      <w:r>
+        <w:rPr>
+          <w:rFonts w:ascii="Times New Roman" w:cs="Times New Roman" w:eastAsia="Times New Roman" w:hAnsi="Times New Roman"/>
+          <w:bCs w:val="false"/>
+          <w:i/>
+          <w:iCs w:val="false"/>
+          <w:sz w:val="24"/>
+          <w:szCs w:val="24"/>
+        </w:rPr>
+        <w:t>N</w:t>
+      </w:r>
+      <w:r>
+        <w:rPr>
+          <w:rFonts w:ascii="Times New Roman" w:cs="Times New Roman" w:eastAsia="Times New Roman" w:hAnsi="Times New Roman"/>
+          <w:bCs w:val="false"/>
+          <w:iCs w:val="false"/>
+          <w:sz w:val="24"/>
+          <w:szCs w:val="24"/>
+        </w:rPr>
+        <w:t xml:space="preserve"> = 10, </w:t>
+      </w:r>
+      <w:r>
+        <w:rPr>
+          <w:rFonts w:ascii="Times New Roman" w:cs="Times New Roman" w:eastAsia="Times New Roman" w:hAnsi="Times New Roman"/>
+          <w:bCs w:val="false"/>
+          <w:i/>
+          <w:iCs w:val="false"/>
+          <w:sz w:val="24"/>
+          <w:szCs w:val="24"/>
+        </w:rPr>
+        <w:t>e</w:t>
+      </w:r>
+      <w:r>
+        <w:rPr>
+          <w:rFonts w:ascii="Times New Roman" w:cs="Times New Roman" w:eastAsia="Times New Roman" w:hAnsi="Times New Roman"/>
+          <w:bCs w:val="false"/>
+          <w:iCs w:val="false"/>
+          <w:sz w:val="24"/>
+          <w:szCs w:val="24"/>
+        </w:rPr>
+        <w:t xml:space="preserve"> = 0.05, and φ = 0.4, the gold value is 0.0713 by formula and 0.0712 by simulation), and identity (E3) was verified numerically.</w:t>
+      </w:r>
+    </w:p>
+    <w:p>
+      <w:pPr>
+        <w:spacing w:after="0" w:before="0" w:line="480" w:lineRule="auto"/>
+        <w:ind w:firstLine="720"/>
+        <w:jc w:val="left"/>
+      </w:pPr>
+      <w:r>
+        <w:rPr>
+          <w:rFonts w:ascii="Times New Roman" w:cs="Times New Roman" w:eastAsia="Times New Roman" w:hAnsi="Times New Roman"/>
+          <w:bCs w:val="false"/>
+          <w:i/>
+          <w:iCs w:val="false"/>
+          <w:sz w:val="24"/>
+          <w:szCs w:val="24"/>
+        </w:rPr>
+        <w:t>Judge quality.</w:t>
+      </w:r>
+      <w:r>
+        <w:rPr>
+          <w:rFonts w:ascii="Times New Roman" w:cs="Times New Roman" w:eastAsia="Times New Roman" w:hAnsi="Times New Roman"/>
+          <w:bCs w:val="false"/>
+          <w:iCs w:val="false"/>
+          <w:sz w:val="24"/>
+          <w:szCs w:val="24"/>
+        </w:rPr>
+        <w:t xml:space="preserve"> A weak judge differs from a strong one in this model by a lower ρ and a larger Δ. Setting ρ</w:t>
+      </w:r>
+      <w:r>
+        <w:rPr>
+          <w:rFonts w:ascii="Times New Roman" w:cs="Times New Roman" w:eastAsia="Times New Roman" w:hAnsi="Times New Roman"/>
+          <w:bCs w:val="false"/>
+          <w:i/>
+          <w:iCs w:val="false"/>
+          <w:sz w:val="24"/>
+          <w:szCs w:val="24"/>
+        </w:rPr>
+        <w:t>s</w:t>
+      </w:r>
+      <w:r>
+        <w:rPr>
+          <w:rFonts w:ascii="Times New Roman" w:cs="Times New Roman" w:eastAsia="Times New Roman" w:hAnsi="Times New Roman"/>
+          <w:bCs w:val="false"/>
+          <w:iCs w:val="false"/>
+          <w:sz w:val="24"/>
+          <w:szCs w:val="24"/>
+        </w:rPr>
+        <w:t xml:space="preserve"> = 0.2 and Δ = 1.8 raises exploit effort and lowers the value of search. Without inspection the optimal depth is again </w:t>
+      </w:r>
+      <w:r>
+        <w:rPr>
+          <w:rFonts w:ascii="Times New Roman" w:cs="Times New Roman" w:eastAsia="Times New Roman" w:hAnsi="Times New Roman"/>
+          <w:bCs w:val="false"/>
+          <w:i/>
+          <w:iCs w:val="false"/>
+          <w:sz w:val="24"/>
+          <w:szCs w:val="24"/>
+        </w:rPr>
+        <w:t>N</w:t>
+      </w:r>
+      <w:r>
+        <w:rPr>
+          <w:rFonts w:ascii="Times New Roman" w:cs="Times New Roman" w:eastAsia="Times New Roman" w:hAnsi="Times New Roman"/>
+          <w:bCs w:val="false"/>
+          <w:iCs w:val="false"/>
+          <w:sz w:val="24"/>
+          <w:szCs w:val="24"/>
+        </w:rPr>
+        <w:t xml:space="preserve"> = 1, but the exploit probability rises from 0.25 to 0.45 and expected value falls from −0.51 to −0.91. With inspection at φ = 0.4 the deterrence depth rises to 175, far beyond the range in which search is cheap, and the best expected value is −0.38 at </w:t>
+      </w:r>
+      <w:r>
+        <w:rPr>
+          <w:rFonts w:ascii="Times New Roman" w:cs="Times New Roman" w:eastAsia="Times New Roman" w:hAnsi="Times New Roman"/>
+          <w:bCs w:val="false"/>
+          <w:i/>
+          <w:iCs w:val="false"/>
+          <w:sz w:val="24"/>
+          <w:szCs w:val="24"/>
+        </w:rPr>
+        <w:t>N</w:t>
+      </w:r>
+      <w:r>
+        <w:rPr>
+          <w:rFonts w:ascii="Times New Roman" w:cs="Times New Roman" w:eastAsia="Times New Roman" w:hAnsi="Times New Roman"/>
+          <w:bCs w:val="false"/>
+          <w:iCs w:val="false"/>
+          <w:sz w:val="24"/>
+          <w:szCs w:val="24"/>
+        </w:rPr>
+        <w:t xml:space="preserve"> = 2. The ordering matches the direction of the experiments of Section 4, in which the weak judge produced no gain and more divergent cases. Those experiments did not observe exploits, however, so the mechanism itself remains untested.</w:t>
+      </w:r>
+    </w:p>
+    <w:p>
+      <w:pPr>
+        <w:spacing w:after="0" w:before="0" w:line="480" w:lineRule="auto"/>
+        <w:ind w:firstLine="720"/>
+        <w:jc w:val="left"/>
+      </w:pPr>
+      <w:r>
+        <w:rPr>
+          <w:rFonts w:ascii="Times New Roman" w:cs="Times New Roman" w:eastAsia="Times New Roman" w:hAnsi="Times New Roman"/>
+          <w:bCs w:val="false"/>
+          <w:i/>
+          <w:iCs w:val="false"/>
+          <w:sz w:val="24"/>
+          <w:szCs w:val="24"/>
+        </w:rPr>
+        <w:t>Scope.</w:t>
+      </w:r>
+      <w:r>
+        <w:rPr>
+          <w:rFonts w:ascii="Times New Roman" w:cs="Times New Roman" w:eastAsia="Times New Roman" w:hAnsi="Times New Roman"/>
+          <w:bCs w:val="false"/>
+          <w:iCs w:val="false"/>
+          <w:sz w:val="24"/>
+          <w:szCs w:val="24"/>
+        </w:rPr>
+        <w:t xml:space="preserve"> The extension assumes that an exploit always outscores the best honest candidate, that a flagged release is blocked rather than replaced by the runner-up, that the team is paid linearly on the judge score, and that Δ, </w:t>
+      </w:r>
+      <w:r>
+        <w:rPr>
+          <w:rFonts w:ascii="Times New Roman" w:cs="Times New Roman" w:eastAsia="Times New Roman" w:hAnsi="Times New Roman"/>
+          <w:bCs w:val="false"/>
+          <w:i/>
+          <w:iCs w:val="false"/>
+          <w:sz w:val="24"/>
+          <w:szCs w:val="24"/>
+        </w:rPr>
+        <w:t>d</w:t>
+      </w:r>
+      <w:r>
+        <w:rPr>
+          <w:rFonts w:ascii="Times New Roman" w:cs="Times New Roman" w:eastAsia="Times New Roman" w:hAnsi="Times New Roman"/>
+          <w:bCs w:val="false"/>
+          <w:iCs w:val="false"/>
+          <w:sz w:val="24"/>
+          <w:szCs w:val="24"/>
+        </w:rPr>
+        <w:t>, κ, and β are exogenous. The team also chooses no honest effort. Adding it would give a multitask problem in the spirit of Holmström and Milgrom (1991), in which a stronger incentive on the judge raises both honest effort and exploit effort and the organization chooses β. That extension is not derived here.</w:t>
       </w:r>
     </w:p>
     <w:sectPr>

--- a/ISR_Staging_Commitment.docx
+++ b/ISR_Staging_Commitment.docx
@@ -10301,7 +10301,7 @@
           <w:sz w:val="24"/>
           <w:szCs w:val="24"/>
         </w:rPr>
-        <w:t>The model also treats the optimizer as a single agent. In firms, search is distributed across prompt engineers, vendor updates, and fine-tunes. Multi-agent contamination of G is an open governance problem, because holdout sets deteriorate when too many teams can see them. Appendix E relaxes this in a stylized way by letting one team choose how much to invest in exploits, but the multi-agent case remains open.</w:t>
+        <w:t>The model also treats the optimizer as a single agent. In firms, search is distributed across prompt engineers, vendor updates, and fine-tunes. Multi-agent contamination of G is an open governance problem, because holdout sets deteriorate when too many teams can see them. Appendix E relaxes this in a stylized way by letting one team choose how much to invest in exploits, but the multi-agent case remains open. Appendix F adds honest effort to the team’s problem and leaves the optimal intensity of judge-linked pay open.</w:t>
       </w:r>
     </w:p>
     <w:p>
@@ -19636,7 +19636,1287 @@
           <w:sz w:val="24"/>
           <w:szCs w:val="24"/>
         </w:rPr>
-        <w:t>, κ, and β are exogenous. The team also chooses no honest effort. Adding it would give a multitask problem in the spirit of Holmström and Milgrom (1991), in which a stronger incentive on the judge raises both honest effort and exploit effort and the organization chooses β. That extension is not derived here.</w:t>
+        <w:t>, κ, and β are exogenous. The team also chooses no honest effort. Adding it would give a multitask problem in the spirit of Holmström and Milgrom (1991), in which a stronger incentive on the judge raises both honest effort and exploit effort and the organization chooses β. Appendix F takes a first step with this extension.</w:t>
+      </w:r>
+    </w:p>
+    <w:p>
+      <w:pPr>
+        <w:pStyle w:val="Heading1"/>
+        <w:spacing w:after="240" w:before="360" w:line="480" w:lineRule="auto"/>
+        <w:jc w:val="center"/>
+      </w:pPr>
+      <w:r>
+        <w:rPr>
+          <w:rFonts w:ascii="Times New Roman" w:cs="Times New Roman" w:eastAsia="Times New Roman" w:hAnsi="Times New Roman"/>
+          <w:bCs/>
+          <w:iCs w:val="false"/>
+          <w:sz w:val="24"/>
+          <w:szCs w:val="24"/>
+        </w:rPr>
+        <w:t>APPENDIX F: HONEST EFFORT AND THE INTENSITY OF JUDGE-LINKED PAY</w:t>
+      </w:r>
+    </w:p>
+    <w:p>
+      <w:pPr>
+        <w:spacing w:after="0" w:before="0" w:line="480" w:lineRule="auto"/>
+        <w:ind w:firstLine="720"/>
+        <w:jc w:val="left"/>
+      </w:pPr>
+      <w:r>
+        <w:rPr>
+          <w:rFonts w:ascii="Times New Roman" w:cs="Times New Roman" w:eastAsia="Times New Roman" w:hAnsi="Times New Roman"/>
+          <w:bCs w:val="false"/>
+          <w:iCs w:val="false"/>
+          <w:sz w:val="24"/>
+          <w:szCs w:val="24"/>
+        </w:rPr>
+        <w:t xml:space="preserve">This appendix adds honest effort to the team’s problem in Appendix E. The team now also chooses an honest effort </w:t>
+      </w:r>
+      <w:r>
+        <w:rPr>
+          <w:rFonts w:ascii="Times New Roman" w:cs="Times New Roman" w:eastAsia="Times New Roman" w:hAnsi="Times New Roman"/>
+          <w:bCs w:val="false"/>
+          <w:i/>
+          <w:iCs w:val="false"/>
+          <w:sz w:val="24"/>
+          <w:szCs w:val="24"/>
+        </w:rPr>
+        <w:t>a</w:t>
+      </w:r>
+      <w:r>
+        <w:rPr>
+          <w:rFonts w:ascii="Times New Roman" w:cs="Times New Roman" w:eastAsia="Times New Roman" w:hAnsi="Times New Roman"/>
+          <w:bCs w:val="false"/>
+          <w:iCs w:val="false"/>
+          <w:sz w:val="24"/>
+          <w:szCs w:val="24"/>
+        </w:rPr>
+        <w:t xml:space="preserve"> ≥ 0 at cost (ψ/2)</w:t>
+      </w:r>
+      <w:r>
+        <w:rPr>
+          <w:rFonts w:ascii="Times New Roman" w:cs="Times New Roman" w:eastAsia="Times New Roman" w:hAnsi="Times New Roman"/>
+          <w:bCs w:val="false"/>
+          <w:i/>
+          <w:iCs w:val="false"/>
+          <w:sz w:val="24"/>
+          <w:szCs w:val="24"/>
+        </w:rPr>
+        <w:t>a</w:t>
+      </w:r>
+      <w:r>
+        <w:rPr>
+          <w:rFonts w:ascii="Times New Roman" w:cs="Times New Roman" w:eastAsia="Times New Roman" w:hAnsi="Times New Roman"/>
+          <w:bCs w:val="false"/>
+          <w:iCs w:val="false"/>
+          <w:sz w:val="24"/>
+          <w:szCs w:val="24"/>
+        </w:rPr>
+        <w:t xml:space="preserve">², where </w:t>
+      </w:r>
+      <w:r>
+        <w:rPr>
+          <w:rFonts w:ascii="Times New Roman" w:cs="Times New Roman" w:eastAsia="Times New Roman" w:hAnsi="Times New Roman"/>
+          <w:bCs w:val="false"/>
+          <w:i/>
+          <w:iCs w:val="false"/>
+          <w:sz w:val="24"/>
+          <w:szCs w:val="24"/>
+        </w:rPr>
+        <w:t>a</w:t>
+      </w:r>
+      <w:r>
+        <w:rPr>
+          <w:rFonts w:ascii="Times New Roman" w:cs="Times New Roman" w:eastAsia="Times New Roman" w:hAnsi="Times New Roman"/>
+          <w:bCs w:val="false"/>
+          <w:iCs w:val="false"/>
+          <w:sz w:val="24"/>
+          <w:szCs w:val="24"/>
+        </w:rPr>
+        <w:t xml:space="preserve"> raises the gold value of every honest candidate by </w:t>
+      </w:r>
+      <w:r>
+        <w:rPr>
+          <w:rFonts w:ascii="Times New Roman" w:cs="Times New Roman" w:eastAsia="Times New Roman" w:hAnsi="Times New Roman"/>
+          <w:bCs w:val="false"/>
+          <w:i/>
+          <w:iCs w:val="false"/>
+          <w:sz w:val="24"/>
+          <w:szCs w:val="24"/>
+        </w:rPr>
+        <w:t>a</w:t>
+      </w:r>
+      <w:r>
+        <w:rPr>
+          <w:rFonts w:ascii="Times New Roman" w:cs="Times New Roman" w:eastAsia="Times New Roman" w:hAnsi="Times New Roman"/>
+          <w:bCs w:val="false"/>
+          <w:iCs w:val="false"/>
+          <w:sz w:val="24"/>
+          <w:szCs w:val="24"/>
+        </w:rPr>
+        <w:t xml:space="preserve"> and its judge score by θ</w:t>
+      </w:r>
+      <w:r>
+        <w:rPr>
+          <w:rFonts w:ascii="Times New Roman" w:cs="Times New Roman" w:eastAsia="Times New Roman" w:hAnsi="Times New Roman"/>
+          <w:bCs w:val="false"/>
+          <w:i/>
+          <w:iCs w:val="false"/>
+          <w:sz w:val="24"/>
+          <w:szCs w:val="24"/>
+        </w:rPr>
+        <w:t>a</w:t>
+      </w:r>
+      <w:r>
+        <w:rPr>
+          <w:rFonts w:ascii="Times New Roman" w:cs="Times New Roman" w:eastAsia="Times New Roman" w:hAnsi="Times New Roman"/>
+          <w:bCs w:val="false"/>
+          <w:iCs w:val="false"/>
+          <w:sz w:val="24"/>
+          <w:szCs w:val="24"/>
+        </w:rPr>
+        <w:t>, and θ ∈ (0, 1] measures how well the judge sees honest improvement. Everything else is as in Appendix E, and the team is paid β times the judge score of what ships.</w:t>
+      </w:r>
+    </w:p>
+    <w:p>
+      <w:pPr>
+        <w:spacing w:after="0" w:before="0" w:line="480" w:lineRule="auto"/>
+        <w:ind w:firstLine="720"/>
+        <w:jc w:val="left"/>
+      </w:pPr>
+      <w:r>
+        <w:rPr>
+          <w:rFonts w:ascii="Times New Roman" w:cs="Times New Roman" w:eastAsia="Times New Roman" w:hAnsi="Times New Roman"/>
+          <w:bCs w:val="false"/>
+          <w:i/>
+          <w:iCs w:val="false"/>
+          <w:sz w:val="24"/>
+          <w:szCs w:val="24"/>
+        </w:rPr>
+        <w:t>Step 1: best responses.</w:t>
+      </w:r>
+      <w:r>
+        <w:rPr>
+          <w:rFonts w:ascii="Times New Roman" w:cs="Times New Roman" w:eastAsia="Times New Roman" w:hAnsi="Times New Roman"/>
+          <w:bCs w:val="false"/>
+          <w:iCs w:val="false"/>
+          <w:sz w:val="24"/>
+          <w:szCs w:val="24"/>
+        </w:rPr>
+        <w:t xml:space="preserve"> The expected judge score of what ships is (θ</w:t>
+      </w:r>
+      <w:r>
+        <w:rPr>
+          <w:rFonts w:ascii="Times New Roman" w:cs="Times New Roman" w:eastAsia="Times New Roman" w:hAnsi="Times New Roman"/>
+          <w:bCs w:val="false"/>
+          <w:i/>
+          <w:iCs w:val="false"/>
+          <w:sz w:val="24"/>
+          <w:szCs w:val="24"/>
+        </w:rPr>
+        <w:t>a</w:t>
+      </w:r>
+      <w:r>
+        <w:rPr>
+          <w:rFonts w:ascii="Times New Roman" w:cs="Times New Roman" w:eastAsia="Times New Roman" w:hAnsi="Times New Roman"/>
+          <w:bCs w:val="false"/>
+          <w:iCs w:val="false"/>
+          <w:sz w:val="24"/>
+          <w:szCs w:val="24"/>
+        </w:rPr>
+        <w:t xml:space="preserve"> + σ</w:t>
+      </w:r>
+      <w:r>
+        <w:rPr>
+          <w:rFonts w:ascii="Times New Roman" w:cs="Times New Roman" w:eastAsia="Times New Roman" w:hAnsi="Times New Roman"/>
+          <w:bCs w:val="false"/>
+          <w:iCs w:val="false"/>
+          <w:sz w:val="24"/>
+          <w:szCs w:val="24"/>
+          <w:vertAlign w:val="subscript"/>
+        </w:rPr>
+        <w:t>J</w:t>
+      </w:r>
+      <w:r>
+        <w:rPr>
+          <w:rFonts w:ascii="Times New Roman" w:cs="Times New Roman" w:eastAsia="Times New Roman" w:hAnsi="Times New Roman"/>
+          <w:bCs w:val="false"/>
+          <w:i/>
+          <w:iCs w:val="false"/>
+          <w:sz w:val="24"/>
+          <w:szCs w:val="24"/>
+        </w:rPr>
+        <w:t>m</w:t>
+      </w:r>
+      <w:r>
+        <w:rPr>
+          <w:rFonts w:ascii="Times New Roman" w:cs="Times New Roman" w:eastAsia="Times New Roman" w:hAnsi="Times New Roman"/>
+          <w:bCs w:val="false"/>
+          <w:i/>
+          <w:iCs w:val="false"/>
+          <w:sz w:val="24"/>
+          <w:szCs w:val="24"/>
+          <w:vertAlign w:val="subscript"/>
+        </w:rPr>
+        <w:t>N</w:t>
+      </w:r>
+      <w:r>
+        <w:rPr>
+          <w:rFonts w:ascii="Times New Roman" w:cs="Times New Roman" w:eastAsia="Times New Roman" w:hAnsi="Times New Roman"/>
+          <w:bCs w:val="false"/>
+          <w:iCs w:val="false"/>
+          <w:sz w:val="24"/>
+          <w:szCs w:val="24"/>
+        </w:rPr>
+        <w:t xml:space="preserve">)(1 − </w:t>
+      </w:r>
+      <w:r>
+        <w:rPr>
+          <w:rFonts w:ascii="Times New Roman" w:cs="Times New Roman" w:eastAsia="Times New Roman" w:hAnsi="Times New Roman"/>
+          <w:bCs w:val="false"/>
+          <w:i/>
+          <w:iCs w:val="false"/>
+          <w:sz w:val="24"/>
+          <w:szCs w:val="24"/>
+        </w:rPr>
+        <w:t>Q</w:t>
+      </w:r>
+      <w:r>
+        <w:rPr>
+          <w:rFonts w:ascii="Times New Roman" w:cs="Times New Roman" w:eastAsia="Times New Roman" w:hAnsi="Times New Roman"/>
+          <w:bCs w:val="false"/>
+          <w:iCs w:val="false"/>
+          <w:sz w:val="24"/>
+          <w:szCs w:val="24"/>
+        </w:rPr>
+        <w:t xml:space="preserve">φ) + </w:t>
+      </w:r>
+      <w:r>
+        <w:rPr>
+          <w:rFonts w:ascii="Times New Roman" w:cs="Times New Roman" w:eastAsia="Times New Roman" w:hAnsi="Times New Roman"/>
+          <w:bCs w:val="false"/>
+          <w:i/>
+          <w:iCs w:val="false"/>
+          <w:sz w:val="24"/>
+          <w:szCs w:val="24"/>
+        </w:rPr>
+        <w:t>Q</w:t>
+      </w:r>
+      <w:r>
+        <w:rPr>
+          <w:rFonts w:ascii="Times New Roman" w:cs="Times New Roman" w:eastAsia="Times New Roman" w:hAnsi="Times New Roman"/>
+          <w:bCs w:val="false"/>
+          <w:iCs w:val="false"/>
+          <w:sz w:val="24"/>
+          <w:szCs w:val="24"/>
+        </w:rPr>
+        <w:t>(1 − φ)Δ. The team’s utility is β times this quantity less (ψ/2)</w:t>
+      </w:r>
+      <w:r>
+        <w:rPr>
+          <w:rFonts w:ascii="Times New Roman" w:cs="Times New Roman" w:eastAsia="Times New Roman" w:hAnsi="Times New Roman"/>
+          <w:bCs w:val="false"/>
+          <w:i/>
+          <w:iCs w:val="false"/>
+          <w:sz w:val="24"/>
+          <w:szCs w:val="24"/>
+        </w:rPr>
+        <w:t>a</w:t>
+      </w:r>
+      <w:r>
+        <w:rPr>
+          <w:rFonts w:ascii="Times New Roman" w:cs="Times New Roman" w:eastAsia="Times New Roman" w:hAnsi="Times New Roman"/>
+          <w:bCs w:val="false"/>
+          <w:iCs w:val="false"/>
+          <w:sz w:val="24"/>
+          <w:szCs w:val="24"/>
+        </w:rPr>
+        <w:t xml:space="preserve">² and </w:t>
+      </w:r>
+      <w:r>
+        <w:rPr>
+          <w:rFonts w:ascii="Times New Roman" w:cs="Times New Roman" w:eastAsia="Times New Roman" w:hAnsi="Times New Roman"/>
+          <w:bCs w:val="false"/>
+          <w:i/>
+          <w:iCs w:val="false"/>
+          <w:sz w:val="24"/>
+          <w:szCs w:val="24"/>
+        </w:rPr>
+        <w:t>N</w:t>
+      </w:r>
+      <w:r>
+        <w:rPr>
+          <w:rFonts w:ascii="Times New Roman" w:cs="Times New Roman" w:eastAsia="Times New Roman" w:hAnsi="Times New Roman"/>
+          <w:bCs w:val="false"/>
+          <w:iCs w:val="false"/>
+          <w:sz w:val="24"/>
+          <w:szCs w:val="24"/>
+        </w:rPr>
+        <w:t>(κ/2)</w:t>
+      </w:r>
+      <w:r>
+        <w:rPr>
+          <w:rFonts w:ascii="Times New Roman" w:cs="Times New Roman" w:eastAsia="Times New Roman" w:hAnsi="Times New Roman"/>
+          <w:bCs w:val="false"/>
+          <w:i/>
+          <w:iCs w:val="false"/>
+          <w:sz w:val="24"/>
+          <w:szCs w:val="24"/>
+        </w:rPr>
+        <w:t>e</w:t>
+      </w:r>
+      <w:r>
+        <w:rPr>
+          <w:rFonts w:ascii="Times New Roman" w:cs="Times New Roman" w:eastAsia="Times New Roman" w:hAnsi="Times New Roman"/>
+          <w:bCs w:val="false"/>
+          <w:iCs w:val="false"/>
+          <w:sz w:val="24"/>
+          <w:szCs w:val="24"/>
+        </w:rPr>
+        <w:t xml:space="preserve">². For a given </w:t>
+      </w:r>
+      <w:r>
+        <w:rPr>
+          <w:rFonts w:ascii="Times New Roman" w:cs="Times New Roman" w:eastAsia="Times New Roman" w:hAnsi="Times New Roman"/>
+          <w:bCs w:val="false"/>
+          <w:i/>
+          <w:iCs w:val="false"/>
+          <w:sz w:val="24"/>
+          <w:szCs w:val="24"/>
+        </w:rPr>
+        <w:t>e</w:t>
+      </w:r>
+      <w:r>
+        <w:rPr>
+          <w:rFonts w:ascii="Times New Roman" w:cs="Times New Roman" w:eastAsia="Times New Roman" w:hAnsi="Times New Roman"/>
+          <w:bCs w:val="false"/>
+          <w:iCs w:val="false"/>
+          <w:sz w:val="24"/>
+          <w:szCs w:val="24"/>
+        </w:rPr>
+        <w:t xml:space="preserve"> it is strictly concave in </w:t>
+      </w:r>
+      <w:r>
+        <w:rPr>
+          <w:rFonts w:ascii="Times New Roman" w:cs="Times New Roman" w:eastAsia="Times New Roman" w:hAnsi="Times New Roman"/>
+          <w:bCs w:val="false"/>
+          <w:i/>
+          <w:iCs w:val="false"/>
+          <w:sz w:val="24"/>
+          <w:szCs w:val="24"/>
+        </w:rPr>
+        <w:t>a</w:t>
+      </w:r>
+      <w:r>
+        <w:rPr>
+          <w:rFonts w:ascii="Times New Roman" w:cs="Times New Roman" w:eastAsia="Times New Roman" w:hAnsi="Times New Roman"/>
+          <w:bCs w:val="false"/>
+          <w:iCs w:val="false"/>
+          <w:sz w:val="24"/>
+          <w:szCs w:val="24"/>
+        </w:rPr>
+        <w:t>, with best response</w:t>
+      </w:r>
+    </w:p>
+    <w:p>
+      <w:pPr>
+        <w:tabs>
+          <w:tab w:val="right" w:pos="9360"/>
+        </w:tabs>
+        <w:spacing w:after="160" w:before="160" w:line="480" w:lineRule="auto"/>
+        <w:jc w:val="center"/>
+      </w:pPr>
+      <w:r>
+        <w:rPr>
+          <w:rFonts w:ascii="Times New Roman" w:cs="Times New Roman" w:eastAsia="Times New Roman" w:hAnsi="Times New Roman"/>
+          <w:bCs w:val="false"/>
+          <w:i/>
+          <w:iCs/>
+          <w:sz w:val="24"/>
+          <w:szCs w:val="24"/>
+        </w:rPr>
+        <w:t>a</w:t>
+      </w:r>
+      <w:r>
+        <w:rPr>
+          <w:rFonts w:ascii="Times New Roman" w:cs="Times New Roman" w:eastAsia="Times New Roman" w:hAnsi="Times New Roman"/>
+          <w:bCs w:val="false"/>
+          <w:iCs/>
+          <w:sz w:val="24"/>
+          <w:szCs w:val="24"/>
+        </w:rPr>
+        <w:t xml:space="preserve">  =  βθ(1 − </w:t>
+      </w:r>
+      <w:r>
+        <w:rPr>
+          <w:rFonts w:ascii="Times New Roman" w:cs="Times New Roman" w:eastAsia="Times New Roman" w:hAnsi="Times New Roman"/>
+          <w:bCs w:val="false"/>
+          <w:i/>
+          <w:iCs/>
+          <w:sz w:val="24"/>
+          <w:szCs w:val="24"/>
+        </w:rPr>
+        <w:t>Q</w:t>
+      </w:r>
+      <w:r>
+        <w:rPr>
+          <w:rFonts w:ascii="Times New Roman" w:cs="Times New Roman" w:eastAsia="Times New Roman" w:hAnsi="Times New Roman"/>
+          <w:bCs w:val="false"/>
+          <w:iCs/>
+          <w:sz w:val="24"/>
+          <w:szCs w:val="24"/>
+        </w:rPr>
+        <w:t>φ) / ψ</w:t>
+        <w:tab/>
+        <w:t>(F1)</w:t>
+      </w:r>
+    </w:p>
+    <w:p>
+      <w:pPr>
+        <w:spacing w:after="0" w:before="0" w:line="480" w:lineRule="auto"/>
+        <w:ind w:firstLine="720"/>
+        <w:jc w:val="left"/>
+      </w:pPr>
+      <w:r>
+        <w:rPr>
+          <w:rFonts w:ascii="Times New Roman" w:cs="Times New Roman" w:eastAsia="Times New Roman" w:hAnsi="Times New Roman"/>
+          <w:bCs w:val="false"/>
+          <w:iCs w:val="false"/>
+          <w:sz w:val="24"/>
+          <w:szCs w:val="24"/>
+        </w:rPr>
+        <w:t xml:space="preserve">Honest effort rises with β and θ and falls with φ and </w:t>
+      </w:r>
+      <w:r>
+        <w:rPr>
+          <w:rFonts w:ascii="Times New Roman" w:cs="Times New Roman" w:eastAsia="Times New Roman" w:hAnsi="Times New Roman"/>
+          <w:bCs w:val="false"/>
+          <w:i/>
+          <w:iCs w:val="false"/>
+          <w:sz w:val="24"/>
+          <w:szCs w:val="24"/>
+        </w:rPr>
+        <w:t>Q</w:t>
+      </w:r>
+      <w:r>
+        <w:rPr>
+          <w:rFonts w:ascii="Times New Roman" w:cs="Times New Roman" w:eastAsia="Times New Roman" w:hAnsi="Times New Roman"/>
+          <w:bCs w:val="false"/>
+          <w:iCs w:val="false"/>
+          <w:sz w:val="24"/>
+          <w:szCs w:val="24"/>
+        </w:rPr>
+        <w:t xml:space="preserve">, because a release blocked by an inspection forfeits the honest score. For a given </w:t>
+      </w:r>
+      <w:r>
+        <w:rPr>
+          <w:rFonts w:ascii="Times New Roman" w:cs="Times New Roman" w:eastAsia="Times New Roman" w:hAnsi="Times New Roman"/>
+          <w:bCs w:val="false"/>
+          <w:i/>
+          <w:iCs w:val="false"/>
+          <w:sz w:val="24"/>
+          <w:szCs w:val="24"/>
+        </w:rPr>
+        <w:t>a</w:t>
+      </w:r>
+      <w:r>
+        <w:rPr>
+          <w:rFonts w:ascii="Times New Roman" w:cs="Times New Roman" w:eastAsia="Times New Roman" w:hAnsi="Times New Roman"/>
+          <w:bCs w:val="false"/>
+          <w:iCs w:val="false"/>
+          <w:sz w:val="24"/>
+          <w:szCs w:val="24"/>
+        </w:rPr>
+        <w:t>, the exploit problem is that of Appendix E with the stake θ</w:t>
+      </w:r>
+      <w:r>
+        <w:rPr>
+          <w:rFonts w:ascii="Times New Roman" w:cs="Times New Roman" w:eastAsia="Times New Roman" w:hAnsi="Times New Roman"/>
+          <w:bCs w:val="false"/>
+          <w:i/>
+          <w:iCs w:val="false"/>
+          <w:sz w:val="24"/>
+          <w:szCs w:val="24"/>
+        </w:rPr>
+        <w:t>a</w:t>
+      </w:r>
+      <w:r>
+        <w:rPr>
+          <w:rFonts w:ascii="Times New Roman" w:cs="Times New Roman" w:eastAsia="Times New Roman" w:hAnsi="Times New Roman"/>
+          <w:bCs w:val="false"/>
+          <w:iCs w:val="false"/>
+          <w:sz w:val="24"/>
+          <w:szCs w:val="24"/>
+        </w:rPr>
+        <w:t xml:space="preserve"> + σ</w:t>
+      </w:r>
+      <w:r>
+        <w:rPr>
+          <w:rFonts w:ascii="Times New Roman" w:cs="Times New Roman" w:eastAsia="Times New Roman" w:hAnsi="Times New Roman"/>
+          <w:bCs w:val="false"/>
+          <w:iCs w:val="false"/>
+          <w:sz w:val="24"/>
+          <w:szCs w:val="24"/>
+          <w:vertAlign w:val="subscript"/>
+        </w:rPr>
+        <w:t>J</w:t>
+      </w:r>
+      <w:r>
+        <w:rPr>
+          <w:rFonts w:ascii="Times New Roman" w:cs="Times New Roman" w:eastAsia="Times New Roman" w:hAnsi="Times New Roman"/>
+          <w:bCs w:val="false"/>
+          <w:i/>
+          <w:iCs w:val="false"/>
+          <w:sz w:val="24"/>
+          <w:szCs w:val="24"/>
+        </w:rPr>
+        <w:t>m</w:t>
+      </w:r>
+      <w:r>
+        <w:rPr>
+          <w:rFonts w:ascii="Times New Roman" w:cs="Times New Roman" w:eastAsia="Times New Roman" w:hAnsi="Times New Roman"/>
+          <w:bCs w:val="false"/>
+          <w:i/>
+          <w:iCs w:val="false"/>
+          <w:sz w:val="24"/>
+          <w:szCs w:val="24"/>
+          <w:vertAlign w:val="subscript"/>
+        </w:rPr>
+        <w:t>N</w:t>
+      </w:r>
+      <w:r>
+        <w:rPr>
+          <w:rFonts w:ascii="Times New Roman" w:cs="Times New Roman" w:eastAsia="Times New Roman" w:hAnsi="Times New Roman"/>
+          <w:bCs w:val="false"/>
+          <w:iCs w:val="false"/>
+          <w:sz w:val="24"/>
+          <w:szCs w:val="24"/>
+        </w:rPr>
+        <w:t xml:space="preserve"> in place of σ</w:t>
+      </w:r>
+      <w:r>
+        <w:rPr>
+          <w:rFonts w:ascii="Times New Roman" w:cs="Times New Roman" w:eastAsia="Times New Roman" w:hAnsi="Times New Roman"/>
+          <w:bCs w:val="false"/>
+          <w:iCs w:val="false"/>
+          <w:sz w:val="24"/>
+          <w:szCs w:val="24"/>
+          <w:vertAlign w:val="subscript"/>
+        </w:rPr>
+        <w:t>J</w:t>
+      </w:r>
+      <w:r>
+        <w:rPr>
+          <w:rFonts w:ascii="Times New Roman" w:cs="Times New Roman" w:eastAsia="Times New Roman" w:hAnsi="Times New Roman"/>
+          <w:bCs w:val="false"/>
+          <w:i/>
+          <w:iCs w:val="false"/>
+          <w:sz w:val="24"/>
+          <w:szCs w:val="24"/>
+        </w:rPr>
+        <w:t>m</w:t>
+      </w:r>
+      <w:r>
+        <w:rPr>
+          <w:rFonts w:ascii="Times New Roman" w:cs="Times New Roman" w:eastAsia="Times New Roman" w:hAnsi="Times New Roman"/>
+          <w:bCs w:val="false"/>
+          <w:i/>
+          <w:iCs w:val="false"/>
+          <w:sz w:val="24"/>
+          <w:szCs w:val="24"/>
+          <w:vertAlign w:val="subscript"/>
+        </w:rPr>
+        <w:t>N</w:t>
+      </w:r>
+      <w:r>
+        <w:rPr>
+          <w:rFonts w:ascii="Times New Roman" w:cs="Times New Roman" w:eastAsia="Times New Roman" w:hAnsi="Times New Roman"/>
+          <w:bCs w:val="false"/>
+          <w:iCs w:val="false"/>
+          <w:sz w:val="24"/>
+          <w:szCs w:val="24"/>
+        </w:rPr>
+        <w:t>, so that the net gain from a successful exploit becomes</w:t>
+      </w:r>
+    </w:p>
+    <w:p>
+      <w:pPr>
+        <w:tabs>
+          <w:tab w:val="right" w:pos="9360"/>
+        </w:tabs>
+        <w:spacing w:after="160" w:before="160" w:line="480" w:lineRule="auto"/>
+        <w:jc w:val="center"/>
+      </w:pPr>
+      <w:r>
+        <w:rPr>
+          <w:rFonts w:ascii="Times New Roman" w:cs="Times New Roman" w:eastAsia="Times New Roman" w:hAnsi="Times New Roman"/>
+          <w:bCs w:val="false"/>
+          <w:i/>
+          <w:iCs/>
+          <w:sz w:val="24"/>
+          <w:szCs w:val="24"/>
+        </w:rPr>
+        <w:t>G</w:t>
+      </w:r>
+      <w:r>
+        <w:rPr>
+          <w:rFonts w:ascii="Times New Roman" w:cs="Times New Roman" w:eastAsia="Times New Roman" w:hAnsi="Times New Roman"/>
+          <w:bCs w:val="false"/>
+          <w:iCs/>
+          <w:sz w:val="24"/>
+          <w:szCs w:val="24"/>
+        </w:rPr>
+        <w:t xml:space="preserve">  =  (1 − φ)Δ  −  φ(θ</w:t>
+      </w:r>
+      <w:r>
+        <w:rPr>
+          <w:rFonts w:ascii="Times New Roman" w:cs="Times New Roman" w:eastAsia="Times New Roman" w:hAnsi="Times New Roman"/>
+          <w:bCs w:val="false"/>
+          <w:i/>
+          <w:iCs/>
+          <w:sz w:val="24"/>
+          <w:szCs w:val="24"/>
+        </w:rPr>
+        <w:t>a</w:t>
+      </w:r>
+      <w:r>
+        <w:rPr>
+          <w:rFonts w:ascii="Times New Roman" w:cs="Times New Roman" w:eastAsia="Times New Roman" w:hAnsi="Times New Roman"/>
+          <w:bCs w:val="false"/>
+          <w:iCs/>
+          <w:sz w:val="24"/>
+          <w:szCs w:val="24"/>
+        </w:rPr>
+        <w:t xml:space="preserve"> + σ</w:t>
+      </w:r>
+      <w:r>
+        <w:rPr>
+          <w:rFonts w:ascii="Times New Roman" w:cs="Times New Roman" w:eastAsia="Times New Roman" w:hAnsi="Times New Roman"/>
+          <w:bCs w:val="false"/>
+          <w:iCs/>
+          <w:sz w:val="24"/>
+          <w:szCs w:val="24"/>
+          <w:vertAlign w:val="subscript"/>
+        </w:rPr>
+        <w:t>J</w:t>
+      </w:r>
+      <w:r>
+        <w:rPr>
+          <w:rFonts w:ascii="Times New Roman" w:cs="Times New Roman" w:eastAsia="Times New Roman" w:hAnsi="Times New Roman"/>
+          <w:bCs w:val="false"/>
+          <w:i/>
+          <w:iCs/>
+          <w:sz w:val="24"/>
+          <w:szCs w:val="24"/>
+        </w:rPr>
+        <w:t>m</w:t>
+      </w:r>
+      <w:r>
+        <w:rPr>
+          <w:rFonts w:ascii="Times New Roman" w:cs="Times New Roman" w:eastAsia="Times New Roman" w:hAnsi="Times New Roman"/>
+          <w:bCs w:val="false"/>
+          <w:i/>
+          <w:iCs/>
+          <w:sz w:val="24"/>
+          <w:szCs w:val="24"/>
+          <w:vertAlign w:val="subscript"/>
+        </w:rPr>
+        <w:t>N</w:t>
+      </w:r>
+      <w:r>
+        <w:rPr>
+          <w:rFonts w:ascii="Times New Roman" w:cs="Times New Roman" w:eastAsia="Times New Roman" w:hAnsi="Times New Roman"/>
+          <w:bCs w:val="false"/>
+          <w:iCs/>
+          <w:sz w:val="24"/>
+          <w:szCs w:val="24"/>
+        </w:rPr>
+        <w:t>)</w:t>
+        <w:tab/>
+        <w:t>(F2)</w:t>
+      </w:r>
+    </w:p>
+    <w:p>
+      <w:pPr>
+        <w:spacing w:after="0" w:before="0" w:line="480" w:lineRule="auto"/>
+        <w:ind w:firstLine="720"/>
+        <w:jc w:val="left"/>
+      </w:pPr>
+      <w:r>
+        <w:rPr>
+          <w:rFonts w:ascii="Times New Roman" w:cs="Times New Roman" w:eastAsia="Times New Roman" w:hAnsi="Times New Roman"/>
+          <w:bCs w:val="false"/>
+          <w:iCs w:val="false"/>
+          <w:sz w:val="24"/>
+          <w:szCs w:val="24"/>
+        </w:rPr>
+        <w:t xml:space="preserve">Utility is strictly decreasing in </w:t>
+      </w:r>
+      <w:r>
+        <w:rPr>
+          <w:rFonts w:ascii="Times New Roman" w:cs="Times New Roman" w:eastAsia="Times New Roman" w:hAnsi="Times New Roman"/>
+          <w:bCs w:val="false"/>
+          <w:i/>
+          <w:iCs w:val="false"/>
+          <w:sz w:val="24"/>
+          <w:szCs w:val="24"/>
+        </w:rPr>
+        <w:t>e</w:t>
+      </w:r>
+      <w:r>
+        <w:rPr>
+          <w:rFonts w:ascii="Times New Roman" w:cs="Times New Roman" w:eastAsia="Times New Roman" w:hAnsi="Times New Roman"/>
+          <w:bCs w:val="false"/>
+          <w:iCs w:val="false"/>
+          <w:sz w:val="24"/>
+          <w:szCs w:val="24"/>
+        </w:rPr>
+        <w:t xml:space="preserve"> whenever </w:t>
+      </w:r>
+      <w:r>
+        <w:rPr>
+          <w:rFonts w:ascii="Times New Roman" w:cs="Times New Roman" w:eastAsia="Times New Roman" w:hAnsi="Times New Roman"/>
+          <w:bCs w:val="false"/>
+          <w:i/>
+          <w:iCs w:val="false"/>
+          <w:sz w:val="24"/>
+          <w:szCs w:val="24"/>
+        </w:rPr>
+        <w:t>G</w:t>
+      </w:r>
+      <w:r>
+        <w:rPr>
+          <w:rFonts w:ascii="Times New Roman" w:cs="Times New Roman" w:eastAsia="Times New Roman" w:hAnsi="Times New Roman"/>
+          <w:bCs w:val="false"/>
+          <w:iCs w:val="false"/>
+          <w:sz w:val="24"/>
+          <w:szCs w:val="24"/>
+        </w:rPr>
+        <w:t xml:space="preserve"> ≤ 0, since the gain from exploiting is then negative and its cost is positive.</w:t>
+      </w:r>
+    </w:p>
+    <w:p>
+      <w:pPr>
+        <w:spacing w:after="0" w:before="0" w:line="480" w:lineRule="auto"/>
+        <w:ind w:firstLine="720"/>
+        <w:jc w:val="left"/>
+      </w:pPr>
+      <w:r>
+        <w:rPr>
+          <w:rFonts w:ascii="Times New Roman" w:cs="Times New Roman" w:eastAsia="Times New Roman" w:hAnsi="Times New Roman"/>
+          <w:bCs w:val="false"/>
+          <w:i/>
+          <w:iCs w:val="false"/>
+          <w:sz w:val="24"/>
+          <w:szCs w:val="24"/>
+        </w:rPr>
+        <w:t>Step 2: a deterrence threshold.</w:t>
+      </w:r>
+      <w:r>
+        <w:rPr>
+          <w:rFonts w:ascii="Times New Roman" w:cs="Times New Roman" w:eastAsia="Times New Roman" w:hAnsi="Times New Roman"/>
+          <w:bCs w:val="false"/>
+          <w:iCs w:val="false"/>
+          <w:sz w:val="24"/>
+          <w:szCs w:val="24"/>
+        </w:rPr>
+        <w:t xml:space="preserve"> Consider the profile without exploitation, </w:t>
+      </w:r>
+      <w:r>
+        <w:rPr>
+          <w:rFonts w:ascii="Times New Roman" w:cs="Times New Roman" w:eastAsia="Times New Roman" w:hAnsi="Times New Roman"/>
+          <w:bCs w:val="false"/>
+          <w:i/>
+          <w:iCs w:val="false"/>
+          <w:sz w:val="24"/>
+          <w:szCs w:val="24"/>
+        </w:rPr>
+        <w:t>e</w:t>
+      </w:r>
+      <w:r>
+        <w:rPr>
+          <w:rFonts w:ascii="Times New Roman" w:cs="Times New Roman" w:eastAsia="Times New Roman" w:hAnsi="Times New Roman"/>
+          <w:bCs w:val="false"/>
+          <w:iCs w:val="false"/>
+          <w:sz w:val="24"/>
+          <w:szCs w:val="24"/>
+        </w:rPr>
+        <w:t xml:space="preserve"> = 0. Then </w:t>
+      </w:r>
+      <w:r>
+        <w:rPr>
+          <w:rFonts w:ascii="Times New Roman" w:cs="Times New Roman" w:eastAsia="Times New Roman" w:hAnsi="Times New Roman"/>
+          <w:bCs w:val="false"/>
+          <w:i/>
+          <w:iCs w:val="false"/>
+          <w:sz w:val="24"/>
+          <w:szCs w:val="24"/>
+        </w:rPr>
+        <w:t>Q</w:t>
+      </w:r>
+      <w:r>
+        <w:rPr>
+          <w:rFonts w:ascii="Times New Roman" w:cs="Times New Roman" w:eastAsia="Times New Roman" w:hAnsi="Times New Roman"/>
+          <w:bCs w:val="false"/>
+          <w:iCs w:val="false"/>
+          <w:sz w:val="24"/>
+          <w:szCs w:val="24"/>
+        </w:rPr>
+        <w:t xml:space="preserve"> = 0 and </w:t>
+      </w:r>
+      <w:r>
+        <w:rPr>
+          <w:rFonts w:ascii="Times New Roman" w:cs="Times New Roman" w:eastAsia="Times New Roman" w:hAnsi="Times New Roman"/>
+          <w:bCs w:val="false"/>
+          <w:i/>
+          <w:iCs w:val="false"/>
+          <w:sz w:val="24"/>
+          <w:szCs w:val="24"/>
+        </w:rPr>
+        <w:t>a</w:t>
+      </w:r>
+      <w:r>
+        <w:rPr>
+          <w:rFonts w:ascii="Times New Roman" w:cs="Times New Roman" w:eastAsia="Times New Roman" w:hAnsi="Times New Roman"/>
+          <w:bCs w:val="false"/>
+          <w:iCs w:val="false"/>
+          <w:sz w:val="24"/>
+          <w:szCs w:val="24"/>
+        </w:rPr>
+        <w:t xml:space="preserve"> = βθ/ψ by (F1), and (F2) gives </w:t>
+      </w:r>
+      <w:r>
+        <w:rPr>
+          <w:rFonts w:ascii="Times New Roman" w:cs="Times New Roman" w:eastAsia="Times New Roman" w:hAnsi="Times New Roman"/>
+          <w:bCs w:val="false"/>
+          <w:i/>
+          <w:iCs w:val="false"/>
+          <w:sz w:val="24"/>
+          <w:szCs w:val="24"/>
+        </w:rPr>
+        <w:t>G</w:t>
+      </w:r>
+      <w:r>
+        <w:rPr>
+          <w:rFonts w:ascii="Times New Roman" w:cs="Times New Roman" w:eastAsia="Times New Roman" w:hAnsi="Times New Roman"/>
+          <w:bCs w:val="false"/>
+          <w:iCs w:val="false"/>
+          <w:sz w:val="24"/>
+          <w:szCs w:val="24"/>
+        </w:rPr>
+        <w:t xml:space="preserve"> = </w:t>
+      </w:r>
+      <w:r>
+        <w:rPr>
+          <w:rFonts w:ascii="Times New Roman" w:cs="Times New Roman" w:eastAsia="Times New Roman" w:hAnsi="Times New Roman"/>
+          <w:bCs w:val="false"/>
+          <w:i/>
+          <w:iCs w:val="false"/>
+          <w:sz w:val="24"/>
+          <w:szCs w:val="24"/>
+        </w:rPr>
+        <w:t>G</w:t>
+      </w:r>
+      <w:r>
+        <w:rPr>
+          <w:rFonts w:ascii="Times New Roman" w:cs="Times New Roman" w:eastAsia="Times New Roman" w:hAnsi="Times New Roman"/>
+          <w:bCs w:val="false"/>
+          <w:i/>
+          <w:iCs w:val="false"/>
+          <w:sz w:val="24"/>
+          <w:szCs w:val="24"/>
+          <w:vertAlign w:val="subscript"/>
+        </w:rPr>
+        <w:t>0</w:t>
+      </w:r>
+      <w:r>
+        <w:rPr>
+          <w:rFonts w:ascii="Times New Roman" w:cs="Times New Roman" w:eastAsia="Times New Roman" w:hAnsi="Times New Roman"/>
+          <w:bCs w:val="false"/>
+          <w:iCs w:val="false"/>
+          <w:sz w:val="24"/>
+          <w:szCs w:val="24"/>
+        </w:rPr>
+        <w:t xml:space="preserve"> − βθ²φ/ψ, with </w:t>
+      </w:r>
+      <w:r>
+        <w:rPr>
+          <w:rFonts w:ascii="Times New Roman" w:cs="Times New Roman" w:eastAsia="Times New Roman" w:hAnsi="Times New Roman"/>
+          <w:bCs w:val="false"/>
+          <w:i/>
+          <w:iCs w:val="false"/>
+          <w:sz w:val="24"/>
+          <w:szCs w:val="24"/>
+        </w:rPr>
+        <w:t>G</w:t>
+      </w:r>
+      <w:r>
+        <w:rPr>
+          <w:rFonts w:ascii="Times New Roman" w:cs="Times New Roman" w:eastAsia="Times New Roman" w:hAnsi="Times New Roman"/>
+          <w:bCs w:val="false"/>
+          <w:i/>
+          <w:iCs w:val="false"/>
+          <w:sz w:val="24"/>
+          <w:szCs w:val="24"/>
+          <w:vertAlign w:val="subscript"/>
+        </w:rPr>
+        <w:t>0</w:t>
+      </w:r>
+      <w:r>
+        <w:rPr>
+          <w:rFonts w:ascii="Times New Roman" w:cs="Times New Roman" w:eastAsia="Times New Roman" w:hAnsi="Times New Roman"/>
+          <w:bCs w:val="false"/>
+          <w:iCs w:val="false"/>
+          <w:sz w:val="24"/>
+          <w:szCs w:val="24"/>
+        </w:rPr>
+        <w:t xml:space="preserve"> = (1 − φ)Δ − φσ</w:t>
+      </w:r>
+      <w:r>
+        <w:rPr>
+          <w:rFonts w:ascii="Times New Roman" w:cs="Times New Roman" w:eastAsia="Times New Roman" w:hAnsi="Times New Roman"/>
+          <w:bCs w:val="false"/>
+          <w:iCs w:val="false"/>
+          <w:sz w:val="24"/>
+          <w:szCs w:val="24"/>
+          <w:vertAlign w:val="subscript"/>
+        </w:rPr>
+        <w:t>J</w:t>
+      </w:r>
+      <w:r>
+        <w:rPr>
+          <w:rFonts w:ascii="Times New Roman" w:cs="Times New Roman" w:eastAsia="Times New Roman" w:hAnsi="Times New Roman"/>
+          <w:bCs w:val="false"/>
+          <w:i/>
+          <w:iCs w:val="false"/>
+          <w:sz w:val="24"/>
+          <w:szCs w:val="24"/>
+        </w:rPr>
+        <w:t>m</w:t>
+      </w:r>
+      <w:r>
+        <w:rPr>
+          <w:rFonts w:ascii="Times New Roman" w:cs="Times New Roman" w:eastAsia="Times New Roman" w:hAnsi="Times New Roman"/>
+          <w:bCs w:val="false"/>
+          <w:i/>
+          <w:iCs w:val="false"/>
+          <w:sz w:val="24"/>
+          <w:szCs w:val="24"/>
+          <w:vertAlign w:val="subscript"/>
+        </w:rPr>
+        <w:t>N</w:t>
+      </w:r>
+      <w:r>
+        <w:rPr>
+          <w:rFonts w:ascii="Times New Roman" w:cs="Times New Roman" w:eastAsia="Times New Roman" w:hAnsi="Times New Roman"/>
+          <w:bCs w:val="false"/>
+          <w:iCs w:val="false"/>
+          <w:sz w:val="24"/>
+          <w:szCs w:val="24"/>
+        </w:rPr>
+        <w:t xml:space="preserve">. Honest effort is a best response by construction, and exploitation is not worth starting if and only if </w:t>
+      </w:r>
+      <w:r>
+        <w:rPr>
+          <w:rFonts w:ascii="Times New Roman" w:cs="Times New Roman" w:eastAsia="Times New Roman" w:hAnsi="Times New Roman"/>
+          <w:bCs w:val="false"/>
+          <w:i/>
+          <w:iCs w:val="false"/>
+          <w:sz w:val="24"/>
+          <w:szCs w:val="24"/>
+        </w:rPr>
+        <w:t>G</w:t>
+      </w:r>
+      <w:r>
+        <w:rPr>
+          <w:rFonts w:ascii="Times New Roman" w:cs="Times New Roman" w:eastAsia="Times New Roman" w:hAnsi="Times New Roman"/>
+          <w:bCs w:val="false"/>
+          <w:iCs w:val="false"/>
+          <w:sz w:val="24"/>
+          <w:szCs w:val="24"/>
+        </w:rPr>
+        <w:t xml:space="preserve"> ≤ 0. The profile is therefore an equilibrium if and only if</w:t>
+      </w:r>
+    </w:p>
+    <w:p>
+      <w:pPr>
+        <w:tabs>
+          <w:tab w:val="right" w:pos="9360"/>
+        </w:tabs>
+        <w:spacing w:after="160" w:before="160" w:line="480" w:lineRule="auto"/>
+        <w:jc w:val="center"/>
+      </w:pPr>
+      <w:r>
+        <w:rPr>
+          <w:rFonts w:ascii="Times New Roman" w:cs="Times New Roman" w:eastAsia="Times New Roman" w:hAnsi="Times New Roman"/>
+          <w:bCs w:val="false"/>
+          <w:iCs/>
+          <w:sz w:val="24"/>
+          <w:szCs w:val="24"/>
+        </w:rPr>
+        <w:t>β  ≥  β</w:t>
+      </w:r>
+      <w:r>
+        <w:rPr>
+          <w:rFonts w:ascii="Times New Roman" w:cs="Times New Roman" w:eastAsia="Times New Roman" w:hAnsi="Times New Roman"/>
+          <w:bCs w:val="false"/>
+          <w:iCs/>
+          <w:sz w:val="24"/>
+          <w:szCs w:val="24"/>
+          <w:vertAlign w:val="subscript"/>
+        </w:rPr>
+        <w:t>d</w:t>
+      </w:r>
+      <w:r>
+        <w:rPr>
+          <w:rFonts w:ascii="Times New Roman" w:cs="Times New Roman" w:eastAsia="Times New Roman" w:hAnsi="Times New Roman"/>
+          <w:bCs w:val="false"/>
+          <w:iCs/>
+          <w:sz w:val="24"/>
+          <w:szCs w:val="24"/>
+        </w:rPr>
+        <w:t xml:space="preserve">  =  ψ</w:t>
+      </w:r>
+      <w:r>
+        <w:rPr>
+          <w:rFonts w:ascii="Times New Roman" w:cs="Times New Roman" w:eastAsia="Times New Roman" w:hAnsi="Times New Roman"/>
+          <w:bCs w:val="false"/>
+          <w:i/>
+          <w:iCs/>
+          <w:sz w:val="24"/>
+          <w:szCs w:val="24"/>
+        </w:rPr>
+        <w:t>G</w:t>
+      </w:r>
+      <w:r>
+        <w:rPr>
+          <w:rFonts w:ascii="Times New Roman" w:cs="Times New Roman" w:eastAsia="Times New Roman" w:hAnsi="Times New Roman"/>
+          <w:bCs w:val="false"/>
+          <w:i/>
+          <w:iCs/>
+          <w:sz w:val="24"/>
+          <w:szCs w:val="24"/>
+          <w:vertAlign w:val="subscript"/>
+        </w:rPr>
+        <w:t>0</w:t>
+      </w:r>
+      <w:r>
+        <w:rPr>
+          <w:rFonts w:ascii="Times New Roman" w:cs="Times New Roman" w:eastAsia="Times New Roman" w:hAnsi="Times New Roman"/>
+          <w:bCs w:val="false"/>
+          <w:iCs/>
+          <w:sz w:val="24"/>
+          <w:szCs w:val="24"/>
+        </w:rPr>
+        <w:t xml:space="preserve"> / (θ²φ)</w:t>
+        <w:tab/>
+        <w:t>(F3)</w:t>
+      </w:r>
+    </w:p>
+    <w:p>
+      <w:pPr>
+        <w:spacing w:after="0" w:before="0" w:line="480" w:lineRule="auto"/>
+        <w:ind w:firstLine="720"/>
+        <w:jc w:val="left"/>
+      </w:pPr>
+      <w:r>
+        <w:rPr>
+          <w:rFonts w:ascii="Times New Roman" w:cs="Times New Roman" w:eastAsia="Times New Roman" w:hAnsi="Times New Roman"/>
+          <w:bCs w:val="false"/>
+          <w:iCs w:val="false"/>
+          <w:sz w:val="24"/>
+          <w:szCs w:val="24"/>
+        </w:rPr>
+        <w:t xml:space="preserve">Pay that is intense enough therefore deters exploitation altogether, because it induces enough honest effort to make a blocked release costly. The threshold falls with </w:t>
+      </w:r>
+      <w:r>
+        <w:rPr>
+          <w:rFonts w:ascii="Times New Roman" w:cs="Times New Roman" w:eastAsia="Times New Roman" w:hAnsi="Times New Roman"/>
+          <w:bCs w:val="false"/>
+          <w:i/>
+          <w:iCs w:val="false"/>
+          <w:sz w:val="24"/>
+          <w:szCs w:val="24"/>
+        </w:rPr>
+        <w:t>N</w:t>
+      </w:r>
+      <w:r>
+        <w:rPr>
+          <w:rFonts w:ascii="Times New Roman" w:cs="Times New Roman" w:eastAsia="Times New Roman" w:hAnsi="Times New Roman"/>
+          <w:bCs w:val="false"/>
+          <w:iCs w:val="false"/>
+          <w:sz w:val="24"/>
+          <w:szCs w:val="24"/>
+        </w:rPr>
+        <w:t>, φ, and θ and rises with ψ and Δ. Without inspection (φ = 0), no finite β deters.</w:t>
+      </w:r>
+    </w:p>
+    <w:p>
+      <w:pPr>
+        <w:spacing w:after="0" w:before="0" w:line="480" w:lineRule="auto"/>
+        <w:ind w:firstLine="720"/>
+        <w:jc w:val="left"/>
+      </w:pPr>
+      <w:r>
+        <w:rPr>
+          <w:rFonts w:ascii="Times New Roman" w:cs="Times New Roman" w:eastAsia="Times New Roman" w:hAnsi="Times New Roman"/>
+          <w:bCs w:val="false"/>
+          <w:i/>
+          <w:iCs w:val="false"/>
+          <w:sz w:val="24"/>
+          <w:szCs w:val="24"/>
+        </w:rPr>
+        <w:t>Step 3: gaming effort as a function of pay.</w:t>
+      </w:r>
+      <w:r>
+        <w:rPr>
+          <w:rFonts w:ascii="Times New Roman" w:cs="Times New Roman" w:eastAsia="Times New Roman" w:hAnsi="Times New Roman"/>
+          <w:bCs w:val="false"/>
+          <w:iCs w:val="false"/>
+          <w:sz w:val="24"/>
+          <w:szCs w:val="24"/>
+        </w:rPr>
+        <w:t xml:space="preserve"> When β &lt; β</w:t>
+      </w:r>
+      <w:r>
+        <w:rPr>
+          <w:rFonts w:ascii="Times New Roman" w:cs="Times New Roman" w:eastAsia="Times New Roman" w:hAnsi="Times New Roman"/>
+          <w:bCs w:val="false"/>
+          <w:iCs w:val="false"/>
+          <w:sz w:val="24"/>
+          <w:szCs w:val="24"/>
+          <w:vertAlign w:val="subscript"/>
+        </w:rPr>
+        <w:t>d</w:t>
+      </w:r>
+      <w:r>
+        <w:rPr>
+          <w:rFonts w:ascii="Times New Roman" w:cs="Times New Roman" w:eastAsia="Times New Roman" w:hAnsi="Times New Roman"/>
+          <w:bCs w:val="false"/>
+          <w:iCs w:val="false"/>
+          <w:sz w:val="24"/>
+          <w:szCs w:val="24"/>
+        </w:rPr>
+        <w:t xml:space="preserve">, exploit effort solves (E2) with </w:t>
+      </w:r>
+      <w:r>
+        <w:rPr>
+          <w:rFonts w:ascii="Times New Roman" w:cs="Times New Roman" w:eastAsia="Times New Roman" w:hAnsi="Times New Roman"/>
+          <w:bCs w:val="false"/>
+          <w:i/>
+          <w:iCs w:val="false"/>
+          <w:sz w:val="24"/>
+          <w:szCs w:val="24"/>
+        </w:rPr>
+        <w:t>G</w:t>
+      </w:r>
+      <w:r>
+        <w:rPr>
+          <w:rFonts w:ascii="Times New Roman" w:cs="Times New Roman" w:eastAsia="Times New Roman" w:hAnsi="Times New Roman"/>
+          <w:bCs w:val="false"/>
+          <w:iCs w:val="false"/>
+          <w:sz w:val="24"/>
+          <w:szCs w:val="24"/>
+        </w:rPr>
+        <w:t xml:space="preserve"> from (F2) evaluated at the equilibrium honest effort. We have not established that this solution is unique, although it was unique in every numerical case examined. Without inspection, exploit effort increases with β throughout, the familiar multitask result that stronger pay on a gameable proxy invites more gaming. With inspection it is hump-shaped. In the illustration of Appendix E with ψ = 1, θ = 0.7, </w:t>
+      </w:r>
+      <w:r>
+        <w:rPr>
+          <w:rFonts w:ascii="Times New Roman" w:cs="Times New Roman" w:eastAsia="Times New Roman" w:hAnsi="Times New Roman"/>
+          <w:bCs w:val="false"/>
+          <w:i/>
+          <w:iCs w:val="false"/>
+          <w:sz w:val="24"/>
+          <w:szCs w:val="24"/>
+        </w:rPr>
+        <w:t>N</w:t>
+      </w:r>
+      <w:r>
+        <w:rPr>
+          <w:rFonts w:ascii="Times New Roman" w:cs="Times New Roman" w:eastAsia="Times New Roman" w:hAnsi="Times New Roman"/>
+          <w:bCs w:val="false"/>
+          <w:iCs w:val="false"/>
+          <w:sz w:val="24"/>
+          <w:szCs w:val="24"/>
+        </w:rPr>
+        <w:t xml:space="preserve"> = 4, and φ = 0.4, exploit effort rises from 0.004 at β = 0.1 to a maximum of 0.011 near β = 0.5 and falls to zero at β</w:t>
+      </w:r>
+      <w:r>
+        <w:rPr>
+          <w:rFonts w:ascii="Times New Roman" w:cs="Times New Roman" w:eastAsia="Times New Roman" w:hAnsi="Times New Roman"/>
+          <w:bCs w:val="false"/>
+          <w:iCs w:val="false"/>
+          <w:sz w:val="24"/>
+          <w:szCs w:val="24"/>
+          <w:vertAlign w:val="subscript"/>
+        </w:rPr>
+        <w:t>d</w:t>
+      </w:r>
+      <w:r>
+        <w:rPr>
+          <w:rFonts w:ascii="Times New Roman" w:cs="Times New Roman" w:eastAsia="Times New Roman" w:hAnsi="Times New Roman"/>
+          <w:bCs w:val="false"/>
+          <w:iCs w:val="false"/>
+          <w:sz w:val="24"/>
+          <w:szCs w:val="24"/>
+        </w:rPr>
+        <w:t xml:space="preserve"> = 0.96, while honest effort rises steadily from 0.07 to 0.67. Without inspection, exploit effort in the same example rises from 0.02 at β = 0.1 to 0.16 at β = 1.1.</w:t>
+      </w:r>
+    </w:p>
+    <w:p>
+      <w:pPr>
+        <w:spacing w:after="0" w:before="0" w:line="480" w:lineRule="auto"/>
+        <w:ind w:firstLine="720"/>
+        <w:jc w:val="left"/>
+      </w:pPr>
+      <w:r>
+        <w:rPr>
+          <w:rFonts w:ascii="Times New Roman" w:cs="Times New Roman" w:eastAsia="Times New Roman" w:hAnsi="Times New Roman"/>
+          <w:bCs w:val="false"/>
+          <w:i/>
+          <w:iCs w:val="false"/>
+          <w:sz w:val="24"/>
+          <w:szCs w:val="24"/>
+        </w:rPr>
+        <w:t>Implication.</w:t>
+      </w:r>
+      <w:r>
+        <w:rPr>
+          <w:rFonts w:ascii="Times New Roman" w:cs="Times New Roman" w:eastAsia="Times New Roman" w:hAnsi="Times New Roman"/>
+          <w:bCs w:val="false"/>
+          <w:iCs w:val="false"/>
+          <w:sz w:val="24"/>
+          <w:szCs w:val="24"/>
+        </w:rPr>
+        <w:t xml:space="preserve"> Where releases that fail inspection are blocked, intense judge-linked pay and inspection are complements rather than substitutes. Inspection makes gaming costly, and intense pay raises what a blocked release forfeits. The result depends on the forfeiture assumption. If a blocked release were replaced by the next-best honest candidate, the forfeiture would be small and most of the deterrence from pay would disappear.</w:t>
+      </w:r>
+    </w:p>
+    <w:p>
+      <w:pPr>
+        <w:spacing w:after="0" w:before="0" w:line="480" w:lineRule="auto"/>
+        <w:ind w:firstLine="720"/>
+        <w:jc w:val="left"/>
+      </w:pPr>
+      <w:r>
+        <w:rPr>
+          <w:rFonts w:ascii="Times New Roman" w:cs="Times New Roman" w:eastAsia="Times New Roman" w:hAnsi="Times New Roman"/>
+          <w:bCs w:val="false"/>
+          <w:i/>
+          <w:iCs w:val="false"/>
+          <w:sz w:val="24"/>
+          <w:szCs w:val="24"/>
+        </w:rPr>
+        <w:t>Scope.</w:t>
+      </w:r>
+      <w:r>
+        <w:rPr>
+          <w:rFonts w:ascii="Times New Roman" w:cs="Times New Roman" w:eastAsia="Times New Roman" w:hAnsi="Times New Roman"/>
+          <w:bCs w:val="false"/>
+          <w:iCs w:val="false"/>
+          <w:sz w:val="24"/>
+          <w:szCs w:val="24"/>
+        </w:rPr>
+        <w:t xml:space="preserve"> The organization’s choice of β is not derived. It depends on how pay is normalized, since paying on the full judge score also pays for the component that search alone delivers, and its analysis would need a participation constraint that is not modeled here. The equilibrium conditions were checked against unilateral deviations on a grid, and the expected judge score of what ships was checked by simulation (1.539 by simulation and 1.541 by formula in the case examined).</w:t>
       </w:r>
     </w:p>
     <w:sectPr>

--- a/ISR_Staging_Commitment.docx
+++ b/ISR_Staging_Commitment.docx
@@ -9252,7 +9252,7 @@
           <w:sz w:val="24"/>
           <w:szCs w:val="24"/>
         </w:rPr>
-        <w:t>The propositions also bear on the literature on organizational control. A control that is cheap and used as an objective is a Goodhart instrument. Real options theory supplies the decision rule that control theory alone does not: when the instrument is compromised, the organization should raise F rather than automate harder. The extension in Appendix E adds that inspection is more than a statistical check: by lowering the payoff to gaming, it also deters gaming.</w:t>
+        <w:t>The propositions also bear on the literature on organizational control. A control that is cheap and used as an objective is a Goodhart instrument. Real options theory supplies the decision rule that control theory alone does not: when the instrument is compromised, the organization should raise F rather than automate harder. The extension in Appendix E adds that inspection is more than a statistical check: by lowering the payoff to gaming, it also deters gaming. Appendices F and G add that, where gaming can be deterred, inspection also lets the organization use judge-linked pay at full strength, whereas a gameable judge without inspection calls for weak or no such pay.</w:t>
       </w:r>
     </w:p>
     <w:p>
@@ -20916,7 +20916,3058 @@
           <w:sz w:val="24"/>
           <w:szCs w:val="24"/>
         </w:rPr>
-        <w:t xml:space="preserve"> The organization’s choice of β is not derived. It depends on how pay is normalized, since paying on the full judge score also pays for the component that search alone delivers, and its analysis would need a participation constraint that is not modeled here. The equilibrium conditions were checked against unilateral deviations on a grid, and the expected judge score of what ships was checked by simulation (1.539 by simulation and 1.541 by formula in the case examined).</w:t>
+        <w:t xml:space="preserve"> The organization’s choice of β is derived in Appendix G. The equilibrium conditions were checked against unilateral deviations on a grid, and the expected judge score of what ships was checked by simulation (1.539 by simulation and 1.541 by formula in the case examined).</w:t>
+      </w:r>
+    </w:p>
+    <w:p>
+      <w:pPr>
+        <w:pStyle w:val="Heading1"/>
+        <w:spacing w:after="240" w:before="360" w:line="480" w:lineRule="auto"/>
+        <w:jc w:val="center"/>
+      </w:pPr>
+      <w:r>
+        <w:rPr>
+          <w:rFonts w:ascii="Times New Roman" w:cs="Times New Roman" w:eastAsia="Times New Roman" w:hAnsi="Times New Roman"/>
+          <w:bCs/>
+          <w:iCs w:val="false"/>
+          <w:sz w:val="24"/>
+          <w:szCs w:val="24"/>
+        </w:rPr>
+        <w:t>APPENDIX G: OPTIMAL JUDGE-LINKED PAY WITH A PARTICIPATION CONSTRAINT</w:t>
+      </w:r>
+    </w:p>
+    <w:p>
+      <w:pPr>
+        <w:spacing w:after="0" w:before="0" w:line="480" w:lineRule="auto"/>
+        <w:ind w:firstLine="720"/>
+        <w:jc w:val="left"/>
+      </w:pPr>
+      <w:r>
+        <w:rPr>
+          <w:rFonts w:ascii="Times New Roman" w:cs="Times New Roman" w:eastAsia="Times New Roman" w:hAnsi="Times New Roman"/>
+          <w:bCs w:val="false"/>
+          <w:iCs w:val="false"/>
+          <w:sz w:val="24"/>
+          <w:szCs w:val="24"/>
+        </w:rPr>
+        <w:t xml:space="preserve">This appendix derives the organization’s choice of β in the model of Appendix F. The organization offers pay </w:t>
+      </w:r>
+      <w:r>
+        <w:rPr>
+          <w:rFonts w:ascii="Times New Roman" w:cs="Times New Roman" w:eastAsia="Times New Roman" w:hAnsi="Times New Roman"/>
+          <w:bCs w:val="false"/>
+          <w:i/>
+          <w:iCs w:val="false"/>
+          <w:sz w:val="24"/>
+          <w:szCs w:val="24"/>
+        </w:rPr>
+        <w:t>w</w:t>
+      </w:r>
+      <w:r>
+        <w:rPr>
+          <w:rFonts w:ascii="Times New Roman" w:cs="Times New Roman" w:eastAsia="Times New Roman" w:hAnsi="Times New Roman"/>
+          <w:bCs w:val="false"/>
+          <w:iCs w:val="false"/>
+          <w:sz w:val="24"/>
+          <w:szCs w:val="24"/>
+        </w:rPr>
+        <w:t xml:space="preserve"> = α + β</w:t>
+      </w:r>
+      <w:r>
+        <w:rPr>
+          <w:rFonts w:ascii="Times New Roman" w:cs="Times New Roman" w:eastAsia="Times New Roman" w:hAnsi="Times New Roman"/>
+          <w:bCs w:val="false"/>
+          <w:i/>
+          <w:iCs w:val="false"/>
+          <w:sz w:val="24"/>
+          <w:szCs w:val="24"/>
+        </w:rPr>
+        <w:t>J</w:t>
+      </w:r>
+      <w:r>
+        <w:rPr>
+          <w:rFonts w:ascii="Times New Roman" w:cs="Times New Roman" w:eastAsia="Times New Roman" w:hAnsi="Times New Roman"/>
+          <w:bCs w:val="false"/>
+          <w:i/>
+          <w:iCs w:val="false"/>
+          <w:sz w:val="24"/>
+          <w:szCs w:val="24"/>
+          <w:vertAlign w:val="subscript"/>
+        </w:rPr>
+        <w:t>ship</w:t>
+      </w:r>
+      <w:r>
+        <w:rPr>
+          <w:rFonts w:ascii="Times New Roman" w:cs="Times New Roman" w:eastAsia="Times New Roman" w:hAnsi="Times New Roman"/>
+          <w:bCs w:val="false"/>
+          <w:iCs w:val="false"/>
+          <w:sz w:val="24"/>
+          <w:szCs w:val="24"/>
+        </w:rPr>
+        <w:t xml:space="preserve">, where </w:t>
+      </w:r>
+      <w:r>
+        <w:rPr>
+          <w:rFonts w:ascii="Times New Roman" w:cs="Times New Roman" w:eastAsia="Times New Roman" w:hAnsi="Times New Roman"/>
+          <w:bCs w:val="false"/>
+          <w:i/>
+          <w:iCs w:val="false"/>
+          <w:sz w:val="24"/>
+          <w:szCs w:val="24"/>
+        </w:rPr>
+        <w:t>J</w:t>
+      </w:r>
+      <w:r>
+        <w:rPr>
+          <w:rFonts w:ascii="Times New Roman" w:cs="Times New Roman" w:eastAsia="Times New Roman" w:hAnsi="Times New Roman"/>
+          <w:bCs w:val="false"/>
+          <w:i/>
+          <w:iCs w:val="false"/>
+          <w:sz w:val="24"/>
+          <w:szCs w:val="24"/>
+          <w:vertAlign w:val="subscript"/>
+        </w:rPr>
+        <w:t>ship</w:t>
+      </w:r>
+      <w:r>
+        <w:rPr>
+          <w:rFonts w:ascii="Times New Roman" w:cs="Times New Roman" w:eastAsia="Times New Roman" w:hAnsi="Times New Roman"/>
+          <w:bCs w:val="false"/>
+          <w:iCs w:val="false"/>
+          <w:sz w:val="24"/>
+          <w:szCs w:val="24"/>
+        </w:rPr>
+        <w:t xml:space="preserve"> is the judge score of what ships. The team is risk neutral, has an outside option of zero, and faces no limited liability. The organization sets the fixed component α so that the participation constraint binds, which makes the transfer to the team exactly offset its expected cost of effort. The organization’s payoff is then total surplus,</w:t>
+      </w:r>
+    </w:p>
+    <w:p>
+      <w:pPr>
+        <w:tabs>
+          <w:tab w:val="right" w:pos="9360"/>
+        </w:tabs>
+        <w:spacing w:after="160" w:before="160" w:line="480" w:lineRule="auto"/>
+        <w:jc w:val="center"/>
+      </w:pPr>
+      <w:r>
+        <w:rPr>
+          <w:rFonts w:ascii="Times New Roman" w:cs="Times New Roman" w:eastAsia="Times New Roman" w:hAnsi="Times New Roman"/>
+          <w:bCs w:val="false"/>
+          <w:i/>
+          <w:iCs/>
+          <w:sz w:val="24"/>
+          <w:szCs w:val="24"/>
+        </w:rPr>
+        <w:t>S</w:t>
+      </w:r>
+      <w:r>
+        <w:rPr>
+          <w:rFonts w:ascii="Times New Roman" w:cs="Times New Roman" w:eastAsia="Times New Roman" w:hAnsi="Times New Roman"/>
+          <w:bCs w:val="false"/>
+          <w:iCs/>
+          <w:sz w:val="24"/>
+          <w:szCs w:val="24"/>
+        </w:rPr>
+        <w:t xml:space="preserve">(β)  =  (1 − </w:t>
+      </w:r>
+      <w:r>
+        <w:rPr>
+          <w:rFonts w:ascii="Times New Roman" w:cs="Times New Roman" w:eastAsia="Times New Roman" w:hAnsi="Times New Roman"/>
+          <w:bCs w:val="false"/>
+          <w:i/>
+          <w:iCs/>
+          <w:sz w:val="24"/>
+          <w:szCs w:val="24"/>
+        </w:rPr>
+        <w:t>Q</w:t>
+      </w:r>
+      <w:r>
+        <w:rPr>
+          <w:rFonts w:ascii="Times New Roman" w:cs="Times New Roman" w:eastAsia="Times New Roman" w:hAnsi="Times New Roman"/>
+          <w:bCs w:val="false"/>
+          <w:iCs/>
+          <w:sz w:val="24"/>
+          <w:szCs w:val="24"/>
+        </w:rPr>
+        <w:t>)(</w:t>
+      </w:r>
+      <w:r>
+        <w:rPr>
+          <w:rFonts w:ascii="Times New Roman" w:cs="Times New Roman" w:eastAsia="Times New Roman" w:hAnsi="Times New Roman"/>
+          <w:bCs w:val="false"/>
+          <w:i/>
+          <w:iCs/>
+          <w:sz w:val="24"/>
+          <w:szCs w:val="24"/>
+        </w:rPr>
+        <w:t>ga</w:t>
+      </w:r>
+      <w:r>
+        <w:rPr>
+          <w:rFonts w:ascii="Times New Roman" w:cs="Times New Roman" w:eastAsia="Times New Roman" w:hAnsi="Times New Roman"/>
+          <w:bCs w:val="false"/>
+          <w:iCs/>
+          <w:sz w:val="24"/>
+          <w:szCs w:val="24"/>
+        </w:rPr>
+        <w:t xml:space="preserve"> + ρ</w:t>
+      </w:r>
+      <w:r>
+        <w:rPr>
+          <w:rFonts w:ascii="Times New Roman" w:cs="Times New Roman" w:eastAsia="Times New Roman" w:hAnsi="Times New Roman"/>
+          <w:bCs w:val="false"/>
+          <w:i/>
+          <w:iCs/>
+          <w:sz w:val="24"/>
+          <w:szCs w:val="24"/>
+        </w:rPr>
+        <w:t>s</w:t>
+      </w:r>
+      <w:r>
+        <w:rPr>
+          <w:rFonts w:ascii="Times New Roman" w:cs="Times New Roman" w:eastAsia="Times New Roman" w:hAnsi="Times New Roman"/>
+          <w:bCs w:val="false"/>
+          <w:iCs/>
+          <w:sz w:val="24"/>
+          <w:szCs w:val="24"/>
+        </w:rPr>
+        <w:t xml:space="preserve"> </w:t>
+      </w:r>
+      <w:r>
+        <w:rPr>
+          <w:rFonts w:ascii="Times New Roman" w:cs="Times New Roman" w:eastAsia="Times New Roman" w:hAnsi="Times New Roman"/>
+          <w:bCs w:val="false"/>
+          <w:i/>
+          <w:iCs/>
+          <w:sz w:val="24"/>
+          <w:szCs w:val="24"/>
+        </w:rPr>
+        <w:t>m</w:t>
+      </w:r>
+      <w:r>
+        <w:rPr>
+          <w:rFonts w:ascii="Times New Roman" w:cs="Times New Roman" w:eastAsia="Times New Roman" w:hAnsi="Times New Roman"/>
+          <w:bCs w:val="false"/>
+          <w:i/>
+          <w:iCs/>
+          <w:sz w:val="24"/>
+          <w:szCs w:val="24"/>
+          <w:vertAlign w:val="subscript"/>
+        </w:rPr>
+        <w:t>N</w:t>
+      </w:r>
+      <w:r>
+        <w:rPr>
+          <w:rFonts w:ascii="Times New Roman" w:cs="Times New Roman" w:eastAsia="Times New Roman" w:hAnsi="Times New Roman"/>
+          <w:bCs w:val="false"/>
+          <w:iCs/>
+          <w:sz w:val="24"/>
+          <w:szCs w:val="24"/>
+        </w:rPr>
+        <w:t xml:space="preserve">)  −  </w:t>
+      </w:r>
+      <w:r>
+        <w:rPr>
+          <w:rFonts w:ascii="Times New Roman" w:cs="Times New Roman" w:eastAsia="Times New Roman" w:hAnsi="Times New Roman"/>
+          <w:bCs w:val="false"/>
+          <w:i/>
+          <w:iCs/>
+          <w:sz w:val="24"/>
+          <w:szCs w:val="24"/>
+        </w:rPr>
+        <w:t>Q</w:t>
+      </w:r>
+      <w:r>
+        <w:rPr>
+          <w:rFonts w:ascii="Times New Roman" w:cs="Times New Roman" w:eastAsia="Times New Roman" w:hAnsi="Times New Roman"/>
+          <w:bCs w:val="false"/>
+          <w:iCs/>
+          <w:sz w:val="24"/>
+          <w:szCs w:val="24"/>
+        </w:rPr>
+        <w:t>(1 − φ)</w:t>
+      </w:r>
+      <w:r>
+        <w:rPr>
+          <w:rFonts w:ascii="Times New Roman" w:cs="Times New Roman" w:eastAsia="Times New Roman" w:hAnsi="Times New Roman"/>
+          <w:bCs w:val="false"/>
+          <w:i/>
+          <w:iCs/>
+          <w:sz w:val="24"/>
+          <w:szCs w:val="24"/>
+        </w:rPr>
+        <w:t>d</w:t>
+      </w:r>
+      <w:r>
+        <w:rPr>
+          <w:rFonts w:ascii="Times New Roman" w:cs="Times New Roman" w:eastAsia="Times New Roman" w:hAnsi="Times New Roman"/>
+          <w:bCs w:val="false"/>
+          <w:iCs/>
+          <w:sz w:val="24"/>
+          <w:szCs w:val="24"/>
+        </w:rPr>
+        <w:t xml:space="preserve">  −  (ψ/2)</w:t>
+      </w:r>
+      <w:r>
+        <w:rPr>
+          <w:rFonts w:ascii="Times New Roman" w:cs="Times New Roman" w:eastAsia="Times New Roman" w:hAnsi="Times New Roman"/>
+          <w:bCs w:val="false"/>
+          <w:i/>
+          <w:iCs/>
+          <w:sz w:val="24"/>
+          <w:szCs w:val="24"/>
+        </w:rPr>
+        <w:t>a</w:t>
+      </w:r>
+      <w:r>
+        <w:rPr>
+          <w:rFonts w:ascii="Times New Roman" w:cs="Times New Roman" w:eastAsia="Times New Roman" w:hAnsi="Times New Roman"/>
+          <w:bCs w:val="false"/>
+          <w:iCs/>
+          <w:sz w:val="24"/>
+          <w:szCs w:val="24"/>
+        </w:rPr>
+        <w:t xml:space="preserve">²  −  </w:t>
+      </w:r>
+      <w:r>
+        <w:rPr>
+          <w:rFonts w:ascii="Times New Roman" w:cs="Times New Roman" w:eastAsia="Times New Roman" w:hAnsi="Times New Roman"/>
+          <w:bCs w:val="false"/>
+          <w:i/>
+          <w:iCs/>
+          <w:sz w:val="24"/>
+          <w:szCs w:val="24"/>
+        </w:rPr>
+        <w:t>N</w:t>
+      </w:r>
+      <w:r>
+        <w:rPr>
+          <w:rFonts w:ascii="Times New Roman" w:cs="Times New Roman" w:eastAsia="Times New Roman" w:hAnsi="Times New Roman"/>
+          <w:bCs w:val="false"/>
+          <w:iCs/>
+          <w:sz w:val="24"/>
+          <w:szCs w:val="24"/>
+        </w:rPr>
+        <w:t>(κ/2)</w:t>
+      </w:r>
+      <w:r>
+        <w:rPr>
+          <w:rFonts w:ascii="Times New Roman" w:cs="Times New Roman" w:eastAsia="Times New Roman" w:hAnsi="Times New Roman"/>
+          <w:bCs w:val="false"/>
+          <w:i/>
+          <w:iCs/>
+          <w:sz w:val="24"/>
+          <w:szCs w:val="24"/>
+        </w:rPr>
+        <w:t>e</w:t>
+      </w:r>
+      <w:r>
+        <w:rPr>
+          <w:rFonts w:ascii="Times New Roman" w:cs="Times New Roman" w:eastAsia="Times New Roman" w:hAnsi="Times New Roman"/>
+          <w:bCs w:val="false"/>
+          <w:iCs/>
+          <w:sz w:val="24"/>
+          <w:szCs w:val="24"/>
+        </w:rPr>
+        <w:t xml:space="preserve">²  −  </w:t>
+      </w:r>
+      <w:r>
+        <w:rPr>
+          <w:rFonts w:ascii="Times New Roman" w:cs="Times New Roman" w:eastAsia="Times New Roman" w:hAnsi="Times New Roman"/>
+          <w:bCs w:val="false"/>
+          <w:i/>
+          <w:iCs/>
+          <w:sz w:val="24"/>
+          <w:szCs w:val="24"/>
+        </w:rPr>
+        <w:t>c</w:t>
+      </w:r>
+      <w:r>
+        <w:rPr>
+          <w:rFonts w:ascii="Times New Roman" w:cs="Times New Roman" w:eastAsia="Times New Roman" w:hAnsi="Times New Roman"/>
+          <w:bCs w:val="false"/>
+          <w:i/>
+          <w:iCs/>
+          <w:sz w:val="24"/>
+          <w:szCs w:val="24"/>
+          <w:vertAlign w:val="subscript"/>
+        </w:rPr>
+        <w:t>s</w:t>
+      </w:r>
+      <w:r>
+        <w:rPr>
+          <w:rFonts w:ascii="Times New Roman" w:cs="Times New Roman" w:eastAsia="Times New Roman" w:hAnsi="Times New Roman"/>
+          <w:bCs w:val="false"/>
+          <w:i/>
+          <w:iCs/>
+          <w:sz w:val="24"/>
+          <w:szCs w:val="24"/>
+        </w:rPr>
+        <w:t>N</w:t>
+      </w:r>
+      <w:r>
+        <w:rPr>
+          <w:rFonts w:ascii="Times New Roman" w:cs="Times New Roman" w:eastAsia="Times New Roman" w:hAnsi="Times New Roman"/>
+          <w:bCs w:val="false"/>
+          <w:iCs/>
+          <w:sz w:val="24"/>
+          <w:szCs w:val="24"/>
+        </w:rPr>
+        <w:t xml:space="preserve">  −  </w:t>
+      </w:r>
+      <w:r>
+        <w:rPr>
+          <w:rFonts w:ascii="Times New Roman" w:cs="Times New Roman" w:eastAsia="Times New Roman" w:hAnsi="Times New Roman"/>
+          <w:bCs w:val="false"/>
+          <w:i/>
+          <w:iCs/>
+          <w:sz w:val="24"/>
+          <w:szCs w:val="24"/>
+        </w:rPr>
+        <w:t>c</w:t>
+      </w:r>
+      <w:r>
+        <w:rPr>
+          <w:rFonts w:ascii="Times New Roman" w:cs="Times New Roman" w:eastAsia="Times New Roman" w:hAnsi="Times New Roman"/>
+          <w:bCs w:val="false"/>
+          <w:i/>
+          <w:iCs/>
+          <w:sz w:val="24"/>
+          <w:szCs w:val="24"/>
+          <w:vertAlign w:val="subscript"/>
+        </w:rPr>
+        <w:t>G</w:t>
+      </w:r>
+      <w:r>
+        <w:rPr>
+          <w:rFonts w:ascii="Times New Roman" w:cs="Times New Roman" w:eastAsia="Times New Roman" w:hAnsi="Times New Roman"/>
+          <w:bCs w:val="false"/>
+          <w:iCs/>
+          <w:sz w:val="24"/>
+          <w:szCs w:val="24"/>
+        </w:rPr>
+        <w:t>·1[φ &gt; 0]</w:t>
+        <w:tab/>
+        <w:t>(G1)</w:t>
+      </w:r>
+    </w:p>
+    <w:p>
+      <w:pPr>
+        <w:spacing w:after="0" w:before="0" w:line="480" w:lineRule="auto"/>
+        <w:ind w:firstLine="720"/>
+        <w:jc w:val="left"/>
+      </w:pPr>
+      <w:r>
+        <w:rPr>
+          <w:rFonts w:ascii="Times New Roman" w:cs="Times New Roman" w:eastAsia="Times New Roman" w:hAnsi="Times New Roman"/>
+          <w:bCs w:val="false"/>
+          <w:iCs w:val="false"/>
+          <w:sz w:val="24"/>
+          <w:szCs w:val="24"/>
+        </w:rPr>
+        <w:t>evaluated at the team’s equilibrium (</w:t>
+      </w:r>
+      <w:r>
+        <w:rPr>
+          <w:rFonts w:ascii="Times New Roman" w:cs="Times New Roman" w:eastAsia="Times New Roman" w:hAnsi="Times New Roman"/>
+          <w:bCs w:val="false"/>
+          <w:i/>
+          <w:iCs w:val="false"/>
+          <w:sz w:val="24"/>
+          <w:szCs w:val="24"/>
+        </w:rPr>
+        <w:t>a</w:t>
+      </w:r>
+      <w:r>
+        <w:rPr>
+          <w:rFonts w:ascii="Times New Roman" w:cs="Times New Roman" w:eastAsia="Times New Roman" w:hAnsi="Times New Roman"/>
+          <w:bCs w:val="false"/>
+          <w:iCs w:val="false"/>
+          <w:sz w:val="24"/>
+          <w:szCs w:val="24"/>
+        </w:rPr>
+        <w:t xml:space="preserve">, </w:t>
+      </w:r>
+      <w:r>
+        <w:rPr>
+          <w:rFonts w:ascii="Times New Roman" w:cs="Times New Roman" w:eastAsia="Times New Roman" w:hAnsi="Times New Roman"/>
+          <w:bCs w:val="false"/>
+          <w:i/>
+          <w:iCs w:val="false"/>
+          <w:sz w:val="24"/>
+          <w:szCs w:val="24"/>
+        </w:rPr>
+        <w:t>e</w:t>
+      </w:r>
+      <w:r>
+        <w:rPr>
+          <w:rFonts w:ascii="Times New Roman" w:cs="Times New Roman" w:eastAsia="Times New Roman" w:hAnsi="Times New Roman"/>
+          <w:bCs w:val="false"/>
+          <w:iCs w:val="false"/>
+          <w:sz w:val="24"/>
+          <w:szCs w:val="24"/>
+        </w:rPr>
+        <w:t xml:space="preserve">) under β, where </w:t>
+      </w:r>
+      <w:r>
+        <w:rPr>
+          <w:rFonts w:ascii="Times New Roman" w:cs="Times New Roman" w:eastAsia="Times New Roman" w:hAnsi="Times New Roman"/>
+          <w:bCs w:val="false"/>
+          <w:i/>
+          <w:iCs w:val="false"/>
+          <w:sz w:val="24"/>
+          <w:szCs w:val="24"/>
+        </w:rPr>
+        <w:t>g</w:t>
+      </w:r>
+      <w:r>
+        <w:rPr>
+          <w:rFonts w:ascii="Times New Roman" w:cs="Times New Roman" w:eastAsia="Times New Roman" w:hAnsi="Times New Roman"/>
+          <w:bCs w:val="false"/>
+          <w:iCs w:val="false"/>
+          <w:sz w:val="24"/>
+          <w:szCs w:val="24"/>
+        </w:rPr>
+        <w:t xml:space="preserve"> is the gold value of one unit of honest effort.</w:t>
+      </w:r>
+    </w:p>
+    <w:p>
+      <w:pPr>
+        <w:spacing w:after="0" w:before="0" w:line="480" w:lineRule="auto"/>
+        <w:ind w:firstLine="720"/>
+        <w:jc w:val="left"/>
+      </w:pPr>
+      <w:r>
+        <w:rPr>
+          <w:rFonts w:ascii="Times New Roman" w:cs="Times New Roman" w:eastAsia="Times New Roman" w:hAnsi="Times New Roman"/>
+          <w:bCs w:val="false"/>
+          <w:i/>
+          <w:iCs w:val="false"/>
+          <w:sz w:val="24"/>
+          <w:szCs w:val="24"/>
+        </w:rPr>
+        <w:t>Step 1: the first best.</w:t>
+      </w:r>
+      <w:r>
+        <w:rPr>
+          <w:rFonts w:ascii="Times New Roman" w:cs="Times New Roman" w:eastAsia="Times New Roman" w:hAnsi="Times New Roman"/>
+          <w:bCs w:val="false"/>
+          <w:iCs w:val="false"/>
+          <w:sz w:val="24"/>
+          <w:szCs w:val="24"/>
+        </w:rPr>
+        <w:t xml:space="preserve"> For any </w:t>
+      </w:r>
+      <w:r>
+        <w:rPr>
+          <w:rFonts w:ascii="Times New Roman" w:cs="Times New Roman" w:eastAsia="Times New Roman" w:hAnsi="Times New Roman"/>
+          <w:bCs w:val="false"/>
+          <w:i/>
+          <w:iCs w:val="false"/>
+          <w:sz w:val="24"/>
+          <w:szCs w:val="24"/>
+        </w:rPr>
+        <w:t>a</w:t>
+      </w:r>
+      <w:r>
+        <w:rPr>
+          <w:rFonts w:ascii="Times New Roman" w:cs="Times New Roman" w:eastAsia="Times New Roman" w:hAnsi="Times New Roman"/>
+          <w:bCs w:val="false"/>
+          <w:iCs w:val="false"/>
+          <w:sz w:val="24"/>
+          <w:szCs w:val="24"/>
+        </w:rPr>
+        <w:t xml:space="preserve"> and </w:t>
+      </w:r>
+      <w:r>
+        <w:rPr>
+          <w:rFonts w:ascii="Times New Roman" w:cs="Times New Roman" w:eastAsia="Times New Roman" w:hAnsi="Times New Roman"/>
+          <w:bCs w:val="false"/>
+          <w:i/>
+          <w:iCs w:val="false"/>
+          <w:sz w:val="24"/>
+          <w:szCs w:val="24"/>
+        </w:rPr>
+        <w:t>e</w:t>
+      </w:r>
+      <w:r>
+        <w:rPr>
+          <w:rFonts w:ascii="Times New Roman" w:cs="Times New Roman" w:eastAsia="Times New Roman" w:hAnsi="Times New Roman"/>
+          <w:bCs w:val="false"/>
+          <w:iCs w:val="false"/>
+          <w:sz w:val="24"/>
+          <w:szCs w:val="24"/>
+        </w:rPr>
+        <w:t xml:space="preserve">, (1 − </w:t>
+      </w:r>
+      <w:r>
+        <w:rPr>
+          <w:rFonts w:ascii="Times New Roman" w:cs="Times New Roman" w:eastAsia="Times New Roman" w:hAnsi="Times New Roman"/>
+          <w:bCs w:val="false"/>
+          <w:i/>
+          <w:iCs w:val="false"/>
+          <w:sz w:val="24"/>
+          <w:szCs w:val="24"/>
+        </w:rPr>
+        <w:t>Q</w:t>
+      </w:r>
+      <w:r>
+        <w:rPr>
+          <w:rFonts w:ascii="Times New Roman" w:cs="Times New Roman" w:eastAsia="Times New Roman" w:hAnsi="Times New Roman"/>
+          <w:bCs w:val="false"/>
+          <w:iCs w:val="false"/>
+          <w:sz w:val="24"/>
+          <w:szCs w:val="24"/>
+        </w:rPr>
+        <w:t>)</w:t>
+      </w:r>
+      <w:r>
+        <w:rPr>
+          <w:rFonts w:ascii="Times New Roman" w:cs="Times New Roman" w:eastAsia="Times New Roman" w:hAnsi="Times New Roman"/>
+          <w:bCs w:val="false"/>
+          <w:i/>
+          <w:iCs w:val="false"/>
+          <w:sz w:val="24"/>
+          <w:szCs w:val="24"/>
+        </w:rPr>
+        <w:t>ga</w:t>
+      </w:r>
+      <w:r>
+        <w:rPr>
+          <w:rFonts w:ascii="Times New Roman" w:cs="Times New Roman" w:eastAsia="Times New Roman" w:hAnsi="Times New Roman"/>
+          <w:bCs w:val="false"/>
+          <w:iCs w:val="false"/>
+          <w:sz w:val="24"/>
+          <w:szCs w:val="24"/>
+        </w:rPr>
+        <w:t xml:space="preserve"> − (ψ/2)</w:t>
+      </w:r>
+      <w:r>
+        <w:rPr>
+          <w:rFonts w:ascii="Times New Roman" w:cs="Times New Roman" w:eastAsia="Times New Roman" w:hAnsi="Times New Roman"/>
+          <w:bCs w:val="false"/>
+          <w:i/>
+          <w:iCs w:val="false"/>
+          <w:sz w:val="24"/>
+          <w:szCs w:val="24"/>
+        </w:rPr>
+        <w:t>a</w:t>
+      </w:r>
+      <w:r>
+        <w:rPr>
+          <w:rFonts w:ascii="Times New Roman" w:cs="Times New Roman" w:eastAsia="Times New Roman" w:hAnsi="Times New Roman"/>
+          <w:bCs w:val="false"/>
+          <w:iCs w:val="false"/>
+          <w:sz w:val="24"/>
+          <w:szCs w:val="24"/>
+        </w:rPr>
+        <w:t xml:space="preserve">² ≤ </w:t>
+      </w:r>
+      <w:r>
+        <w:rPr>
+          <w:rFonts w:ascii="Times New Roman" w:cs="Times New Roman" w:eastAsia="Times New Roman" w:hAnsi="Times New Roman"/>
+          <w:bCs w:val="false"/>
+          <w:i/>
+          <w:iCs w:val="false"/>
+          <w:sz w:val="24"/>
+          <w:szCs w:val="24"/>
+        </w:rPr>
+        <w:t>g</w:t>
+      </w:r>
+      <w:r>
+        <w:rPr>
+          <w:rFonts w:ascii="Times New Roman" w:cs="Times New Roman" w:eastAsia="Times New Roman" w:hAnsi="Times New Roman"/>
+          <w:bCs w:val="false"/>
+          <w:iCs w:val="false"/>
+          <w:sz w:val="24"/>
+          <w:szCs w:val="24"/>
+        </w:rPr>
+        <w:t xml:space="preserve">²/(2ψ), with equality only if </w:t>
+      </w:r>
+      <w:r>
+        <w:rPr>
+          <w:rFonts w:ascii="Times New Roman" w:cs="Times New Roman" w:eastAsia="Times New Roman" w:hAnsi="Times New Roman"/>
+          <w:bCs w:val="false"/>
+          <w:i/>
+          <w:iCs w:val="false"/>
+          <w:sz w:val="24"/>
+          <w:szCs w:val="24"/>
+        </w:rPr>
+        <w:t>Q</w:t>
+      </w:r>
+      <w:r>
+        <w:rPr>
+          <w:rFonts w:ascii="Times New Roman" w:cs="Times New Roman" w:eastAsia="Times New Roman" w:hAnsi="Times New Roman"/>
+          <w:bCs w:val="false"/>
+          <w:iCs w:val="false"/>
+          <w:sz w:val="24"/>
+          <w:szCs w:val="24"/>
+        </w:rPr>
+        <w:t xml:space="preserve"> = 0 and </w:t>
+      </w:r>
+      <w:r>
+        <w:rPr>
+          <w:rFonts w:ascii="Times New Roman" w:cs="Times New Roman" w:eastAsia="Times New Roman" w:hAnsi="Times New Roman"/>
+          <w:bCs w:val="false"/>
+          <w:i/>
+          <w:iCs w:val="false"/>
+          <w:sz w:val="24"/>
+          <w:szCs w:val="24"/>
+        </w:rPr>
+        <w:t>a</w:t>
+      </w:r>
+      <w:r>
+        <w:rPr>
+          <w:rFonts w:ascii="Times New Roman" w:cs="Times New Roman" w:eastAsia="Times New Roman" w:hAnsi="Times New Roman"/>
+          <w:bCs w:val="false"/>
+          <w:iCs w:val="false"/>
+          <w:sz w:val="24"/>
+          <w:szCs w:val="24"/>
+        </w:rPr>
+        <w:t xml:space="preserve"> = </w:t>
+      </w:r>
+      <w:r>
+        <w:rPr>
+          <w:rFonts w:ascii="Times New Roman" w:cs="Times New Roman" w:eastAsia="Times New Roman" w:hAnsi="Times New Roman"/>
+          <w:bCs w:val="false"/>
+          <w:i/>
+          <w:iCs w:val="false"/>
+          <w:sz w:val="24"/>
+          <w:szCs w:val="24"/>
+        </w:rPr>
+        <w:t>g</w:t>
+      </w:r>
+      <w:r>
+        <w:rPr>
+          <w:rFonts w:ascii="Times New Roman" w:cs="Times New Roman" w:eastAsia="Times New Roman" w:hAnsi="Times New Roman"/>
+          <w:bCs w:val="false"/>
+          <w:iCs w:val="false"/>
+          <w:sz w:val="24"/>
+          <w:szCs w:val="24"/>
+        </w:rPr>
+        <w:t xml:space="preserve">/ψ, and (1 − </w:t>
+      </w:r>
+      <w:r>
+        <w:rPr>
+          <w:rFonts w:ascii="Times New Roman" w:cs="Times New Roman" w:eastAsia="Times New Roman" w:hAnsi="Times New Roman"/>
+          <w:bCs w:val="false"/>
+          <w:i/>
+          <w:iCs w:val="false"/>
+          <w:sz w:val="24"/>
+          <w:szCs w:val="24"/>
+        </w:rPr>
+        <w:t>Q</w:t>
+      </w:r>
+      <w:r>
+        <w:rPr>
+          <w:rFonts w:ascii="Times New Roman" w:cs="Times New Roman" w:eastAsia="Times New Roman" w:hAnsi="Times New Roman"/>
+          <w:bCs w:val="false"/>
+          <w:iCs w:val="false"/>
+          <w:sz w:val="24"/>
+          <w:szCs w:val="24"/>
+        </w:rPr>
+        <w:t>)ρ</w:t>
+      </w:r>
+      <w:r>
+        <w:rPr>
+          <w:rFonts w:ascii="Times New Roman" w:cs="Times New Roman" w:eastAsia="Times New Roman" w:hAnsi="Times New Roman"/>
+          <w:bCs w:val="false"/>
+          <w:i/>
+          <w:iCs w:val="false"/>
+          <w:sz w:val="24"/>
+          <w:szCs w:val="24"/>
+        </w:rPr>
+        <w:t>s</w:t>
+      </w:r>
+      <w:r>
+        <w:rPr>
+          <w:rFonts w:ascii="Times New Roman" w:cs="Times New Roman" w:eastAsia="Times New Roman" w:hAnsi="Times New Roman"/>
+          <w:bCs w:val="false"/>
+          <w:iCs w:val="false"/>
+          <w:sz w:val="24"/>
+          <w:szCs w:val="24"/>
+        </w:rPr>
+        <w:t xml:space="preserve"> </w:t>
+      </w:r>
+      <w:r>
+        <w:rPr>
+          <w:rFonts w:ascii="Times New Roman" w:cs="Times New Roman" w:eastAsia="Times New Roman" w:hAnsi="Times New Roman"/>
+          <w:bCs w:val="false"/>
+          <w:i/>
+          <w:iCs w:val="false"/>
+          <w:sz w:val="24"/>
+          <w:szCs w:val="24"/>
+        </w:rPr>
+        <w:t>m</w:t>
+      </w:r>
+      <w:r>
+        <w:rPr>
+          <w:rFonts w:ascii="Times New Roman" w:cs="Times New Roman" w:eastAsia="Times New Roman" w:hAnsi="Times New Roman"/>
+          <w:bCs w:val="false"/>
+          <w:i/>
+          <w:iCs w:val="false"/>
+          <w:sz w:val="24"/>
+          <w:szCs w:val="24"/>
+          <w:vertAlign w:val="subscript"/>
+        </w:rPr>
+        <w:t>N</w:t>
+      </w:r>
+      <w:r>
+        <w:rPr>
+          <w:rFonts w:ascii="Times New Roman" w:cs="Times New Roman" w:eastAsia="Times New Roman" w:hAnsi="Times New Roman"/>
+          <w:bCs w:val="false"/>
+          <w:iCs w:val="false"/>
+          <w:sz w:val="24"/>
+          <w:szCs w:val="24"/>
+        </w:rPr>
+        <w:t xml:space="preserve"> ≤ ρ</w:t>
+      </w:r>
+      <w:r>
+        <w:rPr>
+          <w:rFonts w:ascii="Times New Roman" w:cs="Times New Roman" w:eastAsia="Times New Roman" w:hAnsi="Times New Roman"/>
+          <w:bCs w:val="false"/>
+          <w:i/>
+          <w:iCs w:val="false"/>
+          <w:sz w:val="24"/>
+          <w:szCs w:val="24"/>
+        </w:rPr>
+        <w:t>s</w:t>
+      </w:r>
+      <w:r>
+        <w:rPr>
+          <w:rFonts w:ascii="Times New Roman" w:cs="Times New Roman" w:eastAsia="Times New Roman" w:hAnsi="Times New Roman"/>
+          <w:bCs w:val="false"/>
+          <w:iCs w:val="false"/>
+          <w:sz w:val="24"/>
+          <w:szCs w:val="24"/>
+        </w:rPr>
+        <w:t xml:space="preserve"> </w:t>
+      </w:r>
+      <w:r>
+        <w:rPr>
+          <w:rFonts w:ascii="Times New Roman" w:cs="Times New Roman" w:eastAsia="Times New Roman" w:hAnsi="Times New Roman"/>
+          <w:bCs w:val="false"/>
+          <w:i/>
+          <w:iCs w:val="false"/>
+          <w:sz w:val="24"/>
+          <w:szCs w:val="24"/>
+        </w:rPr>
+        <w:t>m</w:t>
+      </w:r>
+      <w:r>
+        <w:rPr>
+          <w:rFonts w:ascii="Times New Roman" w:cs="Times New Roman" w:eastAsia="Times New Roman" w:hAnsi="Times New Roman"/>
+          <w:bCs w:val="false"/>
+          <w:i/>
+          <w:iCs w:val="false"/>
+          <w:sz w:val="24"/>
+          <w:szCs w:val="24"/>
+          <w:vertAlign w:val="subscript"/>
+        </w:rPr>
+        <w:t>N</w:t>
+      </w:r>
+      <w:r>
+        <w:rPr>
+          <w:rFonts w:ascii="Times New Roman" w:cs="Times New Roman" w:eastAsia="Times New Roman" w:hAnsi="Times New Roman"/>
+          <w:bCs w:val="false"/>
+          <w:iCs w:val="false"/>
+          <w:sz w:val="24"/>
+          <w:szCs w:val="24"/>
+        </w:rPr>
+        <w:t>, while the remaining terms are nonpositive. Surplus therefore never exceeds</w:t>
+      </w:r>
+    </w:p>
+    <w:p>
+      <w:pPr>
+        <w:tabs>
+          <w:tab w:val="right" w:pos="9360"/>
+        </w:tabs>
+        <w:spacing w:after="160" w:before="160" w:line="480" w:lineRule="auto"/>
+        <w:jc w:val="center"/>
+      </w:pPr>
+      <w:r>
+        <w:rPr>
+          <w:rFonts w:ascii="Times New Roman" w:cs="Times New Roman" w:eastAsia="Times New Roman" w:hAnsi="Times New Roman"/>
+          <w:bCs w:val="false"/>
+          <w:i/>
+          <w:iCs/>
+          <w:sz w:val="24"/>
+          <w:szCs w:val="24"/>
+        </w:rPr>
+        <w:t>S</w:t>
+      </w:r>
+      <w:r>
+        <w:rPr>
+          <w:rFonts w:ascii="Times New Roman" w:cs="Times New Roman" w:eastAsia="Times New Roman" w:hAnsi="Times New Roman"/>
+          <w:bCs w:val="false"/>
+          <w:iCs/>
+          <w:sz w:val="24"/>
+          <w:szCs w:val="24"/>
+          <w:vertAlign w:val="superscript"/>
+        </w:rPr>
+        <w:t>FB</w:t>
+      </w:r>
+      <w:r>
+        <w:rPr>
+          <w:rFonts w:ascii="Times New Roman" w:cs="Times New Roman" w:eastAsia="Times New Roman" w:hAnsi="Times New Roman"/>
+          <w:bCs w:val="false"/>
+          <w:iCs/>
+          <w:sz w:val="24"/>
+          <w:szCs w:val="24"/>
+        </w:rPr>
+        <w:t xml:space="preserve">  =  </w:t>
+      </w:r>
+      <w:r>
+        <w:rPr>
+          <w:rFonts w:ascii="Times New Roman" w:cs="Times New Roman" w:eastAsia="Times New Roman" w:hAnsi="Times New Roman"/>
+          <w:bCs w:val="false"/>
+          <w:i/>
+          <w:iCs/>
+          <w:sz w:val="24"/>
+          <w:szCs w:val="24"/>
+        </w:rPr>
+        <w:t>g</w:t>
+      </w:r>
+      <w:r>
+        <w:rPr>
+          <w:rFonts w:ascii="Times New Roman" w:cs="Times New Roman" w:eastAsia="Times New Roman" w:hAnsi="Times New Roman"/>
+          <w:bCs w:val="false"/>
+          <w:iCs/>
+          <w:sz w:val="24"/>
+          <w:szCs w:val="24"/>
+        </w:rPr>
+        <w:t>²/(2ψ)  +  ρ</w:t>
+      </w:r>
+      <w:r>
+        <w:rPr>
+          <w:rFonts w:ascii="Times New Roman" w:cs="Times New Roman" w:eastAsia="Times New Roman" w:hAnsi="Times New Roman"/>
+          <w:bCs w:val="false"/>
+          <w:i/>
+          <w:iCs/>
+          <w:sz w:val="24"/>
+          <w:szCs w:val="24"/>
+        </w:rPr>
+        <w:t>s</w:t>
+      </w:r>
+      <w:r>
+        <w:rPr>
+          <w:rFonts w:ascii="Times New Roman" w:cs="Times New Roman" w:eastAsia="Times New Roman" w:hAnsi="Times New Roman"/>
+          <w:bCs w:val="false"/>
+          <w:iCs/>
+          <w:sz w:val="24"/>
+          <w:szCs w:val="24"/>
+        </w:rPr>
+        <w:t xml:space="preserve"> </w:t>
+      </w:r>
+      <w:r>
+        <w:rPr>
+          <w:rFonts w:ascii="Times New Roman" w:cs="Times New Roman" w:eastAsia="Times New Roman" w:hAnsi="Times New Roman"/>
+          <w:bCs w:val="false"/>
+          <w:i/>
+          <w:iCs/>
+          <w:sz w:val="24"/>
+          <w:szCs w:val="24"/>
+        </w:rPr>
+        <w:t>m</w:t>
+      </w:r>
+      <w:r>
+        <w:rPr>
+          <w:rFonts w:ascii="Times New Roman" w:cs="Times New Roman" w:eastAsia="Times New Roman" w:hAnsi="Times New Roman"/>
+          <w:bCs w:val="false"/>
+          <w:i/>
+          <w:iCs/>
+          <w:sz w:val="24"/>
+          <w:szCs w:val="24"/>
+          <w:vertAlign w:val="subscript"/>
+        </w:rPr>
+        <w:t>N</w:t>
+      </w:r>
+      <w:r>
+        <w:rPr>
+          <w:rFonts w:ascii="Times New Roman" w:cs="Times New Roman" w:eastAsia="Times New Roman" w:hAnsi="Times New Roman"/>
+          <w:bCs w:val="false"/>
+          <w:iCs/>
+          <w:sz w:val="24"/>
+          <w:szCs w:val="24"/>
+        </w:rPr>
+        <w:t xml:space="preserve">  −  </w:t>
+      </w:r>
+      <w:r>
+        <w:rPr>
+          <w:rFonts w:ascii="Times New Roman" w:cs="Times New Roman" w:eastAsia="Times New Roman" w:hAnsi="Times New Roman"/>
+          <w:bCs w:val="false"/>
+          <w:i/>
+          <w:iCs/>
+          <w:sz w:val="24"/>
+          <w:szCs w:val="24"/>
+        </w:rPr>
+        <w:t>c</w:t>
+      </w:r>
+      <w:r>
+        <w:rPr>
+          <w:rFonts w:ascii="Times New Roman" w:cs="Times New Roman" w:eastAsia="Times New Roman" w:hAnsi="Times New Roman"/>
+          <w:bCs w:val="false"/>
+          <w:i/>
+          <w:iCs/>
+          <w:sz w:val="24"/>
+          <w:szCs w:val="24"/>
+          <w:vertAlign w:val="subscript"/>
+        </w:rPr>
+        <w:t>s</w:t>
+      </w:r>
+      <w:r>
+        <w:rPr>
+          <w:rFonts w:ascii="Times New Roman" w:cs="Times New Roman" w:eastAsia="Times New Roman" w:hAnsi="Times New Roman"/>
+          <w:bCs w:val="false"/>
+          <w:i/>
+          <w:iCs/>
+          <w:sz w:val="24"/>
+          <w:szCs w:val="24"/>
+        </w:rPr>
+        <w:t>N</w:t>
+      </w:r>
+      <w:r>
+        <w:rPr>
+          <w:rFonts w:ascii="Times New Roman" w:cs="Times New Roman" w:eastAsia="Times New Roman" w:hAnsi="Times New Roman"/>
+          <w:bCs w:val="false"/>
+          <w:iCs/>
+          <w:sz w:val="24"/>
+          <w:szCs w:val="24"/>
+        </w:rPr>
+        <w:t xml:space="preserve">  −  </w:t>
+      </w:r>
+      <w:r>
+        <w:rPr>
+          <w:rFonts w:ascii="Times New Roman" w:cs="Times New Roman" w:eastAsia="Times New Roman" w:hAnsi="Times New Roman"/>
+          <w:bCs w:val="false"/>
+          <w:i/>
+          <w:iCs/>
+          <w:sz w:val="24"/>
+          <w:szCs w:val="24"/>
+        </w:rPr>
+        <w:t>c</w:t>
+      </w:r>
+      <w:r>
+        <w:rPr>
+          <w:rFonts w:ascii="Times New Roman" w:cs="Times New Roman" w:eastAsia="Times New Roman" w:hAnsi="Times New Roman"/>
+          <w:bCs w:val="false"/>
+          <w:i/>
+          <w:iCs/>
+          <w:sz w:val="24"/>
+          <w:szCs w:val="24"/>
+          <w:vertAlign w:val="subscript"/>
+        </w:rPr>
+        <w:t>G</w:t>
+      </w:r>
+      <w:r>
+        <w:rPr>
+          <w:rFonts w:ascii="Times New Roman" w:cs="Times New Roman" w:eastAsia="Times New Roman" w:hAnsi="Times New Roman"/>
+          <w:bCs w:val="false"/>
+          <w:iCs/>
+          <w:sz w:val="24"/>
+          <w:szCs w:val="24"/>
+        </w:rPr>
+        <w:t>·1[φ &gt; 0]</w:t>
+        <w:tab/>
+        <w:t>(G2)</w:t>
+      </w:r>
+    </w:p>
+    <w:p>
+      <w:pPr>
+        <w:spacing w:after="0" w:before="0" w:line="480" w:lineRule="auto"/>
+        <w:ind w:firstLine="720"/>
+        <w:jc w:val="left"/>
+      </w:pPr>
+      <w:r>
+        <w:rPr>
+          <w:rFonts w:ascii="Times New Roman" w:cs="Times New Roman" w:eastAsia="Times New Roman" w:hAnsi="Times New Roman"/>
+          <w:bCs w:val="false"/>
+          <w:iCs w:val="false"/>
+          <w:sz w:val="24"/>
+          <w:szCs w:val="24"/>
+        </w:rPr>
+        <w:t xml:space="preserve">with equality if and only if </w:t>
+      </w:r>
+      <w:r>
+        <w:rPr>
+          <w:rFonts w:ascii="Times New Roman" w:cs="Times New Roman" w:eastAsia="Times New Roman" w:hAnsi="Times New Roman"/>
+          <w:bCs w:val="false"/>
+          <w:i/>
+          <w:iCs w:val="false"/>
+          <w:sz w:val="24"/>
+          <w:szCs w:val="24"/>
+        </w:rPr>
+        <w:t>e</w:t>
+      </w:r>
+      <w:r>
+        <w:rPr>
+          <w:rFonts w:ascii="Times New Roman" w:cs="Times New Roman" w:eastAsia="Times New Roman" w:hAnsi="Times New Roman"/>
+          <w:bCs w:val="false"/>
+          <w:iCs w:val="false"/>
+          <w:sz w:val="24"/>
+          <w:szCs w:val="24"/>
+        </w:rPr>
+        <w:t xml:space="preserve"> = 0 and </w:t>
+      </w:r>
+      <w:r>
+        <w:rPr>
+          <w:rFonts w:ascii="Times New Roman" w:cs="Times New Roman" w:eastAsia="Times New Roman" w:hAnsi="Times New Roman"/>
+          <w:bCs w:val="false"/>
+          <w:i/>
+          <w:iCs w:val="false"/>
+          <w:sz w:val="24"/>
+          <w:szCs w:val="24"/>
+        </w:rPr>
+        <w:t>a</w:t>
+      </w:r>
+      <w:r>
+        <w:rPr>
+          <w:rFonts w:ascii="Times New Roman" w:cs="Times New Roman" w:eastAsia="Times New Roman" w:hAnsi="Times New Roman"/>
+          <w:bCs w:val="false"/>
+          <w:iCs w:val="false"/>
+          <w:sz w:val="24"/>
+          <w:szCs w:val="24"/>
+        </w:rPr>
+        <w:t xml:space="preserve"> = </w:t>
+      </w:r>
+      <w:r>
+        <w:rPr>
+          <w:rFonts w:ascii="Times New Roman" w:cs="Times New Roman" w:eastAsia="Times New Roman" w:hAnsi="Times New Roman"/>
+          <w:bCs w:val="false"/>
+          <w:i/>
+          <w:iCs w:val="false"/>
+          <w:sz w:val="24"/>
+          <w:szCs w:val="24"/>
+        </w:rPr>
+        <w:t>g</w:t>
+      </w:r>
+      <w:r>
+        <w:rPr>
+          <w:rFonts w:ascii="Times New Roman" w:cs="Times New Roman" w:eastAsia="Times New Roman" w:hAnsi="Times New Roman"/>
+          <w:bCs w:val="false"/>
+          <w:iCs w:val="false"/>
+          <w:sz w:val="24"/>
+          <w:szCs w:val="24"/>
+        </w:rPr>
+        <w:t xml:space="preserve">/ψ. Without exploitation, (F1) gives </w:t>
+      </w:r>
+      <w:r>
+        <w:rPr>
+          <w:rFonts w:ascii="Times New Roman" w:cs="Times New Roman" w:eastAsia="Times New Roman" w:hAnsi="Times New Roman"/>
+          <w:bCs w:val="false"/>
+          <w:i/>
+          <w:iCs w:val="false"/>
+          <w:sz w:val="24"/>
+          <w:szCs w:val="24"/>
+        </w:rPr>
+        <w:t>a</w:t>
+      </w:r>
+      <w:r>
+        <w:rPr>
+          <w:rFonts w:ascii="Times New Roman" w:cs="Times New Roman" w:eastAsia="Times New Roman" w:hAnsi="Times New Roman"/>
+          <w:bCs w:val="false"/>
+          <w:iCs w:val="false"/>
+          <w:sz w:val="24"/>
+          <w:szCs w:val="24"/>
+        </w:rPr>
+        <w:t xml:space="preserve"> = βθ/ψ, so the first-best intensity of pay is β</w:t>
+      </w:r>
+      <w:r>
+        <w:rPr>
+          <w:rFonts w:ascii="Times New Roman" w:cs="Times New Roman" w:eastAsia="Times New Roman" w:hAnsi="Times New Roman"/>
+          <w:bCs w:val="false"/>
+          <w:iCs w:val="false"/>
+          <w:sz w:val="24"/>
+          <w:szCs w:val="24"/>
+          <w:vertAlign w:val="superscript"/>
+        </w:rPr>
+        <w:t>FB</w:t>
+      </w:r>
+      <w:r>
+        <w:rPr>
+          <w:rFonts w:ascii="Times New Roman" w:cs="Times New Roman" w:eastAsia="Times New Roman" w:hAnsi="Times New Roman"/>
+          <w:bCs w:val="false"/>
+          <w:iCs w:val="false"/>
+          <w:sz w:val="24"/>
+          <w:szCs w:val="24"/>
+        </w:rPr>
+        <w:t xml:space="preserve"> = </w:t>
+      </w:r>
+      <w:r>
+        <w:rPr>
+          <w:rFonts w:ascii="Times New Roman" w:cs="Times New Roman" w:eastAsia="Times New Roman" w:hAnsi="Times New Roman"/>
+          <w:bCs w:val="false"/>
+          <w:i/>
+          <w:iCs w:val="false"/>
+          <w:sz w:val="24"/>
+          <w:szCs w:val="24"/>
+        </w:rPr>
+        <w:t>g</w:t>
+      </w:r>
+      <w:r>
+        <w:rPr>
+          <w:rFonts w:ascii="Times New Roman" w:cs="Times New Roman" w:eastAsia="Times New Roman" w:hAnsi="Times New Roman"/>
+          <w:bCs w:val="false"/>
+          <w:iCs w:val="false"/>
+          <w:sz w:val="24"/>
+          <w:szCs w:val="24"/>
+        </w:rPr>
+        <w:t>/θ.</w:t>
+      </w:r>
+    </w:p>
+    <w:p>
+      <w:pPr>
+        <w:spacing w:after="0" w:before="0" w:line="480" w:lineRule="auto"/>
+        <w:ind w:firstLine="720"/>
+        <w:jc w:val="left"/>
+      </w:pPr>
+      <w:r>
+        <w:rPr>
+          <w:rFonts w:ascii="Times New Roman" w:cs="Times New Roman" w:eastAsia="Times New Roman" w:hAnsi="Times New Roman"/>
+          <w:bCs w:val="false"/>
+          <w:i/>
+          <w:iCs w:val="false"/>
+          <w:sz w:val="24"/>
+          <w:szCs w:val="24"/>
+        </w:rPr>
+        <w:t>Step 2: inspection can restore the first best.</w:t>
+      </w:r>
+      <w:r>
+        <w:rPr>
+          <w:rFonts w:ascii="Times New Roman" w:cs="Times New Roman" w:eastAsia="Times New Roman" w:hAnsi="Times New Roman"/>
+          <w:bCs w:val="false"/>
+          <w:iCs w:val="false"/>
+          <w:sz w:val="24"/>
+          <w:szCs w:val="24"/>
+        </w:rPr>
+        <w:t xml:space="preserve"> If </w:t>
+      </w:r>
+      <w:r>
+        <w:rPr>
+          <w:rFonts w:ascii="Times New Roman" w:cs="Times New Roman" w:eastAsia="Times New Roman" w:hAnsi="Times New Roman"/>
+          <w:bCs w:val="false"/>
+          <w:i/>
+          <w:iCs w:val="false"/>
+          <w:sz w:val="24"/>
+          <w:szCs w:val="24"/>
+        </w:rPr>
+        <w:t>e</w:t>
+      </w:r>
+      <w:r>
+        <w:rPr>
+          <w:rFonts w:ascii="Times New Roman" w:cs="Times New Roman" w:eastAsia="Times New Roman" w:hAnsi="Times New Roman"/>
+          <w:bCs w:val="false"/>
+          <w:iCs w:val="false"/>
+          <w:sz w:val="24"/>
+          <w:szCs w:val="24"/>
+        </w:rPr>
+        <w:t xml:space="preserve"> = 0 is an equilibrium at β = </w:t>
+      </w:r>
+      <w:r>
+        <w:rPr>
+          <w:rFonts w:ascii="Times New Roman" w:cs="Times New Roman" w:eastAsia="Times New Roman" w:hAnsi="Times New Roman"/>
+          <w:bCs w:val="false"/>
+          <w:i/>
+          <w:iCs w:val="false"/>
+          <w:sz w:val="24"/>
+          <w:szCs w:val="24"/>
+        </w:rPr>
+        <w:t>g</w:t>
+      </w:r>
+      <w:r>
+        <w:rPr>
+          <w:rFonts w:ascii="Times New Roman" w:cs="Times New Roman" w:eastAsia="Times New Roman" w:hAnsi="Times New Roman"/>
+          <w:bCs w:val="false"/>
+          <w:iCs w:val="false"/>
+          <w:sz w:val="24"/>
+          <w:szCs w:val="24"/>
+        </w:rPr>
+        <w:t xml:space="preserve">/θ, surplus equals </w:t>
+      </w:r>
+      <w:r>
+        <w:rPr>
+          <w:rFonts w:ascii="Times New Roman" w:cs="Times New Roman" w:eastAsia="Times New Roman" w:hAnsi="Times New Roman"/>
+          <w:bCs w:val="false"/>
+          <w:i/>
+          <w:iCs w:val="false"/>
+          <w:sz w:val="24"/>
+          <w:szCs w:val="24"/>
+        </w:rPr>
+        <w:t>S</w:t>
+      </w:r>
+      <w:r>
+        <w:rPr>
+          <w:rFonts w:ascii="Times New Roman" w:cs="Times New Roman" w:eastAsia="Times New Roman" w:hAnsi="Times New Roman"/>
+          <w:bCs w:val="false"/>
+          <w:iCs w:val="false"/>
+          <w:sz w:val="24"/>
+          <w:szCs w:val="24"/>
+          <w:vertAlign w:val="superscript"/>
+        </w:rPr>
+        <w:t>FB</w:t>
+      </w:r>
+      <w:r>
+        <w:rPr>
+          <w:rFonts w:ascii="Times New Roman" w:cs="Times New Roman" w:eastAsia="Times New Roman" w:hAnsi="Times New Roman"/>
+          <w:bCs w:val="false"/>
+          <w:iCs w:val="false"/>
+          <w:sz w:val="24"/>
+          <w:szCs w:val="24"/>
+        </w:rPr>
+        <w:t>. By (F3) this holds if and only if β</w:t>
+      </w:r>
+      <w:r>
+        <w:rPr>
+          <w:rFonts w:ascii="Times New Roman" w:cs="Times New Roman" w:eastAsia="Times New Roman" w:hAnsi="Times New Roman"/>
+          <w:bCs w:val="false"/>
+          <w:iCs w:val="false"/>
+          <w:sz w:val="24"/>
+          <w:szCs w:val="24"/>
+          <w:vertAlign w:val="subscript"/>
+        </w:rPr>
+        <w:t>d</w:t>
+      </w:r>
+      <w:r>
+        <w:rPr>
+          <w:rFonts w:ascii="Times New Roman" w:cs="Times New Roman" w:eastAsia="Times New Roman" w:hAnsi="Times New Roman"/>
+          <w:bCs w:val="false"/>
+          <w:iCs w:val="false"/>
+          <w:sz w:val="24"/>
+          <w:szCs w:val="24"/>
+        </w:rPr>
+        <w:t xml:space="preserve"> ≤ </w:t>
+      </w:r>
+      <w:r>
+        <w:rPr>
+          <w:rFonts w:ascii="Times New Roman" w:cs="Times New Roman" w:eastAsia="Times New Roman" w:hAnsi="Times New Roman"/>
+          <w:bCs w:val="false"/>
+          <w:i/>
+          <w:iCs w:val="false"/>
+          <w:sz w:val="24"/>
+          <w:szCs w:val="24"/>
+        </w:rPr>
+        <w:t>g</w:t>
+      </w:r>
+      <w:r>
+        <w:rPr>
+          <w:rFonts w:ascii="Times New Roman" w:cs="Times New Roman" w:eastAsia="Times New Roman" w:hAnsi="Times New Roman"/>
+          <w:bCs w:val="false"/>
+          <w:iCs w:val="false"/>
+          <w:sz w:val="24"/>
+          <w:szCs w:val="24"/>
+        </w:rPr>
+        <w:t>/θ. Inspection thus allows the organization to use judge-linked pay at full strength whenever the deterrence threshold lies below the first-best intensity. Because β</w:t>
+      </w:r>
+      <w:r>
+        <w:rPr>
+          <w:rFonts w:ascii="Times New Roman" w:cs="Times New Roman" w:eastAsia="Times New Roman" w:hAnsi="Times New Roman"/>
+          <w:bCs w:val="false"/>
+          <w:iCs w:val="false"/>
+          <w:sz w:val="24"/>
+          <w:szCs w:val="24"/>
+          <w:vertAlign w:val="subscript"/>
+        </w:rPr>
+        <w:t>d</w:t>
+      </w:r>
+      <w:r>
+        <w:rPr>
+          <w:rFonts w:ascii="Times New Roman" w:cs="Times New Roman" w:eastAsia="Times New Roman" w:hAnsi="Times New Roman"/>
+          <w:bCs w:val="false"/>
+          <w:iCs w:val="false"/>
+          <w:sz w:val="24"/>
+          <w:szCs w:val="24"/>
+        </w:rPr>
+        <w:t xml:space="preserve"> falls with search depth, with φ, and with θ, either deeper search or a stronger inspection can bring it below </w:t>
+      </w:r>
+      <w:r>
+        <w:rPr>
+          <w:rFonts w:ascii="Times New Roman" w:cs="Times New Roman" w:eastAsia="Times New Roman" w:hAnsi="Times New Roman"/>
+          <w:bCs w:val="false"/>
+          <w:i/>
+          <w:iCs w:val="false"/>
+          <w:sz w:val="24"/>
+          <w:szCs w:val="24"/>
+        </w:rPr>
+        <w:t>g</w:t>
+      </w:r>
+      <w:r>
+        <w:rPr>
+          <w:rFonts w:ascii="Times New Roman" w:cs="Times New Roman" w:eastAsia="Times New Roman" w:hAnsi="Times New Roman"/>
+          <w:bCs w:val="false"/>
+          <w:iCs w:val="false"/>
+          <w:sz w:val="24"/>
+          <w:szCs w:val="24"/>
+        </w:rPr>
+        <w:t>/θ.</w:t>
+      </w:r>
+    </w:p>
+    <w:p>
+      <w:pPr>
+        <w:spacing w:after="0" w:before="0" w:line="480" w:lineRule="auto"/>
+        <w:ind w:firstLine="720"/>
+        <w:jc w:val="left"/>
+      </w:pPr>
+      <w:r>
+        <w:rPr>
+          <w:rFonts w:ascii="Times New Roman" w:cs="Times New Roman" w:eastAsia="Times New Roman" w:hAnsi="Times New Roman"/>
+          <w:bCs w:val="false"/>
+          <w:i/>
+          <w:iCs w:val="false"/>
+          <w:sz w:val="24"/>
+          <w:szCs w:val="24"/>
+        </w:rPr>
+        <w:t>Step 3: underincentivization when gaming is not deterred.</w:t>
+      </w:r>
+      <w:r>
+        <w:rPr>
+          <w:rFonts w:ascii="Times New Roman" w:cs="Times New Roman" w:eastAsia="Times New Roman" w:hAnsi="Times New Roman"/>
+          <w:bCs w:val="false"/>
+          <w:iCs w:val="false"/>
+          <w:sz w:val="24"/>
+          <w:szCs w:val="24"/>
+        </w:rPr>
+        <w:t xml:space="preserve"> Suppose φ = 0, so that </w:t>
+      </w:r>
+      <w:r>
+        <w:rPr>
+          <w:rFonts w:ascii="Times New Roman" w:cs="Times New Roman" w:eastAsia="Times New Roman" w:hAnsi="Times New Roman"/>
+          <w:bCs w:val="false"/>
+          <w:i/>
+          <w:iCs w:val="false"/>
+          <w:sz w:val="24"/>
+          <w:szCs w:val="24"/>
+        </w:rPr>
+        <w:t>a</w:t>
+      </w:r>
+      <w:r>
+        <w:rPr>
+          <w:rFonts w:ascii="Times New Roman" w:cs="Times New Roman" w:eastAsia="Times New Roman" w:hAnsi="Times New Roman"/>
+          <w:bCs w:val="false"/>
+          <w:iCs w:val="false"/>
+          <w:sz w:val="24"/>
+          <w:szCs w:val="24"/>
+        </w:rPr>
+        <w:t xml:space="preserve"> = βθ/ψ and </w:t>
+      </w:r>
+      <w:r>
+        <w:rPr>
+          <w:rFonts w:ascii="Times New Roman" w:cs="Times New Roman" w:eastAsia="Times New Roman" w:hAnsi="Times New Roman"/>
+          <w:bCs w:val="false"/>
+          <w:i/>
+          <w:iCs w:val="false"/>
+          <w:sz w:val="24"/>
+          <w:szCs w:val="24"/>
+        </w:rPr>
+        <w:t>e</w:t>
+      </w:r>
+      <w:r>
+        <w:rPr>
+          <w:rFonts w:ascii="Times New Roman" w:cs="Times New Roman" w:eastAsia="Times New Roman" w:hAnsi="Times New Roman"/>
+          <w:bCs w:val="false"/>
+          <w:iCs w:val="false"/>
+          <w:sz w:val="24"/>
+          <w:szCs w:val="24"/>
+        </w:rPr>
+        <w:t xml:space="preserve"> solves κ</w:t>
+      </w:r>
+      <w:r>
+        <w:rPr>
+          <w:rFonts w:ascii="Times New Roman" w:cs="Times New Roman" w:eastAsia="Times New Roman" w:hAnsi="Times New Roman"/>
+          <w:bCs w:val="false"/>
+          <w:i/>
+          <w:iCs w:val="false"/>
+          <w:sz w:val="24"/>
+          <w:szCs w:val="24"/>
+        </w:rPr>
+        <w:t>e</w:t>
+      </w:r>
+      <w:r>
+        <w:rPr>
+          <w:rFonts w:ascii="Times New Roman" w:cs="Times New Roman" w:eastAsia="Times New Roman" w:hAnsi="Times New Roman"/>
+          <w:bCs w:val="false"/>
+          <w:iCs w:val="false"/>
+          <w:sz w:val="24"/>
+          <w:szCs w:val="24"/>
+        </w:rPr>
+        <w:t xml:space="preserve"> = βΔ(1 − </w:t>
+      </w:r>
+      <w:r>
+        <w:rPr>
+          <w:rFonts w:ascii="Times New Roman" w:cs="Times New Roman" w:eastAsia="Times New Roman" w:hAnsi="Times New Roman"/>
+          <w:bCs w:val="false"/>
+          <w:i/>
+          <w:iCs w:val="false"/>
+          <w:sz w:val="24"/>
+          <w:szCs w:val="24"/>
+        </w:rPr>
+        <w:t>e</w:t>
+      </w:r>
+      <w:r>
+        <w:rPr>
+          <w:rFonts w:ascii="Times New Roman" w:cs="Times New Roman" w:eastAsia="Times New Roman" w:hAnsi="Times New Roman"/>
+          <w:bCs w:val="false"/>
+          <w:iCs w:val="false"/>
+          <w:sz w:val="24"/>
+          <w:szCs w:val="24"/>
+        </w:rPr>
+        <w:t>)</w:t>
+      </w:r>
+      <w:r>
+        <w:rPr>
+          <w:rFonts w:ascii="Times New Roman" w:cs="Times New Roman" w:eastAsia="Times New Roman" w:hAnsi="Times New Roman"/>
+          <w:bCs w:val="false"/>
+          <w:iCs w:val="false"/>
+          <w:sz w:val="24"/>
+          <w:szCs w:val="24"/>
+          <w:vertAlign w:val="superscript"/>
+        </w:rPr>
+        <w:t>N−1</w:t>
+      </w:r>
+      <w:r>
+        <w:rPr>
+          <w:rFonts w:ascii="Times New Roman" w:cs="Times New Roman" w:eastAsia="Times New Roman" w:hAnsi="Times New Roman"/>
+          <w:bCs w:val="false"/>
+          <w:iCs w:val="false"/>
+          <w:sz w:val="24"/>
+          <w:szCs w:val="24"/>
+        </w:rPr>
+        <w:t xml:space="preserve">, which makes </w:t>
+      </w:r>
+      <w:r>
+        <w:rPr>
+          <w:rFonts w:ascii="Times New Roman" w:cs="Times New Roman" w:eastAsia="Times New Roman" w:hAnsi="Times New Roman"/>
+          <w:bCs w:val="false"/>
+          <w:i/>
+          <w:iCs w:val="false"/>
+          <w:sz w:val="24"/>
+          <w:szCs w:val="24"/>
+        </w:rPr>
+        <w:t>e</w:t>
+      </w:r>
+      <w:r>
+        <w:rPr>
+          <w:rFonts w:ascii="Times New Roman" w:cs="Times New Roman" w:eastAsia="Times New Roman" w:hAnsi="Times New Roman"/>
+          <w:bCs w:val="false"/>
+          <w:iCs w:val="false"/>
+          <w:sz w:val="24"/>
+          <w:szCs w:val="24"/>
+        </w:rPr>
+        <w:t xml:space="preserve"> increasing in β. Writing </w:t>
+      </w:r>
+      <w:r>
+        <w:rPr>
+          <w:rFonts w:ascii="Times New Roman" w:cs="Times New Roman" w:eastAsia="Times New Roman" w:hAnsi="Times New Roman"/>
+          <w:bCs w:val="false"/>
+          <w:i/>
+          <w:iCs w:val="false"/>
+          <w:sz w:val="24"/>
+          <w:szCs w:val="24"/>
+        </w:rPr>
+        <w:t>Q</w:t>
+      </w:r>
+      <w:r>
+        <w:rPr>
+          <w:rFonts w:ascii="Times New Roman" w:cs="Times New Roman" w:eastAsia="Times New Roman" w:hAnsi="Times New Roman"/>
+          <w:bCs w:val="false"/>
+          <w:iCs w:val="false"/>
+          <w:sz w:val="24"/>
+          <w:szCs w:val="24"/>
+        </w:rPr>
+        <w:t xml:space="preserve">′ = </w:t>
+      </w:r>
+      <w:r>
+        <w:rPr>
+          <w:rFonts w:ascii="Times New Roman" w:cs="Times New Roman" w:eastAsia="Times New Roman" w:hAnsi="Times New Roman"/>
+          <w:bCs w:val="false"/>
+          <w:i/>
+          <w:iCs w:val="false"/>
+          <w:sz w:val="24"/>
+          <w:szCs w:val="24"/>
+        </w:rPr>
+        <w:t>N</w:t>
+      </w:r>
+      <w:r>
+        <w:rPr>
+          <w:rFonts w:ascii="Times New Roman" w:cs="Times New Roman" w:eastAsia="Times New Roman" w:hAnsi="Times New Roman"/>
+          <w:bCs w:val="false"/>
+          <w:iCs w:val="false"/>
+          <w:sz w:val="24"/>
+          <w:szCs w:val="24"/>
+        </w:rPr>
+        <w:t xml:space="preserve">(1 − </w:t>
+      </w:r>
+      <w:r>
+        <w:rPr>
+          <w:rFonts w:ascii="Times New Roman" w:cs="Times New Roman" w:eastAsia="Times New Roman" w:hAnsi="Times New Roman"/>
+          <w:bCs w:val="false"/>
+          <w:i/>
+          <w:iCs w:val="false"/>
+          <w:sz w:val="24"/>
+          <w:szCs w:val="24"/>
+        </w:rPr>
+        <w:t>e</w:t>
+      </w:r>
+      <w:r>
+        <w:rPr>
+          <w:rFonts w:ascii="Times New Roman" w:cs="Times New Roman" w:eastAsia="Times New Roman" w:hAnsi="Times New Roman"/>
+          <w:bCs w:val="false"/>
+          <w:iCs w:val="false"/>
+          <w:sz w:val="24"/>
+          <w:szCs w:val="24"/>
+        </w:rPr>
+        <w:t>)</w:t>
+      </w:r>
+      <w:r>
+        <w:rPr>
+          <w:rFonts w:ascii="Times New Roman" w:cs="Times New Roman" w:eastAsia="Times New Roman" w:hAnsi="Times New Roman"/>
+          <w:bCs w:val="false"/>
+          <w:iCs w:val="false"/>
+          <w:sz w:val="24"/>
+          <w:szCs w:val="24"/>
+          <w:vertAlign w:val="superscript"/>
+        </w:rPr>
+        <w:t>N−1</w:t>
+      </w:r>
+      <w:r>
+        <w:rPr>
+          <w:rFonts w:ascii="Times New Roman" w:cs="Times New Roman" w:eastAsia="Times New Roman" w:hAnsi="Times New Roman"/>
+          <w:bCs w:val="false"/>
+          <w:iCs w:val="false"/>
+          <w:sz w:val="24"/>
+          <w:szCs w:val="24"/>
+        </w:rPr>
+        <w:t>, differentiation of (G1) gives</w:t>
+      </w:r>
+    </w:p>
+    <w:p>
+      <w:pPr>
+        <w:tabs>
+          <w:tab w:val="right" w:pos="9360"/>
+        </w:tabs>
+        <w:spacing w:after="160" w:before="160" w:line="480" w:lineRule="auto"/>
+        <w:jc w:val="center"/>
+      </w:pPr>
+      <w:r>
+        <w:rPr>
+          <w:rFonts w:ascii="Times New Roman" w:cs="Times New Roman" w:eastAsia="Times New Roman" w:hAnsi="Times New Roman"/>
+          <w:bCs w:val="false"/>
+          <w:iCs/>
+          <w:sz w:val="24"/>
+          <w:szCs w:val="24"/>
+        </w:rPr>
+        <w:t>d</w:t>
+      </w:r>
+      <w:r>
+        <w:rPr>
+          <w:rFonts w:ascii="Times New Roman" w:cs="Times New Roman" w:eastAsia="Times New Roman" w:hAnsi="Times New Roman"/>
+          <w:bCs w:val="false"/>
+          <w:i/>
+          <w:iCs/>
+          <w:sz w:val="24"/>
+          <w:szCs w:val="24"/>
+        </w:rPr>
+        <w:t>S</w:t>
+      </w:r>
+      <w:r>
+        <w:rPr>
+          <w:rFonts w:ascii="Times New Roman" w:cs="Times New Roman" w:eastAsia="Times New Roman" w:hAnsi="Times New Roman"/>
+          <w:bCs w:val="false"/>
+          <w:iCs/>
+          <w:sz w:val="24"/>
+          <w:szCs w:val="24"/>
+        </w:rPr>
+        <w:t xml:space="preserve">/dβ  =  [(1 − </w:t>
+      </w:r>
+      <w:r>
+        <w:rPr>
+          <w:rFonts w:ascii="Times New Roman" w:cs="Times New Roman" w:eastAsia="Times New Roman" w:hAnsi="Times New Roman"/>
+          <w:bCs w:val="false"/>
+          <w:i/>
+          <w:iCs/>
+          <w:sz w:val="24"/>
+          <w:szCs w:val="24"/>
+        </w:rPr>
+        <w:t>Q</w:t>
+      </w:r>
+      <w:r>
+        <w:rPr>
+          <w:rFonts w:ascii="Times New Roman" w:cs="Times New Roman" w:eastAsia="Times New Roman" w:hAnsi="Times New Roman"/>
+          <w:bCs w:val="false"/>
+          <w:iCs/>
+          <w:sz w:val="24"/>
+          <w:szCs w:val="24"/>
+        </w:rPr>
+        <w:t>)</w:t>
+      </w:r>
+      <w:r>
+        <w:rPr>
+          <w:rFonts w:ascii="Times New Roman" w:cs="Times New Roman" w:eastAsia="Times New Roman" w:hAnsi="Times New Roman"/>
+          <w:bCs w:val="false"/>
+          <w:i/>
+          <w:iCs/>
+          <w:sz w:val="24"/>
+          <w:szCs w:val="24"/>
+        </w:rPr>
+        <w:t>g</w:t>
+      </w:r>
+      <w:r>
+        <w:rPr>
+          <w:rFonts w:ascii="Times New Roman" w:cs="Times New Roman" w:eastAsia="Times New Roman" w:hAnsi="Times New Roman"/>
+          <w:bCs w:val="false"/>
+          <w:iCs/>
+          <w:sz w:val="24"/>
+          <w:szCs w:val="24"/>
+        </w:rPr>
+        <w:t xml:space="preserve"> − ψ</w:t>
+      </w:r>
+      <w:r>
+        <w:rPr>
+          <w:rFonts w:ascii="Times New Roman" w:cs="Times New Roman" w:eastAsia="Times New Roman" w:hAnsi="Times New Roman"/>
+          <w:bCs w:val="false"/>
+          <w:i/>
+          <w:iCs/>
+          <w:sz w:val="24"/>
+          <w:szCs w:val="24"/>
+        </w:rPr>
+        <w:t>a</w:t>
+      </w:r>
+      <w:r>
+        <w:rPr>
+          <w:rFonts w:ascii="Times New Roman" w:cs="Times New Roman" w:eastAsia="Times New Roman" w:hAnsi="Times New Roman"/>
+          <w:bCs w:val="false"/>
+          <w:iCs/>
+          <w:sz w:val="24"/>
+          <w:szCs w:val="24"/>
+        </w:rPr>
+        <w:t>](θ/ψ)  −  {</w:t>
+      </w:r>
+      <w:r>
+        <w:rPr>
+          <w:rFonts w:ascii="Times New Roman" w:cs="Times New Roman" w:eastAsia="Times New Roman" w:hAnsi="Times New Roman"/>
+          <w:bCs w:val="false"/>
+          <w:i/>
+          <w:iCs/>
+          <w:sz w:val="24"/>
+          <w:szCs w:val="24"/>
+        </w:rPr>
+        <w:t>Q</w:t>
+      </w:r>
+      <w:r>
+        <w:rPr>
+          <w:rFonts w:ascii="Times New Roman" w:cs="Times New Roman" w:eastAsia="Times New Roman" w:hAnsi="Times New Roman"/>
+          <w:bCs w:val="false"/>
+          <w:iCs/>
+          <w:sz w:val="24"/>
+          <w:szCs w:val="24"/>
+        </w:rPr>
+        <w:t>′[</w:t>
+      </w:r>
+      <w:r>
+        <w:rPr>
+          <w:rFonts w:ascii="Times New Roman" w:cs="Times New Roman" w:eastAsia="Times New Roman" w:hAnsi="Times New Roman"/>
+          <w:bCs w:val="false"/>
+          <w:i/>
+          <w:iCs/>
+          <w:sz w:val="24"/>
+          <w:szCs w:val="24"/>
+        </w:rPr>
+        <w:t>ga</w:t>
+      </w:r>
+      <w:r>
+        <w:rPr>
+          <w:rFonts w:ascii="Times New Roman" w:cs="Times New Roman" w:eastAsia="Times New Roman" w:hAnsi="Times New Roman"/>
+          <w:bCs w:val="false"/>
+          <w:iCs/>
+          <w:sz w:val="24"/>
+          <w:szCs w:val="24"/>
+        </w:rPr>
+        <w:t xml:space="preserve"> + ρ</w:t>
+      </w:r>
+      <w:r>
+        <w:rPr>
+          <w:rFonts w:ascii="Times New Roman" w:cs="Times New Roman" w:eastAsia="Times New Roman" w:hAnsi="Times New Roman"/>
+          <w:bCs w:val="false"/>
+          <w:i/>
+          <w:iCs/>
+          <w:sz w:val="24"/>
+          <w:szCs w:val="24"/>
+        </w:rPr>
+        <w:t>s</w:t>
+      </w:r>
+      <w:r>
+        <w:rPr>
+          <w:rFonts w:ascii="Times New Roman" w:cs="Times New Roman" w:eastAsia="Times New Roman" w:hAnsi="Times New Roman"/>
+          <w:bCs w:val="false"/>
+          <w:iCs/>
+          <w:sz w:val="24"/>
+          <w:szCs w:val="24"/>
+        </w:rPr>
+        <w:t xml:space="preserve"> </w:t>
+      </w:r>
+      <w:r>
+        <w:rPr>
+          <w:rFonts w:ascii="Times New Roman" w:cs="Times New Roman" w:eastAsia="Times New Roman" w:hAnsi="Times New Roman"/>
+          <w:bCs w:val="false"/>
+          <w:i/>
+          <w:iCs/>
+          <w:sz w:val="24"/>
+          <w:szCs w:val="24"/>
+        </w:rPr>
+        <w:t>m</w:t>
+      </w:r>
+      <w:r>
+        <w:rPr>
+          <w:rFonts w:ascii="Times New Roman" w:cs="Times New Roman" w:eastAsia="Times New Roman" w:hAnsi="Times New Roman"/>
+          <w:bCs w:val="false"/>
+          <w:i/>
+          <w:iCs/>
+          <w:sz w:val="24"/>
+          <w:szCs w:val="24"/>
+          <w:vertAlign w:val="subscript"/>
+        </w:rPr>
+        <w:t>N</w:t>
+      </w:r>
+      <w:r>
+        <w:rPr>
+          <w:rFonts w:ascii="Times New Roman" w:cs="Times New Roman" w:eastAsia="Times New Roman" w:hAnsi="Times New Roman"/>
+          <w:bCs w:val="false"/>
+          <w:iCs/>
+          <w:sz w:val="24"/>
+          <w:szCs w:val="24"/>
+        </w:rPr>
+        <w:t xml:space="preserve"> + </w:t>
+      </w:r>
+      <w:r>
+        <w:rPr>
+          <w:rFonts w:ascii="Times New Roman" w:cs="Times New Roman" w:eastAsia="Times New Roman" w:hAnsi="Times New Roman"/>
+          <w:bCs w:val="false"/>
+          <w:i/>
+          <w:iCs/>
+          <w:sz w:val="24"/>
+          <w:szCs w:val="24"/>
+        </w:rPr>
+        <w:t>d</w:t>
+      </w:r>
+      <w:r>
+        <w:rPr>
+          <w:rFonts w:ascii="Times New Roman" w:cs="Times New Roman" w:eastAsia="Times New Roman" w:hAnsi="Times New Roman"/>
+          <w:bCs w:val="false"/>
+          <w:iCs/>
+          <w:sz w:val="24"/>
+          <w:szCs w:val="24"/>
+        </w:rPr>
+        <w:t xml:space="preserve">] + </w:t>
+      </w:r>
+      <w:r>
+        <w:rPr>
+          <w:rFonts w:ascii="Times New Roman" w:cs="Times New Roman" w:eastAsia="Times New Roman" w:hAnsi="Times New Roman"/>
+          <w:bCs w:val="false"/>
+          <w:i/>
+          <w:iCs/>
+          <w:sz w:val="24"/>
+          <w:szCs w:val="24"/>
+        </w:rPr>
+        <w:t>N</w:t>
+      </w:r>
+      <w:r>
+        <w:rPr>
+          <w:rFonts w:ascii="Times New Roman" w:cs="Times New Roman" w:eastAsia="Times New Roman" w:hAnsi="Times New Roman"/>
+          <w:bCs w:val="false"/>
+          <w:iCs/>
+          <w:sz w:val="24"/>
+          <w:szCs w:val="24"/>
+        </w:rPr>
+        <w:t>κ</w:t>
+      </w:r>
+      <w:r>
+        <w:rPr>
+          <w:rFonts w:ascii="Times New Roman" w:cs="Times New Roman" w:eastAsia="Times New Roman" w:hAnsi="Times New Roman"/>
+          <w:bCs w:val="false"/>
+          <w:i/>
+          <w:iCs/>
+          <w:sz w:val="24"/>
+          <w:szCs w:val="24"/>
+        </w:rPr>
+        <w:t>e</w:t>
+      </w:r>
+      <w:r>
+        <w:rPr>
+          <w:rFonts w:ascii="Times New Roman" w:cs="Times New Roman" w:eastAsia="Times New Roman" w:hAnsi="Times New Roman"/>
+          <w:bCs w:val="false"/>
+          <w:iCs/>
+          <w:sz w:val="24"/>
+          <w:szCs w:val="24"/>
+        </w:rPr>
+        <w:t xml:space="preserve">} </w:t>
+      </w:r>
+      <w:r>
+        <w:rPr>
+          <w:rFonts w:ascii="Times New Roman" w:cs="Times New Roman" w:eastAsia="Times New Roman" w:hAnsi="Times New Roman"/>
+          <w:bCs w:val="false"/>
+          <w:i/>
+          <w:iCs/>
+          <w:sz w:val="24"/>
+          <w:szCs w:val="24"/>
+        </w:rPr>
+        <w:t>e</w:t>
+      </w:r>
+      <w:r>
+        <w:rPr>
+          <w:rFonts w:ascii="Times New Roman" w:cs="Times New Roman" w:eastAsia="Times New Roman" w:hAnsi="Times New Roman"/>
+          <w:bCs w:val="false"/>
+          <w:iCs/>
+          <w:sz w:val="24"/>
+          <w:szCs w:val="24"/>
+        </w:rPr>
+        <w:t>′(β)</w:t>
+        <w:tab/>
+        <w:t>(G3)</w:t>
+      </w:r>
+    </w:p>
+    <w:p>
+      <w:pPr>
+        <w:spacing w:after="0" w:before="0" w:line="480" w:lineRule="auto"/>
+        <w:ind w:firstLine="720"/>
+        <w:jc w:val="left"/>
+      </w:pPr>
+      <w:r>
+        <w:rPr>
+          <w:rFonts w:ascii="Times New Roman" w:cs="Times New Roman" w:eastAsia="Times New Roman" w:hAnsi="Times New Roman"/>
+          <w:bCs w:val="false"/>
+          <w:iCs w:val="false"/>
+          <w:sz w:val="24"/>
+          <w:szCs w:val="24"/>
+        </w:rPr>
+        <w:t xml:space="preserve">with </w:t>
+      </w:r>
+      <w:r>
+        <w:rPr>
+          <w:rFonts w:ascii="Times New Roman" w:cs="Times New Roman" w:eastAsia="Times New Roman" w:hAnsi="Times New Roman"/>
+          <w:bCs w:val="false"/>
+          <w:i/>
+          <w:iCs w:val="false"/>
+          <w:sz w:val="24"/>
+          <w:szCs w:val="24"/>
+        </w:rPr>
+        <w:t>e</w:t>
+      </w:r>
+      <w:r>
+        <w:rPr>
+          <w:rFonts w:ascii="Times New Roman" w:cs="Times New Roman" w:eastAsia="Times New Roman" w:hAnsi="Times New Roman"/>
+          <w:bCs w:val="false"/>
+          <w:iCs w:val="false"/>
+          <w:sz w:val="24"/>
+          <w:szCs w:val="24"/>
+        </w:rPr>
+        <w:t xml:space="preserve">′(β) &gt; 0. At β = </w:t>
+      </w:r>
+      <w:r>
+        <w:rPr>
+          <w:rFonts w:ascii="Times New Roman" w:cs="Times New Roman" w:eastAsia="Times New Roman" w:hAnsi="Times New Roman"/>
+          <w:bCs w:val="false"/>
+          <w:i/>
+          <w:iCs w:val="false"/>
+          <w:sz w:val="24"/>
+          <w:szCs w:val="24"/>
+        </w:rPr>
+        <w:t>g</w:t>
+      </w:r>
+      <w:r>
+        <w:rPr>
+          <w:rFonts w:ascii="Times New Roman" w:cs="Times New Roman" w:eastAsia="Times New Roman" w:hAnsi="Times New Roman"/>
+          <w:bCs w:val="false"/>
+          <w:iCs w:val="false"/>
+          <w:sz w:val="24"/>
+          <w:szCs w:val="24"/>
+        </w:rPr>
+        <w:t xml:space="preserve">/θ we have </w:t>
+      </w:r>
+      <w:r>
+        <w:rPr>
+          <w:rFonts w:ascii="Times New Roman" w:cs="Times New Roman" w:eastAsia="Times New Roman" w:hAnsi="Times New Roman"/>
+          <w:bCs w:val="false"/>
+          <w:i/>
+          <w:iCs w:val="false"/>
+          <w:sz w:val="24"/>
+          <w:szCs w:val="24"/>
+        </w:rPr>
+        <w:t>a</w:t>
+      </w:r>
+      <w:r>
+        <w:rPr>
+          <w:rFonts w:ascii="Times New Roman" w:cs="Times New Roman" w:eastAsia="Times New Roman" w:hAnsi="Times New Roman"/>
+          <w:bCs w:val="false"/>
+          <w:iCs w:val="false"/>
+          <w:sz w:val="24"/>
+          <w:szCs w:val="24"/>
+        </w:rPr>
+        <w:t xml:space="preserve"> = </w:t>
+      </w:r>
+      <w:r>
+        <w:rPr>
+          <w:rFonts w:ascii="Times New Roman" w:cs="Times New Roman" w:eastAsia="Times New Roman" w:hAnsi="Times New Roman"/>
+          <w:bCs w:val="false"/>
+          <w:i/>
+          <w:iCs w:val="false"/>
+          <w:sz w:val="24"/>
+          <w:szCs w:val="24"/>
+        </w:rPr>
+        <w:t>g</w:t>
+      </w:r>
+      <w:r>
+        <w:rPr>
+          <w:rFonts w:ascii="Times New Roman" w:cs="Times New Roman" w:eastAsia="Times New Roman" w:hAnsi="Times New Roman"/>
+          <w:bCs w:val="false"/>
+          <w:iCs w:val="false"/>
+          <w:sz w:val="24"/>
+          <w:szCs w:val="24"/>
+        </w:rPr>
+        <w:t>/ψ, the first term equals −</w:t>
+      </w:r>
+      <w:r>
+        <w:rPr>
+          <w:rFonts w:ascii="Times New Roman" w:cs="Times New Roman" w:eastAsia="Times New Roman" w:hAnsi="Times New Roman"/>
+          <w:bCs w:val="false"/>
+          <w:i/>
+          <w:iCs w:val="false"/>
+          <w:sz w:val="24"/>
+          <w:szCs w:val="24"/>
+        </w:rPr>
+        <w:t>Qg</w:t>
+      </w:r>
+      <w:r>
+        <w:rPr>
+          <w:rFonts w:ascii="Times New Roman" w:cs="Times New Roman" w:eastAsia="Times New Roman" w:hAnsi="Times New Roman"/>
+          <w:bCs w:val="false"/>
+          <w:iCs w:val="false"/>
+          <w:sz w:val="24"/>
+          <w:szCs w:val="24"/>
+        </w:rPr>
+        <w:t xml:space="preserve">θ/ψ ≤ 0, and the second is negative whenever </w:t>
+      </w:r>
+      <w:r>
+        <w:rPr>
+          <w:rFonts w:ascii="Times New Roman" w:cs="Times New Roman" w:eastAsia="Times New Roman" w:hAnsi="Times New Roman"/>
+          <w:bCs w:val="false"/>
+          <w:i/>
+          <w:iCs w:val="false"/>
+          <w:sz w:val="24"/>
+          <w:szCs w:val="24"/>
+        </w:rPr>
+        <w:t>e</w:t>
+      </w:r>
+      <w:r>
+        <w:rPr>
+          <w:rFonts w:ascii="Times New Roman" w:cs="Times New Roman" w:eastAsia="Times New Roman" w:hAnsi="Times New Roman"/>
+          <w:bCs w:val="false"/>
+          <w:iCs w:val="false"/>
+          <w:sz w:val="24"/>
+          <w:szCs w:val="24"/>
+        </w:rPr>
+        <w:t xml:space="preserve"> &gt; 0. For larger β both terms are negative, so surplus is strictly decreasing on [</w:t>
+      </w:r>
+      <w:r>
+        <w:rPr>
+          <w:rFonts w:ascii="Times New Roman" w:cs="Times New Roman" w:eastAsia="Times New Roman" w:hAnsi="Times New Roman"/>
+          <w:bCs w:val="false"/>
+          <w:i/>
+          <w:iCs w:val="false"/>
+          <w:sz w:val="24"/>
+          <w:szCs w:val="24"/>
+        </w:rPr>
+        <w:t>g</w:t>
+      </w:r>
+      <w:r>
+        <w:rPr>
+          <w:rFonts w:ascii="Times New Roman" w:cs="Times New Roman" w:eastAsia="Times New Roman" w:hAnsi="Times New Roman"/>
+          <w:bCs w:val="false"/>
+          <w:iCs w:val="false"/>
+          <w:sz w:val="24"/>
+          <w:szCs w:val="24"/>
+        </w:rPr>
+        <w:t xml:space="preserve">/θ, ∞). Whenever the judge can be gamed (Δ &gt; 0), the optimal intensity therefore lies strictly below </w:t>
+      </w:r>
+      <w:r>
+        <w:rPr>
+          <w:rFonts w:ascii="Times New Roman" w:cs="Times New Roman" w:eastAsia="Times New Roman" w:hAnsi="Times New Roman"/>
+          <w:bCs w:val="false"/>
+          <w:i/>
+          <w:iCs w:val="false"/>
+          <w:sz w:val="24"/>
+          <w:szCs w:val="24"/>
+        </w:rPr>
+        <w:t>g</w:t>
+      </w:r>
+      <w:r>
+        <w:rPr>
+          <w:rFonts w:ascii="Times New Roman" w:cs="Times New Roman" w:eastAsia="Times New Roman" w:hAnsi="Times New Roman"/>
+          <w:bCs w:val="false"/>
+          <w:iCs w:val="false"/>
+          <w:sz w:val="24"/>
+          <w:szCs w:val="24"/>
+        </w:rPr>
+        <w:t xml:space="preserve">/θ: the organization underincentivizes honest effort in order to limit gaming. At β = 0 we have </w:t>
+      </w:r>
+      <w:r>
+        <w:rPr>
+          <w:rFonts w:ascii="Times New Roman" w:cs="Times New Roman" w:eastAsia="Times New Roman" w:hAnsi="Times New Roman"/>
+          <w:bCs w:val="false"/>
+          <w:i/>
+          <w:iCs w:val="false"/>
+          <w:sz w:val="24"/>
+          <w:szCs w:val="24"/>
+        </w:rPr>
+        <w:t>a</w:t>
+      </w:r>
+      <w:r>
+        <w:rPr>
+          <w:rFonts w:ascii="Times New Roman" w:cs="Times New Roman" w:eastAsia="Times New Roman" w:hAnsi="Times New Roman"/>
+          <w:bCs w:val="false"/>
+          <w:iCs w:val="false"/>
+          <w:sz w:val="24"/>
+          <w:szCs w:val="24"/>
+        </w:rPr>
+        <w:t xml:space="preserve"> = 0, </w:t>
+      </w:r>
+      <w:r>
+        <w:rPr>
+          <w:rFonts w:ascii="Times New Roman" w:cs="Times New Roman" w:eastAsia="Times New Roman" w:hAnsi="Times New Roman"/>
+          <w:bCs w:val="false"/>
+          <w:i/>
+          <w:iCs w:val="false"/>
+          <w:sz w:val="24"/>
+          <w:szCs w:val="24"/>
+        </w:rPr>
+        <w:t>e</w:t>
+      </w:r>
+      <w:r>
+        <w:rPr>
+          <w:rFonts w:ascii="Times New Roman" w:cs="Times New Roman" w:eastAsia="Times New Roman" w:hAnsi="Times New Roman"/>
+          <w:bCs w:val="false"/>
+          <w:iCs w:val="false"/>
+          <w:sz w:val="24"/>
+          <w:szCs w:val="24"/>
+        </w:rPr>
+        <w:t xml:space="preserve"> = 0, and </w:t>
+      </w:r>
+      <w:r>
+        <w:rPr>
+          <w:rFonts w:ascii="Times New Roman" w:cs="Times New Roman" w:eastAsia="Times New Roman" w:hAnsi="Times New Roman"/>
+          <w:bCs w:val="false"/>
+          <w:i/>
+          <w:iCs w:val="false"/>
+          <w:sz w:val="24"/>
+          <w:szCs w:val="24"/>
+        </w:rPr>
+        <w:t>e</w:t>
+      </w:r>
+      <w:r>
+        <w:rPr>
+          <w:rFonts w:ascii="Times New Roman" w:cs="Times New Roman" w:eastAsia="Times New Roman" w:hAnsi="Times New Roman"/>
+          <w:bCs w:val="false"/>
+          <w:iCs w:val="false"/>
+          <w:sz w:val="24"/>
+          <w:szCs w:val="24"/>
+        </w:rPr>
+        <w:t>′(0) = Δ/κ, so that d</w:t>
+      </w:r>
+      <w:r>
+        <w:rPr>
+          <w:rFonts w:ascii="Times New Roman" w:cs="Times New Roman" w:eastAsia="Times New Roman" w:hAnsi="Times New Roman"/>
+          <w:bCs w:val="false"/>
+          <w:i/>
+          <w:iCs w:val="false"/>
+          <w:sz w:val="24"/>
+          <w:szCs w:val="24"/>
+        </w:rPr>
+        <w:t>S</w:t>
+      </w:r>
+      <w:r>
+        <w:rPr>
+          <w:rFonts w:ascii="Times New Roman" w:cs="Times New Roman" w:eastAsia="Times New Roman" w:hAnsi="Times New Roman"/>
+          <w:bCs w:val="false"/>
+          <w:iCs w:val="false"/>
+          <w:sz w:val="24"/>
+          <w:szCs w:val="24"/>
+        </w:rPr>
+        <w:t xml:space="preserve">/dβ = </w:t>
+      </w:r>
+      <w:r>
+        <w:rPr>
+          <w:rFonts w:ascii="Times New Roman" w:cs="Times New Roman" w:eastAsia="Times New Roman" w:hAnsi="Times New Roman"/>
+          <w:bCs w:val="false"/>
+          <w:i/>
+          <w:iCs w:val="false"/>
+          <w:sz w:val="24"/>
+          <w:szCs w:val="24"/>
+        </w:rPr>
+        <w:t>g</w:t>
+      </w:r>
+      <w:r>
+        <w:rPr>
+          <w:rFonts w:ascii="Times New Roman" w:cs="Times New Roman" w:eastAsia="Times New Roman" w:hAnsi="Times New Roman"/>
+          <w:bCs w:val="false"/>
+          <w:iCs w:val="false"/>
+          <w:sz w:val="24"/>
+          <w:szCs w:val="24"/>
+        </w:rPr>
+        <w:t xml:space="preserve">θ/ψ − </w:t>
+      </w:r>
+      <w:r>
+        <w:rPr>
+          <w:rFonts w:ascii="Times New Roman" w:cs="Times New Roman" w:eastAsia="Times New Roman" w:hAnsi="Times New Roman"/>
+          <w:bCs w:val="false"/>
+          <w:i/>
+          <w:iCs w:val="false"/>
+          <w:sz w:val="24"/>
+          <w:szCs w:val="24"/>
+        </w:rPr>
+        <w:t>N</w:t>
+      </w:r>
+      <w:r>
+        <w:rPr>
+          <w:rFonts w:ascii="Times New Roman" w:cs="Times New Roman" w:eastAsia="Times New Roman" w:hAnsi="Times New Roman"/>
+          <w:bCs w:val="false"/>
+          <w:iCs w:val="false"/>
+          <w:sz w:val="24"/>
+          <w:szCs w:val="24"/>
+        </w:rPr>
+        <w:t>(ρ</w:t>
+      </w:r>
+      <w:r>
+        <w:rPr>
+          <w:rFonts w:ascii="Times New Roman" w:cs="Times New Roman" w:eastAsia="Times New Roman" w:hAnsi="Times New Roman"/>
+          <w:bCs w:val="false"/>
+          <w:i/>
+          <w:iCs w:val="false"/>
+          <w:sz w:val="24"/>
+          <w:szCs w:val="24"/>
+        </w:rPr>
+        <w:t>s</w:t>
+      </w:r>
+      <w:r>
+        <w:rPr>
+          <w:rFonts w:ascii="Times New Roman" w:cs="Times New Roman" w:eastAsia="Times New Roman" w:hAnsi="Times New Roman"/>
+          <w:bCs w:val="false"/>
+          <w:iCs w:val="false"/>
+          <w:sz w:val="24"/>
+          <w:szCs w:val="24"/>
+        </w:rPr>
+        <w:t xml:space="preserve"> </w:t>
+      </w:r>
+      <w:r>
+        <w:rPr>
+          <w:rFonts w:ascii="Times New Roman" w:cs="Times New Roman" w:eastAsia="Times New Roman" w:hAnsi="Times New Roman"/>
+          <w:bCs w:val="false"/>
+          <w:i/>
+          <w:iCs w:val="false"/>
+          <w:sz w:val="24"/>
+          <w:szCs w:val="24"/>
+        </w:rPr>
+        <w:t>m</w:t>
+      </w:r>
+      <w:r>
+        <w:rPr>
+          <w:rFonts w:ascii="Times New Roman" w:cs="Times New Roman" w:eastAsia="Times New Roman" w:hAnsi="Times New Roman"/>
+          <w:bCs w:val="false"/>
+          <w:i/>
+          <w:iCs w:val="false"/>
+          <w:sz w:val="24"/>
+          <w:szCs w:val="24"/>
+          <w:vertAlign w:val="subscript"/>
+        </w:rPr>
+        <w:t>N</w:t>
+      </w:r>
+      <w:r>
+        <w:rPr>
+          <w:rFonts w:ascii="Times New Roman" w:cs="Times New Roman" w:eastAsia="Times New Roman" w:hAnsi="Times New Roman"/>
+          <w:bCs w:val="false"/>
+          <w:iCs w:val="false"/>
+          <w:sz w:val="24"/>
+          <w:szCs w:val="24"/>
+        </w:rPr>
+        <w:t xml:space="preserve"> + </w:t>
+      </w:r>
+      <w:r>
+        <w:rPr>
+          <w:rFonts w:ascii="Times New Roman" w:cs="Times New Roman" w:eastAsia="Times New Roman" w:hAnsi="Times New Roman"/>
+          <w:bCs w:val="false"/>
+          <w:i/>
+          <w:iCs w:val="false"/>
+          <w:sz w:val="24"/>
+          <w:szCs w:val="24"/>
+        </w:rPr>
+        <w:t>d</w:t>
+      </w:r>
+      <w:r>
+        <w:rPr>
+          <w:rFonts w:ascii="Times New Roman" w:cs="Times New Roman" w:eastAsia="Times New Roman" w:hAnsi="Times New Roman"/>
+          <w:bCs w:val="false"/>
+          <w:iCs w:val="false"/>
+          <w:sz w:val="24"/>
+          <w:szCs w:val="24"/>
+        </w:rPr>
+        <w:t>)Δ/κ. Marginal pay on the judge score is worth introducing only if</w:t>
+      </w:r>
+    </w:p>
+    <w:p>
+      <w:pPr>
+        <w:tabs>
+          <w:tab w:val="right" w:pos="9360"/>
+        </w:tabs>
+        <w:spacing w:after="160" w:before="160" w:line="480" w:lineRule="auto"/>
+        <w:jc w:val="center"/>
+      </w:pPr>
+      <w:r>
+        <w:rPr>
+          <w:rFonts w:ascii="Times New Roman" w:cs="Times New Roman" w:eastAsia="Times New Roman" w:hAnsi="Times New Roman"/>
+          <w:bCs w:val="false"/>
+          <w:i/>
+          <w:iCs/>
+          <w:sz w:val="24"/>
+          <w:szCs w:val="24"/>
+        </w:rPr>
+        <w:t>g</w:t>
+      </w:r>
+      <w:r>
+        <w:rPr>
+          <w:rFonts w:ascii="Times New Roman" w:cs="Times New Roman" w:eastAsia="Times New Roman" w:hAnsi="Times New Roman"/>
+          <w:bCs w:val="false"/>
+          <w:iCs/>
+          <w:sz w:val="24"/>
+          <w:szCs w:val="24"/>
+        </w:rPr>
+        <w:t>θκ  &gt;  ψ</w:t>
+      </w:r>
+      <w:r>
+        <w:rPr>
+          <w:rFonts w:ascii="Times New Roman" w:cs="Times New Roman" w:eastAsia="Times New Roman" w:hAnsi="Times New Roman"/>
+          <w:bCs w:val="false"/>
+          <w:i/>
+          <w:iCs/>
+          <w:sz w:val="24"/>
+          <w:szCs w:val="24"/>
+        </w:rPr>
+        <w:t>N</w:t>
+      </w:r>
+      <w:r>
+        <w:rPr>
+          <w:rFonts w:ascii="Times New Roman" w:cs="Times New Roman" w:eastAsia="Times New Roman" w:hAnsi="Times New Roman"/>
+          <w:bCs w:val="false"/>
+          <w:iCs/>
+          <w:sz w:val="24"/>
+          <w:szCs w:val="24"/>
+        </w:rPr>
+        <w:t>Δ(ρ</w:t>
+      </w:r>
+      <w:r>
+        <w:rPr>
+          <w:rFonts w:ascii="Times New Roman" w:cs="Times New Roman" w:eastAsia="Times New Roman" w:hAnsi="Times New Roman"/>
+          <w:bCs w:val="false"/>
+          <w:i/>
+          <w:iCs/>
+          <w:sz w:val="24"/>
+          <w:szCs w:val="24"/>
+        </w:rPr>
+        <w:t>s</w:t>
+      </w:r>
+      <w:r>
+        <w:rPr>
+          <w:rFonts w:ascii="Times New Roman" w:cs="Times New Roman" w:eastAsia="Times New Roman" w:hAnsi="Times New Roman"/>
+          <w:bCs w:val="false"/>
+          <w:iCs/>
+          <w:sz w:val="24"/>
+          <w:szCs w:val="24"/>
+        </w:rPr>
+        <w:t xml:space="preserve"> </w:t>
+      </w:r>
+      <w:r>
+        <w:rPr>
+          <w:rFonts w:ascii="Times New Roman" w:cs="Times New Roman" w:eastAsia="Times New Roman" w:hAnsi="Times New Roman"/>
+          <w:bCs w:val="false"/>
+          <w:i/>
+          <w:iCs/>
+          <w:sz w:val="24"/>
+          <w:szCs w:val="24"/>
+        </w:rPr>
+        <w:t>m</w:t>
+      </w:r>
+      <w:r>
+        <w:rPr>
+          <w:rFonts w:ascii="Times New Roman" w:cs="Times New Roman" w:eastAsia="Times New Roman" w:hAnsi="Times New Roman"/>
+          <w:bCs w:val="false"/>
+          <w:i/>
+          <w:iCs/>
+          <w:sz w:val="24"/>
+          <w:szCs w:val="24"/>
+          <w:vertAlign w:val="subscript"/>
+        </w:rPr>
+        <w:t>N</w:t>
+      </w:r>
+      <w:r>
+        <w:rPr>
+          <w:rFonts w:ascii="Times New Roman" w:cs="Times New Roman" w:eastAsia="Times New Roman" w:hAnsi="Times New Roman"/>
+          <w:bCs w:val="false"/>
+          <w:iCs/>
+          <w:sz w:val="24"/>
+          <w:szCs w:val="24"/>
+        </w:rPr>
+        <w:t xml:space="preserve"> + </w:t>
+      </w:r>
+      <w:r>
+        <w:rPr>
+          <w:rFonts w:ascii="Times New Roman" w:cs="Times New Roman" w:eastAsia="Times New Roman" w:hAnsi="Times New Roman"/>
+          <w:bCs w:val="false"/>
+          <w:i/>
+          <w:iCs/>
+          <w:sz w:val="24"/>
+          <w:szCs w:val="24"/>
+        </w:rPr>
+        <w:t>d</w:t>
+      </w:r>
+      <w:r>
+        <w:rPr>
+          <w:rFonts w:ascii="Times New Roman" w:cs="Times New Roman" w:eastAsia="Times New Roman" w:hAnsi="Times New Roman"/>
+          <w:bCs w:val="false"/>
+          <w:iCs/>
+          <w:sz w:val="24"/>
+          <w:szCs w:val="24"/>
+        </w:rPr>
+        <w:t>)</w:t>
+        <w:tab/>
+        <w:t>(G4)</w:t>
+      </w:r>
+    </w:p>
+    <w:p>
+      <w:pPr>
+        <w:spacing w:after="0" w:before="0" w:line="480" w:lineRule="auto"/>
+        <w:ind w:firstLine="720"/>
+        <w:jc w:val="left"/>
+      </w:pPr>
+      <w:r>
+        <w:rPr>
+          <w:rFonts w:ascii="Times New Roman" w:cs="Times New Roman" w:eastAsia="Times New Roman" w:hAnsi="Times New Roman"/>
+          <w:bCs w:val="false"/>
+          <w:iCs w:val="false"/>
+          <w:sz w:val="24"/>
+          <w:szCs w:val="24"/>
+        </w:rPr>
+        <w:t>When (G4) fails, gaming is cheap enough relative to the value of honest effort that the first unit of judge-linked pay lowers surplus.</w:t>
+      </w:r>
+    </w:p>
+    <w:p>
+      <w:pPr>
+        <w:spacing w:after="0" w:before="0" w:line="480" w:lineRule="auto"/>
+        <w:ind w:firstLine="720"/>
+        <w:jc w:val="left"/>
+      </w:pPr>
+      <w:r>
+        <w:rPr>
+          <w:rFonts w:ascii="Times New Roman" w:cs="Times New Roman" w:eastAsia="Times New Roman" w:hAnsi="Times New Roman"/>
+          <w:bCs w:val="false"/>
+          <w:i/>
+          <w:iCs w:val="false"/>
+          <w:sz w:val="24"/>
+          <w:szCs w:val="24"/>
+        </w:rPr>
+        <w:t>Step 4: deterrence that requires over-incentivizing.</w:t>
+      </w:r>
+      <w:r>
+        <w:rPr>
+          <w:rFonts w:ascii="Times New Roman" w:cs="Times New Roman" w:eastAsia="Times New Roman" w:hAnsi="Times New Roman"/>
+          <w:bCs w:val="false"/>
+          <w:iCs w:val="false"/>
+          <w:sz w:val="24"/>
+          <w:szCs w:val="24"/>
+        </w:rPr>
+        <w:t xml:space="preserve"> If φ &gt; 0 but β</w:t>
+      </w:r>
+      <w:r>
+        <w:rPr>
+          <w:rFonts w:ascii="Times New Roman" w:cs="Times New Roman" w:eastAsia="Times New Roman" w:hAnsi="Times New Roman"/>
+          <w:bCs w:val="false"/>
+          <w:iCs w:val="false"/>
+          <w:sz w:val="24"/>
+          <w:szCs w:val="24"/>
+          <w:vertAlign w:val="subscript"/>
+        </w:rPr>
+        <w:t>d</w:t>
+      </w:r>
+      <w:r>
+        <w:rPr>
+          <w:rFonts w:ascii="Times New Roman" w:cs="Times New Roman" w:eastAsia="Times New Roman" w:hAnsi="Times New Roman"/>
+          <w:bCs w:val="false"/>
+          <w:iCs w:val="false"/>
+          <w:sz w:val="24"/>
+          <w:szCs w:val="24"/>
+        </w:rPr>
+        <w:t xml:space="preserve"> &gt; </w:t>
+      </w:r>
+      <w:r>
+        <w:rPr>
+          <w:rFonts w:ascii="Times New Roman" w:cs="Times New Roman" w:eastAsia="Times New Roman" w:hAnsi="Times New Roman"/>
+          <w:bCs w:val="false"/>
+          <w:i/>
+          <w:iCs w:val="false"/>
+          <w:sz w:val="24"/>
+          <w:szCs w:val="24"/>
+        </w:rPr>
+        <w:t>g</w:t>
+      </w:r>
+      <w:r>
+        <w:rPr>
+          <w:rFonts w:ascii="Times New Roman" w:cs="Times New Roman" w:eastAsia="Times New Roman" w:hAnsi="Times New Roman"/>
+          <w:bCs w:val="false"/>
+          <w:iCs w:val="false"/>
+          <w:sz w:val="24"/>
+          <w:szCs w:val="24"/>
+        </w:rPr>
+        <w:t>/θ, pay at the first-best intensity does not deter exploitation. The organization can raise β to β</w:t>
+      </w:r>
+      <w:r>
+        <w:rPr>
+          <w:rFonts w:ascii="Times New Roman" w:cs="Times New Roman" w:eastAsia="Times New Roman" w:hAnsi="Times New Roman"/>
+          <w:bCs w:val="false"/>
+          <w:iCs w:val="false"/>
+          <w:sz w:val="24"/>
+          <w:szCs w:val="24"/>
+          <w:vertAlign w:val="subscript"/>
+        </w:rPr>
+        <w:t>d</w:t>
+      </w:r>
+      <w:r>
+        <w:rPr>
+          <w:rFonts w:ascii="Times New Roman" w:cs="Times New Roman" w:eastAsia="Times New Roman" w:hAnsi="Times New Roman"/>
+          <w:bCs w:val="false"/>
+          <w:iCs w:val="false"/>
+          <w:sz w:val="24"/>
+          <w:szCs w:val="24"/>
+        </w:rPr>
+        <w:t xml:space="preserve">, which eliminates exploitation at the price of an honest effort </w:t>
+      </w:r>
+      <w:r>
+        <w:rPr>
+          <w:rFonts w:ascii="Times New Roman" w:cs="Times New Roman" w:eastAsia="Times New Roman" w:hAnsi="Times New Roman"/>
+          <w:bCs w:val="false"/>
+          <w:i/>
+          <w:iCs w:val="false"/>
+          <w:sz w:val="24"/>
+          <w:szCs w:val="24"/>
+        </w:rPr>
+        <w:t>a</w:t>
+      </w:r>
+      <w:r>
+        <w:rPr>
+          <w:rFonts w:ascii="Times New Roman" w:cs="Times New Roman" w:eastAsia="Times New Roman" w:hAnsi="Times New Roman"/>
+          <w:bCs w:val="false"/>
+          <w:iCs w:val="false"/>
+          <w:sz w:val="24"/>
+          <w:szCs w:val="24"/>
+        </w:rPr>
+        <w:t xml:space="preserve"> = β</w:t>
+      </w:r>
+      <w:r>
+        <w:rPr>
+          <w:rFonts w:ascii="Times New Roman" w:cs="Times New Roman" w:eastAsia="Times New Roman" w:hAnsi="Times New Roman"/>
+          <w:bCs w:val="false"/>
+          <w:iCs w:val="false"/>
+          <w:sz w:val="24"/>
+          <w:szCs w:val="24"/>
+          <w:vertAlign w:val="subscript"/>
+        </w:rPr>
+        <w:t>d</w:t>
+      </w:r>
+      <w:r>
+        <w:rPr>
+          <w:rFonts w:ascii="Times New Roman" w:cs="Times New Roman" w:eastAsia="Times New Roman" w:hAnsi="Times New Roman"/>
+          <w:bCs w:val="false"/>
+          <w:iCs w:val="false"/>
+          <w:sz w:val="24"/>
+          <w:szCs w:val="24"/>
+        </w:rPr>
+        <w:t xml:space="preserve">θ/ψ above </w:t>
+      </w:r>
+      <w:r>
+        <w:rPr>
+          <w:rFonts w:ascii="Times New Roman" w:cs="Times New Roman" w:eastAsia="Times New Roman" w:hAnsi="Times New Roman"/>
+          <w:bCs w:val="false"/>
+          <w:i/>
+          <w:iCs w:val="false"/>
+          <w:sz w:val="24"/>
+          <w:szCs w:val="24"/>
+        </w:rPr>
+        <w:t>g</w:t>
+      </w:r>
+      <w:r>
+        <w:rPr>
+          <w:rFonts w:ascii="Times New Roman" w:cs="Times New Roman" w:eastAsia="Times New Roman" w:hAnsi="Times New Roman"/>
+          <w:bCs w:val="false"/>
+          <w:iCs w:val="false"/>
+          <w:sz w:val="24"/>
+          <w:szCs w:val="24"/>
+        </w:rPr>
+        <w:t>/ψ and a loss of ψ(</w:t>
+      </w:r>
+      <w:r>
+        <w:rPr>
+          <w:rFonts w:ascii="Times New Roman" w:cs="Times New Roman" w:eastAsia="Times New Roman" w:hAnsi="Times New Roman"/>
+          <w:bCs w:val="false"/>
+          <w:i/>
+          <w:iCs w:val="false"/>
+          <w:sz w:val="24"/>
+          <w:szCs w:val="24"/>
+        </w:rPr>
+        <w:t>a</w:t>
+      </w:r>
+      <w:r>
+        <w:rPr>
+          <w:rFonts w:ascii="Times New Roman" w:cs="Times New Roman" w:eastAsia="Times New Roman" w:hAnsi="Times New Roman"/>
+          <w:bCs w:val="false"/>
+          <w:iCs w:val="false"/>
+          <w:sz w:val="24"/>
+          <w:szCs w:val="24"/>
+        </w:rPr>
+        <w:t xml:space="preserve"> − </w:t>
+      </w:r>
+      <w:r>
+        <w:rPr>
+          <w:rFonts w:ascii="Times New Roman" w:cs="Times New Roman" w:eastAsia="Times New Roman" w:hAnsi="Times New Roman"/>
+          <w:bCs w:val="false"/>
+          <w:i/>
+          <w:iCs w:val="false"/>
+          <w:sz w:val="24"/>
+          <w:szCs w:val="24"/>
+        </w:rPr>
+        <w:t>g</w:t>
+      </w:r>
+      <w:r>
+        <w:rPr>
+          <w:rFonts w:ascii="Times New Roman" w:cs="Times New Roman" w:eastAsia="Times New Roman" w:hAnsi="Times New Roman"/>
+          <w:bCs w:val="false"/>
+          <w:iCs w:val="false"/>
+          <w:sz w:val="24"/>
+          <w:szCs w:val="24"/>
+        </w:rPr>
+        <w:t>/ψ)²/2, or it can accept some exploitation at a lower β. Which is better depends on the parameters.</w:t>
+      </w:r>
+    </w:p>
+    <w:p>
+      <w:pPr>
+        <w:spacing w:after="0" w:before="0" w:line="480" w:lineRule="auto"/>
+        <w:ind w:firstLine="720"/>
+        <w:jc w:val="left"/>
+      </w:pPr>
+      <w:r>
+        <w:rPr>
+          <w:rFonts w:ascii="Times New Roman" w:cs="Times New Roman" w:eastAsia="Times New Roman" w:hAnsi="Times New Roman"/>
+          <w:bCs w:val="false"/>
+          <w:i/>
+          <w:iCs w:val="false"/>
+          <w:sz w:val="24"/>
+          <w:szCs w:val="24"/>
+        </w:rPr>
+        <w:t>Illustration.</w:t>
+      </w:r>
+      <w:r>
+        <w:rPr>
+          <w:rFonts w:ascii="Times New Roman" w:cs="Times New Roman" w:eastAsia="Times New Roman" w:hAnsi="Times New Roman"/>
+          <w:bCs w:val="false"/>
+          <w:iCs w:val="false"/>
+          <w:sz w:val="24"/>
+          <w:szCs w:val="24"/>
+        </w:rPr>
+        <w:t xml:space="preserve"> Take </w:t>
+      </w:r>
+      <w:r>
+        <w:rPr>
+          <w:rFonts w:ascii="Times New Roman" w:cs="Times New Roman" w:eastAsia="Times New Roman" w:hAnsi="Times New Roman"/>
+          <w:bCs w:val="false"/>
+          <w:i/>
+          <w:iCs w:val="false"/>
+          <w:sz w:val="24"/>
+          <w:szCs w:val="24"/>
+        </w:rPr>
+        <w:t>g</w:t>
+      </w:r>
+      <w:r>
+        <w:rPr>
+          <w:rFonts w:ascii="Times New Roman" w:cs="Times New Roman" w:eastAsia="Times New Roman" w:hAnsi="Times New Roman"/>
+          <w:bCs w:val="false"/>
+          <w:iCs w:val="false"/>
+          <w:sz w:val="24"/>
+          <w:szCs w:val="24"/>
+        </w:rPr>
+        <w:t xml:space="preserve"> = 1, ψ = 1, θ = 0.7, σ</w:t>
+      </w:r>
+      <w:r>
+        <w:rPr>
+          <w:rFonts w:ascii="Times New Roman" w:cs="Times New Roman" w:eastAsia="Times New Roman" w:hAnsi="Times New Roman"/>
+          <w:bCs w:val="false"/>
+          <w:iCs w:val="false"/>
+          <w:sz w:val="24"/>
+          <w:szCs w:val="24"/>
+          <w:vertAlign w:val="subscript"/>
+        </w:rPr>
+        <w:t>J</w:t>
+      </w:r>
+      <w:r>
+        <w:rPr>
+          <w:rFonts w:ascii="Times New Roman" w:cs="Times New Roman" w:eastAsia="Times New Roman" w:hAnsi="Times New Roman"/>
+          <w:bCs w:val="false"/>
+          <w:iCs w:val="false"/>
+          <w:sz w:val="24"/>
+          <w:szCs w:val="24"/>
+        </w:rPr>
+        <w:t xml:space="preserve"> = 1, ρ</w:t>
+      </w:r>
+      <w:r>
+        <w:rPr>
+          <w:rFonts w:ascii="Times New Roman" w:cs="Times New Roman" w:eastAsia="Times New Roman" w:hAnsi="Times New Roman"/>
+          <w:bCs w:val="false"/>
+          <w:i/>
+          <w:iCs w:val="false"/>
+          <w:sz w:val="24"/>
+          <w:szCs w:val="24"/>
+        </w:rPr>
+        <w:t>s</w:t>
+      </w:r>
+      <w:r>
+        <w:rPr>
+          <w:rFonts w:ascii="Times New Roman" w:cs="Times New Roman" w:eastAsia="Times New Roman" w:hAnsi="Times New Roman"/>
+          <w:bCs w:val="false"/>
+          <w:iCs w:val="false"/>
+          <w:sz w:val="24"/>
+          <w:szCs w:val="24"/>
+        </w:rPr>
+        <w:t xml:space="preserve"> = 0.6, Δ = 1, </w:t>
+      </w:r>
+      <w:r>
+        <w:rPr>
+          <w:rFonts w:ascii="Times New Roman" w:cs="Times New Roman" w:eastAsia="Times New Roman" w:hAnsi="Times New Roman"/>
+          <w:bCs w:val="false"/>
+          <w:i/>
+          <w:iCs w:val="false"/>
+          <w:sz w:val="24"/>
+          <w:szCs w:val="24"/>
+        </w:rPr>
+        <w:t>d</w:t>
+      </w:r>
+      <w:r>
+        <w:rPr>
+          <w:rFonts w:ascii="Times New Roman" w:cs="Times New Roman" w:eastAsia="Times New Roman" w:hAnsi="Times New Roman"/>
+          <w:bCs w:val="false"/>
+          <w:iCs w:val="false"/>
+          <w:sz w:val="24"/>
+          <w:szCs w:val="24"/>
+        </w:rPr>
+        <w:t xml:space="preserve"> = 2, κ = 4, </w:t>
+      </w:r>
+      <w:r>
+        <w:rPr>
+          <w:rFonts w:ascii="Times New Roman" w:cs="Times New Roman" w:eastAsia="Times New Roman" w:hAnsi="Times New Roman"/>
+          <w:bCs w:val="false"/>
+          <w:i/>
+          <w:iCs w:val="false"/>
+          <w:sz w:val="24"/>
+          <w:szCs w:val="24"/>
+        </w:rPr>
+        <w:t>c</w:t>
+      </w:r>
+      <w:r>
+        <w:rPr>
+          <w:rFonts w:ascii="Times New Roman" w:cs="Times New Roman" w:eastAsia="Times New Roman" w:hAnsi="Times New Roman"/>
+          <w:bCs w:val="false"/>
+          <w:i/>
+          <w:iCs w:val="false"/>
+          <w:sz w:val="24"/>
+          <w:szCs w:val="24"/>
+          <w:vertAlign w:val="subscript"/>
+        </w:rPr>
+        <w:t>s</w:t>
+      </w:r>
+      <w:r>
+        <w:rPr>
+          <w:rFonts w:ascii="Times New Roman" w:cs="Times New Roman" w:eastAsia="Times New Roman" w:hAnsi="Times New Roman"/>
+          <w:bCs w:val="false"/>
+          <w:iCs w:val="false"/>
+          <w:sz w:val="24"/>
+          <w:szCs w:val="24"/>
+        </w:rPr>
+        <w:t xml:space="preserve"> = 0.01, </w:t>
+      </w:r>
+      <w:r>
+        <w:rPr>
+          <w:rFonts w:ascii="Times New Roman" w:cs="Times New Roman" w:eastAsia="Times New Roman" w:hAnsi="Times New Roman"/>
+          <w:bCs w:val="false"/>
+          <w:i/>
+          <w:iCs w:val="false"/>
+          <w:sz w:val="24"/>
+          <w:szCs w:val="24"/>
+        </w:rPr>
+        <w:t>c</w:t>
+      </w:r>
+      <w:r>
+        <w:rPr>
+          <w:rFonts w:ascii="Times New Roman" w:cs="Times New Roman" w:eastAsia="Times New Roman" w:hAnsi="Times New Roman"/>
+          <w:bCs w:val="false"/>
+          <w:i/>
+          <w:iCs w:val="false"/>
+          <w:sz w:val="24"/>
+          <w:szCs w:val="24"/>
+          <w:vertAlign w:val="subscript"/>
+        </w:rPr>
+        <w:t>G</w:t>
+      </w:r>
+      <w:r>
+        <w:rPr>
+          <w:rFonts w:ascii="Times New Roman" w:cs="Times New Roman" w:eastAsia="Times New Roman" w:hAnsi="Times New Roman"/>
+          <w:bCs w:val="false"/>
+          <w:iCs w:val="false"/>
+          <w:sz w:val="24"/>
+          <w:szCs w:val="24"/>
+        </w:rPr>
+        <w:t xml:space="preserve"> = 0.05, and </w:t>
+      </w:r>
+      <w:r>
+        <w:rPr>
+          <w:rFonts w:ascii="Times New Roman" w:cs="Times New Roman" w:eastAsia="Times New Roman" w:hAnsi="Times New Roman"/>
+          <w:bCs w:val="false"/>
+          <w:i/>
+          <w:iCs w:val="false"/>
+          <w:sz w:val="24"/>
+          <w:szCs w:val="24"/>
+        </w:rPr>
+        <w:t>N</w:t>
+      </w:r>
+      <w:r>
+        <w:rPr>
+          <w:rFonts w:ascii="Times New Roman" w:cs="Times New Roman" w:eastAsia="Times New Roman" w:hAnsi="Times New Roman"/>
+          <w:bCs w:val="false"/>
+          <w:iCs w:val="false"/>
+          <w:sz w:val="24"/>
+          <w:szCs w:val="24"/>
+        </w:rPr>
+        <w:t xml:space="preserve"> = 4, so that </w:t>
+      </w:r>
+      <w:r>
+        <w:rPr>
+          <w:rFonts w:ascii="Times New Roman" w:cs="Times New Roman" w:eastAsia="Times New Roman" w:hAnsi="Times New Roman"/>
+          <w:bCs w:val="false"/>
+          <w:i/>
+          <w:iCs w:val="false"/>
+          <w:sz w:val="24"/>
+          <w:szCs w:val="24"/>
+        </w:rPr>
+        <w:t>m</w:t>
+      </w:r>
+      <w:r>
+        <w:rPr>
+          <w:rFonts w:ascii="Times New Roman" w:cs="Times New Roman" w:eastAsia="Times New Roman" w:hAnsi="Times New Roman"/>
+          <w:bCs w:val="false"/>
+          <w:i/>
+          <w:iCs w:val="false"/>
+          <w:sz w:val="24"/>
+          <w:szCs w:val="24"/>
+          <w:vertAlign w:val="subscript"/>
+        </w:rPr>
+        <w:t>N</w:t>
+      </w:r>
+      <w:r>
+        <w:rPr>
+          <w:rFonts w:ascii="Times New Roman" w:cs="Times New Roman" w:eastAsia="Times New Roman" w:hAnsi="Times New Roman"/>
+          <w:bCs w:val="false"/>
+          <w:iCs w:val="false"/>
+          <w:sz w:val="24"/>
+          <w:szCs w:val="24"/>
+        </w:rPr>
+        <w:t xml:space="preserve"> = 1.03 and β</w:t>
+      </w:r>
+      <w:r>
+        <w:rPr>
+          <w:rFonts w:ascii="Times New Roman" w:cs="Times New Roman" w:eastAsia="Times New Roman" w:hAnsi="Times New Roman"/>
+          <w:bCs w:val="false"/>
+          <w:iCs w:val="false"/>
+          <w:sz w:val="24"/>
+          <w:szCs w:val="24"/>
+          <w:vertAlign w:val="superscript"/>
+        </w:rPr>
+        <w:t>FB</w:t>
+      </w:r>
+      <w:r>
+        <w:rPr>
+          <w:rFonts w:ascii="Times New Roman" w:cs="Times New Roman" w:eastAsia="Times New Roman" w:hAnsi="Times New Roman"/>
+          <w:bCs w:val="false"/>
+          <w:iCs w:val="false"/>
+          <w:sz w:val="24"/>
+          <w:szCs w:val="24"/>
+        </w:rPr>
+        <w:t xml:space="preserve"> = 1.43. Without inspection, (G4) fails (2.8 against 10.5), and the optimal pay is zero, with surplus 0.578. With inspection of power φ = 0.4, β</w:t>
+      </w:r>
+      <w:r>
+        <w:rPr>
+          <w:rFonts w:ascii="Times New Roman" w:cs="Times New Roman" w:eastAsia="Times New Roman" w:hAnsi="Times New Roman"/>
+          <w:bCs w:val="false"/>
+          <w:iCs w:val="false"/>
+          <w:sz w:val="24"/>
+          <w:szCs w:val="24"/>
+          <w:vertAlign w:val="subscript"/>
+        </w:rPr>
+        <w:t>d</w:t>
+      </w:r>
+      <w:r>
+        <w:rPr>
+          <w:rFonts w:ascii="Times New Roman" w:cs="Times New Roman" w:eastAsia="Times New Roman" w:hAnsi="Times New Roman"/>
+          <w:bCs w:val="false"/>
+          <w:iCs w:val="false"/>
+          <w:sz w:val="24"/>
+          <w:szCs w:val="24"/>
+        </w:rPr>
+        <w:t xml:space="preserve"> = 0.96 lies below 1.43, so full-strength pay is optimal and surplus equals </w:t>
+      </w:r>
+      <w:r>
+        <w:rPr>
+          <w:rFonts w:ascii="Times New Roman" w:cs="Times New Roman" w:eastAsia="Times New Roman" w:hAnsi="Times New Roman"/>
+          <w:bCs w:val="false"/>
+          <w:i/>
+          <w:iCs w:val="false"/>
+          <w:sz w:val="24"/>
+          <w:szCs w:val="24"/>
+        </w:rPr>
+        <w:t>S</w:t>
+      </w:r>
+      <w:r>
+        <w:rPr>
+          <w:rFonts w:ascii="Times New Roman" w:cs="Times New Roman" w:eastAsia="Times New Roman" w:hAnsi="Times New Roman"/>
+          <w:bCs w:val="false"/>
+          <w:iCs w:val="false"/>
+          <w:sz w:val="24"/>
+          <w:szCs w:val="24"/>
+          <w:vertAlign w:val="superscript"/>
+        </w:rPr>
+        <w:t>FB</w:t>
+      </w:r>
+      <w:r>
+        <w:rPr>
+          <w:rFonts w:ascii="Times New Roman" w:cs="Times New Roman" w:eastAsia="Times New Roman" w:hAnsi="Times New Roman"/>
+          <w:bCs w:val="false"/>
+          <w:iCs w:val="false"/>
+          <w:sz w:val="24"/>
+          <w:szCs w:val="24"/>
+        </w:rPr>
+        <w:t xml:space="preserve"> = 1.028. Inspection raises surplus by 0.45 net of its cost. With φ = 0.2, β</w:t>
+      </w:r>
+      <w:r>
+        <w:rPr>
+          <w:rFonts w:ascii="Times New Roman" w:cs="Times New Roman" w:eastAsia="Times New Roman" w:hAnsi="Times New Roman"/>
+          <w:bCs w:val="false"/>
+          <w:iCs w:val="false"/>
+          <w:sz w:val="24"/>
+          <w:szCs w:val="24"/>
+          <w:vertAlign w:val="subscript"/>
+        </w:rPr>
+        <w:t>d</w:t>
+      </w:r>
+      <w:r>
+        <w:rPr>
+          <w:rFonts w:ascii="Times New Roman" w:cs="Times New Roman" w:eastAsia="Times New Roman" w:hAnsi="Times New Roman"/>
+          <w:bCs w:val="false"/>
+          <w:iCs w:val="false"/>
+          <w:sz w:val="24"/>
+          <w:szCs w:val="24"/>
+        </w:rPr>
+        <w:t xml:space="preserve"> = 6.06 exceeds 1.43, pay at the first-best intensity induces exploitation (</w:t>
+      </w:r>
+      <w:r>
+        <w:rPr>
+          <w:rFonts w:ascii="Times New Roman" w:cs="Times New Roman" w:eastAsia="Times New Roman" w:hAnsi="Times New Roman"/>
+          <w:bCs w:val="false"/>
+          <w:i/>
+          <w:iCs w:val="false"/>
+          <w:sz w:val="24"/>
+          <w:szCs w:val="24"/>
+        </w:rPr>
+        <w:t>e</w:t>
+      </w:r>
+      <w:r>
+        <w:rPr>
+          <w:rFonts w:ascii="Times New Roman" w:cs="Times New Roman" w:eastAsia="Times New Roman" w:hAnsi="Times New Roman"/>
+          <w:bCs w:val="false"/>
+          <w:iCs w:val="false"/>
+          <w:sz w:val="24"/>
+          <w:szCs w:val="24"/>
+        </w:rPr>
+        <w:t xml:space="preserve"> = 0.12) and a surplus of −0.30, and inspection adds nothing beyond its cost. Raising κ to 20 makes (G4) hold (1.34 times the threshold), and the optimal pay without inspection becomes positive but small (β</w:t>
+      </w:r>
+      <w:r>
+        <w:rPr>
+          <w:rFonts w:ascii="Times New Roman" w:cs="Times New Roman" w:eastAsia="Times New Roman" w:hAnsi="Times New Roman"/>
+          <w:bCs w:val="false"/>
+          <w:i/>
+          <w:iCs w:val="false"/>
+          <w:sz w:val="24"/>
+          <w:szCs w:val="24"/>
+        </w:rPr>
+        <w:t xml:space="preserve"> = 0.25, surplus 0.599 against 0.578 at zero pay). A highly gameable judge (Δ = 3) with φ = 0.4 has β</w:t>
+      </w:r>
+      <w:r>
+        <w:rPr>
+          <w:rFonts w:ascii="Times New Roman" w:cs="Times New Roman" w:eastAsia="Times New Roman" w:hAnsi="Times New Roman"/>
+          <w:bCs w:val="false"/>
+          <w:i/>
+          <w:iCs w:val="false"/>
+          <w:sz w:val="24"/>
+          <w:szCs w:val="24"/>
+          <w:vertAlign w:val="subscript"/>
+        </w:rPr>
+        <w:t>d</w:t>
+      </w:r>
+      <w:r>
+        <w:rPr>
+          <w:rFonts w:ascii="Times New Roman" w:cs="Times New Roman" w:eastAsia="Times New Roman" w:hAnsi="Times New Roman"/>
+          <w:bCs w:val="false"/>
+          <w:i/>
+          <w:iCs w:val="false"/>
+          <w:sz w:val="24"/>
+          <w:szCs w:val="24"/>
+        </w:rPr>
+        <w:t xml:space="preserve"> = 7.08, and the organization again sets β</w:t>
+      </w:r>
+      <w:r>
+        <w:rPr>
+          <w:rFonts w:ascii="Times New Roman" w:cs="Times New Roman" w:eastAsia="Times New Roman" w:hAnsi="Times New Roman"/>
+          <w:bCs w:val="false"/>
+          <w:iCs w:val="false"/>
+          <w:sz w:val="24"/>
+          <w:szCs w:val="24"/>
+        </w:rPr>
+        <w:t xml:space="preserve"> = 0. In 400 random parameter draws, surplus never exceeded the first best (G2).</w:t>
+      </w:r>
+    </w:p>
+    <w:p>
+      <w:pPr>
+        <w:spacing w:after="0" w:before="0" w:line="480" w:lineRule="auto"/>
+        <w:ind w:firstLine="720"/>
+        <w:jc w:val="left"/>
+      </w:pPr>
+      <w:r>
+        <w:rPr>
+          <w:rFonts w:ascii="Times New Roman" w:cs="Times New Roman" w:eastAsia="Times New Roman" w:hAnsi="Times New Roman"/>
+          <w:bCs w:val="false"/>
+          <w:i/>
+          <w:iCs w:val="false"/>
+          <w:sz w:val="24"/>
+          <w:szCs w:val="24"/>
+        </w:rPr>
+        <w:t>Scope.</w:t>
+      </w:r>
+      <w:r>
+        <w:rPr>
+          <w:rFonts w:ascii="Times New Roman" w:cs="Times New Roman" w:eastAsia="Times New Roman" w:hAnsi="Times New Roman"/>
+          <w:bCs w:val="false"/>
+          <w:iCs w:val="false"/>
+          <w:sz w:val="24"/>
+          <w:szCs w:val="24"/>
+        </w:rPr>
+        <w:t xml:space="preserve"> The model assumes risk neutrality, no limited liability, and a unique team equilibrium, which held in all numerical examples but is not proven. Search depth and inspection power are taken as given, and their joint choice with β is not analyzed. With limited liability the team would earn rents and the results would change. The comparison with Section 4 holds in direction only: a judge that is harder to game and more informative supports stronger pay, and a gameable one does not, but the experiments did not observe gaming or estimate any of the parameters.</w:t>
       </w:r>
     </w:p>
     <w:sectPr>

--- a/ISR_Staging_Commitment.docx
+++ b/ISR_Staging_Commitment.docx
@@ -3412,7 +3412,7 @@
           <w:sz w:val="24"/>
           <w:szCs w:val="24"/>
         </w:rPr>
-        <w:t xml:space="preserve"> increase. In a numerical example with ρ</w:t>
+        <w:t xml:space="preserve"> increase. In a numerical example without search cost and with ρ</w:t>
       </w:r>
       <w:r>
         <w:rPr>
@@ -6291,7 +6291,7 @@
           <w:sz w:val="24"/>
           <w:szCs w:val="24"/>
         </w:rPr>
-        <w:t xml:space="preserve"> = 0.05, and ζ = 0.4, the gold value is 0.0713 by formula and 0.0712 by simulation), and identity (8) was verified numerically.</w:t>
+        <w:t xml:space="preserve"> = 0.05, and ζ = 0.4, the gold value is 0.071 by formula and 0.070 by simulation with two million draws), and identity (8) was verified numerically.</w:t>
       </w:r>
     </w:p>
     <w:p>
@@ -10872,24 +10872,12 @@
           <w:sz w:val="24"/>
           <w:szCs w:val="24"/>
         </w:rPr>
-        <w:t xml:space="preserve"> = 0.12) and a surplus of −0.30, and inspection adds nothing beyond its cost. Raising κ to 20 makes (17) hold (1.34 times the threshold), and the optimal pay without inspection becomes positive but small (β</w:t>
-      </w:r>
-      <w:r>
-        <w:rPr>
-          <w:rFonts w:ascii="Times New Roman" w:cs="Times New Roman" w:eastAsia="Times New Roman" w:hAnsi="Times New Roman"/>
-          <w:bCs w:val="false"/>
-          <w:i/>
-          <w:iCs w:val="false"/>
-          <w:sz w:val="24"/>
-          <w:szCs w:val="24"/>
-        </w:rPr>
-        <w:t xml:space="preserve"> = 0.25, surplus 0.599 against 0.578 at zero pay). A highly gameable judge (Δ = 3) with ζ = 0.4 has β</w:t>
-      </w:r>
-      <w:r>
-        <w:rPr>
-          <w:rFonts w:ascii="Times New Roman" w:cs="Times New Roman" w:eastAsia="Times New Roman" w:hAnsi="Times New Roman"/>
-          <w:bCs w:val="false"/>
-          <w:i/>
+        <w:t xml:space="preserve"> = 0.12) and a surplus of −0.30, and inspection adds nothing beyond its cost. Raising κ to 20 makes (17) hold (1.34 times the threshold), and the optimal pay without inspection becomes positive but small (β* = 0.25, surplus 0.599 against 0.578 at zero pay). A highly gameable judge (Δ = 3) with ζ = 0.4 has β</w:t>
+      </w:r>
+      <w:r>
+        <w:rPr>
+          <w:rFonts w:ascii="Times New Roman" w:cs="Times New Roman" w:eastAsia="Times New Roman" w:hAnsi="Times New Roman"/>
+          <w:bCs w:val="false"/>
           <w:iCs w:val="false"/>
           <w:sz w:val="24"/>
           <w:szCs w:val="24"/>
@@ -10901,22 +10889,11 @@
         <w:rPr>
           <w:rFonts w:ascii="Times New Roman" w:cs="Times New Roman" w:eastAsia="Times New Roman" w:hAnsi="Times New Roman"/>
           <w:bCs w:val="false"/>
-          <w:i/>
-          <w:iCs w:val="false"/>
-          <w:sz w:val="24"/>
-          <w:szCs w:val="24"/>
-        </w:rPr>
-        <w:t xml:space="preserve"> = 7.08, and the organization again sets β</w:t>
-      </w:r>
-      <w:r>
-        <w:rPr>
-          <w:rFonts w:ascii="Times New Roman" w:cs="Times New Roman" w:eastAsia="Times New Roman" w:hAnsi="Times New Roman"/>
-          <w:bCs w:val="false"/>
-          <w:iCs w:val="false"/>
-          <w:sz w:val="24"/>
-          <w:szCs w:val="24"/>
-        </w:rPr>
-        <w:t xml:space="preserve"> = 0. In 400 random parameter draws, surplus never exceeded the first best (15).</w:t>
+          <w:iCs w:val="false"/>
+          <w:sz w:val="24"/>
+          <w:szCs w:val="24"/>
+        </w:rPr>
+        <w:t xml:space="preserve"> = 7.08, and the organization again sets β* = 0. In 400 random parameter draws, surplus never exceeded the first best (15).</w:t>
       </w:r>
     </w:p>
     <w:p>
@@ -12102,7 +12079,7 @@
           <w:sz w:val="24"/>
           <w:szCs w:val="24"/>
         </w:rPr>
-        <w:t>The design is deliberately small, so that every ticket, policy, and score can be printed. Readers can run the companion repository on a laptop CPU.</w:t>
+        <w:t>The design is deliberately small, so that every ticket, policy, and score can be printed. Replication materials that run on a laptop CPU will be provided.</w:t>
       </w:r>
     </w:p>
     <w:p>
@@ -14763,7 +14740,7 @@
           <w:sz w:val="24"/>
           <w:szCs w:val="24"/>
         </w:rPr>
-        <w:t>Three conclusions follow. First, search against a judge is not uniformly dangerous: with a strong judge on verifiable problems it improved correctness, and no divergence between judge score and gold was detectable. Second, the effect of search depends on the judge. The same procedure produced improvement under the strong judge and none under the weak judge, together with more cases in which judge score and correctness moved in opposite directions. Third, the judge approached its ceiling quickly under both designs, which limits what further search can reveal.</w:t>
+        <w:t>Three conclusions follow. First, search against a judge is not uniformly dangerous: with a strong judge on verifiable problems it improved correctness, and no divergence between judge score and gold was detectable. Second, the effect of search depends on the judge. The same procedure produced improvement under the strong judge and none under the weak judge, together with more cases in which judge score and correctness moved in opposite directions. Third, the strong judge approached its ceiling quickly under both designs, which limits what further search can reveal.</w:t>
       </w:r>
     </w:p>
     <w:p>
@@ -14780,7 +14757,7 @@
           <w:sz w:val="24"/>
           <w:szCs w:val="24"/>
         </w:rPr>
-        <w:t>Three conclusions do not follow. The experiments do not show that judges are generally gameable, because no deliberate gaming was observed in either design. They do not show that accuracy falls under a weak judge, because the interval for that difference includes zero. And they do not speak to open-ended tasks without a deterministic gold, to other models, or to organizations. The evidence is thus consistent with the mechanism of Section 3 as a conditional claim, in which the premium for waiting rises as the judge becomes less informative (Proposition 4), but it does not support the stronger claim that search against a judge selects cheats in general. The conditional pattern resembles the finding from studies of learned reward models, where optimization against a proxy first helps and later hurts as pressure grows (Gao et al. 2023). In the present experiments the strong judge stays in the region where search helps, and the weak judge shows no gain.</w:t>
+        <w:t>Three conclusions do not follow. The experiments do not show that judges are generally gameable, because no gaming was detected in either design. They do not show that accuracy falls under a weak judge, because the interval for that difference includes zero. And they do not speak to open-ended tasks without a deterministic gold, to other models, or to organizations. The evidence is thus consistent with the mechanism of Section 3 as a conditional claim, in which the premium for waiting rises as the judge becomes less informative (Proposition 4), but it does not support the stronger claim that search against a judge selects cheats in general. The conditional pattern resembles the finding from studies of learned reward models, where optimization against a proxy first helps and later hurts as pressure grows (Gao et al. 2023). In the present experiments the strong judge stays in the region where search helps, and the weak judge shows no gain.</w:t>
       </w:r>
     </w:p>
     <w:p>
@@ -17354,7 +17331,7 @@
           <w:sz w:val="24"/>
           <w:szCs w:val="24"/>
         </w:rPr>
-        <w:t>For this reason the paper is offered as a conceptual contribution rather than as a design-science artifact with a single instantiated gate. The gate in the companion repository demonstrates that the ledger can be written in code, but the theoretical claim concerns the menu of options organizations should keep and a risk class that the prior menu did not name.</w:t>
+        <w:t>For this reason the paper is offered as a conceptual contribution rather than as a design-science artifact with a single instantiated gate. The gate in the replication materials demonstrates that the ledger can be written in code, but the theoretical claim concerns the menu of options organizations should keep and a risk class that the prior menu did not name.</w:t>
       </w:r>
     </w:p>
     <w:p>
@@ -17566,7 +17543,7 @@
           <w:sz w:val="24"/>
           <w:szCs w:val="24"/>
         </w:rPr>
-        <w:t>The computational evidence is limited. The designed illustration is small and contains the cheat by construction. The empirical check covers one benchmark with verifiable answers, one policy model, two judges, and one optimizer. It cannot estimate option prices, recover β/(β − 1) thresholds, or speak to traffic at organizational scale, and the model versions it used will change. The field design above is the empirical companion, but it has not been executed. Until it is, the propositions are theoretically motivated and only computationally explored, which limits what the paper can say about how organizations behave.</w:t>
+        <w:t>The computational evidence is limited. The designed illustration is small and contains the cheat by construction. The empirical check covers one benchmark with verifiable answers, one policy model, two judges, and one optimizer. It cannot estimate option prices, recover closed-form investment thresholds, or speak to traffic at organizational scale, and the model versions it used will change. The field design above is the empirical companion, but it has not been executed. Until it is, the propositions are theoretically motivated and only computationally explored, which limits what the paper can say about how organizations behave.</w:t>
       </w:r>
     </w:p>
     <w:p>
@@ -23182,7 +23159,7 @@
           <w:sz w:val="24"/>
           <w:szCs w:val="24"/>
         </w:rPr>
-        <w:t xml:space="preserve"> The derivation is one-shot, Gaussian, and allows a single inspection. A continuous-time version with a geometric Brownian motion state would replace (C3) with the familiar multiple β/(β − 1) on </w:t>
+        <w:t xml:space="preserve"> The derivation is one-shot, Gaussian, and allows a single inspection. A continuous-time version with a geometric Brownian motion state would replace (C3) with the familiar closed-form multiple of the investment cost </w:t>
       </w:r>
       <w:r>
         <w:rPr>

--- a/ISR_Staging_Commitment.docx
+++ b/ISR_Staging_Commitment.docx
@@ -2820,7 +2820,7 @@
           <w:sz w:val="24"/>
           <w:szCs w:val="24"/>
         </w:rPr>
-        <w:t>Section 3 treats the quality of the instrument as a source of risk and prices it as flexibility. This section asks how that flexibility interacts with three choices that an organization makes: how deeply to search against the judge, how strongly to inspect, and how strongly to tie pay to judge scores. Each subsection adds one element to a single stylized model. Section 4.1 takes the share of gameable candidates as given and derives the optimal search depth. Section 4.2 lets the team that searches choose that share. Section 4.3 adds honest effort, and Section 4.4 derives the optimal intensity of judge-linked pay under a participation constraint. Throughout, a candidate that raises the judge score by gaming the rubric at a cost to quality is called an exploit, and the designed illustration of Section 5.1 calls it the cheat. The results are stylized, their assumptions are stated where they matter, the proofs are collected in Appendix D, and the numerical checks behind them are described in each subsection.</w:t>
+        <w:t>Section 3 treats the quality of the instrument as a source of risk and prices it as flexibility. This section asks how that flexibility interacts with three choices that an organization makes: how deeply to search against the judge, how strongly to inspect, and how strongly to tie pay to judge scores. Each subsection adds one element to a single stylized model. Section 4.1 takes the share of gameable candidates as given and derives the optimal search depth. Section 4.2 lets the team that searches choose that share. Section 4.3 adds honest effort, and Section 4.4 derives the optimal intensity of judge-linked pay under a participation constraint. Throughout, a candidate that raises the judge score by gaming the rubric at a cost to quality is called an exploit, and the designed illustration of Section 5.1 calls it the cheat. The results are stylized, their assumptions are stated where they matter, the proofs and the numerical checks behind them are in Appendix D.</w:t>
       </w:r>
     </w:p>
     <w:p>
@@ -2856,7 +2856,28 @@
           <w:sz w:val="24"/>
           <w:szCs w:val="24"/>
         </w:rPr>
-        <w:t xml:space="preserve">This subsection summarizes a stylized model of how deeply an organization should search against a judge before shipping. It is a sketch rather than a full treatment, offered to connect the experiments of Section 5 to the option logic of Section 3. N candidates are generated, and the one with the highest judge score is shipped. An honest candidate has gold value </w:t>
+        <w:t xml:space="preserve">This subsection summarizes how deeply an organization should search against a judge, which links the option logic of Section 3 to the experiments of Section 5. Of </w:t>
+      </w:r>
+      <w:r>
+        <w:rPr>
+          <w:rFonts w:ascii="Times New Roman" w:cs="Times New Roman" w:eastAsia="Times New Roman" w:hAnsi="Times New Roman"/>
+          <w:bCs w:val="false"/>
+          <w:i/>
+          <w:iCs w:val="false"/>
+          <w:sz w:val="24"/>
+          <w:szCs w:val="24"/>
+        </w:rPr>
+        <w:t>N</w:t>
+      </w:r>
+      <w:r>
+        <w:rPr>
+          <w:rFonts w:ascii="Times New Roman" w:cs="Times New Roman" w:eastAsia="Times New Roman" w:hAnsi="Times New Roman"/>
+          <w:bCs w:val="false"/>
+          <w:iCs w:val="false"/>
+          <w:sz w:val="24"/>
+          <w:szCs w:val="24"/>
+        </w:rPr>
+        <w:t xml:space="preserve"> candidates generated, the one with the highest judge score ships. An honest candidate has gold value </w:t>
       </w:r>
       <w:r>
         <w:rPr>
@@ -2919,7 +2940,7 @@
           <w:sz w:val="24"/>
           <w:szCs w:val="24"/>
         </w:rPr>
-        <w:t xml:space="preserve"> is ρ, so the expected gold value of the best-scoring honest candidate is ρ</w:t>
+        <w:t xml:space="preserve"> is ρ, so the best-scoring honest candidate has expected gold value ρ</w:t>
       </w:r>
       <w:r>
         <w:rPr>
@@ -3006,7 +3027,7 @@
           <w:sz w:val="24"/>
           <w:szCs w:val="24"/>
         </w:rPr>
-        <w:t xml:space="preserve"> is the expected maximum of </w:t>
+        <w:t xml:space="preserve">, the expected maximum of </w:t>
       </w:r>
       <w:r>
         <w:rPr>
@@ -3027,7 +3048,7 @@
           <w:sz w:val="24"/>
           <w:szCs w:val="24"/>
         </w:rPr>
-        <w:t xml:space="preserve"> independent standard normal draws, which increases with </w:t>
+        <w:t xml:space="preserve"> standard normal draws, increases with </w:t>
       </w:r>
       <w:r>
         <w:rPr>
@@ -3048,7 +3069,7 @@
           <w:sz w:val="24"/>
           <w:szCs w:val="24"/>
         </w:rPr>
-        <w:t xml:space="preserve"> at a decreasing rate. Each candidate is, independently with probability ξ, an exploit that receives the top judge score and has gold value −</w:t>
+        <w:t xml:space="preserve"> at a decreasing rate (Lemma 1 of Appendix D). Each candidate is, independently with probability ξ, an exploit that receives the top judge score and has gold value −</w:t>
       </w:r>
       <w:r>
         <w:rPr>
@@ -3069,7 +3090,7 @@
           <w:sz w:val="24"/>
           <w:szCs w:val="24"/>
         </w:rPr>
-        <w:t xml:space="preserve">. Search costs </w:t>
+        <w:t xml:space="preserve">, and search costs </w:t>
       </w:r>
       <w:r>
         <w:rPr>
@@ -3102,24 +3123,7 @@
           <w:sz w:val="24"/>
           <w:szCs w:val="24"/>
         </w:rPr>
-        <w:t xml:space="preserve"> per candidate.</w:t>
-      </w:r>
-    </w:p>
-    <w:p>
-      <w:pPr>
-        <w:spacing w:after="0" w:before="0" w:line="480" w:lineRule="auto"/>
-        <w:ind w:firstLine="720"/>
-        <w:jc w:val="left"/>
-      </w:pPr>
-      <w:r>
-        <w:rPr>
-          <w:rFonts w:ascii="Times New Roman" w:cs="Times New Roman" w:eastAsia="Times New Roman" w:hAnsi="Times New Roman"/>
-          <w:bCs w:val="false"/>
-          <w:iCs w:val="false"/>
-          <w:sz w:val="24"/>
-          <w:szCs w:val="24"/>
-        </w:rPr>
-        <w:t>Without inspection, the shipped candidate is an exploit with probability 1 − (1 − ξ)</w:t>
+        <w:t xml:space="preserve"> per candidate. Without inspection, an exploit ships with probability 1 − (1 − ξ)</w:t>
       </w:r>
       <w:r>
         <w:rPr>
@@ -3370,7 +3374,7 @@
           <w:sz w:val="24"/>
           <w:szCs w:val="24"/>
         </w:rPr>
-        <w:t xml:space="preserve">The first-order condition has a single root (Appendix D, Theorem 2), because the marginal gain from a larger N falls while the marginal exposure to exploits rises, so the optimal depth </w:t>
+        <w:t xml:space="preserve">Net value has a single interior maximum (Theorem 2), so the optimal depth </w:t>
       </w:r>
       <w:r>
         <w:rPr>
@@ -3391,7 +3395,7 @@
           <w:sz w:val="24"/>
           <w:szCs w:val="24"/>
         </w:rPr>
-        <w:t xml:space="preserve">* is unique. It falls as ξ and </w:t>
+        <w:t xml:space="preserve">* is unique and falls as ξ and </w:t>
       </w:r>
       <w:r>
         <w:rPr>
@@ -3412,7 +3416,7 @@
           <w:sz w:val="24"/>
           <w:szCs w:val="24"/>
         </w:rPr>
-        <w:t xml:space="preserve"> increase. In a numerical example without search cost and with ρ</w:t>
+        <w:t xml:space="preserve"> rise. With ρ</w:t>
       </w:r>
       <w:r>
         <w:rPr>
@@ -3433,7 +3437,7 @@
           <w:sz w:val="24"/>
           <w:szCs w:val="24"/>
         </w:rPr>
-        <w:t xml:space="preserve"> = 0.6 and </w:t>
+        <w:t xml:space="preserve"> = 0.6, </w:t>
       </w:r>
       <w:r>
         <w:rPr>
@@ -3454,7 +3458,61 @@
           <w:sz w:val="24"/>
           <w:szCs w:val="24"/>
         </w:rPr>
-        <w:t xml:space="preserve"> = 1, </w:t>
+        <w:t xml:space="preserve"> = 1, and no search cost, it is 14, 8, and 4 for ξ = 0.01, 0.02, and 0.05. An inspection that detects an exploit with probability ζ at cost </w:t>
+      </w:r>
+      <w:r>
+        <w:rPr>
+          <w:rFonts w:ascii="Times New Roman" w:cs="Times New Roman" w:eastAsia="Times New Roman" w:hAnsi="Times New Roman"/>
+          <w:bCs w:val="false"/>
+          <w:i/>
+          <w:iCs w:val="false"/>
+          <w:sz w:val="24"/>
+          <w:szCs w:val="24"/>
+        </w:rPr>
+        <w:t>c</w:t>
+      </w:r>
+      <w:r>
+        <w:rPr>
+          <w:rFonts w:ascii="Times New Roman" w:cs="Times New Roman" w:eastAsia="Times New Roman" w:hAnsi="Times New Roman"/>
+          <w:bCs w:val="false"/>
+          <w:i/>
+          <w:iCs w:val="false"/>
+          <w:sz w:val="24"/>
+          <w:szCs w:val="24"/>
+          <w:vertAlign w:val="subscript"/>
+        </w:rPr>
+        <w:t>G</w:t>
+      </w:r>
+      <w:r>
+        <w:rPr>
+          <w:rFonts w:ascii="Times New Roman" w:cs="Times New Roman" w:eastAsia="Times New Roman" w:hAnsi="Times New Roman"/>
+          <w:bCs w:val="false"/>
+          <w:iCs w:val="false"/>
+          <w:sz w:val="24"/>
+          <w:szCs w:val="24"/>
+        </w:rPr>
+        <w:t xml:space="preserve"> and replaces it with the incumbent lowers the effective loss to (1 − ζ)</w:t>
+      </w:r>
+      <w:r>
+        <w:rPr>
+          <w:rFonts w:ascii="Times New Roman" w:cs="Times New Roman" w:eastAsia="Times New Roman" w:hAnsi="Times New Roman"/>
+          <w:bCs w:val="false"/>
+          <w:i/>
+          <w:iCs w:val="false"/>
+          <w:sz w:val="24"/>
+          <w:szCs w:val="24"/>
+        </w:rPr>
+        <w:t>d</w:t>
+      </w:r>
+      <w:r>
+        <w:rPr>
+          <w:rFonts w:ascii="Times New Roman" w:cs="Times New Roman" w:eastAsia="Times New Roman" w:hAnsi="Times New Roman"/>
+          <w:bCs w:val="false"/>
+          <w:iCs w:val="false"/>
+          <w:sz w:val="24"/>
+          <w:szCs w:val="24"/>
+        </w:rPr>
+        <w:t xml:space="preserve"> and raises </w:t>
       </w:r>
       <w:r>
         <w:rPr>
@@ -3475,40 +3533,7 @@
           <w:sz w:val="24"/>
           <w:szCs w:val="24"/>
         </w:rPr>
-        <w:t xml:space="preserve">* is 14, 8, and 4 for ξ = 0.01, 0.02, and 0.05. Suppose that an inspection of the shipped candidate detects an exploit with probability ζ at cost </w:t>
-      </w:r>
-      <w:r>
-        <w:rPr>
-          <w:rFonts w:ascii="Times New Roman" w:cs="Times New Roman" w:eastAsia="Times New Roman" w:hAnsi="Times New Roman"/>
-          <w:bCs w:val="false"/>
-          <w:i/>
-          <w:iCs w:val="false"/>
-          <w:sz w:val="24"/>
-          <w:szCs w:val="24"/>
-        </w:rPr>
-        <w:t>c</w:t>
-      </w:r>
-      <w:r>
-        <w:rPr>
-          <w:rFonts w:ascii="Times New Roman" w:cs="Times New Roman" w:eastAsia="Times New Roman" w:hAnsi="Times New Roman"/>
-          <w:bCs w:val="false"/>
-          <w:i/>
-          <w:iCs w:val="false"/>
-          <w:sz w:val="24"/>
-          <w:szCs w:val="24"/>
-          <w:vertAlign w:val="subscript"/>
-        </w:rPr>
-        <w:t>G</w:t>
-      </w:r>
-      <w:r>
-        <w:rPr>
-          <w:rFonts w:ascii="Times New Roman" w:cs="Times New Roman" w:eastAsia="Times New Roman" w:hAnsi="Times New Roman"/>
-          <w:bCs w:val="false"/>
-          <w:iCs w:val="false"/>
-          <w:sz w:val="24"/>
-          <w:szCs w:val="24"/>
-        </w:rPr>
-        <w:t xml:space="preserve"> and replaces it with the incumbent. The effective loss then falls to (1 − ζ)</w:t>
+        <w:t xml:space="preserve">* (to 8, 12, 17, and 21 for ζ = 0, 0.5, 0.8, and 0.95 with </w:t>
       </w:r>
       <w:r>
         <w:rPr>
@@ -3529,49 +3554,7 @@
           <w:sz w:val="24"/>
           <w:szCs w:val="24"/>
         </w:rPr>
-        <w:t xml:space="preserve">, and </w:t>
-      </w:r>
-      <w:r>
-        <w:rPr>
-          <w:rFonts w:ascii="Times New Roman" w:cs="Times New Roman" w:eastAsia="Times New Roman" w:hAnsi="Times New Roman"/>
-          <w:bCs w:val="false"/>
-          <w:i/>
-          <w:iCs w:val="false"/>
-          <w:sz w:val="24"/>
-          <w:szCs w:val="24"/>
-        </w:rPr>
-        <w:t>N</w:t>
-      </w:r>
-      <w:r>
-        <w:rPr>
-          <w:rFonts w:ascii="Times New Roman" w:cs="Times New Roman" w:eastAsia="Times New Roman" w:hAnsi="Times New Roman"/>
-          <w:bCs w:val="false"/>
-          <w:iCs w:val="false"/>
-          <w:sz w:val="24"/>
-          <w:szCs w:val="24"/>
-        </w:rPr>
-        <w:t xml:space="preserve">* rises with ζ (in the same example with </w:t>
-      </w:r>
-      <w:r>
-        <w:rPr>
-          <w:rFonts w:ascii="Times New Roman" w:cs="Times New Roman" w:eastAsia="Times New Roman" w:hAnsi="Times New Roman"/>
-          <w:bCs w:val="false"/>
-          <w:i/>
-          <w:iCs w:val="false"/>
-          <w:sz w:val="24"/>
-          <w:szCs w:val="24"/>
-        </w:rPr>
-        <w:t>d</w:t>
-      </w:r>
-      <w:r>
-        <w:rPr>
-          <w:rFonts w:ascii="Times New Roman" w:cs="Times New Roman" w:eastAsia="Times New Roman" w:hAnsi="Times New Roman"/>
-          <w:bCs w:val="false"/>
-          <w:iCs w:val="false"/>
-          <w:sz w:val="24"/>
-          <w:szCs w:val="24"/>
-        </w:rPr>
-        <w:t xml:space="preserve"> = 3 and ξ = 0.01, it is 8, 12, 17, and 21 for ζ = 0, 0.5, 0.8, and 0.95). Inspection is worth buying when</w:t>
+        <w:t xml:space="preserve"> = 3 and ξ = 0.01). Inspection is worth buying when</w:t>
       </w:r>
     </w:p>
     <w:p>
@@ -3707,7 +3690,28 @@
           <w:sz w:val="24"/>
           <w:szCs w:val="24"/>
         </w:rPr>
-        <w:t>so that judge-only shipping is optimal at low search depth and inspection becomes optimal beyond it. When ξ is close to zero, as the experiments of Section 5 suggest for a strong judge on verifiable problems, U(N) has no interior maximum within the range explored, and deeper search is limited only by its cost. The expected-value expression and the single-root property were checked numerically. The model assumes that exploits always receive the top score and that ξ and d are exogenous, assumptions that Section 4.2 relaxes.</w:t>
+        <w:t xml:space="preserve">so that judge-only shipping is optimal at shallow depth and inspection beyond it. When ξ is close to zero, as the experiments of Section 5 suggest for a strong judge on verifiable problems, deeper search is limited only by its cost. The model assumes that exploits always receive the top score and that ξ and </w:t>
+      </w:r>
+      <w:r>
+        <w:rPr>
+          <w:rFonts w:ascii="Times New Roman" w:cs="Times New Roman" w:eastAsia="Times New Roman" w:hAnsi="Times New Roman"/>
+          <w:bCs w:val="false"/>
+          <w:i/>
+          <w:iCs w:val="false"/>
+          <w:sz w:val="24"/>
+          <w:szCs w:val="24"/>
+        </w:rPr>
+        <w:t>d</w:t>
+      </w:r>
+      <w:r>
+        <w:rPr>
+          <w:rFonts w:ascii="Times New Roman" w:cs="Times New Roman" w:eastAsia="Times New Roman" w:hAnsi="Times New Roman"/>
+          <w:bCs w:val="false"/>
+          <w:iCs w:val="false"/>
+          <w:sz w:val="24"/>
+          <w:szCs w:val="24"/>
+        </w:rPr>
+        <w:t xml:space="preserve"> are exogenous, assumptions that Section 4.2 relaxes.</w:t>
       </w:r>
     </w:p>
     <w:p>
@@ -3743,7 +3747,292 @@
           <w:sz w:val="24"/>
           <w:szCs w:val="24"/>
         </w:rPr>
-        <w:t>Section 4.1 treats the share of exploits as exogenous. This subsection lets the team that searches choose it. The aim is to show how the incentive to game depends on search depth, on inspection, and on the gameability of the judge. The model is deliberately stylized, and its assumptions are stated where they matter.</w:t>
+        <w:t xml:space="preserve">This subsection lets the team that searches choose the share of exploits. At each of </w:t>
+      </w:r>
+      <w:r>
+        <w:rPr>
+          <w:rFonts w:ascii="Times New Roman" w:cs="Times New Roman" w:eastAsia="Times New Roman" w:hAnsi="Times New Roman"/>
+          <w:bCs w:val="false"/>
+          <w:i/>
+          <w:iCs w:val="false"/>
+          <w:sz w:val="24"/>
+          <w:szCs w:val="24"/>
+        </w:rPr>
+        <w:t>N</w:t>
+      </w:r>
+      <w:r>
+        <w:rPr>
+          <w:rFonts w:ascii="Times New Roman" w:cs="Times New Roman" w:eastAsia="Times New Roman" w:hAnsi="Times New Roman"/>
+          <w:bCs w:val="false"/>
+          <w:iCs w:val="false"/>
+          <w:sz w:val="24"/>
+          <w:szCs w:val="24"/>
+        </w:rPr>
+        <w:t xml:space="preserve"> search steps the team produces an honest candidate whose judge score is σ</w:t>
+      </w:r>
+      <w:r>
+        <w:rPr>
+          <w:rFonts w:ascii="Times New Roman" w:cs="Times New Roman" w:eastAsia="Times New Roman" w:hAnsi="Times New Roman"/>
+          <w:bCs w:val="false"/>
+          <w:iCs w:val="false"/>
+          <w:sz w:val="24"/>
+          <w:szCs w:val="24"/>
+          <w:vertAlign w:val="subscript"/>
+        </w:rPr>
+        <w:t>J</w:t>
+      </w:r>
+      <w:r>
+        <w:rPr>
+          <w:rFonts w:ascii="Times New Roman" w:cs="Times New Roman" w:eastAsia="Times New Roman" w:hAnsi="Times New Roman"/>
+          <w:bCs w:val="false"/>
+          <w:iCs w:val="false"/>
+          <w:sz w:val="24"/>
+          <w:szCs w:val="24"/>
+        </w:rPr>
+        <w:t xml:space="preserve"> times a standard normal draw, and it can also produce an exploit with probability </w:t>
+      </w:r>
+      <w:r>
+        <w:rPr>
+          <w:rFonts w:ascii="Times New Roman" w:cs="Times New Roman" w:eastAsia="Times New Roman" w:hAnsi="Times New Roman"/>
+          <w:bCs w:val="false"/>
+          <w:i/>
+          <w:iCs w:val="false"/>
+          <w:sz w:val="24"/>
+          <w:szCs w:val="24"/>
+        </w:rPr>
+        <w:t>e</w:t>
+      </w:r>
+      <w:r>
+        <w:rPr>
+          <w:rFonts w:ascii="Times New Roman" w:cs="Times New Roman" w:eastAsia="Times New Roman" w:hAnsi="Times New Roman"/>
+          <w:bCs w:val="false"/>
+          <w:iCs w:val="false"/>
+          <w:sz w:val="24"/>
+          <w:szCs w:val="24"/>
+        </w:rPr>
+        <w:t xml:space="preserve"> at cost (κ/2)</w:t>
+      </w:r>
+      <w:r>
+        <w:rPr>
+          <w:rFonts w:ascii="Times New Roman" w:cs="Times New Roman" w:eastAsia="Times New Roman" w:hAnsi="Times New Roman"/>
+          <w:bCs w:val="false"/>
+          <w:i/>
+          <w:iCs w:val="false"/>
+          <w:sz w:val="24"/>
+          <w:szCs w:val="24"/>
+        </w:rPr>
+        <w:t>e</w:t>
+      </w:r>
+      <w:r>
+        <w:rPr>
+          <w:rFonts w:ascii="Times New Roman" w:cs="Times New Roman" w:eastAsia="Times New Roman" w:hAnsi="Times New Roman"/>
+          <w:bCs w:val="false"/>
+          <w:iCs w:val="false"/>
+          <w:sz w:val="24"/>
+          <w:szCs w:val="24"/>
+        </w:rPr>
+        <w:t xml:space="preserve">² per step, so that at least one exploit exists with probability </w:t>
+      </w:r>
+      <w:r>
+        <w:rPr>
+          <w:rFonts w:ascii="Times New Roman" w:cs="Times New Roman" w:eastAsia="Times New Roman" w:hAnsi="Times New Roman"/>
+          <w:bCs w:val="false"/>
+          <w:i/>
+          <w:iCs w:val="false"/>
+          <w:sz w:val="24"/>
+          <w:szCs w:val="24"/>
+        </w:rPr>
+        <w:t>Q</w:t>
+      </w:r>
+      <w:r>
+        <w:rPr>
+          <w:rFonts w:ascii="Times New Roman" w:cs="Times New Roman" w:eastAsia="Times New Roman" w:hAnsi="Times New Roman"/>
+          <w:bCs w:val="false"/>
+          <w:iCs w:val="false"/>
+          <w:sz w:val="24"/>
+          <w:szCs w:val="24"/>
+        </w:rPr>
+        <w:t xml:space="preserve"> = 1 − (1 − </w:t>
+      </w:r>
+      <w:r>
+        <w:rPr>
+          <w:rFonts w:ascii="Times New Roman" w:cs="Times New Roman" w:eastAsia="Times New Roman" w:hAnsi="Times New Roman"/>
+          <w:bCs w:val="false"/>
+          <w:i/>
+          <w:iCs w:val="false"/>
+          <w:sz w:val="24"/>
+          <w:szCs w:val="24"/>
+        </w:rPr>
+        <w:t>e</w:t>
+      </w:r>
+      <w:r>
+        <w:rPr>
+          <w:rFonts w:ascii="Times New Roman" w:cs="Times New Roman" w:eastAsia="Times New Roman" w:hAnsi="Times New Roman"/>
+          <w:bCs w:val="false"/>
+          <w:iCs w:val="false"/>
+          <w:sz w:val="24"/>
+          <w:szCs w:val="24"/>
+        </w:rPr>
+        <w:t>)</w:t>
+      </w:r>
+      <w:r>
+        <w:rPr>
+          <w:rFonts w:ascii="Times New Roman" w:cs="Times New Roman" w:eastAsia="Times New Roman" w:hAnsi="Times New Roman"/>
+          <w:bCs w:val="false"/>
+          <w:iCs w:val="false"/>
+          <w:sz w:val="24"/>
+          <w:szCs w:val="24"/>
+          <w:vertAlign w:val="superscript"/>
+        </w:rPr>
+        <w:t>N</w:t>
+      </w:r>
+      <w:r>
+        <w:rPr>
+          <w:rFonts w:ascii="Times New Roman" w:cs="Times New Roman" w:eastAsia="Times New Roman" w:hAnsi="Times New Roman"/>
+          <w:bCs w:val="false"/>
+          <w:iCs w:val="false"/>
+          <w:sz w:val="24"/>
+          <w:szCs w:val="24"/>
+        </w:rPr>
+        <w:t>. An exploit outscores the best honest candidate by Δ &gt; 0. An inspection flags an exploit with probability ζ, and a flagged release is blocked, which leaves the incumbent, whose judge score and gold value are zero, in place. The team is paid β times the judge score of what ships. The organization values the best honest candidate at ρ</w:t>
+      </w:r>
+      <w:r>
+        <w:rPr>
+          <w:rFonts w:ascii="Times New Roman" w:cs="Times New Roman" w:eastAsia="Times New Roman" w:hAnsi="Times New Roman"/>
+          <w:bCs w:val="false"/>
+          <w:i/>
+          <w:iCs w:val="false"/>
+          <w:sz w:val="24"/>
+          <w:szCs w:val="24"/>
+        </w:rPr>
+        <w:t>s</w:t>
+      </w:r>
+      <w:r>
+        <w:rPr>
+          <w:rFonts w:ascii="Times New Roman" w:cs="Times New Roman" w:eastAsia="Times New Roman" w:hAnsi="Times New Roman"/>
+          <w:bCs w:val="false"/>
+          <w:iCs w:val="false"/>
+          <w:sz w:val="24"/>
+          <w:szCs w:val="24"/>
+        </w:rPr>
+        <w:t xml:space="preserve"> </w:t>
+      </w:r>
+      <w:r>
+        <w:rPr>
+          <w:rFonts w:ascii="Times New Roman" w:cs="Times New Roman" w:eastAsia="Times New Roman" w:hAnsi="Times New Roman"/>
+          <w:bCs w:val="false"/>
+          <w:i/>
+          <w:iCs w:val="false"/>
+          <w:sz w:val="24"/>
+          <w:szCs w:val="24"/>
+        </w:rPr>
+        <w:t>m</w:t>
+      </w:r>
+      <w:r>
+        <w:rPr>
+          <w:rFonts w:ascii="Times New Roman" w:cs="Times New Roman" w:eastAsia="Times New Roman" w:hAnsi="Times New Roman"/>
+          <w:bCs w:val="false"/>
+          <w:i/>
+          <w:iCs w:val="false"/>
+          <w:sz w:val="24"/>
+          <w:szCs w:val="24"/>
+          <w:vertAlign w:val="subscript"/>
+        </w:rPr>
+        <w:t>N</w:t>
+      </w:r>
+      <w:r>
+        <w:rPr>
+          <w:rFonts w:ascii="Times New Roman" w:cs="Times New Roman" w:eastAsia="Times New Roman" w:hAnsi="Times New Roman"/>
+          <w:bCs w:val="false"/>
+          <w:iCs w:val="false"/>
+          <w:sz w:val="24"/>
+          <w:szCs w:val="24"/>
+        </w:rPr>
+        <w:t xml:space="preserve"> in gold, an undetected exploit at −</w:t>
+      </w:r>
+      <w:r>
+        <w:rPr>
+          <w:rFonts w:ascii="Times New Roman" w:cs="Times New Roman" w:eastAsia="Times New Roman" w:hAnsi="Times New Roman"/>
+          <w:bCs w:val="false"/>
+          <w:i/>
+          <w:iCs w:val="false"/>
+          <w:sz w:val="24"/>
+          <w:szCs w:val="24"/>
+        </w:rPr>
+        <w:t>d</w:t>
+      </w:r>
+      <w:r>
+        <w:rPr>
+          <w:rFonts w:ascii="Times New Roman" w:cs="Times New Roman" w:eastAsia="Times New Roman" w:hAnsi="Times New Roman"/>
+          <w:bCs w:val="false"/>
+          <w:iCs w:val="false"/>
+          <w:sz w:val="24"/>
+          <w:szCs w:val="24"/>
+        </w:rPr>
+        <w:t xml:space="preserve">, and a blocked release at zero, and it chooses </w:t>
+      </w:r>
+      <w:r>
+        <w:rPr>
+          <w:rFonts w:ascii="Times New Roman" w:cs="Times New Roman" w:eastAsia="Times New Roman" w:hAnsi="Times New Roman"/>
+          <w:bCs w:val="false"/>
+          <w:i/>
+          <w:iCs w:val="false"/>
+          <w:sz w:val="24"/>
+          <w:szCs w:val="24"/>
+        </w:rPr>
+        <w:t>N</w:t>
+      </w:r>
+      <w:r>
+        <w:rPr>
+          <w:rFonts w:ascii="Times New Roman" w:cs="Times New Roman" w:eastAsia="Times New Roman" w:hAnsi="Times New Roman"/>
+          <w:bCs w:val="false"/>
+          <w:iCs w:val="false"/>
+          <w:sz w:val="24"/>
+          <w:szCs w:val="24"/>
+        </w:rPr>
+        <w:t xml:space="preserve"> and ζ before the team chooses </w:t>
+      </w:r>
+      <w:r>
+        <w:rPr>
+          <w:rFonts w:ascii="Times New Roman" w:cs="Times New Roman" w:eastAsia="Times New Roman" w:hAnsi="Times New Roman"/>
+          <w:bCs w:val="false"/>
+          <w:i/>
+          <w:iCs w:val="false"/>
+          <w:sz w:val="24"/>
+          <w:szCs w:val="24"/>
+        </w:rPr>
+        <w:t>e</w:t>
+      </w:r>
+      <w:r>
+        <w:rPr>
+          <w:rFonts w:ascii="Times New Roman" w:cs="Times New Roman" w:eastAsia="Times New Roman" w:hAnsi="Times New Roman"/>
+          <w:bCs w:val="false"/>
+          <w:iCs w:val="false"/>
+          <w:sz w:val="24"/>
+          <w:szCs w:val="24"/>
+        </w:rPr>
+        <w:t xml:space="preserve">. For </w:t>
+      </w:r>
+      <w:r>
+        <w:rPr>
+          <w:rFonts w:ascii="Times New Roman" w:cs="Times New Roman" w:eastAsia="Times New Roman" w:hAnsi="Times New Roman"/>
+          <w:bCs w:val="false"/>
+          <w:i/>
+          <w:iCs w:val="false"/>
+          <w:sz w:val="24"/>
+          <w:szCs w:val="24"/>
+        </w:rPr>
+        <w:t>N</w:t>
+      </w:r>
+      <w:r>
+        <w:rPr>
+          <w:rFonts w:ascii="Times New Roman" w:cs="Times New Roman" w:eastAsia="Times New Roman" w:hAnsi="Times New Roman"/>
+          <w:bCs w:val="false"/>
+          <w:iCs w:val="false"/>
+          <w:sz w:val="24"/>
+          <w:szCs w:val="24"/>
+        </w:rPr>
+        <w:t xml:space="preserve"> = 1 we assume κ &gt; βΔ, so that the best response is interior.</w:t>
       </w:r>
     </w:p>
     <w:p>
@@ -3756,31 +4045,43 @@
         <w:rPr>
           <w:rFonts w:ascii="Times New Roman" w:cs="Times New Roman" w:eastAsia="Times New Roman" w:hAnsi="Times New Roman"/>
           <w:bCs w:val="false"/>
-          <w:i/>
-          <w:iCs w:val="false"/>
-          <w:sz w:val="24"/>
-          <w:szCs w:val="24"/>
-        </w:rPr>
-        <w:t>Setup.</w:t>
-      </w:r>
-      <w:r>
-        <w:rPr>
-          <w:rFonts w:ascii="Times New Roman" w:cs="Times New Roman" w:eastAsia="Times New Roman" w:hAnsi="Times New Roman"/>
-          <w:bCs w:val="false"/>
-          <w:iCs w:val="false"/>
-          <w:sz w:val="24"/>
-          <w:szCs w:val="24"/>
-        </w:rPr>
-        <w:t xml:space="preserve"> At each of </w:t>
-      </w:r>
-      <w:r>
-        <w:rPr>
-          <w:rFonts w:ascii="Times New Roman" w:cs="Times New Roman" w:eastAsia="Times New Roman" w:hAnsi="Times New Roman"/>
-          <w:bCs w:val="false"/>
-          <w:i/>
-          <w:iCs w:val="false"/>
-          <w:sz w:val="24"/>
-          <w:szCs w:val="24"/>
+          <w:iCs w:val="false"/>
+          <w:sz w:val="24"/>
+          <w:szCs w:val="24"/>
+        </w:rPr>
+        <w:t>A successful exploit gains (1 − ζ)(σ</w:t>
+      </w:r>
+      <w:r>
+        <w:rPr>
+          <w:rFonts w:ascii="Times New Roman" w:cs="Times New Roman" w:eastAsia="Times New Roman" w:hAnsi="Times New Roman"/>
+          <w:bCs w:val="false"/>
+          <w:iCs w:val="false"/>
+          <w:sz w:val="24"/>
+          <w:szCs w:val="24"/>
+          <w:vertAlign w:val="subscript"/>
+        </w:rPr>
+        <w:t>J</w:t>
+      </w:r>
+      <w:r>
+        <w:rPr>
+          <w:rFonts w:ascii="Times New Roman" w:cs="Times New Roman" w:eastAsia="Times New Roman" w:hAnsi="Times New Roman"/>
+          <w:bCs w:val="false"/>
+          <w:i/>
+          <w:iCs w:val="false"/>
+          <w:sz w:val="24"/>
+          <w:szCs w:val="24"/>
+        </w:rPr>
+        <w:t>m</w:t>
+      </w:r>
+      <w:r>
+        <w:rPr>
+          <w:rFonts w:ascii="Times New Roman" w:cs="Times New Roman" w:eastAsia="Times New Roman" w:hAnsi="Times New Roman"/>
+          <w:bCs w:val="false"/>
+          <w:i/>
+          <w:iCs w:val="false"/>
+          <w:sz w:val="24"/>
+          <w:szCs w:val="24"/>
+          <w:vertAlign w:val="subscript"/>
         </w:rPr>
         <w:t>N</w:t>
       </w:r>
@@ -3792,7 +4093,7 @@
           <w:sz w:val="24"/>
           <w:szCs w:val="24"/>
         </w:rPr>
-        <w:t xml:space="preserve"> search steps the team produces an honest candidate whose judge score is σ</w:t>
+        <w:t xml:space="preserve"> + Δ) when undetected and forfeits the honest score σ</w:t>
       </w:r>
       <w:r>
         <w:rPr>
@@ -3809,104 +4110,22 @@
         <w:rPr>
           <w:rFonts w:ascii="Times New Roman" w:cs="Times New Roman" w:eastAsia="Times New Roman" w:hAnsi="Times New Roman"/>
           <w:bCs w:val="false"/>
-          <w:iCs w:val="false"/>
-          <w:sz w:val="24"/>
-          <w:szCs w:val="24"/>
-        </w:rPr>
-        <w:t xml:space="preserve"> times a standard normal draw. At the same step it can also produce an exploit candidate with probability </w:t>
-      </w:r>
-      <w:r>
-        <w:rPr>
-          <w:rFonts w:ascii="Times New Roman" w:cs="Times New Roman" w:eastAsia="Times New Roman" w:hAnsi="Times New Roman"/>
-          <w:bCs w:val="false"/>
-          <w:i/>
-          <w:iCs w:val="false"/>
-          <w:sz w:val="24"/>
-          <w:szCs w:val="24"/>
-        </w:rPr>
-        <w:t>e</w:t>
-      </w:r>
-      <w:r>
-        <w:rPr>
-          <w:rFonts w:ascii="Times New Roman" w:cs="Times New Roman" w:eastAsia="Times New Roman" w:hAnsi="Times New Roman"/>
-          <w:bCs w:val="false"/>
-          <w:iCs w:val="false"/>
-          <w:sz w:val="24"/>
-          <w:szCs w:val="24"/>
-        </w:rPr>
-        <w:t>, at cost (κ/2)</w:t>
-      </w:r>
-      <w:r>
-        <w:rPr>
-          <w:rFonts w:ascii="Times New Roman" w:cs="Times New Roman" w:eastAsia="Times New Roman" w:hAnsi="Times New Roman"/>
-          <w:bCs w:val="false"/>
-          <w:i/>
-          <w:iCs w:val="false"/>
-          <w:sz w:val="24"/>
-          <w:szCs w:val="24"/>
-        </w:rPr>
-        <w:t>e</w:t>
-      </w:r>
-      <w:r>
-        <w:rPr>
-          <w:rFonts w:ascii="Times New Roman" w:cs="Times New Roman" w:eastAsia="Times New Roman" w:hAnsi="Times New Roman"/>
-          <w:bCs w:val="false"/>
-          <w:iCs w:val="false"/>
-          <w:sz w:val="24"/>
-          <w:szCs w:val="24"/>
-        </w:rPr>
-        <w:t xml:space="preserve">² per step, so that the probability that at least one exploit exists is </w:t>
-      </w:r>
-      <w:r>
-        <w:rPr>
-          <w:rFonts w:ascii="Times New Roman" w:cs="Times New Roman" w:eastAsia="Times New Roman" w:hAnsi="Times New Roman"/>
-          <w:bCs w:val="false"/>
-          <w:i/>
-          <w:iCs w:val="false"/>
-          <w:sz w:val="24"/>
-          <w:szCs w:val="24"/>
-        </w:rPr>
-        <w:t>Q</w:t>
-      </w:r>
-      <w:r>
-        <w:rPr>
-          <w:rFonts w:ascii="Times New Roman" w:cs="Times New Roman" w:eastAsia="Times New Roman" w:hAnsi="Times New Roman"/>
-          <w:bCs w:val="false"/>
-          <w:iCs w:val="false"/>
-          <w:sz w:val="24"/>
-          <w:szCs w:val="24"/>
-        </w:rPr>
-        <w:t xml:space="preserve"> = 1 − (1 − </w:t>
-      </w:r>
-      <w:r>
-        <w:rPr>
-          <w:rFonts w:ascii="Times New Roman" w:cs="Times New Roman" w:eastAsia="Times New Roman" w:hAnsi="Times New Roman"/>
-          <w:bCs w:val="false"/>
-          <w:i/>
-          <w:iCs w:val="false"/>
-          <w:sz w:val="24"/>
-          <w:szCs w:val="24"/>
-        </w:rPr>
-        <w:t>e</w:t>
-      </w:r>
-      <w:r>
-        <w:rPr>
-          <w:rFonts w:ascii="Times New Roman" w:cs="Times New Roman" w:eastAsia="Times New Roman" w:hAnsi="Times New Roman"/>
-          <w:bCs w:val="false"/>
-          <w:iCs w:val="false"/>
-          <w:sz w:val="24"/>
-          <w:szCs w:val="24"/>
-        </w:rPr>
-        <w:t>)</w:t>
-      </w:r>
-      <w:r>
-        <w:rPr>
-          <w:rFonts w:ascii="Times New Roman" w:cs="Times New Roman" w:eastAsia="Times New Roman" w:hAnsi="Times New Roman"/>
-          <w:bCs w:val="false"/>
-          <w:iCs w:val="false"/>
-          <w:sz w:val="24"/>
-          <w:szCs w:val="24"/>
-          <w:vertAlign w:val="superscript"/>
+          <w:i/>
+          <w:iCs w:val="false"/>
+          <w:sz w:val="24"/>
+          <w:szCs w:val="24"/>
+        </w:rPr>
+        <w:t>m</w:t>
+      </w:r>
+      <w:r>
+        <w:rPr>
+          <w:rFonts w:ascii="Times New Roman" w:cs="Times New Roman" w:eastAsia="Times New Roman" w:hAnsi="Times New Roman"/>
+          <w:bCs w:val="false"/>
+          <w:i/>
+          <w:iCs w:val="false"/>
+          <w:sz w:val="24"/>
+          <w:szCs w:val="24"/>
+          <w:vertAlign w:val="subscript"/>
         </w:rPr>
         <w:t>N</w:t>
       </w:r>
@@ -3918,294 +4137,7 @@
           <w:sz w:val="24"/>
           <w:szCs w:val="24"/>
         </w:rPr>
-        <w:t xml:space="preserve">. An exploit outscores the best honest candidate by Δ &gt; 0. An inspection of the shipped candidate flags an exploit with probability ζ, and a flagged release is blocked, so that the incumbent, whose judge score and gold value are zero, remains in place. The team is paid β times the judge score of the candidate that ships. Let </w:t>
-      </w:r>
-      <w:r>
-        <w:rPr>
-          <w:rFonts w:ascii="Times New Roman" w:cs="Times New Roman" w:eastAsia="Times New Roman" w:hAnsi="Times New Roman"/>
-          <w:bCs w:val="false"/>
-          <w:i/>
-          <w:iCs w:val="false"/>
-          <w:sz w:val="24"/>
-          <w:szCs w:val="24"/>
-        </w:rPr>
-        <w:t>m</w:t>
-      </w:r>
-      <w:r>
-        <w:rPr>
-          <w:rFonts w:ascii="Times New Roman" w:cs="Times New Roman" w:eastAsia="Times New Roman" w:hAnsi="Times New Roman"/>
-          <w:bCs w:val="false"/>
-          <w:i/>
-          <w:iCs w:val="false"/>
-          <w:sz w:val="24"/>
-          <w:szCs w:val="24"/>
-          <w:vertAlign w:val="subscript"/>
-        </w:rPr>
-        <w:t>N</w:t>
-      </w:r>
-      <w:r>
-        <w:rPr>
-          <w:rFonts w:ascii="Times New Roman" w:cs="Times New Roman" w:eastAsia="Times New Roman" w:hAnsi="Times New Roman"/>
-          <w:bCs w:val="false"/>
-          <w:iCs w:val="false"/>
-          <w:sz w:val="24"/>
-          <w:szCs w:val="24"/>
-        </w:rPr>
-        <w:t xml:space="preserve"> denote the expected maximum of </w:t>
-      </w:r>
-      <w:r>
-        <w:rPr>
-          <w:rFonts w:ascii="Times New Roman" w:cs="Times New Roman" w:eastAsia="Times New Roman" w:hAnsi="Times New Roman"/>
-          <w:bCs w:val="false"/>
-          <w:i/>
-          <w:iCs w:val="false"/>
-          <w:sz w:val="24"/>
-          <w:szCs w:val="24"/>
-        </w:rPr>
-        <w:t>N</w:t>
-      </w:r>
-      <w:r>
-        <w:rPr>
-          <w:rFonts w:ascii="Times New Roman" w:cs="Times New Roman" w:eastAsia="Times New Roman" w:hAnsi="Times New Roman"/>
-          <w:bCs w:val="false"/>
-          <w:iCs w:val="false"/>
-          <w:sz w:val="24"/>
-          <w:szCs w:val="24"/>
-        </w:rPr>
-        <w:t xml:space="preserve"> standard normal draws. The organization values the best honest candidate at ρ</w:t>
-      </w:r>
-      <w:r>
-        <w:rPr>
-          <w:rFonts w:ascii="Times New Roman" w:cs="Times New Roman" w:eastAsia="Times New Roman" w:hAnsi="Times New Roman"/>
-          <w:bCs w:val="false"/>
-          <w:i/>
-          <w:iCs w:val="false"/>
-          <w:sz w:val="24"/>
-          <w:szCs w:val="24"/>
-        </w:rPr>
-        <w:t>s</w:t>
-      </w:r>
-      <w:r>
-        <w:rPr>
-          <w:rFonts w:ascii="Times New Roman" w:cs="Times New Roman" w:eastAsia="Times New Roman" w:hAnsi="Times New Roman"/>
-          <w:bCs w:val="false"/>
-          <w:iCs w:val="false"/>
-          <w:sz w:val="24"/>
-          <w:szCs w:val="24"/>
-        </w:rPr>
-        <w:t xml:space="preserve"> </w:t>
-      </w:r>
-      <w:r>
-        <w:rPr>
-          <w:rFonts w:ascii="Times New Roman" w:cs="Times New Roman" w:eastAsia="Times New Roman" w:hAnsi="Times New Roman"/>
-          <w:bCs w:val="false"/>
-          <w:i/>
-          <w:iCs w:val="false"/>
-          <w:sz w:val="24"/>
-          <w:szCs w:val="24"/>
-        </w:rPr>
-        <w:t>m</w:t>
-      </w:r>
-      <w:r>
-        <w:rPr>
-          <w:rFonts w:ascii="Times New Roman" w:cs="Times New Roman" w:eastAsia="Times New Roman" w:hAnsi="Times New Roman"/>
-          <w:bCs w:val="false"/>
-          <w:i/>
-          <w:iCs w:val="false"/>
-          <w:sz w:val="24"/>
-          <w:szCs w:val="24"/>
-          <w:vertAlign w:val="subscript"/>
-        </w:rPr>
-        <w:t>N</w:t>
-      </w:r>
-      <w:r>
-        <w:rPr>
-          <w:rFonts w:ascii="Times New Roman" w:cs="Times New Roman" w:eastAsia="Times New Roman" w:hAnsi="Times New Roman"/>
-          <w:bCs w:val="false"/>
-          <w:iCs w:val="false"/>
-          <w:sz w:val="24"/>
-          <w:szCs w:val="24"/>
-        </w:rPr>
-        <w:t xml:space="preserve"> in gold, an undetected exploit at −</w:t>
-      </w:r>
-      <w:r>
-        <w:rPr>
-          <w:rFonts w:ascii="Times New Roman" w:cs="Times New Roman" w:eastAsia="Times New Roman" w:hAnsi="Times New Roman"/>
-          <w:bCs w:val="false"/>
-          <w:i/>
-          <w:iCs w:val="false"/>
-          <w:sz w:val="24"/>
-          <w:szCs w:val="24"/>
-        </w:rPr>
-        <w:t>d</w:t>
-      </w:r>
-      <w:r>
-        <w:rPr>
-          <w:rFonts w:ascii="Times New Roman" w:cs="Times New Roman" w:eastAsia="Times New Roman" w:hAnsi="Times New Roman"/>
-          <w:bCs w:val="false"/>
-          <w:iCs w:val="false"/>
-          <w:sz w:val="24"/>
-          <w:szCs w:val="24"/>
-        </w:rPr>
-        <w:t xml:space="preserve">, and a blocked release at zero. It chooses </w:t>
-      </w:r>
-      <w:r>
-        <w:rPr>
-          <w:rFonts w:ascii="Times New Roman" w:cs="Times New Roman" w:eastAsia="Times New Roman" w:hAnsi="Times New Roman"/>
-          <w:bCs w:val="false"/>
-          <w:i/>
-          <w:iCs w:val="false"/>
-          <w:sz w:val="24"/>
-          <w:szCs w:val="24"/>
-        </w:rPr>
-        <w:t>N</w:t>
-      </w:r>
-      <w:r>
-        <w:rPr>
-          <w:rFonts w:ascii="Times New Roman" w:cs="Times New Roman" w:eastAsia="Times New Roman" w:hAnsi="Times New Roman"/>
-          <w:bCs w:val="false"/>
-          <w:iCs w:val="false"/>
-          <w:sz w:val="24"/>
-          <w:szCs w:val="24"/>
-        </w:rPr>
-        <w:t xml:space="preserve"> and ζ, and the team then chooses </w:t>
-      </w:r>
-      <w:r>
-        <w:rPr>
-          <w:rFonts w:ascii="Times New Roman" w:cs="Times New Roman" w:eastAsia="Times New Roman" w:hAnsi="Times New Roman"/>
-          <w:bCs w:val="false"/>
-          <w:i/>
-          <w:iCs w:val="false"/>
-          <w:sz w:val="24"/>
-          <w:szCs w:val="24"/>
-        </w:rPr>
-        <w:t>e</w:t>
-      </w:r>
-      <w:r>
-        <w:rPr>
-          <w:rFonts w:ascii="Times New Roman" w:cs="Times New Roman" w:eastAsia="Times New Roman" w:hAnsi="Times New Roman"/>
-          <w:bCs w:val="false"/>
-          <w:iCs w:val="false"/>
-          <w:sz w:val="24"/>
-          <w:szCs w:val="24"/>
-        </w:rPr>
-        <w:t>. For N = 1 we also assume κ &gt; βΔ, so that the team’s best response is interior.</w:t>
-      </w:r>
-    </w:p>
-    <w:p>
-      <w:pPr>
-        <w:spacing w:after="0" w:before="0" w:line="480" w:lineRule="auto"/>
-        <w:ind w:firstLine="720"/>
-        <w:jc w:val="left"/>
-      </w:pPr>
-      <w:r>
-        <w:rPr>
-          <w:rFonts w:ascii="Times New Roman" w:cs="Times New Roman" w:eastAsia="Times New Roman" w:hAnsi="Times New Roman"/>
-          <w:bCs w:val="false"/>
-          <w:i/>
-          <w:iCs w:val="false"/>
-          <w:sz w:val="24"/>
-          <w:szCs w:val="24"/>
-        </w:rPr>
-        <w:t>Step 1: the team’s best response.</w:t>
-      </w:r>
-      <w:r>
-        <w:rPr>
-          <w:rFonts w:ascii="Times New Roman" w:cs="Times New Roman" w:eastAsia="Times New Roman" w:hAnsi="Times New Roman"/>
-          <w:bCs w:val="false"/>
-          <w:iCs w:val="false"/>
-          <w:sz w:val="24"/>
-          <w:szCs w:val="24"/>
-        </w:rPr>
-        <w:t xml:space="preserve"> A successful exploit raises the team’s expected reward by (1 − ζ)(σ</w:t>
-      </w:r>
-      <w:r>
-        <w:rPr>
-          <w:rFonts w:ascii="Times New Roman" w:cs="Times New Roman" w:eastAsia="Times New Roman" w:hAnsi="Times New Roman"/>
-          <w:bCs w:val="false"/>
-          <w:iCs w:val="false"/>
-          <w:sz w:val="24"/>
-          <w:szCs w:val="24"/>
-          <w:vertAlign w:val="subscript"/>
-        </w:rPr>
-        <w:t>J</w:t>
-      </w:r>
-      <w:r>
-        <w:rPr>
-          <w:rFonts w:ascii="Times New Roman" w:cs="Times New Roman" w:eastAsia="Times New Roman" w:hAnsi="Times New Roman"/>
-          <w:bCs w:val="false"/>
-          <w:i/>
-          <w:iCs w:val="false"/>
-          <w:sz w:val="24"/>
-          <w:szCs w:val="24"/>
-        </w:rPr>
-        <w:t>m</w:t>
-      </w:r>
-      <w:r>
-        <w:rPr>
-          <w:rFonts w:ascii="Times New Roman" w:cs="Times New Roman" w:eastAsia="Times New Roman" w:hAnsi="Times New Roman"/>
-          <w:bCs w:val="false"/>
-          <w:i/>
-          <w:iCs w:val="false"/>
-          <w:sz w:val="24"/>
-          <w:szCs w:val="24"/>
-          <w:vertAlign w:val="subscript"/>
-        </w:rPr>
-        <w:t>N</w:t>
-      </w:r>
-      <w:r>
-        <w:rPr>
-          <w:rFonts w:ascii="Times New Roman" w:cs="Times New Roman" w:eastAsia="Times New Roman" w:hAnsi="Times New Roman"/>
-          <w:bCs w:val="false"/>
-          <w:iCs w:val="false"/>
-          <w:sz w:val="24"/>
-          <w:szCs w:val="24"/>
-        </w:rPr>
-        <w:t xml:space="preserve"> + Δ) when undetected and forfeits the honest score σ</w:t>
-      </w:r>
-      <w:r>
-        <w:rPr>
-          <w:rFonts w:ascii="Times New Roman" w:cs="Times New Roman" w:eastAsia="Times New Roman" w:hAnsi="Times New Roman"/>
-          <w:bCs w:val="false"/>
-          <w:iCs w:val="false"/>
-          <w:sz w:val="24"/>
-          <w:szCs w:val="24"/>
-          <w:vertAlign w:val="subscript"/>
-        </w:rPr>
-        <w:t>J</w:t>
-      </w:r>
-      <w:r>
-        <w:rPr>
-          <w:rFonts w:ascii="Times New Roman" w:cs="Times New Roman" w:eastAsia="Times New Roman" w:hAnsi="Times New Roman"/>
-          <w:bCs w:val="false"/>
-          <w:i/>
-          <w:iCs w:val="false"/>
-          <w:sz w:val="24"/>
-          <w:szCs w:val="24"/>
-        </w:rPr>
-        <w:t>m</w:t>
-      </w:r>
-      <w:r>
-        <w:rPr>
-          <w:rFonts w:ascii="Times New Roman" w:cs="Times New Roman" w:eastAsia="Times New Roman" w:hAnsi="Times New Roman"/>
-          <w:bCs w:val="false"/>
-          <w:i/>
-          <w:iCs w:val="false"/>
-          <w:sz w:val="24"/>
-          <w:szCs w:val="24"/>
-          <w:vertAlign w:val="subscript"/>
-        </w:rPr>
-        <w:t>N</w:t>
-      </w:r>
-      <w:r>
-        <w:rPr>
-          <w:rFonts w:ascii="Times New Roman" w:cs="Times New Roman" w:eastAsia="Times New Roman" w:hAnsi="Times New Roman"/>
-          <w:bCs w:val="false"/>
-          <w:iCs w:val="false"/>
-          <w:sz w:val="24"/>
-          <w:szCs w:val="24"/>
-        </w:rPr>
-        <w:t xml:space="preserve"> when flagged. Its net gain per unit of β is</w:t>
+        <w:t xml:space="preserve"> when flagged, so its net gain per unit of β is</w:t>
       </w:r>
     </w:p>
     <w:p>
@@ -4319,7 +4251,7 @@
           <w:sz w:val="24"/>
           <w:szCs w:val="24"/>
         </w:rPr>
-        <w:t xml:space="preserve">The team’s expected utility is strictly concave in </w:t>
+        <w:t xml:space="preserve">The team’s best response is </w:t>
       </w:r>
       <w:r>
         <w:rPr>
@@ -4340,24 +4272,12 @@
           <w:sz w:val="24"/>
           <w:szCs w:val="24"/>
         </w:rPr>
-        <w:t xml:space="preserve">, so the first-order condition is sufficient. If </w:t>
-      </w:r>
-      <w:r>
-        <w:rPr>
-          <w:rFonts w:ascii="Times New Roman" w:cs="Times New Roman" w:eastAsia="Times New Roman" w:hAnsi="Times New Roman"/>
-          <w:bCs w:val="false"/>
-          <w:i/>
-          <w:iCs w:val="false"/>
-          <w:sz w:val="24"/>
-          <w:szCs w:val="24"/>
-        </w:rPr>
-        <w:t>Γ</w:t>
-      </w:r>
-      <w:r>
-        <w:rPr>
-          <w:rFonts w:ascii="Times New Roman" w:cs="Times New Roman" w:eastAsia="Times New Roman" w:hAnsi="Times New Roman"/>
-          <w:bCs w:val="false"/>
-          <w:i/>
+        <w:t xml:space="preserve"> = 0 if Γ</w:t>
+      </w:r>
+      <w:r>
+        <w:rPr>
+          <w:rFonts w:ascii="Times New Roman" w:cs="Times New Roman" w:eastAsia="Times New Roman" w:hAnsi="Times New Roman"/>
+          <w:bCs w:val="false"/>
           <w:iCs w:val="false"/>
           <w:sz w:val="24"/>
           <w:szCs w:val="24"/>
@@ -4373,61 +4293,7 @@
           <w:sz w:val="24"/>
           <w:szCs w:val="24"/>
         </w:rPr>
-        <w:t xml:space="preserve"> ≤ 0, the team sets </w:t>
-      </w:r>
-      <w:r>
-        <w:rPr>
-          <w:rFonts w:ascii="Times New Roman" w:cs="Times New Roman" w:eastAsia="Times New Roman" w:hAnsi="Times New Roman"/>
-          <w:bCs w:val="false"/>
-          <w:i/>
-          <w:iCs w:val="false"/>
-          <w:sz w:val="24"/>
-          <w:szCs w:val="24"/>
-        </w:rPr>
-        <w:t>e</w:t>
-      </w:r>
-      <w:r>
-        <w:rPr>
-          <w:rFonts w:ascii="Times New Roman" w:cs="Times New Roman" w:eastAsia="Times New Roman" w:hAnsi="Times New Roman"/>
-          <w:bCs w:val="false"/>
-          <w:iCs w:val="false"/>
-          <w:sz w:val="24"/>
-          <w:szCs w:val="24"/>
-        </w:rPr>
-        <w:t xml:space="preserve"> = 0. If </w:t>
-      </w:r>
-      <w:r>
-        <w:rPr>
-          <w:rFonts w:ascii="Times New Roman" w:cs="Times New Roman" w:eastAsia="Times New Roman" w:hAnsi="Times New Roman"/>
-          <w:bCs w:val="false"/>
-          <w:i/>
-          <w:iCs w:val="false"/>
-          <w:sz w:val="24"/>
-          <w:szCs w:val="24"/>
-        </w:rPr>
-        <w:t>Γ</w:t>
-      </w:r>
-      <w:r>
-        <w:rPr>
-          <w:rFonts w:ascii="Times New Roman" w:cs="Times New Roman" w:eastAsia="Times New Roman" w:hAnsi="Times New Roman"/>
-          <w:bCs w:val="false"/>
-          <w:i/>
-          <w:iCs w:val="false"/>
-          <w:sz w:val="24"/>
-          <w:szCs w:val="24"/>
-          <w:vertAlign w:val="subscript"/>
-        </w:rPr>
-        <w:t>N</w:t>
-      </w:r>
-      <w:r>
-        <w:rPr>
-          <w:rFonts w:ascii="Times New Roman" w:cs="Times New Roman" w:eastAsia="Times New Roman" w:hAnsi="Times New Roman"/>
-          <w:bCs w:val="false"/>
-          <w:iCs w:val="false"/>
-          <w:sz w:val="24"/>
-          <w:szCs w:val="24"/>
-        </w:rPr>
-        <w:t xml:space="preserve"> &gt; 0, its best response is the unique root in (0, 1) of</w:t>
+        <w:t xml:space="preserve"> ≤ 0 and otherwise the unique root in (0, 1) of</w:t>
       </w:r>
     </w:p>
     <w:p>
@@ -4556,22 +4422,11 @@
         <w:rPr>
           <w:rFonts w:ascii="Times New Roman" w:cs="Times New Roman" w:eastAsia="Times New Roman" w:hAnsi="Times New Roman"/>
           <w:bCs w:val="false"/>
-          <w:i/>
-          <w:iCs w:val="false"/>
-          <w:sz w:val="24"/>
-          <w:szCs w:val="24"/>
-        </w:rPr>
-        <w:t>Step 2: comparative statics.</w:t>
-      </w:r>
-      <w:r>
-        <w:rPr>
-          <w:rFonts w:ascii="Times New Roman" w:cs="Times New Roman" w:eastAsia="Times New Roman" w:hAnsi="Times New Roman"/>
-          <w:bCs w:val="false"/>
-          <w:iCs w:val="false"/>
-          <w:sz w:val="24"/>
-          <w:szCs w:val="24"/>
-        </w:rPr>
-        <w:t xml:space="preserve"> The left side of (7) increases in </w:t>
+          <w:iCs w:val="false"/>
+          <w:sz w:val="24"/>
+          <w:szCs w:val="24"/>
+        </w:rPr>
+        <w:t xml:space="preserve">The root </w:t>
       </w:r>
       <w:r>
         <w:rPr>
@@ -4592,7 +4447,7 @@
           <w:sz w:val="24"/>
           <w:szCs w:val="24"/>
         </w:rPr>
-        <w:t xml:space="preserve"> and the right side decreases, which gives uniqueness. Applying the implicit function theorem (Appendix D, Theorem 3), and treating </w:t>
+        <w:t xml:space="preserve">* falls with </w:t>
       </w:r>
       <w:r>
         <w:rPr>
@@ -4613,70 +4468,7 @@
           <w:sz w:val="24"/>
           <w:szCs w:val="24"/>
         </w:rPr>
-        <w:t xml:space="preserve"> as continuous, shows that the root </w:t>
-      </w:r>
-      <w:r>
-        <w:rPr>
-          <w:rFonts w:ascii="Times New Roman" w:cs="Times New Roman" w:eastAsia="Times New Roman" w:hAnsi="Times New Roman"/>
-          <w:bCs w:val="false"/>
-          <w:i/>
-          <w:iCs w:val="false"/>
-          <w:sz w:val="24"/>
-          <w:szCs w:val="24"/>
-        </w:rPr>
-        <w:t>e</w:t>
-      </w:r>
-      <w:r>
-        <w:rPr>
-          <w:rFonts w:ascii="Times New Roman" w:cs="Times New Roman" w:eastAsia="Times New Roman" w:hAnsi="Times New Roman"/>
-          <w:bCs w:val="false"/>
-          <w:iCs w:val="false"/>
-          <w:sz w:val="24"/>
-          <w:szCs w:val="24"/>
-        </w:rPr>
-        <w:t xml:space="preserve">* decreases in </w:t>
-      </w:r>
-      <w:r>
-        <w:rPr>
-          <w:rFonts w:ascii="Times New Roman" w:cs="Times New Roman" w:eastAsia="Times New Roman" w:hAnsi="Times New Roman"/>
-          <w:bCs w:val="false"/>
-          <w:i/>
-          <w:iCs w:val="false"/>
-          <w:sz w:val="24"/>
-          <w:szCs w:val="24"/>
-        </w:rPr>
-        <w:t>N</w:t>
-      </w:r>
-      <w:r>
-        <w:rPr>
-          <w:rFonts w:ascii="Times New Roman" w:cs="Times New Roman" w:eastAsia="Times New Roman" w:hAnsi="Times New Roman"/>
-          <w:bCs w:val="false"/>
-          <w:iCs w:val="false"/>
-          <w:sz w:val="24"/>
-          <w:szCs w:val="24"/>
-        </w:rPr>
-        <w:t xml:space="preserve">, ζ, and κ and increases in β and Δ. The decline in </w:t>
-      </w:r>
-      <w:r>
-        <w:rPr>
-          <w:rFonts w:ascii="Times New Roman" w:cs="Times New Roman" w:eastAsia="Times New Roman" w:hAnsi="Times New Roman"/>
-          <w:bCs w:val="false"/>
-          <w:i/>
-          <w:iCs w:val="false"/>
-          <w:sz w:val="24"/>
-          <w:szCs w:val="24"/>
-        </w:rPr>
-        <w:t>N</w:t>
-      </w:r>
-      <w:r>
-        <w:rPr>
-          <w:rFonts w:ascii="Times New Roman" w:cs="Times New Roman" w:eastAsia="Times New Roman" w:hAnsi="Times New Roman"/>
-          <w:bCs w:val="false"/>
-          <w:iCs w:val="false"/>
-          <w:sz w:val="24"/>
-          <w:szCs w:val="24"/>
-        </w:rPr>
-        <w:t xml:space="preserve"> has two sources: each additional step enlarges the honest score at stake, and an exploit becomes more likely to exist already. Substituting (7) into the definition of </w:t>
+        <w:t xml:space="preserve">, ζ, and κ and rises with β and Δ (Theorem 3). Substituting (7) into </w:t>
       </w:r>
       <w:r>
         <w:rPr>
@@ -4697,7 +4489,7 @@
           <w:sz w:val="24"/>
           <w:szCs w:val="24"/>
         </w:rPr>
-        <w:t xml:space="preserve"> gives an exact identity,</w:t>
+        <w:t xml:space="preserve"> gives the exact identity</w:t>
       </w:r>
     </w:p>
     <w:p>
@@ -4873,24 +4665,12 @@
           <w:sz w:val="24"/>
           <w:szCs w:val="24"/>
         </w:rPr>
-        <w:t xml:space="preserve"> grows whenever </w:t>
-      </w:r>
-      <w:r>
-        <w:rPr>
-          <w:rFonts w:ascii="Times New Roman" w:cs="Times New Roman" w:eastAsia="Times New Roman" w:hAnsi="Times New Roman"/>
-          <w:bCs w:val="false"/>
-          <w:i/>
-          <w:iCs w:val="false"/>
-          <w:sz w:val="24"/>
-          <w:szCs w:val="24"/>
-        </w:rPr>
-        <w:t>Γ</w:t>
-      </w:r>
-      <w:r>
-        <w:rPr>
-          <w:rFonts w:ascii="Times New Roman" w:cs="Times New Roman" w:eastAsia="Times New Roman" w:hAnsi="Times New Roman"/>
-          <w:bCs w:val="false"/>
-          <w:i/>
+        <w:t xml:space="preserve"> grows whenever Γ</w:t>
+      </w:r>
+      <w:r>
+        <w:rPr>
+          <w:rFonts w:ascii="Times New Roman" w:cs="Times New Roman" w:eastAsia="Times New Roman" w:hAnsi="Times New Roman"/>
+          <w:bCs w:val="false"/>
           <w:iCs w:val="false"/>
           <w:sz w:val="24"/>
           <w:szCs w:val="24"/>
@@ -4906,45 +4686,12 @@
           <w:sz w:val="24"/>
           <w:szCs w:val="24"/>
         </w:rPr>
-        <w:t xml:space="preserve"> stays positive, because </w:t>
-      </w:r>
-      <w:r>
-        <w:rPr>
-          <w:rFonts w:ascii="Times New Roman" w:cs="Times New Roman" w:eastAsia="Times New Roman" w:hAnsi="Times New Roman"/>
-          <w:bCs w:val="false"/>
-          <w:i/>
-          <w:iCs w:val="false"/>
-          <w:sz w:val="24"/>
-          <w:szCs w:val="24"/>
-        </w:rPr>
-        <w:t>e</w:t>
-      </w:r>
-      <w:r>
-        <w:rPr>
-          <w:rFonts w:ascii="Times New Roman" w:cs="Times New Roman" w:eastAsia="Times New Roman" w:hAnsi="Times New Roman"/>
-          <w:bCs w:val="false"/>
-          <w:iCs w:val="false"/>
-          <w:sz w:val="24"/>
-          <w:szCs w:val="24"/>
-        </w:rPr>
-        <w:t xml:space="preserve">* falls to zero and the right side vanishes. Without inspection (ζ = 0), </w:t>
-      </w:r>
-      <w:r>
-        <w:rPr>
-          <w:rFonts w:ascii="Times New Roman" w:cs="Times New Roman" w:eastAsia="Times New Roman" w:hAnsi="Times New Roman"/>
-          <w:bCs w:val="false"/>
-          <w:i/>
-          <w:iCs w:val="false"/>
-          <w:sz w:val="24"/>
-          <w:szCs w:val="24"/>
-        </w:rPr>
-        <w:t>Γ</w:t>
-      </w:r>
-      <w:r>
-        <w:rPr>
-          <w:rFonts w:ascii="Times New Roman" w:cs="Times New Roman" w:eastAsia="Times New Roman" w:hAnsi="Times New Roman"/>
-          <w:bCs w:val="false"/>
-          <w:i/>
+        <w:t xml:space="preserve"> stays positive. Without inspection, Γ</w:t>
+      </w:r>
+      <w:r>
+        <w:rPr>
+          <w:rFonts w:ascii="Times New Roman" w:cs="Times New Roman" w:eastAsia="Times New Roman" w:hAnsi="Times New Roman"/>
+          <w:bCs w:val="false"/>
           <w:iCs w:val="false"/>
           <w:sz w:val="24"/>
           <w:szCs w:val="24"/>
@@ -4973,22 +4720,11 @@
         <w:rPr>
           <w:rFonts w:ascii="Times New Roman" w:cs="Times New Roman" w:eastAsia="Times New Roman" w:hAnsi="Times New Roman"/>
           <w:bCs w:val="false"/>
-          <w:i/>
-          <w:iCs w:val="false"/>
-          <w:sz w:val="24"/>
-          <w:szCs w:val="24"/>
-        </w:rPr>
-        <w:t>Step 3: deterrence.</w:t>
-      </w:r>
-      <w:r>
-        <w:rPr>
-          <w:rFonts w:ascii="Times New Roman" w:cs="Times New Roman" w:eastAsia="Times New Roman" w:hAnsi="Times New Roman"/>
-          <w:bCs w:val="false"/>
-          <w:iCs w:val="false"/>
-          <w:sz w:val="24"/>
-          <w:szCs w:val="24"/>
-        </w:rPr>
-        <w:t xml:space="preserve"> Because </w:t>
+          <w:iCs w:val="false"/>
+          <w:sz w:val="24"/>
+          <w:szCs w:val="24"/>
+        </w:rPr>
+        <w:t xml:space="preserve">Because </w:t>
       </w:r>
       <w:r>
         <w:rPr>
@@ -5021,24 +4757,12 @@
           <w:sz w:val="24"/>
           <w:szCs w:val="24"/>
         </w:rPr>
-        <w:t xml:space="preserve"> grows without bound, </w:t>
-      </w:r>
-      <w:r>
-        <w:rPr>
-          <w:rFonts w:ascii="Times New Roman" w:cs="Times New Roman" w:eastAsia="Times New Roman" w:hAnsi="Times New Roman"/>
-          <w:bCs w:val="false"/>
-          <w:i/>
-          <w:iCs w:val="false"/>
-          <w:sz w:val="24"/>
-          <w:szCs w:val="24"/>
-        </w:rPr>
-        <w:t>Γ</w:t>
-      </w:r>
-      <w:r>
-        <w:rPr>
-          <w:rFonts w:ascii="Times New Roman" w:cs="Times New Roman" w:eastAsia="Times New Roman" w:hAnsi="Times New Roman"/>
-          <w:bCs w:val="false"/>
-          <w:i/>
+        <w:t xml:space="preserve"> grows without bound, Γ</w:t>
+      </w:r>
+      <w:r>
+        <w:rPr>
+          <w:rFonts w:ascii="Times New Roman" w:cs="Times New Roman" w:eastAsia="Times New Roman" w:hAnsi="Times New Roman"/>
+          <w:bCs w:val="false"/>
           <w:iCs w:val="false"/>
           <w:sz w:val="24"/>
           <w:szCs w:val="24"/>
@@ -5244,28 +4968,7 @@
           <w:sz w:val="24"/>
           <w:szCs w:val="24"/>
         </w:rPr>
-        <w:t xml:space="preserve"> the team invests nothing in exploits and </w:t>
-      </w:r>
-      <w:r>
-        <w:rPr>
-          <w:rFonts w:ascii="Times New Roman" w:cs="Times New Roman" w:eastAsia="Times New Roman" w:hAnsi="Times New Roman"/>
-          <w:bCs w:val="false"/>
-          <w:i/>
-          <w:iCs w:val="false"/>
-          <w:sz w:val="24"/>
-          <w:szCs w:val="24"/>
-        </w:rPr>
-        <w:t>Q</w:t>
-      </w:r>
-      <w:r>
-        <w:rPr>
-          <w:rFonts w:ascii="Times New Roman" w:cs="Times New Roman" w:eastAsia="Times New Roman" w:hAnsi="Times New Roman"/>
-          <w:bCs w:val="false"/>
-          <w:iCs w:val="false"/>
-          <w:sz w:val="24"/>
-          <w:szCs w:val="24"/>
-        </w:rPr>
-        <w:t xml:space="preserve"> = 0. Inspection therefore works in two ways. It detects exploits that are made, and it deters exploits from being made, and the deterrence strengthens with search depth because a deeper search raises the honest score that a blocked release would forfeit.</w:t>
+        <w:t xml:space="preserve"> the team invests nothing in exploits. Inspection therefore both detects exploits that are made and deters them from being made, and the deterrence strengthens with depth because a deeper search raises the honest score that a blocked release would forfeit.</w:t>
       </w:r>
     </w:p>
     <w:p>
@@ -5278,22 +4981,11 @@
         <w:rPr>
           <w:rFonts w:ascii="Times New Roman" w:cs="Times New Roman" w:eastAsia="Times New Roman" w:hAnsi="Times New Roman"/>
           <w:bCs w:val="false"/>
-          <w:i/>
-          <w:iCs w:val="false"/>
-          <w:sz w:val="24"/>
-          <w:szCs w:val="24"/>
-        </w:rPr>
-        <w:t>Step 4: the organization’s problem.</w:t>
-      </w:r>
-      <w:r>
-        <w:rPr>
-          <w:rFonts w:ascii="Times New Roman" w:cs="Times New Roman" w:eastAsia="Times New Roman" w:hAnsi="Times New Roman"/>
-          <w:bCs w:val="false"/>
-          <w:iCs w:val="false"/>
-          <w:sz w:val="24"/>
-          <w:szCs w:val="24"/>
-        </w:rPr>
-        <w:t xml:space="preserve"> Its expected gold value, with </w:t>
+          <w:iCs w:val="false"/>
+          <w:sz w:val="24"/>
+          <w:szCs w:val="24"/>
+        </w:rPr>
+        <w:t xml:space="preserve">The organization’s expected gold value, with </w:t>
       </w:r>
       <w:r>
         <w:rPr>
@@ -5314,7 +5006,7 @@
           <w:sz w:val="24"/>
           <w:szCs w:val="24"/>
         </w:rPr>
-        <w:t xml:space="preserve"> evaluated at the team’s best response, is</w:t>
+        <w:t xml:space="preserve"> at the team’s best response, is</w:t>
       </w:r>
     </w:p>
     <w:p>
@@ -5632,28 +5324,7 @@
           <w:sz w:val="24"/>
           <w:szCs w:val="24"/>
         </w:rPr>
-        <w:t xml:space="preserve">(ζ), </w:t>
-      </w:r>
-      <w:r>
-        <w:rPr>
-          <w:rFonts w:ascii="Times New Roman" w:cs="Times New Roman" w:eastAsia="Times New Roman" w:hAnsi="Times New Roman"/>
-          <w:bCs w:val="false"/>
-          <w:i/>
-          <w:iCs w:val="false"/>
-          <w:sz w:val="24"/>
-          <w:szCs w:val="24"/>
-        </w:rPr>
-        <w:t>Π</w:t>
-      </w:r>
-      <w:r>
-        <w:rPr>
-          <w:rFonts w:ascii="Times New Roman" w:cs="Times New Roman" w:eastAsia="Times New Roman" w:hAnsi="Times New Roman"/>
-          <w:bCs w:val="false"/>
-          <w:iCs w:val="false"/>
-          <w:sz w:val="24"/>
-          <w:szCs w:val="24"/>
-        </w:rPr>
-        <w:t xml:space="preserve"> reduces to ρ</w:t>
+        <w:t>(ζ), Π reduces to ρ</w:t>
       </w:r>
       <w:r>
         <w:rPr>
@@ -5784,28 +5455,7 @@
           <w:sz w:val="24"/>
           <w:szCs w:val="24"/>
         </w:rPr>
-        <w:t xml:space="preserve">, so the organization can eliminate exploitation by combining inspection with depth. Without inspection, </w:t>
-      </w:r>
-      <w:r>
-        <w:rPr>
-          <w:rFonts w:ascii="Times New Roman" w:cs="Times New Roman" w:eastAsia="Times New Roman" w:hAnsi="Times New Roman"/>
-          <w:bCs w:val="false"/>
-          <w:i/>
-          <w:iCs w:val="false"/>
-          <w:sz w:val="24"/>
-          <w:szCs w:val="24"/>
-        </w:rPr>
-        <w:t>Π</w:t>
-      </w:r>
-      <w:r>
-        <w:rPr>
-          <w:rFonts w:ascii="Times New Roman" w:cs="Times New Roman" w:eastAsia="Times New Roman" w:hAnsi="Times New Roman"/>
-          <w:bCs w:val="false"/>
-          <w:iCs w:val="false"/>
-          <w:sz w:val="24"/>
-          <w:szCs w:val="24"/>
-        </w:rPr>
-        <w:t>(</w:t>
+        <w:t>, so combining inspection with depth eliminates exploitation, whereas without inspection Π(</w:t>
       </w:r>
       <w:r>
         <w:rPr>
@@ -5891,28 +5541,7 @@
           <w:sz w:val="24"/>
           <w:szCs w:val="24"/>
         </w:rPr>
-        <w:t xml:space="preserve"> as </w:t>
-      </w:r>
-      <w:r>
-        <w:rPr>
-          <w:rFonts w:ascii="Times New Roman" w:cs="Times New Roman" w:eastAsia="Times New Roman" w:hAnsi="Times New Roman"/>
-          <w:bCs w:val="false"/>
-          <w:i/>
-          <w:iCs w:val="false"/>
-          <w:sz w:val="24"/>
-          <w:szCs w:val="24"/>
-        </w:rPr>
-        <w:t>N</w:t>
-      </w:r>
-      <w:r>
-        <w:rPr>
-          <w:rFonts w:ascii="Times New Roman" w:cs="Times New Roman" w:eastAsia="Times New Roman" w:hAnsi="Times New Roman"/>
-          <w:bCs w:val="false"/>
-          <w:iCs w:val="false"/>
-          <w:sz w:val="24"/>
-          <w:szCs w:val="24"/>
-        </w:rPr>
-        <w:t xml:space="preserve"> grows, so only shallow search is ever worth considering.</w:t>
+        <w:t xml:space="preserve"> and only shallow search is worth considering.</w:t>
       </w:r>
     </w:p>
     <w:p>
@@ -6165,7 +5794,7 @@
           <w:sz w:val="24"/>
           <w:szCs w:val="24"/>
         </w:rPr>
-        <w:t xml:space="preserve"> = 32, and expected gold value is negative at every depth, with a maximum of −0.51 at </w:t>
+        <w:t xml:space="preserve"> = 32, and expected value is negative at every depth, with a maximum of −0.51 at </w:t>
       </w:r>
       <w:r>
         <w:rPr>
@@ -6207,7 +5836,7 @@
           <w:sz w:val="24"/>
           <w:szCs w:val="24"/>
         </w:rPr>
-        <w:t xml:space="preserve"> = 10, expected value is positive from </w:t>
+        <w:t xml:space="preserve"> = 10, and expected value is positive from </w:t>
       </w:r>
       <w:r>
         <w:rPr>
@@ -6228,7 +5857,7 @@
           <w:sz w:val="24"/>
           <w:szCs w:val="24"/>
         </w:rPr>
-        <w:t xml:space="preserve"> = 2, and it peaks at 0.88 at </w:t>
+        <w:t xml:space="preserve"> = 2 and peaks at 0.88 at </w:t>
       </w:r>
       <w:r>
         <w:rPr>
@@ -6249,7 +5878,28 @@
           <w:sz w:val="24"/>
           <w:szCs w:val="24"/>
         </w:rPr>
-        <w:t xml:space="preserve"> = 26. The expected-value expressions were checked by Monte Carlo simulation (at </w:t>
+        <w:t xml:space="preserve"> = 26. A weak judge, with a lower ρ and a larger Δ (ρ</w:t>
+      </w:r>
+      <w:r>
+        <w:rPr>
+          <w:rFonts w:ascii="Times New Roman" w:cs="Times New Roman" w:eastAsia="Times New Roman" w:hAnsi="Times New Roman"/>
+          <w:bCs w:val="false"/>
+          <w:i/>
+          <w:iCs w:val="false"/>
+          <w:sz w:val="24"/>
+          <w:szCs w:val="24"/>
+        </w:rPr>
+        <w:t>s</w:t>
+      </w:r>
+      <w:r>
+        <w:rPr>
+          <w:rFonts w:ascii="Times New Roman" w:cs="Times New Roman" w:eastAsia="Times New Roman" w:hAnsi="Times New Roman"/>
+          <w:bCs w:val="false"/>
+          <w:iCs w:val="false"/>
+          <w:sz w:val="24"/>
+          <w:szCs w:val="24"/>
+        </w:rPr>
+        <w:t xml:space="preserve"> = 0.2 and Δ = 1.8), raises exploit effort and lowers the value of search: without inspection the exploit probability rises from 0.25 to 0.45 and the best expected value falls from −0.51 to −0.91, and with inspection the deterrence depth rises to 175 and the best expected value is −0.38 at </w:t>
       </w:r>
       <w:r>
         <w:rPr>
@@ -6270,28 +5920,7 @@
           <w:sz w:val="24"/>
           <w:szCs w:val="24"/>
         </w:rPr>
-        <w:t xml:space="preserve"> = 10, </w:t>
-      </w:r>
-      <w:r>
-        <w:rPr>
-          <w:rFonts w:ascii="Times New Roman" w:cs="Times New Roman" w:eastAsia="Times New Roman" w:hAnsi="Times New Roman"/>
-          <w:bCs w:val="false"/>
-          <w:i/>
-          <w:iCs w:val="false"/>
-          <w:sz w:val="24"/>
-          <w:szCs w:val="24"/>
-        </w:rPr>
-        <w:t>e</w:t>
-      </w:r>
-      <w:r>
-        <w:rPr>
-          <w:rFonts w:ascii="Times New Roman" w:cs="Times New Roman" w:eastAsia="Times New Roman" w:hAnsi="Times New Roman"/>
-          <w:bCs w:val="false"/>
-          <w:iCs w:val="false"/>
-          <w:sz w:val="24"/>
-          <w:szCs w:val="24"/>
-        </w:rPr>
-        <w:t xml:space="preserve"> = 0.05, and ζ = 0.4, the gold value is 0.071 by formula and 0.070 by simulation with two million draws), and identity (8) was verified numerically.</w:t>
+        <w:t xml:space="preserve"> = 2. This ordering matches the direction of the experiments of Section 5, but those experiments did not observe exploits, so the mechanism itself remains untested.</w:t>
       </w:r>
     </w:p>
     <w:p>
@@ -6309,80 +5938,57 @@
           <w:sz w:val="24"/>
           <w:szCs w:val="24"/>
         </w:rPr>
-        <w:t>Judge quality.</w:t>
-      </w:r>
-      <w:r>
-        <w:rPr>
-          <w:rFonts w:ascii="Times New Roman" w:cs="Times New Roman" w:eastAsia="Times New Roman" w:hAnsi="Times New Roman"/>
-          <w:bCs w:val="false"/>
-          <w:iCs w:val="false"/>
-          <w:sz w:val="24"/>
-          <w:szCs w:val="24"/>
-        </w:rPr>
-        <w:t xml:space="preserve"> A weak judge differs from a strong one in this model by a lower ρ and a larger Δ. Setting ρ</w:t>
-      </w:r>
-      <w:r>
-        <w:rPr>
-          <w:rFonts w:ascii="Times New Roman" w:cs="Times New Roman" w:eastAsia="Times New Roman" w:hAnsi="Times New Roman"/>
-          <w:bCs w:val="false"/>
-          <w:i/>
-          <w:iCs w:val="false"/>
-          <w:sz w:val="24"/>
-          <w:szCs w:val="24"/>
-        </w:rPr>
-        <w:t>s</w:t>
-      </w:r>
-      <w:r>
-        <w:rPr>
-          <w:rFonts w:ascii="Times New Roman" w:cs="Times New Roman" w:eastAsia="Times New Roman" w:hAnsi="Times New Roman"/>
-          <w:bCs w:val="false"/>
-          <w:iCs w:val="false"/>
-          <w:sz w:val="24"/>
-          <w:szCs w:val="24"/>
-        </w:rPr>
-        <w:t xml:space="preserve"> = 0.2 and Δ = 1.8 raises exploit effort and lowers the value of search. Without inspection the optimal depth is again </w:t>
-      </w:r>
-      <w:r>
-        <w:rPr>
-          <w:rFonts w:ascii="Times New Roman" w:cs="Times New Roman" w:eastAsia="Times New Roman" w:hAnsi="Times New Roman"/>
-          <w:bCs w:val="false"/>
-          <w:i/>
-          <w:iCs w:val="false"/>
-          <w:sz w:val="24"/>
-          <w:szCs w:val="24"/>
-        </w:rPr>
-        <w:t>N</w:t>
-      </w:r>
-      <w:r>
-        <w:rPr>
-          <w:rFonts w:ascii="Times New Roman" w:cs="Times New Roman" w:eastAsia="Times New Roman" w:hAnsi="Times New Roman"/>
-          <w:bCs w:val="false"/>
-          <w:iCs w:val="false"/>
-          <w:sz w:val="24"/>
-          <w:szCs w:val="24"/>
-        </w:rPr>
-        <w:t xml:space="preserve"> = 1, but the exploit probability rises from 0.25 to 0.45 and expected value falls from −0.51 to −0.91. With inspection at ζ = 0.4 the deterrence depth rises to 175, far beyond the range in which search is cheap, and the best expected value is −0.38 at </w:t>
-      </w:r>
-      <w:r>
-        <w:rPr>
-          <w:rFonts w:ascii="Times New Roman" w:cs="Times New Roman" w:eastAsia="Times New Roman" w:hAnsi="Times New Roman"/>
-          <w:bCs w:val="false"/>
-          <w:i/>
-          <w:iCs w:val="false"/>
-          <w:sz w:val="24"/>
-          <w:szCs w:val="24"/>
-        </w:rPr>
-        <w:t>N</w:t>
-      </w:r>
-      <w:r>
-        <w:rPr>
-          <w:rFonts w:ascii="Times New Roman" w:cs="Times New Roman" w:eastAsia="Times New Roman" w:hAnsi="Times New Roman"/>
-          <w:bCs w:val="false"/>
-          <w:iCs w:val="false"/>
-          <w:sz w:val="24"/>
-          <w:szCs w:val="24"/>
-        </w:rPr>
-        <w:t xml:space="preserve"> = 2. The ordering matches the direction of the experiments of Section 5, in which the weak judge produced no gain and more divergent cases. Those experiments did not observe exploits, however, so the mechanism itself remains untested.</w:t>
+        <w:t>Scope.</w:t>
+      </w:r>
+      <w:r>
+        <w:rPr>
+          <w:rFonts w:ascii="Times New Roman" w:cs="Times New Roman" w:eastAsia="Times New Roman" w:hAnsi="Times New Roman"/>
+          <w:bCs w:val="false"/>
+          <w:iCs w:val="false"/>
+          <w:sz w:val="24"/>
+          <w:szCs w:val="24"/>
+        </w:rPr>
+        <w:t xml:space="preserve"> The extension assumes that an exploit always outscores the best honest candidate, that a flagged release is blocked rather than replaced by the runner-up, that pay is linear in the judge score, and that Δ, </w:t>
+      </w:r>
+      <w:r>
+        <w:rPr>
+          <w:rFonts w:ascii="Times New Roman" w:cs="Times New Roman" w:eastAsia="Times New Roman" w:hAnsi="Times New Roman"/>
+          <w:bCs w:val="false"/>
+          <w:i/>
+          <w:iCs w:val="false"/>
+          <w:sz w:val="24"/>
+          <w:szCs w:val="24"/>
+        </w:rPr>
+        <w:t>d</w:t>
+      </w:r>
+      <w:r>
+        <w:rPr>
+          <w:rFonts w:ascii="Times New Roman" w:cs="Times New Roman" w:eastAsia="Times New Roman" w:hAnsi="Times New Roman"/>
+          <w:bCs w:val="false"/>
+          <w:iCs w:val="false"/>
+          <w:sz w:val="24"/>
+          <w:szCs w:val="24"/>
+        </w:rPr>
+        <w:t>, κ, and β are exogenous. Section 4.3 adds honest effort, in the spirit of the multitask analysis of Holmström and Milgrom (1991).</w:t>
+      </w:r>
+    </w:p>
+    <w:p>
+      <w:pPr>
+        <w:pStyle w:val="Heading2"/>
+        <w:spacing w:after="200" w:before="280" w:line="480" w:lineRule="auto"/>
+        <w:jc w:val="center"/>
+      </w:pPr>
+      <w:r>
+        <w:rPr>
+          <w:rFonts w:ascii="Times New Roman" w:cs="Times New Roman" w:eastAsia="Times New Roman" w:hAnsi="Times New Roman"/>
+          <w:b/>
+          <w:bCs/>
+          <w:i w:val="false"/>
+          <w:iCs w:val="false"/>
+          <w:sz w:val="24"/>
+          <w:szCs w:val="24"/>
+        </w:rPr>
+        <w:t>4.3  Honest Effort and the Threshold of Judge-Linked Pay</w:t>
       </w:r>
     </w:p>
     <w:p>
@@ -6395,79 +6001,11 @@
         <w:rPr>
           <w:rFonts w:ascii="Times New Roman" w:cs="Times New Roman" w:eastAsia="Times New Roman" w:hAnsi="Times New Roman"/>
           <w:bCs w:val="false"/>
-          <w:i/>
-          <w:iCs w:val="false"/>
-          <w:sz w:val="24"/>
-          <w:szCs w:val="24"/>
-        </w:rPr>
-        <w:t>Scope.</w:t>
-      </w:r>
-      <w:r>
-        <w:rPr>
-          <w:rFonts w:ascii="Times New Roman" w:cs="Times New Roman" w:eastAsia="Times New Roman" w:hAnsi="Times New Roman"/>
-          <w:bCs w:val="false"/>
-          <w:iCs w:val="false"/>
-          <w:sz w:val="24"/>
-          <w:szCs w:val="24"/>
-        </w:rPr>
-        <w:t xml:space="preserve"> The extension assumes that an exploit always outscores the best honest candidate, that a flagged release is blocked rather than replaced by the runner-up, that the team is paid linearly on the judge score, and that Δ, </w:t>
-      </w:r>
-      <w:r>
-        <w:rPr>
-          <w:rFonts w:ascii="Times New Roman" w:cs="Times New Roman" w:eastAsia="Times New Roman" w:hAnsi="Times New Roman"/>
-          <w:bCs w:val="false"/>
-          <w:i/>
-          <w:iCs w:val="false"/>
-          <w:sz w:val="24"/>
-          <w:szCs w:val="24"/>
-        </w:rPr>
-        <w:t>d</w:t>
-      </w:r>
-      <w:r>
-        <w:rPr>
-          <w:rFonts w:ascii="Times New Roman" w:cs="Times New Roman" w:eastAsia="Times New Roman" w:hAnsi="Times New Roman"/>
-          <w:bCs w:val="false"/>
-          <w:iCs w:val="false"/>
-          <w:sz w:val="24"/>
-          <w:szCs w:val="24"/>
-        </w:rPr>
-        <w:t>, κ, and β are exogenous. The team also chooses no honest effort. Adding it would give a multitask problem in the spirit of Holmström and Milgrom (1991), in which a stronger incentive on the judge raises both honest effort and exploit effort and the organization chooses β. Section 4.3 takes a first step with this extension.</w:t>
-      </w:r>
-    </w:p>
-    <w:p>
-      <w:pPr>
-        <w:pStyle w:val="Heading2"/>
-        <w:spacing w:after="200" w:before="280" w:line="480" w:lineRule="auto"/>
-        <w:jc w:val="center"/>
-      </w:pPr>
-      <w:r>
-        <w:rPr>
-          <w:rFonts w:ascii="Times New Roman" w:cs="Times New Roman" w:eastAsia="Times New Roman" w:hAnsi="Times New Roman"/>
-          <w:b/>
-          <w:bCs/>
-          <w:i w:val="false"/>
-          <w:iCs w:val="false"/>
-          <w:sz w:val="24"/>
-          <w:szCs w:val="24"/>
-        </w:rPr>
-        <w:t>4.3  Honest Effort and the Threshold of Judge-Linked Pay</w:t>
-      </w:r>
-    </w:p>
-    <w:p>
-      <w:pPr>
-        <w:spacing w:after="0" w:before="0" w:line="480" w:lineRule="auto"/>
-        <w:ind w:firstLine="720"/>
-        <w:jc w:val="left"/>
-      </w:pPr>
-      <w:r>
-        <w:rPr>
-          <w:rFonts w:ascii="Times New Roman" w:cs="Times New Roman" w:eastAsia="Times New Roman" w:hAnsi="Times New Roman"/>
-          <w:bCs w:val="false"/>
-          <w:iCs w:val="false"/>
-          <w:sz w:val="24"/>
-          <w:szCs w:val="24"/>
-        </w:rPr>
-        <w:t xml:space="preserve">This subsection adds honest effort to the team’s problem in Section 4.2. The team now also chooses an honest effort </w:t>
+          <w:iCs w:val="false"/>
+          <w:sz w:val="24"/>
+          <w:szCs w:val="24"/>
+        </w:rPr>
+        <w:t xml:space="preserve">This subsection adds an honest effort </w:t>
       </w:r>
       <w:r>
         <w:rPr>
@@ -6509,7 +6047,7 @@
           <w:sz w:val="24"/>
           <w:szCs w:val="24"/>
         </w:rPr>
-        <w:t xml:space="preserve">², where </w:t>
+        <w:t xml:space="preserve">², which raises the gold value of every honest candidate by </w:t>
       </w:r>
       <w:r>
         <w:rPr>
@@ -6530,7 +6068,7 @@
           <w:sz w:val="24"/>
           <w:szCs w:val="24"/>
         </w:rPr>
-        <w:t xml:space="preserve"> raises the gold value of every honest candidate by </w:t>
+        <w:t xml:space="preserve"> and its judge score by θ</w:t>
       </w:r>
       <w:r>
         <w:rPr>
@@ -6551,7 +6089,7 @@
           <w:sz w:val="24"/>
           <w:szCs w:val="24"/>
         </w:rPr>
-        <w:t xml:space="preserve"> and its judge score by θ</w:t>
+        <w:t>, where θ ∈ (0, 1] measures how well the judge sees honest improvement. The team is paid β times the judge score of what ships, which is (θ</w:t>
       </w:r>
       <w:r>
         <w:rPr>
@@ -6572,55 +6110,6 @@
           <w:sz w:val="24"/>
           <w:szCs w:val="24"/>
         </w:rPr>
-        <w:t>, and θ ∈ (0, 1] measures how well the judge sees honest improvement. Everything else is as in Section 4.2, and the team is paid β times the judge score of what ships.</w:t>
-      </w:r>
-    </w:p>
-    <w:p>
-      <w:pPr>
-        <w:spacing w:after="0" w:before="0" w:line="480" w:lineRule="auto"/>
-        <w:ind w:firstLine="720"/>
-        <w:jc w:val="left"/>
-      </w:pPr>
-      <w:r>
-        <w:rPr>
-          <w:rFonts w:ascii="Times New Roman" w:cs="Times New Roman" w:eastAsia="Times New Roman" w:hAnsi="Times New Roman"/>
-          <w:bCs w:val="false"/>
-          <w:i/>
-          <w:iCs w:val="false"/>
-          <w:sz w:val="24"/>
-          <w:szCs w:val="24"/>
-        </w:rPr>
-        <w:t>Step 1: best responses.</w:t>
-      </w:r>
-      <w:r>
-        <w:rPr>
-          <w:rFonts w:ascii="Times New Roman" w:cs="Times New Roman" w:eastAsia="Times New Roman" w:hAnsi="Times New Roman"/>
-          <w:bCs w:val="false"/>
-          <w:iCs w:val="false"/>
-          <w:sz w:val="24"/>
-          <w:szCs w:val="24"/>
-        </w:rPr>
-        <w:t xml:space="preserve"> The expected judge score of what ships is (θ</w:t>
-      </w:r>
-      <w:r>
-        <w:rPr>
-          <w:rFonts w:ascii="Times New Roman" w:cs="Times New Roman" w:eastAsia="Times New Roman" w:hAnsi="Times New Roman"/>
-          <w:bCs w:val="false"/>
-          <w:i/>
-          <w:iCs w:val="false"/>
-          <w:sz w:val="24"/>
-          <w:szCs w:val="24"/>
-        </w:rPr>
-        <w:t>a</w:t>
-      </w:r>
-      <w:r>
-        <w:rPr>
-          <w:rFonts w:ascii="Times New Roman" w:cs="Times New Roman" w:eastAsia="Times New Roman" w:hAnsi="Times New Roman"/>
-          <w:bCs w:val="false"/>
-          <w:iCs w:val="false"/>
-          <w:sz w:val="24"/>
-          <w:szCs w:val="24"/>
-        </w:rPr>
         <w:t xml:space="preserve"> + σ</w:t>
       </w:r>
       <w:r>
@@ -6707,112 +6196,7 @@
           <w:sz w:val="24"/>
           <w:szCs w:val="24"/>
         </w:rPr>
-        <w:t>(1 − ζ)Δ. The team’s utility is β times this quantity less (ψ/2)</w:t>
-      </w:r>
-      <w:r>
-        <w:rPr>
-          <w:rFonts w:ascii="Times New Roman" w:cs="Times New Roman" w:eastAsia="Times New Roman" w:hAnsi="Times New Roman"/>
-          <w:bCs w:val="false"/>
-          <w:i/>
-          <w:iCs w:val="false"/>
-          <w:sz w:val="24"/>
-          <w:szCs w:val="24"/>
-        </w:rPr>
-        <w:t>a</w:t>
-      </w:r>
-      <w:r>
-        <w:rPr>
-          <w:rFonts w:ascii="Times New Roman" w:cs="Times New Roman" w:eastAsia="Times New Roman" w:hAnsi="Times New Roman"/>
-          <w:bCs w:val="false"/>
-          <w:iCs w:val="false"/>
-          <w:sz w:val="24"/>
-          <w:szCs w:val="24"/>
-        </w:rPr>
-        <w:t xml:space="preserve">² and </w:t>
-      </w:r>
-      <w:r>
-        <w:rPr>
-          <w:rFonts w:ascii="Times New Roman" w:cs="Times New Roman" w:eastAsia="Times New Roman" w:hAnsi="Times New Roman"/>
-          <w:bCs w:val="false"/>
-          <w:i/>
-          <w:iCs w:val="false"/>
-          <w:sz w:val="24"/>
-          <w:szCs w:val="24"/>
-        </w:rPr>
-        <w:t>N</w:t>
-      </w:r>
-      <w:r>
-        <w:rPr>
-          <w:rFonts w:ascii="Times New Roman" w:cs="Times New Roman" w:eastAsia="Times New Roman" w:hAnsi="Times New Roman"/>
-          <w:bCs w:val="false"/>
-          <w:iCs w:val="false"/>
-          <w:sz w:val="24"/>
-          <w:szCs w:val="24"/>
-        </w:rPr>
-        <w:t>(κ/2)</w:t>
-      </w:r>
-      <w:r>
-        <w:rPr>
-          <w:rFonts w:ascii="Times New Roman" w:cs="Times New Roman" w:eastAsia="Times New Roman" w:hAnsi="Times New Roman"/>
-          <w:bCs w:val="false"/>
-          <w:i/>
-          <w:iCs w:val="false"/>
-          <w:sz w:val="24"/>
-          <w:szCs w:val="24"/>
-        </w:rPr>
-        <w:t>e</w:t>
-      </w:r>
-      <w:r>
-        <w:rPr>
-          <w:rFonts w:ascii="Times New Roman" w:cs="Times New Roman" w:eastAsia="Times New Roman" w:hAnsi="Times New Roman"/>
-          <w:bCs w:val="false"/>
-          <w:iCs w:val="false"/>
-          <w:sz w:val="24"/>
-          <w:szCs w:val="24"/>
-        </w:rPr>
-        <w:t xml:space="preserve">². For a given </w:t>
-      </w:r>
-      <w:r>
-        <w:rPr>
-          <w:rFonts w:ascii="Times New Roman" w:cs="Times New Roman" w:eastAsia="Times New Roman" w:hAnsi="Times New Roman"/>
-          <w:bCs w:val="false"/>
-          <w:i/>
-          <w:iCs w:val="false"/>
-          <w:sz w:val="24"/>
-          <w:szCs w:val="24"/>
-        </w:rPr>
-        <w:t>e</w:t>
-      </w:r>
-      <w:r>
-        <w:rPr>
-          <w:rFonts w:ascii="Times New Roman" w:cs="Times New Roman" w:eastAsia="Times New Roman" w:hAnsi="Times New Roman"/>
-          <w:bCs w:val="false"/>
-          <w:iCs w:val="false"/>
-          <w:sz w:val="24"/>
-          <w:szCs w:val="24"/>
-        </w:rPr>
-        <w:t xml:space="preserve"> it is strictly concave in </w:t>
-      </w:r>
-      <w:r>
-        <w:rPr>
-          <w:rFonts w:ascii="Times New Roman" w:cs="Times New Roman" w:eastAsia="Times New Roman" w:hAnsi="Times New Roman"/>
-          <w:bCs w:val="false"/>
-          <w:i/>
-          <w:iCs w:val="false"/>
-          <w:sz w:val="24"/>
-          <w:szCs w:val="24"/>
-        </w:rPr>
-        <w:t>a</w:t>
-      </w:r>
-      <w:r>
-        <w:rPr>
-          <w:rFonts w:ascii="Times New Roman" w:cs="Times New Roman" w:eastAsia="Times New Roman" w:hAnsi="Times New Roman"/>
-          <w:bCs w:val="false"/>
-          <w:iCs w:val="false"/>
-          <w:sz w:val="24"/>
-          <w:szCs w:val="24"/>
-        </w:rPr>
-        <w:t>, with best response</w:t>
+        <w:t>(1 − ζ)Δ, and its best honest effort is</w:t>
       </w:r>
     </w:p>
     <w:p>
@@ -6903,7 +6287,7 @@
           <w:sz w:val="24"/>
           <w:szCs w:val="24"/>
         </w:rPr>
-        <w:t xml:space="preserve">, because a release blocked by an inspection forfeits the honest score. For a given </w:t>
+        <w:t xml:space="preserve">, because a blocked release forfeits the honest score. For a given </w:t>
       </w:r>
       <w:r>
         <w:rPr>
@@ -6924,116 +6308,7 @@
           <w:sz w:val="24"/>
           <w:szCs w:val="24"/>
         </w:rPr>
-        <w:t>, the exploit problem is that of Section 4.2 with the stake θ</w:t>
-      </w:r>
-      <w:r>
-        <w:rPr>
-          <w:rFonts w:ascii="Times New Roman" w:cs="Times New Roman" w:eastAsia="Times New Roman" w:hAnsi="Times New Roman"/>
-          <w:bCs w:val="false"/>
-          <w:i/>
-          <w:iCs w:val="false"/>
-          <w:sz w:val="24"/>
-          <w:szCs w:val="24"/>
-        </w:rPr>
-        <w:t>a</w:t>
-      </w:r>
-      <w:r>
-        <w:rPr>
-          <w:rFonts w:ascii="Times New Roman" w:cs="Times New Roman" w:eastAsia="Times New Roman" w:hAnsi="Times New Roman"/>
-          <w:bCs w:val="false"/>
-          <w:iCs w:val="false"/>
-          <w:sz w:val="24"/>
-          <w:szCs w:val="24"/>
-        </w:rPr>
-        <w:t xml:space="preserve"> + σ</w:t>
-      </w:r>
-      <w:r>
-        <w:rPr>
-          <w:rFonts w:ascii="Times New Roman" w:cs="Times New Roman" w:eastAsia="Times New Roman" w:hAnsi="Times New Roman"/>
-          <w:bCs w:val="false"/>
-          <w:iCs w:val="false"/>
-          <w:sz w:val="24"/>
-          <w:szCs w:val="24"/>
-          <w:vertAlign w:val="subscript"/>
-        </w:rPr>
-        <w:t>J</w:t>
-      </w:r>
-      <w:r>
-        <w:rPr>
-          <w:rFonts w:ascii="Times New Roman" w:cs="Times New Roman" w:eastAsia="Times New Roman" w:hAnsi="Times New Roman"/>
-          <w:bCs w:val="false"/>
-          <w:i/>
-          <w:iCs w:val="false"/>
-          <w:sz w:val="24"/>
-          <w:szCs w:val="24"/>
-        </w:rPr>
-        <w:t>m</w:t>
-      </w:r>
-      <w:r>
-        <w:rPr>
-          <w:rFonts w:ascii="Times New Roman" w:cs="Times New Roman" w:eastAsia="Times New Roman" w:hAnsi="Times New Roman"/>
-          <w:bCs w:val="false"/>
-          <w:i/>
-          <w:iCs w:val="false"/>
-          <w:sz w:val="24"/>
-          <w:szCs w:val="24"/>
-          <w:vertAlign w:val="subscript"/>
-        </w:rPr>
-        <w:t>N</w:t>
-      </w:r>
-      <w:r>
-        <w:rPr>
-          <w:rFonts w:ascii="Times New Roman" w:cs="Times New Roman" w:eastAsia="Times New Roman" w:hAnsi="Times New Roman"/>
-          <w:bCs w:val="false"/>
-          <w:iCs w:val="false"/>
-          <w:sz w:val="24"/>
-          <w:szCs w:val="24"/>
-        </w:rPr>
-        <w:t xml:space="preserve"> in place of σ</w:t>
-      </w:r>
-      <w:r>
-        <w:rPr>
-          <w:rFonts w:ascii="Times New Roman" w:cs="Times New Roman" w:eastAsia="Times New Roman" w:hAnsi="Times New Roman"/>
-          <w:bCs w:val="false"/>
-          <w:iCs w:val="false"/>
-          <w:sz w:val="24"/>
-          <w:szCs w:val="24"/>
-          <w:vertAlign w:val="subscript"/>
-        </w:rPr>
-        <w:t>J</w:t>
-      </w:r>
-      <w:r>
-        <w:rPr>
-          <w:rFonts w:ascii="Times New Roman" w:cs="Times New Roman" w:eastAsia="Times New Roman" w:hAnsi="Times New Roman"/>
-          <w:bCs w:val="false"/>
-          <w:i/>
-          <w:iCs w:val="false"/>
-          <w:sz w:val="24"/>
-          <w:szCs w:val="24"/>
-        </w:rPr>
-        <w:t>m</w:t>
-      </w:r>
-      <w:r>
-        <w:rPr>
-          <w:rFonts w:ascii="Times New Roman" w:cs="Times New Roman" w:eastAsia="Times New Roman" w:hAnsi="Times New Roman"/>
-          <w:bCs w:val="false"/>
-          <w:i/>
-          <w:iCs w:val="false"/>
-          <w:sz w:val="24"/>
-          <w:szCs w:val="24"/>
-          <w:vertAlign w:val="subscript"/>
-        </w:rPr>
-        <w:t>N</w:t>
-      </w:r>
-      <w:r>
-        <w:rPr>
-          <w:rFonts w:ascii="Times New Roman" w:cs="Times New Roman" w:eastAsia="Times New Roman" w:hAnsi="Times New Roman"/>
-          <w:bCs w:val="false"/>
-          <w:iCs w:val="false"/>
-          <w:sz w:val="24"/>
-          <w:szCs w:val="24"/>
-        </w:rPr>
-        <w:t>, so that the net gain from a successful exploit becomes</w:t>
+        <w:t>, the net gain from a successful exploit becomes</w:t>
       </w:r>
     </w:p>
     <w:p>
@@ -7147,98 +6422,7 @@
           <w:sz w:val="24"/>
           <w:szCs w:val="24"/>
         </w:rPr>
-        <w:t xml:space="preserve">Utility is strictly decreasing in </w:t>
-      </w:r>
-      <w:r>
-        <w:rPr>
-          <w:rFonts w:ascii="Times New Roman" w:cs="Times New Roman" w:eastAsia="Times New Roman" w:hAnsi="Times New Roman"/>
-          <w:bCs w:val="false"/>
-          <w:i/>
-          <w:iCs w:val="false"/>
-          <w:sz w:val="24"/>
-          <w:szCs w:val="24"/>
-        </w:rPr>
-        <w:t>e</w:t>
-      </w:r>
-      <w:r>
-        <w:rPr>
-          <w:rFonts w:ascii="Times New Roman" w:cs="Times New Roman" w:eastAsia="Times New Roman" w:hAnsi="Times New Roman"/>
-          <w:bCs w:val="false"/>
-          <w:iCs w:val="false"/>
-          <w:sz w:val="24"/>
-          <w:szCs w:val="24"/>
-        </w:rPr>
-        <w:t xml:space="preserve"> whenever </w:t>
-      </w:r>
-      <w:r>
-        <w:rPr>
-          <w:rFonts w:ascii="Times New Roman" w:cs="Times New Roman" w:eastAsia="Times New Roman" w:hAnsi="Times New Roman"/>
-          <w:bCs w:val="false"/>
-          <w:i/>
-          <w:iCs w:val="false"/>
-          <w:sz w:val="24"/>
-          <w:szCs w:val="24"/>
-        </w:rPr>
-        <w:t>Γ</w:t>
-      </w:r>
-      <w:r>
-        <w:rPr>
-          <w:rFonts w:ascii="Times New Roman" w:cs="Times New Roman" w:eastAsia="Times New Roman" w:hAnsi="Times New Roman"/>
-          <w:bCs w:val="false"/>
-          <w:iCs w:val="false"/>
-          <w:sz w:val="24"/>
-          <w:szCs w:val="24"/>
-        </w:rPr>
-        <w:t xml:space="preserve"> ≤ 0, since the gain from exploiting is then negative and its cost is positive.</w:t>
-      </w:r>
-    </w:p>
-    <w:p>
-      <w:pPr>
-        <w:spacing w:after="0" w:before="0" w:line="480" w:lineRule="auto"/>
-        <w:ind w:firstLine="720"/>
-        <w:jc w:val="left"/>
-      </w:pPr>
-      <w:r>
-        <w:rPr>
-          <w:rFonts w:ascii="Times New Roman" w:cs="Times New Roman" w:eastAsia="Times New Roman" w:hAnsi="Times New Roman"/>
-          <w:bCs w:val="false"/>
-          <w:i/>
-          <w:iCs w:val="false"/>
-          <w:sz w:val="24"/>
-          <w:szCs w:val="24"/>
-        </w:rPr>
-        <w:t>Step 2: a deterrence threshold.</w:t>
-      </w:r>
-      <w:r>
-        <w:rPr>
-          <w:rFonts w:ascii="Times New Roman" w:cs="Times New Roman" w:eastAsia="Times New Roman" w:hAnsi="Times New Roman"/>
-          <w:bCs w:val="false"/>
-          <w:iCs w:val="false"/>
-          <w:sz w:val="24"/>
-          <w:szCs w:val="24"/>
-        </w:rPr>
-        <w:t xml:space="preserve"> Consider the profile without exploitation, </w:t>
-      </w:r>
-      <w:r>
-        <w:rPr>
-          <w:rFonts w:ascii="Times New Roman" w:cs="Times New Roman" w:eastAsia="Times New Roman" w:hAnsi="Times New Roman"/>
-          <w:bCs w:val="false"/>
-          <w:i/>
-          <w:iCs w:val="false"/>
-          <w:sz w:val="24"/>
-          <w:szCs w:val="24"/>
-        </w:rPr>
-        <w:t>e</w:t>
-      </w:r>
-      <w:r>
-        <w:rPr>
-          <w:rFonts w:ascii="Times New Roman" w:cs="Times New Roman" w:eastAsia="Times New Roman" w:hAnsi="Times New Roman"/>
-          <w:bCs w:val="false"/>
-          <w:iCs w:val="false"/>
-          <w:sz w:val="24"/>
-          <w:szCs w:val="24"/>
-        </w:rPr>
-        <w:t xml:space="preserve"> = 0. Then </w:t>
+        <w:t xml:space="preserve">Consider the profile without exploitation. Then </w:t>
       </w:r>
       <w:r>
         <w:rPr>
@@ -7259,7 +6443,7 @@
           <w:sz w:val="24"/>
           <w:szCs w:val="24"/>
         </w:rPr>
-        <w:t xml:space="preserve"> = 0 and </w:t>
+        <w:t xml:space="preserve"> = 0, </w:t>
       </w:r>
       <w:r>
         <w:rPr>
@@ -7280,45 +6464,12 @@
           <w:sz w:val="24"/>
           <w:szCs w:val="24"/>
         </w:rPr>
-        <w:t xml:space="preserve"> = βθ/ψ by (11), and (12) gives </w:t>
-      </w:r>
-      <w:r>
-        <w:rPr>
-          <w:rFonts w:ascii="Times New Roman" w:cs="Times New Roman" w:eastAsia="Times New Roman" w:hAnsi="Times New Roman"/>
-          <w:bCs w:val="false"/>
-          <w:i/>
-          <w:iCs w:val="false"/>
-          <w:sz w:val="24"/>
-          <w:szCs w:val="24"/>
-        </w:rPr>
-        <w:t>Γ</w:t>
-      </w:r>
-      <w:r>
-        <w:rPr>
-          <w:rFonts w:ascii="Times New Roman" w:cs="Times New Roman" w:eastAsia="Times New Roman" w:hAnsi="Times New Roman"/>
-          <w:bCs w:val="false"/>
-          <w:iCs w:val="false"/>
-          <w:sz w:val="24"/>
-          <w:szCs w:val="24"/>
-        </w:rPr>
-        <w:t xml:space="preserve"> = </w:t>
-      </w:r>
-      <w:r>
-        <w:rPr>
-          <w:rFonts w:ascii="Times New Roman" w:cs="Times New Roman" w:eastAsia="Times New Roman" w:hAnsi="Times New Roman"/>
-          <w:bCs w:val="false"/>
-          <w:i/>
-          <w:iCs w:val="false"/>
-          <w:sz w:val="24"/>
-          <w:szCs w:val="24"/>
-        </w:rPr>
-        <w:t>Γ</w:t>
-      </w:r>
-      <w:r>
-        <w:rPr>
-          <w:rFonts w:ascii="Times New Roman" w:cs="Times New Roman" w:eastAsia="Times New Roman" w:hAnsi="Times New Roman"/>
-          <w:bCs w:val="false"/>
-          <w:i/>
+        <w:t xml:space="preserve"> = βθ/ψ, and Γ = Γ</w:t>
+      </w:r>
+      <w:r>
+        <w:rPr>
+          <w:rFonts w:ascii="Times New Roman" w:cs="Times New Roman" w:eastAsia="Times New Roman" w:hAnsi="Times New Roman"/>
+          <w:bCs w:val="false"/>
           <w:iCs w:val="false"/>
           <w:sz w:val="24"/>
           <w:szCs w:val="24"/>
@@ -7334,24 +6485,12 @@
           <w:sz w:val="24"/>
           <w:szCs w:val="24"/>
         </w:rPr>
-        <w:t xml:space="preserve"> − βθ²ζ/ψ, with </w:t>
-      </w:r>
-      <w:r>
-        <w:rPr>
-          <w:rFonts w:ascii="Times New Roman" w:cs="Times New Roman" w:eastAsia="Times New Roman" w:hAnsi="Times New Roman"/>
-          <w:bCs w:val="false"/>
-          <w:i/>
-          <w:iCs w:val="false"/>
-          <w:sz w:val="24"/>
-          <w:szCs w:val="24"/>
-        </w:rPr>
-        <w:t>Γ</w:t>
-      </w:r>
-      <w:r>
-        <w:rPr>
-          <w:rFonts w:ascii="Times New Roman" w:cs="Times New Roman" w:eastAsia="Times New Roman" w:hAnsi="Times New Roman"/>
-          <w:bCs w:val="false"/>
-          <w:i/>
+        <w:t xml:space="preserve"> − βθ²ζ/ψ with Γ</w:t>
+      </w:r>
+      <w:r>
+        <w:rPr>
+          <w:rFonts w:ascii="Times New Roman" w:cs="Times New Roman" w:eastAsia="Times New Roman" w:hAnsi="Times New Roman"/>
+          <w:bCs w:val="false"/>
           <w:iCs w:val="false"/>
           <w:sz w:val="24"/>
           <w:szCs w:val="24"/>
@@ -7411,28 +6550,7 @@
           <w:sz w:val="24"/>
           <w:szCs w:val="24"/>
         </w:rPr>
-        <w:t xml:space="preserve">. Honest effort is a best response by construction, and exploitation is not worth starting if and only if </w:t>
-      </w:r>
-      <w:r>
-        <w:rPr>
-          <w:rFonts w:ascii="Times New Roman" w:cs="Times New Roman" w:eastAsia="Times New Roman" w:hAnsi="Times New Roman"/>
-          <w:bCs w:val="false"/>
-          <w:i/>
-          <w:iCs w:val="false"/>
-          <w:sz w:val="24"/>
-          <w:szCs w:val="24"/>
-        </w:rPr>
-        <w:t>Γ</w:t>
-      </w:r>
-      <w:r>
-        <w:rPr>
-          <w:rFonts w:ascii="Times New Roman" w:cs="Times New Roman" w:eastAsia="Times New Roman" w:hAnsi="Times New Roman"/>
-          <w:bCs w:val="false"/>
-          <w:iCs w:val="false"/>
-          <w:sz w:val="24"/>
-          <w:szCs w:val="24"/>
-        </w:rPr>
-        <w:t xml:space="preserve"> ≤ 0. The profile is therefore an equilibrium (Appendix D, Theorem 4) if and only if</w:t>
+        <w:t>, so the profile is an equilibrium if and only if Γ ≤ 0, that is, if and only if (Theorem 4)</w:t>
       </w:r>
     </w:p>
     <w:p>
@@ -7545,7 +6663,7 @@
           <w:sz w:val="24"/>
           <w:szCs w:val="24"/>
         </w:rPr>
-        <w:t>, ζ, and θ and rises with ψ and Δ. Without inspection (ζ = 0), no finite β deters.</w:t>
+        <w:t>, ζ, and θ and rises with ψ and Δ, and without inspection (ζ = 0) no finite β deters.</w:t>
       </w:r>
     </w:p>
     <w:p>
@@ -7558,22 +6676,32 @@
         <w:rPr>
           <w:rFonts w:ascii="Times New Roman" w:cs="Times New Roman" w:eastAsia="Times New Roman" w:hAnsi="Times New Roman"/>
           <w:bCs w:val="false"/>
-          <w:i/>
-          <w:iCs w:val="false"/>
-          <w:sz w:val="24"/>
-          <w:szCs w:val="24"/>
-        </w:rPr>
-        <w:t>Step 3: equilibrium and the response of gaming to pay.</w:t>
-      </w:r>
-      <w:r>
-        <w:rPr>
-          <w:rFonts w:ascii="Times New Roman" w:cs="Times New Roman" w:eastAsia="Times New Roman" w:hAnsi="Times New Roman"/>
-          <w:bCs w:val="false"/>
-          <w:iCs w:val="false"/>
-          <w:sz w:val="24"/>
-          <w:szCs w:val="24"/>
-        </w:rPr>
-        <w:t xml:space="preserve"> When β &lt; β</w:t>
+          <w:iCs w:val="false"/>
+          <w:sz w:val="24"/>
+          <w:szCs w:val="24"/>
+        </w:rPr>
+        <w:t>The equilibrium is unique when ψκ &gt; β²θ²ζ²</w:t>
+      </w:r>
+      <w:r>
+        <w:rPr>
+          <w:rFonts w:ascii="Times New Roman" w:cs="Times New Roman" w:eastAsia="Times New Roman" w:hAnsi="Times New Roman"/>
+          <w:bCs w:val="false"/>
+          <w:i/>
+          <w:iCs w:val="false"/>
+          <w:sz w:val="24"/>
+          <w:szCs w:val="24"/>
+        </w:rPr>
+        <w:t>N</w:t>
+      </w:r>
+      <w:r>
+        <w:rPr>
+          <w:rFonts w:ascii="Times New Roman" w:cs="Times New Roman" w:eastAsia="Times New Roman" w:hAnsi="Times New Roman"/>
+          <w:bCs w:val="false"/>
+          <w:iCs w:val="false"/>
+          <w:sz w:val="24"/>
+          <w:szCs w:val="24"/>
+        </w:rPr>
+        <w:t>, so that the feedback between honest and exploit effort is weak, and whenever β ≥ β</w:t>
       </w:r>
       <w:r>
         <w:rPr>
@@ -7584,6 +6712,27 @@
           <w:szCs w:val="24"/>
           <w:vertAlign w:val="subscript"/>
         </w:rPr>
+        <w:t>u</w:t>
+      </w:r>
+      <w:r>
+        <w:rPr>
+          <w:rFonts w:ascii="Times New Roman" w:cs="Times New Roman" w:eastAsia="Times New Roman" w:hAnsi="Times New Roman"/>
+          <w:bCs w:val="false"/>
+          <w:iCs w:val="false"/>
+          <w:sz w:val="24"/>
+          <w:szCs w:val="24"/>
+        </w:rPr>
+        <w:t xml:space="preserve"> = β</w:t>
+      </w:r>
+      <w:r>
+        <w:rPr>
+          <w:rFonts w:ascii="Times New Roman" w:cs="Times New Roman" w:eastAsia="Times New Roman" w:hAnsi="Times New Roman"/>
+          <w:bCs w:val="false"/>
+          <w:iCs w:val="false"/>
+          <w:sz w:val="24"/>
+          <w:szCs w:val="24"/>
+          <w:vertAlign w:val="subscript"/>
+        </w:rPr>
         <w:t>d</w:t>
       </w:r>
       <w:r>
@@ -7594,7 +6743,7 @@
           <w:sz w:val="24"/>
           <w:szCs w:val="24"/>
         </w:rPr>
-        <w:t>, exploit effort solves (7) with Γ from (12) evaluated at the equilibrium honest effort. The equilibrium is unique when ψκ &gt; β²θ²ζ²</w:t>
+        <w:t xml:space="preserve">/(1 − ζ) (Theorem 4). Between these conditions several equilibria can coexist, because exploitation lowers honest effort, which raises the payoff to exploitation. With </w:t>
       </w:r>
       <w:r>
         <w:rPr>
@@ -7615,7 +6764,7 @@
           <w:sz w:val="24"/>
           <w:szCs w:val="24"/>
         </w:rPr>
-        <w:t>, so that the feedback between honest effort and exploit effort is weak, and whenever β ≥ β</w:t>
+        <w:t xml:space="preserve"> = 5, ζ = 0.6, β = 6.5, σ</w:t>
       </w:r>
       <w:r>
         <w:rPr>
@@ -7626,17 +6775,59 @@
           <w:szCs w:val="24"/>
           <w:vertAlign w:val="subscript"/>
         </w:rPr>
-        <w:t>u</w:t>
-      </w:r>
-      <w:r>
-        <w:rPr>
-          <w:rFonts w:ascii="Times New Roman" w:cs="Times New Roman" w:eastAsia="Times New Roman" w:hAnsi="Times New Roman"/>
-          <w:bCs w:val="false"/>
-          <w:iCs w:val="false"/>
-          <w:sz w:val="24"/>
-          <w:szCs w:val="24"/>
-        </w:rPr>
-        <w:t xml:space="preserve"> = β</w:t>
+        <w:t>J</w:t>
+      </w:r>
+      <w:r>
+        <w:rPr>
+          <w:rFonts w:ascii="Times New Roman" w:cs="Times New Roman" w:eastAsia="Times New Roman" w:hAnsi="Times New Roman"/>
+          <w:bCs w:val="false"/>
+          <w:iCs w:val="false"/>
+          <w:sz w:val="24"/>
+          <w:szCs w:val="24"/>
+        </w:rPr>
+        <w:t xml:space="preserve"> = 1, Δ = 2.5, κ = 1.5, ψ = 2, and θ = 0.4, for example, there are three equilibria (</w:t>
+      </w:r>
+      <w:r>
+        <w:rPr>
+          <w:rFonts w:ascii="Times New Roman" w:cs="Times New Roman" w:eastAsia="Times New Roman" w:hAnsi="Times New Roman"/>
+          <w:bCs w:val="false"/>
+          <w:i/>
+          <w:iCs w:val="false"/>
+          <w:sz w:val="24"/>
+          <w:szCs w:val="24"/>
+        </w:rPr>
+        <w:t>e</w:t>
+      </w:r>
+      <w:r>
+        <w:rPr>
+          <w:rFonts w:ascii="Times New Roman" w:cs="Times New Roman" w:eastAsia="Times New Roman" w:hAnsi="Times New Roman"/>
+          <w:bCs w:val="false"/>
+          <w:iCs w:val="false"/>
+          <w:sz w:val="24"/>
+          <w:szCs w:val="24"/>
+        </w:rPr>
+        <w:t xml:space="preserve"> = 0, 0.015, and 0.204), of which the first and the last are stable. The organization’s surplus is 0.21 in the first and −0.93 in the last, and the team is slightly better off in the gaming equilibrium (utility 9.33 against 9.25), so payoff dominance does not select deterrence. Where the equilibrium is unique, exploit effort rises with β throughout when there is no inspection, the familiar multitask result, and it is hump-shaped with inspection. With ψ = 1, θ = 0.7, </w:t>
+      </w:r>
+      <w:r>
+        <w:rPr>
+          <w:rFonts w:ascii="Times New Roman" w:cs="Times New Roman" w:eastAsia="Times New Roman" w:hAnsi="Times New Roman"/>
+          <w:bCs w:val="false"/>
+          <w:i/>
+          <w:iCs w:val="false"/>
+          <w:sz w:val="24"/>
+          <w:szCs w:val="24"/>
+        </w:rPr>
+        <w:t>N</w:t>
+      </w:r>
+      <w:r>
+        <w:rPr>
+          <w:rFonts w:ascii="Times New Roman" w:cs="Times New Roman" w:eastAsia="Times New Roman" w:hAnsi="Times New Roman"/>
+          <w:bCs w:val="false"/>
+          <w:iCs w:val="false"/>
+          <w:sz w:val="24"/>
+          <w:szCs w:val="24"/>
+        </w:rPr>
+        <w:t xml:space="preserve"> = 4, ζ = 0.4, and the other parameters of Section 4.2, it rises from 0.004 at β = 0.1 to 0.011 near β = 0.5 and falls to zero at β</w:t>
       </w:r>
       <w:r>
         <w:rPr>
@@ -7657,112 +6848,7 @@
           <w:sz w:val="24"/>
           <w:szCs w:val="24"/>
         </w:rPr>
-        <w:t xml:space="preserve">/(1 − ζ) (Appendix D, Theorem 4). Between these conditions several equilibria can coexist, because exploitation lowers honest effort, which raises the payoff to exploitation. With </w:t>
-      </w:r>
-      <w:r>
-        <w:rPr>
-          <w:rFonts w:ascii="Times New Roman" w:cs="Times New Roman" w:eastAsia="Times New Roman" w:hAnsi="Times New Roman"/>
-          <w:bCs w:val="false"/>
-          <w:i/>
-          <w:iCs w:val="false"/>
-          <w:sz w:val="24"/>
-          <w:szCs w:val="24"/>
-        </w:rPr>
-        <w:t>N</w:t>
-      </w:r>
-      <w:r>
-        <w:rPr>
-          <w:rFonts w:ascii="Times New Roman" w:cs="Times New Roman" w:eastAsia="Times New Roman" w:hAnsi="Times New Roman"/>
-          <w:bCs w:val="false"/>
-          <w:iCs w:val="false"/>
-          <w:sz w:val="24"/>
-          <w:szCs w:val="24"/>
-        </w:rPr>
-        <w:t xml:space="preserve"> = 5, ζ = 0.6, β = 6.5, σ</w:t>
-      </w:r>
-      <w:r>
-        <w:rPr>
-          <w:rFonts w:ascii="Times New Roman" w:cs="Times New Roman" w:eastAsia="Times New Roman" w:hAnsi="Times New Roman"/>
-          <w:bCs w:val="false"/>
-          <w:iCs w:val="false"/>
-          <w:sz w:val="24"/>
-          <w:szCs w:val="24"/>
-          <w:vertAlign w:val="subscript"/>
-        </w:rPr>
-        <w:t>J</w:t>
-      </w:r>
-      <w:r>
-        <w:rPr>
-          <w:rFonts w:ascii="Times New Roman" w:cs="Times New Roman" w:eastAsia="Times New Roman" w:hAnsi="Times New Roman"/>
-          <w:bCs w:val="false"/>
-          <w:iCs w:val="false"/>
-          <w:sz w:val="24"/>
-          <w:szCs w:val="24"/>
-        </w:rPr>
-        <w:t xml:space="preserve"> = 1, Δ = 2.5, κ = 1.5, ψ = 2, and θ = 0.4, for example, there are three equilibria (</w:t>
-      </w:r>
-      <w:r>
-        <w:rPr>
-          <w:rFonts w:ascii="Times New Roman" w:cs="Times New Roman" w:eastAsia="Times New Roman" w:hAnsi="Times New Roman"/>
-          <w:bCs w:val="false"/>
-          <w:i/>
-          <w:iCs w:val="false"/>
-          <w:sz w:val="24"/>
-          <w:szCs w:val="24"/>
-        </w:rPr>
-        <w:t>e</w:t>
-      </w:r>
-      <w:r>
-        <w:rPr>
-          <w:rFonts w:ascii="Times New Roman" w:cs="Times New Roman" w:eastAsia="Times New Roman" w:hAnsi="Times New Roman"/>
-          <w:bCs w:val="false"/>
-          <w:iCs w:val="false"/>
-          <w:sz w:val="24"/>
-          <w:szCs w:val="24"/>
-        </w:rPr>
-        <w:t xml:space="preserve"> = 0, 0.015, and 0.204), of which the first and the last are stable. The organization’s surplus is 0.21 in the first and −0.93 in the last, whereas the team is slightly better off in the gaming equilibrium (utility 9.33 against 9.25), so payoff dominance does not select deterrence. Where the equilibrium is unique, exploit effort behaves as follows. Without inspection, it increases with β throughout, the familiar multitask result that stronger pay on a gameable proxy invites more gaming. With inspection it is hump-shaped. In the illustration of Section 4.2 with ψ = 1, θ = 0.7, </w:t>
-      </w:r>
-      <w:r>
-        <w:rPr>
-          <w:rFonts w:ascii="Times New Roman" w:cs="Times New Roman" w:eastAsia="Times New Roman" w:hAnsi="Times New Roman"/>
-          <w:bCs w:val="false"/>
-          <w:i/>
-          <w:iCs w:val="false"/>
-          <w:sz w:val="24"/>
-          <w:szCs w:val="24"/>
-        </w:rPr>
-        <w:t>N</w:t>
-      </w:r>
-      <w:r>
-        <w:rPr>
-          <w:rFonts w:ascii="Times New Roman" w:cs="Times New Roman" w:eastAsia="Times New Roman" w:hAnsi="Times New Roman"/>
-          <w:bCs w:val="false"/>
-          <w:iCs w:val="false"/>
-          <w:sz w:val="24"/>
-          <w:szCs w:val="24"/>
-        </w:rPr>
-        <w:t xml:space="preserve"> = 4, and ζ = 0.4, exploit effort rises from 0.004 at β = 0.1 to a maximum of 0.011 near β = 0.5 and falls to zero at β</w:t>
-      </w:r>
-      <w:r>
-        <w:rPr>
-          <w:rFonts w:ascii="Times New Roman" w:cs="Times New Roman" w:eastAsia="Times New Roman" w:hAnsi="Times New Roman"/>
-          <w:bCs w:val="false"/>
-          <w:iCs w:val="false"/>
-          <w:sz w:val="24"/>
-          <w:szCs w:val="24"/>
-          <w:vertAlign w:val="subscript"/>
-        </w:rPr>
-        <w:t>d</w:t>
-      </w:r>
-      <w:r>
-        <w:rPr>
-          <w:rFonts w:ascii="Times New Roman" w:cs="Times New Roman" w:eastAsia="Times New Roman" w:hAnsi="Times New Roman"/>
-          <w:bCs w:val="false"/>
-          <w:iCs w:val="false"/>
-          <w:sz w:val="24"/>
-          <w:szCs w:val="24"/>
-        </w:rPr>
-        <w:t xml:space="preserve"> = 0.96, while honest effort rises steadily from 0.07 to 0.67. Without inspection, exploit effort in the same example rises from 0.02 at β = 0.1 to 0.16 at β = 1.1.</w:t>
+        <w:t xml:space="preserve"> = 0.96.</w:t>
       </w:r>
     </w:p>
     <w:p>
@@ -7790,7 +6876,26 @@
           <w:sz w:val="24"/>
           <w:szCs w:val="24"/>
         </w:rPr>
-        <w:t xml:space="preserve"> Where releases that fail inspection are blocked, intense judge-linked pay and inspection are complements rather than substitutes. Inspection makes gaming costly, and intense pay raises what a blocked release forfeits. The result depends on the forfeiture assumption. If a blocked release were replaced by the next-best honest candidate, the forfeiture would be small and most of the deterrence from pay would disappear.</w:t>
+        <w:t xml:space="preserve"> Where releases that fail inspection are blocked, intense judge-linked pay and inspection are therefore complements: inspection makes gaming costly, and intense pay raises what a blocked release forfeits. The result depends on this forfeiture assumption. If a blocked release were replaced by the next-best honest candidate, most of the deterrence from pay would disappear.</w:t>
+      </w:r>
+    </w:p>
+    <w:p>
+      <w:pPr>
+        <w:pStyle w:val="Heading2"/>
+        <w:spacing w:after="200" w:before="280" w:line="480" w:lineRule="auto"/>
+        <w:jc w:val="center"/>
+      </w:pPr>
+      <w:r>
+        <w:rPr>
+          <w:rFonts w:ascii="Times New Roman" w:cs="Times New Roman" w:eastAsia="Times New Roman" w:hAnsi="Times New Roman"/>
+          <w:b/>
+          <w:bCs/>
+          <w:i w:val="false"/>
+          <w:iCs w:val="false"/>
+          <w:sz w:val="24"/>
+          <w:szCs w:val="24"/>
+        </w:rPr>
+        <w:t>4.4  The Optimal Intensity of Judge-Linked Pay</w:t>
       </w:r>
     </w:p>
     <w:p>
@@ -7803,58 +6908,11 @@
         <w:rPr>
           <w:rFonts w:ascii="Times New Roman" w:cs="Times New Roman" w:eastAsia="Times New Roman" w:hAnsi="Times New Roman"/>
           <w:bCs w:val="false"/>
-          <w:i/>
-          <w:iCs w:val="false"/>
-          <w:sz w:val="24"/>
-          <w:szCs w:val="24"/>
-        </w:rPr>
-        <w:t>Scope.</w:t>
-      </w:r>
-      <w:r>
-        <w:rPr>
-          <w:rFonts w:ascii="Times New Roman" w:cs="Times New Roman" w:eastAsia="Times New Roman" w:hAnsi="Times New Roman"/>
-          <w:bCs w:val="false"/>
-          <w:iCs w:val="false"/>
-          <w:sz w:val="24"/>
-          <w:szCs w:val="24"/>
-        </w:rPr>
-        <w:t xml:space="preserve"> The organization’s choice of β is derived in Section 4.4. The equilibrium conditions were checked against unilateral deviations on a grid, and the expected judge score of what ships was checked by simulation (1.539 by simulation and 1.541 by formula in the case examined).</w:t>
-      </w:r>
-    </w:p>
-    <w:p>
-      <w:pPr>
-        <w:pStyle w:val="Heading2"/>
-        <w:spacing w:after="200" w:before="280" w:line="480" w:lineRule="auto"/>
-        <w:jc w:val="center"/>
-      </w:pPr>
-      <w:r>
-        <w:rPr>
-          <w:rFonts w:ascii="Times New Roman" w:cs="Times New Roman" w:eastAsia="Times New Roman" w:hAnsi="Times New Roman"/>
-          <w:b/>
-          <w:bCs/>
-          <w:i w:val="false"/>
-          <w:iCs w:val="false"/>
-          <w:sz w:val="24"/>
-          <w:szCs w:val="24"/>
-        </w:rPr>
-        <w:t>4.4  The Optimal Intensity of Judge-Linked Pay</w:t>
-      </w:r>
-    </w:p>
-    <w:p>
-      <w:pPr>
-        <w:spacing w:after="0" w:before="0" w:line="480" w:lineRule="auto"/>
-        <w:ind w:firstLine="720"/>
-        <w:jc w:val="left"/>
-      </w:pPr>
-      <w:r>
-        <w:rPr>
-          <w:rFonts w:ascii="Times New Roman" w:cs="Times New Roman" w:eastAsia="Times New Roman" w:hAnsi="Times New Roman"/>
-          <w:bCs w:val="false"/>
-          <w:iCs w:val="false"/>
-          <w:sz w:val="24"/>
-          <w:szCs w:val="24"/>
-        </w:rPr>
-        <w:t xml:space="preserve">This subsection derives the organization’s choice of β in the model of Section 4.3. The organization offers pay </w:t>
+          <w:iCs w:val="false"/>
+          <w:sz w:val="24"/>
+          <w:szCs w:val="24"/>
+        </w:rPr>
+        <w:t xml:space="preserve">This subsection derives the organization’s choice of β. The organization pays </w:t>
       </w:r>
       <w:r>
         <w:rPr>
@@ -7941,7 +6999,7 @@
           <w:sz w:val="24"/>
           <w:szCs w:val="24"/>
         </w:rPr>
-        <w:t xml:space="preserve"> is the judge score of what ships. The team is risk neutral, has an outside option of zero, and faces no limited liability. The organization sets the fixed component α so that the participation constraint binds, which makes the transfer to the team exactly offset its expected cost of effort. The organization’s payoff is then total surplus,</w:t>
+        <w:t xml:space="preserve"> is the judge score of what ships, and the team is risk neutral, has an outside option of zero, and faces no limited liability. Setting α so that the participation constraint binds makes the transfer offset the team’s expected cost of effort, so the organization’s payoff is total surplus,</w:t>
       </w:r>
     </w:p>
     <w:p>
@@ -8344,340 +7402,11 @@
         <w:rPr>
           <w:rFonts w:ascii="Times New Roman" w:cs="Times New Roman" w:eastAsia="Times New Roman" w:hAnsi="Times New Roman"/>
           <w:bCs w:val="false"/>
-          <w:i/>
-          <w:iCs w:val="false"/>
-          <w:sz w:val="24"/>
-          <w:szCs w:val="24"/>
-        </w:rPr>
-        <w:t>Step 1: the first best.</w:t>
-      </w:r>
-      <w:r>
-        <w:rPr>
-          <w:rFonts w:ascii="Times New Roman" w:cs="Times New Roman" w:eastAsia="Times New Roman" w:hAnsi="Times New Roman"/>
-          <w:bCs w:val="false"/>
-          <w:iCs w:val="false"/>
-          <w:sz w:val="24"/>
-          <w:szCs w:val="24"/>
-        </w:rPr>
-        <w:t xml:space="preserve"> For any </w:t>
-      </w:r>
-      <w:r>
-        <w:rPr>
-          <w:rFonts w:ascii="Times New Roman" w:cs="Times New Roman" w:eastAsia="Times New Roman" w:hAnsi="Times New Roman"/>
-          <w:bCs w:val="false"/>
-          <w:i/>
-          <w:iCs w:val="false"/>
-          <w:sz w:val="24"/>
-          <w:szCs w:val="24"/>
-        </w:rPr>
-        <w:t>a</w:t>
-      </w:r>
-      <w:r>
-        <w:rPr>
-          <w:rFonts w:ascii="Times New Roman" w:cs="Times New Roman" w:eastAsia="Times New Roman" w:hAnsi="Times New Roman"/>
-          <w:bCs w:val="false"/>
-          <w:iCs w:val="false"/>
-          <w:sz w:val="24"/>
-          <w:szCs w:val="24"/>
-        </w:rPr>
-        <w:t xml:space="preserve"> and </w:t>
-      </w:r>
-      <w:r>
-        <w:rPr>
-          <w:rFonts w:ascii="Times New Roman" w:cs="Times New Roman" w:eastAsia="Times New Roman" w:hAnsi="Times New Roman"/>
-          <w:bCs w:val="false"/>
-          <w:i/>
-          <w:iCs w:val="false"/>
-          <w:sz w:val="24"/>
-          <w:szCs w:val="24"/>
-        </w:rPr>
-        <w:t>e</w:t>
-      </w:r>
-      <w:r>
-        <w:rPr>
-          <w:rFonts w:ascii="Times New Roman" w:cs="Times New Roman" w:eastAsia="Times New Roman" w:hAnsi="Times New Roman"/>
-          <w:bCs w:val="false"/>
-          <w:iCs w:val="false"/>
-          <w:sz w:val="24"/>
-          <w:szCs w:val="24"/>
-        </w:rPr>
-        <w:t xml:space="preserve">, (1 − </w:t>
-      </w:r>
-      <w:r>
-        <w:rPr>
-          <w:rFonts w:ascii="Times New Roman" w:cs="Times New Roman" w:eastAsia="Times New Roman" w:hAnsi="Times New Roman"/>
-          <w:bCs w:val="false"/>
-          <w:i/>
-          <w:iCs w:val="false"/>
-          <w:sz w:val="24"/>
-          <w:szCs w:val="24"/>
-        </w:rPr>
-        <w:t>Q</w:t>
-      </w:r>
-      <w:r>
-        <w:rPr>
-          <w:rFonts w:ascii="Times New Roman" w:cs="Times New Roman" w:eastAsia="Times New Roman" w:hAnsi="Times New Roman"/>
-          <w:bCs w:val="false"/>
-          <w:iCs w:val="false"/>
-          <w:sz w:val="24"/>
-          <w:szCs w:val="24"/>
-        </w:rPr>
-        <w:t>)</w:t>
-      </w:r>
-      <w:r>
-        <w:rPr>
-          <w:rFonts w:ascii="Times New Roman" w:cs="Times New Roman" w:eastAsia="Times New Roman" w:hAnsi="Times New Roman"/>
-          <w:bCs w:val="false"/>
-          <w:i/>
-          <w:iCs w:val="false"/>
-          <w:sz w:val="24"/>
-          <w:szCs w:val="24"/>
-        </w:rPr>
-        <w:t>ga</w:t>
-      </w:r>
-      <w:r>
-        <w:rPr>
-          <w:rFonts w:ascii="Times New Roman" w:cs="Times New Roman" w:eastAsia="Times New Roman" w:hAnsi="Times New Roman"/>
-          <w:bCs w:val="false"/>
-          <w:iCs w:val="false"/>
-          <w:sz w:val="24"/>
-          <w:szCs w:val="24"/>
-        </w:rPr>
-        <w:t xml:space="preserve"> − (ψ/2)</w:t>
-      </w:r>
-      <w:r>
-        <w:rPr>
-          <w:rFonts w:ascii="Times New Roman" w:cs="Times New Roman" w:eastAsia="Times New Roman" w:hAnsi="Times New Roman"/>
-          <w:bCs w:val="false"/>
-          <w:i/>
-          <w:iCs w:val="false"/>
-          <w:sz w:val="24"/>
-          <w:szCs w:val="24"/>
-        </w:rPr>
-        <w:t>a</w:t>
-      </w:r>
-      <w:r>
-        <w:rPr>
-          <w:rFonts w:ascii="Times New Roman" w:cs="Times New Roman" w:eastAsia="Times New Roman" w:hAnsi="Times New Roman"/>
-          <w:bCs w:val="false"/>
-          <w:iCs w:val="false"/>
-          <w:sz w:val="24"/>
-          <w:szCs w:val="24"/>
-        </w:rPr>
-        <w:t xml:space="preserve">² ≤ </w:t>
-      </w:r>
-      <w:r>
-        <w:rPr>
-          <w:rFonts w:ascii="Times New Roman" w:cs="Times New Roman" w:eastAsia="Times New Roman" w:hAnsi="Times New Roman"/>
-          <w:bCs w:val="false"/>
-          <w:i/>
-          <w:iCs w:val="false"/>
-          <w:sz w:val="24"/>
-          <w:szCs w:val="24"/>
-        </w:rPr>
-        <w:t>g</w:t>
-      </w:r>
-      <w:r>
-        <w:rPr>
-          <w:rFonts w:ascii="Times New Roman" w:cs="Times New Roman" w:eastAsia="Times New Roman" w:hAnsi="Times New Roman"/>
-          <w:bCs w:val="false"/>
-          <w:iCs w:val="false"/>
-          <w:sz w:val="24"/>
-          <w:szCs w:val="24"/>
-        </w:rPr>
-        <w:t xml:space="preserve">²/(2ψ), with equality only if </w:t>
-      </w:r>
-      <w:r>
-        <w:rPr>
-          <w:rFonts w:ascii="Times New Roman" w:cs="Times New Roman" w:eastAsia="Times New Roman" w:hAnsi="Times New Roman"/>
-          <w:bCs w:val="false"/>
-          <w:i/>
-          <w:iCs w:val="false"/>
-          <w:sz w:val="24"/>
-          <w:szCs w:val="24"/>
-        </w:rPr>
-        <w:t>Q</w:t>
-      </w:r>
-      <w:r>
-        <w:rPr>
-          <w:rFonts w:ascii="Times New Roman" w:cs="Times New Roman" w:eastAsia="Times New Roman" w:hAnsi="Times New Roman"/>
-          <w:bCs w:val="false"/>
-          <w:iCs w:val="false"/>
-          <w:sz w:val="24"/>
-          <w:szCs w:val="24"/>
-        </w:rPr>
-        <w:t xml:space="preserve"> = 0 and </w:t>
-      </w:r>
-      <w:r>
-        <w:rPr>
-          <w:rFonts w:ascii="Times New Roman" w:cs="Times New Roman" w:eastAsia="Times New Roman" w:hAnsi="Times New Roman"/>
-          <w:bCs w:val="false"/>
-          <w:i/>
-          <w:iCs w:val="false"/>
-          <w:sz w:val="24"/>
-          <w:szCs w:val="24"/>
-        </w:rPr>
-        <w:t>a</w:t>
-      </w:r>
-      <w:r>
-        <w:rPr>
-          <w:rFonts w:ascii="Times New Roman" w:cs="Times New Roman" w:eastAsia="Times New Roman" w:hAnsi="Times New Roman"/>
-          <w:bCs w:val="false"/>
-          <w:iCs w:val="false"/>
-          <w:sz w:val="24"/>
-          <w:szCs w:val="24"/>
-        </w:rPr>
-        <w:t xml:space="preserve"> = </w:t>
-      </w:r>
-      <w:r>
-        <w:rPr>
-          <w:rFonts w:ascii="Times New Roman" w:cs="Times New Roman" w:eastAsia="Times New Roman" w:hAnsi="Times New Roman"/>
-          <w:bCs w:val="false"/>
-          <w:i/>
-          <w:iCs w:val="false"/>
-          <w:sz w:val="24"/>
-          <w:szCs w:val="24"/>
-        </w:rPr>
-        <w:t>g</w:t>
-      </w:r>
-      <w:r>
-        <w:rPr>
-          <w:rFonts w:ascii="Times New Roman" w:cs="Times New Roman" w:eastAsia="Times New Roman" w:hAnsi="Times New Roman"/>
-          <w:bCs w:val="false"/>
-          <w:iCs w:val="false"/>
-          <w:sz w:val="24"/>
-          <w:szCs w:val="24"/>
-        </w:rPr>
-        <w:t xml:space="preserve">/ψ, and (1 − </w:t>
-      </w:r>
-      <w:r>
-        <w:rPr>
-          <w:rFonts w:ascii="Times New Roman" w:cs="Times New Roman" w:eastAsia="Times New Roman" w:hAnsi="Times New Roman"/>
-          <w:bCs w:val="false"/>
-          <w:i/>
-          <w:iCs w:val="false"/>
-          <w:sz w:val="24"/>
-          <w:szCs w:val="24"/>
-        </w:rPr>
-        <w:t>Q</w:t>
-      </w:r>
-      <w:r>
-        <w:rPr>
-          <w:rFonts w:ascii="Times New Roman" w:cs="Times New Roman" w:eastAsia="Times New Roman" w:hAnsi="Times New Roman"/>
-          <w:bCs w:val="false"/>
-          <w:iCs w:val="false"/>
-          <w:sz w:val="24"/>
-          <w:szCs w:val="24"/>
-        </w:rPr>
-        <w:t>)ρ</w:t>
-      </w:r>
-      <w:r>
-        <w:rPr>
-          <w:rFonts w:ascii="Times New Roman" w:cs="Times New Roman" w:eastAsia="Times New Roman" w:hAnsi="Times New Roman"/>
-          <w:bCs w:val="false"/>
-          <w:i/>
-          <w:iCs w:val="false"/>
-          <w:sz w:val="24"/>
-          <w:szCs w:val="24"/>
-        </w:rPr>
-        <w:t>s</w:t>
-      </w:r>
-      <w:r>
-        <w:rPr>
-          <w:rFonts w:ascii="Times New Roman" w:cs="Times New Roman" w:eastAsia="Times New Roman" w:hAnsi="Times New Roman"/>
-          <w:bCs w:val="false"/>
-          <w:iCs w:val="false"/>
-          <w:sz w:val="24"/>
-          <w:szCs w:val="24"/>
-        </w:rPr>
-        <w:t xml:space="preserve"> </w:t>
-      </w:r>
-      <w:r>
-        <w:rPr>
-          <w:rFonts w:ascii="Times New Roman" w:cs="Times New Roman" w:eastAsia="Times New Roman" w:hAnsi="Times New Roman"/>
-          <w:bCs w:val="false"/>
-          <w:i/>
-          <w:iCs w:val="false"/>
-          <w:sz w:val="24"/>
-          <w:szCs w:val="24"/>
-        </w:rPr>
-        <w:t>m</w:t>
-      </w:r>
-      <w:r>
-        <w:rPr>
-          <w:rFonts w:ascii="Times New Roman" w:cs="Times New Roman" w:eastAsia="Times New Roman" w:hAnsi="Times New Roman"/>
-          <w:bCs w:val="false"/>
-          <w:i/>
-          <w:iCs w:val="false"/>
-          <w:sz w:val="24"/>
-          <w:szCs w:val="24"/>
-          <w:vertAlign w:val="subscript"/>
-        </w:rPr>
-        <w:t>N</w:t>
-      </w:r>
-      <w:r>
-        <w:rPr>
-          <w:rFonts w:ascii="Times New Roman" w:cs="Times New Roman" w:eastAsia="Times New Roman" w:hAnsi="Times New Roman"/>
-          <w:bCs w:val="false"/>
-          <w:iCs w:val="false"/>
-          <w:sz w:val="24"/>
-          <w:szCs w:val="24"/>
-        </w:rPr>
-        <w:t xml:space="preserve"> ≤ ρ</w:t>
-      </w:r>
-      <w:r>
-        <w:rPr>
-          <w:rFonts w:ascii="Times New Roman" w:cs="Times New Roman" w:eastAsia="Times New Roman" w:hAnsi="Times New Roman"/>
-          <w:bCs w:val="false"/>
-          <w:i/>
-          <w:iCs w:val="false"/>
-          <w:sz w:val="24"/>
-          <w:szCs w:val="24"/>
-        </w:rPr>
-        <w:t>s</w:t>
-      </w:r>
-      <w:r>
-        <w:rPr>
-          <w:rFonts w:ascii="Times New Roman" w:cs="Times New Roman" w:eastAsia="Times New Roman" w:hAnsi="Times New Roman"/>
-          <w:bCs w:val="false"/>
-          <w:iCs w:val="false"/>
-          <w:sz w:val="24"/>
-          <w:szCs w:val="24"/>
-        </w:rPr>
-        <w:t xml:space="preserve"> </w:t>
-      </w:r>
-      <w:r>
-        <w:rPr>
-          <w:rFonts w:ascii="Times New Roman" w:cs="Times New Roman" w:eastAsia="Times New Roman" w:hAnsi="Times New Roman"/>
-          <w:bCs w:val="false"/>
-          <w:i/>
-          <w:iCs w:val="false"/>
-          <w:sz w:val="24"/>
-          <w:szCs w:val="24"/>
-        </w:rPr>
-        <w:t>m</w:t>
-      </w:r>
-      <w:r>
-        <w:rPr>
-          <w:rFonts w:ascii="Times New Roman" w:cs="Times New Roman" w:eastAsia="Times New Roman" w:hAnsi="Times New Roman"/>
-          <w:bCs w:val="false"/>
-          <w:i/>
-          <w:iCs w:val="false"/>
-          <w:sz w:val="24"/>
-          <w:szCs w:val="24"/>
-          <w:vertAlign w:val="subscript"/>
-        </w:rPr>
-        <w:t>N</w:t>
-      </w:r>
-      <w:r>
-        <w:rPr>
-          <w:rFonts w:ascii="Times New Roman" w:cs="Times New Roman" w:eastAsia="Times New Roman" w:hAnsi="Times New Roman"/>
-          <w:bCs w:val="false"/>
-          <w:iCs w:val="false"/>
-          <w:sz w:val="24"/>
-          <w:szCs w:val="24"/>
-        </w:rPr>
-        <w:t>, while the remaining terms are nonpositive. Surplus therefore never exceeds</w:t>
+          <w:iCs w:val="false"/>
+          <w:sz w:val="24"/>
+          <w:szCs w:val="24"/>
+        </w:rPr>
+        <w:t>Surplus never exceeds the first best,</w:t>
       </w:r>
     </w:p>
     <w:p>
@@ -8952,7 +7681,7 @@
           <w:sz w:val="24"/>
           <w:szCs w:val="24"/>
         </w:rPr>
-        <w:t xml:space="preserve">/ψ. Without exploitation, (11) gives </w:t>
+        <w:t xml:space="preserve">/ψ (Theorem 5). Without exploitation, (11) gives </w:t>
       </w:r>
       <w:r>
         <w:rPr>
@@ -9033,7 +7762,7 @@
           <w:sz w:val="24"/>
           <w:szCs w:val="24"/>
         </w:rPr>
-        <w:t>Step 2: inspection can restore the first best.</w:t>
+        <w:t>Inspection can restore the first best.</w:t>
       </w:r>
       <w:r>
         <w:rPr>
@@ -9064,28 +7793,7 @@
           <w:sz w:val="24"/>
           <w:szCs w:val="24"/>
         </w:rPr>
-        <w:t xml:space="preserve">/θ if and only if </w:t>
-      </w:r>
-      <w:r>
-        <w:rPr>
-          <w:rFonts w:ascii="Times New Roman" w:cs="Times New Roman" w:eastAsia="Times New Roman" w:hAnsi="Times New Roman"/>
-          <w:bCs w:val="false"/>
-          <w:i/>
-          <w:iCs w:val="false"/>
-          <w:sz w:val="24"/>
-          <w:szCs w:val="24"/>
-        </w:rPr>
-        <w:t>e</w:t>
-      </w:r>
-      <w:r>
-        <w:rPr>
-          <w:rFonts w:ascii="Times New Roman" w:cs="Times New Roman" w:eastAsia="Times New Roman" w:hAnsi="Times New Roman"/>
-          <w:bCs w:val="false"/>
-          <w:iCs w:val="false"/>
-          <w:sz w:val="24"/>
-          <w:szCs w:val="24"/>
-        </w:rPr>
-        <w:t xml:space="preserve"> = 0 is an equilibrium there, which by (13) holds if and only if β</w:t>
+        <w:t>/θ if and only if β</w:t>
       </w:r>
       <w:r>
         <w:rPr>
@@ -9127,7 +7835,7 @@
           <w:sz w:val="24"/>
           <w:szCs w:val="24"/>
         </w:rPr>
-        <w:t xml:space="preserve">/θ. The equilibrium is then unique if </w:t>
+        <w:t xml:space="preserve">/θ, and the equilibrium is then unique if </w:t>
       </w:r>
       <w:r>
         <w:rPr>
@@ -9169,7 +7877,7 @@
           <w:sz w:val="24"/>
           <w:szCs w:val="24"/>
         </w:rPr>
-        <w:t xml:space="preserve"> or if ψκ &gt; </w:t>
+        <w:t xml:space="preserve"> or ψκ &gt; </w:t>
       </w:r>
       <w:r>
         <w:rPr>
@@ -9211,7 +7919,7 @@
           <w:sz w:val="24"/>
           <w:szCs w:val="24"/>
         </w:rPr>
-        <w:t xml:space="preserve"> (Appendix D, Theorem 5). Inspection thus allows the organization to use judge-linked pay at full strength whenever the deterrence threshold lies below the first-best intensity. Because β</w:t>
+        <w:t xml:space="preserve"> (Theorem 5). Inspection thus lets the organization use judge-linked pay at full strength whenever the deterrence threshold lies below the first-best intensity, which deeper search, stronger inspection, or a judge that sees honest effort better can achieve. Where several equilibria coexist, implementation is not robust, and the organization needs β ≥ β</w:t>
       </w:r>
       <w:r>
         <w:rPr>
@@ -9222,48 +7930,6 @@
           <w:szCs w:val="24"/>
           <w:vertAlign w:val="subscript"/>
         </w:rPr>
-        <w:t>d</w:t>
-      </w:r>
-      <w:r>
-        <w:rPr>
-          <w:rFonts w:ascii="Times New Roman" w:cs="Times New Roman" w:eastAsia="Times New Roman" w:hAnsi="Times New Roman"/>
-          <w:bCs w:val="false"/>
-          <w:iCs w:val="false"/>
-          <w:sz w:val="24"/>
-          <w:szCs w:val="24"/>
-        </w:rPr>
-        <w:t xml:space="preserve"> falls with search depth, with ζ, and with θ, either deeper search or a stronger inspection can bring it below </w:t>
-      </w:r>
-      <w:r>
-        <w:rPr>
-          <w:rFonts w:ascii="Times New Roman" w:cs="Times New Roman" w:eastAsia="Times New Roman" w:hAnsi="Times New Roman"/>
-          <w:bCs w:val="false"/>
-          <w:i/>
-          <w:iCs w:val="false"/>
-          <w:sz w:val="24"/>
-          <w:szCs w:val="24"/>
-        </w:rPr>
-        <w:t>g</w:t>
-      </w:r>
-      <w:r>
-        <w:rPr>
-          <w:rFonts w:ascii="Times New Roman" w:cs="Times New Roman" w:eastAsia="Times New Roman" w:hAnsi="Times New Roman"/>
-          <w:bCs w:val="false"/>
-          <w:iCs w:val="false"/>
-          <w:sz w:val="24"/>
-          <w:szCs w:val="24"/>
-        </w:rPr>
-        <w:t>/θ. Where several equilibria coexist, implementation is not robust, and the organization would need β ≥ β</w:t>
-      </w:r>
-      <w:r>
-        <w:rPr>
-          <w:rFonts w:ascii="Times New Roman" w:cs="Times New Roman" w:eastAsia="Times New Roman" w:hAnsi="Times New Roman"/>
-          <w:bCs w:val="false"/>
-          <w:iCs w:val="false"/>
-          <w:sz w:val="24"/>
-          <w:szCs w:val="24"/>
-          <w:vertAlign w:val="subscript"/>
-        </w:rPr>
         <w:t>u</w:t>
       </w:r>
       <w:r>
@@ -9274,7 +7940,7 @@
           <w:sz w:val="24"/>
           <w:szCs w:val="24"/>
         </w:rPr>
-        <w:t xml:space="preserve"> to rule out the gaming equilibrium.</w:t>
+        <w:t>.</w:t>
       </w:r>
     </w:p>
     <w:p>
@@ -9292,7 +7958,7 @@
           <w:sz w:val="24"/>
           <w:szCs w:val="24"/>
         </w:rPr>
-        <w:t>Step 3: underincentivization when gaming is not deterred.</w:t>
+        <w:t>Underincentivization when gaming is not deterred.</w:t>
       </w:r>
       <w:r>
         <w:rPr>
@@ -9407,28 +8073,7 @@
           <w:sz w:val="24"/>
           <w:szCs w:val="24"/>
         </w:rPr>
-        <w:t xml:space="preserve">, which makes </w:t>
-      </w:r>
-      <w:r>
-        <w:rPr>
-          <w:rFonts w:ascii="Times New Roman" w:cs="Times New Roman" w:eastAsia="Times New Roman" w:hAnsi="Times New Roman"/>
-          <w:bCs w:val="false"/>
-          <w:i/>
-          <w:iCs w:val="false"/>
-          <w:sz w:val="24"/>
-          <w:szCs w:val="24"/>
-        </w:rPr>
-        <w:t>e</w:t>
-      </w:r>
-      <w:r>
-        <w:rPr>
-          <w:rFonts w:ascii="Times New Roman" w:cs="Times New Roman" w:eastAsia="Times New Roman" w:hAnsi="Times New Roman"/>
-          <w:bCs w:val="false"/>
-          <w:iCs w:val="false"/>
-          <w:sz w:val="24"/>
-          <w:szCs w:val="24"/>
-        </w:rPr>
-        <w:t xml:space="preserve"> increasing in β. Writing </w:t>
+        <w:t xml:space="preserve">. Writing </w:t>
       </w:r>
       <w:r>
         <w:rPr>
@@ -9856,28 +8501,49 @@
           <w:sz w:val="24"/>
           <w:szCs w:val="24"/>
         </w:rPr>
-        <w:t xml:space="preserve">/θ we have </w:t>
-      </w:r>
-      <w:r>
-        <w:rPr>
-          <w:rFonts w:ascii="Times New Roman" w:cs="Times New Roman" w:eastAsia="Times New Roman" w:hAnsi="Times New Roman"/>
-          <w:bCs w:val="false"/>
-          <w:i/>
-          <w:iCs w:val="false"/>
-          <w:sz w:val="24"/>
-          <w:szCs w:val="24"/>
-        </w:rPr>
-        <w:t>a</w:t>
-      </w:r>
-      <w:r>
-        <w:rPr>
-          <w:rFonts w:ascii="Times New Roman" w:cs="Times New Roman" w:eastAsia="Times New Roman" w:hAnsi="Times New Roman"/>
-          <w:bCs w:val="false"/>
-          <w:iCs w:val="false"/>
-          <w:sz w:val="24"/>
-          <w:szCs w:val="24"/>
-        </w:rPr>
-        <w:t xml:space="preserve"> = </w:t>
+        <w:t>/θ the first term equals −</w:t>
+      </w:r>
+      <w:r>
+        <w:rPr>
+          <w:rFonts w:ascii="Times New Roman" w:cs="Times New Roman" w:eastAsia="Times New Roman" w:hAnsi="Times New Roman"/>
+          <w:bCs w:val="false"/>
+          <w:i/>
+          <w:iCs w:val="false"/>
+          <w:sz w:val="24"/>
+          <w:szCs w:val="24"/>
+        </w:rPr>
+        <w:t>Qg</w:t>
+      </w:r>
+      <w:r>
+        <w:rPr>
+          <w:rFonts w:ascii="Times New Roman" w:cs="Times New Roman" w:eastAsia="Times New Roman" w:hAnsi="Times New Roman"/>
+          <w:bCs w:val="false"/>
+          <w:iCs w:val="false"/>
+          <w:sz w:val="24"/>
+          <w:szCs w:val="24"/>
+        </w:rPr>
+        <w:t xml:space="preserve">θ/ψ ≤ 0 and the second is negative whenever </w:t>
+      </w:r>
+      <w:r>
+        <w:rPr>
+          <w:rFonts w:ascii="Times New Roman" w:cs="Times New Roman" w:eastAsia="Times New Roman" w:hAnsi="Times New Roman"/>
+          <w:bCs w:val="false"/>
+          <w:i/>
+          <w:iCs w:val="false"/>
+          <w:sz w:val="24"/>
+          <w:szCs w:val="24"/>
+        </w:rPr>
+        <w:t>e</w:t>
+      </w:r>
+      <w:r>
+        <w:rPr>
+          <w:rFonts w:ascii="Times New Roman" w:cs="Times New Roman" w:eastAsia="Times New Roman" w:hAnsi="Times New Roman"/>
+          <w:bCs w:val="false"/>
+          <w:iCs w:val="false"/>
+          <w:sz w:val="24"/>
+          <w:szCs w:val="24"/>
+        </w:rPr>
+        <w:t xml:space="preserve"> &gt; 0, and for larger β both are negative, so surplus is strictly decreasing beyond </w:t>
       </w:r>
       <w:r>
         <w:rPr>
@@ -9898,49 +8564,7 @@
           <w:sz w:val="24"/>
           <w:szCs w:val="24"/>
         </w:rPr>
-        <w:t>/ψ, the first term equals −</w:t>
-      </w:r>
-      <w:r>
-        <w:rPr>
-          <w:rFonts w:ascii="Times New Roman" w:cs="Times New Roman" w:eastAsia="Times New Roman" w:hAnsi="Times New Roman"/>
-          <w:bCs w:val="false"/>
-          <w:i/>
-          <w:iCs w:val="false"/>
-          <w:sz w:val="24"/>
-          <w:szCs w:val="24"/>
-        </w:rPr>
-        <w:t>Qg</w:t>
-      </w:r>
-      <w:r>
-        <w:rPr>
-          <w:rFonts w:ascii="Times New Roman" w:cs="Times New Roman" w:eastAsia="Times New Roman" w:hAnsi="Times New Roman"/>
-          <w:bCs w:val="false"/>
-          <w:iCs w:val="false"/>
-          <w:sz w:val="24"/>
-          <w:szCs w:val="24"/>
-        </w:rPr>
-        <w:t xml:space="preserve">θ/ψ ≤ 0, and the second is negative whenever </w:t>
-      </w:r>
-      <w:r>
-        <w:rPr>
-          <w:rFonts w:ascii="Times New Roman" w:cs="Times New Roman" w:eastAsia="Times New Roman" w:hAnsi="Times New Roman"/>
-          <w:bCs w:val="false"/>
-          <w:i/>
-          <w:iCs w:val="false"/>
-          <w:sz w:val="24"/>
-          <w:szCs w:val="24"/>
-        </w:rPr>
-        <w:t>e</w:t>
-      </w:r>
-      <w:r>
-        <w:rPr>
-          <w:rFonts w:ascii="Times New Roman" w:cs="Times New Roman" w:eastAsia="Times New Roman" w:hAnsi="Times New Roman"/>
-          <w:bCs w:val="false"/>
-          <w:iCs w:val="false"/>
-          <w:sz w:val="24"/>
-          <w:szCs w:val="24"/>
-        </w:rPr>
-        <w:t xml:space="preserve"> &gt; 0. For larger β both terms are negative, so surplus is strictly decreasing on [</w:t>
+        <w:t xml:space="preserve">/θ. Whenever the judge can be gamed, the optimal intensity therefore lies strictly below </w:t>
       </w:r>
       <w:r>
         <w:rPr>
@@ -9961,7 +8585,28 @@
           <w:sz w:val="24"/>
           <w:szCs w:val="24"/>
         </w:rPr>
-        <w:t xml:space="preserve">/θ, ∞). Whenever the judge can be gamed (Δ &gt; 0), the optimal intensity therefore lies strictly below </w:t>
+        <w:t>/θ: the organization underincentivizes honest effort in order to limit gaming. At β = 0, d</w:t>
+      </w:r>
+      <w:r>
+        <w:rPr>
+          <w:rFonts w:ascii="Times New Roman" w:cs="Times New Roman" w:eastAsia="Times New Roman" w:hAnsi="Times New Roman"/>
+          <w:bCs w:val="false"/>
+          <w:i/>
+          <w:iCs w:val="false"/>
+          <w:sz w:val="24"/>
+          <w:szCs w:val="24"/>
+        </w:rPr>
+        <w:t>S</w:t>
+      </w:r>
+      <w:r>
+        <w:rPr>
+          <w:rFonts w:ascii="Times New Roman" w:cs="Times New Roman" w:eastAsia="Times New Roman" w:hAnsi="Times New Roman"/>
+          <w:bCs w:val="false"/>
+          <w:iCs w:val="false"/>
+          <w:sz w:val="24"/>
+          <w:szCs w:val="24"/>
+        </w:rPr>
+        <w:t xml:space="preserve">/dβ = </w:t>
       </w:r>
       <w:r>
         <w:rPr>
@@ -9982,111 +8627,6 @@
           <w:sz w:val="24"/>
           <w:szCs w:val="24"/>
         </w:rPr>
-        <w:t xml:space="preserve">/θ: the organization underincentivizes honest effort in order to limit gaming. At β = 0 we have </w:t>
-      </w:r>
-      <w:r>
-        <w:rPr>
-          <w:rFonts w:ascii="Times New Roman" w:cs="Times New Roman" w:eastAsia="Times New Roman" w:hAnsi="Times New Roman"/>
-          <w:bCs w:val="false"/>
-          <w:i/>
-          <w:iCs w:val="false"/>
-          <w:sz w:val="24"/>
-          <w:szCs w:val="24"/>
-        </w:rPr>
-        <w:t>a</w:t>
-      </w:r>
-      <w:r>
-        <w:rPr>
-          <w:rFonts w:ascii="Times New Roman" w:cs="Times New Roman" w:eastAsia="Times New Roman" w:hAnsi="Times New Roman"/>
-          <w:bCs w:val="false"/>
-          <w:iCs w:val="false"/>
-          <w:sz w:val="24"/>
-          <w:szCs w:val="24"/>
-        </w:rPr>
-        <w:t xml:space="preserve"> = 0, </w:t>
-      </w:r>
-      <w:r>
-        <w:rPr>
-          <w:rFonts w:ascii="Times New Roman" w:cs="Times New Roman" w:eastAsia="Times New Roman" w:hAnsi="Times New Roman"/>
-          <w:bCs w:val="false"/>
-          <w:i/>
-          <w:iCs w:val="false"/>
-          <w:sz w:val="24"/>
-          <w:szCs w:val="24"/>
-        </w:rPr>
-        <w:t>e</w:t>
-      </w:r>
-      <w:r>
-        <w:rPr>
-          <w:rFonts w:ascii="Times New Roman" w:cs="Times New Roman" w:eastAsia="Times New Roman" w:hAnsi="Times New Roman"/>
-          <w:bCs w:val="false"/>
-          <w:iCs w:val="false"/>
-          <w:sz w:val="24"/>
-          <w:szCs w:val="24"/>
-        </w:rPr>
-        <w:t xml:space="preserve"> = 0, and </w:t>
-      </w:r>
-      <w:r>
-        <w:rPr>
-          <w:rFonts w:ascii="Times New Roman" w:cs="Times New Roman" w:eastAsia="Times New Roman" w:hAnsi="Times New Roman"/>
-          <w:bCs w:val="false"/>
-          <w:i/>
-          <w:iCs w:val="false"/>
-          <w:sz w:val="24"/>
-          <w:szCs w:val="24"/>
-        </w:rPr>
-        <w:t>e</w:t>
-      </w:r>
-      <w:r>
-        <w:rPr>
-          <w:rFonts w:ascii="Times New Roman" w:cs="Times New Roman" w:eastAsia="Times New Roman" w:hAnsi="Times New Roman"/>
-          <w:bCs w:val="false"/>
-          <w:iCs w:val="false"/>
-          <w:sz w:val="24"/>
-          <w:szCs w:val="24"/>
-        </w:rPr>
-        <w:t>′(0) = Δ/κ, so that d</w:t>
-      </w:r>
-      <w:r>
-        <w:rPr>
-          <w:rFonts w:ascii="Times New Roman" w:cs="Times New Roman" w:eastAsia="Times New Roman" w:hAnsi="Times New Roman"/>
-          <w:bCs w:val="false"/>
-          <w:i/>
-          <w:iCs w:val="false"/>
-          <w:sz w:val="24"/>
-          <w:szCs w:val="24"/>
-        </w:rPr>
-        <w:t>S</w:t>
-      </w:r>
-      <w:r>
-        <w:rPr>
-          <w:rFonts w:ascii="Times New Roman" w:cs="Times New Roman" w:eastAsia="Times New Roman" w:hAnsi="Times New Roman"/>
-          <w:bCs w:val="false"/>
-          <w:iCs w:val="false"/>
-          <w:sz w:val="24"/>
-          <w:szCs w:val="24"/>
-        </w:rPr>
-        <w:t xml:space="preserve">/dβ = </w:t>
-      </w:r>
-      <w:r>
-        <w:rPr>
-          <w:rFonts w:ascii="Times New Roman" w:cs="Times New Roman" w:eastAsia="Times New Roman" w:hAnsi="Times New Roman"/>
-          <w:bCs w:val="false"/>
-          <w:i/>
-          <w:iCs w:val="false"/>
-          <w:sz w:val="24"/>
-          <w:szCs w:val="24"/>
-        </w:rPr>
-        <w:t>g</w:t>
-      </w:r>
-      <w:r>
-        <w:rPr>
-          <w:rFonts w:ascii="Times New Roman" w:cs="Times New Roman" w:eastAsia="Times New Roman" w:hAnsi="Times New Roman"/>
-          <w:bCs w:val="false"/>
-          <w:iCs w:val="false"/>
-          <w:sz w:val="24"/>
-          <w:szCs w:val="24"/>
-        </w:rPr>
         <w:t xml:space="preserve">θ/ψ − </w:t>
       </w:r>
       <w:r>
@@ -10183,7 +8723,7 @@
           <w:sz w:val="24"/>
           <w:szCs w:val="24"/>
         </w:rPr>
-        <w:t>)Δ/κ. Marginal pay on the judge score is worth introducing only if</w:t>
+        <w:t>)Δ/κ, so pay on the judge score is worth introducing only if</w:t>
       </w:r>
     </w:p>
     <w:p>
@@ -10328,7 +8868,7 @@
           <w:sz w:val="24"/>
           <w:szCs w:val="24"/>
         </w:rPr>
-        <w:t>When (17) fails, gaming is cheap enough relative to the value of honest effort that the first unit of judge-linked pay lowers surplus.</w:t>
+        <w:t>Otherwise gaming is cheap enough relative to the value of honest effort that the first unit of pay lowers surplus.</w:t>
       </w:r>
     </w:p>
     <w:p>
@@ -10346,7 +8886,7 @@
           <w:sz w:val="24"/>
           <w:szCs w:val="24"/>
         </w:rPr>
-        <w:t>Step 4: deterrence that requires over-incentivizing.</w:t>
+        <w:t>Deterrence that requires over-incentivizing.</w:t>
       </w:r>
       <w:r>
         <w:rPr>
@@ -10398,7 +8938,7 @@
           <w:sz w:val="24"/>
           <w:szCs w:val="24"/>
         </w:rPr>
-        <w:t>/θ, pay at the first-best intensity does not deter exploitation. The organization can raise β to β</w:t>
+        <w:t>/θ, pay at the first-best intensity does not deter. The organization can then raise β to β</w:t>
       </w:r>
       <w:r>
         <w:rPr>
@@ -10419,112 +8959,7 @@
           <w:sz w:val="24"/>
           <w:szCs w:val="24"/>
         </w:rPr>
-        <w:t xml:space="preserve">, which eliminates exploitation at the price of an honest effort </w:t>
-      </w:r>
-      <w:r>
-        <w:rPr>
-          <w:rFonts w:ascii="Times New Roman" w:cs="Times New Roman" w:eastAsia="Times New Roman" w:hAnsi="Times New Roman"/>
-          <w:bCs w:val="false"/>
-          <w:i/>
-          <w:iCs w:val="false"/>
-          <w:sz w:val="24"/>
-          <w:szCs w:val="24"/>
-        </w:rPr>
-        <w:t>a</w:t>
-      </w:r>
-      <w:r>
-        <w:rPr>
-          <w:rFonts w:ascii="Times New Roman" w:cs="Times New Roman" w:eastAsia="Times New Roman" w:hAnsi="Times New Roman"/>
-          <w:bCs w:val="false"/>
-          <w:iCs w:val="false"/>
-          <w:sz w:val="24"/>
-          <w:szCs w:val="24"/>
-        </w:rPr>
-        <w:t xml:space="preserve"> = β</w:t>
-      </w:r>
-      <w:r>
-        <w:rPr>
-          <w:rFonts w:ascii="Times New Roman" w:cs="Times New Roman" w:eastAsia="Times New Roman" w:hAnsi="Times New Roman"/>
-          <w:bCs w:val="false"/>
-          <w:iCs w:val="false"/>
-          <w:sz w:val="24"/>
-          <w:szCs w:val="24"/>
-          <w:vertAlign w:val="subscript"/>
-        </w:rPr>
-        <w:t>d</w:t>
-      </w:r>
-      <w:r>
-        <w:rPr>
-          <w:rFonts w:ascii="Times New Roman" w:cs="Times New Roman" w:eastAsia="Times New Roman" w:hAnsi="Times New Roman"/>
-          <w:bCs w:val="false"/>
-          <w:iCs w:val="false"/>
-          <w:sz w:val="24"/>
-          <w:szCs w:val="24"/>
-        </w:rPr>
-        <w:t xml:space="preserve">θ/ψ above </w:t>
-      </w:r>
-      <w:r>
-        <w:rPr>
-          <w:rFonts w:ascii="Times New Roman" w:cs="Times New Roman" w:eastAsia="Times New Roman" w:hAnsi="Times New Roman"/>
-          <w:bCs w:val="false"/>
-          <w:i/>
-          <w:iCs w:val="false"/>
-          <w:sz w:val="24"/>
-          <w:szCs w:val="24"/>
-        </w:rPr>
-        <w:t>g</w:t>
-      </w:r>
-      <w:r>
-        <w:rPr>
-          <w:rFonts w:ascii="Times New Roman" w:cs="Times New Roman" w:eastAsia="Times New Roman" w:hAnsi="Times New Roman"/>
-          <w:bCs w:val="false"/>
-          <w:iCs w:val="false"/>
-          <w:sz w:val="24"/>
-          <w:szCs w:val="24"/>
-        </w:rPr>
-        <w:t>/ψ and a loss of ψ(</w:t>
-      </w:r>
-      <w:r>
-        <w:rPr>
-          <w:rFonts w:ascii="Times New Roman" w:cs="Times New Roman" w:eastAsia="Times New Roman" w:hAnsi="Times New Roman"/>
-          <w:bCs w:val="false"/>
-          <w:i/>
-          <w:iCs w:val="false"/>
-          <w:sz w:val="24"/>
-          <w:szCs w:val="24"/>
-        </w:rPr>
-        <w:t>a</w:t>
-      </w:r>
-      <w:r>
-        <w:rPr>
-          <w:rFonts w:ascii="Times New Roman" w:cs="Times New Roman" w:eastAsia="Times New Roman" w:hAnsi="Times New Roman"/>
-          <w:bCs w:val="false"/>
-          <w:iCs w:val="false"/>
-          <w:sz w:val="24"/>
-          <w:szCs w:val="24"/>
-        </w:rPr>
-        <w:t xml:space="preserve"> − </w:t>
-      </w:r>
-      <w:r>
-        <w:rPr>
-          <w:rFonts w:ascii="Times New Roman" w:cs="Times New Roman" w:eastAsia="Times New Roman" w:hAnsi="Times New Roman"/>
-          <w:bCs w:val="false"/>
-          <w:i/>
-          <w:iCs w:val="false"/>
-          <w:sz w:val="24"/>
-          <w:szCs w:val="24"/>
-        </w:rPr>
-        <w:t>g</w:t>
-      </w:r>
-      <w:r>
-        <w:rPr>
-          <w:rFonts w:ascii="Times New Roman" w:cs="Times New Roman" w:eastAsia="Times New Roman" w:hAnsi="Times New Roman"/>
-          <w:bCs w:val="false"/>
-          <w:iCs w:val="false"/>
-          <w:sz w:val="24"/>
-          <w:szCs w:val="24"/>
-        </w:rPr>
-        <w:t>/ψ)²/2, or it can accept some exploitation at a lower β. Which is better depends on the parameters.</w:t>
+        <w:t>, which eliminates exploitation at the price of overincentivized honest effort, or accept some exploitation at a lower β. Which is better depends on the parameters.</w:t>
       </w:r>
     </w:p>
     <w:p>
@@ -10573,7 +9008,49 @@
           <w:sz w:val="24"/>
           <w:szCs w:val="24"/>
         </w:rPr>
-        <w:t xml:space="preserve"> = 1, ψ = 1, θ = 0.7, σ</w:t>
+        <w:t xml:space="preserve"> = 1, ψ = 1, θ = 0.7, and the parameters of Section 4.2 with </w:t>
+      </w:r>
+      <w:r>
+        <w:rPr>
+          <w:rFonts w:ascii="Times New Roman" w:cs="Times New Roman" w:eastAsia="Times New Roman" w:hAnsi="Times New Roman"/>
+          <w:bCs w:val="false"/>
+          <w:i/>
+          <w:iCs w:val="false"/>
+          <w:sz w:val="24"/>
+          <w:szCs w:val="24"/>
+        </w:rPr>
+        <w:t>N</w:t>
+      </w:r>
+      <w:r>
+        <w:rPr>
+          <w:rFonts w:ascii="Times New Roman" w:cs="Times New Roman" w:eastAsia="Times New Roman" w:hAnsi="Times New Roman"/>
+          <w:bCs w:val="false"/>
+          <w:iCs w:val="false"/>
+          <w:sz w:val="24"/>
+          <w:szCs w:val="24"/>
+        </w:rPr>
+        <w:t xml:space="preserve"> = 4, so that β</w:t>
+      </w:r>
+      <w:r>
+        <w:rPr>
+          <w:rFonts w:ascii="Times New Roman" w:cs="Times New Roman" w:eastAsia="Times New Roman" w:hAnsi="Times New Roman"/>
+          <w:bCs w:val="false"/>
+          <w:iCs w:val="false"/>
+          <w:sz w:val="24"/>
+          <w:szCs w:val="24"/>
+          <w:vertAlign w:val="superscript"/>
+        </w:rPr>
+        <w:t>FB</w:t>
+      </w:r>
+      <w:r>
+        <w:rPr>
+          <w:rFonts w:ascii="Times New Roman" w:cs="Times New Roman" w:eastAsia="Times New Roman" w:hAnsi="Times New Roman"/>
+          <w:bCs w:val="false"/>
+          <w:iCs w:val="false"/>
+          <w:sz w:val="24"/>
+          <w:szCs w:val="24"/>
+        </w:rPr>
+        <w:t xml:space="preserve"> = 1.43. Without inspection, (17) fails (2.8 against 10.5), the optimal pay is zero, and surplus is 0.578. With inspection of power ζ = 0.4, β</w:t>
       </w:r>
       <w:r>
         <w:rPr>
@@ -10584,48 +9061,6 @@
           <w:szCs w:val="24"/>
           <w:vertAlign w:val="subscript"/>
         </w:rPr>
-        <w:t>J</w:t>
-      </w:r>
-      <w:r>
-        <w:rPr>
-          <w:rFonts w:ascii="Times New Roman" w:cs="Times New Roman" w:eastAsia="Times New Roman" w:hAnsi="Times New Roman"/>
-          <w:bCs w:val="false"/>
-          <w:iCs w:val="false"/>
-          <w:sz w:val="24"/>
-          <w:szCs w:val="24"/>
-        </w:rPr>
-        <w:t xml:space="preserve"> = 1, ρ</w:t>
-      </w:r>
-      <w:r>
-        <w:rPr>
-          <w:rFonts w:ascii="Times New Roman" w:cs="Times New Roman" w:eastAsia="Times New Roman" w:hAnsi="Times New Roman"/>
-          <w:bCs w:val="false"/>
-          <w:i/>
-          <w:iCs w:val="false"/>
-          <w:sz w:val="24"/>
-          <w:szCs w:val="24"/>
-        </w:rPr>
-        <w:t>s</w:t>
-      </w:r>
-      <w:r>
-        <w:rPr>
-          <w:rFonts w:ascii="Times New Roman" w:cs="Times New Roman" w:eastAsia="Times New Roman" w:hAnsi="Times New Roman"/>
-          <w:bCs w:val="false"/>
-          <w:iCs w:val="false"/>
-          <w:sz w:val="24"/>
-          <w:szCs w:val="24"/>
-        </w:rPr>
-        <w:t xml:space="preserve"> = 0.6, Δ = 1, </w:t>
-      </w:r>
-      <w:r>
-        <w:rPr>
-          <w:rFonts w:ascii="Times New Roman" w:cs="Times New Roman" w:eastAsia="Times New Roman" w:hAnsi="Times New Roman"/>
-          <w:bCs w:val="false"/>
-          <w:i/>
-          <w:iCs w:val="false"/>
-          <w:sz w:val="24"/>
-          <w:szCs w:val="24"/>
-        </w:rPr>
         <w:t>d</w:t>
       </w:r>
       <w:r>
@@ -10636,158 +9071,91 @@
           <w:sz w:val="24"/>
           <w:szCs w:val="24"/>
         </w:rPr>
-        <w:t xml:space="preserve"> = 2, κ = 4, </w:t>
-      </w:r>
-      <w:r>
-        <w:rPr>
-          <w:rFonts w:ascii="Times New Roman" w:cs="Times New Roman" w:eastAsia="Times New Roman" w:hAnsi="Times New Roman"/>
-          <w:bCs w:val="false"/>
-          <w:i/>
-          <w:iCs w:val="false"/>
-          <w:sz w:val="24"/>
-          <w:szCs w:val="24"/>
-        </w:rPr>
-        <w:t>c</w:t>
-      </w:r>
-      <w:r>
-        <w:rPr>
-          <w:rFonts w:ascii="Times New Roman" w:cs="Times New Roman" w:eastAsia="Times New Roman" w:hAnsi="Times New Roman"/>
-          <w:bCs w:val="false"/>
-          <w:i/>
+        <w:t xml:space="preserve"> = 0.96 lies below 1.43, so full-strength pay is optimal and surplus equals </w:t>
+      </w:r>
+      <w:r>
+        <w:rPr>
+          <w:rFonts w:ascii="Times New Roman" w:cs="Times New Roman" w:eastAsia="Times New Roman" w:hAnsi="Times New Roman"/>
+          <w:bCs w:val="false"/>
+          <w:i/>
+          <w:iCs w:val="false"/>
+          <w:sz w:val="24"/>
+          <w:szCs w:val="24"/>
+        </w:rPr>
+        <w:t>S</w:t>
+      </w:r>
+      <w:r>
+        <w:rPr>
+          <w:rFonts w:ascii="Times New Roman" w:cs="Times New Roman" w:eastAsia="Times New Roman" w:hAnsi="Times New Roman"/>
+          <w:bCs w:val="false"/>
+          <w:iCs w:val="false"/>
+          <w:sz w:val="24"/>
+          <w:szCs w:val="24"/>
+          <w:vertAlign w:val="superscript"/>
+        </w:rPr>
+        <w:t>FB</w:t>
+      </w:r>
+      <w:r>
+        <w:rPr>
+          <w:rFonts w:ascii="Times New Roman" w:cs="Times New Roman" w:eastAsia="Times New Roman" w:hAnsi="Times New Roman"/>
+          <w:bCs w:val="false"/>
+          <w:iCs w:val="false"/>
+          <w:sz w:val="24"/>
+          <w:szCs w:val="24"/>
+        </w:rPr>
+        <w:t xml:space="preserve"> = 1.028, which is 0.45 more net of the cost of inspection. With ζ = 0.2, β</w:t>
+      </w:r>
+      <w:r>
+        <w:rPr>
+          <w:rFonts w:ascii="Times New Roman" w:cs="Times New Roman" w:eastAsia="Times New Roman" w:hAnsi="Times New Roman"/>
+          <w:bCs w:val="false"/>
           <w:iCs w:val="false"/>
           <w:sz w:val="24"/>
           <w:szCs w:val="24"/>
           <w:vertAlign w:val="subscript"/>
         </w:rPr>
-        <w:t>s</w:t>
-      </w:r>
-      <w:r>
-        <w:rPr>
-          <w:rFonts w:ascii="Times New Roman" w:cs="Times New Roman" w:eastAsia="Times New Roman" w:hAnsi="Times New Roman"/>
-          <w:bCs w:val="false"/>
-          <w:iCs w:val="false"/>
-          <w:sz w:val="24"/>
-          <w:szCs w:val="24"/>
-        </w:rPr>
-        <w:t xml:space="preserve"> = 0.01, </w:t>
-      </w:r>
-      <w:r>
-        <w:rPr>
-          <w:rFonts w:ascii="Times New Roman" w:cs="Times New Roman" w:eastAsia="Times New Roman" w:hAnsi="Times New Roman"/>
-          <w:bCs w:val="false"/>
-          <w:i/>
-          <w:iCs w:val="false"/>
-          <w:sz w:val="24"/>
-          <w:szCs w:val="24"/>
-        </w:rPr>
-        <w:t>c</w:t>
-      </w:r>
-      <w:r>
-        <w:rPr>
-          <w:rFonts w:ascii="Times New Roman" w:cs="Times New Roman" w:eastAsia="Times New Roman" w:hAnsi="Times New Roman"/>
-          <w:bCs w:val="false"/>
-          <w:i/>
+        <w:t>d</w:t>
+      </w:r>
+      <w:r>
+        <w:rPr>
+          <w:rFonts w:ascii="Times New Roman" w:cs="Times New Roman" w:eastAsia="Times New Roman" w:hAnsi="Times New Roman"/>
+          <w:bCs w:val="false"/>
+          <w:iCs w:val="false"/>
+          <w:sz w:val="24"/>
+          <w:szCs w:val="24"/>
+        </w:rPr>
+        <w:t xml:space="preserve"> = 6.06 exceeds 1.43, pay at the first-best intensity induces exploitation (</w:t>
+      </w:r>
+      <w:r>
+        <w:rPr>
+          <w:rFonts w:ascii="Times New Roman" w:cs="Times New Roman" w:eastAsia="Times New Roman" w:hAnsi="Times New Roman"/>
+          <w:bCs w:val="false"/>
+          <w:i/>
+          <w:iCs w:val="false"/>
+          <w:sz w:val="24"/>
+          <w:szCs w:val="24"/>
+        </w:rPr>
+        <w:t>e</w:t>
+      </w:r>
+      <w:r>
+        <w:rPr>
+          <w:rFonts w:ascii="Times New Roman" w:cs="Times New Roman" w:eastAsia="Times New Roman" w:hAnsi="Times New Roman"/>
+          <w:bCs w:val="false"/>
+          <w:iCs w:val="false"/>
+          <w:sz w:val="24"/>
+          <w:szCs w:val="24"/>
+        </w:rPr>
+        <w:t xml:space="preserve"> = 0.12) and a surplus of −0.30, and inspection adds nothing beyond its cost. Raising κ to 20 makes (17) hold, and the optimal pay without inspection becomes positive but small (β* = 0.25), whereas a highly gameable judge (Δ = 3) with ζ = 0.4 has β</w:t>
+      </w:r>
+      <w:r>
+        <w:rPr>
+          <w:rFonts w:ascii="Times New Roman" w:cs="Times New Roman" w:eastAsia="Times New Roman" w:hAnsi="Times New Roman"/>
+          <w:bCs w:val="false"/>
           <w:iCs w:val="false"/>
           <w:sz w:val="24"/>
           <w:szCs w:val="24"/>
           <w:vertAlign w:val="subscript"/>
         </w:rPr>
-        <w:t>G</w:t>
-      </w:r>
-      <w:r>
-        <w:rPr>
-          <w:rFonts w:ascii="Times New Roman" w:cs="Times New Roman" w:eastAsia="Times New Roman" w:hAnsi="Times New Roman"/>
-          <w:bCs w:val="false"/>
-          <w:iCs w:val="false"/>
-          <w:sz w:val="24"/>
-          <w:szCs w:val="24"/>
-        </w:rPr>
-        <w:t xml:space="preserve"> = 0.05, and </w:t>
-      </w:r>
-      <w:r>
-        <w:rPr>
-          <w:rFonts w:ascii="Times New Roman" w:cs="Times New Roman" w:eastAsia="Times New Roman" w:hAnsi="Times New Roman"/>
-          <w:bCs w:val="false"/>
-          <w:i/>
-          <w:iCs w:val="false"/>
-          <w:sz w:val="24"/>
-          <w:szCs w:val="24"/>
-        </w:rPr>
-        <w:t>N</w:t>
-      </w:r>
-      <w:r>
-        <w:rPr>
-          <w:rFonts w:ascii="Times New Roman" w:cs="Times New Roman" w:eastAsia="Times New Roman" w:hAnsi="Times New Roman"/>
-          <w:bCs w:val="false"/>
-          <w:iCs w:val="false"/>
-          <w:sz w:val="24"/>
-          <w:szCs w:val="24"/>
-        </w:rPr>
-        <w:t xml:space="preserve"> = 4, so that </w:t>
-      </w:r>
-      <w:r>
-        <w:rPr>
-          <w:rFonts w:ascii="Times New Roman" w:cs="Times New Roman" w:eastAsia="Times New Roman" w:hAnsi="Times New Roman"/>
-          <w:bCs w:val="false"/>
-          <w:i/>
-          <w:iCs w:val="false"/>
-          <w:sz w:val="24"/>
-          <w:szCs w:val="24"/>
-        </w:rPr>
-        <w:t>m</w:t>
-      </w:r>
-      <w:r>
-        <w:rPr>
-          <w:rFonts w:ascii="Times New Roman" w:cs="Times New Roman" w:eastAsia="Times New Roman" w:hAnsi="Times New Roman"/>
-          <w:bCs w:val="false"/>
-          <w:i/>
-          <w:iCs w:val="false"/>
-          <w:sz w:val="24"/>
-          <w:szCs w:val="24"/>
-          <w:vertAlign w:val="subscript"/>
-        </w:rPr>
-        <w:t>N</w:t>
-      </w:r>
-      <w:r>
-        <w:rPr>
-          <w:rFonts w:ascii="Times New Roman" w:cs="Times New Roman" w:eastAsia="Times New Roman" w:hAnsi="Times New Roman"/>
-          <w:bCs w:val="false"/>
-          <w:iCs w:val="false"/>
-          <w:sz w:val="24"/>
-          <w:szCs w:val="24"/>
-        </w:rPr>
-        <w:t xml:space="preserve"> = 1.03 and β</w:t>
-      </w:r>
-      <w:r>
-        <w:rPr>
-          <w:rFonts w:ascii="Times New Roman" w:cs="Times New Roman" w:eastAsia="Times New Roman" w:hAnsi="Times New Roman"/>
-          <w:bCs w:val="false"/>
-          <w:iCs w:val="false"/>
-          <w:sz w:val="24"/>
-          <w:szCs w:val="24"/>
-          <w:vertAlign w:val="superscript"/>
-        </w:rPr>
-        <w:t>FB</w:t>
-      </w:r>
-      <w:r>
-        <w:rPr>
-          <w:rFonts w:ascii="Times New Roman" w:cs="Times New Roman" w:eastAsia="Times New Roman" w:hAnsi="Times New Roman"/>
-          <w:bCs w:val="false"/>
-          <w:iCs w:val="false"/>
-          <w:sz w:val="24"/>
-          <w:szCs w:val="24"/>
-        </w:rPr>
-        <w:t xml:space="preserve"> = 1.43. Without inspection, (17) fails (2.8 against 10.5), and the optimal pay is zero, with surplus 0.578. With inspection of power ζ = 0.4, β</w:t>
-      </w:r>
-      <w:r>
-        <w:rPr>
-          <w:rFonts w:ascii="Times New Roman" w:cs="Times New Roman" w:eastAsia="Times New Roman" w:hAnsi="Times New Roman"/>
-          <w:bCs w:val="false"/>
-          <w:iCs w:val="false"/>
-          <w:sz w:val="24"/>
-          <w:szCs w:val="24"/>
-          <w:vertAlign w:val="subscript"/>
-        </w:rPr>
         <w:t>d</w:t>
       </w:r>
       <w:r>
@@ -10798,102 +9166,7 @@
           <w:sz w:val="24"/>
           <w:szCs w:val="24"/>
         </w:rPr>
-        <w:t xml:space="preserve"> = 0.96 lies below 1.43, so full-strength pay is optimal and surplus equals </w:t>
-      </w:r>
-      <w:r>
-        <w:rPr>
-          <w:rFonts w:ascii="Times New Roman" w:cs="Times New Roman" w:eastAsia="Times New Roman" w:hAnsi="Times New Roman"/>
-          <w:bCs w:val="false"/>
-          <w:i/>
-          <w:iCs w:val="false"/>
-          <w:sz w:val="24"/>
-          <w:szCs w:val="24"/>
-        </w:rPr>
-        <w:t>S</w:t>
-      </w:r>
-      <w:r>
-        <w:rPr>
-          <w:rFonts w:ascii="Times New Roman" w:cs="Times New Roman" w:eastAsia="Times New Roman" w:hAnsi="Times New Roman"/>
-          <w:bCs w:val="false"/>
-          <w:iCs w:val="false"/>
-          <w:sz w:val="24"/>
-          <w:szCs w:val="24"/>
-          <w:vertAlign w:val="superscript"/>
-        </w:rPr>
-        <w:t>FB</w:t>
-      </w:r>
-      <w:r>
-        <w:rPr>
-          <w:rFonts w:ascii="Times New Roman" w:cs="Times New Roman" w:eastAsia="Times New Roman" w:hAnsi="Times New Roman"/>
-          <w:bCs w:val="false"/>
-          <w:iCs w:val="false"/>
-          <w:sz w:val="24"/>
-          <w:szCs w:val="24"/>
-        </w:rPr>
-        <w:t xml:space="preserve"> = 1.028. Inspection raises surplus by 0.45 net of its cost. With ζ = 0.2, β</w:t>
-      </w:r>
-      <w:r>
-        <w:rPr>
-          <w:rFonts w:ascii="Times New Roman" w:cs="Times New Roman" w:eastAsia="Times New Roman" w:hAnsi="Times New Roman"/>
-          <w:bCs w:val="false"/>
-          <w:iCs w:val="false"/>
-          <w:sz w:val="24"/>
-          <w:szCs w:val="24"/>
-          <w:vertAlign w:val="subscript"/>
-        </w:rPr>
-        <w:t>d</w:t>
-      </w:r>
-      <w:r>
-        <w:rPr>
-          <w:rFonts w:ascii="Times New Roman" w:cs="Times New Roman" w:eastAsia="Times New Roman" w:hAnsi="Times New Roman"/>
-          <w:bCs w:val="false"/>
-          <w:iCs w:val="false"/>
-          <w:sz w:val="24"/>
-          <w:szCs w:val="24"/>
-        </w:rPr>
-        <w:t xml:space="preserve"> = 6.06 exceeds 1.43, pay at the first-best intensity induces exploitation (</w:t>
-      </w:r>
-      <w:r>
-        <w:rPr>
-          <w:rFonts w:ascii="Times New Roman" w:cs="Times New Roman" w:eastAsia="Times New Roman" w:hAnsi="Times New Roman"/>
-          <w:bCs w:val="false"/>
-          <w:i/>
-          <w:iCs w:val="false"/>
-          <w:sz w:val="24"/>
-          <w:szCs w:val="24"/>
-        </w:rPr>
-        <w:t>e</w:t>
-      </w:r>
-      <w:r>
-        <w:rPr>
-          <w:rFonts w:ascii="Times New Roman" w:cs="Times New Roman" w:eastAsia="Times New Roman" w:hAnsi="Times New Roman"/>
-          <w:bCs w:val="false"/>
-          <w:iCs w:val="false"/>
-          <w:sz w:val="24"/>
-          <w:szCs w:val="24"/>
-        </w:rPr>
-        <w:t xml:space="preserve"> = 0.12) and a surplus of −0.30, and inspection adds nothing beyond its cost. Raising κ to 20 makes (17) hold (1.34 times the threshold), and the optimal pay without inspection becomes positive but small (β* = 0.25, surplus 0.599 against 0.578 at zero pay). A highly gameable judge (Δ = 3) with ζ = 0.4 has β</w:t>
-      </w:r>
-      <w:r>
-        <w:rPr>
-          <w:rFonts w:ascii="Times New Roman" w:cs="Times New Roman" w:eastAsia="Times New Roman" w:hAnsi="Times New Roman"/>
-          <w:bCs w:val="false"/>
-          <w:iCs w:val="false"/>
-          <w:sz w:val="24"/>
-          <w:szCs w:val="24"/>
-          <w:vertAlign w:val="subscript"/>
-        </w:rPr>
-        <w:t>d</w:t>
-      </w:r>
-      <w:r>
-        <w:rPr>
-          <w:rFonts w:ascii="Times New Roman" w:cs="Times New Roman" w:eastAsia="Times New Roman" w:hAnsi="Times New Roman"/>
-          <w:bCs w:val="false"/>
-          <w:iCs w:val="false"/>
-          <w:sz w:val="24"/>
-          <w:szCs w:val="24"/>
-        </w:rPr>
-        <w:t xml:space="preserve"> = 7.08, and the organization again sets β* = 0. In 400 random parameter draws, surplus never exceeded the first best (15).</w:t>
+        <w:t xml:space="preserve"> = 7.08 and again β* = 0.</w:t>
       </w:r>
     </w:p>
     <w:p>
@@ -10921,7 +9194,7 @@
           <w:sz w:val="24"/>
           <w:szCs w:val="24"/>
         </w:rPr>
-        <w:t xml:space="preserve"> The model assumes risk neutrality and no limited liability. The results of Step 3 concern ζ = 0, where the team’s equilibrium is unique, and those of Steps 1 and 2 need no selection among equilibria once the uniqueness conditions of Section 4.3 hold. Search depth and inspection power are taken as given, and their joint choice with β is not analyzed. With limited liability the team would earn rents and the results would change. The comparison with Section 5 holds in direction only: a judge that is harder to game and more informative supports stronger pay, and a gameable one does not, but the experiments did not observe gaming or estimate any of the parameters.</w:t>
+        <w:t xml:space="preserve"> The model assumes risk neutrality and no limited liability, takes search depth and inspection power as given, and does not analyze their joint choice with β. The comparison with Section 5 holds in direction only, since the experiments did not observe gaming or estimate any of the parameters.</w:t>
       </w:r>
     </w:p>
     <w:p>
@@ -14793,7 +13066,7 @@
           <w:sz w:val="24"/>
           <w:szCs w:val="24"/>
         </w:rPr>
-        <w:t>The computational evidence shows that the sign pattern in the propositions can occur when a cheat exists, and that it is conditional on the judge when none is planted. It cannot show whether organizations actually keep the corresponding ledger. A twenty-two-ticket grid and a two-hundred-question benchmark are not evidence about firms. The empirical companion is a field study of promotion reviews in organizations that already use a language-model judge to maintain a generative system.</w:t>
+        <w:t>The computational evidence shows that the sign pattern of the propositions can occur when a cheat exists and that it is conditional on the judge when none is planted. It cannot show whether organizations keep the corresponding ledger, so the empirical companion is a field study of promotion episodes in organizations that already use a language-model judge to maintain a generative system.</w:t>
       </w:r>
     </w:p>
     <w:p>
@@ -14812,7 +13085,7 @@
           <w:sz w:val="24"/>
           <w:szCs w:val="24"/>
         </w:rPr>
-        <w:t>6.1  Research Setting and Sampling</w:t>
+        <w:t>6.1  Design and Sampling</w:t>
       </w:r>
     </w:p>
     <w:p>
@@ -14829,125 +13102,7 @@
           <w:sz w:val="24"/>
           <w:szCs w:val="24"/>
         </w:rPr>
-        <w:t>The unit of analysis is the promotion episode, defined as a dated decision to ship, shadow, hold, or revert a prompt, adapter, retrieval change, or judge version. Eligible settings are firms that (i) run at least one generative system in production, (ii) score that system with an LLM-as-a-judge or an equivalent model-based rubric, and (iii) hold a recognizable review in which someone is allowed to say no.</w:t>
-      </w:r>
-    </w:p>
-    <w:p>
-      <w:pPr>
-        <w:spacing w:after="0" w:before="0" w:line="480" w:lineRule="auto"/>
-        <w:ind w:firstLine="720"/>
-        <w:jc w:val="left"/>
-      </w:pPr>
-      <w:r>
-        <w:rPr>
-          <w:rFonts w:ascii="Times New Roman" w:cs="Times New Roman" w:eastAsia="Times New Roman" w:hAnsi="Times New Roman"/>
-          <w:bCs w:val="false"/>
-          <w:iCs w:val="false"/>
-          <w:sz w:val="24"/>
-          <w:szCs w:val="24"/>
-        </w:rPr>
-        <w:t>A purposive sample is appropriate at this stage because the theory is new and the phenomenon is unevenly distributed. Three strata are enough to generate contrast. The strata vary both the cost of a bad exercise and the political value of a green judge, so their codebook profiles should differ. If they do not, the organizational comparative statics of the theory are wrong, which would be a useful failure.</w:t>
-      </w:r>
-    </w:p>
-    <w:p>
-      <w:pPr>
-        <w:spacing w:after="0" w:before="0" w:line="480" w:lineRule="auto"/>
-        <w:ind w:firstLine="720"/>
-        <w:jc w:val="left"/>
-      </w:pPr>
-      <w:r>
-        <w:rPr>
-          <w:rFonts w:ascii="Times New Roman" w:cs="Times New Roman" w:eastAsia="Times New Roman" w:hAnsi="Times New Roman"/>
-          <w:b/>
-          <w:bCs/>
-          <w:iCs w:val="false"/>
-          <w:sz w:val="24"/>
-          <w:szCs w:val="24"/>
-        </w:rPr>
-        <w:t>Stratum A: product platforms.</w:t>
-      </w:r>
-      <w:r>
-        <w:rPr>
-          <w:rFonts w:ascii="Times New Roman" w:cs="Times New Roman" w:eastAsia="Times New Roman" w:hAnsi="Times New Roman"/>
-          <w:bCs/>
-          <w:iCs w:val="false"/>
-          <w:sz w:val="24"/>
-          <w:szCs w:val="24"/>
-        </w:rPr>
-        <w:t xml:space="preserve"> Consumer or SaaS teams that ship prompt changes weekly and already have an evaluation harness.</w:t>
-      </w:r>
-    </w:p>
-    <w:p>
-      <w:pPr>
-        <w:spacing w:after="0" w:before="0" w:line="480" w:lineRule="auto"/>
-        <w:ind w:firstLine="720"/>
-        <w:jc w:val="left"/>
-      </w:pPr>
-      <w:r>
-        <w:rPr>
-          <w:rFonts w:ascii="Times New Roman" w:cs="Times New Roman" w:eastAsia="Times New Roman" w:hAnsi="Times New Roman"/>
-          <w:b/>
-          <w:bCs/>
-          <w:iCs w:val="false"/>
-          <w:sz w:val="24"/>
-          <w:szCs w:val="24"/>
-        </w:rPr>
-        <w:t>Stratum B: regulated operators.</w:t>
-      </w:r>
-      <w:r>
-        <w:rPr>
-          <w:rFonts w:ascii="Times New Roman" w:cs="Times New Roman" w:eastAsia="Times New Roman" w:hAnsi="Times New Roman"/>
-          <w:bCs/>
-          <w:iCs w:val="false"/>
-          <w:sz w:val="24"/>
-          <w:szCs w:val="24"/>
-        </w:rPr>
-        <w:t xml:space="preserve"> Banks, insurers, and public agencies for which refusal quality and an audit trail are first-order constraints.</w:t>
-      </w:r>
-    </w:p>
-    <w:p>
-      <w:pPr>
-        <w:spacing w:after="0" w:before="0" w:line="480" w:lineRule="auto"/>
-        <w:ind w:firstLine="720"/>
-        <w:jc w:val="left"/>
-      </w:pPr>
-      <w:r>
-        <w:rPr>
-          <w:rFonts w:ascii="Times New Roman" w:cs="Times New Roman" w:eastAsia="Times New Roman" w:hAnsi="Times New Roman"/>
-          <w:b/>
-          <w:bCs/>
-          <w:iCs w:val="false"/>
-          <w:sz w:val="24"/>
-          <w:szCs w:val="24"/>
-        </w:rPr>
-        <w:t>Stratum C: internal IT.</w:t>
-      </w:r>
-      <w:r>
-        <w:rPr>
-          <w:rFonts w:ascii="Times New Roman" w:cs="Times New Roman" w:eastAsia="Times New Roman" w:hAnsi="Times New Roman"/>
-          <w:bCs/>
-          <w:iCs w:val="false"/>
-          <w:sz w:val="24"/>
-          <w:szCs w:val="24"/>
-        </w:rPr>
-        <w:t xml:space="preserve"> Enterprise copilots whose users are employees, so that the cost of a bad promotion is lost work rather than a public incident.</w:t>
-      </w:r>
-    </w:p>
-    <w:p>
-      <w:pPr>
-        <w:spacing w:after="0" w:before="0" w:line="480" w:lineRule="auto"/>
-        <w:ind w:firstLine="720"/>
-        <w:jc w:val="left"/>
-      </w:pPr>
-      <w:r>
-        <w:rPr>
-          <w:rFonts w:ascii="Times New Roman" w:cs="Times New Roman" w:eastAsia="Times New Roman" w:hAnsi="Times New Roman"/>
-          <w:bCs w:val="false"/>
-          <w:iCs w:val="false"/>
-          <w:sz w:val="24"/>
-          <w:szCs w:val="24"/>
-        </w:rPr>
-        <w:t>Eight to twelve organizations, with two to four promotion episodes coded in each, would yield a corpus of roughly twenty-five to forty episodes. This is a theory-building sample rather than a test of prevalence. Interviews should include the person who owns the judge, the person who owns the policy, and, where such a role exists, the person who can block a release.</w:t>
+        <w:t>The unit of analysis is the promotion episode, a dated decision to ship, shadow, hold, or revert a prompt, adapter, retrieval change, or judge version. Eligible firms run a generative system in production, score it with a model-based rubric, and hold a review in which someone may say no. A purposive sample of eight to twelve organizations in three strata, with two to four episodes coded in each, yields roughly twenty-five to forty episodes, which is a theory-building sample and not a test of prevalence. The strata are product platforms (weekly prompt changes and an evaluation harness), regulated operators (banks, insurers, and public agencies for which refusal quality and an audit trail are first-order constraints), and internal IT (enterprise copilots whose users are employees). They vary the cost of a bad exercise and the political value of a green judge, so their codebook profiles should differ. If they do not, the organizational comparative statics of the theory are wrong, which would be a useful failure.</w:t>
       </w:r>
     </w:p>
     <w:p>
@@ -16038,7 +14193,7 @@
           <w:sz w:val="24"/>
           <w:szCs w:val="24"/>
         </w:rPr>
-        <w:t>6.2  Data</w:t>
+        <w:t>6.2  Data and Coding</w:t>
       </w:r>
     </w:p>
     <w:p>
@@ -16050,14 +14205,54 @@
       <w:r>
         <w:rPr>
           <w:rFonts w:ascii="Times New Roman" w:cs="Times New Roman" w:eastAsia="Times New Roman" w:hAnsi="Times New Roman"/>
-          <w:b w:val="false"/>
-          <w:bCs w:val="false"/>
-          <w:i w:val="false"/>
-          <w:iCs w:val="false"/>
-          <w:sz w:val="24"/>
-          <w:szCs w:val="24"/>
-        </w:rPr>
-        <w:t>Three traces are collected for each episode.</w:t>
+          <w:bCs w:val="false"/>
+          <w:iCs w:val="false"/>
+          <w:sz w:val="24"/>
+          <w:szCs w:val="24"/>
+        </w:rPr>
+        <w:t xml:space="preserve">Three traces are collected for each episode: a semi-structured interview with the owner of the judge, the owner of the policy, and, where one exists, the person who can block a release (the protocol is in Appendix A); an artifact pack containing the rubric text and its diff, the judge identifier and whether it is pinned, the evaluation-set inventory, review tickets, and the decision record; and, where the firm permits, an observation of the review meeting, whose talk is the closest available observation of </w:t>
+      </w:r>
+      <w:r>
+        <w:rPr>
+          <w:rFonts w:ascii="Times New Roman" w:cs="Times New Roman" w:eastAsia="Times New Roman" w:hAnsi="Times New Roman"/>
+          <w:bCs w:val="false"/>
+          <w:i/>
+          <w:iCs w:val="false"/>
+          <w:sz w:val="24"/>
+          <w:szCs w:val="24"/>
+        </w:rPr>
+        <w:t>F</w:t>
+      </w:r>
+      <w:r>
+        <w:rPr>
+          <w:rFonts w:ascii="Times New Roman" w:cs="Times New Roman" w:eastAsia="Times New Roman" w:hAnsi="Times New Roman"/>
+          <w:bCs w:val="false"/>
+          <w:iCs w:val="false"/>
+          <w:sz w:val="24"/>
+          <w:szCs w:val="24"/>
+        </w:rPr>
+        <w:t xml:space="preserve">. Two coders score each episode on the codes of Table 4, as described in Appendix B, and resolve disagreements by returning to the artifact pack. A promotion that cites only </w:t>
+      </w:r>
+      <w:r>
+        <w:rPr>
+          <w:rFonts w:ascii="Times New Roman" w:cs="Times New Roman" w:eastAsia="Times New Roman" w:hAnsi="Times New Roman"/>
+          <w:bCs w:val="false"/>
+          <w:i/>
+          <w:iCs w:val="false"/>
+          <w:sz w:val="24"/>
+          <w:szCs w:val="24"/>
+        </w:rPr>
+        <w:t>J</w:t>
+      </w:r>
+      <w:r>
+        <w:rPr>
+          <w:rFonts w:ascii="Times New Roman" w:cs="Times New Roman" w:eastAsia="Times New Roman" w:hAnsi="Times New Roman"/>
+          <w:bCs w:val="false"/>
+          <w:iCs w:val="false"/>
+          <w:sz w:val="24"/>
+          <w:szCs w:val="24"/>
+        </w:rPr>
+        <w:t>, has no canary logic, and ships to all traffic is an NPV-on-judge episode (Proposition 1). A promotion held after a green judge because the canary battery failed is an inspection episode (Proposition 3). A dashboard incident that the firm called a quality regression but the artifact pack dates to a rubric diff is a ruler-jump episode (Proposition 5).</w:t>
       </w:r>
     </w:p>
     <w:p>
@@ -16074,7 +14269,68 @@
           <w:sz w:val="24"/>
           <w:szCs w:val="24"/>
         </w:rPr>
-        <w:t>The first is a semi-structured interview. The protocol in Appendix A asks what moved, which number licensed the move, whether anyone could see a slice that the optimizer could not, and what would have happened had the judge been wrong. Interviews are recorded, transcribed, and anonymized at the firm and product level.</w:t>
+        <w:t xml:space="preserve">The analysis builds explanations and does not estimate coefficients. Process traces are compared with the exercise rule in Equation 3, and the strata are compared in the options they actually hold. Regulated operators are predicted to hold richer inspection options yet sometimes to promote on </w:t>
+      </w:r>
+      <w:r>
+        <w:rPr>
+          <w:rFonts w:ascii="Times New Roman" w:cs="Times New Roman" w:eastAsia="Times New Roman" w:hAnsi="Times New Roman"/>
+          <w:bCs w:val="false"/>
+          <w:i/>
+          <w:iCs w:val="false"/>
+          <w:sz w:val="24"/>
+          <w:szCs w:val="24"/>
+        </w:rPr>
+        <w:t>J</w:t>
+      </w:r>
+      <w:r>
+        <w:rPr>
+          <w:rFonts w:ascii="Times New Roman" w:cs="Times New Roman" w:eastAsia="Times New Roman" w:hAnsi="Times New Roman"/>
+          <w:bCs w:val="false"/>
+          <w:iCs w:val="false"/>
+          <w:sz w:val="24"/>
+          <w:szCs w:val="24"/>
+        </w:rPr>
+        <w:t xml:space="preserve"> when canaries are informal, and product platforms are predicted to have more automation and a thinner </w:t>
+      </w:r>
+      <w:r>
+        <w:rPr>
+          <w:rFonts w:ascii="Times New Roman" w:cs="Times New Roman" w:eastAsia="Times New Roman" w:hAnsi="Times New Roman"/>
+          <w:bCs w:val="false"/>
+          <w:i/>
+          <w:iCs w:val="false"/>
+          <w:sz w:val="24"/>
+          <w:szCs w:val="24"/>
+        </w:rPr>
+        <w:t>F</w:t>
+      </w:r>
+      <w:r>
+        <w:rPr>
+          <w:rFonts w:ascii="Times New Roman" w:cs="Times New Roman" w:eastAsia="Times New Roman" w:hAnsi="Times New Roman"/>
+          <w:bCs w:val="false"/>
+          <w:iCs w:val="false"/>
+          <w:sz w:val="24"/>
+          <w:szCs w:val="24"/>
+        </w:rPr>
+        <w:t>. These predictions could be wrong, and the design allows that.</w:t>
+      </w:r>
+    </w:p>
+    <w:p>
+      <w:pPr>
+        <w:pStyle w:val="Heading2"/>
+        <w:spacing w:after="200" w:before="280" w:line="480" w:lineRule="auto"/>
+        <w:jc w:val="center"/>
+      </w:pPr>
+      <w:r>
+        <w:rPr>
+          <w:rFonts w:ascii="Times New Roman" w:cs="Times New Roman" w:eastAsia="Times New Roman" w:hAnsi="Times New Roman"/>
+          <w:b/>
+          <w:bCs/>
+          <w:i w:val="false"/>
+          <w:iCs w:val="false"/>
+          <w:sz w:val="24"/>
+          <w:szCs w:val="24"/>
+        </w:rPr>
+        <w:t>6.3  What Would Count as Support</w:t>
       </w:r>
     </w:p>
     <w:p>
@@ -16091,321 +14347,28 @@
           <w:sz w:val="24"/>
           <w:szCs w:val="24"/>
         </w:rPr>
-        <w:t>The second is an artifact pack for the same episode. It contains the rubric text and its diff, the judge identifier and whether it is pinned, the evaluation-set inventory (development, holdout, canary), dashboards or review tickets, and the decision record (ship, shadow, hold, revert).</w:t>
-      </w:r>
-    </w:p>
-    <w:p>
-      <w:pPr>
-        <w:spacing w:after="0" w:before="0" w:line="480" w:lineRule="auto"/>
-        <w:ind w:firstLine="720"/>
-        <w:jc w:val="left"/>
-      </w:pPr>
-      <w:r>
-        <w:rPr>
-          <w:rFonts w:ascii="Times New Roman" w:cs="Times New Roman" w:eastAsia="Times New Roman" w:hAnsi="Times New Roman"/>
-          <w:bCs w:val="false"/>
-          <w:iCs w:val="false"/>
-          <w:sz w:val="24"/>
-          <w:szCs w:val="24"/>
-        </w:rPr>
-        <w:t>The third, where the firm permits it, is a short observation of the review meeting itself. Talk in that meeting is the closest available observation of F, namely whether anyone argues for waiting after the judge has turned green.</w:t>
-      </w:r>
-    </w:p>
-    <w:p>
-      <w:pPr>
-        <w:pStyle w:val="Heading2"/>
-        <w:spacing w:after="200" w:before="280" w:line="480" w:lineRule="auto"/>
-        <w:jc w:val="center"/>
-      </w:pPr>
-      <w:r>
-        <w:rPr>
-          <w:rFonts w:ascii="Times New Roman" w:cs="Times New Roman" w:eastAsia="Times New Roman" w:hAnsi="Times New Roman"/>
-          <w:b/>
-          <w:bCs/>
-          <w:i w:val="false"/>
-          <w:iCs w:val="false"/>
-          <w:sz w:val="24"/>
-          <w:szCs w:val="24"/>
-        </w:rPr>
-        <w:t>6.3  Coding</w:t>
-      </w:r>
-    </w:p>
-    <w:p>
-      <w:pPr>
-        <w:spacing w:after="0" w:before="0" w:line="480" w:lineRule="auto"/>
-        <w:ind w:firstLine="720"/>
-        <w:jc w:val="left"/>
-      </w:pPr>
-      <w:r>
-        <w:rPr>
-          <w:rFonts w:ascii="Times New Roman" w:cs="Times New Roman" w:eastAsia="Times New Roman" w:hAnsi="Times New Roman"/>
-          <w:bCs w:val="false"/>
-          <w:iCs w:val="false"/>
-          <w:sz w:val="24"/>
-          <w:szCs w:val="24"/>
-        </w:rPr>
-        <w:t>Episodes are coded on the objects that the model names. The codebook is closed on those objects and open on the organizational talk surrounding them. Appendix B gives the codebook and the reliability rule.</w:t>
-      </w:r>
-    </w:p>
-    <w:p>
-      <w:pPr>
-        <w:spacing w:after="0" w:before="0" w:line="480" w:lineRule="auto"/>
-        <w:ind w:firstLine="720"/>
-        <w:jc w:val="left"/>
-      </w:pPr>
-      <w:r>
-        <w:rPr>
-          <w:rFonts w:ascii="Times New Roman" w:cs="Times New Roman" w:eastAsia="Times New Roman" w:hAnsi="Times New Roman"/>
-          <w:bCs w:val="false"/>
-          <w:iCs w:val="false"/>
-          <w:sz w:val="24"/>
-          <w:szCs w:val="24"/>
-        </w:rPr>
-        <w:t>Two coders score each episode, and disagreements are resolved by returning to the artifact pack. A promotion that cites only J, has no canary logic, and ships to all traffic is coded as an NPV-on-judge episode (Proposition 1). A promotion that is held after a green judge because the canary battery failed is an inspection episode (Proposition 3). A dashboard incident that the firm labeled a quality regression, but that the artifact pack dates to a rubric diff, is a ruler-jump episode (Proposition 5).</w:t>
-      </w:r>
-    </w:p>
-    <w:p>
-      <w:pPr>
-        <w:spacing w:after="0" w:before="0" w:line="480" w:lineRule="auto"/>
-        <w:ind w:firstLine="720"/>
-        <w:jc w:val="left"/>
-      </w:pPr>
-      <w:r>
-        <w:rPr>
-          <w:rFonts w:ascii="Times New Roman" w:cs="Times New Roman" w:eastAsia="Times New Roman" w:hAnsi="Times New Roman"/>
-          <w:bCs w:val="false"/>
-          <w:iCs w:val="false"/>
-          <w:sz w:val="24"/>
-          <w:szCs w:val="24"/>
-        </w:rPr>
-        <w:t>The analysis aims at explanation building rather than coefficient estimation. Within-episode process traces are compared with the exercise rule in Equation 3, and cross-episode comparison asks whether the strata differ in the options they actually hold. Regulated operators are predicted to hold richer inspection options but still, in some episodes, to promote on J when the canary set is informal. Product platforms are predicted to have more automation and a thinner F. These predictions could turn out to be wrong, and the design is built so that they can be shown to be.</w:t>
-      </w:r>
-    </w:p>
-    <w:p>
-      <w:pPr>
-        <w:pStyle w:val="Heading2"/>
-        <w:spacing w:after="200" w:before="280" w:line="480" w:lineRule="auto"/>
-        <w:jc w:val="center"/>
-      </w:pPr>
-      <w:r>
-        <w:rPr>
-          <w:rFonts w:ascii="Times New Roman" w:cs="Times New Roman" w:eastAsia="Times New Roman" w:hAnsi="Times New Roman"/>
-          <w:b/>
-          <w:bCs/>
-          <w:i w:val="false"/>
-          <w:iCs w:val="false"/>
-          <w:sz w:val="24"/>
-          <w:szCs w:val="24"/>
-        </w:rPr>
-        <w:t>6.4  What Would Count as Support</w:t>
-      </w:r>
-    </w:p>
-    <w:p>
-      <w:pPr>
-        <w:spacing w:after="0" w:before="0" w:line="480" w:lineRule="auto"/>
-        <w:ind w:firstLine="720"/>
-        <w:jc w:val="left"/>
-      </w:pPr>
-      <w:r>
-        <w:rPr>
-          <w:rFonts w:ascii="Times New Roman" w:cs="Times New Roman" w:eastAsia="Times New Roman" w:hAnsi="Times New Roman"/>
-          <w:bCs w:val="false"/>
-          <w:iCs w:val="false"/>
-          <w:sz w:val="24"/>
-          <w:szCs w:val="24"/>
-        </w:rPr>
-        <w:t>The field study would support the theory if three patterns appear.</w:t>
-      </w:r>
-    </w:p>
-    <w:p>
-      <w:pPr>
-        <w:spacing w:after="0" w:before="0" w:line="480" w:lineRule="auto"/>
-        <w:ind w:firstLine="720"/>
-        <w:jc w:val="left"/>
-      </w:pPr>
-      <w:r>
-        <w:rPr>
-          <w:rFonts w:ascii="Times New Roman" w:cs="Times New Roman" w:eastAsia="Times New Roman" w:hAnsi="Times New Roman"/>
-          <w:bCs w:val="false"/>
-          <w:iCs w:val="false"/>
-          <w:sz w:val="24"/>
-          <w:szCs w:val="24"/>
-        </w:rPr>
-        <w:t>First, NPV-on-judge episodes exist and are not confined to unsophisticated teams, since Proposition 1 concerns pressure rather than incompetence.</w:t>
-      </w:r>
-    </w:p>
-    <w:p>
-      <w:pPr>
-        <w:spacing w:after="0" w:before="0" w:line="480" w:lineRule="auto"/>
-        <w:ind w:firstLine="720"/>
-        <w:jc w:val="left"/>
-      </w:pPr>
-      <w:r>
-        <w:rPr>
-          <w:rFonts w:ascii="Times New Roman" w:cs="Times New Roman" w:eastAsia="Times New Roman" w:hAnsi="Times New Roman"/>
-          <w:bCs w:val="false"/>
-          <w:iCs w:val="false"/>
-          <w:sz w:val="24"/>
-          <w:szCs w:val="24"/>
-        </w:rPr>
-        <w:t>Second, where inspection exists, it is often a mixed holdout rather than a canary battery. Propositions 2 and 3 distinguish these two objects, and if every firm with an evaluation set already has canaries in the sense defined here, the laboratory overstates the organizational problem.</w:t>
-      </w:r>
-    </w:p>
-    <w:p>
-      <w:pPr>
-        <w:spacing w:after="0" w:before="0" w:line="480" w:lineRule="auto"/>
-        <w:ind w:firstLine="720"/>
-        <w:jc w:val="left"/>
-      </w:pPr>
-      <w:r>
-        <w:rPr>
-          <w:rFonts w:ascii="Times New Roman" w:cs="Times New Roman" w:eastAsia="Times New Roman" w:hAnsi="Times New Roman"/>
-          <w:bCs w:val="false"/>
-          <w:iCs w:val="false"/>
-          <w:sz w:val="24"/>
-          <w:szCs w:val="24"/>
-        </w:rPr>
-        <w:t>Third, at least some dashboard incidents that firms narrate as policy drift turn out, in the artifact pack, to be ruler jumps. Proposition 5 would fail if rubric and judge versioning were already universal and incidents never coincided with diffs.</w:t>
-      </w:r>
-    </w:p>
-    <w:p>
-      <w:pPr>
-        <w:spacing w:after="0" w:before="0" w:line="480" w:lineRule="auto"/>
-        <w:ind w:firstLine="720"/>
-        <w:jc w:val="left"/>
-      </w:pPr>
-      <w:r>
-        <w:rPr>
-          <w:rFonts w:ascii="Times New Roman" w:cs="Times New Roman" w:eastAsia="Times New Roman" w:hAnsi="Times New Roman"/>
-          <w:bCs w:val="false"/>
-          <w:iCs w:val="false"/>
-          <w:sz w:val="24"/>
-          <w:szCs w:val="24"/>
-        </w:rPr>
-        <w:t>The study would not estimate F in monetary terms. It would instead establish whether the option menu describes work that already happens, work that happens only in some strata, or work that almost no coded episode follows. Benaroch et al. (2006) asked a parallel question of IT risk plans and found the mapping in use. The analogous finding here would be that some teams already keep an options ledger under other names; the analogous non-finding would be that judge-based promotion has short-circuited a discipline that IT organizations had previously learned.</w:t>
-      </w:r>
-    </w:p>
-    <w:p>
-      <w:pPr>
-        <w:pStyle w:val="Heading2"/>
-        <w:spacing w:after="200" w:before="280" w:line="480" w:lineRule="auto"/>
-        <w:jc w:val="center"/>
-      </w:pPr>
-      <w:r>
-        <w:rPr>
-          <w:rFonts w:ascii="Times New Roman" w:cs="Times New Roman" w:eastAsia="Times New Roman" w:hAnsi="Times New Roman"/>
-          <w:b/>
-          <w:bCs/>
-          <w:i w:val="false"/>
-          <w:iCs w:val="false"/>
-          <w:sz w:val="24"/>
-          <w:szCs w:val="24"/>
-        </w:rPr>
-        <w:t>6.5  Ethics and Access</w:t>
-      </w:r>
-    </w:p>
-    <w:p>
-      <w:pPr>
-        <w:spacing w:after="0" w:before="0" w:line="480" w:lineRule="auto"/>
-        <w:ind w:firstLine="720"/>
-        <w:jc w:val="left"/>
-      </w:pPr>
-      <w:r>
-        <w:rPr>
-          <w:rFonts w:ascii="Times New Roman" w:cs="Times New Roman" w:eastAsia="Times New Roman" w:hAnsi="Times New Roman"/>
-          <w:bCs w:val="false"/>
-          <w:iCs w:val="false"/>
-          <w:sz w:val="24"/>
-          <w:szCs w:val="24"/>
-        </w:rPr>
-        <w:t>Promotion reviews contain prompts, user text, and vendor contracts. The protocol therefore collects decision structure rather than raw user logs wherever possible. Firms are offered a site report that maps their coded episodes onto the ledger without publishing identifiers, and interviews proceed under informed consent. The laboratory remains the only place where tickets are reproduced in full.</w:t>
-      </w:r>
-    </w:p>
-    <w:p>
-      <w:pPr>
-        <w:pStyle w:val="Heading2"/>
-        <w:spacing w:after="200" w:before="280" w:line="480" w:lineRule="auto"/>
-        <w:jc w:val="center"/>
-      </w:pPr>
-      <w:r>
-        <w:rPr>
-          <w:rFonts w:ascii="Times New Roman" w:cs="Times New Roman" w:eastAsia="Times New Roman" w:hAnsi="Times New Roman"/>
-          <w:b/>
-          <w:bCs/>
-          <w:i w:val="false"/>
-          <w:iCs w:val="false"/>
-          <w:sz w:val="24"/>
-          <w:szCs w:val="24"/>
-        </w:rPr>
-        <w:t>6.6  A Worked Coding Vignette</w:t>
-      </w:r>
-    </w:p>
-    <w:p>
-      <w:pPr>
-        <w:spacing w:after="0" w:before="0" w:line="480" w:lineRule="auto"/>
-        <w:ind w:firstLine="720"/>
-        <w:jc w:val="left"/>
-      </w:pPr>
-      <w:r>
-        <w:rPr>
-          <w:rFonts w:ascii="Times New Roman" w:cs="Times New Roman" w:eastAsia="Times New Roman" w:hAnsi="Times New Roman"/>
-          <w:bCs w:val="false"/>
-          <w:iCs w:val="false"/>
-          <w:sz w:val="24"/>
-          <w:szCs w:val="24"/>
-        </w:rPr>
-        <w:t>To make the codebook inspectable, consider a reconstructed episode of the kind the protocol is designed to capture. The vignette is synthetic and is written so that a second coder could assign the same codes.</w:t>
-      </w:r>
-    </w:p>
-    <w:p>
-      <w:pPr>
-        <w:spacing w:after="0" w:before="0" w:line="480" w:lineRule="auto"/>
-        <w:ind w:firstLine="720"/>
-        <w:jc w:val="left"/>
-      </w:pPr>
-      <w:r>
-        <w:rPr>
-          <w:rFonts w:ascii="Times New Roman" w:cs="Times New Roman" w:eastAsia="Times New Roman" w:hAnsi="Times New Roman"/>
-          <w:bCs w:val="false"/>
-          <w:iCs w:val="false"/>
-          <w:sz w:val="24"/>
-          <w:szCs w:val="24"/>
-        </w:rPr>
-        <w:t>A consumer-support team proposes a new system prompt after a week of judge-maximizing search. The review ticket reports a development-set judge gain of twelve points and a holdout gain of four. There is no separate canary list, and the judge identifier in the ticket is an undated vendor alias. The team ships to all traffic that same afternoon. Two days later the dashboard drops. The rubric file in the repository shows a commit made that morning, which added the sentence “prefer a helpful, yes-oriented tone.” The team labels the incident a model regression and rolls the prompt back.</w:t>
-      </w:r>
-    </w:p>
-    <w:p>
-      <w:pPr>
-        <w:spacing w:after="0" w:before="0" w:line="480" w:lineRule="auto"/>
-        <w:ind w:firstLine="720"/>
-        <w:jc w:val="left"/>
-      </w:pPr>
-      <w:r>
-        <w:rPr>
-          <w:rFonts w:ascii="Times New Roman" w:cs="Times New Roman" w:eastAsia="Times New Roman" w:hAnsi="Times New Roman"/>
-          <w:bCs w:val="false"/>
-          <w:iCs w:val="false"/>
-          <w:sz w:val="24"/>
-          <w:szCs w:val="24"/>
-        </w:rPr>
-        <w:t>The coded values are as follows: quote used = yes; inspection present = mixed holdout only; canary logic = no; pilot before expand = no; abandon after green J = no on the ship, yes on the rollback; ruler pin = no; ruler-jump incident = yes; wait talk = no. The episode is NPV-on-judge at time t, followed by a ruler jump narrated as policy drift at t + 2. Equation 2 served as the decision rule, and Equation 3 was never consulted.</w:t>
-      </w:r>
-    </w:p>
-    <w:p>
-      <w:pPr>
-        <w:spacing w:after="0" w:before="0" w:line="480" w:lineRule="auto"/>
-        <w:ind w:firstLine="720"/>
-        <w:jc w:val="left"/>
-      </w:pPr>
-      <w:r>
-        <w:rPr>
-          <w:rFonts w:ascii="Times New Roman" w:cs="Times New Roman" w:eastAsia="Times New Roman" w:hAnsi="Times New Roman"/>
-          <w:bCs w:val="false"/>
-          <w:iCs w:val="false"/>
-          <w:sz w:val="24"/>
-          <w:szCs w:val="24"/>
-        </w:rPr>
-        <w:t>A field corpus of thirty such memos, some of which will look nothing like this vignette, is what would allow the propositions to fail.</w:t>
+        <w:t xml:space="preserve">The field study would support the theory if NPV-on-judge episodes exist and are not confined to unsophisticated teams, since Proposition 1 concerns pressure and not incompetence; if, where inspection exists, it is often a mixed holdout and not a canary battery, since otherwise the computational exercises overstate the problem (Propositions 2 and 3); and if some dashboard incidents narrated as policy drift turn out to be ruler jumps, since Proposition 5 would fail if versioning were universal and incidents never coincided with diffs. The study would not estimate </w:t>
+      </w:r>
+      <w:r>
+        <w:rPr>
+          <w:rFonts w:ascii="Times New Roman" w:cs="Times New Roman" w:eastAsia="Times New Roman" w:hAnsi="Times New Roman"/>
+          <w:bCs w:val="false"/>
+          <w:i/>
+          <w:iCs w:val="false"/>
+          <w:sz w:val="24"/>
+          <w:szCs w:val="24"/>
+        </w:rPr>
+        <w:t>F</w:t>
+      </w:r>
+      <w:r>
+        <w:rPr>
+          <w:rFonts w:ascii="Times New Roman" w:cs="Times New Roman" w:eastAsia="Times New Roman" w:hAnsi="Times New Roman"/>
+          <w:bCs w:val="false"/>
+          <w:iCs w:val="false"/>
+          <w:sz w:val="24"/>
+          <w:szCs w:val="24"/>
+        </w:rPr>
+        <w:t xml:space="preserve"> in monetary terms. It would establish whether the option menu describes work that already happens, work that happens only in some strata, or work that almost no coded episode follows, the question that Benaroch et al. (2006) asked of IT risk plans. Promotion reviews contain prompts, user text, and vendor contracts, so the protocol collects decision structure and not raw logs wherever possible, offers firms a site report without identifiers, and proceeds under informed consent.</w:t>
       </w:r>
     </w:p>
     <w:p>
@@ -17319,6 +15282,25 @@
     </w:p>
     <w:p>
       <w:pPr>
+        <w:pStyle w:val="Heading2"/>
+        <w:spacing w:after="200" w:before="280" w:line="480" w:lineRule="auto"/>
+        <w:jc w:val="center"/>
+      </w:pPr>
+      <w:r>
+        <w:rPr>
+          <w:rFonts w:ascii="Times New Roman" w:cs="Times New Roman" w:eastAsia="Times New Roman" w:hAnsi="Times New Roman"/>
+          <w:b/>
+          <w:bCs/>
+          <w:i w:val="false"/>
+          <w:iCs w:val="false"/>
+          <w:sz w:val="24"/>
+          <w:szCs w:val="24"/>
+        </w:rPr>
+        <w:t>7.3  Organizational Control and Performative Metrics</w:t>
+      </w:r>
+    </w:p>
+    <w:p>
+      <w:pPr>
         <w:spacing w:after="0" w:before="0" w:line="480" w:lineRule="auto"/>
         <w:ind w:firstLine="720"/>
         <w:jc w:val="left"/>
@@ -17331,7 +15313,28 @@
           <w:sz w:val="24"/>
           <w:szCs w:val="24"/>
         </w:rPr>
-        <w:t>For this reason the paper is offered as a conceptual contribution rather than as a design-science artifact with a single instantiated gate. The gate in the replication materials demonstrates that the ledger can be written in code, but the theoretical claim concerns the menu of options organizations should keep and a risk class that the prior menu did not name.</w:t>
+        <w:t xml:space="preserve">Ouchi (1979) distinguished markets, bureaucracies, and clans as modes of control. A judge score resembles a bureaucratic output measure in being cheap, frequent, and comparable, yet under search it behaves like a market price that participants can move, which helps explain why promotion reviews become confused: participants talk as though they were reading a quality statistic when they are often reading a price they have themselves been paying to raise. What is distinctive relative to other performative metrics, such as utilization targets or model-accuracy dashboards that overfit the test set, is speed. A prompt can be changed in an afternoon, and the metric that licenses the change can be queried the same afternoon, so the option premium </w:t>
+      </w:r>
+      <w:r>
+        <w:rPr>
+          <w:rFonts w:ascii="Times New Roman" w:cs="Times New Roman" w:eastAsia="Times New Roman" w:hAnsi="Times New Roman"/>
+          <w:bCs w:val="false"/>
+          <w:i/>
+          <w:iCs w:val="false"/>
+          <w:sz w:val="24"/>
+          <w:szCs w:val="24"/>
+        </w:rPr>
+        <w:t>F</w:t>
+      </w:r>
+      <w:r>
+        <w:rPr>
+          <w:rFonts w:ascii="Times New Roman" w:cs="Times New Roman" w:eastAsia="Times New Roman" w:hAnsi="Times New Roman"/>
+          <w:bCs w:val="false"/>
+          <w:iCs w:val="false"/>
+          <w:sz w:val="24"/>
+          <w:szCs w:val="24"/>
+        </w:rPr>
+        <w:t xml:space="preserve"> competes with a cycle time measured in hours.</w:t>
       </w:r>
     </w:p>
     <w:p>
@@ -17350,7 +15353,7 @@
           <w:sz w:val="24"/>
           <w:szCs w:val="24"/>
         </w:rPr>
-        <w:t>7.3  Organizational Control and Performative Metrics</w:t>
+        <w:t>7.4  Implications for Practice</w:t>
       </w:r>
     </w:p>
     <w:p>
@@ -17362,12 +15365,14 @@
       <w:r>
         <w:rPr>
           <w:rFonts w:ascii="Times New Roman" w:cs="Times New Roman" w:eastAsia="Times New Roman" w:hAnsi="Times New Roman"/>
-          <w:bCs w:val="false"/>
-          <w:iCs w:val="false"/>
-          <w:sz w:val="24"/>
-          <w:szCs w:val="24"/>
-        </w:rPr>
-        <w:t>Ouchi (1979) distinguished markets, bureaucracies, and clans as modes of control. A judge score resembles a bureaucratic output measure in being cheap, frequent, and comparable, yet under search it behaves like a market price that participants can move. This dual character helps explain why promotion reviews become confused: participants talk as though they were reading a quality statistic when they are often reading a price that they have themselves been paying to raise.</w:t>
+          <w:b w:val="false"/>
+          <w:bCs w:val="false"/>
+          <w:i w:val="false"/>
+          <w:iCs w:val="false"/>
+          <w:sz w:val="24"/>
+          <w:szCs w:val="24"/>
+        </w:rPr>
+        <w:t>Five commitments follow from the ledger.</w:t>
       </w:r>
     </w:p>
     <w:p>
@@ -17384,7 +15389,75 @@
           <w:sz w:val="24"/>
           <w:szCs w:val="24"/>
         </w:rPr>
-        <w:t>Performative metrics are familiar in IS under other names, including utilization targets that raise utilization and destroy slack, service-level numbers that produce queue games, and model-accuracy dashboards that overfit the test set. What is distinctive here is speed. A prompt can be changed in an afternoon, and the metric that licenses the change can be queried the same afternoon, so the option premium F competes with a cycle time measured in hours. Field coding of wait talk is how the study would observe whether anyone still pays F when the cycle is that short.</w:t>
+        <w:t>First, version the judge and the rubric as artifacts alongside the prompt. A quality movement that appears on the same day as a ruler diff should be treated as a Proposition 5 event until an inspection says otherwise.</w:t>
+      </w:r>
+    </w:p>
+    <w:p>
+      <w:pPr>
+        <w:spacing w:after="0" w:before="0" w:line="480" w:lineRule="auto"/>
+        <w:ind w:firstLine="720"/>
+        <w:jc w:val="left"/>
+      </w:pPr>
+      <w:r>
+        <w:rPr>
+          <w:rFonts w:ascii="Times New Roman" w:cs="Times New Roman" w:eastAsia="Times New Roman" w:hAnsi="Times New Roman"/>
+          <w:bCs w:val="false"/>
+          <w:iCs w:val="false"/>
+          <w:sz w:val="24"/>
+          <w:szCs w:val="24"/>
+        </w:rPr>
+        <w:t>Second, split evaluation items into development, holdout, and canary sets before the search begins, and write the canaries so that the cheap quote and the expensive inspection conflict on the cheat the organization fears.</w:t>
+      </w:r>
+    </w:p>
+    <w:p>
+      <w:pPr>
+        <w:spacing w:after="0" w:before="0" w:line="480" w:lineRule="auto"/>
+        <w:ind w:firstLine="720"/>
+        <w:jc w:val="left"/>
+      </w:pPr>
+      <w:r>
+        <w:rPr>
+          <w:rFonts w:ascii="Times New Roman" w:cs="Times New Roman" w:eastAsia="Times New Roman" w:hAnsi="Times New Roman"/>
+          <w:bCs w:val="false"/>
+          <w:iCs w:val="false"/>
+          <w:sz w:val="24"/>
+          <w:szCs w:val="24"/>
+        </w:rPr>
+        <w:t>Third, log J but gate on G, and buy inspections before buying judge scale. The experiments suggest that judge strength matters, since a stronger judge improved correctness where a weaker one did not, but a judge of any strength remains a quote. Even the strong judge captured only about half of the improvement that exact-match inspection could deliver, and its scores saturated near the ceiling. Where G does not exist, a human sample and deterministic shape checks should be purchased before more judge calls.</w:t>
+      </w:r>
+    </w:p>
+    <w:p>
+      <w:pPr>
+        <w:spacing w:after="0" w:before="0" w:line="480" w:lineRule="auto"/>
+        <w:ind w:firstLine="720"/>
+        <w:jc w:val="left"/>
+      </w:pPr>
+      <w:r>
+        <w:rPr>
+          <w:rFonts w:ascii="Times New Roman" w:cs="Times New Roman" w:eastAsia="Times New Roman" w:hAnsi="Times New Roman"/>
+          <w:bCs w:val="false"/>
+          <w:iCs w:val="false"/>
+          <w:sz w:val="24"/>
+          <w:szCs w:val="24"/>
+        </w:rPr>
+        <w:t>Fourth, ship a pilot first. Full promotion is a call exercise, and the quote that made the call look attractive should be the last input to decide it.</w:t>
+      </w:r>
+    </w:p>
+    <w:p>
+      <w:pPr>
+        <w:spacing w:after="0" w:before="0" w:line="480" w:lineRule="auto"/>
+        <w:ind w:firstLine="720"/>
+        <w:jc w:val="left"/>
+      </w:pPr>
+      <w:r>
+        <w:rPr>
+          <w:rFonts w:ascii="Times New Roman" w:cs="Times New Roman" w:eastAsia="Times New Roman" w:hAnsi="Times New Roman"/>
+          <w:bCs w:val="false"/>
+          <w:iCs w:val="false"/>
+          <w:sz w:val="24"/>
+          <w:szCs w:val="24"/>
+        </w:rPr>
+        <w:t>Fifth, set the intensity of judge-linked pay together with the power of inspection. The extension of Section 4 implies that strong incentives on a gameable score need an independent check to be safe, and that without one the incentive should be weak. These commitments are also frugal in energy terms. Inspecting with a small deterministic checker and shipping rarely avoid the energy of a nightly search with a large judge and of the retraining that follows a bad release, so that waiting is a green cash flow as well as an option.</w:t>
       </w:r>
     </w:p>
     <w:p>
@@ -17403,7 +15476,7 @@
           <w:sz w:val="24"/>
           <w:szCs w:val="24"/>
         </w:rPr>
-        <w:t>7.4  Implications for Practice</w:t>
+        <w:t>7.5  Limitations and Future Research</w:t>
       </w:r>
     </w:p>
     <w:p>
@@ -17415,14 +15488,12 @@
       <w:r>
         <w:rPr>
           <w:rFonts w:ascii="Times New Roman" w:cs="Times New Roman" w:eastAsia="Times New Roman" w:hAnsi="Times New Roman"/>
-          <w:b w:val="false"/>
-          <w:bCs w:val="false"/>
-          <w:i w:val="false"/>
-          <w:iCs w:val="false"/>
-          <w:sz w:val="24"/>
-          <w:szCs w:val="24"/>
-        </w:rPr>
-        <w:t>Five commitments follow from the ledger.</w:t>
+          <w:bCs w:val="false"/>
+          <w:iCs w:val="false"/>
+          <w:sz w:val="24"/>
+          <w:szCs w:val="24"/>
+        </w:rPr>
+        <w:t>The computational evidence is limited. The designed illustration is small and contains the cheat by construction. The empirical check covers one benchmark with verifiable answers, one policy model, two judges, and one optimizer. It cannot estimate option prices, recover closed-form investment thresholds, or speak to traffic at organizational scale, and the model versions it used will change. The field design above is the empirical companion, but it has not been executed. Until it is, the propositions are theoretically motivated and only computationally explored, which limits what the paper can say about how organizations behave.</w:t>
       </w:r>
     </w:p>
     <w:p>
@@ -17439,7 +15510,7 @@
           <w:sz w:val="24"/>
           <w:szCs w:val="24"/>
         </w:rPr>
-        <w:t>First, version the judge and the rubric as artifacts alongside the prompt. A quality movement that appears on the same day as a ruler diff should be treated as a Proposition 5 event until an inspection says otherwise.</w:t>
+        <w:t>The model of Section 4 is stylized as well. It assumes that an exploit always receives the top score, that a flagged release is blocked rather than replaced by the runner-up, that pay is linear in the judge score, and that the cost and payoff parameters are exogenous. Its comparative statics are therefore implications of the model and not findings, and none of its mechanisms has been tested.</w:t>
       </w:r>
     </w:p>
     <w:p>
@@ -17456,7 +15527,7 @@
           <w:sz w:val="24"/>
           <w:szCs w:val="24"/>
         </w:rPr>
-        <w:t>Second, split evaluation items into development, holdout, and canary sets before the search begins, and write the canaries so that the cheap quote and the expensive inspection conflict on the cheat the organization fears.</w:t>
+        <w:t>Access is the binding constraint. The firms that run the most mature judge loops are often the least willing to release rubric diffs and decision tickets. The protocol is written to work from structure rather than raw logs, but it will still fail in organizations that treat evaluation as a vendor secret. A second limitation is retrospection: episodes reconstructed from interviews will be tidier than the meetings themselves were. Observing live reviews would correct for this, but it is the part of the design that is hardest to negotiate.</w:t>
       </w:r>
     </w:p>
     <w:p>
@@ -17473,7 +15544,7 @@
           <w:sz w:val="24"/>
           <w:szCs w:val="24"/>
         </w:rPr>
-        <w:t>Third, log J but gate on G, and buy inspections before buying judge scale. The experiments suggest that judge strength matters, since a stronger judge improved correctness where a weaker one did not, but a judge of any strength remains a quote. Even the strong judge captured only about half of the improvement that exact-match inspection could deliver, and its scores saturated near the ceiling. Where G does not exist, a human sample and deterministic shape checks should be purchased before more judge calls.</w:t>
+        <w:t>The model treats V as a scalar, whereas organizations care about several attributes at once, such as helpfulness, refusal quality, cost, and latency. A multi-attribute extension would make the abandon option attribute-specific and would clarify which canaries belong to which attribute.</w:t>
       </w:r>
     </w:p>
     <w:p>
@@ -17490,7 +15561,7 @@
           <w:sz w:val="24"/>
           <w:szCs w:val="24"/>
         </w:rPr>
-        <w:t>Fourth, ship a pilot first. Full promotion is a call exercise, and the quote that made the call look attractive should be the last input to decide it.</w:t>
+        <w:t>The model also treats the optimizer as a single agent. In firms, search is distributed across prompt engineers, vendor updates, and fine-tunes. Multi-agent contamination of G is an open governance problem, because holdout sets deteriorate when too many teams can see them. Section 4.2 relaxes this in a stylized way by letting one team choose how much to invest in exploits, and Sections 4.3 and 4.4 add honest effort and the optimal intensity of pay, but the multi-agent case remains open.</w:t>
       </w:r>
     </w:p>
     <w:p>
@@ -17507,13 +15578,13 @@
           <w:sz w:val="24"/>
           <w:szCs w:val="24"/>
         </w:rPr>
-        <w:t>Fifth, set the intensity of judge-linked pay together with the power of inspection. The extension of Section 4 implies that strong incentives on a gameable score need an independent check to be safe, and that without one the incentive should be weak. These commitments are also frugal in energy terms. Inspecting with a small deterministic checker and shipping rarely avoid the energy of a nightly search with a large judge and of the retraining that follows a bad release, so that waiting is a green cash flow as well as an option.</w:t>
+        <w:t>Finally, the paper does not claim that large judges solve the problem or that small ones always fail. In the experiments a stronger judge made search productive and a weaker one did not, which fits Proposition 4. Whether a stronger judge also invites more sophisticated hacks (Proposition 1) is a question the experiments did not probe. Inspection does not become optional merely because J looks more convincing.</w:t>
       </w:r>
     </w:p>
     <w:p>
       <w:pPr>
-        <w:pStyle w:val="Heading2"/>
-        <w:spacing w:after="200" w:before="280" w:line="480" w:lineRule="auto"/>
+        <w:pStyle w:val="Heading1"/>
+        <w:spacing w:after="240" w:before="360" w:line="480" w:lineRule="auto"/>
         <w:jc w:val="center"/>
       </w:pPr>
       <w:r>
@@ -17526,7 +15597,7 @@
           <w:sz w:val="24"/>
           <w:szCs w:val="24"/>
         </w:rPr>
-        <w:t>7.5  Limitations and Future Research</w:t>
+        <w:t>8  CONCLUSION</w:t>
       </w:r>
     </w:p>
     <w:p>
@@ -17543,7 +15614,7 @@
           <w:sz w:val="24"/>
           <w:szCs w:val="24"/>
         </w:rPr>
-        <w:t>The computational evidence is limited. The designed illustration is small and contains the cheat by construction. The empirical check covers one benchmark with verifiable answers, one policy model, two judges, and one optimizer. It cannot estimate option prices, recover closed-form investment thresholds, or speak to traffic at organizational scale, and the model versions it used will change. The field design above is the empirical companion, but it has not been executed. Until it is, the propositions are theoretically motivated and only computationally explored, which limits what the paper can say about how organizations behave.</w:t>
+        <w:t>Generative AI maintenance is an IT investment that recurs every week, and the instrument that appears to make the investment safe is itself a model. Real options theory, developed for irreversible action under uncertainty, already holds that a rising quote is not a close. This paper has specified what the quote, the inspection, the call, the pilot, and the put correspond to when one language model is used to maintain another. A designed illustration showed that the NPV-on-judge rule exercises on a cheat that inspection refuses. An empirical check with open models then showed that the problem is conditional: with a strong judge on verifiable problems, search improved correctness, whereas with a weak judge the improvement disappeared and cases in which the judge score and correctness diverged became more frequent.</w:t>
       </w:r>
     </w:p>
     <w:p>
@@ -17560,7 +15631,26 @@
           <w:sz w:val="24"/>
           <w:szCs w:val="24"/>
         </w:rPr>
-        <w:t>The model of Section 4 is stylized as well. It assumes that an exploit always receives the top score, that a flagged release is blocked rather than replaced by the runner-up, that pay is linear in the judge score, and that the cost and payoff parameters are exogenous. Its comparative statics are therefore implications of the model and not findings, and none of its mechanisms has been tested.</w:t>
+        <w:t>The research implication is that measurement-system risk belongs in the IS option menu, and the practical implication is that promotion reviews should keep an options ledger rather than a single dashboard, and that the power of inspection should be set together with the intensity of judge-linked pay. The next empirical step is to execute the field design by coding promotion episodes against the ledger, in order to see whether judge-based maintenance has preserved the staging discipline that IS research has documented for other IT investments or whether the cheap quote has consumed the option. Until such a corpus exists, the conservative exercise rule is simple enough to state without a pricing kernel: if the inspection has not arrived, F remains on the table, and it should be spent before the foundation is.</w:t>
+      </w:r>
+    </w:p>
+    <w:p>
+      <w:pPr>
+        <w:pStyle w:val="Heading1"/>
+        <w:spacing w:after="240" w:before="360" w:line="480" w:lineRule="auto"/>
+        <w:jc w:val="center"/>
+      </w:pPr>
+      <w:r>
+        <w:rPr>
+          <w:rFonts w:ascii="Times New Roman" w:cs="Times New Roman" w:eastAsia="Times New Roman" w:hAnsi="Times New Roman"/>
+          <w:b/>
+          <w:bCs/>
+          <w:i w:val="false"/>
+          <w:iCs w:val="false"/>
+          <w:sz w:val="24"/>
+          <w:szCs w:val="24"/>
+        </w:rPr>
+        <w:t xml:space="preserve">ACKNOWLEDGMENTS</w:t>
       </w:r>
     </w:p>
     <w:p>
@@ -17572,12 +15662,504 @@
       <w:r>
         <w:rPr>
           <w:rFonts w:ascii="Times New Roman" w:cs="Times New Roman" w:eastAsia="Times New Roman" w:hAnsi="Times New Roman"/>
-          <w:bCs w:val="false"/>
-          <w:iCs w:val="false"/>
-          <w:sz w:val="24"/>
-          <w:szCs w:val="24"/>
-        </w:rPr>
-        <w:t>Access is the binding constraint. The firms that run the most mature judge loops are often the least willing to release rubric diffs and decision tickets. The protocol is written to work from structure rather than raw logs, but it will still fail in organizations that treat evaluation as a vendor secret. A second limitation is retrospection: episodes reconstructed from interviews will be tidier than the meetings themselves were. Observing live reviews would correct for this, but it is the part of the design that is hardest to negotiate.</w:t>
+          <w:b w:val="false"/>
+          <w:bCs w:val="false"/>
+          <w:i w:val="false"/>
+          <w:iCs w:val="false"/>
+          <w:sz w:val="24"/>
+          <w:szCs w:val="24"/>
+        </w:rPr>
+        <w:t xml:space="preserve">Acknowledgments, author identities, and institutional affiliations are omitted from this file to preserve double-anonymous review. They will be supplied on a separate title page at submission.</w:t>
+      </w:r>
+    </w:p>
+    <w:p>
+      <w:pPr>
+        <w:pStyle w:val="Heading1"/>
+        <w:spacing w:after="240" w:before="360" w:line="480" w:lineRule="auto"/>
+        <w:jc w:val="center"/>
+      </w:pPr>
+      <w:r>
+        <w:rPr>
+          <w:rFonts w:ascii="Times New Roman" w:cs="Times New Roman" w:eastAsia="Times New Roman" w:hAnsi="Times New Roman"/>
+          <w:b/>
+          <w:bCs/>
+          <w:i w:val="false"/>
+          <w:iCs w:val="false"/>
+          <w:sz w:val="24"/>
+          <w:szCs w:val="24"/>
+        </w:rPr>
+        <w:t xml:space="preserve">REFERENCES</w:t>
+      </w:r>
+    </w:p>
+    <w:p>
+      <w:pPr>
+        <w:spacing w:after="160" w:before="0" w:line="276" w:lineRule="auto"/>
+        <w:ind w:left="720" w:hanging="720"/>
+        <w:jc w:val="left"/>
+      </w:pPr>
+      <w:r>
+        <w:rPr>
+          <w:rFonts w:ascii="Times New Roman" w:cs="Times New Roman" w:eastAsia="Times New Roman" w:hAnsi="Times New Roman"/>
+          <w:bCs w:val="false"/>
+          <w:iCs w:val="false"/>
+          <w:sz w:val="24"/>
+          <w:szCs w:val="24"/>
+        </w:rPr>
+        <w:t xml:space="preserve">Benaroch M (2002) Managing information technology investment risk: A real options perspective. </w:t>
+      </w:r>
+      <w:r>
+        <w:rPr>
+          <w:rFonts w:ascii="Times New Roman" w:cs="Times New Roman" w:eastAsia="Times New Roman" w:hAnsi="Times New Roman"/>
+          <w:bCs w:val="false"/>
+          <w:i/>
+          <w:iCs w:val="false"/>
+          <w:sz w:val="24"/>
+          <w:szCs w:val="24"/>
+        </w:rPr>
+        <w:t>Journal of Management Information Systems</w:t>
+      </w:r>
+      <w:r>
+        <w:rPr>
+          <w:rFonts w:ascii="Times New Roman" w:cs="Times New Roman" w:eastAsia="Times New Roman" w:hAnsi="Times New Roman"/>
+          <w:bCs w:val="false"/>
+          <w:iCs w:val="false"/>
+          <w:sz w:val="24"/>
+          <w:szCs w:val="24"/>
+        </w:rPr>
+        <w:t xml:space="preserve"> 19(2): 43–84.</w:t>
+      </w:r>
+    </w:p>
+    <w:p>
+      <w:pPr>
+        <w:spacing w:after="160" w:before="0" w:line="276" w:lineRule="auto"/>
+        <w:ind w:left="720" w:hanging="720"/>
+        <w:jc w:val="left"/>
+      </w:pPr>
+      <w:r>
+        <w:rPr>
+          <w:rFonts w:ascii="Times New Roman" w:cs="Times New Roman" w:eastAsia="Times New Roman" w:hAnsi="Times New Roman"/>
+          <w:bCs w:val="false"/>
+          <w:iCs w:val="false"/>
+          <w:sz w:val="24"/>
+          <w:szCs w:val="24"/>
+        </w:rPr>
+        <w:t xml:space="preserve">Benaroch M, Lichtenstein Y and Robinson K (2006) Real options in information technology risk management: An empirical validation of risk-option relationships. </w:t>
+      </w:r>
+      <w:r>
+        <w:rPr>
+          <w:rFonts w:ascii="Times New Roman" w:cs="Times New Roman" w:eastAsia="Times New Roman" w:hAnsi="Times New Roman"/>
+          <w:bCs w:val="false"/>
+          <w:i/>
+          <w:iCs w:val="false"/>
+          <w:sz w:val="24"/>
+          <w:szCs w:val="24"/>
+        </w:rPr>
+        <w:t>MIS Quarterly</w:t>
+      </w:r>
+      <w:r>
+        <w:rPr>
+          <w:rFonts w:ascii="Times New Roman" w:cs="Times New Roman" w:eastAsia="Times New Roman" w:hAnsi="Times New Roman"/>
+          <w:bCs w:val="false"/>
+          <w:iCs w:val="false"/>
+          <w:sz w:val="24"/>
+          <w:szCs w:val="24"/>
+        </w:rPr>
+        <w:t xml:space="preserve"> 30(4): 827–864.</w:t>
+      </w:r>
+    </w:p>
+    <w:p>
+      <w:pPr>
+        <w:spacing w:after="160" w:before="0" w:line="276" w:lineRule="auto"/>
+        <w:ind w:left="720" w:hanging="720"/>
+        <w:jc w:val="left"/>
+      </w:pPr>
+      <w:r>
+        <w:rPr>
+          <w:rFonts w:ascii="Times New Roman" w:cs="Times New Roman" w:eastAsia="Times New Roman" w:hAnsi="Times New Roman"/>
+          <w:bCs w:val="false"/>
+          <w:iCs w:val="false"/>
+          <w:sz w:val="24"/>
+          <w:szCs w:val="24"/>
+        </w:rPr>
+        <w:t>Cobbe K, Kosaraju V, Bavarian M, et al. (2021) Training verifiers to solve math word problems. arXiv:2110.14168.</w:t>
+      </w:r>
+    </w:p>
+    <w:p>
+      <w:pPr>
+        <w:spacing w:after="160" w:before="0" w:line="276" w:lineRule="auto"/>
+        <w:ind w:left="720" w:hanging="720"/>
+        <w:jc w:val="left"/>
+      </w:pPr>
+      <w:r>
+        <w:rPr>
+          <w:rFonts w:ascii="Times New Roman" w:cs="Times New Roman" w:eastAsia="Times New Roman" w:hAnsi="Times New Roman"/>
+          <w:bCs w:val="false"/>
+          <w:iCs w:val="false"/>
+          <w:sz w:val="24"/>
+          <w:szCs w:val="24"/>
+        </w:rPr>
+        <w:t xml:space="preserve">Dixit AK and Pindyck RS (1994) </w:t>
+      </w:r>
+      <w:r>
+        <w:rPr>
+          <w:rFonts w:ascii="Times New Roman" w:cs="Times New Roman" w:eastAsia="Times New Roman" w:hAnsi="Times New Roman"/>
+          <w:bCs w:val="false"/>
+          <w:i/>
+          <w:iCs w:val="false"/>
+          <w:sz w:val="24"/>
+          <w:szCs w:val="24"/>
+        </w:rPr>
+        <w:t>Investment under Uncertainty</w:t>
+      </w:r>
+      <w:r>
+        <w:rPr>
+          <w:rFonts w:ascii="Times New Roman" w:cs="Times New Roman" w:eastAsia="Times New Roman" w:hAnsi="Times New Roman"/>
+          <w:bCs w:val="false"/>
+          <w:iCs w:val="false"/>
+          <w:sz w:val="24"/>
+          <w:szCs w:val="24"/>
+        </w:rPr>
+        <w:t>. Princeton, NJ: Princeton University Press.</w:t>
+      </w:r>
+    </w:p>
+    <w:p>
+      <w:pPr>
+        <w:spacing w:after="160" w:before="0" w:line="276" w:lineRule="auto"/>
+        <w:ind w:left="720" w:hanging="720"/>
+        <w:jc w:val="left"/>
+      </w:pPr>
+      <w:r>
+        <w:rPr>
+          <w:rFonts w:ascii="Times New Roman" w:cs="Times New Roman" w:eastAsia="Times New Roman" w:hAnsi="Times New Roman"/>
+          <w:bCs w:val="false"/>
+          <w:iCs w:val="false"/>
+          <w:sz w:val="24"/>
+          <w:szCs w:val="24"/>
+        </w:rPr>
+        <w:t xml:space="preserve">Fichman RG (2004) Real options and IT platform adoption: Implications for theory and practice. </w:t>
+      </w:r>
+      <w:r>
+        <w:rPr>
+          <w:rFonts w:ascii="Times New Roman" w:cs="Times New Roman" w:eastAsia="Times New Roman" w:hAnsi="Times New Roman"/>
+          <w:bCs w:val="false"/>
+          <w:i/>
+          <w:iCs w:val="false"/>
+          <w:sz w:val="24"/>
+          <w:szCs w:val="24"/>
+        </w:rPr>
+        <w:t>Information Systems Research</w:t>
+      </w:r>
+      <w:r>
+        <w:rPr>
+          <w:rFonts w:ascii="Times New Roman" w:cs="Times New Roman" w:eastAsia="Times New Roman" w:hAnsi="Times New Roman"/>
+          <w:bCs w:val="false"/>
+          <w:iCs w:val="false"/>
+          <w:sz w:val="24"/>
+          <w:szCs w:val="24"/>
+        </w:rPr>
+        <w:t xml:space="preserve"> 15(2): 132–154.</w:t>
+      </w:r>
+    </w:p>
+    <w:p>
+      <w:pPr>
+        <w:spacing w:after="160" w:before="0" w:line="276" w:lineRule="auto"/>
+        <w:ind w:left="720" w:hanging="720"/>
+        <w:jc w:val="left"/>
+      </w:pPr>
+      <w:r>
+        <w:rPr>
+          <w:rFonts w:ascii="Times New Roman" w:cs="Times New Roman" w:eastAsia="Times New Roman" w:hAnsi="Times New Roman"/>
+          <w:bCs w:val="false"/>
+          <w:iCs w:val="false"/>
+          <w:sz w:val="24"/>
+          <w:szCs w:val="24"/>
+        </w:rPr>
+        <w:t xml:space="preserve">Gao L, Schulman J and Hilton J (2023) Scaling laws for reward model overoptimization. In: </w:t>
+      </w:r>
+      <w:r>
+        <w:rPr>
+          <w:rFonts w:ascii="Times New Roman" w:cs="Times New Roman" w:eastAsia="Times New Roman" w:hAnsi="Times New Roman"/>
+          <w:bCs w:val="false"/>
+          <w:i/>
+          <w:iCs w:val="false"/>
+          <w:sz w:val="24"/>
+          <w:szCs w:val="24"/>
+        </w:rPr>
+        <w:t>Proceedings of the 40th International Conference on Machine Learning</w:t>
+      </w:r>
+      <w:r>
+        <w:rPr>
+          <w:rFonts w:ascii="Times New Roman" w:cs="Times New Roman" w:eastAsia="Times New Roman" w:hAnsi="Times New Roman"/>
+          <w:bCs w:val="false"/>
+          <w:iCs w:val="false"/>
+          <w:sz w:val="24"/>
+          <w:szCs w:val="24"/>
+        </w:rPr>
+        <w:t>. PMLR 202.</w:t>
+      </w:r>
+    </w:p>
+    <w:p>
+      <w:pPr>
+        <w:spacing w:after="160" w:before="0" w:line="276" w:lineRule="auto"/>
+        <w:ind w:left="720" w:hanging="720"/>
+        <w:jc w:val="left"/>
+      </w:pPr>
+      <w:r>
+        <w:rPr>
+          <w:rFonts w:ascii="Times New Roman" w:cs="Times New Roman" w:eastAsia="Times New Roman" w:hAnsi="Times New Roman"/>
+          <w:bCs w:val="false"/>
+          <w:iCs w:val="false"/>
+          <w:sz w:val="24"/>
+          <w:szCs w:val="24"/>
+        </w:rPr>
+        <w:t xml:space="preserve">Holmström B and Milgrom P (1991) Multitask principal–agent analyses: Incentive contracts, asset ownership, and job design. </w:t>
+      </w:r>
+      <w:r>
+        <w:rPr>
+          <w:rFonts w:ascii="Times New Roman" w:cs="Times New Roman" w:eastAsia="Times New Roman" w:hAnsi="Times New Roman"/>
+          <w:bCs w:val="false"/>
+          <w:i/>
+          <w:iCs w:val="false"/>
+          <w:sz w:val="24"/>
+          <w:szCs w:val="24"/>
+        </w:rPr>
+        <w:t>Journal of Law, Economics, and Organization</w:t>
+      </w:r>
+      <w:r>
+        <w:rPr>
+          <w:rFonts w:ascii="Times New Roman" w:cs="Times New Roman" w:eastAsia="Times New Roman" w:hAnsi="Times New Roman"/>
+          <w:bCs w:val="false"/>
+          <w:iCs w:val="false"/>
+          <w:sz w:val="24"/>
+          <w:szCs w:val="24"/>
+        </w:rPr>
+        <w:t xml:space="preserve"> 7(special issue):24–52.</w:t>
+      </w:r>
+    </w:p>
+    <w:p>
+      <w:pPr>
+        <w:spacing w:after="160" w:before="0" w:line="276" w:lineRule="auto"/>
+        <w:ind w:left="720" w:hanging="720"/>
+        <w:jc w:val="left"/>
+      </w:pPr>
+      <w:r>
+        <w:rPr>
+          <w:rFonts w:ascii="Times New Roman" w:cs="Times New Roman" w:eastAsia="Times New Roman" w:hAnsi="Times New Roman"/>
+          <w:bCs w:val="false"/>
+          <w:iCs w:val="false"/>
+          <w:sz w:val="24"/>
+          <w:szCs w:val="24"/>
+        </w:rPr>
+        <w:t xml:space="preserve">Myers SC (1977) Determinants of corporate borrowing. </w:t>
+      </w:r>
+      <w:r>
+        <w:rPr>
+          <w:rFonts w:ascii="Times New Roman" w:cs="Times New Roman" w:eastAsia="Times New Roman" w:hAnsi="Times New Roman"/>
+          <w:bCs w:val="false"/>
+          <w:i/>
+          <w:iCs w:val="false"/>
+          <w:sz w:val="24"/>
+          <w:szCs w:val="24"/>
+        </w:rPr>
+        <w:t>Journal of Financial Economics</w:t>
+      </w:r>
+      <w:r>
+        <w:rPr>
+          <w:rFonts w:ascii="Times New Roman" w:cs="Times New Roman" w:eastAsia="Times New Roman" w:hAnsi="Times New Roman"/>
+          <w:bCs w:val="false"/>
+          <w:iCs w:val="false"/>
+          <w:sz w:val="24"/>
+          <w:szCs w:val="24"/>
+        </w:rPr>
+        <w:t xml:space="preserve"> 5(2): 147–175.</w:t>
+      </w:r>
+    </w:p>
+    <w:p>
+      <w:pPr>
+        <w:spacing w:after="160" w:before="0" w:line="276" w:lineRule="auto"/>
+        <w:ind w:left="720" w:hanging="720"/>
+        <w:jc w:val="left"/>
+      </w:pPr>
+      <w:r>
+        <w:rPr>
+          <w:rFonts w:ascii="Times New Roman" w:cs="Times New Roman" w:eastAsia="Times New Roman" w:hAnsi="Times New Roman"/>
+          <w:bCs w:val="false"/>
+          <w:iCs w:val="false"/>
+          <w:sz w:val="24"/>
+          <w:szCs w:val="24"/>
+        </w:rPr>
+        <w:t xml:space="preserve">Ouchi WG (1979) A conceptual framework for the design of organizational control mechanisms. </w:t>
+      </w:r>
+      <w:r>
+        <w:rPr>
+          <w:rFonts w:ascii="Times New Roman" w:cs="Times New Roman" w:eastAsia="Times New Roman" w:hAnsi="Times New Roman"/>
+          <w:bCs w:val="false"/>
+          <w:i/>
+          <w:iCs w:val="false"/>
+          <w:sz w:val="24"/>
+          <w:szCs w:val="24"/>
+        </w:rPr>
+        <w:t>Management Science</w:t>
+      </w:r>
+      <w:r>
+        <w:rPr>
+          <w:rFonts w:ascii="Times New Roman" w:cs="Times New Roman" w:eastAsia="Times New Roman" w:hAnsi="Times New Roman"/>
+          <w:bCs w:val="false"/>
+          <w:iCs w:val="false"/>
+          <w:sz w:val="24"/>
+          <w:szCs w:val="24"/>
+        </w:rPr>
+        <w:t xml:space="preserve"> 25(9): 833–848.</w:t>
+      </w:r>
+    </w:p>
+    <w:p>
+      <w:pPr>
+        <w:spacing w:after="160" w:before="0" w:line="276" w:lineRule="auto"/>
+        <w:ind w:left="720" w:hanging="720"/>
+        <w:jc w:val="left"/>
+      </w:pPr>
+      <w:r>
+        <w:rPr>
+          <w:rFonts w:ascii="Times New Roman" w:cs="Times New Roman" w:eastAsia="Times New Roman" w:hAnsi="Times New Roman"/>
+          <w:bCs w:val="false"/>
+          <w:iCs w:val="false"/>
+          <w:sz w:val="24"/>
+          <w:szCs w:val="24"/>
+        </w:rPr>
+        <w:t xml:space="preserve">Taudes A, Feurstein M and Mild A (2000) Options analysis of software platform decisions: A case study. </w:t>
+      </w:r>
+      <w:r>
+        <w:rPr>
+          <w:rFonts w:ascii="Times New Roman" w:cs="Times New Roman" w:eastAsia="Times New Roman" w:hAnsi="Times New Roman"/>
+          <w:bCs w:val="false"/>
+          <w:i/>
+          <w:iCs w:val="false"/>
+          <w:sz w:val="24"/>
+          <w:szCs w:val="24"/>
+        </w:rPr>
+        <w:t>MIS Quarterly</w:t>
+      </w:r>
+      <w:r>
+        <w:rPr>
+          <w:rFonts w:ascii="Times New Roman" w:cs="Times New Roman" w:eastAsia="Times New Roman" w:hAnsi="Times New Roman"/>
+          <w:bCs w:val="false"/>
+          <w:iCs w:val="false"/>
+          <w:sz w:val="24"/>
+          <w:szCs w:val="24"/>
+        </w:rPr>
+        <w:t xml:space="preserve"> 24(2): 227–243.</w:t>
+      </w:r>
+    </w:p>
+    <w:p>
+      <w:pPr>
+        <w:spacing w:after="160" w:before="0" w:line="276" w:lineRule="auto"/>
+        <w:ind w:left="720" w:hanging="720"/>
+        <w:jc w:val="left"/>
+      </w:pPr>
+      <w:r>
+        <w:rPr>
+          <w:rFonts w:ascii="Times New Roman" w:cs="Times New Roman" w:eastAsia="Times New Roman" w:hAnsi="Times New Roman"/>
+          <w:bCs w:val="false"/>
+          <w:iCs w:val="false"/>
+          <w:sz w:val="24"/>
+          <w:szCs w:val="24"/>
+        </w:rPr>
+        <w:t>Tewari G (2026) Pilot early, commit late: A real-options model of enterprise AI adoption under rapid technological progress. Working paper.</w:t>
+      </w:r>
+    </w:p>
+    <w:p>
+      <w:pPr>
+        <w:spacing w:after="160" w:before="0" w:line="276" w:lineRule="auto"/>
+        <w:ind w:left="720" w:hanging="720"/>
+        <w:jc w:val="left"/>
+      </w:pPr>
+      <w:r>
+        <w:rPr>
+          <w:rFonts w:ascii="Times New Roman" w:cs="Times New Roman" w:eastAsia="Times New Roman" w:hAnsi="Times New Roman"/>
+          <w:bCs w:val="false"/>
+          <w:iCs w:val="false"/>
+          <w:sz w:val="24"/>
+          <w:szCs w:val="24"/>
+        </w:rPr>
+        <w:t xml:space="preserve">Trigeorgis L (1996) </w:t>
+      </w:r>
+      <w:r>
+        <w:rPr>
+          <w:rFonts w:ascii="Times New Roman" w:cs="Times New Roman" w:eastAsia="Times New Roman" w:hAnsi="Times New Roman"/>
+          <w:bCs w:val="false"/>
+          <w:i/>
+          <w:iCs w:val="false"/>
+          <w:sz w:val="24"/>
+          <w:szCs w:val="24"/>
+        </w:rPr>
+        <w:t>Real Options</w:t>
+      </w:r>
+      <w:r>
+        <w:rPr>
+          <w:rFonts w:ascii="Times New Roman" w:cs="Times New Roman" w:eastAsia="Times New Roman" w:hAnsi="Times New Roman"/>
+          <w:bCs w:val="false"/>
+          <w:iCs w:val="false"/>
+          <w:sz w:val="24"/>
+          <w:szCs w:val="24"/>
+        </w:rPr>
+        <w:t>. Cambridge, MA: MIT Press.</w:t>
+      </w:r>
+    </w:p>
+    <w:p>
+      <w:pPr>
+        <w:spacing w:after="160" w:before="0" w:line="276" w:lineRule="auto"/>
+        <w:ind w:left="720" w:hanging="720"/>
+        <w:jc w:val="left"/>
+      </w:pPr>
+      <w:r>
+        <w:rPr>
+          <w:rFonts w:ascii="Times New Roman" w:cs="Times New Roman" w:eastAsia="Times New Roman" w:hAnsi="Times New Roman"/>
+          <w:bCs w:val="false"/>
+          <w:iCs w:val="false"/>
+          <w:sz w:val="24"/>
+          <w:szCs w:val="24"/>
+        </w:rPr>
+        <w:t xml:space="preserve">Zheng L, Chiang W-L, Sheng Y, et al. (2023) Judging LLM-as-a-judge with MT-Bench and Chatbot Arena. In: </w:t>
+      </w:r>
+      <w:r>
+        <w:rPr>
+          <w:rFonts w:ascii="Times New Roman" w:cs="Times New Roman" w:eastAsia="Times New Roman" w:hAnsi="Times New Roman"/>
+          <w:bCs w:val="false"/>
+          <w:i/>
+          <w:iCs w:val="false"/>
+          <w:sz w:val="24"/>
+          <w:szCs w:val="24"/>
+        </w:rPr>
+        <w:t>Proceedings of the 37th Conference on Neural Information Processing Systems</w:t>
+      </w:r>
+      <w:r>
+        <w:rPr>
+          <w:rFonts w:ascii="Times New Roman" w:cs="Times New Roman" w:eastAsia="Times New Roman" w:hAnsi="Times New Roman"/>
+          <w:bCs w:val="false"/>
+          <w:iCs w:val="false"/>
+          <w:sz w:val="24"/>
+          <w:szCs w:val="24"/>
+        </w:rPr>
+        <w:t>.</w:t>
+      </w:r>
+    </w:p>
+    <w:p>
+      <w:pPr>
+        <w:pStyle w:val="Heading1"/>
+        <w:spacing w:after="240" w:before="360" w:line="480" w:lineRule="auto"/>
+        <w:jc w:val="center"/>
+      </w:pPr>
+      <w:r>
+        <w:rPr>
+          <w:rFonts w:ascii="Times New Roman" w:cs="Times New Roman" w:eastAsia="Times New Roman" w:hAnsi="Times New Roman"/>
+          <w:b/>
+          <w:bCs/>
+          <w:i w:val="false"/>
+          <w:iCs w:val="false"/>
+          <w:sz w:val="24"/>
+          <w:szCs w:val="24"/>
+        </w:rPr>
+        <w:t xml:space="preserve">APPENDIX A: INTERVIEW PROTOCOL</w:t>
       </w:r>
     </w:p>
     <w:p>
@@ -17594,7 +16176,216 @@
           <w:sz w:val="24"/>
           <w:szCs w:val="24"/>
         </w:rPr>
-        <w:t>The model treats V as a scalar, whereas organizations care about several attributes at once, such as helpfulness, refusal quality, cost, and latency. A multi-attribute extension would make the abandon option attribute-specific and would clarify which canaries belong to which attribute.</w:t>
+        <w:t>Each interview lasts forty-five to sixty minutes. The questions are asked in the order below unless the respondent has already addressed them.</w:t>
+      </w:r>
+    </w:p>
+    <w:p>
+      <w:pPr>
+        <w:spacing w:after="0" w:before="0" w:line="480" w:lineRule="auto"/>
+        <w:ind w:left="720" w:hanging="360"/>
+        <w:jc w:val="left"/>
+      </w:pPr>
+      <w:r>
+        <w:rPr>
+          <w:rFonts w:ascii="Times New Roman" w:cs="Times New Roman" w:eastAsia="Times New Roman" w:hAnsi="Times New Roman"/>
+          <w:b w:val="false"/>
+          <w:bCs w:val="false"/>
+          <w:i w:val="false"/>
+          <w:iCs w:val="false"/>
+          <w:sz w:val="24"/>
+          <w:szCs w:val="24"/>
+        </w:rPr>
+        <w:t xml:space="preserve">1. Walk through the last time a generative policy was promoted or refused. What artifact changed?</w:t>
+      </w:r>
+    </w:p>
+    <w:p>
+      <w:pPr>
+        <w:spacing w:after="0" w:before="0" w:line="480" w:lineRule="auto"/>
+        <w:ind w:left="720" w:hanging="360"/>
+        <w:jc w:val="left"/>
+      </w:pPr>
+      <w:r>
+        <w:rPr>
+          <w:rFonts w:ascii="Times New Roman" w:cs="Times New Roman" w:eastAsia="Times New Roman" w:hAnsi="Times New Roman"/>
+          <w:b w:val="false"/>
+          <w:bCs w:val="false"/>
+          <w:i w:val="false"/>
+          <w:iCs w:val="false"/>
+          <w:sz w:val="24"/>
+          <w:szCs w:val="24"/>
+        </w:rPr>
+        <w:t xml:space="preserve">2. What number, if any, was treated as sufficient reason to ship?</w:t>
+      </w:r>
+    </w:p>
+    <w:p>
+      <w:pPr>
+        <w:spacing w:after="0" w:before="0" w:line="480" w:lineRule="auto"/>
+        <w:ind w:left="720" w:hanging="360"/>
+        <w:jc w:val="left"/>
+      </w:pPr>
+      <w:r>
+        <w:rPr>
+          <w:rFonts w:ascii="Times New Roman" w:cs="Times New Roman" w:eastAsia="Times New Roman" w:hAnsi="Times New Roman"/>
+          <w:b w:val="false"/>
+          <w:bCs w:val="false"/>
+          <w:i w:val="false"/>
+          <w:iCs w:val="false"/>
+          <w:sz w:val="24"/>
+          <w:szCs w:val="24"/>
+        </w:rPr>
+        <w:t xml:space="preserve">3. Who is allowed to say no after that number is green?</w:t>
+      </w:r>
+    </w:p>
+    <w:p>
+      <w:pPr>
+        <w:spacing w:after="0" w:before="0" w:line="480" w:lineRule="auto"/>
+        <w:ind w:left="720" w:hanging="360"/>
+        <w:jc w:val="left"/>
+      </w:pPr>
+      <w:r>
+        <w:rPr>
+          <w:rFonts w:ascii="Times New Roman" w:cs="Times New Roman" w:eastAsia="Times New Roman" w:hAnsi="Times New Roman"/>
+          <w:b w:val="false"/>
+          <w:bCs w:val="false"/>
+          <w:i w:val="false"/>
+          <w:iCs w:val="false"/>
+          <w:sz w:val="24"/>
+          <w:szCs w:val="24"/>
+        </w:rPr>
+        <w:t xml:space="preserve">4. Which evaluation items can the people or jobs that search over prompts see?</w:t>
+      </w:r>
+    </w:p>
+    <w:p>
+      <w:pPr>
+        <w:spacing w:after="0" w:before="0" w:line="480" w:lineRule="auto"/>
+        <w:ind w:left="720" w:hanging="360"/>
+        <w:jc w:val="left"/>
+      </w:pPr>
+      <w:r>
+        <w:rPr>
+          <w:rFonts w:ascii="Times New Roman" w:cs="Times New Roman" w:eastAsia="Times New Roman" w:hAnsi="Times New Roman"/>
+          <w:b w:val="false"/>
+          <w:bCs w:val="false"/>
+          <w:i w:val="false"/>
+          <w:iCs w:val="false"/>
+          <w:sz w:val="24"/>
+          <w:szCs w:val="24"/>
+        </w:rPr>
+        <w:t xml:space="preserve">5. Do you keep cases on which a very high judge score would worry you?</w:t>
+      </w:r>
+    </w:p>
+    <w:p>
+      <w:pPr>
+        <w:spacing w:after="0" w:before="0" w:line="480" w:lineRule="auto"/>
+        <w:ind w:left="720" w:hanging="360"/>
+        <w:jc w:val="left"/>
+      </w:pPr>
+      <w:r>
+        <w:rPr>
+          <w:rFonts w:ascii="Times New Roman" w:cs="Times New Roman" w:eastAsia="Times New Roman" w:hAnsi="Times New Roman"/>
+          <w:b w:val="false"/>
+          <w:bCs w:val="false"/>
+          <w:i w:val="false"/>
+          <w:iCs w:val="false"/>
+          <w:sz w:val="24"/>
+          <w:szCs w:val="24"/>
+        </w:rPr>
+        <w:t xml:space="preserve">6. When did the judge model or the rubric last change? How did you treat scores before and after that change?</w:t>
+      </w:r>
+    </w:p>
+    <w:p>
+      <w:pPr>
+        <w:spacing w:after="0" w:before="0" w:line="480" w:lineRule="auto"/>
+        <w:ind w:left="720" w:hanging="360"/>
+        <w:jc w:val="left"/>
+      </w:pPr>
+      <w:r>
+        <w:rPr>
+          <w:rFonts w:ascii="Times New Roman" w:cs="Times New Roman" w:eastAsia="Times New Roman" w:hAnsi="Times New Roman"/>
+          <w:b w:val="false"/>
+          <w:bCs w:val="false"/>
+          <w:i w:val="false"/>
+          <w:iCs w:val="false"/>
+          <w:sz w:val="24"/>
+          <w:szCs w:val="24"/>
+        </w:rPr>
+        <w:t xml:space="preserve">7. Have you shipped a shadow or a percent rollout? What would have made you not expand?</w:t>
+      </w:r>
+    </w:p>
+    <w:p>
+      <w:pPr>
+        <w:spacing w:after="0" w:before="0" w:line="480" w:lineRule="auto"/>
+        <w:ind w:left="720" w:hanging="360"/>
+        <w:jc w:val="left"/>
+      </w:pPr>
+      <w:r>
+        <w:rPr>
+          <w:rFonts w:ascii="Times New Roman" w:cs="Times New Roman" w:eastAsia="Times New Roman" w:hAnsi="Times New Roman"/>
+          <w:b w:val="false"/>
+          <w:bCs w:val="false"/>
+          <w:i w:val="false"/>
+          <w:iCs w:val="false"/>
+          <w:sz w:val="24"/>
+          <w:szCs w:val="24"/>
+        </w:rPr>
+        <w:t xml:space="preserve">8. Have you killed a candidate that the judge preferred? What was the other instrument?</w:t>
+      </w:r>
+    </w:p>
+    <w:p>
+      <w:pPr>
+        <w:spacing w:after="0" w:before="0" w:line="480" w:lineRule="auto"/>
+        <w:ind w:left="720" w:hanging="360"/>
+        <w:jc w:val="left"/>
+      </w:pPr>
+      <w:r>
+        <w:rPr>
+          <w:rFonts w:ascii="Times New Roman" w:cs="Times New Roman" w:eastAsia="Times New Roman" w:hAnsi="Times New Roman"/>
+          <w:b w:val="false"/>
+          <w:bCs w:val="false"/>
+          <w:i w:val="false"/>
+          <w:iCs w:val="false"/>
+          <w:sz w:val="24"/>
+          <w:szCs w:val="24"/>
+        </w:rPr>
+        <w:t xml:space="preserve">9. Tell me about a dashboard movement that you later decided was not a quality movement.</w:t>
+      </w:r>
+    </w:p>
+    <w:p>
+      <w:pPr>
+        <w:spacing w:after="0" w:before="0" w:line="480" w:lineRule="auto"/>
+        <w:ind w:left="720" w:hanging="360"/>
+        <w:jc w:val="left"/>
+      </w:pPr>
+      <w:r>
+        <w:rPr>
+          <w:rFonts w:ascii="Times New Roman" w:cs="Times New Roman" w:eastAsia="Times New Roman" w:hAnsi="Times New Roman"/>
+          <w:b w:val="false"/>
+          <w:bCs w:val="false"/>
+          <w:i w:val="false"/>
+          <w:iCs w:val="false"/>
+          <w:sz w:val="24"/>
+          <w:szCs w:val="24"/>
+        </w:rPr>
+        <w:t xml:space="preserve">10. If the judge were taken away for a month, what would you use instead, and what would you stop shipping?</w:t>
+      </w:r>
+    </w:p>
+    <w:p>
+      <w:pPr>
+        <w:pStyle w:val="Heading1"/>
+        <w:spacing w:after="240" w:before="360" w:line="480" w:lineRule="auto"/>
+        <w:jc w:val="center"/>
+      </w:pPr>
+      <w:r>
+        <w:rPr>
+          <w:rFonts w:ascii="Times New Roman" w:cs="Times New Roman" w:eastAsia="Times New Roman" w:hAnsi="Times New Roman"/>
+          <w:b/>
+          <w:bCs/>
+          <w:i w:val="false"/>
+          <w:iCs w:val="false"/>
+          <w:sz w:val="24"/>
+          <w:szCs w:val="24"/>
+        </w:rPr>
+        <w:t xml:space="preserve">APPENDIX B: EPISODE CODEBOOK</w:t>
       </w:r>
     </w:p>
     <w:p>
@@ -17611,7 +16402,7 @@
           <w:sz w:val="24"/>
           <w:szCs w:val="24"/>
         </w:rPr>
-        <w:t>The model also treats the optimizer as a single agent. In firms, search is distributed across prompt engineers, vendor updates, and fine-tunes. Multi-agent contamination of G is an open governance problem, because holdout sets deteriorate when too many teams can see them. Section 4.2 relaxes this in a stylized way by letting one team choose how much to invest in exploits, and Sections 4.3 and 4.4 add honest effort and the optimal intensity of pay, but the multi-agent case remains open.</w:t>
+        <w:t>Each promotion episode receives a binary or short-text value on each code in Table 4. Coders also write a five-line process memo covering trigger, quote, inspection, decision, and aftermath. The memos feed explanation building, and the codes feed pattern matching across strata.</w:t>
       </w:r>
     </w:p>
     <w:p>
@@ -17628,26 +16419,7 @@
           <w:sz w:val="24"/>
           <w:szCs w:val="24"/>
         </w:rPr>
-        <w:t>Finally, the paper does not claim that large judges solve the problem or that small ones always fail. In the experiments a stronger judge made search productive and a weaker one did not, which fits Proposition 4. Whether a stronger judge also invites more sophisticated hacks (Proposition 1) is a question the experiments did not probe. Inspection does not become optional merely because J looks more convincing.</w:t>
-      </w:r>
-    </w:p>
-    <w:p>
-      <w:pPr>
-        <w:pStyle w:val="Heading1"/>
-        <w:spacing w:after="240" w:before="360" w:line="480" w:lineRule="auto"/>
-        <w:jc w:val="center"/>
-      </w:pPr>
-      <w:r>
-        <w:rPr>
-          <w:rFonts w:ascii="Times New Roman" w:cs="Times New Roman" w:eastAsia="Times New Roman" w:hAnsi="Times New Roman"/>
-          <w:b/>
-          <w:bCs/>
-          <w:i w:val="false"/>
-          <w:iCs w:val="false"/>
-          <w:sz w:val="24"/>
-          <w:szCs w:val="24"/>
-        </w:rPr>
-        <w:t>8  CONCLUSION</w:t>
+        <w:t>A second coder scores a random half of the episodes, and Cohen’s κ is reported for the binary codes (inspection present, ruler pin, abandon after green J, ruler-jump incident). A κ below 0.60 on any code sends that code back for redefinition rather than to a third coder.</w:t>
       </w:r>
     </w:p>
     <w:p>
@@ -17664,7 +16436,7 @@
           <w:sz w:val="24"/>
           <w:szCs w:val="24"/>
         </w:rPr>
-        <w:t>Generative AI maintenance is an IT investment that recurs every week, and the instrument that appears to make the investment safe is itself a model. Real options theory, developed for irreversible action under uncertainty, already holds that a rising quote is not a close. This paper has specified what the quote, the inspection, the call, the pilot, and the put correspond to when one language model is used to maintain another. A designed illustration showed that the NPV-on-judge rule exercises on a cheat that inspection refuses. An empirical check with open models then showed that the problem is conditional: with a strong judge on verifiable problems, search improved correctness, whereas with a weak judge the improvement disappeared and cases in which the judge score and correctness diverged became more frequent.</w:t>
+        <w:t>To make the codebook inspectable, consider a reconstructed episode of the kind the protocol is designed to capture. The vignette is synthetic and is written so that a second coder could assign the same codes.</w:t>
       </w:r>
     </w:p>
     <w:p>
@@ -17681,26 +16453,7 @@
           <w:sz w:val="24"/>
           <w:szCs w:val="24"/>
         </w:rPr>
-        <w:t>The research implication is that measurement-system risk belongs in the IS option menu, and the practical implication is that promotion reviews should keep an options ledger rather than a single dashboard, and that the power of inspection should be set together with the intensity of judge-linked pay. The next empirical step is to execute the field design by coding promotion episodes against the ledger, in order to see whether judge-based maintenance has preserved the staging discipline that IS research has documented for other IT investments or whether the cheap quote has consumed the option. Until such a corpus exists, the conservative exercise rule is simple enough to state without a pricing kernel: if the inspection has not arrived, F remains on the table, and it should be spent before the foundation is.</w:t>
-      </w:r>
-    </w:p>
-    <w:p>
-      <w:pPr>
-        <w:pStyle w:val="Heading1"/>
-        <w:spacing w:after="240" w:before="360" w:line="480" w:lineRule="auto"/>
-        <w:jc w:val="center"/>
-      </w:pPr>
-      <w:r>
-        <w:rPr>
-          <w:rFonts w:ascii="Times New Roman" w:cs="Times New Roman" w:eastAsia="Times New Roman" w:hAnsi="Times New Roman"/>
-          <w:b/>
-          <w:bCs/>
-          <w:i w:val="false"/>
-          <w:iCs w:val="false"/>
-          <w:sz w:val="24"/>
-          <w:szCs w:val="24"/>
-        </w:rPr>
-        <w:t xml:space="preserve">ACKNOWLEDGMENTS</w:t>
+        <w:t>A consumer-support team proposes a new system prompt after a week of judge-maximizing search. The review ticket reports a development-set judge gain of twelve points and a holdout gain of four. There is no separate canary list, and the judge identifier in the ticket is an undated vendor alias. The team ships to all traffic that same afternoon. Two days later the dashboard drops. The rubric file in the repository shows a commit made that morning, which added the sentence “prefer a helpful, yes-oriented tone.” The team labels the incident a model regression and rolls the prompt back.</w:t>
       </w:r>
     </w:p>
     <w:p>
@@ -17712,504 +16465,12 @@
       <w:r>
         <w:rPr>
           <w:rFonts w:ascii="Times New Roman" w:cs="Times New Roman" w:eastAsia="Times New Roman" w:hAnsi="Times New Roman"/>
-          <w:b w:val="false"/>
-          <w:bCs w:val="false"/>
-          <w:i w:val="false"/>
-          <w:iCs w:val="false"/>
-          <w:sz w:val="24"/>
-          <w:szCs w:val="24"/>
-        </w:rPr>
-        <w:t xml:space="preserve">Acknowledgments, author identities, and institutional affiliations are omitted from this file to preserve double-anonymous review. They will be supplied on a separate title page at submission.</w:t>
-      </w:r>
-    </w:p>
-    <w:p>
-      <w:pPr>
-        <w:pStyle w:val="Heading1"/>
-        <w:spacing w:after="240" w:before="360" w:line="480" w:lineRule="auto"/>
-        <w:jc w:val="center"/>
-      </w:pPr>
-      <w:r>
-        <w:rPr>
-          <w:rFonts w:ascii="Times New Roman" w:cs="Times New Roman" w:eastAsia="Times New Roman" w:hAnsi="Times New Roman"/>
-          <w:b/>
-          <w:bCs/>
-          <w:i w:val="false"/>
-          <w:iCs w:val="false"/>
-          <w:sz w:val="24"/>
-          <w:szCs w:val="24"/>
-        </w:rPr>
-        <w:t xml:space="preserve">REFERENCES</w:t>
-      </w:r>
-    </w:p>
-    <w:p>
-      <w:pPr>
-        <w:spacing w:after="160" w:before="0" w:line="276" w:lineRule="auto"/>
-        <w:ind w:left="720" w:hanging="720"/>
-        <w:jc w:val="left"/>
-      </w:pPr>
-      <w:r>
-        <w:rPr>
-          <w:rFonts w:ascii="Times New Roman" w:cs="Times New Roman" w:eastAsia="Times New Roman" w:hAnsi="Times New Roman"/>
-          <w:bCs w:val="false"/>
-          <w:iCs w:val="false"/>
-          <w:sz w:val="24"/>
-          <w:szCs w:val="24"/>
-        </w:rPr>
-        <w:t xml:space="preserve">Benaroch M (2002) Managing information technology investment risk: A real options perspective. </w:t>
-      </w:r>
-      <w:r>
-        <w:rPr>
-          <w:rFonts w:ascii="Times New Roman" w:cs="Times New Roman" w:eastAsia="Times New Roman" w:hAnsi="Times New Roman"/>
-          <w:bCs w:val="false"/>
-          <w:i/>
-          <w:iCs w:val="false"/>
-          <w:sz w:val="24"/>
-          <w:szCs w:val="24"/>
-        </w:rPr>
-        <w:t>Journal of Management Information Systems</w:t>
-      </w:r>
-      <w:r>
-        <w:rPr>
-          <w:rFonts w:ascii="Times New Roman" w:cs="Times New Roman" w:eastAsia="Times New Roman" w:hAnsi="Times New Roman"/>
-          <w:bCs w:val="false"/>
-          <w:iCs w:val="false"/>
-          <w:sz w:val="24"/>
-          <w:szCs w:val="24"/>
-        </w:rPr>
-        <w:t xml:space="preserve"> 19(2): 43–84.</w:t>
-      </w:r>
-    </w:p>
-    <w:p>
-      <w:pPr>
-        <w:spacing w:after="160" w:before="0" w:line="276" w:lineRule="auto"/>
-        <w:ind w:left="720" w:hanging="720"/>
-        <w:jc w:val="left"/>
-      </w:pPr>
-      <w:r>
-        <w:rPr>
-          <w:rFonts w:ascii="Times New Roman" w:cs="Times New Roman" w:eastAsia="Times New Roman" w:hAnsi="Times New Roman"/>
-          <w:bCs w:val="false"/>
-          <w:iCs w:val="false"/>
-          <w:sz w:val="24"/>
-          <w:szCs w:val="24"/>
-        </w:rPr>
-        <w:t xml:space="preserve">Benaroch M, Lichtenstein Y and Robinson K (2006) Real options in information technology risk management: An empirical validation of risk-option relationships. </w:t>
-      </w:r>
-      <w:r>
-        <w:rPr>
-          <w:rFonts w:ascii="Times New Roman" w:cs="Times New Roman" w:eastAsia="Times New Roman" w:hAnsi="Times New Roman"/>
-          <w:bCs w:val="false"/>
-          <w:i/>
-          <w:iCs w:val="false"/>
-          <w:sz w:val="24"/>
-          <w:szCs w:val="24"/>
-        </w:rPr>
-        <w:t>MIS Quarterly</w:t>
-      </w:r>
-      <w:r>
-        <w:rPr>
-          <w:rFonts w:ascii="Times New Roman" w:cs="Times New Roman" w:eastAsia="Times New Roman" w:hAnsi="Times New Roman"/>
-          <w:bCs w:val="false"/>
-          <w:iCs w:val="false"/>
-          <w:sz w:val="24"/>
-          <w:szCs w:val="24"/>
-        </w:rPr>
-        <w:t xml:space="preserve"> 30(4): 827–864.</w:t>
-      </w:r>
-    </w:p>
-    <w:p>
-      <w:pPr>
-        <w:spacing w:after="160" w:before="0" w:line="276" w:lineRule="auto"/>
-        <w:ind w:left="720" w:hanging="720"/>
-        <w:jc w:val="left"/>
-      </w:pPr>
-      <w:r>
-        <w:rPr>
-          <w:rFonts w:ascii="Times New Roman" w:cs="Times New Roman" w:eastAsia="Times New Roman" w:hAnsi="Times New Roman"/>
-          <w:bCs w:val="false"/>
-          <w:iCs w:val="false"/>
-          <w:sz w:val="24"/>
-          <w:szCs w:val="24"/>
-        </w:rPr>
-        <w:t>Cobbe K, Kosaraju V, Bavarian M, et al. (2021) Training verifiers to solve math word problems. arXiv:2110.14168.</w:t>
-      </w:r>
-    </w:p>
-    <w:p>
-      <w:pPr>
-        <w:spacing w:after="160" w:before="0" w:line="276" w:lineRule="auto"/>
-        <w:ind w:left="720" w:hanging="720"/>
-        <w:jc w:val="left"/>
-      </w:pPr>
-      <w:r>
-        <w:rPr>
-          <w:rFonts w:ascii="Times New Roman" w:cs="Times New Roman" w:eastAsia="Times New Roman" w:hAnsi="Times New Roman"/>
-          <w:bCs w:val="false"/>
-          <w:iCs w:val="false"/>
-          <w:sz w:val="24"/>
-          <w:szCs w:val="24"/>
-        </w:rPr>
-        <w:t xml:space="preserve">Dixit AK and Pindyck RS (1994) </w:t>
-      </w:r>
-      <w:r>
-        <w:rPr>
-          <w:rFonts w:ascii="Times New Roman" w:cs="Times New Roman" w:eastAsia="Times New Roman" w:hAnsi="Times New Roman"/>
-          <w:bCs w:val="false"/>
-          <w:i/>
-          <w:iCs w:val="false"/>
-          <w:sz w:val="24"/>
-          <w:szCs w:val="24"/>
-        </w:rPr>
-        <w:t>Investment under Uncertainty</w:t>
-      </w:r>
-      <w:r>
-        <w:rPr>
-          <w:rFonts w:ascii="Times New Roman" w:cs="Times New Roman" w:eastAsia="Times New Roman" w:hAnsi="Times New Roman"/>
-          <w:bCs w:val="false"/>
-          <w:iCs w:val="false"/>
-          <w:sz w:val="24"/>
-          <w:szCs w:val="24"/>
-        </w:rPr>
-        <w:t>. Princeton, NJ: Princeton University Press.</w:t>
-      </w:r>
-    </w:p>
-    <w:p>
-      <w:pPr>
-        <w:spacing w:after="160" w:before="0" w:line="276" w:lineRule="auto"/>
-        <w:ind w:left="720" w:hanging="720"/>
-        <w:jc w:val="left"/>
-      </w:pPr>
-      <w:r>
-        <w:rPr>
-          <w:rFonts w:ascii="Times New Roman" w:cs="Times New Roman" w:eastAsia="Times New Roman" w:hAnsi="Times New Roman"/>
-          <w:bCs w:val="false"/>
-          <w:iCs w:val="false"/>
-          <w:sz w:val="24"/>
-          <w:szCs w:val="24"/>
-        </w:rPr>
-        <w:t xml:space="preserve">Fichman RG (2004) Real options and IT platform adoption: Implications for theory and practice. </w:t>
-      </w:r>
-      <w:r>
-        <w:rPr>
-          <w:rFonts w:ascii="Times New Roman" w:cs="Times New Roman" w:eastAsia="Times New Roman" w:hAnsi="Times New Roman"/>
-          <w:bCs w:val="false"/>
-          <w:i/>
-          <w:iCs w:val="false"/>
-          <w:sz w:val="24"/>
-          <w:szCs w:val="24"/>
-        </w:rPr>
-        <w:t>Information Systems Research</w:t>
-      </w:r>
-      <w:r>
-        <w:rPr>
-          <w:rFonts w:ascii="Times New Roman" w:cs="Times New Roman" w:eastAsia="Times New Roman" w:hAnsi="Times New Roman"/>
-          <w:bCs w:val="false"/>
-          <w:iCs w:val="false"/>
-          <w:sz w:val="24"/>
-          <w:szCs w:val="24"/>
-        </w:rPr>
-        <w:t xml:space="preserve"> 15(2): 132–154.</w:t>
-      </w:r>
-    </w:p>
-    <w:p>
-      <w:pPr>
-        <w:spacing w:after="160" w:before="0" w:line="276" w:lineRule="auto"/>
-        <w:ind w:left="720" w:hanging="720"/>
-        <w:jc w:val="left"/>
-      </w:pPr>
-      <w:r>
-        <w:rPr>
-          <w:rFonts w:ascii="Times New Roman" w:cs="Times New Roman" w:eastAsia="Times New Roman" w:hAnsi="Times New Roman"/>
-          <w:bCs w:val="false"/>
-          <w:iCs w:val="false"/>
-          <w:sz w:val="24"/>
-          <w:szCs w:val="24"/>
-        </w:rPr>
-        <w:t xml:space="preserve">Gao L, Schulman J and Hilton J (2023) Scaling laws for reward model overoptimization. In: </w:t>
-      </w:r>
-      <w:r>
-        <w:rPr>
-          <w:rFonts w:ascii="Times New Roman" w:cs="Times New Roman" w:eastAsia="Times New Roman" w:hAnsi="Times New Roman"/>
-          <w:bCs w:val="false"/>
-          <w:i/>
-          <w:iCs w:val="false"/>
-          <w:sz w:val="24"/>
-          <w:szCs w:val="24"/>
-        </w:rPr>
-        <w:t>Proceedings of the 40th International Conference on Machine Learning</w:t>
-      </w:r>
-      <w:r>
-        <w:rPr>
-          <w:rFonts w:ascii="Times New Roman" w:cs="Times New Roman" w:eastAsia="Times New Roman" w:hAnsi="Times New Roman"/>
-          <w:bCs w:val="false"/>
-          <w:iCs w:val="false"/>
-          <w:sz w:val="24"/>
-          <w:szCs w:val="24"/>
-        </w:rPr>
-        <w:t>. PMLR 202.</w:t>
-      </w:r>
-    </w:p>
-    <w:p>
-      <w:pPr>
-        <w:spacing w:after="160" w:before="0" w:line="276" w:lineRule="auto"/>
-        <w:ind w:left="720" w:hanging="720"/>
-        <w:jc w:val="left"/>
-      </w:pPr>
-      <w:r>
-        <w:rPr>
-          <w:rFonts w:ascii="Times New Roman" w:cs="Times New Roman" w:eastAsia="Times New Roman" w:hAnsi="Times New Roman"/>
-          <w:bCs w:val="false"/>
-          <w:iCs w:val="false"/>
-          <w:sz w:val="24"/>
-          <w:szCs w:val="24"/>
-        </w:rPr>
-        <w:t xml:space="preserve">Holmström B and Milgrom P (1991) Multitask principal–agent analyses: Incentive contracts, asset ownership, and job design. </w:t>
-      </w:r>
-      <w:r>
-        <w:rPr>
-          <w:rFonts w:ascii="Times New Roman" w:cs="Times New Roman" w:eastAsia="Times New Roman" w:hAnsi="Times New Roman"/>
-          <w:bCs w:val="false"/>
-          <w:i/>
-          <w:iCs w:val="false"/>
-          <w:sz w:val="24"/>
-          <w:szCs w:val="24"/>
-        </w:rPr>
-        <w:t>Journal of Law, Economics, and Organization</w:t>
-      </w:r>
-      <w:r>
-        <w:rPr>
-          <w:rFonts w:ascii="Times New Roman" w:cs="Times New Roman" w:eastAsia="Times New Roman" w:hAnsi="Times New Roman"/>
-          <w:bCs w:val="false"/>
-          <w:iCs w:val="false"/>
-          <w:sz w:val="24"/>
-          <w:szCs w:val="24"/>
-        </w:rPr>
-        <w:t xml:space="preserve"> 7(special issue):24–52.</w:t>
-      </w:r>
-    </w:p>
-    <w:p>
-      <w:pPr>
-        <w:spacing w:after="160" w:before="0" w:line="276" w:lineRule="auto"/>
-        <w:ind w:left="720" w:hanging="720"/>
-        <w:jc w:val="left"/>
-      </w:pPr>
-      <w:r>
-        <w:rPr>
-          <w:rFonts w:ascii="Times New Roman" w:cs="Times New Roman" w:eastAsia="Times New Roman" w:hAnsi="Times New Roman"/>
-          <w:bCs w:val="false"/>
-          <w:iCs w:val="false"/>
-          <w:sz w:val="24"/>
-          <w:szCs w:val="24"/>
-        </w:rPr>
-        <w:t xml:space="preserve">Myers SC (1977) Determinants of corporate borrowing. </w:t>
-      </w:r>
-      <w:r>
-        <w:rPr>
-          <w:rFonts w:ascii="Times New Roman" w:cs="Times New Roman" w:eastAsia="Times New Roman" w:hAnsi="Times New Roman"/>
-          <w:bCs w:val="false"/>
-          <w:i/>
-          <w:iCs w:val="false"/>
-          <w:sz w:val="24"/>
-          <w:szCs w:val="24"/>
-        </w:rPr>
-        <w:t>Journal of Financial Economics</w:t>
-      </w:r>
-      <w:r>
-        <w:rPr>
-          <w:rFonts w:ascii="Times New Roman" w:cs="Times New Roman" w:eastAsia="Times New Roman" w:hAnsi="Times New Roman"/>
-          <w:bCs w:val="false"/>
-          <w:iCs w:val="false"/>
-          <w:sz w:val="24"/>
-          <w:szCs w:val="24"/>
-        </w:rPr>
-        <w:t xml:space="preserve"> 5(2): 147–175.</w:t>
-      </w:r>
-    </w:p>
-    <w:p>
-      <w:pPr>
-        <w:spacing w:after="160" w:before="0" w:line="276" w:lineRule="auto"/>
-        <w:ind w:left="720" w:hanging="720"/>
-        <w:jc w:val="left"/>
-      </w:pPr>
-      <w:r>
-        <w:rPr>
-          <w:rFonts w:ascii="Times New Roman" w:cs="Times New Roman" w:eastAsia="Times New Roman" w:hAnsi="Times New Roman"/>
-          <w:bCs w:val="false"/>
-          <w:iCs w:val="false"/>
-          <w:sz w:val="24"/>
-          <w:szCs w:val="24"/>
-        </w:rPr>
-        <w:t xml:space="preserve">Ouchi WG (1979) A conceptual framework for the design of organizational control mechanisms. </w:t>
-      </w:r>
-      <w:r>
-        <w:rPr>
-          <w:rFonts w:ascii="Times New Roman" w:cs="Times New Roman" w:eastAsia="Times New Roman" w:hAnsi="Times New Roman"/>
-          <w:bCs w:val="false"/>
-          <w:i/>
-          <w:iCs w:val="false"/>
-          <w:sz w:val="24"/>
-          <w:szCs w:val="24"/>
-        </w:rPr>
-        <w:t>Management Science</w:t>
-      </w:r>
-      <w:r>
-        <w:rPr>
-          <w:rFonts w:ascii="Times New Roman" w:cs="Times New Roman" w:eastAsia="Times New Roman" w:hAnsi="Times New Roman"/>
-          <w:bCs w:val="false"/>
-          <w:iCs w:val="false"/>
-          <w:sz w:val="24"/>
-          <w:szCs w:val="24"/>
-        </w:rPr>
-        <w:t xml:space="preserve"> 25(9): 833–848.</w:t>
-      </w:r>
-    </w:p>
-    <w:p>
-      <w:pPr>
-        <w:spacing w:after="160" w:before="0" w:line="276" w:lineRule="auto"/>
-        <w:ind w:left="720" w:hanging="720"/>
-        <w:jc w:val="left"/>
-      </w:pPr>
-      <w:r>
-        <w:rPr>
-          <w:rFonts w:ascii="Times New Roman" w:cs="Times New Roman" w:eastAsia="Times New Roman" w:hAnsi="Times New Roman"/>
-          <w:bCs w:val="false"/>
-          <w:iCs w:val="false"/>
-          <w:sz w:val="24"/>
-          <w:szCs w:val="24"/>
-        </w:rPr>
-        <w:t xml:space="preserve">Taudes A, Feurstein M and Mild A (2000) Options analysis of software platform decisions: A case study. </w:t>
-      </w:r>
-      <w:r>
-        <w:rPr>
-          <w:rFonts w:ascii="Times New Roman" w:cs="Times New Roman" w:eastAsia="Times New Roman" w:hAnsi="Times New Roman"/>
-          <w:bCs w:val="false"/>
-          <w:i/>
-          <w:iCs w:val="false"/>
-          <w:sz w:val="24"/>
-          <w:szCs w:val="24"/>
-        </w:rPr>
-        <w:t>MIS Quarterly</w:t>
-      </w:r>
-      <w:r>
-        <w:rPr>
-          <w:rFonts w:ascii="Times New Roman" w:cs="Times New Roman" w:eastAsia="Times New Roman" w:hAnsi="Times New Roman"/>
-          <w:bCs w:val="false"/>
-          <w:iCs w:val="false"/>
-          <w:sz w:val="24"/>
-          <w:szCs w:val="24"/>
-        </w:rPr>
-        <w:t xml:space="preserve"> 24(2): 227–243.</w:t>
-      </w:r>
-    </w:p>
-    <w:p>
-      <w:pPr>
-        <w:spacing w:after="160" w:before="0" w:line="276" w:lineRule="auto"/>
-        <w:ind w:left="720" w:hanging="720"/>
-        <w:jc w:val="left"/>
-      </w:pPr>
-      <w:r>
-        <w:rPr>
-          <w:rFonts w:ascii="Times New Roman" w:cs="Times New Roman" w:eastAsia="Times New Roman" w:hAnsi="Times New Roman"/>
-          <w:bCs w:val="false"/>
-          <w:iCs w:val="false"/>
-          <w:sz w:val="24"/>
-          <w:szCs w:val="24"/>
-        </w:rPr>
-        <w:t>Tewari G (2026) Pilot early, commit late: A real-options model of enterprise AI adoption under rapid technological progress. Working paper.</w:t>
-      </w:r>
-    </w:p>
-    <w:p>
-      <w:pPr>
-        <w:spacing w:after="160" w:before="0" w:line="276" w:lineRule="auto"/>
-        <w:ind w:left="720" w:hanging="720"/>
-        <w:jc w:val="left"/>
-      </w:pPr>
-      <w:r>
-        <w:rPr>
-          <w:rFonts w:ascii="Times New Roman" w:cs="Times New Roman" w:eastAsia="Times New Roman" w:hAnsi="Times New Roman"/>
-          <w:bCs w:val="false"/>
-          <w:iCs w:val="false"/>
-          <w:sz w:val="24"/>
-          <w:szCs w:val="24"/>
-        </w:rPr>
-        <w:t xml:space="preserve">Trigeorgis L (1996) </w:t>
-      </w:r>
-      <w:r>
-        <w:rPr>
-          <w:rFonts w:ascii="Times New Roman" w:cs="Times New Roman" w:eastAsia="Times New Roman" w:hAnsi="Times New Roman"/>
-          <w:bCs w:val="false"/>
-          <w:i/>
-          <w:iCs w:val="false"/>
-          <w:sz w:val="24"/>
-          <w:szCs w:val="24"/>
-        </w:rPr>
-        <w:t>Real Options</w:t>
-      </w:r>
-      <w:r>
-        <w:rPr>
-          <w:rFonts w:ascii="Times New Roman" w:cs="Times New Roman" w:eastAsia="Times New Roman" w:hAnsi="Times New Roman"/>
-          <w:bCs w:val="false"/>
-          <w:iCs w:val="false"/>
-          <w:sz w:val="24"/>
-          <w:szCs w:val="24"/>
-        </w:rPr>
-        <w:t>. Cambridge, MA: MIT Press.</w:t>
-      </w:r>
-    </w:p>
-    <w:p>
-      <w:pPr>
-        <w:spacing w:after="160" w:before="0" w:line="276" w:lineRule="auto"/>
-        <w:ind w:left="720" w:hanging="720"/>
-        <w:jc w:val="left"/>
-      </w:pPr>
-      <w:r>
-        <w:rPr>
-          <w:rFonts w:ascii="Times New Roman" w:cs="Times New Roman" w:eastAsia="Times New Roman" w:hAnsi="Times New Roman"/>
-          <w:bCs w:val="false"/>
-          <w:iCs w:val="false"/>
-          <w:sz w:val="24"/>
-          <w:szCs w:val="24"/>
-        </w:rPr>
-        <w:t xml:space="preserve">Zheng L, Chiang W-L, Sheng Y, et al. (2023) Judging LLM-as-a-judge with MT-Bench and Chatbot Arena. In: </w:t>
-      </w:r>
-      <w:r>
-        <w:rPr>
-          <w:rFonts w:ascii="Times New Roman" w:cs="Times New Roman" w:eastAsia="Times New Roman" w:hAnsi="Times New Roman"/>
-          <w:bCs w:val="false"/>
-          <w:i/>
-          <w:iCs w:val="false"/>
-          <w:sz w:val="24"/>
-          <w:szCs w:val="24"/>
-        </w:rPr>
-        <w:t>Proceedings of the 37th Conference on Neural Information Processing Systems</w:t>
-      </w:r>
-      <w:r>
-        <w:rPr>
-          <w:rFonts w:ascii="Times New Roman" w:cs="Times New Roman" w:eastAsia="Times New Roman" w:hAnsi="Times New Roman"/>
-          <w:bCs w:val="false"/>
-          <w:iCs w:val="false"/>
-          <w:sz w:val="24"/>
-          <w:szCs w:val="24"/>
-        </w:rPr>
-        <w:t>.</w:t>
-      </w:r>
-    </w:p>
-    <w:p>
-      <w:pPr>
-        <w:pStyle w:val="Heading1"/>
-        <w:spacing w:after="240" w:before="360" w:line="480" w:lineRule="auto"/>
-        <w:jc w:val="center"/>
-      </w:pPr>
-      <w:r>
-        <w:rPr>
-          <w:rFonts w:ascii="Times New Roman" w:cs="Times New Roman" w:eastAsia="Times New Roman" w:hAnsi="Times New Roman"/>
-          <w:b/>
-          <w:bCs/>
-          <w:i w:val="false"/>
-          <w:iCs w:val="false"/>
-          <w:sz w:val="24"/>
-          <w:szCs w:val="24"/>
-        </w:rPr>
-        <w:t xml:space="preserve">APPENDIX A: INTERVIEW PROTOCOL</w:t>
+          <w:bCs w:val="false"/>
+          <w:iCs w:val="false"/>
+          <w:sz w:val="24"/>
+          <w:szCs w:val="24"/>
+        </w:rPr>
+        <w:t>The coded values are as follows: quote used = yes; inspection present = mixed holdout only; canary logic = no; pilot before expand = no; abandon after green J = no on the ship, yes on the rollback; ruler pin = no; ruler-jump incident = yes; wait talk = no. The episode is NPV-on-judge at time t, followed by a ruler jump narrated as policy drift at t + 2. Equation 2 served as the decision rule, and Equation 3 was never consulted.</w:t>
       </w:r>
     </w:p>
     <w:p>
@@ -18226,250 +16487,7 @@
           <w:sz w:val="24"/>
           <w:szCs w:val="24"/>
         </w:rPr>
-        <w:t>Each interview lasts forty-five to sixty minutes. The questions are asked in the order below unless the respondent has already addressed them.</w:t>
-      </w:r>
-    </w:p>
-    <w:p>
-      <w:pPr>
-        <w:spacing w:after="0" w:before="0" w:line="480" w:lineRule="auto"/>
-        <w:ind w:left="720" w:hanging="360"/>
-        <w:jc w:val="left"/>
-      </w:pPr>
-      <w:r>
-        <w:rPr>
-          <w:rFonts w:ascii="Times New Roman" w:cs="Times New Roman" w:eastAsia="Times New Roman" w:hAnsi="Times New Roman"/>
-          <w:b w:val="false"/>
-          <w:bCs w:val="false"/>
-          <w:i w:val="false"/>
-          <w:iCs w:val="false"/>
-          <w:sz w:val="24"/>
-          <w:szCs w:val="24"/>
-        </w:rPr>
-        <w:t xml:space="preserve">1. Walk through the last time a generative policy was promoted or refused. What artifact changed?</w:t>
-      </w:r>
-    </w:p>
-    <w:p>
-      <w:pPr>
-        <w:spacing w:after="0" w:before="0" w:line="480" w:lineRule="auto"/>
-        <w:ind w:left="720" w:hanging="360"/>
-        <w:jc w:val="left"/>
-      </w:pPr>
-      <w:r>
-        <w:rPr>
-          <w:rFonts w:ascii="Times New Roman" w:cs="Times New Roman" w:eastAsia="Times New Roman" w:hAnsi="Times New Roman"/>
-          <w:b w:val="false"/>
-          <w:bCs w:val="false"/>
-          <w:i w:val="false"/>
-          <w:iCs w:val="false"/>
-          <w:sz w:val="24"/>
-          <w:szCs w:val="24"/>
-        </w:rPr>
-        <w:t xml:space="preserve">2. What number, if any, was treated as sufficient reason to ship?</w:t>
-      </w:r>
-    </w:p>
-    <w:p>
-      <w:pPr>
-        <w:spacing w:after="0" w:before="0" w:line="480" w:lineRule="auto"/>
-        <w:ind w:left="720" w:hanging="360"/>
-        <w:jc w:val="left"/>
-      </w:pPr>
-      <w:r>
-        <w:rPr>
-          <w:rFonts w:ascii="Times New Roman" w:cs="Times New Roman" w:eastAsia="Times New Roman" w:hAnsi="Times New Roman"/>
-          <w:b w:val="false"/>
-          <w:bCs w:val="false"/>
-          <w:i w:val="false"/>
-          <w:iCs w:val="false"/>
-          <w:sz w:val="24"/>
-          <w:szCs w:val="24"/>
-        </w:rPr>
-        <w:t xml:space="preserve">3. Who is allowed to say no after that number is green?</w:t>
-      </w:r>
-    </w:p>
-    <w:p>
-      <w:pPr>
-        <w:spacing w:after="0" w:before="0" w:line="480" w:lineRule="auto"/>
-        <w:ind w:left="720" w:hanging="360"/>
-        <w:jc w:val="left"/>
-      </w:pPr>
-      <w:r>
-        <w:rPr>
-          <w:rFonts w:ascii="Times New Roman" w:cs="Times New Roman" w:eastAsia="Times New Roman" w:hAnsi="Times New Roman"/>
-          <w:b w:val="false"/>
-          <w:bCs w:val="false"/>
-          <w:i w:val="false"/>
-          <w:iCs w:val="false"/>
-          <w:sz w:val="24"/>
-          <w:szCs w:val="24"/>
-        </w:rPr>
-        <w:t xml:space="preserve">4. Which evaluation items can the people or jobs that search over prompts see?</w:t>
-      </w:r>
-    </w:p>
-    <w:p>
-      <w:pPr>
-        <w:spacing w:after="0" w:before="0" w:line="480" w:lineRule="auto"/>
-        <w:ind w:left="720" w:hanging="360"/>
-        <w:jc w:val="left"/>
-      </w:pPr>
-      <w:r>
-        <w:rPr>
-          <w:rFonts w:ascii="Times New Roman" w:cs="Times New Roman" w:eastAsia="Times New Roman" w:hAnsi="Times New Roman"/>
-          <w:b w:val="false"/>
-          <w:bCs w:val="false"/>
-          <w:i w:val="false"/>
-          <w:iCs w:val="false"/>
-          <w:sz w:val="24"/>
-          <w:szCs w:val="24"/>
-        </w:rPr>
-        <w:t xml:space="preserve">5. Do you keep cases on which a very high judge score would worry you?</w:t>
-      </w:r>
-    </w:p>
-    <w:p>
-      <w:pPr>
-        <w:spacing w:after="0" w:before="0" w:line="480" w:lineRule="auto"/>
-        <w:ind w:left="720" w:hanging="360"/>
-        <w:jc w:val="left"/>
-      </w:pPr>
-      <w:r>
-        <w:rPr>
-          <w:rFonts w:ascii="Times New Roman" w:cs="Times New Roman" w:eastAsia="Times New Roman" w:hAnsi="Times New Roman"/>
-          <w:b w:val="false"/>
-          <w:bCs w:val="false"/>
-          <w:i w:val="false"/>
-          <w:iCs w:val="false"/>
-          <w:sz w:val="24"/>
-          <w:szCs w:val="24"/>
-        </w:rPr>
-        <w:t xml:space="preserve">6. When did the judge model or the rubric last change? How did you treat scores before and after that change?</w:t>
-      </w:r>
-    </w:p>
-    <w:p>
-      <w:pPr>
-        <w:spacing w:after="0" w:before="0" w:line="480" w:lineRule="auto"/>
-        <w:ind w:left="720" w:hanging="360"/>
-        <w:jc w:val="left"/>
-      </w:pPr>
-      <w:r>
-        <w:rPr>
-          <w:rFonts w:ascii="Times New Roman" w:cs="Times New Roman" w:eastAsia="Times New Roman" w:hAnsi="Times New Roman"/>
-          <w:b w:val="false"/>
-          <w:bCs w:val="false"/>
-          <w:i w:val="false"/>
-          <w:iCs w:val="false"/>
-          <w:sz w:val="24"/>
-          <w:szCs w:val="24"/>
-        </w:rPr>
-        <w:t xml:space="preserve">7. Have you shipped a shadow or a percent rollout? What would have made you not expand?</w:t>
-      </w:r>
-    </w:p>
-    <w:p>
-      <w:pPr>
-        <w:spacing w:after="0" w:before="0" w:line="480" w:lineRule="auto"/>
-        <w:ind w:left="720" w:hanging="360"/>
-        <w:jc w:val="left"/>
-      </w:pPr>
-      <w:r>
-        <w:rPr>
-          <w:rFonts w:ascii="Times New Roman" w:cs="Times New Roman" w:eastAsia="Times New Roman" w:hAnsi="Times New Roman"/>
-          <w:b w:val="false"/>
-          <w:bCs w:val="false"/>
-          <w:i w:val="false"/>
-          <w:iCs w:val="false"/>
-          <w:sz w:val="24"/>
-          <w:szCs w:val="24"/>
-        </w:rPr>
-        <w:t xml:space="preserve">8. Have you killed a candidate that the judge preferred? What was the other instrument?</w:t>
-      </w:r>
-    </w:p>
-    <w:p>
-      <w:pPr>
-        <w:spacing w:after="0" w:before="0" w:line="480" w:lineRule="auto"/>
-        <w:ind w:left="720" w:hanging="360"/>
-        <w:jc w:val="left"/>
-      </w:pPr>
-      <w:r>
-        <w:rPr>
-          <w:rFonts w:ascii="Times New Roman" w:cs="Times New Roman" w:eastAsia="Times New Roman" w:hAnsi="Times New Roman"/>
-          <w:b w:val="false"/>
-          <w:bCs w:val="false"/>
-          <w:i w:val="false"/>
-          <w:iCs w:val="false"/>
-          <w:sz w:val="24"/>
-          <w:szCs w:val="24"/>
-        </w:rPr>
-        <w:t xml:space="preserve">9. Tell me about a dashboard movement that you later decided was not a quality movement.</w:t>
-      </w:r>
-    </w:p>
-    <w:p>
-      <w:pPr>
-        <w:spacing w:after="0" w:before="0" w:line="480" w:lineRule="auto"/>
-        <w:ind w:left="720" w:hanging="360"/>
-        <w:jc w:val="left"/>
-      </w:pPr>
-      <w:r>
-        <w:rPr>
-          <w:rFonts w:ascii="Times New Roman" w:cs="Times New Roman" w:eastAsia="Times New Roman" w:hAnsi="Times New Roman"/>
-          <w:b w:val="false"/>
-          <w:bCs w:val="false"/>
-          <w:i w:val="false"/>
-          <w:iCs w:val="false"/>
-          <w:sz w:val="24"/>
-          <w:szCs w:val="24"/>
-        </w:rPr>
-        <w:t xml:space="preserve">10. If the judge were taken away for a month, what would you use instead, and what would you stop shipping?</w:t>
-      </w:r>
-    </w:p>
-    <w:p>
-      <w:pPr>
-        <w:pStyle w:val="Heading1"/>
-        <w:spacing w:after="240" w:before="360" w:line="480" w:lineRule="auto"/>
-        <w:jc w:val="center"/>
-      </w:pPr>
-      <w:r>
-        <w:rPr>
-          <w:rFonts w:ascii="Times New Roman" w:cs="Times New Roman" w:eastAsia="Times New Roman" w:hAnsi="Times New Roman"/>
-          <w:b/>
-          <w:bCs/>
-          <w:i w:val="false"/>
-          <w:iCs w:val="false"/>
-          <w:sz w:val="24"/>
-          <w:szCs w:val="24"/>
-        </w:rPr>
-        <w:t xml:space="preserve">APPENDIX B: EPISODE CODEBOOK</w:t>
-      </w:r>
-    </w:p>
-    <w:p>
-      <w:pPr>
-        <w:spacing w:after="0" w:before="0" w:line="480" w:lineRule="auto"/>
-        <w:ind w:firstLine="720"/>
-        <w:jc w:val="left"/>
-      </w:pPr>
-      <w:r>
-        <w:rPr>
-          <w:rFonts w:ascii="Times New Roman" w:cs="Times New Roman" w:eastAsia="Times New Roman" w:hAnsi="Times New Roman"/>
-          <w:bCs w:val="false"/>
-          <w:iCs w:val="false"/>
-          <w:sz w:val="24"/>
-          <w:szCs w:val="24"/>
-        </w:rPr>
-        <w:t>Each promotion episode receives a binary or short-text value on each code in Table 4. Coders also write a five-line process memo covering trigger, quote, inspection, decision, and aftermath. The memos feed explanation building, and the codes feed pattern matching across strata.</w:t>
-      </w:r>
-    </w:p>
-    <w:p>
-      <w:pPr>
-        <w:spacing w:after="0" w:before="0" w:line="480" w:lineRule="auto"/>
-        <w:ind w:firstLine="720"/>
-        <w:jc w:val="left"/>
-      </w:pPr>
-      <w:r>
-        <w:rPr>
-          <w:rFonts w:ascii="Times New Roman" w:cs="Times New Roman" w:eastAsia="Times New Roman" w:hAnsi="Times New Roman"/>
-          <w:bCs w:val="false"/>
-          <w:iCs w:val="false"/>
-          <w:sz w:val="24"/>
-          <w:szCs w:val="24"/>
-        </w:rPr>
-        <w:t>A second coder scores a random half of the episodes, and Cohen’s κ is reported for the binary codes (inspection present, ruler pin, abandon after green J, ruler-jump incident). A κ below 0.60 on any code sends that code back for redefinition rather than to a third coder.</w:t>
+        <w:t>A field corpus of thirty such memos, some of which will look nothing like this vignette, is what would allow the propositions to fail.</w:t>
       </w:r>
     </w:p>
     <w:p>
@@ -21008,28 +19026,28 @@
           <w:sz w:val="24"/>
           <w:szCs w:val="24"/>
         </w:rPr>
-        <w:t xml:space="preserve"> Differentiating (C2) gives ∂</w:t>
-      </w:r>
-      <w:r>
-        <w:rPr>
-          <w:rFonts w:ascii="Times New Roman" w:cs="Times New Roman" w:eastAsia="Times New Roman" w:hAnsi="Times New Roman"/>
-          <w:bCs w:val="false"/>
-          <w:i/>
-          <w:iCs w:val="false"/>
-          <w:sz w:val="24"/>
-          <w:szCs w:val="24"/>
-        </w:rPr>
-        <w:t>W</w:t>
-      </w:r>
-      <w:r>
-        <w:rPr>
-          <w:rFonts w:ascii="Times New Roman" w:cs="Times New Roman" w:eastAsia="Times New Roman" w:hAnsi="Times New Roman"/>
-          <w:bCs w:val="false"/>
-          <w:iCs w:val="false"/>
-          <w:sz w:val="24"/>
-          <w:szCs w:val="24"/>
-        </w:rPr>
-        <w:t>/∂√</w:t>
+        <w:t xml:space="preserve"> Theorem 1 (Appendix D) shows that the premium </w:t>
+      </w:r>
+      <w:r>
+        <w:rPr>
+          <w:rFonts w:ascii="Times New Roman" w:cs="Times New Roman" w:eastAsia="Times New Roman" w:hAnsi="Times New Roman"/>
+          <w:bCs w:val="false"/>
+          <w:i/>
+          <w:iCs w:val="false"/>
+          <w:sz w:val="24"/>
+          <w:szCs w:val="24"/>
+        </w:rPr>
+        <w:t>F</w:t>
+      </w:r>
+      <w:r>
+        <w:rPr>
+          <w:rFonts w:ascii="Times New Roman" w:cs="Times New Roman" w:eastAsia="Times New Roman" w:hAnsi="Times New Roman"/>
+          <w:bCs w:val="false"/>
+          <w:iCs w:val="false"/>
+          <w:sz w:val="24"/>
+          <w:szCs w:val="24"/>
+        </w:rPr>
+        <w:t xml:space="preserve"> increases with </w:t>
       </w:r>
       <w:r>
         <w:rPr>
@@ -21050,91 +19068,7 @@
           <w:sz w:val="24"/>
           <w:szCs w:val="24"/>
         </w:rPr>
-        <w:t xml:space="preserve"> = δφ(</w:t>
-      </w:r>
-      <w:r>
-        <w:rPr>
-          <w:rFonts w:ascii="Times New Roman" w:cs="Times New Roman" w:eastAsia="Times New Roman" w:hAnsi="Times New Roman"/>
-          <w:bCs w:val="false"/>
-          <w:i/>
-          <w:iCs w:val="false"/>
-          <w:sz w:val="24"/>
-          <w:szCs w:val="24"/>
-        </w:rPr>
-        <w:t>x</w:t>
-      </w:r>
-      <w:r>
-        <w:rPr>
-          <w:rFonts w:ascii="Times New Roman" w:cs="Times New Roman" w:eastAsia="Times New Roman" w:hAnsi="Times New Roman"/>
-          <w:bCs w:val="false"/>
-          <w:iCs w:val="false"/>
-          <w:sz w:val="24"/>
-          <w:szCs w:val="24"/>
-        </w:rPr>
-        <w:t>/√</w:t>
-      </w:r>
-      <w:r>
-        <w:rPr>
-          <w:rFonts w:ascii="Times New Roman" w:cs="Times New Roman" w:eastAsia="Times New Roman" w:hAnsi="Times New Roman"/>
-          <w:bCs w:val="false"/>
-          <w:i/>
-          <w:iCs w:val="false"/>
-          <w:sz w:val="24"/>
-          <w:szCs w:val="24"/>
-        </w:rPr>
-        <w:t>v</w:t>
-      </w:r>
-      <w:r>
-        <w:rPr>
-          <w:rFonts w:ascii="Times New Roman" w:cs="Times New Roman" w:eastAsia="Times New Roman" w:hAnsi="Times New Roman"/>
-          <w:bCs w:val="false"/>
-          <w:iCs w:val="false"/>
-          <w:sz w:val="24"/>
-          <w:szCs w:val="24"/>
-        </w:rPr>
-        <w:t>) &gt; 0, ∂</w:t>
-      </w:r>
-      <w:r>
-        <w:rPr>
-          <w:rFonts w:ascii="Times New Roman" w:cs="Times New Roman" w:eastAsia="Times New Roman" w:hAnsi="Times New Roman"/>
-          <w:bCs w:val="false"/>
-          <w:i/>
-          <w:iCs w:val="false"/>
-          <w:sz w:val="24"/>
-          <w:szCs w:val="24"/>
-        </w:rPr>
-        <w:t>W</w:t>
-      </w:r>
-      <w:r>
-        <w:rPr>
-          <w:rFonts w:ascii="Times New Roman" w:cs="Times New Roman" w:eastAsia="Times New Roman" w:hAnsi="Times New Roman"/>
-          <w:bCs w:val="false"/>
-          <w:iCs w:val="false"/>
-          <w:sz w:val="24"/>
-          <w:szCs w:val="24"/>
-        </w:rPr>
-        <w:t>/∂δ &gt; 0, and ∂</w:t>
-      </w:r>
-      <w:r>
-        <w:rPr>
-          <w:rFonts w:ascii="Times New Roman" w:cs="Times New Roman" w:eastAsia="Times New Roman" w:hAnsi="Times New Roman"/>
-          <w:bCs w:val="false"/>
-          <w:i/>
-          <w:iCs w:val="false"/>
-          <w:sz w:val="24"/>
-          <w:szCs w:val="24"/>
-        </w:rPr>
-        <w:t>W</w:t>
-      </w:r>
-      <w:r>
-        <w:rPr>
-          <w:rFonts w:ascii="Times New Roman" w:cs="Times New Roman" w:eastAsia="Times New Roman" w:hAnsi="Times New Roman"/>
-          <w:bCs w:val="false"/>
-          <w:iCs w:val="false"/>
-          <w:sz w:val="24"/>
-          <w:szCs w:val="24"/>
-        </w:rPr>
-        <w:t>/∂</w:t>
+        <w:t xml:space="preserve"> and δ and decreases with </w:t>
       </w:r>
       <w:r>
         <w:rPr>
@@ -21167,70 +19101,103 @@
           <w:sz w:val="24"/>
           <w:szCs w:val="24"/>
         </w:rPr>
-        <w:t xml:space="preserve"> = −1. By the implicit function theorem, whenever </w:t>
-      </w:r>
-      <w:r>
-        <w:rPr>
-          <w:rFonts w:ascii="Times New Roman" w:cs="Times New Roman" w:eastAsia="Times New Roman" w:hAnsi="Times New Roman"/>
-          <w:bCs w:val="false"/>
-          <w:i/>
-          <w:iCs w:val="false"/>
-          <w:sz w:val="24"/>
-          <w:szCs w:val="24"/>
-        </w:rPr>
-        <w:t>x</w:t>
-      </w:r>
-      <w:r>
-        <w:rPr>
-          <w:rFonts w:ascii="Times New Roman" w:cs="Times New Roman" w:eastAsia="Times New Roman" w:hAnsi="Times New Roman"/>
-          <w:bCs w:val="false"/>
-          <w:iCs w:val="false"/>
-          <w:sz w:val="24"/>
-          <w:szCs w:val="24"/>
-        </w:rPr>
-        <w:t xml:space="preserve">* &gt; 0 the premium </w:t>
-      </w:r>
-      <w:r>
-        <w:rPr>
-          <w:rFonts w:ascii="Times New Roman" w:cs="Times New Roman" w:eastAsia="Times New Roman" w:hAnsi="Times New Roman"/>
-          <w:bCs w:val="false"/>
-          <w:i/>
-          <w:iCs w:val="false"/>
-          <w:sz w:val="24"/>
-          <w:szCs w:val="24"/>
-        </w:rPr>
-        <w:t>F</w:t>
-      </w:r>
-      <w:r>
-        <w:rPr>
-          <w:rFonts w:ascii="Times New Roman" w:cs="Times New Roman" w:eastAsia="Times New Roman" w:hAnsi="Times New Roman"/>
-          <w:bCs w:val="false"/>
-          <w:iCs w:val="false"/>
-          <w:sz w:val="24"/>
-          <w:szCs w:val="24"/>
-        </w:rPr>
-        <w:t xml:space="preserve"> is increasing in </w:t>
-      </w:r>
-      <w:r>
-        <w:rPr>
-          <w:rFonts w:ascii="Times New Roman" w:cs="Times New Roman" w:eastAsia="Times New Roman" w:hAnsi="Times New Roman"/>
-          <w:bCs w:val="false"/>
-          <w:i/>
-          <w:iCs w:val="false"/>
-          <w:sz w:val="24"/>
-          <w:szCs w:val="24"/>
-        </w:rPr>
-        <w:t>v</w:t>
-      </w:r>
-      <w:r>
-        <w:rPr>
-          <w:rFonts w:ascii="Times New Roman" w:cs="Times New Roman" w:eastAsia="Times New Roman" w:hAnsi="Times New Roman"/>
-          <w:bCs w:val="false"/>
-          <w:iCs w:val="false"/>
-          <w:sz w:val="24"/>
-          <w:szCs w:val="24"/>
-        </w:rPr>
-        <w:t xml:space="preserve"> and δ and decreasing in </w:t>
+        <w:t xml:space="preserve">, and that it increases with judge noise, jump risk, and jump size and decreases with the slope </w:t>
+      </w:r>
+      <w:r>
+        <w:rPr>
+          <w:rFonts w:ascii="Times New Roman" w:cs="Times New Roman" w:eastAsia="Times New Roman" w:hAnsi="Times New Roman"/>
+          <w:bCs w:val="false"/>
+          <w:i/>
+          <w:iCs w:val="false"/>
+          <w:sz w:val="24"/>
+          <w:szCs w:val="24"/>
+        </w:rPr>
+        <w:t>a</w:t>
+      </w:r>
+      <w:r>
+        <w:rPr>
+          <w:rFonts w:ascii="Times New Roman" w:cs="Times New Roman" w:eastAsia="Times New Roman" w:hAnsi="Times New Roman"/>
+          <w:bCs w:val="false"/>
+          <w:iCs w:val="false"/>
+          <w:sz w:val="24"/>
+          <w:szCs w:val="24"/>
+        </w:rPr>
+        <w:t>, being largest for a collapsed judge (</w:t>
+      </w:r>
+      <w:r>
+        <w:rPr>
+          <w:rFonts w:ascii="Times New Roman" w:cs="Times New Roman" w:eastAsia="Times New Roman" w:hAnsi="Times New Roman"/>
+          <w:bCs w:val="false"/>
+          <w:i/>
+          <w:iCs w:val="false"/>
+          <w:sz w:val="24"/>
+          <w:szCs w:val="24"/>
+        </w:rPr>
+        <w:t>a</w:t>
+      </w:r>
+      <w:r>
+        <w:rPr>
+          <w:rFonts w:ascii="Times New Roman" w:cs="Times New Roman" w:eastAsia="Times New Roman" w:hAnsi="Times New Roman"/>
+          <w:bCs w:val="false"/>
+          <w:iCs w:val="false"/>
+          <w:sz w:val="24"/>
+          <w:szCs w:val="24"/>
+        </w:rPr>
+        <w:t xml:space="preserve"> → 0, so </w:t>
+      </w:r>
+      <w:r>
+        <w:rPr>
+          <w:rFonts w:ascii="Times New Roman" w:cs="Times New Roman" w:eastAsia="Times New Roman" w:hAnsi="Times New Roman"/>
+          <w:bCs w:val="false"/>
+          <w:i/>
+          <w:iCs w:val="false"/>
+          <w:sz w:val="24"/>
+          <w:szCs w:val="24"/>
+        </w:rPr>
+        <w:t>s</w:t>
+      </w:r>
+      <w:r>
+        <w:rPr>
+          <w:rFonts w:ascii="Times New Roman" w:cs="Times New Roman" w:eastAsia="Times New Roman" w:hAnsi="Times New Roman"/>
+          <w:bCs w:val="false"/>
+          <w:i/>
+          <w:iCs w:val="false"/>
+          <w:sz w:val="24"/>
+          <w:szCs w:val="24"/>
+          <w:vertAlign w:val="subscript"/>
+        </w:rPr>
+        <w:t>J</w:t>
+      </w:r>
+      <w:r>
+        <w:rPr>
+          <w:rFonts w:ascii="Times New Roman" w:cs="Times New Roman" w:eastAsia="Times New Roman" w:hAnsi="Times New Roman"/>
+          <w:bCs w:val="false"/>
+          <w:iCs w:val="false"/>
+          <w:sz w:val="24"/>
+          <w:szCs w:val="24"/>
+        </w:rPr>
+        <w:t xml:space="preserve">² → τ²). This is Proposition 4 and the jump component of Proposition 5. In units of the prior standard deviation of </w:t>
+      </w:r>
+      <w:r>
+        <w:rPr>
+          <w:rFonts w:ascii="Times New Roman" w:cs="Times New Roman" w:eastAsia="Times New Roman" w:hAnsi="Times New Roman"/>
+          <w:bCs w:val="false"/>
+          <w:i/>
+          <w:iCs w:val="false"/>
+          <w:sz w:val="24"/>
+          <w:szCs w:val="24"/>
+        </w:rPr>
+        <w:t>V</w:t>
+      </w:r>
+      <w:r>
+        <w:rPr>
+          <w:rFonts w:ascii="Times New Roman" w:cs="Times New Roman" w:eastAsia="Times New Roman" w:hAnsi="Times New Roman"/>
+          <w:bCs w:val="false"/>
+          <w:iCs w:val="false"/>
+          <w:sz w:val="24"/>
+          <w:szCs w:val="24"/>
+        </w:rPr>
+        <w:t xml:space="preserve"> (τ = 1, ω = 0.2, δ = 0.95, </w:t>
       </w:r>
       <w:r>
         <w:rPr>
@@ -21263,103 +19230,16 @@
           <w:sz w:val="24"/>
           <w:szCs w:val="24"/>
         </w:rPr>
-        <w:t xml:space="preserve">. In turn </w:t>
-      </w:r>
-      <w:r>
-        <w:rPr>
-          <w:rFonts w:ascii="Times New Roman" w:cs="Times New Roman" w:eastAsia="Times New Roman" w:hAnsi="Times New Roman"/>
-          <w:bCs w:val="false"/>
-          <w:i/>
-          <w:iCs w:val="false"/>
-          <w:sz w:val="24"/>
-          <w:szCs w:val="24"/>
-        </w:rPr>
-        <w:t>v</w:t>
-      </w:r>
-      <w:r>
-        <w:rPr>
-          <w:rFonts w:ascii="Times New Roman" w:cs="Times New Roman" w:eastAsia="Times New Roman" w:hAnsi="Times New Roman"/>
-          <w:bCs w:val="false"/>
-          <w:iCs w:val="false"/>
-          <w:sz w:val="24"/>
-          <w:szCs w:val="24"/>
-        </w:rPr>
-        <w:t xml:space="preserve"> is increasing in </w:t>
-      </w:r>
-      <w:r>
-        <w:rPr>
-          <w:rFonts w:ascii="Times New Roman" w:cs="Times New Roman" w:eastAsia="Times New Roman" w:hAnsi="Times New Roman"/>
-          <w:bCs w:val="false"/>
-          <w:i/>
-          <w:iCs w:val="false"/>
-          <w:sz w:val="24"/>
-          <w:szCs w:val="24"/>
-        </w:rPr>
-        <w:t>s</w:t>
-      </w:r>
-      <w:r>
-        <w:rPr>
-          <w:rFonts w:ascii="Times New Roman" w:cs="Times New Roman" w:eastAsia="Times New Roman" w:hAnsi="Times New Roman"/>
-          <w:bCs w:val="false"/>
-          <w:i/>
-          <w:iCs w:val="false"/>
-          <w:sz w:val="24"/>
-          <w:szCs w:val="24"/>
-          <w:vertAlign w:val="subscript"/>
-        </w:rPr>
-        <w:t>J</w:t>
-      </w:r>
-      <w:r>
-        <w:rPr>
-          <w:rFonts w:ascii="Times New Roman" w:cs="Times New Roman" w:eastAsia="Times New Roman" w:hAnsi="Times New Roman"/>
-          <w:bCs w:val="false"/>
-          <w:iCs w:val="false"/>
-          <w:sz w:val="24"/>
-          <w:szCs w:val="24"/>
-        </w:rPr>
-        <w:t xml:space="preserve">², and </w:t>
-      </w:r>
-      <w:r>
-        <w:rPr>
-          <w:rFonts w:ascii="Times New Roman" w:cs="Times New Roman" w:eastAsia="Times New Roman" w:hAnsi="Times New Roman"/>
-          <w:bCs w:val="false"/>
-          <w:i/>
-          <w:iCs w:val="false"/>
-          <w:sz w:val="24"/>
-          <w:szCs w:val="24"/>
-        </w:rPr>
-        <w:t>s</w:t>
-      </w:r>
-      <w:r>
-        <w:rPr>
-          <w:rFonts w:ascii="Times New Roman" w:cs="Times New Roman" w:eastAsia="Times New Roman" w:hAnsi="Times New Roman"/>
-          <w:bCs w:val="false"/>
-          <w:i/>
-          <w:iCs w:val="false"/>
-          <w:sz w:val="24"/>
-          <w:szCs w:val="24"/>
-          <w:vertAlign w:val="subscript"/>
-        </w:rPr>
-        <w:t>J</w:t>
-      </w:r>
-      <w:r>
-        <w:rPr>
-          <w:rFonts w:ascii="Times New Roman" w:cs="Times New Roman" w:eastAsia="Times New Roman" w:hAnsi="Times New Roman"/>
-          <w:bCs w:val="false"/>
-          <w:iCs w:val="false"/>
-          <w:sz w:val="24"/>
-          <w:szCs w:val="24"/>
-        </w:rPr>
-        <w:t>² is increasing in σ</w:t>
-      </w:r>
-      <w:r>
-        <w:rPr>
-          <w:rFonts w:ascii="Times New Roman" w:cs="Times New Roman" w:eastAsia="Times New Roman" w:hAnsi="Times New Roman"/>
-          <w:bCs w:val="false"/>
-          <w:iCs w:val="false"/>
-          <w:sz w:val="24"/>
-          <w:szCs w:val="24"/>
-          <w:vertAlign w:val="subscript"/>
+        <w:t xml:space="preserve"> = 0.02), with </w:t>
+      </w:r>
+      <w:r>
+        <w:rPr>
+          <w:rFonts w:ascii="Times New Roman" w:cs="Times New Roman" w:eastAsia="Times New Roman" w:hAnsi="Times New Roman"/>
+          <w:bCs w:val="false"/>
+          <w:i/>
+          <w:iCs w:val="false"/>
+          <w:sz w:val="24"/>
+          <w:szCs w:val="24"/>
         </w:rPr>
         <w:t>a</w:t>
       </w:r>
@@ -21371,157 +19251,7 @@
           <w:sz w:val="24"/>
           <w:szCs w:val="24"/>
         </w:rPr>
-        <w:t xml:space="preserve">², which rises with σ², π, and ν² and falls with </w:t>
-      </w:r>
-      <w:r>
-        <w:rPr>
-          <w:rFonts w:ascii="Times New Roman" w:cs="Times New Roman" w:eastAsia="Times New Roman" w:hAnsi="Times New Roman"/>
-          <w:bCs w:val="false"/>
-          <w:i/>
-          <w:iCs w:val="false"/>
-          <w:sz w:val="24"/>
-          <w:szCs w:val="24"/>
-        </w:rPr>
-        <w:t>a</w:t>
-      </w:r>
-      <w:r>
-        <w:rPr>
-          <w:rFonts w:ascii="Times New Roman" w:cs="Times New Roman" w:eastAsia="Times New Roman" w:hAnsi="Times New Roman"/>
-          <w:bCs w:val="false"/>
-          <w:iCs w:val="false"/>
-          <w:sz w:val="24"/>
-          <w:szCs w:val="24"/>
-        </w:rPr>
-        <w:t>. The premium is therefore increasing in judge noise and in ruler-jump risk, and it is largest when the judge is collapsed (</w:t>
-      </w:r>
-      <w:r>
-        <w:rPr>
-          <w:rFonts w:ascii="Times New Roman" w:cs="Times New Roman" w:eastAsia="Times New Roman" w:hAnsi="Times New Roman"/>
-          <w:bCs w:val="false"/>
-          <w:i/>
-          <w:iCs w:val="false"/>
-          <w:sz w:val="24"/>
-          <w:szCs w:val="24"/>
-        </w:rPr>
-        <w:t>a</w:t>
-      </w:r>
-      <w:r>
-        <w:rPr>
-          <w:rFonts w:ascii="Times New Roman" w:cs="Times New Roman" w:eastAsia="Times New Roman" w:hAnsi="Times New Roman"/>
-          <w:bCs w:val="false"/>
-          <w:iCs w:val="false"/>
-          <w:sz w:val="24"/>
-          <w:szCs w:val="24"/>
-        </w:rPr>
-        <w:t xml:space="preserve"> → 0, so </w:t>
-      </w:r>
-      <w:r>
-        <w:rPr>
-          <w:rFonts w:ascii="Times New Roman" w:cs="Times New Roman" w:eastAsia="Times New Roman" w:hAnsi="Times New Roman"/>
-          <w:bCs w:val="false"/>
-          <w:i/>
-          <w:iCs w:val="false"/>
-          <w:sz w:val="24"/>
-          <w:szCs w:val="24"/>
-        </w:rPr>
-        <w:t>s</w:t>
-      </w:r>
-      <w:r>
-        <w:rPr>
-          <w:rFonts w:ascii="Times New Roman" w:cs="Times New Roman" w:eastAsia="Times New Roman" w:hAnsi="Times New Roman"/>
-          <w:bCs w:val="false"/>
-          <w:i/>
-          <w:iCs w:val="false"/>
-          <w:sz w:val="24"/>
-          <w:szCs w:val="24"/>
-          <w:vertAlign w:val="subscript"/>
-        </w:rPr>
-        <w:t>J</w:t>
-      </w:r>
-      <w:r>
-        <w:rPr>
-          <w:rFonts w:ascii="Times New Roman" w:cs="Times New Roman" w:eastAsia="Times New Roman" w:hAnsi="Times New Roman"/>
-          <w:bCs w:val="false"/>
-          <w:iCs w:val="false"/>
-          <w:sz w:val="24"/>
-          <w:szCs w:val="24"/>
-        </w:rPr>
-        <w:t xml:space="preserve">² → τ²). This is Proposition 4 and the jump component of Proposition 5. As an illustration in units of the prior standard deviation of </w:t>
-      </w:r>
-      <w:r>
-        <w:rPr>
-          <w:rFonts w:ascii="Times New Roman" w:cs="Times New Roman" w:eastAsia="Times New Roman" w:hAnsi="Times New Roman"/>
-          <w:bCs w:val="false"/>
-          <w:i/>
-          <w:iCs w:val="false"/>
-          <w:sz w:val="24"/>
-          <w:szCs w:val="24"/>
-        </w:rPr>
-        <w:t>V</w:t>
-      </w:r>
-      <w:r>
-        <w:rPr>
-          <w:rFonts w:ascii="Times New Roman" w:cs="Times New Roman" w:eastAsia="Times New Roman" w:hAnsi="Times New Roman"/>
-          <w:bCs w:val="false"/>
-          <w:iCs w:val="false"/>
-          <w:sz w:val="24"/>
-          <w:szCs w:val="24"/>
-        </w:rPr>
-        <w:t xml:space="preserve"> (τ = 1, ω = 0.2, δ = 0.95, </w:t>
-      </w:r>
-      <w:r>
-        <w:rPr>
-          <w:rFonts w:ascii="Times New Roman" w:cs="Times New Roman" w:eastAsia="Times New Roman" w:hAnsi="Times New Roman"/>
-          <w:bCs w:val="false"/>
-          <w:i/>
-          <w:iCs w:val="false"/>
-          <w:sz w:val="24"/>
-          <w:szCs w:val="24"/>
-        </w:rPr>
-        <w:t>c</w:t>
-      </w:r>
-      <w:r>
-        <w:rPr>
-          <w:rFonts w:ascii="Times New Roman" w:cs="Times New Roman" w:eastAsia="Times New Roman" w:hAnsi="Times New Roman"/>
-          <w:bCs w:val="false"/>
-          <w:i/>
-          <w:iCs w:val="false"/>
-          <w:sz w:val="24"/>
-          <w:szCs w:val="24"/>
-          <w:vertAlign w:val="subscript"/>
-        </w:rPr>
-        <w:t>G</w:t>
-      </w:r>
-      <w:r>
-        <w:rPr>
-          <w:rFonts w:ascii="Times New Roman" w:cs="Times New Roman" w:eastAsia="Times New Roman" w:hAnsi="Times New Roman"/>
-          <w:bCs w:val="false"/>
-          <w:iCs w:val="false"/>
-          <w:sz w:val="24"/>
-          <w:szCs w:val="24"/>
-        </w:rPr>
-        <w:t xml:space="preserve"> = 0.02), with </w:t>
-      </w:r>
-      <w:r>
-        <w:rPr>
-          <w:rFonts w:ascii="Times New Roman" w:cs="Times New Roman" w:eastAsia="Times New Roman" w:hAnsi="Times New Roman"/>
-          <w:bCs w:val="false"/>
-          <w:i/>
-          <w:iCs w:val="false"/>
-          <w:sz w:val="24"/>
-          <w:szCs w:val="24"/>
-        </w:rPr>
-        <w:t>a</w:t>
-      </w:r>
-      <w:r>
-        <w:rPr>
-          <w:rFonts w:ascii="Times New Roman" w:cs="Times New Roman" w:eastAsia="Times New Roman" w:hAnsi="Times New Roman"/>
-          <w:bCs w:val="false"/>
-          <w:iCs w:val="false"/>
-          <w:sz w:val="24"/>
-          <w:szCs w:val="24"/>
-        </w:rPr>
-        <w:t xml:space="preserve"> = 0.8 the premium is 0.37, 0.62, and 0.83 for σ = 0.4, 0.7, and 1.2. For σ = 0.7 it is 1.02 when the judge is nearly collapsed (</w:t>
+        <w:t xml:space="preserve"> = 0.8 the premium is 0.37, 0.62, and 0.83 for σ = 0.4, 0.7, and 1.2, and for σ = 0.7 it is 1.02 when the judge is nearly collapsed (</w:t>
       </w:r>
       <w:r>
         <w:rPr>

--- a/ISR_Staging_Commitment.docx
+++ b/ISR_Staging_Commitment.docx
@@ -10301,7 +10301,28 @@
           <w:sz w:val="24"/>
           <w:szCs w:val="24"/>
         </w:rPr>
-        <w:t>The laboratory is a store support desk. Each ticket carries an order identifier and a correct act: refund, replace, refuse, or track. Gold quality G is a deterministic program that awards credit for taking the legal act, for naming the order, and for not inventing a tracking token. It makes no call to any model.</w:t>
+        <w:t xml:space="preserve">The laboratory is a store support desk. Each ticket has an order identifier and a correct act (refund, replace, refuse, or track), and gold quality </w:t>
+      </w:r>
+      <w:r>
+        <w:rPr>
+          <w:rFonts w:ascii="Times New Roman" w:cs="Times New Roman" w:eastAsia="Times New Roman" w:hAnsi="Times New Roman"/>
+          <w:bCs w:val="false"/>
+          <w:i/>
+          <w:iCs w:val="false"/>
+          <w:sz w:val="24"/>
+          <w:szCs w:val="24"/>
+        </w:rPr>
+        <w:t>G</w:t>
+      </w:r>
+      <w:r>
+        <w:rPr>
+          <w:rFonts w:ascii="Times New Roman" w:cs="Times New Roman" w:eastAsia="Times New Roman" w:hAnsi="Times New Roman"/>
+          <w:bCs w:val="false"/>
+          <w:iCs w:val="false"/>
+          <w:sz w:val="24"/>
+          <w:szCs w:val="24"/>
+        </w:rPr>
+        <w:t xml:space="preserve"> is a deterministic program that credits the legal act, naming the order, and not inventing a tracking token, with no call to any model. The twenty-two tickets comprise twelve development items that the search may see, eight frozen holdout items, and two refuse-class canaries written so that a rubric rewarding delight will favor an illegal grant of money. Eight named policies map onto four reply programs: redirect, plain legal, warm legal, and always refund, which is the cheat.</w:t>
       </w:r>
     </w:p>
     <w:p>
@@ -10318,7 +10339,47 @@
           <w:sz w:val="24"/>
           <w:szCs w:val="24"/>
         </w:rPr>
-        <w:t>The twenty-two tickets are divided into twelve development items that the search may see, eight frozen holdout items, and two canaries. The canaries are refuse-class requests written so that a rubric rewarding delight will favor an illegal grant of money. Eight named policies map onto four reply programs: redirect, plain legal, warm legal, and always refund. The last of these is the cheat.</w:t>
+        <w:t xml:space="preserve">Two judges implement </w:t>
+      </w:r>
+      <w:r>
+        <w:rPr>
+          <w:rFonts w:ascii="Times New Roman" w:cs="Times New Roman" w:eastAsia="Times New Roman" w:hAnsi="Times New Roman"/>
+          <w:bCs w:val="false"/>
+          <w:i/>
+          <w:iCs w:val="false"/>
+          <w:sz w:val="24"/>
+          <w:szCs w:val="24"/>
+        </w:rPr>
+        <w:t>J</w:t>
+      </w:r>
+      <w:r>
+        <w:rPr>
+          <w:rFonts w:ascii="Times New Roman" w:cs="Times New Roman" w:eastAsia="Times New Roman" w:hAnsi="Times New Roman"/>
+          <w:bCs w:val="false"/>
+          <w:iCs w:val="false"/>
+          <w:sz w:val="24"/>
+          <w:szCs w:val="24"/>
+        </w:rPr>
+        <w:t>: an inspectable lexicon-and-length rubric, with a drifted variant that leans toward yes, and SmolLM2-135M-Instruct, scored by the log-likelihood of Yes versus No under the same rubric text. The small model serves only as a judge, since it is not a competent policy generator for this task. The design is deliberately small so that every ticket, policy, and score can be printed, and replication materials that run on a laptop CPU will be provided.</w:t>
+      </w:r>
+    </w:p>
+    <w:p>
+      <w:pPr>
+        <w:pStyle w:val="Heading2"/>
+        <w:spacing w:after="200" w:before="280" w:line="480" w:lineRule="auto"/>
+        <w:jc w:val="center"/>
+      </w:pPr>
+      <w:r>
+        <w:rPr>
+          <w:rFonts w:ascii="Times New Roman" w:cs="Times New Roman" w:eastAsia="Times New Roman" w:hAnsi="Times New Roman"/>
+          <w:b/>
+          <w:bCs/>
+          <w:i w:val="false"/>
+          <w:iCs w:val="false"/>
+          <w:sz w:val="24"/>
+          <w:szCs w:val="24"/>
+        </w:rPr>
+        <w:t>5.2  A Designed Illustration: What the Ledger Shows</w:t>
       </w:r>
     </w:p>
     <w:p>
@@ -10335,7 +10396,7 @@
           <w:sz w:val="24"/>
           <w:szCs w:val="24"/>
         </w:rPr>
-        <w:t>Two judges implement J. The first is an inspectable lexicon-and-length rubric, accompanied by a drifted variant that leans toward yes. The second is SmolLM2-135M-Instruct, scored by the log-likelihood of Yes versus No under the same rubric text. The small model is used only as a judge. It is not a competent policy generator for this task, which is itself a finding about employing undersized open models as workers rather than as scorers.</w:t>
+        <w:t>Table 1 reports the objects named by the model.</w:t>
       </w:r>
     </w:p>
     <w:p>
@@ -10352,26 +10413,112 @@
           <w:sz w:val="24"/>
           <w:szCs w:val="24"/>
         </w:rPr>
-        <w:t>The design is deliberately small, so that every ticket, policy, and score can be printed. Replication materials that run on a laptop CPU will be provided.</w:t>
-      </w:r>
-    </w:p>
-    <w:p>
-      <w:pPr>
-        <w:pStyle w:val="Heading2"/>
-        <w:spacing w:after="200" w:before="280" w:line="480" w:lineRule="auto"/>
-        <w:jc w:val="center"/>
-      </w:pPr>
-      <w:r>
-        <w:rPr>
-          <w:rFonts w:ascii="Times New Roman" w:cs="Times New Roman" w:eastAsia="Times New Roman" w:hAnsi="Times New Roman"/>
-          <w:b/>
-          <w:bCs/>
-          <w:i w:val="false"/>
-          <w:iCs w:val="false"/>
-          <w:sz w:val="24"/>
-          <w:szCs w:val="24"/>
-        </w:rPr>
-        <w:t>5.2  A Designed Illustration: What the Ledger Shows</w:t>
+        <w:t xml:space="preserve">Applying Equation 2 to the development rubric selects always-refund, with </w:t>
+      </w:r>
+      <w:r>
+        <w:rPr>
+          <w:rFonts w:ascii="Times New Roman" w:cs="Times New Roman" w:eastAsia="Times New Roman" w:hAnsi="Times New Roman"/>
+          <w:bCs w:val="false"/>
+          <w:i/>
+          <w:iCs w:val="false"/>
+          <w:sz w:val="24"/>
+          <w:szCs w:val="24"/>
+        </w:rPr>
+        <w:t>J</w:t>
+      </w:r>
+      <w:r>
+        <w:rPr>
+          <w:rFonts w:ascii="Times New Roman" w:cs="Times New Roman" w:eastAsia="Times New Roman" w:hAnsi="Times New Roman"/>
+          <w:bCs w:val="false"/>
+          <w:iCs w:val="false"/>
+          <w:sz w:val="24"/>
+          <w:szCs w:val="24"/>
+        </w:rPr>
+        <w:t xml:space="preserve"> rising from 0.08 for redirect to 0.92, and its holdout </w:t>
+      </w:r>
+      <w:r>
+        <w:rPr>
+          <w:rFonts w:ascii="Times New Roman" w:cs="Times New Roman" w:eastAsia="Times New Roman" w:hAnsi="Times New Roman"/>
+          <w:bCs w:val="false"/>
+          <w:i/>
+          <w:iCs w:val="false"/>
+          <w:sz w:val="24"/>
+          <w:szCs w:val="24"/>
+        </w:rPr>
+        <w:t>G</w:t>
+      </w:r>
+      <w:r>
+        <w:rPr>
+          <w:rFonts w:ascii="Times New Roman" w:cs="Times New Roman" w:eastAsia="Times New Roman" w:hAnsi="Times New Roman"/>
+          <w:bCs w:val="false"/>
+          <w:iCs w:val="false"/>
+          <w:sz w:val="24"/>
+          <w:szCs w:val="24"/>
+        </w:rPr>
+        <w:t xml:space="preserve"> of 0.78 beats redirect, so Propositions 1 and 2 are visible in the same row: the cheat is the NPV winner, and the mixed holdout does not protect the organization. On the canaries, </w:t>
+      </w:r>
+      <w:r>
+        <w:rPr>
+          <w:rFonts w:ascii="Times New Roman" w:cs="Times New Roman" w:eastAsia="Times New Roman" w:hAnsi="Times New Roman"/>
+          <w:bCs w:val="false"/>
+          <w:i/>
+          <w:iCs w:val="false"/>
+          <w:sz w:val="24"/>
+          <w:szCs w:val="24"/>
+        </w:rPr>
+        <w:t>G</w:t>
+      </w:r>
+      <w:r>
+        <w:rPr>
+          <w:rFonts w:ascii="Times New Roman" w:cs="Times New Roman" w:eastAsia="Times New Roman" w:hAnsi="Times New Roman"/>
+          <w:bCs w:val="false"/>
+          <w:iCs w:val="false"/>
+          <w:sz w:val="24"/>
+          <w:szCs w:val="24"/>
+        </w:rPr>
+        <w:t xml:space="preserve"> is 0.55 for the cheat and 1.00 for the legal programs, whereas the rubric </w:t>
+      </w:r>
+      <w:r>
+        <w:rPr>
+          <w:rFonts w:ascii="Times New Roman" w:cs="Times New Roman" w:eastAsia="Times New Roman" w:hAnsi="Times New Roman"/>
+          <w:bCs w:val="false"/>
+          <w:i/>
+          <w:iCs w:val="false"/>
+          <w:sz w:val="24"/>
+          <w:szCs w:val="24"/>
+        </w:rPr>
+        <w:t>J</w:t>
+      </w:r>
+      <w:r>
+        <w:rPr>
+          <w:rFonts w:ascii="Times New Roman" w:cs="Times New Roman" w:eastAsia="Times New Roman" w:hAnsi="Times New Roman"/>
+          <w:bCs w:val="false"/>
+          <w:iCs w:val="false"/>
+          <w:sz w:val="24"/>
+          <w:szCs w:val="24"/>
+        </w:rPr>
+        <w:t xml:space="preserve"> is 0.92 for the cheat, so a canary floor of 0.70, together with a rule that a very high </w:t>
+      </w:r>
+      <w:r>
+        <w:rPr>
+          <w:rFonts w:ascii="Times New Roman" w:cs="Times New Roman" w:eastAsia="Times New Roman" w:hAnsi="Times New Roman"/>
+          <w:bCs w:val="false"/>
+          <w:i/>
+          <w:iCs w:val="false"/>
+          <w:sz w:val="24"/>
+          <w:szCs w:val="24"/>
+        </w:rPr>
+        <w:t>J</w:t>
+      </w:r>
+      <w:r>
+        <w:rPr>
+          <w:rFonts w:ascii="Times New Roman" w:cs="Times New Roman" w:eastAsia="Times New Roman" w:hAnsi="Times New Roman"/>
+          <w:bCs w:val="false"/>
+          <w:iCs w:val="false"/>
+          <w:sz w:val="24"/>
+          <w:szCs w:val="24"/>
+        </w:rPr>
+        <w:t xml:space="preserve"> on a refuse canary counts as evidence of cheating, exercises the put (Proposition 3).</w:t>
       </w:r>
     </w:p>
     <w:p>
@@ -10388,7 +10535,128 @@
           <w:sz w:val="24"/>
           <w:szCs w:val="24"/>
         </w:rPr>
-        <w:t>Table 1 reports the objects named by the model.</w:t>
+        <w:t xml:space="preserve">The open-weight Yes/No judge stays within [0.18, 0.26] across every unique reply, whereas the inspectable rubric spans [0.08, 0.92] on the same replies. This is the collapsed tape of Proposition 4: the small model is nearly constant, and its argmax is still the cheat by a few hundredths. A rubric edit toward unconditional yes leaves the top-ranked policy unchanged but widens the gap, since the cheat moves from 0.92 to 1.00 while </w:t>
+      </w:r>
+      <w:r>
+        <w:rPr>
+          <w:rFonts w:ascii="Times New Roman" w:cs="Times New Roman" w:eastAsia="Times New Roman" w:hAnsi="Times New Roman"/>
+          <w:bCs w:val="false"/>
+          <w:i/>
+          <w:iCs w:val="false"/>
+          <w:sz w:val="24"/>
+          <w:szCs w:val="24"/>
+        </w:rPr>
+        <w:t>G</w:t>
+      </w:r>
+      <w:r>
+        <w:rPr>
+          <w:rFonts w:ascii="Times New Roman" w:cs="Times New Roman" w:eastAsia="Times New Roman" w:hAnsi="Times New Roman"/>
+          <w:bCs w:val="false"/>
+          <w:iCs w:val="false"/>
+          <w:sz w:val="24"/>
+          <w:szCs w:val="24"/>
+        </w:rPr>
+        <w:t xml:space="preserve"> is unchanged, which is the situation of Proposition 5.</w:t>
+      </w:r>
+    </w:p>
+    <w:p>
+      <w:pPr>
+        <w:spacing w:after="0" w:before="200" w:line="240" w:lineRule="auto"/>
+      </w:pPr>
+      <w:r>
+        <w:rPr>
+          <w:rFonts w:ascii="Times New Roman" w:cs="Times New Roman" w:eastAsia="Times New Roman" w:hAnsi="Times New Roman"/>
+          <w:b w:val="false"/>
+          <w:bCs w:val="false"/>
+          <w:i w:val="false"/>
+          <w:iCs w:val="false"/>
+          <w:sz w:val="24"/>
+          <w:szCs w:val="24"/>
+        </w:rPr>
+      </w:r>
+    </w:p>
+    <w:p>
+      <w:pPr>
+        <w:spacing w:after="80" w:before="120" w:line="240" w:lineRule="auto"/>
+        <w:jc w:val="center"/>
+      </w:pPr>
+      <w:r/>
+      <w:r>
+        <w:drawing>
+          <wp:inline distT="0" distB="0" distL="0" distR="0">
+            <wp:extent cx="5905500" cy="2952750"/>
+            <wp:effectExtent t="0" r="0" b="0" l="0"/>
+            <wp:docPr id="1" name="Judge search versus gold selection" descr="Grouped bar chart of development judge scores, holdout gold, and canary gold across four policies" title="Figure 1"/>
+            <wp:cNvGraphicFramePr>
+              <a:graphicFrameLocks xmlns:a="http://schemas.openxmlformats.org/drawingml/2006/main" noChangeAspect="1"/>
+            </wp:cNvGraphicFramePr>
+            <a:graphic xmlns:a="http://schemas.openxmlformats.org/drawingml/2006/main">
+              <a:graphicData uri="http://schemas.openxmlformats.org/drawingml/2006/picture">
+                <pic:pic xmlns:pic="http://schemas.openxmlformats.org/drawingml/2006/picture">
+                  <pic:nvPicPr>
+                    <pic:cNvPr id="0" name="" descr=""/>
+                    <pic:cNvPicPr>
+                      <a:picLocks noChangeAspect="1" noChangeArrowheads="1"/>
+                    </pic:cNvPicPr>
+                  </pic:nvPicPr>
+                  <pic:blipFill>
+                    <a:blip r:embed="rId9" cstate="none"/>
+                    <a:srcRect/>
+                    <a:stretch>
+                      <a:fillRect/>
+                    </a:stretch>
+                  </pic:blipFill>
+                  <pic:spPr bwMode="auto">
+                    <a:xfrm>
+                      <a:off x="0" y="0"/>
+                      <a:ext cx="5905500" cy="2952750"/>
+                    </a:xfrm>
+                    <a:prstGeom prst="rect">
+                      <a:avLst/>
+                    </a:prstGeom>
+                  </pic:spPr>
+                </pic:pic>
+              </a:graphicData>
+            </a:graphic>
+          </wp:inline>
+        </w:drawing>
+      </w:r>
+    </w:p>
+    <w:p>
+      <w:pPr>
+        <w:spacing w:after="80" w:before="200" w:line="276" w:lineRule="auto"/>
+        <w:ind w:firstLine="0"/>
+        <w:jc w:val="left"/>
+      </w:pPr>
+      <w:r>
+        <w:rPr>
+          <w:rFonts w:ascii="Times New Roman" w:cs="Times New Roman" w:eastAsia="Times New Roman" w:hAnsi="Times New Roman"/>
+          <w:b/>
+          <w:bCs/>
+          <w:i w:val="false"/>
+          <w:iCs w:val="false"/>
+          <w:sz w:val="22"/>
+          <w:szCs w:val="22"/>
+        </w:rPr>
+        <w:t>Figure 1. Judge Search versus Gold Selection</w:t>
+      </w:r>
+    </w:p>
+    <w:p>
+      <w:pPr>
+        <w:spacing w:after="200" w:before="40" w:line="276" w:lineRule="auto"/>
+        <w:jc w:val="left"/>
+      </w:pPr>
+      <w:r>
+        <w:rPr>
+          <w:rFonts w:ascii="Times New Roman" w:cs="Times New Roman" w:eastAsia="Times New Roman" w:hAnsi="Times New Roman"/>
+          <w:b w:val="false"/>
+          <w:bCs w:val="false"/>
+          <w:i/>
+          <w:iCs/>
+          <w:sz w:val="20"/>
+          <w:szCs w:val="20"/>
+        </w:rPr>
+        <w:t>Note: The development judge is the quote visible to search. Holdout gold and canary gold are inspections the optimizer cannot train on. The dashed line marks the canary floor used to exercise the abandon option.</w:t>
       </w:r>
     </w:p>
     <w:p>
@@ -10405,7 +10673,7 @@
           <w:sz w:val="24"/>
           <w:szCs w:val="24"/>
         </w:rPr>
-        <w:t>Applying Equation 2 to the development rubric selects always-refund, with J rising from 0.08 for redirect to 0.92. Its holdout G of 0.78 beats redirect, so Propositions 1 and 2 are both visible in the same row: the cheat is the NPV winner, and the mixed holdout does not protect the organization.</w:t>
+        <w:t>Figure 1 plots the selection contrast. The bar visible to the optimizer rises under judge search, but the bars it is not shown, holdout gold and canary gold, do not follow.</w:t>
       </w:r>
     </w:p>
     <w:p>
@@ -10422,135 +10690,28 @@
           <w:sz w:val="24"/>
           <w:szCs w:val="24"/>
         </w:rPr>
-        <w:t>Canary G is 0.55 for the cheat and 1.00 for the legal programs, whereas the rubric J on the same canaries is 0.92 for the cheat. Proposition 3 operates as the gate: a canary floor of 0.70, together with a rule that a very high J on a refuse canary counts as evidence of cheating, exercises the put.</w:t>
-      </w:r>
-    </w:p>
-    <w:p>
-      <w:pPr>
-        <w:spacing w:after="0" w:before="0" w:line="480" w:lineRule="auto"/>
-        <w:ind w:firstLine="720"/>
-        <w:jc w:val="left"/>
-      </w:pPr>
-      <w:r>
-        <w:rPr>
-          <w:rFonts w:ascii="Times New Roman" w:cs="Times New Roman" w:eastAsia="Times New Roman" w:hAnsi="Times New Roman"/>
-          <w:bCs w:val="false"/>
-          <w:iCs w:val="false"/>
-          <w:sz w:val="24"/>
-          <w:szCs w:val="24"/>
-        </w:rPr>
-        <w:t>The open-weight Yes/No judge stays within [0.18, 0.26] across every unique reply, whereas the inspectable rubric spans [0.08, 0.92] on the same replies. This is the collapsed tape of Proposition 4. The small model is not conservative but nearly constant, and its argmax is still the cheat, by a few hundredths.</w:t>
-      </w:r>
-    </w:p>
-    <w:p>
-      <w:pPr>
-        <w:spacing w:after="0" w:before="0" w:line="480" w:lineRule="auto"/>
-        <w:ind w:firstLine="720"/>
-        <w:jc w:val="left"/>
-      </w:pPr>
-      <w:r>
-        <w:rPr>
-          <w:rFonts w:ascii="Times New Roman" w:cs="Times New Roman" w:eastAsia="Times New Roman" w:hAnsi="Times New Roman"/>
-          <w:bCs w:val="false"/>
-          <w:iCs w:val="false"/>
-          <w:sz w:val="24"/>
-          <w:szCs w:val="24"/>
-        </w:rPr>
-        <w:t>A rubric edit toward unconditional yes does not change which policy ranks first, but it widens the gap: the cheat moves from 0.92 to 1.00 while G remains unchanged, because the replies are unchanged. This is the situation addressed by Proposition 5, a monitor that would raise an alert after a documentation change.</w:t>
-      </w:r>
-    </w:p>
-    <w:p>
-      <w:pPr>
-        <w:spacing w:after="0" w:before="200" w:line="240" w:lineRule="auto"/>
-      </w:pPr>
-      <w:r>
-        <w:rPr>
-          <w:rFonts w:ascii="Times New Roman" w:cs="Times New Roman" w:eastAsia="Times New Roman" w:hAnsi="Times New Roman"/>
-          <w:b w:val="false"/>
-          <w:bCs w:val="false"/>
-          <w:i w:val="false"/>
-          <w:iCs w:val="false"/>
-          <w:sz w:val="24"/>
-          <w:szCs w:val="24"/>
-        </w:rPr>
-      </w:r>
-    </w:p>
-    <w:p>
-      <w:pPr>
-        <w:spacing w:after="80" w:before="120" w:line="240" w:lineRule="auto"/>
-        <w:jc w:val="center"/>
-      </w:pPr>
-      <w:r/>
-    </w:p>
-    <w:p>
-      <w:pPr>
-        <w:spacing w:after="80" w:before="200" w:line="276" w:lineRule="auto"/>
-        <w:ind w:firstLine="0"/>
-        <w:jc w:val="left"/>
-      </w:pPr>
-      <w:r>
-        <w:rPr>
-          <w:rFonts w:ascii="Times New Roman" w:cs="Times New Roman" w:eastAsia="Times New Roman" w:hAnsi="Times New Roman"/>
-          <w:b/>
-          <w:bCs/>
-          <w:i w:val="false"/>
-          <w:iCs w:val="false"/>
-          <w:sz w:val="22"/>
-          <w:szCs w:val="22"/>
-        </w:rPr>
-        <w:t>Figure 1. Judge Search versus Gold Selection</w:t>
-      </w:r>
-    </w:p>
-    <w:p>
-      <w:pPr>
-        <w:spacing w:after="200" w:before="40" w:line="276" w:lineRule="auto"/>
-        <w:jc w:val="left"/>
-      </w:pPr>
-      <w:r>
-        <w:rPr>
-          <w:rFonts w:ascii="Times New Roman" w:cs="Times New Roman" w:eastAsia="Times New Roman" w:hAnsi="Times New Roman"/>
-          <w:b w:val="false"/>
-          <w:bCs w:val="false"/>
-          <w:i/>
-          <w:iCs/>
-          <w:sz w:val="20"/>
-          <w:szCs w:val="20"/>
-        </w:rPr>
-        <w:t>Note: The development judge is the quote visible to search. Holdout gold and canary gold are inspections the optimizer cannot train on. The dashed line marks the canary floor used to exercise the abandon option.</w:t>
-      </w:r>
-    </w:p>
-    <w:p>
-      <w:pPr>
-        <w:spacing w:after="0" w:before="0" w:line="480" w:lineRule="auto"/>
-        <w:ind w:firstLine="720"/>
-        <w:jc w:val="left"/>
-      </w:pPr>
-      <w:r>
-        <w:rPr>
-          <w:rFonts w:ascii="Times New Roman" w:cs="Times New Roman" w:eastAsia="Times New Roman" w:hAnsi="Times New Roman"/>
-          <w:bCs w:val="false"/>
-          <w:iCs w:val="false"/>
-          <w:sz w:val="24"/>
-          <w:szCs w:val="24"/>
-        </w:rPr>
-        <w:t>Figure 1 plots the selection contrast. The bar visible to the optimizer rises under judge search, but the bars it is not shown, holdout gold and canary gold, do not follow.</w:t>
-      </w:r>
-    </w:p>
-    <w:p>
-      <w:pPr>
-        <w:spacing w:after="0" w:before="0" w:line="480" w:lineRule="auto"/>
-        <w:ind w:firstLine="720"/>
-        <w:jc w:val="left"/>
-      </w:pPr>
-      <w:r>
-        <w:rPr>
-          <w:rFonts w:ascii="Times New Roman" w:cs="Times New Roman" w:eastAsia="Times New Roman" w:hAnsi="Times New Roman"/>
-          <w:bCs w:val="false"/>
-          <w:iCs w:val="false"/>
-          <w:sz w:val="24"/>
-          <w:szCs w:val="24"/>
-        </w:rPr>
-        <w:t>None of these numbers estimates F in closed form. They show only the sign pattern that the propositions require: NPV-on-judge exercises, inspection-on-canary does not, and a jumping rubric would have exercised with even greater confidence. Because the cheat was built into the setting, the numbers show that the pattern can occur; they say nothing about how often it does. Section 5.3 turns to a setting in which nothing is planted.</w:t>
+        <w:t xml:space="preserve">None of these numbers estimates </w:t>
+      </w:r>
+      <w:r>
+        <w:rPr>
+          <w:rFonts w:ascii="Times New Roman" w:cs="Times New Roman" w:eastAsia="Times New Roman" w:hAnsi="Times New Roman"/>
+          <w:bCs w:val="false"/>
+          <w:i/>
+          <w:iCs w:val="false"/>
+          <w:sz w:val="24"/>
+          <w:szCs w:val="24"/>
+        </w:rPr>
+        <w:t>F</w:t>
+      </w:r>
+      <w:r>
+        <w:rPr>
+          <w:rFonts w:ascii="Times New Roman" w:cs="Times New Roman" w:eastAsia="Times New Roman" w:hAnsi="Times New Roman"/>
+          <w:bCs w:val="false"/>
+          <w:iCs w:val="false"/>
+          <w:sz w:val="24"/>
+          <w:szCs w:val="24"/>
+        </w:rPr>
+        <w:t xml:space="preserve"> in closed form. They show only the sign pattern that the propositions require, and because the cheat was built into the setting they show that the pattern can occur, not how often. Section 5.3 turns to a setting in which nothing is planted.</w:t>
       </w:r>
     </w:p>
     <w:p>
@@ -19300,7 +19461,28 @@
           <w:sz w:val="24"/>
           <w:szCs w:val="24"/>
         </w:rPr>
-        <w:t xml:space="preserve"> Let the optimizer produce a candidate under pressure K by choosing a rubric-gaming effort </w:t>
+        <w:t xml:space="preserve"> Let the optimizer produce a candidate under pressure </w:t>
+      </w:r>
+      <w:r>
+        <w:rPr>
+          <w:rFonts w:ascii="Times New Roman" w:cs="Times New Roman" w:eastAsia="Times New Roman" w:hAnsi="Times New Roman"/>
+          <w:bCs w:val="false"/>
+          <w:i/>
+          <w:iCs w:val="false"/>
+          <w:sz w:val="24"/>
+          <w:szCs w:val="24"/>
+        </w:rPr>
+        <w:t>K</w:t>
+      </w:r>
+      <w:r>
+        <w:rPr>
+          <w:rFonts w:ascii="Times New Roman" w:cs="Times New Roman" w:eastAsia="Times New Roman" w:hAnsi="Times New Roman"/>
+          <w:bCs w:val="false"/>
+          <w:iCs w:val="false"/>
+          <w:sz w:val="24"/>
+          <w:szCs w:val="24"/>
+        </w:rPr>
+        <w:t xml:space="preserve"> by choosing a gaming effort </w:t>
       </w:r>
       <w:r>
         <w:rPr>
@@ -19321,7 +19503,28 @@
           <w:sz w:val="24"/>
           <w:szCs w:val="24"/>
         </w:rPr>
-        <w:t xml:space="preserve"> ∈ [0, K]. Gaming raises the judge score one for one but costs true quality at rate γ, so that </w:t>
+        <w:t xml:space="preserve"> ∈ [0, </w:t>
+      </w:r>
+      <w:r>
+        <w:rPr>
+          <w:rFonts w:ascii="Times New Roman" w:cs="Times New Roman" w:eastAsia="Times New Roman" w:hAnsi="Times New Roman"/>
+          <w:bCs w:val="false"/>
+          <w:i/>
+          <w:iCs w:val="false"/>
+          <w:sz w:val="24"/>
+          <w:szCs w:val="24"/>
+        </w:rPr>
+        <w:t>K</w:t>
+      </w:r>
+      <w:r>
+        <w:rPr>
+          <w:rFonts w:ascii="Times New Roman" w:cs="Times New Roman" w:eastAsia="Times New Roman" w:hAnsi="Times New Roman"/>
+          <w:bCs w:val="false"/>
+          <w:iCs w:val="false"/>
+          <w:sz w:val="24"/>
+          <w:szCs w:val="24"/>
+        </w:rPr>
+        <w:t xml:space="preserve">] that raises the judge score one for one and costs true quality at rate γ, so that </w:t>
       </w:r>
       <w:r>
         <w:rPr>
@@ -19396,7 +19599,7 @@
           <w:sz w:val="24"/>
           <w:szCs w:val="24"/>
         </w:rPr>
-        <w:t xml:space="preserve">, where </w:t>
+        <w:t xml:space="preserve">, with </w:t>
       </w:r>
       <w:r>
         <w:rPr>
@@ -19429,7 +19632,7 @@
           <w:sz w:val="24"/>
           <w:szCs w:val="24"/>
         </w:rPr>
-        <w:t xml:space="preserve"> is the legitimate gain, drawn from a distribution </w:t>
+        <w:t xml:space="preserve"> the legitimate gain drawn from a distribution </w:t>
       </w:r>
       <w:r>
         <w:rPr>
@@ -19488,11 +19691,44 @@
         <w:rPr>
           <w:rFonts w:ascii="Times New Roman" w:cs="Times New Roman" w:eastAsia="Times New Roman" w:hAnsi="Times New Roman"/>
           <w:bCs w:val="false"/>
-          <w:iCs w:val="false"/>
-          <w:sz w:val="24"/>
-          <w:szCs w:val="24"/>
-        </w:rPr>
-        <w:t xml:space="preserve"> + </w:t>
+          <w:i/>
+          <w:iCs w:val="false"/>
+          <w:sz w:val="24"/>
+          <w:szCs w:val="24"/>
+          <w:vertAlign w:val="subscript"/>
+        </w:rPr>
+        <w:t>0</w:t>
+      </w:r>
+      <w:r>
+        <w:rPr>
+          <w:rFonts w:ascii="Times New Roman" w:cs="Times New Roman" w:eastAsia="Times New Roman" w:hAnsi="Times New Roman"/>
+          <w:bCs w:val="false"/>
+          <w:iCs w:val="false"/>
+          <w:sz w:val="24"/>
+          <w:szCs w:val="24"/>
+        </w:rPr>
+        <w:t xml:space="preserve"> + (1 − </w:t>
+      </w:r>
+      <w:r>
+        <w:rPr>
+          <w:rFonts w:ascii="Times New Roman" w:cs="Times New Roman" w:eastAsia="Times New Roman" w:hAnsi="Times New Roman"/>
+          <w:bCs w:val="false"/>
+          <w:i/>
+          <w:iCs w:val="false"/>
+          <w:sz w:val="24"/>
+          <w:szCs w:val="24"/>
+        </w:rPr>
+        <w:t>aγ</w:t>
+      </w:r>
+      <w:r>
+        <w:rPr>
+          <w:rFonts w:ascii="Times New Roman" w:cs="Times New Roman" w:eastAsia="Times New Roman" w:hAnsi="Times New Roman"/>
+          <w:bCs w:val="false"/>
+          <w:iCs w:val="false"/>
+          <w:sz w:val="24"/>
+          <w:szCs w:val="24"/>
+        </w:rPr>
+        <w:t>)</w:t>
       </w:r>
       <w:r>
         <w:rPr>
@@ -19513,6 +19749,69 @@
           <w:sz w:val="24"/>
           <w:szCs w:val="24"/>
         </w:rPr>
+        <w:t xml:space="preserve">. If </w:t>
+      </w:r>
+      <w:r>
+        <w:rPr>
+          <w:rFonts w:ascii="Times New Roman" w:cs="Times New Roman" w:eastAsia="Times New Roman" w:hAnsi="Times New Roman"/>
+          <w:bCs w:val="false"/>
+          <w:i/>
+          <w:iCs w:val="false"/>
+          <w:sz w:val="24"/>
+          <w:szCs w:val="24"/>
+        </w:rPr>
+        <w:t>aγ</w:t>
+      </w:r>
+      <w:r>
+        <w:rPr>
+          <w:rFonts w:ascii="Times New Roman" w:cs="Times New Roman" w:eastAsia="Times New Roman" w:hAnsi="Times New Roman"/>
+          <w:bCs w:val="false"/>
+          <w:iCs w:val="false"/>
+          <w:sz w:val="24"/>
+          <w:szCs w:val="24"/>
+        </w:rPr>
+        <w:t xml:space="preserve"> &lt; 1, every maximizer of </w:t>
+      </w:r>
+      <w:r>
+        <w:rPr>
+          <w:rFonts w:ascii="Times New Roman" w:cs="Times New Roman" w:eastAsia="Times New Roman" w:hAnsi="Times New Roman"/>
+          <w:bCs w:val="false"/>
+          <w:i/>
+          <w:iCs w:val="false"/>
+          <w:sz w:val="24"/>
+          <w:szCs w:val="24"/>
+        </w:rPr>
+        <w:t>J</w:t>
+      </w:r>
+      <w:r>
+        <w:rPr>
+          <w:rFonts w:ascii="Times New Roman" w:cs="Times New Roman" w:eastAsia="Times New Roman" w:hAnsi="Times New Roman"/>
+          <w:bCs w:val="false"/>
+          <w:iCs w:val="false"/>
+          <w:sz w:val="24"/>
+          <w:szCs w:val="24"/>
+        </w:rPr>
+        <w:t xml:space="preserve"> sets </w:t>
+      </w:r>
+      <w:r>
+        <w:rPr>
+          <w:rFonts w:ascii="Times New Roman" w:cs="Times New Roman" w:eastAsia="Times New Roman" w:hAnsi="Times New Roman"/>
+          <w:bCs w:val="false"/>
+          <w:i/>
+          <w:iCs w:val="false"/>
+          <w:sz w:val="24"/>
+          <w:szCs w:val="24"/>
+        </w:rPr>
+        <w:t>b</w:t>
+      </w:r>
+      <w:r>
+        <w:rPr>
+          <w:rFonts w:ascii="Times New Roman" w:cs="Times New Roman" w:eastAsia="Times New Roman" w:hAnsi="Times New Roman"/>
+          <w:bCs w:val="false"/>
+          <w:iCs w:val="false"/>
+          <w:sz w:val="24"/>
+          <w:szCs w:val="24"/>
+        </w:rPr>
         <w:t xml:space="preserve"> = </w:t>
       </w:r>
       <w:r>
@@ -19524,6 +19823,27 @@
           <w:sz w:val="24"/>
           <w:szCs w:val="24"/>
         </w:rPr>
+        <w:t>K</w:t>
+      </w:r>
+      <w:r>
+        <w:rPr>
+          <w:rFonts w:ascii="Times New Roman" w:cs="Times New Roman" w:eastAsia="Times New Roman" w:hAnsi="Times New Roman"/>
+          <w:bCs w:val="false"/>
+          <w:iCs w:val="false"/>
+          <w:sz w:val="24"/>
+          <w:szCs w:val="24"/>
+        </w:rPr>
+        <w:t xml:space="preserve">. The NPV rule promotes whenever </w:t>
+      </w:r>
+      <w:r>
+        <w:rPr>
+          <w:rFonts w:ascii="Times New Roman" w:cs="Times New Roman" w:eastAsia="Times New Roman" w:hAnsi="Times New Roman"/>
+          <w:bCs w:val="false"/>
+          <w:i/>
+          <w:iCs w:val="false"/>
+          <w:sz w:val="24"/>
+          <w:szCs w:val="24"/>
+        </w:rPr>
         <w:t>aV</w:t>
       </w:r>
       <w:r>
@@ -19578,17 +19898,155 @@
           <w:sz w:val="24"/>
           <w:szCs w:val="24"/>
         </w:rPr>
-        <w:t>b</w:t>
-      </w:r>
-      <w:r>
-        <w:rPr>
-          <w:rFonts w:ascii="Times New Roman" w:cs="Times New Roman" w:eastAsia="Times New Roman" w:hAnsi="Times New Roman"/>
-          <w:bCs w:val="false"/>
-          <w:iCs w:val="false"/>
-          <w:sz w:val="24"/>
-          <w:szCs w:val="24"/>
-        </w:rPr>
-        <w:t xml:space="preserve">. If </w:t>
+        <w:t>K</w:t>
+      </w:r>
+      <w:r>
+        <w:rPr>
+          <w:rFonts w:ascii="Times New Roman" w:cs="Times New Roman" w:eastAsia="Times New Roman" w:hAnsi="Times New Roman"/>
+          <w:bCs w:val="false"/>
+          <w:iCs w:val="false"/>
+          <w:sz w:val="24"/>
+          <w:szCs w:val="24"/>
+        </w:rPr>
+        <w:t xml:space="preserve"> &gt; </w:t>
+      </w:r>
+      <w:r>
+        <w:rPr>
+          <w:rFonts w:ascii="Times New Roman" w:cs="Times New Roman" w:eastAsia="Times New Roman" w:hAnsi="Times New Roman"/>
+          <w:bCs w:val="false"/>
+          <w:i/>
+          <w:iCs w:val="false"/>
+          <w:sz w:val="24"/>
+          <w:szCs w:val="24"/>
+        </w:rPr>
+        <w:t>c</w:t>
+      </w:r>
+      <w:r>
+        <w:rPr>
+          <w:rFonts w:ascii="Times New Roman" w:cs="Times New Roman" w:eastAsia="Times New Roman" w:hAnsi="Times New Roman"/>
+          <w:bCs w:val="false"/>
+          <w:iCs w:val="false"/>
+          <w:sz w:val="24"/>
+          <w:szCs w:val="24"/>
+        </w:rPr>
+        <w:t xml:space="preserve">, while </w:t>
+      </w:r>
+      <w:r>
+        <w:rPr>
+          <w:rFonts w:ascii="Times New Roman" w:cs="Times New Roman" w:eastAsia="Times New Roman" w:hAnsi="Times New Roman"/>
+          <w:bCs w:val="false"/>
+          <w:i/>
+          <w:iCs w:val="false"/>
+          <w:sz w:val="24"/>
+          <w:szCs w:val="24"/>
+        </w:rPr>
+        <w:t>V</w:t>
+      </w:r>
+      <w:r>
+        <w:rPr>
+          <w:rFonts w:ascii="Times New Roman" w:cs="Times New Roman" w:eastAsia="Times New Roman" w:hAnsi="Times New Roman"/>
+          <w:bCs w:val="false"/>
+          <w:iCs w:val="false"/>
+          <w:sz w:val="24"/>
+          <w:szCs w:val="24"/>
+        </w:rPr>
+        <w:t xml:space="preserve"> &lt; 0 whenever </w:t>
+      </w:r>
+      <w:r>
+        <w:rPr>
+          <w:rFonts w:ascii="Times New Roman" w:cs="Times New Roman" w:eastAsia="Times New Roman" w:hAnsi="Times New Roman"/>
+          <w:bCs w:val="false"/>
+          <w:i/>
+          <w:iCs w:val="false"/>
+          <w:sz w:val="24"/>
+          <w:szCs w:val="24"/>
+        </w:rPr>
+        <w:t>V</w:t>
+      </w:r>
+      <w:r>
+        <w:rPr>
+          <w:rFonts w:ascii="Times New Roman" w:cs="Times New Roman" w:eastAsia="Times New Roman" w:hAnsi="Times New Roman"/>
+          <w:bCs w:val="false"/>
+          <w:i/>
+          <w:iCs w:val="false"/>
+          <w:sz w:val="24"/>
+          <w:szCs w:val="24"/>
+          <w:vertAlign w:val="subscript"/>
+        </w:rPr>
+        <w:t>0</w:t>
+      </w:r>
+      <w:r>
+        <w:rPr>
+          <w:rFonts w:ascii="Times New Roman" w:cs="Times New Roman" w:eastAsia="Times New Roman" w:hAnsi="Times New Roman"/>
+          <w:bCs w:val="false"/>
+          <w:iCs w:val="false"/>
+          <w:sz w:val="24"/>
+          <w:szCs w:val="24"/>
+        </w:rPr>
+        <w:t xml:space="preserve"> &lt; γ</w:t>
+      </w:r>
+      <w:r>
+        <w:rPr>
+          <w:rFonts w:ascii="Times New Roman" w:cs="Times New Roman" w:eastAsia="Times New Roman" w:hAnsi="Times New Roman"/>
+          <w:bCs w:val="false"/>
+          <w:i/>
+          <w:iCs w:val="false"/>
+          <w:sz w:val="24"/>
+          <w:szCs w:val="24"/>
+        </w:rPr>
+        <w:t>K</w:t>
+      </w:r>
+      <w:r>
+        <w:rPr>
+          <w:rFonts w:ascii="Times New Roman" w:cs="Times New Roman" w:eastAsia="Times New Roman" w:hAnsi="Times New Roman"/>
+          <w:bCs w:val="false"/>
+          <w:iCs w:val="false"/>
+          <w:sz w:val="24"/>
+          <w:szCs w:val="24"/>
+        </w:rPr>
+        <w:t xml:space="preserve">, so the event that NPV promotes and </w:t>
+      </w:r>
+      <w:r>
+        <w:rPr>
+          <w:rFonts w:ascii="Times New Roman" w:cs="Times New Roman" w:eastAsia="Times New Roman" w:hAnsi="Times New Roman"/>
+          <w:bCs w:val="false"/>
+          <w:i/>
+          <w:iCs w:val="false"/>
+          <w:sz w:val="24"/>
+          <w:szCs w:val="24"/>
+        </w:rPr>
+        <w:t>V</w:t>
+      </w:r>
+      <w:r>
+        <w:rPr>
+          <w:rFonts w:ascii="Times New Roman" w:cs="Times New Roman" w:eastAsia="Times New Roman" w:hAnsi="Times New Roman"/>
+          <w:bCs w:val="false"/>
+          <w:iCs w:val="false"/>
+          <w:sz w:val="24"/>
+          <w:szCs w:val="24"/>
+        </w:rPr>
+        <w:t xml:space="preserve"> &lt; 0 is the interval (</w:t>
+      </w:r>
+      <w:r>
+        <w:rPr>
+          <w:rFonts w:ascii="Times New Roman" w:cs="Times New Roman" w:eastAsia="Times New Roman" w:hAnsi="Times New Roman"/>
+          <w:bCs w:val="false"/>
+          <w:i/>
+          <w:iCs w:val="false"/>
+          <w:sz w:val="24"/>
+          <w:szCs w:val="24"/>
+        </w:rPr>
+        <w:t>c</w:t>
+      </w:r>
+      <w:r>
+        <w:rPr>
+          <w:rFonts w:ascii="Times New Roman" w:cs="Times New Roman" w:eastAsia="Times New Roman" w:hAnsi="Times New Roman"/>
+          <w:bCs w:val="false"/>
+          <w:iCs w:val="false"/>
+          <w:sz w:val="24"/>
+          <w:szCs w:val="24"/>
+        </w:rPr>
+        <w:t xml:space="preserve"> − (1 − </w:t>
       </w:r>
       <w:r>
         <w:rPr>
@@ -19609,81 +20067,60 @@
           <w:sz w:val="24"/>
           <w:szCs w:val="24"/>
         </w:rPr>
-        <w:t xml:space="preserve"> &lt; 1, every maximizer of </w:t>
-      </w:r>
-      <w:r>
-        <w:rPr>
-          <w:rFonts w:ascii="Times New Roman" w:cs="Times New Roman" w:eastAsia="Times New Roman" w:hAnsi="Times New Roman"/>
-          <w:bCs w:val="false"/>
-          <w:i/>
-          <w:iCs w:val="false"/>
-          <w:sz w:val="24"/>
-          <w:szCs w:val="24"/>
-        </w:rPr>
-        <w:t>J</w:t>
-      </w:r>
-      <w:r>
-        <w:rPr>
-          <w:rFonts w:ascii="Times New Roman" w:cs="Times New Roman" w:eastAsia="Times New Roman" w:hAnsi="Times New Roman"/>
-          <w:bCs w:val="false"/>
-          <w:iCs w:val="false"/>
-          <w:sz w:val="24"/>
-          <w:szCs w:val="24"/>
-        </w:rPr>
-        <w:t xml:space="preserve"> sets </w:t>
-      </w:r>
-      <w:r>
-        <w:rPr>
-          <w:rFonts w:ascii="Times New Roman" w:cs="Times New Roman" w:eastAsia="Times New Roman" w:hAnsi="Times New Roman"/>
-          <w:bCs w:val="false"/>
-          <w:i/>
-          <w:iCs w:val="false"/>
-          <w:sz w:val="24"/>
-          <w:szCs w:val="24"/>
-        </w:rPr>
-        <w:t>b</w:t>
-      </w:r>
-      <w:r>
-        <w:rPr>
-          <w:rFonts w:ascii="Times New Roman" w:cs="Times New Roman" w:eastAsia="Times New Roman" w:hAnsi="Times New Roman"/>
-          <w:bCs w:val="false"/>
-          <w:iCs w:val="false"/>
-          <w:sz w:val="24"/>
-          <w:szCs w:val="24"/>
-        </w:rPr>
-        <w:t xml:space="preserve"> = K. The NPV rule, which promotes when the judge increment exceeds a cost </w:t>
-      </w:r>
-      <w:r>
-        <w:rPr>
-          <w:rFonts w:ascii="Times New Roman" w:cs="Times New Roman" w:eastAsia="Times New Roman" w:hAnsi="Times New Roman"/>
-          <w:bCs w:val="false"/>
-          <w:i/>
-          <w:iCs w:val="false"/>
-          <w:sz w:val="24"/>
-          <w:szCs w:val="24"/>
-        </w:rPr>
-        <w:t>c</w:t>
-      </w:r>
-      <w:r>
-        <w:rPr>
-          <w:rFonts w:ascii="Times New Roman" w:cs="Times New Roman" w:eastAsia="Times New Roman" w:hAnsi="Times New Roman"/>
-          <w:bCs w:val="false"/>
-          <w:iCs w:val="false"/>
-          <w:sz w:val="24"/>
-          <w:szCs w:val="24"/>
-        </w:rPr>
-        <w:t xml:space="preserve">, then promotes whenever </w:t>
-      </w:r>
-      <w:r>
-        <w:rPr>
-          <w:rFonts w:ascii="Times New Roman" w:cs="Times New Roman" w:eastAsia="Times New Roman" w:hAnsi="Times New Roman"/>
-          <w:bCs w:val="false"/>
-          <w:i/>
-          <w:iCs w:val="false"/>
-          <w:sz w:val="24"/>
-          <w:szCs w:val="24"/>
-        </w:rPr>
-        <w:t>aV</w:t>
+        <w:t>)</w:t>
+      </w:r>
+      <w:r>
+        <w:rPr>
+          <w:rFonts w:ascii="Times New Roman" w:cs="Times New Roman" w:eastAsia="Times New Roman" w:hAnsi="Times New Roman"/>
+          <w:bCs w:val="false"/>
+          <w:i/>
+          <w:iCs w:val="false"/>
+          <w:sz w:val="24"/>
+          <w:szCs w:val="24"/>
+        </w:rPr>
+        <w:t>K</w:t>
+      </w:r>
+      <w:r>
+        <w:rPr>
+          <w:rFonts w:ascii="Times New Roman" w:cs="Times New Roman" w:eastAsia="Times New Roman" w:hAnsi="Times New Roman"/>
+          <w:bCs w:val="false"/>
+          <w:iCs w:val="false"/>
+          <w:sz w:val="24"/>
+          <w:szCs w:val="24"/>
+        </w:rPr>
+        <w:t>)/</w:t>
+      </w:r>
+      <w:r>
+        <w:rPr>
+          <w:rFonts w:ascii="Times New Roman" w:cs="Times New Roman" w:eastAsia="Times New Roman" w:hAnsi="Times New Roman"/>
+          <w:bCs w:val="false"/>
+          <w:i/>
+          <w:iCs w:val="false"/>
+          <w:sz w:val="24"/>
+          <w:szCs w:val="24"/>
+        </w:rPr>
+        <w:t>a</w:t>
+      </w:r>
+      <w:r>
+        <w:rPr>
+          <w:rFonts w:ascii="Times New Roman" w:cs="Times New Roman" w:eastAsia="Times New Roman" w:hAnsi="Times New Roman"/>
+          <w:bCs w:val="false"/>
+          <w:iCs w:val="false"/>
+          <w:sz w:val="24"/>
+          <w:szCs w:val="24"/>
+        </w:rPr>
+        <w:t xml:space="preserve"> &lt; </w:t>
+      </w:r>
+      <w:r>
+        <w:rPr>
+          <w:rFonts w:ascii="Times New Roman" w:cs="Times New Roman" w:eastAsia="Times New Roman" w:hAnsi="Times New Roman"/>
+          <w:bCs w:val="false"/>
+          <w:i/>
+          <w:iCs w:val="false"/>
+          <w:sz w:val="24"/>
+          <w:szCs w:val="24"/>
+        </w:rPr>
+        <w:t>V</w:t>
       </w:r>
       <w:r>
         <w:rPr>
@@ -19705,220 +20142,70 @@
           <w:sz w:val="24"/>
           <w:szCs w:val="24"/>
         </w:rPr>
-        <w:t xml:space="preserve"> + (1 − </w:t>
-      </w:r>
-      <w:r>
-        <w:rPr>
-          <w:rFonts w:ascii="Times New Roman" w:cs="Times New Roman" w:eastAsia="Times New Roman" w:hAnsi="Times New Roman"/>
-          <w:bCs w:val="false"/>
-          <w:i/>
-          <w:iCs w:val="false"/>
-          <w:sz w:val="24"/>
-          <w:szCs w:val="24"/>
-        </w:rPr>
-        <w:t>aγ</w:t>
-      </w:r>
-      <w:r>
-        <w:rPr>
-          <w:rFonts w:ascii="Times New Roman" w:cs="Times New Roman" w:eastAsia="Times New Roman" w:hAnsi="Times New Roman"/>
-          <w:bCs w:val="false"/>
-          <w:iCs w:val="false"/>
-          <w:sz w:val="24"/>
-          <w:szCs w:val="24"/>
-        </w:rPr>
-        <w:t xml:space="preserve">)K &gt; </w:t>
-      </w:r>
-      <w:r>
-        <w:rPr>
-          <w:rFonts w:ascii="Times New Roman" w:cs="Times New Roman" w:eastAsia="Times New Roman" w:hAnsi="Times New Roman"/>
-          <w:bCs w:val="false"/>
-          <w:i/>
-          <w:iCs w:val="false"/>
-          <w:sz w:val="24"/>
-          <w:szCs w:val="24"/>
-        </w:rPr>
-        <w:t>c</w:t>
-      </w:r>
-      <w:r>
-        <w:rPr>
-          <w:rFonts w:ascii="Times New Roman" w:cs="Times New Roman" w:eastAsia="Times New Roman" w:hAnsi="Times New Roman"/>
-          <w:bCs w:val="false"/>
-          <w:iCs w:val="false"/>
-          <w:sz w:val="24"/>
-          <w:szCs w:val="24"/>
-        </w:rPr>
-        <w:t xml:space="preserve">, while </w:t>
-      </w:r>
-      <w:r>
-        <w:rPr>
-          <w:rFonts w:ascii="Times New Roman" w:cs="Times New Roman" w:eastAsia="Times New Roman" w:hAnsi="Times New Roman"/>
-          <w:bCs w:val="false"/>
-          <w:i/>
-          <w:iCs w:val="false"/>
-          <w:sz w:val="24"/>
-          <w:szCs w:val="24"/>
-        </w:rPr>
-        <w:t>V</w:t>
-      </w:r>
-      <w:r>
-        <w:rPr>
-          <w:rFonts w:ascii="Times New Roman" w:cs="Times New Roman" w:eastAsia="Times New Roman" w:hAnsi="Times New Roman"/>
-          <w:bCs w:val="false"/>
-          <w:iCs w:val="false"/>
-          <w:sz w:val="24"/>
-          <w:szCs w:val="24"/>
-        </w:rPr>
-        <w:t xml:space="preserve"> &lt; 0 whenever </w:t>
-      </w:r>
-      <w:r>
-        <w:rPr>
-          <w:rFonts w:ascii="Times New Roman" w:cs="Times New Roman" w:eastAsia="Times New Roman" w:hAnsi="Times New Roman"/>
-          <w:bCs w:val="false"/>
-          <w:i/>
-          <w:iCs w:val="false"/>
-          <w:sz w:val="24"/>
-          <w:szCs w:val="24"/>
-        </w:rPr>
-        <w:t>V</w:t>
-      </w:r>
-      <w:r>
-        <w:rPr>
-          <w:rFonts w:ascii="Times New Roman" w:cs="Times New Roman" w:eastAsia="Times New Roman" w:hAnsi="Times New Roman"/>
-          <w:bCs w:val="false"/>
-          <w:i/>
-          <w:iCs w:val="false"/>
-          <w:sz w:val="24"/>
-          <w:szCs w:val="24"/>
-          <w:vertAlign w:val="subscript"/>
-        </w:rPr>
-        <w:t>0</w:t>
-      </w:r>
-      <w:r>
-        <w:rPr>
-          <w:rFonts w:ascii="Times New Roman" w:cs="Times New Roman" w:eastAsia="Times New Roman" w:hAnsi="Times New Roman"/>
-          <w:bCs w:val="false"/>
-          <w:iCs w:val="false"/>
-          <w:sz w:val="24"/>
-          <w:szCs w:val="24"/>
-        </w:rPr>
-        <w:t xml:space="preserve"> &lt; γK. The event that NPV promotes and </w:t>
-      </w:r>
-      <w:r>
-        <w:rPr>
-          <w:rFonts w:ascii="Times New Roman" w:cs="Times New Roman" w:eastAsia="Times New Roman" w:hAnsi="Times New Roman"/>
-          <w:bCs w:val="false"/>
-          <w:i/>
-          <w:iCs w:val="false"/>
-          <w:sz w:val="24"/>
-          <w:szCs w:val="24"/>
-        </w:rPr>
-        <w:t>V</w:t>
-      </w:r>
-      <w:r>
-        <w:rPr>
-          <w:rFonts w:ascii="Times New Roman" w:cs="Times New Roman" w:eastAsia="Times New Roman" w:hAnsi="Times New Roman"/>
-          <w:bCs w:val="false"/>
-          <w:iCs w:val="false"/>
-          <w:sz w:val="24"/>
-          <w:szCs w:val="24"/>
-        </w:rPr>
-        <w:t xml:space="preserve"> &lt; 0 is the interval (</w:t>
-      </w:r>
-      <w:r>
-        <w:rPr>
-          <w:rFonts w:ascii="Times New Roman" w:cs="Times New Roman" w:eastAsia="Times New Roman" w:hAnsi="Times New Roman"/>
-          <w:bCs w:val="false"/>
-          <w:i/>
-          <w:iCs w:val="false"/>
-          <w:sz w:val="24"/>
-          <w:szCs w:val="24"/>
-        </w:rPr>
-        <w:t>c</w:t>
-      </w:r>
-      <w:r>
-        <w:rPr>
-          <w:rFonts w:ascii="Times New Roman" w:cs="Times New Roman" w:eastAsia="Times New Roman" w:hAnsi="Times New Roman"/>
-          <w:bCs w:val="false"/>
-          <w:iCs w:val="false"/>
-          <w:sz w:val="24"/>
-          <w:szCs w:val="24"/>
-        </w:rPr>
-        <w:t xml:space="preserve"> − (1 − </w:t>
-      </w:r>
-      <w:r>
-        <w:rPr>
-          <w:rFonts w:ascii="Times New Roman" w:cs="Times New Roman" w:eastAsia="Times New Roman" w:hAnsi="Times New Roman"/>
-          <w:bCs w:val="false"/>
-          <w:i/>
-          <w:iCs w:val="false"/>
-          <w:sz w:val="24"/>
-          <w:szCs w:val="24"/>
-        </w:rPr>
-        <w:t>aγ</w:t>
-      </w:r>
-      <w:r>
-        <w:rPr>
-          <w:rFonts w:ascii="Times New Roman" w:cs="Times New Roman" w:eastAsia="Times New Roman" w:hAnsi="Times New Roman"/>
-          <w:bCs w:val="false"/>
-          <w:iCs w:val="false"/>
-          <w:sz w:val="24"/>
-          <w:szCs w:val="24"/>
-        </w:rPr>
-        <w:t>)K)/</w:t>
-      </w:r>
-      <w:r>
-        <w:rPr>
-          <w:rFonts w:ascii="Times New Roman" w:cs="Times New Roman" w:eastAsia="Times New Roman" w:hAnsi="Times New Roman"/>
-          <w:bCs w:val="false"/>
-          <w:i/>
-          <w:iCs w:val="false"/>
-          <w:sz w:val="24"/>
-          <w:szCs w:val="24"/>
-        </w:rPr>
-        <w:t>a</w:t>
-      </w:r>
-      <w:r>
-        <w:rPr>
-          <w:rFonts w:ascii="Times New Roman" w:cs="Times New Roman" w:eastAsia="Times New Roman" w:hAnsi="Times New Roman"/>
-          <w:bCs w:val="false"/>
-          <w:iCs w:val="false"/>
-          <w:sz w:val="24"/>
-          <w:szCs w:val="24"/>
-        </w:rPr>
-        <w:t xml:space="preserve"> &lt; </w:t>
-      </w:r>
-      <w:r>
-        <w:rPr>
-          <w:rFonts w:ascii="Times New Roman" w:cs="Times New Roman" w:eastAsia="Times New Roman" w:hAnsi="Times New Roman"/>
-          <w:bCs w:val="false"/>
-          <w:i/>
-          <w:iCs w:val="false"/>
-          <w:sz w:val="24"/>
-          <w:szCs w:val="24"/>
-        </w:rPr>
-        <w:t>V</w:t>
-      </w:r>
-      <w:r>
-        <w:rPr>
-          <w:rFonts w:ascii="Times New Roman" w:cs="Times New Roman" w:eastAsia="Times New Roman" w:hAnsi="Times New Roman"/>
-          <w:bCs w:val="false"/>
-          <w:i/>
-          <w:iCs w:val="false"/>
-          <w:sz w:val="24"/>
-          <w:szCs w:val="24"/>
-          <w:vertAlign w:val="subscript"/>
-        </w:rPr>
-        <w:t>0</w:t>
-      </w:r>
-      <w:r>
-        <w:rPr>
-          <w:rFonts w:ascii="Times New Roman" w:cs="Times New Roman" w:eastAsia="Times New Roman" w:hAnsi="Times New Roman"/>
-          <w:bCs w:val="false"/>
-          <w:iCs w:val="false"/>
-          <w:sz w:val="24"/>
-          <w:szCs w:val="24"/>
-        </w:rPr>
-        <w:t xml:space="preserve"> &lt; γK, whose endpoints move outward as K grows. Its probability is therefore nondecreasing in K and tends to one if </w:t>
+        <w:t xml:space="preserve"> &lt; γ</w:t>
+      </w:r>
+      <w:r>
+        <w:rPr>
+          <w:rFonts w:ascii="Times New Roman" w:cs="Times New Roman" w:eastAsia="Times New Roman" w:hAnsi="Times New Roman"/>
+          <w:bCs w:val="false"/>
+          <w:i/>
+          <w:iCs w:val="false"/>
+          <w:sz w:val="24"/>
+          <w:szCs w:val="24"/>
+        </w:rPr>
+        <w:t>K</w:t>
+      </w:r>
+      <w:r>
+        <w:rPr>
+          <w:rFonts w:ascii="Times New Roman" w:cs="Times New Roman" w:eastAsia="Times New Roman" w:hAnsi="Times New Roman"/>
+          <w:bCs w:val="false"/>
+          <w:iCs w:val="false"/>
+          <w:sz w:val="24"/>
+          <w:szCs w:val="24"/>
+        </w:rPr>
+        <w:t xml:space="preserve">, whose endpoints move outward as </w:t>
+      </w:r>
+      <w:r>
+        <w:rPr>
+          <w:rFonts w:ascii="Times New Roman" w:cs="Times New Roman" w:eastAsia="Times New Roman" w:hAnsi="Times New Roman"/>
+          <w:bCs w:val="false"/>
+          <w:i/>
+          <w:iCs w:val="false"/>
+          <w:sz w:val="24"/>
+          <w:szCs w:val="24"/>
+        </w:rPr>
+        <w:t>K</w:t>
+      </w:r>
+      <w:r>
+        <w:rPr>
+          <w:rFonts w:ascii="Times New Roman" w:cs="Times New Roman" w:eastAsia="Times New Roman" w:hAnsi="Times New Roman"/>
+          <w:bCs w:val="false"/>
+          <w:iCs w:val="false"/>
+          <w:sz w:val="24"/>
+          <w:szCs w:val="24"/>
+        </w:rPr>
+        <w:t xml:space="preserve"> grows. Its probability is therefore nondecreasing in </w:t>
+      </w:r>
+      <w:r>
+        <w:rPr>
+          <w:rFonts w:ascii="Times New Roman" w:cs="Times New Roman" w:eastAsia="Times New Roman" w:hAnsi="Times New Roman"/>
+          <w:bCs w:val="false"/>
+          <w:i/>
+          <w:iCs w:val="false"/>
+          <w:sz w:val="24"/>
+          <w:szCs w:val="24"/>
+        </w:rPr>
+        <w:t>K</w:t>
+      </w:r>
+      <w:r>
+        <w:rPr>
+          <w:rFonts w:ascii="Times New Roman" w:cs="Times New Roman" w:eastAsia="Times New Roman" w:hAnsi="Times New Roman"/>
+          <w:bCs w:val="false"/>
+          <w:iCs w:val="false"/>
+          <w:sz w:val="24"/>
+          <w:szCs w:val="24"/>
+        </w:rPr>
+        <w:t xml:space="preserve"> and tends to one if </w:t>
       </w:r>
       <w:r>
         <w:rPr>
@@ -20063,7 +20350,7 @@
           <w:sz w:val="24"/>
           <w:szCs w:val="24"/>
         </w:rPr>
-        <w:t>, and let Δ</w:t>
+        <w:t xml:space="preserve"> and gold-score differences Δ</w:t>
       </w:r>
       <w:r>
         <w:rPr>
@@ -20096,16 +20383,28 @@
           <w:sz w:val="24"/>
           <w:szCs w:val="24"/>
         </w:rPr>
-        <w:t xml:space="preserve"> be the gold-score difference between the cheat and the incumbent on class </w:t>
-      </w:r>
-      <w:r>
-        <w:rPr>
-          <w:rFonts w:ascii="Times New Roman" w:cs="Times New Roman" w:eastAsia="Times New Roman" w:hAnsi="Times New Roman"/>
-          <w:bCs w:val="false"/>
-          <w:i/>
-          <w:iCs w:val="false"/>
-          <w:sz w:val="24"/>
-          <w:szCs w:val="24"/>
+        <w:t xml:space="preserve"> between the cheat and the incumbent. The mean difference Σ</w:t>
+      </w:r>
+      <w:r>
+        <w:rPr>
+          <w:rFonts w:ascii="Times New Roman" w:cs="Times New Roman" w:eastAsia="Times New Roman" w:hAnsi="Times New Roman"/>
+          <w:bCs w:val="false"/>
+          <w:i/>
+          <w:iCs w:val="false"/>
+          <w:sz w:val="24"/>
+          <w:szCs w:val="24"/>
+        </w:rPr>
+        <w:t>w</w:t>
+      </w:r>
+      <w:r>
+        <w:rPr>
+          <w:rFonts w:ascii="Times New Roman" w:cs="Times New Roman" w:eastAsia="Times New Roman" w:hAnsi="Times New Roman"/>
+          <w:bCs w:val="false"/>
+          <w:i/>
+          <w:iCs w:val="false"/>
+          <w:sz w:val="24"/>
+          <w:szCs w:val="24"/>
+          <w:vertAlign w:val="subscript"/>
         </w:rPr>
         <w:t>k</w:t>
       </w:r>
@@ -20117,7 +20416,94 @@
           <w:sz w:val="24"/>
           <w:szCs w:val="24"/>
         </w:rPr>
-        <w:t>. The holdout mean difference is Σ</w:t>
+        <w:t>Δ</w:t>
+      </w:r>
+      <w:r>
+        <w:rPr>
+          <w:rFonts w:ascii="Times New Roman" w:cs="Times New Roman" w:eastAsia="Times New Roman" w:hAnsi="Times New Roman"/>
+          <w:bCs w:val="false"/>
+          <w:i/>
+          <w:iCs w:val="false"/>
+          <w:sz w:val="24"/>
+          <w:szCs w:val="24"/>
+        </w:rPr>
+        <w:t>G</w:t>
+      </w:r>
+      <w:r>
+        <w:rPr>
+          <w:rFonts w:ascii="Times New Roman" w:cs="Times New Roman" w:eastAsia="Times New Roman" w:hAnsi="Times New Roman"/>
+          <w:bCs w:val="false"/>
+          <w:i/>
+          <w:iCs w:val="false"/>
+          <w:sz w:val="24"/>
+          <w:szCs w:val="24"/>
+          <w:vertAlign w:val="subscript"/>
+        </w:rPr>
+        <w:t>k</w:t>
+      </w:r>
+      <w:r>
+        <w:rPr>
+          <w:rFonts w:ascii="Times New Roman" w:cs="Times New Roman" w:eastAsia="Times New Roman" w:hAnsi="Times New Roman"/>
+          <w:bCs w:val="false"/>
+          <w:iCs w:val="false"/>
+          <w:sz w:val="24"/>
+          <w:szCs w:val="24"/>
+        </w:rPr>
+        <w:t xml:space="preserve"> is positive even though Δ</w:t>
+      </w:r>
+      <w:r>
+        <w:rPr>
+          <w:rFonts w:ascii="Times New Roman" w:cs="Times New Roman" w:eastAsia="Times New Roman" w:hAnsi="Times New Roman"/>
+          <w:bCs w:val="false"/>
+          <w:i/>
+          <w:iCs w:val="false"/>
+          <w:sz w:val="24"/>
+          <w:szCs w:val="24"/>
+        </w:rPr>
+        <w:t>G</w:t>
+      </w:r>
+      <w:r>
+        <w:rPr>
+          <w:rFonts w:ascii="Times New Roman" w:cs="Times New Roman" w:eastAsia="Times New Roman" w:hAnsi="Times New Roman"/>
+          <w:bCs w:val="false"/>
+          <w:i/>
+          <w:iCs w:val="false"/>
+          <w:sz w:val="24"/>
+          <w:szCs w:val="24"/>
+          <w:vertAlign w:val="subscript"/>
+        </w:rPr>
+        <w:t>c</w:t>
+      </w:r>
+      <w:r>
+        <w:rPr>
+          <w:rFonts w:ascii="Times New Roman" w:cs="Times New Roman" w:eastAsia="Times New Roman" w:hAnsi="Times New Roman"/>
+          <w:bCs w:val="false"/>
+          <w:iCs w:val="false"/>
+          <w:sz w:val="24"/>
+          <w:szCs w:val="24"/>
+        </w:rPr>
+        <w:t xml:space="preserve"> &lt; 0 on the refusal class </w:t>
+      </w:r>
+      <w:r>
+        <w:rPr>
+          <w:rFonts w:ascii="Times New Roman" w:cs="Times New Roman" w:eastAsia="Times New Roman" w:hAnsi="Times New Roman"/>
+          <w:bCs w:val="false"/>
+          <w:i/>
+          <w:iCs w:val="false"/>
+          <w:sz w:val="24"/>
+          <w:szCs w:val="24"/>
+        </w:rPr>
+        <w:t>c</w:t>
+      </w:r>
+      <w:r>
+        <w:rPr>
+          <w:rFonts w:ascii="Times New Roman" w:cs="Times New Roman" w:eastAsia="Times New Roman" w:hAnsi="Times New Roman"/>
+          <w:bCs w:val="false"/>
+          <w:iCs w:val="false"/>
+          <w:sz w:val="24"/>
+          <w:szCs w:val="24"/>
+        </w:rPr>
+        <w:t xml:space="preserve"> whenever </w:t>
       </w:r>
       <w:r>
         <w:rPr>
@@ -20140,6 +20526,93 @@
           <w:szCs w:val="24"/>
           <w:vertAlign w:val="subscript"/>
         </w:rPr>
+        <w:t>c</w:t>
+      </w:r>
+      <w:r>
+        <w:rPr>
+          <w:rFonts w:ascii="Times New Roman" w:cs="Times New Roman" w:eastAsia="Times New Roman" w:hAnsi="Times New Roman"/>
+          <w:bCs w:val="false"/>
+          <w:iCs w:val="false"/>
+          <w:sz w:val="24"/>
+          <w:szCs w:val="24"/>
+        </w:rPr>
+        <w:t>|Δ</w:t>
+      </w:r>
+      <w:r>
+        <w:rPr>
+          <w:rFonts w:ascii="Times New Roman" w:cs="Times New Roman" w:eastAsia="Times New Roman" w:hAnsi="Times New Roman"/>
+          <w:bCs w:val="false"/>
+          <w:i/>
+          <w:iCs w:val="false"/>
+          <w:sz w:val="24"/>
+          <w:szCs w:val="24"/>
+        </w:rPr>
+        <w:t>G</w:t>
+      </w:r>
+      <w:r>
+        <w:rPr>
+          <w:rFonts w:ascii="Times New Roman" w:cs="Times New Roman" w:eastAsia="Times New Roman" w:hAnsi="Times New Roman"/>
+          <w:bCs w:val="false"/>
+          <w:i/>
+          <w:iCs w:val="false"/>
+          <w:sz w:val="24"/>
+          <w:szCs w:val="24"/>
+          <w:vertAlign w:val="subscript"/>
+        </w:rPr>
+        <w:t>c</w:t>
+      </w:r>
+      <w:r>
+        <w:rPr>
+          <w:rFonts w:ascii="Times New Roman" w:cs="Times New Roman" w:eastAsia="Times New Roman" w:hAnsi="Times New Roman"/>
+          <w:bCs w:val="false"/>
+          <w:iCs w:val="false"/>
+          <w:sz w:val="24"/>
+          <w:szCs w:val="24"/>
+        </w:rPr>
+        <w:t>| &lt; Σ</w:t>
+      </w:r>
+      <w:r>
+        <w:rPr>
+          <w:rFonts w:ascii="Times New Roman" w:cs="Times New Roman" w:eastAsia="Times New Roman" w:hAnsi="Times New Roman"/>
+          <w:bCs w:val="false"/>
+          <w:iCs w:val="false"/>
+          <w:sz w:val="24"/>
+          <w:szCs w:val="24"/>
+          <w:vertAlign w:val="subscript"/>
+        </w:rPr>
+        <w:t>k≠c</w:t>
+      </w:r>
+      <w:r>
+        <w:rPr>
+          <w:rFonts w:ascii="Times New Roman" w:cs="Times New Roman" w:eastAsia="Times New Roman" w:hAnsi="Times New Roman"/>
+          <w:bCs w:val="false"/>
+          <w:iCs w:val="false"/>
+          <w:sz w:val="24"/>
+          <w:szCs w:val="24"/>
+        </w:rPr>
+        <w:t xml:space="preserve"> </w:t>
+      </w:r>
+      <w:r>
+        <w:rPr>
+          <w:rFonts w:ascii="Times New Roman" w:cs="Times New Roman" w:eastAsia="Times New Roman" w:hAnsi="Times New Roman"/>
+          <w:bCs w:val="false"/>
+          <w:i/>
+          <w:iCs w:val="false"/>
+          <w:sz w:val="24"/>
+          <w:szCs w:val="24"/>
+        </w:rPr>
+        <w:t>w</w:t>
+      </w:r>
+      <w:r>
+        <w:rPr>
+          <w:rFonts w:ascii="Times New Roman" w:cs="Times New Roman" w:eastAsia="Times New Roman" w:hAnsi="Times New Roman"/>
+          <w:bCs w:val="false"/>
+          <w:i/>
+          <w:iCs w:val="false"/>
+          <w:sz w:val="24"/>
+          <w:szCs w:val="24"/>
+          <w:vertAlign w:val="subscript"/>
+        </w:rPr>
         <w:t>k</w:t>
       </w:r>
       <w:r>
@@ -20183,7 +20656,394 @@
           <w:sz w:val="24"/>
           <w:szCs w:val="24"/>
         </w:rPr>
-        <w:t>. It is positive even though Δ</w:t>
+        <w:t>. For Proposition 3, if the canary score of the cheat is measured with noise ω</w:t>
+      </w:r>
+      <w:r>
+        <w:rPr>
+          <w:rFonts w:ascii="Times New Roman" w:cs="Times New Roman" w:eastAsia="Times New Roman" w:hAnsi="Times New Roman"/>
+          <w:bCs w:val="false"/>
+          <w:iCs w:val="false"/>
+          <w:sz w:val="24"/>
+          <w:szCs w:val="24"/>
+          <w:vertAlign w:val="subscript"/>
+        </w:rPr>
+        <w:t>c</w:t>
+      </w:r>
+      <w:r>
+        <w:rPr>
+          <w:rFonts w:ascii="Times New Roman" w:cs="Times New Roman" w:eastAsia="Times New Roman" w:hAnsi="Times New Roman"/>
+          <w:bCs w:val="false"/>
+          <w:iCs w:val="false"/>
+          <w:sz w:val="24"/>
+          <w:szCs w:val="24"/>
+        </w:rPr>
+        <w:t xml:space="preserve"> around its true value </w:t>
+      </w:r>
+      <w:r>
+        <w:rPr>
+          <w:rFonts w:ascii="Times New Roman" w:cs="Times New Roman" w:eastAsia="Times New Roman" w:hAnsi="Times New Roman"/>
+          <w:bCs w:val="false"/>
+          <w:i/>
+          <w:iCs w:val="false"/>
+          <w:sz w:val="24"/>
+          <w:szCs w:val="24"/>
+        </w:rPr>
+        <w:t>g</w:t>
+      </w:r>
+      <w:r>
+        <w:rPr>
+          <w:rFonts w:ascii="Times New Roman" w:cs="Times New Roman" w:eastAsia="Times New Roman" w:hAnsi="Times New Roman"/>
+          <w:bCs w:val="false"/>
+          <w:i/>
+          <w:iCs w:val="false"/>
+          <w:sz w:val="24"/>
+          <w:szCs w:val="24"/>
+          <w:vertAlign w:val="subscript"/>
+        </w:rPr>
+        <w:t>c</w:t>
+      </w:r>
+      <w:r>
+        <w:rPr>
+          <w:rFonts w:ascii="Times New Roman" w:cs="Times New Roman" w:eastAsia="Times New Roman" w:hAnsi="Times New Roman"/>
+          <w:bCs w:val="false"/>
+          <w:iCs w:val="false"/>
+          <w:sz w:val="24"/>
+          <w:szCs w:val="24"/>
+        </w:rPr>
+        <w:t xml:space="preserve"> and the battery has a floor θ, the cheat is stopped with probability Φ((θ − </w:t>
+      </w:r>
+      <w:r>
+        <w:rPr>
+          <w:rFonts w:ascii="Times New Roman" w:cs="Times New Roman" w:eastAsia="Times New Roman" w:hAnsi="Times New Roman"/>
+          <w:bCs w:val="false"/>
+          <w:i/>
+          <w:iCs w:val="false"/>
+          <w:sz w:val="24"/>
+          <w:szCs w:val="24"/>
+        </w:rPr>
+        <w:t>g</w:t>
+      </w:r>
+      <w:r>
+        <w:rPr>
+          <w:rFonts w:ascii="Times New Roman" w:cs="Times New Roman" w:eastAsia="Times New Roman" w:hAnsi="Times New Roman"/>
+          <w:bCs w:val="false"/>
+          <w:i/>
+          <w:iCs w:val="false"/>
+          <w:sz w:val="24"/>
+          <w:szCs w:val="24"/>
+          <w:vertAlign w:val="subscript"/>
+        </w:rPr>
+        <w:t>c</w:t>
+      </w:r>
+      <w:r>
+        <w:rPr>
+          <w:rFonts w:ascii="Times New Roman" w:cs="Times New Roman" w:eastAsia="Times New Roman" w:hAnsi="Times New Roman"/>
+          <w:bCs w:val="false"/>
+          <w:iCs w:val="false"/>
+          <w:sz w:val="24"/>
+          <w:szCs w:val="24"/>
+        </w:rPr>
+        <w:t>)/ω</w:t>
+      </w:r>
+      <w:r>
+        <w:rPr>
+          <w:rFonts w:ascii="Times New Roman" w:cs="Times New Roman" w:eastAsia="Times New Roman" w:hAnsi="Times New Roman"/>
+          <w:bCs w:val="false"/>
+          <w:iCs w:val="false"/>
+          <w:sz w:val="24"/>
+          <w:szCs w:val="24"/>
+          <w:vertAlign w:val="subscript"/>
+        </w:rPr>
+        <w:t>c</w:t>
+      </w:r>
+      <w:r>
+        <w:rPr>
+          <w:rFonts w:ascii="Times New Roman" w:cs="Times New Roman" w:eastAsia="Times New Roman" w:hAnsi="Times New Roman"/>
+          <w:bCs w:val="false"/>
+          <w:iCs w:val="false"/>
+          <w:sz w:val="24"/>
+          <w:szCs w:val="24"/>
+        </w:rPr>
+        <w:t xml:space="preserve">), which rises with the separation θ − </w:t>
+      </w:r>
+      <w:r>
+        <w:rPr>
+          <w:rFonts w:ascii="Times New Roman" w:cs="Times New Roman" w:eastAsia="Times New Roman" w:hAnsi="Times New Roman"/>
+          <w:bCs w:val="false"/>
+          <w:i/>
+          <w:iCs w:val="false"/>
+          <w:sz w:val="24"/>
+          <w:szCs w:val="24"/>
+        </w:rPr>
+        <w:t>g</w:t>
+      </w:r>
+      <w:r>
+        <w:rPr>
+          <w:rFonts w:ascii="Times New Roman" w:cs="Times New Roman" w:eastAsia="Times New Roman" w:hAnsi="Times New Roman"/>
+          <w:bCs w:val="false"/>
+          <w:i/>
+          <w:iCs w:val="false"/>
+          <w:sz w:val="24"/>
+          <w:szCs w:val="24"/>
+          <w:vertAlign w:val="subscript"/>
+        </w:rPr>
+        <w:t>c</w:t>
+      </w:r>
+      <w:r>
+        <w:rPr>
+          <w:rFonts w:ascii="Times New Roman" w:cs="Times New Roman" w:eastAsia="Times New Roman" w:hAnsi="Times New Roman"/>
+          <w:bCs w:val="false"/>
+          <w:iCs w:val="false"/>
+          <w:sz w:val="24"/>
+          <w:szCs w:val="24"/>
+        </w:rPr>
+        <w:t xml:space="preserve"> that the canary is built to create and equals one with deterministic gold, as in the laboratory (</w:t>
+      </w:r>
+      <w:r>
+        <w:rPr>
+          <w:rFonts w:ascii="Times New Roman" w:cs="Times New Roman" w:eastAsia="Times New Roman" w:hAnsi="Times New Roman"/>
+          <w:bCs w:val="false"/>
+          <w:i/>
+          <w:iCs w:val="false"/>
+          <w:sz w:val="24"/>
+          <w:szCs w:val="24"/>
+        </w:rPr>
+        <w:t>g</w:t>
+      </w:r>
+      <w:r>
+        <w:rPr>
+          <w:rFonts w:ascii="Times New Roman" w:cs="Times New Roman" w:eastAsia="Times New Roman" w:hAnsi="Times New Roman"/>
+          <w:bCs w:val="false"/>
+          <w:i/>
+          <w:iCs w:val="false"/>
+          <w:sz w:val="24"/>
+          <w:szCs w:val="24"/>
+          <w:vertAlign w:val="subscript"/>
+        </w:rPr>
+        <w:t>c</w:t>
+      </w:r>
+      <w:r>
+        <w:rPr>
+          <w:rFonts w:ascii="Times New Roman" w:cs="Times New Roman" w:eastAsia="Times New Roman" w:hAnsi="Times New Roman"/>
+          <w:bCs w:val="false"/>
+          <w:iCs w:val="false"/>
+          <w:sz w:val="24"/>
+          <w:szCs w:val="24"/>
+        </w:rPr>
+        <w:t xml:space="preserve"> = 0.55, θ = 0.70). For Proposition 5, when the judge changes between </w:t>
+      </w:r>
+      <w:r>
+        <w:rPr>
+          <w:rFonts w:ascii="Times New Roman" w:cs="Times New Roman" w:eastAsia="Times New Roman" w:hAnsi="Times New Roman"/>
+          <w:bCs w:val="false"/>
+          <w:i/>
+          <w:iCs w:val="false"/>
+          <w:sz w:val="24"/>
+          <w:szCs w:val="24"/>
+        </w:rPr>
+        <w:t>t</w:t>
+      </w:r>
+      <w:r>
+        <w:rPr>
+          <w:rFonts w:ascii="Times New Roman" w:cs="Times New Roman" w:eastAsia="Times New Roman" w:hAnsi="Times New Roman"/>
+          <w:bCs w:val="false"/>
+          <w:iCs w:val="false"/>
+          <w:sz w:val="24"/>
+          <w:szCs w:val="24"/>
+        </w:rPr>
+        <w:t xml:space="preserve"> − </w:t>
+      </w:r>
+      <w:r>
+        <w:rPr>
+          <w:rFonts w:ascii="Times New Roman" w:cs="Times New Roman" w:eastAsia="Times New Roman" w:hAnsi="Times New Roman"/>
+          <w:bCs w:val="false"/>
+          <w:i/>
+          <w:iCs w:val="false"/>
+          <w:sz w:val="24"/>
+          <w:szCs w:val="24"/>
+        </w:rPr>
+        <w:t>k</w:t>
+      </w:r>
+      <w:r>
+        <w:rPr>
+          <w:rFonts w:ascii="Times New Roman" w:cs="Times New Roman" w:eastAsia="Times New Roman" w:hAnsi="Times New Roman"/>
+          <w:bCs w:val="false"/>
+          <w:iCs w:val="false"/>
+          <w:sz w:val="24"/>
+          <w:szCs w:val="24"/>
+        </w:rPr>
+        <w:t xml:space="preserve"> and </w:t>
+      </w:r>
+      <w:r>
+        <w:rPr>
+          <w:rFonts w:ascii="Times New Roman" w:cs="Times New Roman" w:eastAsia="Times New Roman" w:hAnsi="Times New Roman"/>
+          <w:bCs w:val="false"/>
+          <w:i/>
+          <w:iCs w:val="false"/>
+          <w:sz w:val="24"/>
+          <w:szCs w:val="24"/>
+        </w:rPr>
+        <w:t>t</w:t>
+      </w:r>
+      <w:r>
+        <w:rPr>
+          <w:rFonts w:ascii="Times New Roman" w:cs="Times New Roman" w:eastAsia="Times New Roman" w:hAnsi="Times New Roman"/>
+          <w:bCs w:val="false"/>
+          <w:iCs w:val="false"/>
+          <w:sz w:val="24"/>
+          <w:szCs w:val="24"/>
+        </w:rPr>
+        <w:t xml:space="preserve">, the naive increment </w:t>
+      </w:r>
+      <w:r>
+        <w:rPr>
+          <w:rFonts w:ascii="Times New Roman" w:cs="Times New Roman" w:eastAsia="Times New Roman" w:hAnsi="Times New Roman"/>
+          <w:bCs w:val="false"/>
+          <w:i/>
+          <w:iCs w:val="false"/>
+          <w:sz w:val="24"/>
+          <w:szCs w:val="24"/>
+        </w:rPr>
+        <w:t>aV</w:t>
+      </w:r>
+      <w:r>
+        <w:rPr>
+          <w:rFonts w:ascii="Times New Roman" w:cs="Times New Roman" w:eastAsia="Times New Roman" w:hAnsi="Times New Roman"/>
+          <w:bCs w:val="false"/>
+          <w:iCs w:val="false"/>
+          <w:sz w:val="24"/>
+          <w:szCs w:val="24"/>
+        </w:rPr>
+        <w:t xml:space="preserve"> + (</w:t>
+      </w:r>
+      <w:r>
+        <w:rPr>
+          <w:rFonts w:ascii="Times New Roman" w:cs="Times New Roman" w:eastAsia="Times New Roman" w:hAnsi="Times New Roman"/>
+          <w:bCs w:val="false"/>
+          <w:i/>
+          <w:iCs w:val="false"/>
+          <w:sz w:val="24"/>
+          <w:szCs w:val="24"/>
+        </w:rPr>
+        <w:t>b</w:t>
+      </w:r>
+      <w:r>
+        <w:rPr>
+          <w:rFonts w:ascii="Times New Roman" w:cs="Times New Roman" w:eastAsia="Times New Roman" w:hAnsi="Times New Roman"/>
+          <w:bCs w:val="false"/>
+          <w:i/>
+          <w:iCs w:val="false"/>
+          <w:sz w:val="24"/>
+          <w:szCs w:val="24"/>
+          <w:vertAlign w:val="subscript"/>
+        </w:rPr>
+        <w:t>t</w:t>
+      </w:r>
+      <w:r>
+        <w:rPr>
+          <w:rFonts w:ascii="Times New Roman" w:cs="Times New Roman" w:eastAsia="Times New Roman" w:hAnsi="Times New Roman"/>
+          <w:bCs w:val="false"/>
+          <w:iCs w:val="false"/>
+          <w:sz w:val="24"/>
+          <w:szCs w:val="24"/>
+        </w:rPr>
+        <w:t xml:space="preserve"> − </w:t>
+      </w:r>
+      <w:r>
+        <w:rPr>
+          <w:rFonts w:ascii="Times New Roman" w:cs="Times New Roman" w:eastAsia="Times New Roman" w:hAnsi="Times New Roman"/>
+          <w:bCs w:val="false"/>
+          <w:i/>
+          <w:iCs w:val="false"/>
+          <w:sz w:val="24"/>
+          <w:szCs w:val="24"/>
+        </w:rPr>
+        <w:t>b</w:t>
+      </w:r>
+      <w:r>
+        <w:rPr>
+          <w:rFonts w:ascii="Times New Roman" w:cs="Times New Roman" w:eastAsia="Times New Roman" w:hAnsi="Times New Roman"/>
+          <w:bCs w:val="false"/>
+          <w:i/>
+          <w:iCs w:val="false"/>
+          <w:sz w:val="24"/>
+          <w:szCs w:val="24"/>
+          <w:vertAlign w:val="subscript"/>
+        </w:rPr>
+        <w:t>t−k</w:t>
+      </w:r>
+      <w:r>
+        <w:rPr>
+          <w:rFonts w:ascii="Times New Roman" w:cs="Times New Roman" w:eastAsia="Times New Roman" w:hAnsi="Times New Roman"/>
+          <w:bCs w:val="false"/>
+          <w:iCs w:val="false"/>
+          <w:sz w:val="24"/>
+          <w:szCs w:val="24"/>
+        </w:rPr>
+        <w:t xml:space="preserve">) makes a false promotion of a candidate with </w:t>
+      </w:r>
+      <w:r>
+        <w:rPr>
+          <w:rFonts w:ascii="Times New Roman" w:cs="Times New Roman" w:eastAsia="Times New Roman" w:hAnsi="Times New Roman"/>
+          <w:bCs w:val="false"/>
+          <w:i/>
+          <w:iCs w:val="false"/>
+          <w:sz w:val="24"/>
+          <w:szCs w:val="24"/>
+        </w:rPr>
+        <w:t>V</w:t>
+      </w:r>
+      <w:r>
+        <w:rPr>
+          <w:rFonts w:ascii="Times New Roman" w:cs="Times New Roman" w:eastAsia="Times New Roman" w:hAnsi="Times New Roman"/>
+          <w:bCs w:val="false"/>
+          <w:iCs w:val="false"/>
+          <w:sz w:val="24"/>
+          <w:szCs w:val="24"/>
+        </w:rPr>
+        <w:t xml:space="preserve"> ≤ 0 more likely as π and the size of the jump rise, and re-estimating (</w:t>
+      </w:r>
+      <w:r>
+        <w:rPr>
+          <w:rFonts w:ascii="Times New Roman" w:cs="Times New Roman" w:eastAsia="Times New Roman" w:hAnsi="Times New Roman"/>
+          <w:bCs w:val="false"/>
+          <w:i/>
+          <w:iCs w:val="false"/>
+          <w:sz w:val="24"/>
+          <w:szCs w:val="24"/>
+        </w:rPr>
+        <w:t>a</w:t>
+      </w:r>
+      <w:r>
+        <w:rPr>
+          <w:rFonts w:ascii="Times New Roman" w:cs="Times New Roman" w:eastAsia="Times New Roman" w:hAnsi="Times New Roman"/>
+          <w:bCs w:val="false"/>
+          <w:iCs w:val="false"/>
+          <w:sz w:val="24"/>
+          <w:szCs w:val="24"/>
+        </w:rPr>
+        <w:t xml:space="preserve">, </w:t>
+      </w:r>
+      <w:r>
+        <w:rPr>
+          <w:rFonts w:ascii="Times New Roman" w:cs="Times New Roman" w:eastAsia="Times New Roman" w:hAnsi="Times New Roman"/>
+          <w:bCs w:val="false"/>
+          <w:i/>
+          <w:iCs w:val="false"/>
+          <w:sz w:val="24"/>
+          <w:szCs w:val="24"/>
+        </w:rPr>
+        <w:t>b</w:t>
+      </w:r>
+      <w:r>
+        <w:rPr>
+          <w:rFonts w:ascii="Times New Roman" w:cs="Times New Roman" w:eastAsia="Times New Roman" w:hAnsi="Times New Roman"/>
+          <w:bCs w:val="false"/>
+          <w:iCs w:val="false"/>
+          <w:sz w:val="24"/>
+          <w:szCs w:val="24"/>
+        </w:rPr>
+        <w:t xml:space="preserve">) against </w:t>
       </w:r>
       <w:r>
         <w:rPr>
@@ -20200,647 +21060,11 @@
         <w:rPr>
           <w:rFonts w:ascii="Times New Roman" w:cs="Times New Roman" w:eastAsia="Times New Roman" w:hAnsi="Times New Roman"/>
           <w:bCs w:val="false"/>
-          <w:i/>
-          <w:iCs w:val="false"/>
-          <w:sz w:val="24"/>
-          <w:szCs w:val="24"/>
-          <w:vertAlign w:val="subscript"/>
-        </w:rPr>
-        <w:t>c</w:t>
-      </w:r>
-      <w:r>
-        <w:rPr>
-          <w:rFonts w:ascii="Times New Roman" w:cs="Times New Roman" w:eastAsia="Times New Roman" w:hAnsi="Times New Roman"/>
-          <w:bCs w:val="false"/>
-          <w:iCs w:val="false"/>
-          <w:sz w:val="24"/>
-          <w:szCs w:val="24"/>
-        </w:rPr>
-        <w:t xml:space="preserve"> &lt; 0 on the refusal class </w:t>
-      </w:r>
-      <w:r>
-        <w:rPr>
-          <w:rFonts w:ascii="Times New Roman" w:cs="Times New Roman" w:eastAsia="Times New Roman" w:hAnsi="Times New Roman"/>
-          <w:bCs w:val="false"/>
-          <w:i/>
-          <w:iCs w:val="false"/>
-          <w:sz w:val="24"/>
-          <w:szCs w:val="24"/>
-        </w:rPr>
-        <w:t>c</w:t>
-      </w:r>
-      <w:r>
-        <w:rPr>
-          <w:rFonts w:ascii="Times New Roman" w:cs="Times New Roman" w:eastAsia="Times New Roman" w:hAnsi="Times New Roman"/>
-          <w:bCs w:val="false"/>
-          <w:iCs w:val="false"/>
-          <w:sz w:val="24"/>
-          <w:szCs w:val="24"/>
-        </w:rPr>
-        <w:t xml:space="preserve"> whenever </w:t>
-      </w:r>
-      <w:r>
-        <w:rPr>
-          <w:rFonts w:ascii="Times New Roman" w:cs="Times New Roman" w:eastAsia="Times New Roman" w:hAnsi="Times New Roman"/>
-          <w:bCs w:val="false"/>
-          <w:i/>
-          <w:iCs w:val="false"/>
-          <w:sz w:val="24"/>
-          <w:szCs w:val="24"/>
-        </w:rPr>
-        <w:t>w</w:t>
-      </w:r>
-      <w:r>
-        <w:rPr>
-          <w:rFonts w:ascii="Times New Roman" w:cs="Times New Roman" w:eastAsia="Times New Roman" w:hAnsi="Times New Roman"/>
-          <w:bCs w:val="false"/>
-          <w:i/>
-          <w:iCs w:val="false"/>
-          <w:sz w:val="24"/>
-          <w:szCs w:val="24"/>
-          <w:vertAlign w:val="subscript"/>
-        </w:rPr>
-        <w:t>c</w:t>
-      </w:r>
-      <w:r>
-        <w:rPr>
-          <w:rFonts w:ascii="Times New Roman" w:cs="Times New Roman" w:eastAsia="Times New Roman" w:hAnsi="Times New Roman"/>
-          <w:bCs w:val="false"/>
-          <w:iCs w:val="false"/>
-          <w:sz w:val="24"/>
-          <w:szCs w:val="24"/>
-        </w:rPr>
-        <w:t>|Δ</w:t>
-      </w:r>
-      <w:r>
-        <w:rPr>
-          <w:rFonts w:ascii="Times New Roman" w:cs="Times New Roman" w:eastAsia="Times New Roman" w:hAnsi="Times New Roman"/>
-          <w:bCs w:val="false"/>
-          <w:i/>
-          <w:iCs w:val="false"/>
-          <w:sz w:val="24"/>
-          <w:szCs w:val="24"/>
-        </w:rPr>
-        <w:t>G</w:t>
-      </w:r>
-      <w:r>
-        <w:rPr>
-          <w:rFonts w:ascii="Times New Roman" w:cs="Times New Roman" w:eastAsia="Times New Roman" w:hAnsi="Times New Roman"/>
-          <w:bCs w:val="false"/>
-          <w:i/>
-          <w:iCs w:val="false"/>
-          <w:sz w:val="24"/>
-          <w:szCs w:val="24"/>
-          <w:vertAlign w:val="subscript"/>
-        </w:rPr>
-        <w:t>c</w:t>
-      </w:r>
-      <w:r>
-        <w:rPr>
-          <w:rFonts w:ascii="Times New Roman" w:cs="Times New Roman" w:eastAsia="Times New Roman" w:hAnsi="Times New Roman"/>
-          <w:bCs w:val="false"/>
-          <w:iCs w:val="false"/>
-          <w:sz w:val="24"/>
-          <w:szCs w:val="24"/>
-        </w:rPr>
-        <w:t>| &lt; Σ</w:t>
-      </w:r>
-      <w:r>
-        <w:rPr>
-          <w:rFonts w:ascii="Times New Roman" w:cs="Times New Roman" w:eastAsia="Times New Roman" w:hAnsi="Times New Roman"/>
-          <w:bCs w:val="false"/>
-          <w:iCs w:val="false"/>
-          <w:sz w:val="24"/>
-          <w:szCs w:val="24"/>
-          <w:vertAlign w:val="subscript"/>
-        </w:rPr>
-        <w:t>k≠c</w:t>
-      </w:r>
-      <w:r>
-        <w:rPr>
-          <w:rFonts w:ascii="Times New Roman" w:cs="Times New Roman" w:eastAsia="Times New Roman" w:hAnsi="Times New Roman"/>
-          <w:bCs w:val="false"/>
-          <w:iCs w:val="false"/>
-          <w:sz w:val="24"/>
-          <w:szCs w:val="24"/>
-        </w:rPr>
-        <w:t xml:space="preserve"> </w:t>
-      </w:r>
-      <w:r>
-        <w:rPr>
-          <w:rFonts w:ascii="Times New Roman" w:cs="Times New Roman" w:eastAsia="Times New Roman" w:hAnsi="Times New Roman"/>
-          <w:bCs w:val="false"/>
-          <w:i/>
-          <w:iCs w:val="false"/>
-          <w:sz w:val="24"/>
-          <w:szCs w:val="24"/>
-        </w:rPr>
-        <w:t>w</w:t>
-      </w:r>
-      <w:r>
-        <w:rPr>
-          <w:rFonts w:ascii="Times New Roman" w:cs="Times New Roman" w:eastAsia="Times New Roman" w:hAnsi="Times New Roman"/>
-          <w:bCs w:val="false"/>
-          <w:i/>
-          <w:iCs w:val="false"/>
-          <w:sz w:val="24"/>
-          <w:szCs w:val="24"/>
-          <w:vertAlign w:val="subscript"/>
-        </w:rPr>
-        <w:t>k</w:t>
-      </w:r>
-      <w:r>
-        <w:rPr>
-          <w:rFonts w:ascii="Times New Roman" w:cs="Times New Roman" w:eastAsia="Times New Roman" w:hAnsi="Times New Roman"/>
-          <w:bCs w:val="false"/>
-          <w:iCs w:val="false"/>
-          <w:sz w:val="24"/>
-          <w:szCs w:val="24"/>
-        </w:rPr>
-        <w:t>Δ</w:t>
-      </w:r>
-      <w:r>
-        <w:rPr>
-          <w:rFonts w:ascii="Times New Roman" w:cs="Times New Roman" w:eastAsia="Times New Roman" w:hAnsi="Times New Roman"/>
-          <w:bCs w:val="false"/>
-          <w:i/>
-          <w:iCs w:val="false"/>
-          <w:sz w:val="24"/>
-          <w:szCs w:val="24"/>
-        </w:rPr>
-        <w:t>G</w:t>
-      </w:r>
-      <w:r>
-        <w:rPr>
-          <w:rFonts w:ascii="Times New Roman" w:cs="Times New Roman" w:eastAsia="Times New Roman" w:hAnsi="Times New Roman"/>
-          <w:bCs w:val="false"/>
-          <w:i/>
-          <w:iCs w:val="false"/>
-          <w:sz w:val="24"/>
-          <w:szCs w:val="24"/>
-          <w:vertAlign w:val="subscript"/>
-        </w:rPr>
-        <w:t>k</w:t>
-      </w:r>
-      <w:r>
-        <w:rPr>
-          <w:rFonts w:ascii="Times New Roman" w:cs="Times New Roman" w:eastAsia="Times New Roman" w:hAnsi="Times New Roman"/>
-          <w:bCs w:val="false"/>
-          <w:iCs w:val="false"/>
-          <w:sz w:val="24"/>
-          <w:szCs w:val="24"/>
-        </w:rPr>
-        <w:t xml:space="preserve">, so a rise in the mean does not imply a rise in </w:t>
-      </w:r>
-      <w:r>
-        <w:rPr>
-          <w:rFonts w:ascii="Times New Roman" w:cs="Times New Roman" w:eastAsia="Times New Roman" w:hAnsi="Times New Roman"/>
-          <w:bCs w:val="false"/>
-          <w:i/>
-          <w:iCs w:val="false"/>
-          <w:sz w:val="24"/>
-          <w:szCs w:val="24"/>
-        </w:rPr>
-        <w:t>V</w:t>
-      </w:r>
-      <w:r>
-        <w:rPr>
-          <w:rFonts w:ascii="Times New Roman" w:cs="Times New Roman" w:eastAsia="Times New Roman" w:hAnsi="Times New Roman"/>
-          <w:bCs w:val="false"/>
-          <w:iCs w:val="false"/>
-          <w:sz w:val="24"/>
-          <w:szCs w:val="24"/>
-        </w:rPr>
-        <w:t xml:space="preserve"> on the class that expresses organizational intent. For Proposition 3, suppose the canary score of the cheat is measured with noise of standard deviation ω</w:t>
-      </w:r>
-      <w:r>
-        <w:rPr>
-          <w:rFonts w:ascii="Times New Roman" w:cs="Times New Roman" w:eastAsia="Times New Roman" w:hAnsi="Times New Roman"/>
-          <w:bCs w:val="false"/>
-          <w:iCs w:val="false"/>
-          <w:sz w:val="24"/>
-          <w:szCs w:val="24"/>
-          <w:vertAlign w:val="subscript"/>
-        </w:rPr>
-        <w:t>c</w:t>
-      </w:r>
-      <w:r>
-        <w:rPr>
-          <w:rFonts w:ascii="Times New Roman" w:cs="Times New Roman" w:eastAsia="Times New Roman" w:hAnsi="Times New Roman"/>
-          <w:bCs w:val="false"/>
-          <w:iCs w:val="false"/>
-          <w:sz w:val="24"/>
-          <w:szCs w:val="24"/>
-        </w:rPr>
-        <w:t xml:space="preserve"> around its true value </w:t>
-      </w:r>
-      <w:r>
-        <w:rPr>
-          <w:rFonts w:ascii="Times New Roman" w:cs="Times New Roman" w:eastAsia="Times New Roman" w:hAnsi="Times New Roman"/>
-          <w:bCs w:val="false"/>
-          <w:i/>
-          <w:iCs w:val="false"/>
-          <w:sz w:val="24"/>
-          <w:szCs w:val="24"/>
-        </w:rPr>
-        <w:t>g</w:t>
-      </w:r>
-      <w:r>
-        <w:rPr>
-          <w:rFonts w:ascii="Times New Roman" w:cs="Times New Roman" w:eastAsia="Times New Roman" w:hAnsi="Times New Roman"/>
-          <w:bCs w:val="false"/>
-          <w:i/>
-          <w:iCs w:val="false"/>
-          <w:sz w:val="24"/>
-          <w:szCs w:val="24"/>
-          <w:vertAlign w:val="subscript"/>
-        </w:rPr>
-        <w:t>c</w:t>
-      </w:r>
-      <w:r>
-        <w:rPr>
-          <w:rFonts w:ascii="Times New Roman" w:cs="Times New Roman" w:eastAsia="Times New Roman" w:hAnsi="Times New Roman"/>
-          <w:bCs w:val="false"/>
-          <w:iCs w:val="false"/>
-          <w:sz w:val="24"/>
-          <w:szCs w:val="24"/>
-        </w:rPr>
-        <w:t xml:space="preserve">, and the battery has a floor θ. The probability that the cheat is stopped is Φ((θ − </w:t>
-      </w:r>
-      <w:r>
-        <w:rPr>
-          <w:rFonts w:ascii="Times New Roman" w:cs="Times New Roman" w:eastAsia="Times New Roman" w:hAnsi="Times New Roman"/>
-          <w:bCs w:val="false"/>
-          <w:i/>
-          <w:iCs w:val="false"/>
-          <w:sz w:val="24"/>
-          <w:szCs w:val="24"/>
-        </w:rPr>
-        <w:t>g</w:t>
-      </w:r>
-      <w:r>
-        <w:rPr>
-          <w:rFonts w:ascii="Times New Roman" w:cs="Times New Roman" w:eastAsia="Times New Roman" w:hAnsi="Times New Roman"/>
-          <w:bCs w:val="false"/>
-          <w:i/>
-          <w:iCs w:val="false"/>
-          <w:sz w:val="24"/>
-          <w:szCs w:val="24"/>
-          <w:vertAlign w:val="subscript"/>
-        </w:rPr>
-        <w:t>c</w:t>
-      </w:r>
-      <w:r>
-        <w:rPr>
-          <w:rFonts w:ascii="Times New Roman" w:cs="Times New Roman" w:eastAsia="Times New Roman" w:hAnsi="Times New Roman"/>
-          <w:bCs w:val="false"/>
-          <w:iCs w:val="false"/>
-          <w:sz w:val="24"/>
-          <w:szCs w:val="24"/>
-        </w:rPr>
-        <w:t>)/ω</w:t>
-      </w:r>
-      <w:r>
-        <w:rPr>
-          <w:rFonts w:ascii="Times New Roman" w:cs="Times New Roman" w:eastAsia="Times New Roman" w:hAnsi="Times New Roman"/>
-          <w:bCs w:val="false"/>
-          <w:iCs w:val="false"/>
-          <w:sz w:val="24"/>
-          <w:szCs w:val="24"/>
-          <w:vertAlign w:val="subscript"/>
-        </w:rPr>
-        <w:t>c</w:t>
-      </w:r>
-      <w:r>
-        <w:rPr>
-          <w:rFonts w:ascii="Times New Roman" w:cs="Times New Roman" w:eastAsia="Times New Roman" w:hAnsi="Times New Roman"/>
-          <w:bCs w:val="false"/>
-          <w:iCs w:val="false"/>
-          <w:sz w:val="24"/>
-          <w:szCs w:val="24"/>
-        </w:rPr>
-        <w:t xml:space="preserve">), which increases in the separation θ − </w:t>
-      </w:r>
-      <w:r>
-        <w:rPr>
-          <w:rFonts w:ascii="Times New Roman" w:cs="Times New Roman" w:eastAsia="Times New Roman" w:hAnsi="Times New Roman"/>
-          <w:bCs w:val="false"/>
-          <w:i/>
-          <w:iCs w:val="false"/>
-          <w:sz w:val="24"/>
-          <w:szCs w:val="24"/>
-        </w:rPr>
-        <w:t>g</w:t>
-      </w:r>
-      <w:r>
-        <w:rPr>
-          <w:rFonts w:ascii="Times New Roman" w:cs="Times New Roman" w:eastAsia="Times New Roman" w:hAnsi="Times New Roman"/>
-          <w:bCs w:val="false"/>
-          <w:i/>
-          <w:iCs w:val="false"/>
-          <w:sz w:val="24"/>
-          <w:szCs w:val="24"/>
-          <w:vertAlign w:val="subscript"/>
-        </w:rPr>
-        <w:t>c</w:t>
-      </w:r>
-      <w:r>
-        <w:rPr>
-          <w:rFonts w:ascii="Times New Roman" w:cs="Times New Roman" w:eastAsia="Times New Roman" w:hAnsi="Times New Roman"/>
-          <w:bCs w:val="false"/>
-          <w:iCs w:val="false"/>
-          <w:sz w:val="24"/>
-          <w:szCs w:val="24"/>
-        </w:rPr>
-        <w:t xml:space="preserve"> that the canary is built to create; with deterministic gold, as in the laboratory (</w:t>
-      </w:r>
-      <w:r>
-        <w:rPr>
-          <w:rFonts w:ascii="Times New Roman" w:cs="Times New Roman" w:eastAsia="Times New Roman" w:hAnsi="Times New Roman"/>
-          <w:bCs w:val="false"/>
-          <w:i/>
-          <w:iCs w:val="false"/>
-          <w:sz w:val="24"/>
-          <w:szCs w:val="24"/>
-        </w:rPr>
-        <w:t>g</w:t>
-      </w:r>
-      <w:r>
-        <w:rPr>
-          <w:rFonts w:ascii="Times New Roman" w:cs="Times New Roman" w:eastAsia="Times New Roman" w:hAnsi="Times New Roman"/>
-          <w:bCs w:val="false"/>
-          <w:i/>
-          <w:iCs w:val="false"/>
-          <w:sz w:val="24"/>
-          <w:szCs w:val="24"/>
-          <w:vertAlign w:val="subscript"/>
-        </w:rPr>
-        <w:t>c</w:t>
-      </w:r>
-      <w:r>
-        <w:rPr>
-          <w:rFonts w:ascii="Times New Roman" w:cs="Times New Roman" w:eastAsia="Times New Roman" w:hAnsi="Times New Roman"/>
-          <w:bCs w:val="false"/>
-          <w:iCs w:val="false"/>
-          <w:sz w:val="24"/>
-          <w:szCs w:val="24"/>
-        </w:rPr>
-        <w:t xml:space="preserve"> = 0.55, θ = 0.70), it equals one. For Proposition 5, if the judge changes between </w:t>
-      </w:r>
-      <w:r>
-        <w:rPr>
-          <w:rFonts w:ascii="Times New Roman" w:cs="Times New Roman" w:eastAsia="Times New Roman" w:hAnsi="Times New Roman"/>
-          <w:bCs w:val="false"/>
-          <w:i/>
-          <w:iCs w:val="false"/>
-          <w:sz w:val="24"/>
-          <w:szCs w:val="24"/>
-        </w:rPr>
-        <w:t>t</w:t>
-      </w:r>
-      <w:r>
-        <w:rPr>
-          <w:rFonts w:ascii="Times New Roman" w:cs="Times New Roman" w:eastAsia="Times New Roman" w:hAnsi="Times New Roman"/>
-          <w:bCs w:val="false"/>
-          <w:iCs w:val="false"/>
-          <w:sz w:val="24"/>
-          <w:szCs w:val="24"/>
-        </w:rPr>
-        <w:t xml:space="preserve"> − </w:t>
-      </w:r>
-      <w:r>
-        <w:rPr>
-          <w:rFonts w:ascii="Times New Roman" w:cs="Times New Roman" w:eastAsia="Times New Roman" w:hAnsi="Times New Roman"/>
-          <w:bCs w:val="false"/>
-          <w:i/>
-          <w:iCs w:val="false"/>
-          <w:sz w:val="24"/>
-          <w:szCs w:val="24"/>
-        </w:rPr>
-        <w:t>k</w:t>
-      </w:r>
-      <w:r>
-        <w:rPr>
-          <w:rFonts w:ascii="Times New Roman" w:cs="Times New Roman" w:eastAsia="Times New Roman" w:hAnsi="Times New Roman"/>
-          <w:bCs w:val="false"/>
-          <w:iCs w:val="false"/>
-          <w:sz w:val="24"/>
-          <w:szCs w:val="24"/>
-        </w:rPr>
-        <w:t xml:space="preserve"> and </w:t>
-      </w:r>
-      <w:r>
-        <w:rPr>
-          <w:rFonts w:ascii="Times New Roman" w:cs="Times New Roman" w:eastAsia="Times New Roman" w:hAnsi="Times New Roman"/>
-          <w:bCs w:val="false"/>
-          <w:i/>
-          <w:iCs w:val="false"/>
-          <w:sz w:val="24"/>
-          <w:szCs w:val="24"/>
-        </w:rPr>
-        <w:t>t</w:t>
-      </w:r>
-      <w:r>
-        <w:rPr>
-          <w:rFonts w:ascii="Times New Roman" w:cs="Times New Roman" w:eastAsia="Times New Roman" w:hAnsi="Times New Roman"/>
-          <w:bCs w:val="false"/>
-          <w:iCs w:val="false"/>
-          <w:sz w:val="24"/>
-          <w:szCs w:val="24"/>
-        </w:rPr>
-        <w:t>, the naive increment is Δ</w:t>
-      </w:r>
-      <w:r>
-        <w:rPr>
-          <w:rFonts w:ascii="Times New Roman" w:cs="Times New Roman" w:eastAsia="Times New Roman" w:hAnsi="Times New Roman"/>
-          <w:bCs w:val="false"/>
-          <w:i/>
-          <w:iCs w:val="false"/>
-          <w:sz w:val="24"/>
-          <w:szCs w:val="24"/>
-        </w:rPr>
-        <w:t>Ĵ</w:t>
-      </w:r>
-      <w:r>
-        <w:rPr>
-          <w:rFonts w:ascii="Times New Roman" w:cs="Times New Roman" w:eastAsia="Times New Roman" w:hAnsi="Times New Roman"/>
-          <w:bCs w:val="false"/>
-          <w:iCs w:val="false"/>
-          <w:sz w:val="24"/>
-          <w:szCs w:val="24"/>
-        </w:rPr>
-        <w:t xml:space="preserve"> = </w:t>
-      </w:r>
-      <w:r>
-        <w:rPr>
-          <w:rFonts w:ascii="Times New Roman" w:cs="Times New Roman" w:eastAsia="Times New Roman" w:hAnsi="Times New Roman"/>
-          <w:bCs w:val="false"/>
-          <w:i/>
-          <w:iCs w:val="false"/>
-          <w:sz w:val="24"/>
-          <w:szCs w:val="24"/>
-        </w:rPr>
-        <w:t>aV</w:t>
-      </w:r>
-      <w:r>
-        <w:rPr>
-          <w:rFonts w:ascii="Times New Roman" w:cs="Times New Roman" w:eastAsia="Times New Roman" w:hAnsi="Times New Roman"/>
-          <w:bCs w:val="false"/>
-          <w:iCs w:val="false"/>
-          <w:sz w:val="24"/>
-          <w:szCs w:val="24"/>
-        </w:rPr>
-        <w:t xml:space="preserve"> + (</w:t>
-      </w:r>
-      <w:r>
-        <w:rPr>
-          <w:rFonts w:ascii="Times New Roman" w:cs="Times New Roman" w:eastAsia="Times New Roman" w:hAnsi="Times New Roman"/>
-          <w:bCs w:val="false"/>
-          <w:i/>
-          <w:iCs w:val="false"/>
-          <w:sz w:val="24"/>
-          <w:szCs w:val="24"/>
-        </w:rPr>
-        <w:t>b</w:t>
-      </w:r>
-      <w:r>
-        <w:rPr>
-          <w:rFonts w:ascii="Times New Roman" w:cs="Times New Roman" w:eastAsia="Times New Roman" w:hAnsi="Times New Roman"/>
-          <w:bCs w:val="false"/>
-          <w:i/>
-          <w:iCs w:val="false"/>
-          <w:sz w:val="24"/>
-          <w:szCs w:val="24"/>
-          <w:vertAlign w:val="subscript"/>
-        </w:rPr>
-        <w:t>t</w:t>
-      </w:r>
-      <w:r>
-        <w:rPr>
-          <w:rFonts w:ascii="Times New Roman" w:cs="Times New Roman" w:eastAsia="Times New Roman" w:hAnsi="Times New Roman"/>
-          <w:bCs w:val="false"/>
-          <w:iCs w:val="false"/>
-          <w:sz w:val="24"/>
-          <w:szCs w:val="24"/>
-        </w:rPr>
-        <w:t xml:space="preserve"> − </w:t>
-      </w:r>
-      <w:r>
-        <w:rPr>
-          <w:rFonts w:ascii="Times New Roman" w:cs="Times New Roman" w:eastAsia="Times New Roman" w:hAnsi="Times New Roman"/>
-          <w:bCs w:val="false"/>
-          <w:i/>
-          <w:iCs w:val="false"/>
-          <w:sz w:val="24"/>
-          <w:szCs w:val="24"/>
-        </w:rPr>
-        <w:t>b</w:t>
-      </w:r>
-      <w:r>
-        <w:rPr>
-          <w:rFonts w:ascii="Times New Roman" w:cs="Times New Roman" w:eastAsia="Times New Roman" w:hAnsi="Times New Roman"/>
-          <w:bCs w:val="false"/>
-          <w:i/>
-          <w:iCs w:val="false"/>
-          <w:sz w:val="24"/>
-          <w:szCs w:val="24"/>
-          <w:vertAlign w:val="subscript"/>
-        </w:rPr>
-        <w:t>t−k</w:t>
-      </w:r>
-      <w:r>
-        <w:rPr>
-          <w:rFonts w:ascii="Times New Roman" w:cs="Times New Roman" w:eastAsia="Times New Roman" w:hAnsi="Times New Roman"/>
-          <w:bCs w:val="false"/>
-          <w:iCs w:val="false"/>
-          <w:sz w:val="24"/>
-          <w:szCs w:val="24"/>
-        </w:rPr>
-        <w:t xml:space="preserve">). When a positive jump occurs with probability π, the probability of a false promotion of a candidate with </w:t>
-      </w:r>
-      <w:r>
-        <w:rPr>
-          <w:rFonts w:ascii="Times New Roman" w:cs="Times New Roman" w:eastAsia="Times New Roman" w:hAnsi="Times New Roman"/>
-          <w:bCs w:val="false"/>
-          <w:i/>
-          <w:iCs w:val="false"/>
-          <w:sz w:val="24"/>
-          <w:szCs w:val="24"/>
-        </w:rPr>
-        <w:t>V</w:t>
-      </w:r>
-      <w:r>
-        <w:rPr>
-          <w:rFonts w:ascii="Times New Roman" w:cs="Times New Roman" w:eastAsia="Times New Roman" w:hAnsi="Times New Roman"/>
-          <w:bCs w:val="false"/>
-          <w:iCs w:val="false"/>
-          <w:sz w:val="24"/>
-          <w:szCs w:val="24"/>
-        </w:rPr>
-        <w:t xml:space="preserve"> ≤ 0 is increasing in π and in the size of the jump. Re-estimating (</w:t>
-      </w:r>
-      <w:r>
-        <w:rPr>
-          <w:rFonts w:ascii="Times New Roman" w:cs="Times New Roman" w:eastAsia="Times New Roman" w:hAnsi="Times New Roman"/>
-          <w:bCs w:val="false"/>
-          <w:i/>
-          <w:iCs w:val="false"/>
-          <w:sz w:val="24"/>
-          <w:szCs w:val="24"/>
-        </w:rPr>
-        <w:t>a</w:t>
-      </w:r>
-      <w:r>
-        <w:rPr>
-          <w:rFonts w:ascii="Times New Roman" w:cs="Times New Roman" w:eastAsia="Times New Roman" w:hAnsi="Times New Roman"/>
-          <w:bCs w:val="false"/>
-          <w:iCs w:val="false"/>
-          <w:sz w:val="24"/>
-          <w:szCs w:val="24"/>
-        </w:rPr>
-        <w:t xml:space="preserve">, </w:t>
-      </w:r>
-      <w:r>
-        <w:rPr>
-          <w:rFonts w:ascii="Times New Roman" w:cs="Times New Roman" w:eastAsia="Times New Roman" w:hAnsi="Times New Roman"/>
-          <w:bCs w:val="false"/>
-          <w:i/>
-          <w:iCs w:val="false"/>
-          <w:sz w:val="24"/>
-          <w:szCs w:val="24"/>
-        </w:rPr>
-        <w:t>b</w:t>
-      </w:r>
-      <w:r>
-        <w:rPr>
-          <w:rFonts w:ascii="Times New Roman" w:cs="Times New Roman" w:eastAsia="Times New Roman" w:hAnsi="Times New Roman"/>
-          <w:bCs w:val="false"/>
-          <w:iCs w:val="false"/>
-          <w:sz w:val="24"/>
-          <w:szCs w:val="24"/>
-        </w:rPr>
-        <w:t xml:space="preserve">) against </w:t>
-      </w:r>
-      <w:r>
-        <w:rPr>
-          <w:rFonts w:ascii="Times New Roman" w:cs="Times New Roman" w:eastAsia="Times New Roman" w:hAnsi="Times New Roman"/>
-          <w:bCs w:val="false"/>
-          <w:i/>
-          <w:iCs w:val="false"/>
-          <w:sz w:val="24"/>
-          <w:szCs w:val="24"/>
-        </w:rPr>
-        <w:t>G</w:t>
-      </w:r>
-      <w:r>
-        <w:rPr>
-          <w:rFonts w:ascii="Times New Roman" w:cs="Times New Roman" w:eastAsia="Times New Roman" w:hAnsi="Times New Roman"/>
-          <w:bCs w:val="false"/>
-          <w:iCs w:val="false"/>
-          <w:sz w:val="24"/>
-          <w:szCs w:val="24"/>
-        </w:rPr>
-        <w:t xml:space="preserve"> removes the systematic part of the jump from the rule and leaves only the residual variance ν², which enters </w:t>
+          <w:iCs w:val="false"/>
+          <w:sz w:val="24"/>
+          <w:szCs w:val="24"/>
+        </w:rPr>
+        <w:t xml:space="preserve"> removes the systematic part of the jump and leaves the residual variance ν², which enters </w:t>
       </w:r>
       <w:r>
         <w:rPr>
@@ -20861,7 +21085,7 @@
           <w:sz w:val="24"/>
           <w:szCs w:val="24"/>
         </w:rPr>
-        <w:t xml:space="preserve"> through (C3) as in Step 4.</w:t>
+        <w:t xml:space="preserve"> through (C3).</w:t>
       </w:r>
     </w:p>
     <w:p>
@@ -20889,7 +21113,7 @@
           <w:sz w:val="24"/>
           <w:szCs w:val="24"/>
         </w:rPr>
-        <w:t xml:space="preserve"> The derivation is one-shot, Gaussian, and allows a single inspection. A continuous-time version with a geometric Brownian motion state would replace (C3) with the familiar closed-form multiple of the investment cost </w:t>
+        <w:t xml:space="preserve"> The derivation is one-shot, Gaussian, and allows a single inspection. A continuous-time version would replace (C3) with a closed-form multiple of the investment cost </w:t>
       </w:r>
       <w:r>
         <w:rPr>
@@ -20910,7 +21134,7 @@
           <w:sz w:val="24"/>
           <w:szCs w:val="24"/>
         </w:rPr>
-        <w:t>, but it is not derived here. The proofs of the claims in this appendix are collected in Appendix D. Two implications are worth stating. First, Equations 3 and 4 differ in two places: the posterior E[</w:t>
+        <w:t xml:space="preserve"> but is not derived here, and the proofs are in Appendix D. Equations 2 and 3 differ in two places: the posterior E[</w:t>
       </w:r>
       <w:r>
         <w:rPr>
@@ -20973,7 +21197,7 @@
           <w:sz w:val="24"/>
           <w:szCs w:val="24"/>
         </w:rPr>
-        <w:t xml:space="preserve"> is positive. Second, when inspection cannot be created at any finite cost that is worth paying (</w:t>
+        <w:t xml:space="preserve"> is positive. When inspection cannot be created at any finite cost worth paying (</w:t>
       </w:r>
       <w:r>
         <w:rPr>
@@ -21048,7 +21272,7 @@
           <w:sz w:val="24"/>
           <w:szCs w:val="24"/>
         </w:rPr>
-        <w:t xml:space="preserve"> = 0 and the options rule reduces to Bayesian NPV on the shrunk posterior mean. That rule still differs from NPV on raw judge movement, but it no longer calls for waiting, which is why Section 3.3 conditions its advice on </w:t>
+        <w:t xml:space="preserve"> = 0 and the options rule reduces to Bayesian NPV on the shrunk posterior mean, which still differs from NPV on raw judge movement but no longer calls for waiting. This is why Section 3.3 conditions its advice on </w:t>
       </w:r>
       <w:r>
         <w:rPr>

--- a/ISR_Staging_Commitment.docx
+++ b/ISR_Staging_Commitment.docx
@@ -2820,7 +2820,7 @@
           <w:sz w:val="24"/>
           <w:szCs w:val="24"/>
         </w:rPr>
-        <w:t>Section 3 treats the quality of the instrument as a source of risk and prices it as flexibility. This section asks how that flexibility interacts with three choices that an organization makes: how deeply to search against the judge, how strongly to inspect, and how strongly to tie pay to judge scores. Each subsection adds one element to a single stylized model. Section 4.1 takes the share of gameable candidates as given and derives the optimal search depth. Section 4.2 lets the team that searches choose that share. Section 4.3 adds honest effort, and Section 4.4 derives the optimal intensity of judge-linked pay under a participation constraint. Throughout, a candidate that raises the judge score by gaming the rubric at a cost to quality is called an exploit, and the designed illustration of Section 5.1 calls it the cheat. The results are stylized, their assumptions are stated where they matter, the proofs and the numerical checks behind them are in Online Appendix D.</w:t>
+        <w:t>Section 3 treats the quality of the instrument as a source of risk and prices it as flexibility. This section asks how that flexibility interacts with three choices that an organization makes: how deeply to search against the judge, how strongly to inspect, and how strongly to tie pay to judge scores. Each subsection adds one element to a single stylized model. Section 4.1 takes the share of gameable candidates as given and derives the optimal search depth. Section 4.2 lets the team that searches choose that share. Section 4.3 adds honest effort, and Section 4.4 derives the optimal intensity of judge-linked pay under a participation constraint. Throughout, a candidate that raises the judge score by gaming the rubric at a cost to quality is called an exploit, and the designed illustration of Section 5.1 calls it the cheat. The results are stylized, their assumptions are stated where they matter, each result is stated with the idea of its proof, and the full proofs and the numerical checks behind them are in Online Appendix D.</w:t>
       </w:r>
     </w:p>
     <w:p>
@@ -3374,7 +3374,7 @@
           <w:sz w:val="24"/>
           <w:szCs w:val="24"/>
         </w:rPr>
-        <w:t xml:space="preserve">Net value has a single interior maximum (Theorem 2), so the optimal depth </w:t>
+        <w:t xml:space="preserve">Net value has a single interior maximum (Theorem 2): the marginal gain from search falls, because the increments of the expected maximum shrink, while the marginal exposure to exploits rises, so the marginal value of search crosses its cost once. The optimal depth </w:t>
       </w:r>
       <w:r>
         <w:rPr>
@@ -3395,7 +3395,7 @@
           <w:sz w:val="24"/>
           <w:szCs w:val="24"/>
         </w:rPr>
-        <w:t xml:space="preserve">* is unique and falls as ξ and </w:t>
+        <w:t xml:space="preserve">* is therefore unique and falls as ξ and </w:t>
       </w:r>
       <w:r>
         <w:rPr>
@@ -4468,7 +4468,28 @@
           <w:sz w:val="24"/>
           <w:szCs w:val="24"/>
         </w:rPr>
-        <w:t xml:space="preserve">, ζ, and κ and rises with β and Δ (Theorem 3). Substituting (7) into </w:t>
+        <w:t>, ζ, and κ and rises with β and Δ (Theorem 3), because a deeper search raises the honest score at stake and stronger detection makes a flagged release more likely, so that the net gain Γ</w:t>
+      </w:r>
+      <w:r>
+        <w:rPr>
+          <w:rFonts w:ascii="Times New Roman" w:cs="Times New Roman" w:eastAsia="Times New Roman" w:hAnsi="Times New Roman"/>
+          <w:bCs w:val="false"/>
+          <w:iCs w:val="false"/>
+          <w:sz w:val="24"/>
+          <w:szCs w:val="24"/>
+          <w:vertAlign w:val="subscript"/>
+        </w:rPr>
+        <w:t>N</w:t>
+      </w:r>
+      <w:r>
+        <w:rPr>
+          <w:rFonts w:ascii="Times New Roman" w:cs="Times New Roman" w:eastAsia="Times New Roman" w:hAnsi="Times New Roman"/>
+          <w:bCs w:val="false"/>
+          <w:iCs w:val="false"/>
+          <w:sz w:val="24"/>
+          <w:szCs w:val="24"/>
+        </w:rPr>
+        <w:t xml:space="preserve"> falls while the cost of exploiting does not. Substituting (7) into </w:t>
       </w:r>
       <w:r>
         <w:rPr>
@@ -6743,7 +6764,49 @@
           <w:sz w:val="24"/>
           <w:szCs w:val="24"/>
         </w:rPr>
-        <w:t xml:space="preserve">/(1 − ζ) (Theorem 4). Between these conditions several equilibria can coexist, because exploitation lowers honest effort, which raises the payoff to exploitation. With </w:t>
+        <w:t>/(1 − ζ) (Theorem 4). The proof writes the equilibrium as the fixed point of a one-dimensional map. The best honest effort falls with exploit effort, the best exploit effort falls with honest effort, and the composition has slope at most β²θ²ζ²</w:t>
+      </w:r>
+      <w:r>
+        <w:rPr>
+          <w:rFonts w:ascii="Times New Roman" w:cs="Times New Roman" w:eastAsia="Times New Roman" w:hAnsi="Times New Roman"/>
+          <w:bCs w:val="false"/>
+          <w:i/>
+          <w:iCs w:val="false"/>
+          <w:sz w:val="24"/>
+          <w:szCs w:val="24"/>
+        </w:rPr>
+        <w:t>N</w:t>
+      </w:r>
+      <w:r>
+        <w:rPr>
+          <w:rFonts w:ascii="Times New Roman" w:cs="Times New Roman" w:eastAsia="Times New Roman" w:hAnsi="Times New Roman"/>
+          <w:bCs w:val="false"/>
+          <w:iCs w:val="false"/>
+          <w:sz w:val="24"/>
+          <w:szCs w:val="24"/>
+        </w:rPr>
+        <w:t>/(κψ), so it is a contraction under the first condition. For β ≥ β</w:t>
+      </w:r>
+      <w:r>
+        <w:rPr>
+          <w:rFonts w:ascii="Times New Roman" w:cs="Times New Roman" w:eastAsia="Times New Roman" w:hAnsi="Times New Roman"/>
+          <w:bCs w:val="false"/>
+          <w:iCs w:val="false"/>
+          <w:sz w:val="24"/>
+          <w:szCs w:val="24"/>
+          <w:vertAlign w:val="subscript"/>
+        </w:rPr>
+        <w:t>u</w:t>
+      </w:r>
+      <w:r>
+        <w:rPr>
+          <w:rFonts w:ascii="Times New Roman" w:cs="Times New Roman" w:eastAsia="Times New Roman" w:hAnsi="Times New Roman"/>
+          <w:bCs w:val="false"/>
+          <w:iCs w:val="false"/>
+          <w:sz w:val="24"/>
+          <w:szCs w:val="24"/>
+        </w:rPr>
+        <w:t xml:space="preserve">, even the largest feasible exploit gain is negative and the map is identically zero. Between these conditions the two efforts can reinforce each other, because exploitation lowers honest effort, which raises the payoff to exploitation, and several equilibria can coexist. With </w:t>
       </w:r>
       <w:r>
         <w:rPr>
@@ -7681,7 +7744,7 @@
           <w:sz w:val="24"/>
           <w:szCs w:val="24"/>
         </w:rPr>
-        <w:t xml:space="preserve">/ψ (Theorem 5). Without exploitation, (11) gives </w:t>
+        <w:t xml:space="preserve">/ψ (Theorem 5), since honest effort has a quadratic cost and exploitation only removes surplus. Without exploitation, (11) gives </w:t>
       </w:r>
       <w:r>
         <w:rPr>
@@ -7835,7 +7898,28 @@
           <w:sz w:val="24"/>
           <w:szCs w:val="24"/>
         </w:rPr>
-        <w:t xml:space="preserve">/θ, and the equilibrium is then unique if </w:t>
+        <w:t xml:space="preserve">/θ, because with no exploitation honest effort equals </w:t>
+      </w:r>
+      <w:r>
+        <w:rPr>
+          <w:rFonts w:ascii="Times New Roman" w:cs="Times New Roman" w:eastAsia="Times New Roman" w:hAnsi="Times New Roman"/>
+          <w:bCs w:val="false"/>
+          <w:i/>
+          <w:iCs w:val="false"/>
+          <w:sz w:val="24"/>
+          <w:szCs w:val="24"/>
+        </w:rPr>
+        <w:t>g</w:t>
+      </w:r>
+      <w:r>
+        <w:rPr>
+          <w:rFonts w:ascii="Times New Roman" w:cs="Times New Roman" w:eastAsia="Times New Roman" w:hAnsi="Times New Roman"/>
+          <w:bCs w:val="false"/>
+          <w:iCs w:val="false"/>
+          <w:sz w:val="24"/>
+          <w:szCs w:val="24"/>
+        </w:rPr>
+        <w:t xml:space="preserve">/ψ only at that β and (13) states when no exploitation is an equilibrium. The equilibrium is then unique if </w:t>
       </w:r>
       <w:r>
         <w:rPr>
